--- a/data/outputs/v2/Core_Mathematics/SS2.6_Area_of_a_Part_of_a_Circle/Core_Mathematics_Area_of_a_Part_of_a_Circle_CBE_LessonSequence.docx
+++ b/data/outputs/v2/Core_Mathematics/SS2.6_Area_of_a_Part_of_a_Circle/Core_Mathematics_Area_of_a_Part_of_a_Circle_CBE_LessonSequence.docx
@@ -3204,40 +3204,24 @@
             <w:pPr>
               <w:spacing w:after="20" w:before="0"/>
             </w:pPr>
-            <w:hyperlink w:history="1" r:id="rIdbu-agwtma_xx4fq-huemc">
-              <w:r>
-                <w:rPr>
-                  <w:rFonts w:ascii="Arial" w:cs="Arial" w:eastAsia="Arial" w:hAnsi="Arial"/>
-                  <w:color w:val="2E75B6"/>
-                  <w:sz w:val="16"/>
-                  <w:szCs w:val="16"/>
-                  <w:u w:val="single" w:color="2E75B6"/>
-                </w:rPr>
-                <w:t xml:space="preserve">Magnetic field created by a current carrying wire</w:t>
-              </w:r>
-            </w:hyperlink>
+            <w:r>
+              <w:rPr>
+                <w:rFonts w:ascii="Arial" w:cs="Arial" w:eastAsia="Arial" w:hAnsi="Arial"/>
+                <w:i/>
+                <w:iCs/>
+                <w:color w:val="595959"/>
+                <w:sz w:val="16"/>
+                <w:szCs w:val="16"/>
+              </w:rPr>
+              <w:t xml:space="preserve">No closely matching video in the ARES library for this activity.</w:t>
+            </w:r>
           </w:p>
           <w:p>
             <w:pPr>
               <w:spacing w:after="10" w:before="0"/>
               <w:ind w:left="120"/>
             </w:pPr>
-            <w:r>
-              <w:rPr>
-                <w:rFonts w:ascii="Arial" w:cs="Arial" w:eastAsia="Arial" w:hAnsi="Arial"/>
-                <w:color w:val="595959"/>
-                <w:sz w:val="14"/>
-                <w:szCs w:val="14"/>
-              </w:rPr>
-              <w:t xml:space="preserve">Source: Khan Academy (English - US curriculum)</w:t>
-            </w:r>
-          </w:p>
-          <w:p>
-            <w:pPr>
-              <w:spacing w:after="10" w:before="0"/>
-              <w:ind w:left="120"/>
-            </w:pPr>
-            <w:hyperlink w:history="1" r:id="rId7eoq5dumeb9fseix0_d1g">
+            <w:hyperlink w:history="1" r:id="rIdaqqp9wajqebkdyx1mwpq2">
               <w:r>
                 <w:rPr>
                   <w:rFonts w:ascii="Arial" w:cs="Arial" w:eastAsia="Arial" w:hAnsi="Arial"/>
@@ -3246,9 +3230,24 @@
                   <w:szCs w:val="14"/>
                   <w:u w:val="single" w:color="595959"/>
                 </w:rPr>
-                <w:t xml:space="preserve">🔍 Search ARES for similar videos</w:t>
+                <w:t xml:space="preserve">🔍 Search ARES for videos</w:t>
               </w:r>
             </w:hyperlink>
+          </w:p>
+          <w:p>
+            <w:pPr>
+              <w:spacing w:after="10" w:before="0"/>
+              <w:ind w:left="120"/>
+            </w:pPr>
+            <w:r>
+              <w:rPr>
+                <w:rFonts w:ascii="Arial" w:cs="Arial" w:eastAsia="Arial" w:hAnsi="Arial"/>
+                <w:color w:val="595959"/>
+                <w:sz w:val="14"/>
+                <w:szCs w:val="14"/>
+              </w:rPr>
+              <w:t xml:space="preserve">Search terms: area circle annulus concentric</w:t>
+            </w:r>
           </w:p>
           <w:p>
             <w:pPr>
@@ -3275,47 +3274,31 @@
                 <w:sz w:val="16"/>
                 <w:szCs w:val="16"/>
               </w:rPr>
-              <w:t xml:space="preserve">📖 HTML:</w:t>
+              <w:t xml:space="preserve">📖 READING:</w:t>
             </w:r>
           </w:p>
           <w:p>
             <w:pPr>
               <w:spacing w:after="20" w:before="0"/>
             </w:pPr>
-            <w:hyperlink w:history="1" r:id="rIdet7iwh2umqebrsoyo9gzx">
-              <w:r>
-                <w:rPr>
-                  <w:rFonts w:ascii="Arial" w:cs="Arial" w:eastAsia="Arial" w:hAnsi="Arial"/>
-                  <w:color w:val="2E75B6"/>
-                  <w:sz w:val="16"/>
-                  <w:szCs w:val="16"/>
-                  <w:u w:val="single" w:color="2E75B6"/>
-                </w:rPr>
-                <w:t xml:space="preserve">Area Models for Decimal Multiplication (Flexbook)</w:t>
-              </w:r>
-            </w:hyperlink>
+            <w:r>
+              <w:rPr>
+                <w:rFonts w:ascii="Arial" w:cs="Arial" w:eastAsia="Arial" w:hAnsi="Arial"/>
+                <w:i/>
+                <w:iCs/>
+                <w:color w:val="595959"/>
+                <w:sz w:val="16"/>
+                <w:szCs w:val="16"/>
+              </w:rPr>
+              <w:t xml:space="preserve">No closely matching reading in the ARES library for this activity.</w:t>
+            </w:r>
           </w:p>
           <w:p>
             <w:pPr>
               <w:spacing w:after="10" w:before="0"/>
               <w:ind w:left="120"/>
             </w:pPr>
-            <w:r>
-              <w:rPr>
-                <w:rFonts w:ascii="Arial" w:cs="Arial" w:eastAsia="Arial" w:hAnsi="Arial"/>
-                <w:color w:val="595959"/>
-                <w:sz w:val="14"/>
-                <w:szCs w:val="14"/>
-              </w:rPr>
-              <w:t xml:space="preserve">Source: CK-12</w:t>
-            </w:r>
-          </w:p>
-          <w:p>
-            <w:pPr>
-              <w:spacing w:after="10" w:before="0"/>
-              <w:ind w:left="120"/>
-            </w:pPr>
-            <w:hyperlink w:history="1" r:id="rIdgvpm-d9pei3c2cchz1qtk">
+            <w:hyperlink w:history="1" r:id="rIdphkuhszualtb_tz0uyzhd">
               <w:r>
                 <w:rPr>
                   <w:rFonts w:ascii="Arial" w:cs="Arial" w:eastAsia="Arial" w:hAnsi="Arial"/>
@@ -3324,9 +3307,24 @@
                   <w:szCs w:val="14"/>
                   <w:u w:val="single" w:color="595959"/>
                 </w:rPr>
-                <w:t xml:space="preserve">🔍 Search ARES for similar readings</w:t>
+                <w:t xml:space="preserve">🔍 Search ARES for readings</w:t>
               </w:r>
             </w:hyperlink>
+          </w:p>
+          <w:p>
+            <w:pPr>
+              <w:spacing w:after="10" w:before="0"/>
+              <w:ind w:left="120"/>
+            </w:pPr>
+            <w:r>
+              <w:rPr>
+                <w:rFonts w:ascii="Arial" w:cs="Arial" w:eastAsia="Arial" w:hAnsi="Arial"/>
+                <w:color w:val="595959"/>
+                <w:sz w:val="14"/>
+                <w:szCs w:val="14"/>
+              </w:rPr>
+              <w:t xml:space="preserve">Search terms: area circle annulus concentric</w:t>
+            </w:r>
           </w:p>
         </w:tc>
         <w:tc>
@@ -3510,40 +3508,24 @@
             <w:pPr>
               <w:spacing w:after="20" w:before="0"/>
             </w:pPr>
-            <w:hyperlink w:history="1" r:id="rIdaxyipbpjimwg4s2wzeuwd">
-              <w:r>
-                <w:rPr>
-                  <w:rFonts w:ascii="Arial" w:cs="Arial" w:eastAsia="Arial" w:hAnsi="Arial"/>
-                  <w:color w:val="2E75B6"/>
-                  <w:sz w:val="16"/>
-                  <w:szCs w:val="16"/>
-                  <w:u w:val="single" w:color="2E75B6"/>
-                </w:rPr>
-                <w:t xml:space="preserve">Magnetic field created by a current carrying wire</w:t>
-              </w:r>
-            </w:hyperlink>
+            <w:r>
+              <w:rPr>
+                <w:rFonts w:ascii="Arial" w:cs="Arial" w:eastAsia="Arial" w:hAnsi="Arial"/>
+                <w:i/>
+                <w:iCs/>
+                <w:color w:val="595959"/>
+                <w:sz w:val="16"/>
+                <w:szCs w:val="16"/>
+              </w:rPr>
+              <w:t xml:space="preserve">No closely matching video in the ARES library for this activity.</w:t>
+            </w:r>
           </w:p>
           <w:p>
             <w:pPr>
               <w:spacing w:after="10" w:before="0"/>
               <w:ind w:left="120"/>
             </w:pPr>
-            <w:r>
-              <w:rPr>
-                <w:rFonts w:ascii="Arial" w:cs="Arial" w:eastAsia="Arial" w:hAnsi="Arial"/>
-                <w:color w:val="595959"/>
-                <w:sz w:val="14"/>
-                <w:szCs w:val="14"/>
-              </w:rPr>
-              <w:t xml:space="preserve">Source: Khan Academy (English - US curriculum)</w:t>
-            </w:r>
-          </w:p>
-          <w:p>
-            <w:pPr>
-              <w:spacing w:after="10" w:before="0"/>
-              <w:ind w:left="120"/>
-            </w:pPr>
-            <w:hyperlink w:history="1" r:id="rIdozzslgtljywlyolzs_rqi">
+            <w:hyperlink w:history="1" r:id="rId3ydarvegbgpu7mu5hbsu9">
               <w:r>
                 <w:rPr>
                   <w:rFonts w:ascii="Arial" w:cs="Arial" w:eastAsia="Arial" w:hAnsi="Arial"/>
@@ -3552,9 +3534,24 @@
                   <w:szCs w:val="14"/>
                   <w:u w:val="single" w:color="595959"/>
                 </w:rPr>
-                <w:t xml:space="preserve">🔍 Search ARES for similar videos</w:t>
+                <w:t xml:space="preserve">🔍 Search ARES for videos</w:t>
               </w:r>
             </w:hyperlink>
+          </w:p>
+          <w:p>
+            <w:pPr>
+              <w:spacing w:after="10" w:before="0"/>
+              <w:ind w:left="120"/>
+            </w:pPr>
+            <w:r>
+              <w:rPr>
+                <w:rFonts w:ascii="Arial" w:cs="Arial" w:eastAsia="Arial" w:hAnsi="Arial"/>
+                <w:color w:val="595959"/>
+                <w:sz w:val="14"/>
+                <w:szCs w:val="14"/>
+              </w:rPr>
+              <w:t xml:space="preserve">Search terms: area circle annulus concentric</w:t>
+            </w:r>
           </w:p>
           <w:p>
             <w:pPr>
@@ -3581,47 +3578,31 @@
                 <w:sz w:val="16"/>
                 <w:szCs w:val="16"/>
               </w:rPr>
-              <w:t xml:space="preserve">📖 HTML:</w:t>
+              <w:t xml:space="preserve">📖 READING:</w:t>
             </w:r>
           </w:p>
           <w:p>
             <w:pPr>
               <w:spacing w:after="20" w:before="0"/>
             </w:pPr>
-            <w:hyperlink w:history="1" r:id="rIdptfc8horidfo0zhzkakbt">
-              <w:r>
-                <w:rPr>
-                  <w:rFonts w:ascii="Arial" w:cs="Arial" w:eastAsia="Arial" w:hAnsi="Arial"/>
-                  <w:color w:val="2E75B6"/>
-                  <w:sz w:val="16"/>
-                  <w:szCs w:val="16"/>
-                  <w:u w:val="single" w:color="2E75B6"/>
-                </w:rPr>
-                <w:t xml:space="preserve">Area Models for Decimal Multiplication (Flexbook)</w:t>
-              </w:r>
-            </w:hyperlink>
+            <w:r>
+              <w:rPr>
+                <w:rFonts w:ascii="Arial" w:cs="Arial" w:eastAsia="Arial" w:hAnsi="Arial"/>
+                <w:i/>
+                <w:iCs/>
+                <w:color w:val="595959"/>
+                <w:sz w:val="16"/>
+                <w:szCs w:val="16"/>
+              </w:rPr>
+              <w:t xml:space="preserve">No closely matching reading in the ARES library for this activity.</w:t>
+            </w:r>
           </w:p>
           <w:p>
             <w:pPr>
               <w:spacing w:after="10" w:before="0"/>
               <w:ind w:left="120"/>
             </w:pPr>
-            <w:r>
-              <w:rPr>
-                <w:rFonts w:ascii="Arial" w:cs="Arial" w:eastAsia="Arial" w:hAnsi="Arial"/>
-                <w:color w:val="595959"/>
-                <w:sz w:val="14"/>
-                <w:szCs w:val="14"/>
-              </w:rPr>
-              <w:t xml:space="preserve">Source: CK-12</w:t>
-            </w:r>
-          </w:p>
-          <w:p>
-            <w:pPr>
-              <w:spacing w:after="10" w:before="0"/>
-              <w:ind w:left="120"/>
-            </w:pPr>
-            <w:hyperlink w:history="1" r:id="rIdf18gtsra7nqxnoqolxnhf">
+            <w:hyperlink w:history="1" r:id="rIdnopa4ijqg2b4edt3fdopy">
               <w:r>
                 <w:rPr>
                   <w:rFonts w:ascii="Arial" w:cs="Arial" w:eastAsia="Arial" w:hAnsi="Arial"/>
@@ -3630,9 +3611,24 @@
                   <w:szCs w:val="14"/>
                   <w:u w:val="single" w:color="595959"/>
                 </w:rPr>
-                <w:t xml:space="preserve">🔍 Search ARES for similar readings</w:t>
+                <w:t xml:space="preserve">🔍 Search ARES for readings</w:t>
               </w:r>
             </w:hyperlink>
+          </w:p>
+          <w:p>
+            <w:pPr>
+              <w:spacing w:after="10" w:before="0"/>
+              <w:ind w:left="120"/>
+            </w:pPr>
+            <w:r>
+              <w:rPr>
+                <w:rFonts w:ascii="Arial" w:cs="Arial" w:eastAsia="Arial" w:hAnsi="Arial"/>
+                <w:color w:val="595959"/>
+                <w:sz w:val="14"/>
+                <w:szCs w:val="14"/>
+              </w:rPr>
+              <w:t xml:space="preserve">Search terms: area circle annulus concentric</w:t>
+            </w:r>
           </w:p>
         </w:tc>
         <w:tc>
@@ -3816,40 +3812,24 @@
             <w:pPr>
               <w:spacing w:after="20" w:before="0"/>
             </w:pPr>
-            <w:hyperlink w:history="1" r:id="rIdu6lejr3iq1mal8su-n5ik">
-              <w:r>
-                <w:rPr>
-                  <w:rFonts w:ascii="Arial" w:cs="Arial" w:eastAsia="Arial" w:hAnsi="Arial"/>
-                  <w:color w:val="2E75B6"/>
-                  <w:sz w:val="16"/>
-                  <w:szCs w:val="16"/>
-                  <w:u w:val="single" w:color="2E75B6"/>
-                </w:rPr>
-                <w:t xml:space="preserve">Magnetic field created by a current carrying wire</w:t>
-              </w:r>
-            </w:hyperlink>
+            <w:r>
+              <w:rPr>
+                <w:rFonts w:ascii="Arial" w:cs="Arial" w:eastAsia="Arial" w:hAnsi="Arial"/>
+                <w:i/>
+                <w:iCs/>
+                <w:color w:val="595959"/>
+                <w:sz w:val="16"/>
+                <w:szCs w:val="16"/>
+              </w:rPr>
+              <w:t xml:space="preserve">No closely matching video in the ARES library for this activity.</w:t>
+            </w:r>
           </w:p>
           <w:p>
             <w:pPr>
               <w:spacing w:after="10" w:before="0"/>
               <w:ind w:left="120"/>
             </w:pPr>
-            <w:r>
-              <w:rPr>
-                <w:rFonts w:ascii="Arial" w:cs="Arial" w:eastAsia="Arial" w:hAnsi="Arial"/>
-                <w:color w:val="595959"/>
-                <w:sz w:val="14"/>
-                <w:szCs w:val="14"/>
-              </w:rPr>
-              <w:t xml:space="preserve">Source: Khan Academy (English - US curriculum)</w:t>
-            </w:r>
-          </w:p>
-          <w:p>
-            <w:pPr>
-              <w:spacing w:after="10" w:before="0"/>
-              <w:ind w:left="120"/>
-            </w:pPr>
-            <w:hyperlink w:history="1" r:id="rIdnlqvfizidxk0odkq9pw_y">
+            <w:hyperlink w:history="1" r:id="rIdynipmatbbpqqb7-vzrmy8">
               <w:r>
                 <w:rPr>
                   <w:rFonts w:ascii="Arial" w:cs="Arial" w:eastAsia="Arial" w:hAnsi="Arial"/>
@@ -3858,9 +3838,24 @@
                   <w:szCs w:val="14"/>
                   <w:u w:val="single" w:color="595959"/>
                 </w:rPr>
-                <w:t xml:space="preserve">🔍 Search ARES for similar videos</w:t>
+                <w:t xml:space="preserve">🔍 Search ARES for videos</w:t>
               </w:r>
             </w:hyperlink>
+          </w:p>
+          <w:p>
+            <w:pPr>
+              <w:spacing w:after="10" w:before="0"/>
+              <w:ind w:left="120"/>
+            </w:pPr>
+            <w:r>
+              <w:rPr>
+                <w:rFonts w:ascii="Arial" w:cs="Arial" w:eastAsia="Arial" w:hAnsi="Arial"/>
+                <w:color w:val="595959"/>
+                <w:sz w:val="14"/>
+                <w:szCs w:val="14"/>
+              </w:rPr>
+              <w:t xml:space="preserve">Search terms: area circle annulus concentric</w:t>
+            </w:r>
           </w:p>
           <w:p>
             <w:pPr>
@@ -3887,47 +3882,31 @@
                 <w:sz w:val="16"/>
                 <w:szCs w:val="16"/>
               </w:rPr>
-              <w:t xml:space="preserve">📖 HTML:</w:t>
+              <w:t xml:space="preserve">📖 READING:</w:t>
             </w:r>
           </w:p>
           <w:p>
             <w:pPr>
               <w:spacing w:after="20" w:before="0"/>
             </w:pPr>
-            <w:hyperlink w:history="1" r:id="rId7efbhtvbxfb5ijudesstw">
-              <w:r>
-                <w:rPr>
-                  <w:rFonts w:ascii="Arial" w:cs="Arial" w:eastAsia="Arial" w:hAnsi="Arial"/>
-                  <w:color w:val="2E75B6"/>
-                  <w:sz w:val="16"/>
-                  <w:szCs w:val="16"/>
-                  <w:u w:val="single" w:color="2E75B6"/>
-                </w:rPr>
-                <w:t xml:space="preserve">Area Models for Decimal Multiplication (Flexbook)</w:t>
-              </w:r>
-            </w:hyperlink>
+            <w:r>
+              <w:rPr>
+                <w:rFonts w:ascii="Arial" w:cs="Arial" w:eastAsia="Arial" w:hAnsi="Arial"/>
+                <w:i/>
+                <w:iCs/>
+                <w:color w:val="595959"/>
+                <w:sz w:val="16"/>
+                <w:szCs w:val="16"/>
+              </w:rPr>
+              <w:t xml:space="preserve">No closely matching reading in the ARES library for this activity.</w:t>
+            </w:r>
           </w:p>
           <w:p>
             <w:pPr>
               <w:spacing w:after="10" w:before="0"/>
               <w:ind w:left="120"/>
             </w:pPr>
-            <w:r>
-              <w:rPr>
-                <w:rFonts w:ascii="Arial" w:cs="Arial" w:eastAsia="Arial" w:hAnsi="Arial"/>
-                <w:color w:val="595959"/>
-                <w:sz w:val="14"/>
-                <w:szCs w:val="14"/>
-              </w:rPr>
-              <w:t xml:space="preserve">Source: CK-12</w:t>
-            </w:r>
-          </w:p>
-          <w:p>
-            <w:pPr>
-              <w:spacing w:after="10" w:before="0"/>
-              <w:ind w:left="120"/>
-            </w:pPr>
-            <w:hyperlink w:history="1" r:id="rIdsich5vsgvyz0hujykcj4h">
+            <w:hyperlink w:history="1" r:id="rId6va3r5ulmewmmfeg6w1uz">
               <w:r>
                 <w:rPr>
                   <w:rFonts w:ascii="Arial" w:cs="Arial" w:eastAsia="Arial" w:hAnsi="Arial"/>
@@ -3936,9 +3915,24 @@
                   <w:szCs w:val="14"/>
                   <w:u w:val="single" w:color="595959"/>
                 </w:rPr>
-                <w:t xml:space="preserve">🔍 Search ARES for similar readings</w:t>
+                <w:t xml:space="preserve">🔍 Search ARES for readings</w:t>
               </w:r>
             </w:hyperlink>
+          </w:p>
+          <w:p>
+            <w:pPr>
+              <w:spacing w:after="10" w:before="0"/>
+              <w:ind w:left="120"/>
+            </w:pPr>
+            <w:r>
+              <w:rPr>
+                <w:rFonts w:ascii="Arial" w:cs="Arial" w:eastAsia="Arial" w:hAnsi="Arial"/>
+                <w:color w:val="595959"/>
+                <w:sz w:val="14"/>
+                <w:szCs w:val="14"/>
+              </w:rPr>
+              <w:t xml:space="preserve">Search terms: area circle annulus concentric</w:t>
+            </w:r>
           </w:p>
         </w:tc>
         <w:tc>
@@ -4122,40 +4116,24 @@
             <w:pPr>
               <w:spacing w:after="20" w:before="0"/>
             </w:pPr>
-            <w:hyperlink w:history="1" r:id="rId4l28iyko7rdqcicbghu6x">
-              <w:r>
-                <w:rPr>
-                  <w:rFonts w:ascii="Arial" w:cs="Arial" w:eastAsia="Arial" w:hAnsi="Arial"/>
-                  <w:color w:val="2E75B6"/>
-                  <w:sz w:val="16"/>
-                  <w:szCs w:val="16"/>
-                  <w:u w:val="single" w:color="2E75B6"/>
-                </w:rPr>
-                <w:t xml:space="preserve">Magnetic field created by a current carrying wire</w:t>
-              </w:r>
-            </w:hyperlink>
+            <w:r>
+              <w:rPr>
+                <w:rFonts w:ascii="Arial" w:cs="Arial" w:eastAsia="Arial" w:hAnsi="Arial"/>
+                <w:i/>
+                <w:iCs/>
+                <w:color w:val="595959"/>
+                <w:sz w:val="16"/>
+                <w:szCs w:val="16"/>
+              </w:rPr>
+              <w:t xml:space="preserve">No closely matching video in the ARES library for this activity.</w:t>
+            </w:r>
           </w:p>
           <w:p>
             <w:pPr>
               <w:spacing w:after="10" w:before="0"/>
               <w:ind w:left="120"/>
             </w:pPr>
-            <w:r>
-              <w:rPr>
-                <w:rFonts w:ascii="Arial" w:cs="Arial" w:eastAsia="Arial" w:hAnsi="Arial"/>
-                <w:color w:val="595959"/>
-                <w:sz w:val="14"/>
-                <w:szCs w:val="14"/>
-              </w:rPr>
-              <w:t xml:space="preserve">Source: Khan Academy (English - US curriculum)</w:t>
-            </w:r>
-          </w:p>
-          <w:p>
-            <w:pPr>
-              <w:spacing w:after="10" w:before="0"/>
-              <w:ind w:left="120"/>
-            </w:pPr>
-            <w:hyperlink w:history="1" r:id="rIdc6rxt9d95jljmtp0brkr8">
+            <w:hyperlink w:history="1" r:id="rIdwvkai7z3v-v1aajoqburn">
               <w:r>
                 <w:rPr>
                   <w:rFonts w:ascii="Arial" w:cs="Arial" w:eastAsia="Arial" w:hAnsi="Arial"/>
@@ -4164,9 +4142,24 @@
                   <w:szCs w:val="14"/>
                   <w:u w:val="single" w:color="595959"/>
                 </w:rPr>
-                <w:t xml:space="preserve">🔍 Search ARES for similar videos</w:t>
+                <w:t xml:space="preserve">🔍 Search ARES for videos</w:t>
               </w:r>
             </w:hyperlink>
+          </w:p>
+          <w:p>
+            <w:pPr>
+              <w:spacing w:after="10" w:before="0"/>
+              <w:ind w:left="120"/>
+            </w:pPr>
+            <w:r>
+              <w:rPr>
+                <w:rFonts w:ascii="Arial" w:cs="Arial" w:eastAsia="Arial" w:hAnsi="Arial"/>
+                <w:color w:val="595959"/>
+                <w:sz w:val="14"/>
+                <w:szCs w:val="14"/>
+              </w:rPr>
+              <w:t xml:space="preserve">Search terms: area circle annulus concentric</w:t>
+            </w:r>
           </w:p>
           <w:p>
             <w:pPr>
@@ -4193,47 +4186,31 @@
                 <w:sz w:val="16"/>
                 <w:szCs w:val="16"/>
               </w:rPr>
-              <w:t xml:space="preserve">📖 HTML:</w:t>
+              <w:t xml:space="preserve">📖 READING:</w:t>
             </w:r>
           </w:p>
           <w:p>
             <w:pPr>
               <w:spacing w:after="20" w:before="0"/>
             </w:pPr>
-            <w:hyperlink w:history="1" r:id="rIdnrd9anjogltzdhk6qocr9">
-              <w:r>
-                <w:rPr>
-                  <w:rFonts w:ascii="Arial" w:cs="Arial" w:eastAsia="Arial" w:hAnsi="Arial"/>
-                  <w:color w:val="2E75B6"/>
-                  <w:sz w:val="16"/>
-                  <w:szCs w:val="16"/>
-                  <w:u w:val="single" w:color="2E75B6"/>
-                </w:rPr>
-                <w:t xml:space="preserve">Area Models for Decimal Multiplication (Flexbook)</w:t>
-              </w:r>
-            </w:hyperlink>
+            <w:r>
+              <w:rPr>
+                <w:rFonts w:ascii="Arial" w:cs="Arial" w:eastAsia="Arial" w:hAnsi="Arial"/>
+                <w:i/>
+                <w:iCs/>
+                <w:color w:val="595959"/>
+                <w:sz w:val="16"/>
+                <w:szCs w:val="16"/>
+              </w:rPr>
+              <w:t xml:space="preserve">No closely matching reading in the ARES library for this activity.</w:t>
+            </w:r>
           </w:p>
           <w:p>
             <w:pPr>
               <w:spacing w:after="10" w:before="0"/>
               <w:ind w:left="120"/>
             </w:pPr>
-            <w:r>
-              <w:rPr>
-                <w:rFonts w:ascii="Arial" w:cs="Arial" w:eastAsia="Arial" w:hAnsi="Arial"/>
-                <w:color w:val="595959"/>
-                <w:sz w:val="14"/>
-                <w:szCs w:val="14"/>
-              </w:rPr>
-              <w:t xml:space="preserve">Source: CK-12</w:t>
-            </w:r>
-          </w:p>
-          <w:p>
-            <w:pPr>
-              <w:spacing w:after="10" w:before="0"/>
-              <w:ind w:left="120"/>
-            </w:pPr>
-            <w:hyperlink w:history="1" r:id="rIdd6-jzwghghdkvqalbfoio">
+            <w:hyperlink w:history="1" r:id="rIdqltipkdoqry8xbtdpt04q">
               <w:r>
                 <w:rPr>
                   <w:rFonts w:ascii="Arial" w:cs="Arial" w:eastAsia="Arial" w:hAnsi="Arial"/>
@@ -4242,9 +4219,24 @@
                   <w:szCs w:val="14"/>
                   <w:u w:val="single" w:color="595959"/>
                 </w:rPr>
-                <w:t xml:space="preserve">🔍 Search ARES for similar readings</w:t>
+                <w:t xml:space="preserve">🔍 Search ARES for readings</w:t>
               </w:r>
             </w:hyperlink>
+          </w:p>
+          <w:p>
+            <w:pPr>
+              <w:spacing w:after="10" w:before="0"/>
+              <w:ind w:left="120"/>
+            </w:pPr>
+            <w:r>
+              <w:rPr>
+                <w:rFonts w:ascii="Arial" w:cs="Arial" w:eastAsia="Arial" w:hAnsi="Arial"/>
+                <w:color w:val="595959"/>
+                <w:sz w:val="14"/>
+                <w:szCs w:val="14"/>
+              </w:rPr>
+              <w:t xml:space="preserve">Search terms: area circle annulus concentric</w:t>
+            </w:r>
           </w:p>
         </w:tc>
         <w:tc>
@@ -4428,40 +4420,24 @@
             <w:pPr>
               <w:spacing w:after="20" w:before="0"/>
             </w:pPr>
-            <w:hyperlink w:history="1" r:id="rIdyjrgehsoxat5tqcn-s_85">
-              <w:r>
-                <w:rPr>
-                  <w:rFonts w:ascii="Arial" w:cs="Arial" w:eastAsia="Arial" w:hAnsi="Arial"/>
-                  <w:color w:val="2E75B6"/>
-                  <w:sz w:val="16"/>
-                  <w:szCs w:val="16"/>
-                  <w:u w:val="single" w:color="2E75B6"/>
-                </w:rPr>
-                <w:t xml:space="preserve">Magnetic field created by a current carrying wire</w:t>
-              </w:r>
-            </w:hyperlink>
+            <w:r>
+              <w:rPr>
+                <w:rFonts w:ascii="Arial" w:cs="Arial" w:eastAsia="Arial" w:hAnsi="Arial"/>
+                <w:i/>
+                <w:iCs/>
+                <w:color w:val="595959"/>
+                <w:sz w:val="16"/>
+                <w:szCs w:val="16"/>
+              </w:rPr>
+              <w:t xml:space="preserve">No closely matching video in the ARES library for this activity.</w:t>
+            </w:r>
           </w:p>
           <w:p>
             <w:pPr>
               <w:spacing w:after="10" w:before="0"/>
               <w:ind w:left="120"/>
             </w:pPr>
-            <w:r>
-              <w:rPr>
-                <w:rFonts w:ascii="Arial" w:cs="Arial" w:eastAsia="Arial" w:hAnsi="Arial"/>
-                <w:color w:val="595959"/>
-                <w:sz w:val="14"/>
-                <w:szCs w:val="14"/>
-              </w:rPr>
-              <w:t xml:space="preserve">Source: Khan Academy (English - US curriculum)</w:t>
-            </w:r>
-          </w:p>
-          <w:p>
-            <w:pPr>
-              <w:spacing w:after="10" w:before="0"/>
-              <w:ind w:left="120"/>
-            </w:pPr>
-            <w:hyperlink w:history="1" r:id="rIdeej-slhb0cb2csgphvws5">
+            <w:hyperlink w:history="1" r:id="rIdy6ammnlbwplxzunikyuej">
               <w:r>
                 <w:rPr>
                   <w:rFonts w:ascii="Arial" w:cs="Arial" w:eastAsia="Arial" w:hAnsi="Arial"/>
@@ -4470,9 +4446,24 @@
                   <w:szCs w:val="14"/>
                   <w:u w:val="single" w:color="595959"/>
                 </w:rPr>
-                <w:t xml:space="preserve">🔍 Search ARES for similar videos</w:t>
+                <w:t xml:space="preserve">🔍 Search ARES for videos</w:t>
               </w:r>
             </w:hyperlink>
+          </w:p>
+          <w:p>
+            <w:pPr>
+              <w:spacing w:after="10" w:before="0"/>
+              <w:ind w:left="120"/>
+            </w:pPr>
+            <w:r>
+              <w:rPr>
+                <w:rFonts w:ascii="Arial" w:cs="Arial" w:eastAsia="Arial" w:hAnsi="Arial"/>
+                <w:color w:val="595959"/>
+                <w:sz w:val="14"/>
+                <w:szCs w:val="14"/>
+              </w:rPr>
+              <w:t xml:space="preserve">Search terms: area circle annulus concentric</w:t>
+            </w:r>
           </w:p>
           <w:p>
             <w:pPr>
@@ -4499,47 +4490,31 @@
                 <w:sz w:val="16"/>
                 <w:szCs w:val="16"/>
               </w:rPr>
-              <w:t xml:space="preserve">📖 HTML:</w:t>
+              <w:t xml:space="preserve">📖 READING:</w:t>
             </w:r>
           </w:p>
           <w:p>
             <w:pPr>
               <w:spacing w:after="20" w:before="0"/>
             </w:pPr>
-            <w:hyperlink w:history="1" r:id="rIdfq8yq7wvieh9indl_j4bf">
-              <w:r>
-                <w:rPr>
-                  <w:rFonts w:ascii="Arial" w:cs="Arial" w:eastAsia="Arial" w:hAnsi="Arial"/>
-                  <w:color w:val="2E75B6"/>
-                  <w:sz w:val="16"/>
-                  <w:szCs w:val="16"/>
-                  <w:u w:val="single" w:color="2E75B6"/>
-                </w:rPr>
-                <w:t xml:space="preserve">Area Models for Decimal Multiplication (Flexbook)</w:t>
-              </w:r>
-            </w:hyperlink>
+            <w:r>
+              <w:rPr>
+                <w:rFonts w:ascii="Arial" w:cs="Arial" w:eastAsia="Arial" w:hAnsi="Arial"/>
+                <w:i/>
+                <w:iCs/>
+                <w:color w:val="595959"/>
+                <w:sz w:val="16"/>
+                <w:szCs w:val="16"/>
+              </w:rPr>
+              <w:t xml:space="preserve">No closely matching reading in the ARES library for this activity.</w:t>
+            </w:r>
           </w:p>
           <w:p>
             <w:pPr>
               <w:spacing w:after="10" w:before="0"/>
               <w:ind w:left="120"/>
             </w:pPr>
-            <w:r>
-              <w:rPr>
-                <w:rFonts w:ascii="Arial" w:cs="Arial" w:eastAsia="Arial" w:hAnsi="Arial"/>
-                <w:color w:val="595959"/>
-                <w:sz w:val="14"/>
-                <w:szCs w:val="14"/>
-              </w:rPr>
-              <w:t xml:space="preserve">Source: CK-12</w:t>
-            </w:r>
-          </w:p>
-          <w:p>
-            <w:pPr>
-              <w:spacing w:after="10" w:before="0"/>
-              <w:ind w:left="120"/>
-            </w:pPr>
-            <w:hyperlink w:history="1" r:id="rIdw-wqe0gzljovnxen9o20p">
+            <w:hyperlink w:history="1" r:id="rId164wfkrhqeseqvegd0wn7">
               <w:r>
                 <w:rPr>
                   <w:rFonts w:ascii="Arial" w:cs="Arial" w:eastAsia="Arial" w:hAnsi="Arial"/>
@@ -4548,9 +4523,24 @@
                   <w:szCs w:val="14"/>
                   <w:u w:val="single" w:color="595959"/>
                 </w:rPr>
-                <w:t xml:space="preserve">🔍 Search ARES for similar readings</w:t>
+                <w:t xml:space="preserve">🔍 Search ARES for readings</w:t>
               </w:r>
             </w:hyperlink>
+          </w:p>
+          <w:p>
+            <w:pPr>
+              <w:spacing w:after="10" w:before="0"/>
+              <w:ind w:left="120"/>
+            </w:pPr>
+            <w:r>
+              <w:rPr>
+                <w:rFonts w:ascii="Arial" w:cs="Arial" w:eastAsia="Arial" w:hAnsi="Arial"/>
+                <w:color w:val="595959"/>
+                <w:sz w:val="14"/>
+                <w:szCs w:val="14"/>
+              </w:rPr>
+              <w:t xml:space="preserve">Search terms: area circle annulus concentric</w:t>
+            </w:r>
           </w:p>
         </w:tc>
         <w:tc>
@@ -6026,7 +6016,7 @@
             <w:pPr>
               <w:spacing w:after="20" w:before="0"/>
             </w:pPr>
-            <w:hyperlink w:history="1" r:id="rIdewt0-tgbrjeqcwnpdxvwd">
+            <w:hyperlink w:history="1" r:id="rIdvczfka_dlgptv_uot7vau">
               <w:r>
                 <w:rPr>
                   <w:rFonts w:ascii="Arial" w:cs="Arial" w:eastAsia="Arial" w:hAnsi="Arial"/>
@@ -6035,7 +6025,7 @@
                   <w:szCs w:val="16"/>
                   <w:u w:val="single" w:color="2E75B6"/>
                 </w:rPr>
-                <w:t xml:space="preserve">The future of creativity in algebra</w:t>
+                <w:t xml:space="preserve">Area of a sector</w:t>
               </w:r>
             </w:hyperlink>
           </w:p>
@@ -6059,7 +6049,7 @@
               <w:spacing w:after="10" w:before="0"/>
               <w:ind w:left="120"/>
             </w:pPr>
-            <w:hyperlink w:history="1" r:id="rIdlec_qutzclaqzty-gzfc9">
+            <w:hyperlink w:history="1" r:id="rIduub1jlcvctlpvkoke1hmg">
               <w:r>
                 <w:rPr>
                   <w:rFonts w:ascii="Arial" w:cs="Arial" w:eastAsia="Arial" w:hAnsi="Arial"/>
@@ -6097,6 +6087,312 @@
                 <w:sz w:val="16"/>
                 <w:szCs w:val="16"/>
               </w:rPr>
+              <w:t xml:space="preserve">📖 EXERCISE:</w:t>
+            </w:r>
+          </w:p>
+          <w:p>
+            <w:pPr>
+              <w:spacing w:after="20" w:before="0"/>
+            </w:pPr>
+            <w:hyperlink w:history="1" r:id="rIdpvukkaoqh2kgptaxgwizp">
+              <w:r>
+                <w:rPr>
+                  <w:rFonts w:ascii="Arial" w:cs="Arial" w:eastAsia="Arial" w:hAnsi="Arial"/>
+                  <w:color w:val="2E75B6"/>
+                  <w:sz w:val="16"/>
+                  <w:szCs w:val="16"/>
+                  <w:u w:val="single" w:color="2E75B6"/>
+                </w:rPr>
+                <w:t xml:space="preserve">Area of a sector</w:t>
+              </w:r>
+            </w:hyperlink>
+          </w:p>
+          <w:p>
+            <w:pPr>
+              <w:spacing w:after="10" w:before="0"/>
+              <w:ind w:left="120"/>
+            </w:pPr>
+            <w:r>
+              <w:rPr>
+                <w:rFonts w:ascii="Arial" w:cs="Arial" w:eastAsia="Arial" w:hAnsi="Arial"/>
+                <w:color w:val="595959"/>
+                <w:sz w:val="14"/>
+                <w:szCs w:val="14"/>
+              </w:rPr>
+              <w:t xml:space="preserve">Source: Khan Academy (English - US curriculum)</w:t>
+            </w:r>
+          </w:p>
+          <w:p>
+            <w:pPr>
+              <w:spacing w:after="10" w:before="0"/>
+              <w:ind w:left="120"/>
+            </w:pPr>
+            <w:hyperlink w:history="1" r:id="rId7s6w4v8g_to2oka5lscm9">
+              <w:r>
+                <w:rPr>
+                  <w:rFonts w:ascii="Arial" w:cs="Arial" w:eastAsia="Arial" w:hAnsi="Arial"/>
+                  <w:color w:val="595959"/>
+                  <w:sz w:val="14"/>
+                  <w:szCs w:val="14"/>
+                  <w:u w:val="single" w:color="595959"/>
+                </w:rPr>
+                <w:t xml:space="preserve">🔍 Search ARES for similar readings</w:t>
+              </w:r>
+            </w:hyperlink>
+          </w:p>
+        </w:tc>
+        <w:tc>
+          <w:tcPr>
+            <w:tcW w:type="dxa" w:w="3040"/>
+            <w:shd w:fill="FFFFFF" w:color="auto" w:val="clear"/>
+            <w:tcMar>
+              <w:top w:type="dxa" w:w="60"/>
+              <w:left w:type="dxa" w:w="120"/>
+              <w:bottom w:type="dxa" w:w="60"/>
+              <w:right w:type="dxa" w:w="120"/>
+            </w:tcMar>
+            <w:vAlign w:val="top"/>
+          </w:tcPr>
+          <w:p>
+            <w:pPr>
+              <w:spacing w:after="40" w:before="0"/>
+              <w:jc w:val="left"/>
+            </w:pPr>
+            <w:r>
+              <w:rPr>
+                <w:rFonts w:ascii="Arial" w:cs="Arial" w:eastAsia="Arial" w:hAnsi="Arial"/>
+                <w:b w:val="false"/>
+                <w:bCs w:val="false"/>
+                <w:i w:val="false"/>
+                <w:iCs w:val="false"/>
+                <w:color w:val="000000"/>
+                <w:sz w:val="18"/>
+                <w:szCs w:val="18"/>
+              </w:rPr>
+              <w:t xml:space="preserve">Each learner receives a printed aerial-view sketch of the Laikipia centre-pivot field (a full circle of radius 40 m). The sketch shows the pivot pipe frozen at 120° of rotation from its start position, with the swept region shaded. Learners individually write answers to two prompt questions in their exercise books: (1) 'What fraction of the full circular field do you think has been watered? Write it as a fraction and explain your reasoning.' (2) 'If the full field covers an area of πr², write an expression you think might give the area of just the shaded wedge.' Learners are NOT shown the formula yet. After 4 minutes of individual thinking, they share their prediction with a shoulder partner for 2 minutes.</w:t>
+            </w:r>
+          </w:p>
+        </w:tc>
+        <w:tc>
+          <w:tcPr>
+            <w:tcW w:type="dxa" w:w="3040"/>
+            <w:shd w:fill="F2F2F2" w:color="auto" w:val="clear"/>
+            <w:tcMar>
+              <w:top w:type="dxa" w:w="60"/>
+              <w:left w:type="dxa" w:w="120"/>
+              <w:bottom w:type="dxa" w:w="60"/>
+              <w:right w:type="dxa" w:w="120"/>
+            </w:tcMar>
+            <w:vAlign w:val="top"/>
+          </w:tcPr>
+          <w:p>
+            <w:pPr>
+              <w:spacing w:after="40" w:before="0"/>
+              <w:jc w:val="left"/>
+            </w:pPr>
+            <w:r>
+              <w:rPr>
+                <w:rFonts w:ascii="Arial" w:cs="Arial" w:eastAsia="Arial" w:hAnsi="Arial"/>
+                <w:b w:val="false"/>
+                <w:bCs w:val="false"/>
+                <w:i w:val="false"/>
+                <w:iCs w:val="false"/>
+                <w:color w:val="000000"/>
+                <w:sz w:val="18"/>
+                <w:szCs w:val="18"/>
+              </w:rPr>
+              <w:t xml:space="preserve">Distribute the Laikipia sketch handout. Say exactly: 'The farmer's pivot pipe started at the boundary and has swept 120 degrees — one third of the way around. Before I teach you anything, I want your best mathematical guess. Use what you already know about fractions and circles.' Set a visible 4-minute timer. Circulate silently — do NOT confirm or correct. After 4 minutes say: 'Share your prediction with the person next to you. You have 2 minutes.' After partner share, cold-call 3 learners (select one who wrote a fraction, one who wrote an algebraic expression, one who drew a diagram). For each, ask: 'What evidence from the diagram made you think that?' Allow 10 seconds WAIT TIME after each question before taking the response. Record the three predictions verbatim on the board under the heading 'OUR PREDICTIONS — we will test these today.'</w:t>
+            </w:r>
+          </w:p>
+        </w:tc>
+        <w:tc>
+          <w:tcPr>
+            <w:tcW w:type="dxa" w:w="3040"/>
+            <w:shd w:fill="FFFFFF" w:color="auto" w:val="clear"/>
+            <w:tcMar>
+              <w:top w:type="dxa" w:w="60"/>
+              <w:left w:type="dxa" w:w="120"/>
+              <w:bottom w:type="dxa" w:w="60"/>
+              <w:right w:type="dxa" w:w="120"/>
+            </w:tcMar>
+            <w:vAlign w:val="top"/>
+          </w:tcPr>
+          <w:p>
+            <w:pPr>
+              <w:spacing w:after="40" w:before="0"/>
+              <w:jc w:val="left"/>
+            </w:pPr>
+            <w:r>
+              <w:rPr>
+                <w:rFonts w:ascii="Arial" w:cs="Arial" w:eastAsia="Arial" w:hAnsi="Arial"/>
+                <w:b w:val="false"/>
+                <w:bCs w:val="false"/>
+                <w:i w:val="false"/>
+                <w:iCs w:val="false"/>
+                <w:color w:val="000000"/>
+                <w:sz w:val="18"/>
+                <w:szCs w:val="18"/>
+              </w:rPr>
+              <w:t xml:space="preserve">Prediction with Anchor Phenomenon — activating prior knowledge of fractions and circle area (from Lesson 1) and creating cognitive dissonance that motivates the investigation. Writing predictions before instruction ensures learners have a stake in the outcome.</w:t>
+            </w:r>
+          </w:p>
+        </w:tc>
+        <w:tc>
+          <w:tcPr>
+            <w:tcW w:type="dxa" w:w="3040"/>
+            <w:shd w:fill="F2F2F2" w:color="auto" w:val="clear"/>
+            <w:tcMar>
+              <w:top w:type="dxa" w:w="60"/>
+              <w:left w:type="dxa" w:w="120"/>
+              <w:bottom w:type="dxa" w:w="60"/>
+              <w:right w:type="dxa" w:w="120"/>
+            </w:tcMar>
+            <w:vAlign w:val="top"/>
+          </w:tcPr>
+          <w:p>
+            <w:pPr>
+              <w:spacing w:after="40" w:before="0"/>
+              <w:jc w:val="left"/>
+            </w:pPr>
+            <w:r>
+              <w:rPr>
+                <w:rFonts w:ascii="Arial" w:cs="Arial" w:eastAsia="Arial" w:hAnsi="Arial"/>
+                <w:b w:val="false"/>
+                <w:bCs w:val="false"/>
+                <w:i w:val="false"/>
+                <w:iCs w:val="false"/>
+                <w:color w:val="000000"/>
+                <w:sz w:val="18"/>
+                <w:szCs w:val="18"/>
+              </w:rPr>
+              <w:t xml:space="preserve">Circulate and scan exercise books during individual writing. Observable indicator: learner has written a fraction (not just a verbal guess) AND connected it to 360° or to πr² in some form. Flag learners who leave the expression blank — pair them with a stronger predictor during the investigation phase.</w:t>
+            </w:r>
+          </w:p>
+        </w:tc>
+      </w:tr>
+      <w:tr>
+        <w:tc>
+          <w:tcPr>
+            <w:tcW w:type="dxa" w:w="1520"/>
+            <w:shd w:fill="D9EEF1" w:color="auto" w:val="clear"/>
+            <w:tcMar>
+              <w:top w:type="dxa" w:w="60"/>
+              <w:left w:type="dxa" w:w="120"/>
+              <w:bottom w:type="dxa" w:w="60"/>
+              <w:right w:type="dxa" w:w="120"/>
+            </w:tcMar>
+            <w:vAlign w:val="top"/>
+          </w:tcPr>
+          <w:p>
+            <w:pPr>
+              <w:spacing w:after="40" w:before="0"/>
+              <w:jc w:val="left"/>
+            </w:pPr>
+            <w:r>
+              <w:rPr>
+                <w:rFonts w:ascii="Arial" w:cs="Arial" w:eastAsia="Arial" w:hAnsi="Arial"/>
+                <w:b/>
+                <w:bCs/>
+                <w:i w:val="false"/>
+                <w:iCs w:val="false"/>
+                <w:color w:val="000000"/>
+                <w:sz w:val="18"/>
+                <w:szCs w:val="18"/>
+              </w:rPr>
+              <w:t xml:space="preserve">Observe Phase</w:t>
+            </w:r>
+          </w:p>
+          <w:p>
+            <w:pPr>
+              <w:spacing w:after="20" w:before="0"/>
+            </w:pPr>
+            <w:r>
+              <w:rPr>
+                <w:rFonts w:ascii="Arial" w:cs="Arial" w:eastAsia="Arial" w:hAnsi="Arial"/>
+                <w:b/>
+                <w:bCs/>
+                <w:color w:val="1F3864"/>
+                <w:sz w:val="16"/>
+                <w:szCs w:val="16"/>
+              </w:rPr>
+              <w:t xml:space="preserve">📹 VIDEO:</w:t>
+            </w:r>
+          </w:p>
+          <w:p>
+            <w:pPr>
+              <w:spacing w:after="20" w:before="0"/>
+            </w:pPr>
+            <w:hyperlink w:history="1" r:id="rIdtrnrz9gwrnbn2-kjpq5s1">
+              <w:r>
+                <w:rPr>
+                  <w:rFonts w:ascii="Arial" w:cs="Arial" w:eastAsia="Arial" w:hAnsi="Arial"/>
+                  <w:color w:val="2E75B6"/>
+                  <w:sz w:val="16"/>
+                  <w:szCs w:val="16"/>
+                  <w:u w:val="single" w:color="2E75B6"/>
+                </w:rPr>
+                <w:t xml:space="preserve">Area of Sectors and Segments Principles - Basic</w:t>
+              </w:r>
+            </w:hyperlink>
+          </w:p>
+          <w:p>
+            <w:pPr>
+              <w:spacing w:after="10" w:before="0"/>
+              <w:ind w:left="120"/>
+            </w:pPr>
+            <w:r>
+              <w:rPr>
+                <w:rFonts w:ascii="Arial" w:cs="Arial" w:eastAsia="Arial" w:hAnsi="Arial"/>
+                <w:color w:val="595959"/>
+                <w:sz w:val="14"/>
+                <w:szCs w:val="14"/>
+              </w:rPr>
+              <w:t xml:space="preserve">Source: CK-12</w:t>
+            </w:r>
+          </w:p>
+          <w:p>
+            <w:pPr>
+              <w:spacing w:after="10" w:before="0"/>
+              <w:ind w:left="120"/>
+            </w:pPr>
+            <w:hyperlink w:history="1" r:id="rId_1eeznmz2sfh188wpoqae">
+              <w:r>
+                <w:rPr>
+                  <w:rFonts w:ascii="Arial" w:cs="Arial" w:eastAsia="Arial" w:hAnsi="Arial"/>
+                  <w:color w:val="595959"/>
+                  <w:sz w:val="14"/>
+                  <w:szCs w:val="14"/>
+                  <w:u w:val="single" w:color="595959"/>
+                </w:rPr>
+                <w:t xml:space="preserve">🔍 Search ARES for similar videos</w:t>
+              </w:r>
+            </w:hyperlink>
+          </w:p>
+          <w:p>
+            <w:pPr>
+              <w:spacing w:after="40" w:before="0"/>
+            </w:pPr>
+            <w:r>
+              <w:rPr>
+                <w:sz w:val="14"/>
+                <w:szCs w:val="14"/>
+              </w:rPr>
+              <w:t xml:space="preserve"/>
+            </w:r>
+          </w:p>
+          <w:p>
+            <w:pPr>
+              <w:spacing w:after="20" w:before="0"/>
+            </w:pPr>
+            <w:r>
+              <w:rPr>
+                <w:rFonts w:ascii="Arial" w:cs="Arial" w:eastAsia="Arial" w:hAnsi="Arial"/>
+                <w:b/>
+                <w:bCs/>
+                <w:color w:val="1F3864"/>
+                <w:sz w:val="16"/>
+                <w:szCs w:val="16"/>
+              </w:rPr>
               <w:t xml:space="preserve">📖 HTML:</w:t>
             </w:r>
           </w:p>
@@ -6104,7 +6400,925 @@
             <w:pPr>
               <w:spacing w:after="20" w:before="0"/>
             </w:pPr>
-            <w:hyperlink w:history="1" r:id="rId8t4wwl3apfqs4ehpi9_z2">
+            <w:hyperlink w:history="1" r:id="rIdxgkiemfqos0dtheak2klo">
+              <w:r>
+                <w:rPr>
+                  <w:rFonts w:ascii="Arial" w:cs="Arial" w:eastAsia="Arial" w:hAnsi="Arial"/>
+                  <w:color w:val="2E75B6"/>
+                  <w:sz w:val="16"/>
+                  <w:szCs w:val="16"/>
+                  <w:u w:val="single" w:color="2E75B6"/>
+                </w:rPr>
+                <w:t xml:space="preserve">Area of Sectors and Segments (Flexbook)</w:t>
+              </w:r>
+            </w:hyperlink>
+          </w:p>
+          <w:p>
+            <w:pPr>
+              <w:spacing w:after="10" w:before="0"/>
+              <w:ind w:left="120"/>
+            </w:pPr>
+            <w:r>
+              <w:rPr>
+                <w:rFonts w:ascii="Arial" w:cs="Arial" w:eastAsia="Arial" w:hAnsi="Arial"/>
+                <w:color w:val="595959"/>
+                <w:sz w:val="14"/>
+                <w:szCs w:val="14"/>
+              </w:rPr>
+              <w:t xml:space="preserve">Source: CK-12</w:t>
+            </w:r>
+          </w:p>
+          <w:p>
+            <w:pPr>
+              <w:spacing w:after="10" w:before="0"/>
+              <w:ind w:left="120"/>
+            </w:pPr>
+            <w:hyperlink w:history="1" r:id="rIde5f7vbnoa3uah5pzhuxts">
+              <w:r>
+                <w:rPr>
+                  <w:rFonts w:ascii="Arial" w:cs="Arial" w:eastAsia="Arial" w:hAnsi="Arial"/>
+                  <w:color w:val="595959"/>
+                  <w:sz w:val="14"/>
+                  <w:szCs w:val="14"/>
+                  <w:u w:val="single" w:color="595959"/>
+                </w:rPr>
+                <w:t xml:space="preserve">🔍 Search ARES for similar readings</w:t>
+              </w:r>
+            </w:hyperlink>
+          </w:p>
+        </w:tc>
+        <w:tc>
+          <w:tcPr>
+            <w:tcW w:type="dxa" w:w="3040"/>
+            <w:shd w:fill="FFFFFF" w:color="auto" w:val="clear"/>
+            <w:tcMar>
+              <w:top w:type="dxa" w:w="60"/>
+              <w:left w:type="dxa" w:w="120"/>
+              <w:bottom w:type="dxa" w:w="60"/>
+              <w:right w:type="dxa" w:w="120"/>
+            </w:tcMar>
+            <w:vAlign w:val="top"/>
+          </w:tcPr>
+          <w:p>
+            <w:pPr>
+              <w:spacing w:after="40" w:before="0"/>
+              <w:jc w:val="left"/>
+            </w:pPr>
+            <w:r>
+              <w:rPr>
+                <w:rFonts w:ascii="Arial" w:cs="Arial" w:eastAsia="Arial" w:hAnsi="Arial"/>
+                <w:b w:val="false"/>
+                <w:bCs w:val="false"/>
+                <w:i w:val="false"/>
+                <w:iCs w:val="false"/>
+                <w:color w:val="000000"/>
+                <w:sz w:val="18"/>
+                <w:szCs w:val="18"/>
+              </w:rPr>
+              <w:t xml:space="preserve">In groups of four, learners receive: four identical paper circles (diameter 20 cm, pre-drawn), a protractor, scissors, a ruler, and a recording table printed on a worksheet. Each group member cuts one sector from their circle at a different angle: 90°, 120°, 60°, and 45°. They then: (a) express each sector angle as a fraction of 360°; (b) calculate the area of the full circle (π × 10² = 314.16 cm²); (c) multiply the fraction by the full-circle area to predict the sector area; (d) physically stack or fold sectors to verify relative sizes are consistent with their fractions; (e) complete the recording table with columns: Angle θ | θ/360 | Full circle area | Predicted sector area = (θ/360) × πr². The teacher then projects a digital simulation (or draws on the board) showing how as θ increases from 0° to 360° the sector area grows proportionally, reinforcing linearity.</w:t>
+            </w:r>
+          </w:p>
+        </w:tc>
+        <w:tc>
+          <w:tcPr>
+            <w:tcW w:type="dxa" w:w="3040"/>
+            <w:shd w:fill="F2F2F2" w:color="auto" w:val="clear"/>
+            <w:tcMar>
+              <w:top w:type="dxa" w:w="60"/>
+              <w:left w:type="dxa" w:w="120"/>
+              <w:bottom w:type="dxa" w:w="60"/>
+              <w:right w:type="dxa" w:w="120"/>
+            </w:tcMar>
+            <w:vAlign w:val="top"/>
+          </w:tcPr>
+          <w:p>
+            <w:pPr>
+              <w:spacing w:after="40" w:before="0"/>
+              <w:jc w:val="left"/>
+            </w:pPr>
+            <w:r>
+              <w:rPr>
+                <w:rFonts w:ascii="Arial" w:cs="Arial" w:eastAsia="Arial" w:hAnsi="Arial"/>
+                <w:b w:val="false"/>
+                <w:bCs w:val="false"/>
+                <w:i w:val="false"/>
+                <w:iCs w:val="false"/>
+                <w:color w:val="000000"/>
+                <w:sz w:val="18"/>
+                <w:szCs w:val="18"/>
+              </w:rPr>
+              <w:t xml:space="preserve">Before groups start cutting, say: 'This investigation mirrors exactly what happens on the Laikipia farm — the pivot pipe sweeps out a sector. Your job is to find the mathematical pattern.' Demonstrate how to use a protractor to mark the sector angle accurately from the circle's centre — do this once slowly for the whole class. Set a 20-minute timer. At the 10-minute mark, circulate and ask each group: 'What pattern are you noticing between the angle and the area?' — allow 10 seconds WAIT TIME. At the 18-minute mark, bring the class back together. Cold-call 2 groups to share their completed table. Ask the whole class: 'If I told you the angle was 1 degree, what would the sector area be?' (WAIT TIME 12 seconds.) Then ask: 'What if the angle was 360 degrees?' (WAIT TIME 10 seconds.) Guide learners to articulate: 'The area of the sector = (angle/360) × area of the full circle.' Write the generalised formula on the board: A = (θ/360) × πr². Point back to the prediction board and ask: 'Whose prediction was closest? Why?'</w:t>
+            </w:r>
+          </w:p>
+        </w:tc>
+        <w:tc>
+          <w:tcPr>
+            <w:tcW w:type="dxa" w:w="3040"/>
+            <w:shd w:fill="FFFFFF" w:color="auto" w:val="clear"/>
+            <w:tcMar>
+              <w:top w:type="dxa" w:w="60"/>
+              <w:left w:type="dxa" w:w="120"/>
+              <w:bottom w:type="dxa" w:w="60"/>
+              <w:right w:type="dxa" w:w="120"/>
+            </w:tcMar>
+            <w:vAlign w:val="top"/>
+          </w:tcPr>
+          <w:p>
+            <w:pPr>
+              <w:spacing w:after="40" w:before="0"/>
+              <w:jc w:val="left"/>
+            </w:pPr>
+            <w:r>
+              <w:rPr>
+                <w:rFonts w:ascii="Arial" w:cs="Arial" w:eastAsia="Arial" w:hAnsi="Arial"/>
+                <w:b w:val="false"/>
+                <w:bCs w:val="false"/>
+                <w:i w:val="false"/>
+                <w:iCs w:val="false"/>
+                <w:color w:val="000000"/>
+                <w:sz w:val="18"/>
+                <w:szCs w:val="18"/>
+              </w:rPr>
+              <w:t xml:space="preserve">Inductive Pattern Recognition through Manipulatives — learners generate data from physical paper sectors before seeing the formula. This mirrors the NGSS Science and Engineering Practice of 'Analysing and Interpreting Data' and 'Using Mathematics and Computational Thinking.' The physical stacking of sectors makes the proportional relationship tangible.</w:t>
+            </w:r>
+          </w:p>
+        </w:tc>
+        <w:tc>
+          <w:tcPr>
+            <w:tcW w:type="dxa" w:w="3040"/>
+            <w:shd w:fill="F2F2F2" w:color="auto" w:val="clear"/>
+            <w:tcMar>
+              <w:top w:type="dxa" w:w="60"/>
+              <w:left w:type="dxa" w:w="120"/>
+              <w:bottom w:type="dxa" w:w="60"/>
+              <w:right w:type="dxa" w:w="120"/>
+            </w:tcMar>
+            <w:vAlign w:val="top"/>
+          </w:tcPr>
+          <w:p>
+            <w:pPr>
+              <w:spacing w:after="40" w:before="0"/>
+              <w:jc w:val="left"/>
+            </w:pPr>
+            <w:r>
+              <w:rPr>
+                <w:rFonts w:ascii="Arial" w:cs="Arial" w:eastAsia="Arial" w:hAnsi="Arial"/>
+                <w:b w:val="false"/>
+                <w:bCs w:val="false"/>
+                <w:i w:val="false"/>
+                <w:iCs w:val="false"/>
+                <w:color w:val="000000"/>
+                <w:sz w:val="18"/>
+                <w:szCs w:val="18"/>
+              </w:rPr>
+              <w:t xml:space="preserve">Collect one recording table per group at the end of the phase. Observable indicator: all four rows of the table are completed with correct θ/360 fractions AND correct sector area values (90°→78.54 cm²; 120°→104.72 cm²; 60°→52.36 cm²; 45°→39.27 cm²). Groups with two or more errors receive targeted re-teaching in Phase 3.</w:t>
+            </w:r>
+          </w:p>
+        </w:tc>
+      </w:tr>
+      <w:tr>
+        <w:tc>
+          <w:tcPr>
+            <w:tcW w:type="dxa" w:w="1520"/>
+            <w:shd w:fill="E2EFDA" w:color="auto" w:val="clear"/>
+            <w:tcMar>
+              <w:top w:type="dxa" w:w="60"/>
+              <w:left w:type="dxa" w:w="120"/>
+              <w:bottom w:type="dxa" w:w="60"/>
+              <w:right w:type="dxa" w:w="120"/>
+            </w:tcMar>
+            <w:vAlign w:val="top"/>
+          </w:tcPr>
+          <w:p>
+            <w:pPr>
+              <w:spacing w:after="40" w:before="0"/>
+              <w:jc w:val="left"/>
+            </w:pPr>
+            <w:r>
+              <w:rPr>
+                <w:rFonts w:ascii="Arial" w:cs="Arial" w:eastAsia="Arial" w:hAnsi="Arial"/>
+                <w:b/>
+                <w:bCs/>
+                <w:i w:val="false"/>
+                <w:iCs w:val="false"/>
+                <w:color w:val="000000"/>
+                <w:sz w:val="18"/>
+                <w:szCs w:val="18"/>
+              </w:rPr>
+              <w:t xml:space="preserve">Explain Phase</w:t>
+            </w:r>
+          </w:p>
+          <w:p>
+            <w:pPr>
+              <w:spacing w:after="20" w:before="0"/>
+            </w:pPr>
+            <w:r>
+              <w:rPr>
+                <w:rFonts w:ascii="Arial" w:cs="Arial" w:eastAsia="Arial" w:hAnsi="Arial"/>
+                <w:b/>
+                <w:bCs/>
+                <w:color w:val="1F3864"/>
+                <w:sz w:val="16"/>
+                <w:szCs w:val="16"/>
+              </w:rPr>
+              <w:t xml:space="preserve">📹 VIDEO:</w:t>
+            </w:r>
+          </w:p>
+          <w:p>
+            <w:pPr>
+              <w:spacing w:after="20" w:before="0"/>
+            </w:pPr>
+            <w:hyperlink w:history="1" r:id="rIdjxnjhrbp2y89hvydii5qe">
+              <w:r>
+                <w:rPr>
+                  <w:rFonts w:ascii="Arial" w:cs="Arial" w:eastAsia="Arial" w:hAnsi="Arial"/>
+                  <w:color w:val="2E75B6"/>
+                  <w:sz w:val="16"/>
+                  <w:szCs w:val="16"/>
+                  <w:u w:val="single" w:color="2E75B6"/>
+                </w:rPr>
+                <w:t xml:space="preserve">Area of a sector</w:t>
+              </w:r>
+            </w:hyperlink>
+          </w:p>
+          <w:p>
+            <w:pPr>
+              <w:spacing w:after="10" w:before="0"/>
+              <w:ind w:left="120"/>
+            </w:pPr>
+            <w:r>
+              <w:rPr>
+                <w:rFonts w:ascii="Arial" w:cs="Arial" w:eastAsia="Arial" w:hAnsi="Arial"/>
+                <w:color w:val="595959"/>
+                <w:sz w:val="14"/>
+                <w:szCs w:val="14"/>
+              </w:rPr>
+              <w:t xml:space="preserve">Source: Khan Academy (English - US curriculum)</w:t>
+            </w:r>
+          </w:p>
+          <w:p>
+            <w:pPr>
+              <w:spacing w:after="10" w:before="0"/>
+              <w:ind w:left="120"/>
+            </w:pPr>
+            <w:hyperlink w:history="1" r:id="rIdbbvhrf4wymea9vdmoy17t">
+              <w:r>
+                <w:rPr>
+                  <w:rFonts w:ascii="Arial" w:cs="Arial" w:eastAsia="Arial" w:hAnsi="Arial"/>
+                  <w:color w:val="595959"/>
+                  <w:sz w:val="14"/>
+                  <w:szCs w:val="14"/>
+                  <w:u w:val="single" w:color="595959"/>
+                </w:rPr>
+                <w:t xml:space="preserve">🔍 Search ARES for similar videos</w:t>
+              </w:r>
+            </w:hyperlink>
+          </w:p>
+          <w:p>
+            <w:pPr>
+              <w:spacing w:after="40" w:before="0"/>
+            </w:pPr>
+            <w:r>
+              <w:rPr>
+                <w:sz w:val="14"/>
+                <w:szCs w:val="14"/>
+              </w:rPr>
+              <w:t xml:space="preserve"/>
+            </w:r>
+          </w:p>
+          <w:p>
+            <w:pPr>
+              <w:spacing w:after="20" w:before="0"/>
+            </w:pPr>
+            <w:r>
+              <w:rPr>
+                <w:rFonts w:ascii="Arial" w:cs="Arial" w:eastAsia="Arial" w:hAnsi="Arial"/>
+                <w:b/>
+                <w:bCs/>
+                <w:color w:val="1F3864"/>
+                <w:sz w:val="16"/>
+                <w:szCs w:val="16"/>
+              </w:rPr>
+              <w:t xml:space="preserve">📖 EXERCISE:</w:t>
+            </w:r>
+          </w:p>
+          <w:p>
+            <w:pPr>
+              <w:spacing w:after="20" w:before="0"/>
+            </w:pPr>
+            <w:hyperlink w:history="1" r:id="rIdnfxpwjch2nwamvnmwicjv">
+              <w:r>
+                <w:rPr>
+                  <w:rFonts w:ascii="Arial" w:cs="Arial" w:eastAsia="Arial" w:hAnsi="Arial"/>
+                  <w:color w:val="2E75B6"/>
+                  <w:sz w:val="16"/>
+                  <w:szCs w:val="16"/>
+                  <w:u w:val="single" w:color="2E75B6"/>
+                </w:rPr>
+                <w:t xml:space="preserve">Area of Sectors and Segments Practice</w:t>
+              </w:r>
+            </w:hyperlink>
+          </w:p>
+          <w:p>
+            <w:pPr>
+              <w:spacing w:after="10" w:before="0"/>
+              <w:ind w:left="120"/>
+            </w:pPr>
+            <w:r>
+              <w:rPr>
+                <w:rFonts w:ascii="Arial" w:cs="Arial" w:eastAsia="Arial" w:hAnsi="Arial"/>
+                <w:color w:val="595959"/>
+                <w:sz w:val="14"/>
+                <w:szCs w:val="14"/>
+              </w:rPr>
+              <w:t xml:space="preserve">Source: CK-12</w:t>
+            </w:r>
+          </w:p>
+          <w:p>
+            <w:pPr>
+              <w:spacing w:after="10" w:before="0"/>
+              <w:ind w:left="120"/>
+            </w:pPr>
+            <w:hyperlink w:history="1" r:id="rIdxzxbq1wd99smzvrbye0jv">
+              <w:r>
+                <w:rPr>
+                  <w:rFonts w:ascii="Arial" w:cs="Arial" w:eastAsia="Arial" w:hAnsi="Arial"/>
+                  <w:color w:val="595959"/>
+                  <w:sz w:val="14"/>
+                  <w:szCs w:val="14"/>
+                  <w:u w:val="single" w:color="595959"/>
+                </w:rPr>
+                <w:t xml:space="preserve">🔍 Search ARES for similar readings</w:t>
+              </w:r>
+            </w:hyperlink>
+          </w:p>
+        </w:tc>
+        <w:tc>
+          <w:tcPr>
+            <w:tcW w:type="dxa" w:w="3040"/>
+            <w:shd w:fill="FFFFFF" w:color="auto" w:val="clear"/>
+            <w:tcMar>
+              <w:top w:type="dxa" w:w="60"/>
+              <w:left w:type="dxa" w:w="120"/>
+              <w:bottom w:type="dxa" w:w="60"/>
+              <w:right w:type="dxa" w:w="120"/>
+            </w:tcMar>
+            <w:vAlign w:val="top"/>
+          </w:tcPr>
+          <w:p>
+            <w:pPr>
+              <w:spacing w:after="40" w:before="0"/>
+              <w:jc w:val="left"/>
+            </w:pPr>
+            <w:r>
+              <w:rPr>
+                <w:rFonts w:ascii="Arial" w:cs="Arial" w:eastAsia="Arial" w:hAnsi="Arial"/>
+                <w:b w:val="false"/>
+                <w:bCs w:val="false"/>
+                <w:i w:val="false"/>
+                <w:iCs w:val="false"/>
+                <w:color w:val="000000"/>
+                <w:sz w:val="18"/>
+                <w:szCs w:val="18"/>
+              </w:rPr>
+              <w:t xml:space="preserve">The teacher formalises the derivation on the board, connecting each step to the paper-circle investigation. Learners copy the derivation into their notes. They then work through three graded application problems individually: (1) LAIKIPIA PIVOT — The centre-pivot pipe has a radius of 40 m and has rotated through 120°. Calculate the area of maize that has been watered. (2) KISUMU ROUNDABOUT — A pedestrian refuge island at the Kisumu Mega roundabout is shaped like a sector with radius 6 m and angle 75°. Calculate its area to help the county engineer estimate the amount of paving material needed. (3) EXTENSION — A Kericho tea farmer uses a sector-shaped plot with area 1 256 m². If the radius is 40 m, find the angle of the sector. Learners who finish early attempt the extension problem. The class reviews problems 1 and 2 together, with learners presenting solutions on the board.</w:t>
+            </w:r>
+          </w:p>
+        </w:tc>
+        <w:tc>
+          <w:tcPr>
+            <w:tcW w:type="dxa" w:w="3040"/>
+            <w:shd w:fill="F2F2F2" w:color="auto" w:val="clear"/>
+            <w:tcMar>
+              <w:top w:type="dxa" w:w="60"/>
+              <w:left w:type="dxa" w:w="120"/>
+              <w:bottom w:type="dxa" w:w="60"/>
+              <w:right w:type="dxa" w:w="120"/>
+            </w:tcMar>
+            <w:vAlign w:val="top"/>
+          </w:tcPr>
+          <w:p>
+            <w:pPr>
+              <w:spacing w:after="40" w:before="0"/>
+              <w:jc w:val="left"/>
+            </w:pPr>
+            <w:r>
+              <w:rPr>
+                <w:rFonts w:ascii="Arial" w:cs="Arial" w:eastAsia="Arial" w:hAnsi="Arial"/>
+                <w:b w:val="false"/>
+                <w:bCs w:val="false"/>
+                <w:i w:val="false"/>
+                <w:iCs w:val="false"/>
+                <w:color w:val="000000"/>
+                <w:sz w:val="18"/>
+                <w:szCs w:val="18"/>
+              </w:rPr>
+              <w:t xml:space="preserve">Begin the formal derivation by pointing to the paper-circle table on the board and saying: 'You discovered this pattern with your hands. Now let us write it in the language of mathematics.' Write step by step: 'Full circle has angle 360° and area πr². A sector with angle θ is (θ/360) of the full circle. Therefore, sector area A = (θ/360) × πr².' Underline (θ/360) and say: 'This fraction is the heartbeat of the formula — it tells us what share of the full circle the farmer has watered.' For Problem 1, do NOT solve it — say: 'Substitute the Laikipia values into the formula. You have 5 minutes. Work silently.' (WAIT TIME for productive struggle.) After 5 minutes, cold-call one learner to write their working on the board. Ask the class: 'Do you agree with each step? Thumbs up or thumbs down.' For any thumbs down, ask that learner: 'Which step do you disagree with, and what would you write instead?' (WAIT TIME 12 seconds.) Repeat for Problem 2. For the extension problem, tell early finishers: 'You are now the engineer — the area is given, find the angle. Rearrange the formula.' After Problems 1 and 2 are reviewed, ask the whole class: 'How does this formula help the Laikipia farmer plan a water budget?' Cold-call 2 learners. (WAIT TIME 10 seconds each.)</w:t>
+            </w:r>
+          </w:p>
+        </w:tc>
+        <w:tc>
+          <w:tcPr>
+            <w:tcW w:type="dxa" w:w="3040"/>
+            <w:shd w:fill="FFFFFF" w:color="auto" w:val="clear"/>
+            <w:tcMar>
+              <w:top w:type="dxa" w:w="60"/>
+              <w:left w:type="dxa" w:w="120"/>
+              <w:bottom w:type="dxa" w:w="60"/>
+              <w:right w:type="dxa" w:w="120"/>
+            </w:tcMar>
+            <w:vAlign w:val="top"/>
+          </w:tcPr>
+          <w:p>
+            <w:pPr>
+              <w:spacing w:after="40" w:before="0"/>
+              <w:jc w:val="left"/>
+            </w:pPr>
+            <w:r>
+              <w:rPr>
+                <w:rFonts w:ascii="Arial" w:cs="Arial" w:eastAsia="Arial" w:hAnsi="Arial"/>
+                <w:b w:val="false"/>
+                <w:bCs w:val="false"/>
+                <w:i w:val="false"/>
+                <w:iCs w:val="false"/>
+                <w:color w:val="000000"/>
+                <w:sz w:val="18"/>
+                <w:szCs w:val="18"/>
+              </w:rPr>
+              <w:t xml:space="preserve">Worked Example → Guided Practice → Independent Practice (I Do – We Do – You Do) — the teacher models the derivation explicitly before releasing learners to apply it. Connecting each algebraic step back to the paper-circle investigation and the Laikipia phenomenon ensures conceptual coherence, not just procedural fluency. The extension problem builds 'Using Mathematics and Computational Thinking' (NGSS SEP 5) by requiring formula rearrangement.</w:t>
+            </w:r>
+          </w:p>
+        </w:tc>
+        <w:tc>
+          <w:tcPr>
+            <w:tcW w:type="dxa" w:w="3040"/>
+            <w:shd w:fill="F2F2F2" w:color="auto" w:val="clear"/>
+            <w:tcMar>
+              <w:top w:type="dxa" w:w="60"/>
+              <w:left w:type="dxa" w:w="120"/>
+              <w:bottom w:type="dxa" w:w="60"/>
+              <w:right w:type="dxa" w:w="120"/>
+            </w:tcMar>
+            <w:vAlign w:val="top"/>
+          </w:tcPr>
+          <w:p>
+            <w:pPr>
+              <w:spacing w:after="40" w:before="0"/>
+              <w:jc w:val="left"/>
+            </w:pPr>
+            <w:r>
+              <w:rPr>
+                <w:rFonts w:ascii="Arial" w:cs="Arial" w:eastAsia="Arial" w:hAnsi="Arial"/>
+                <w:b w:val="false"/>
+                <w:bCs w:val="false"/>
+                <w:i w:val="false"/>
+                <w:iCs w:val="false"/>
+                <w:color w:val="000000"/>
+                <w:sz w:val="18"/>
+                <w:szCs w:val="18"/>
+              </w:rPr>
+              <w:t xml:space="preserve">Circulate during individual problem-solving. Observable indicators: (a) learner correctly substitutes θ = 120° and r = 40 m in Problem 1 to get A = (120/360) × π × 40² = (1/3) × 5026.55 ≈ 1675.52 m²; (b) learner correctly gets A = (75/360) × π × 6² ≈ 23.56 m² for Problem 2. Identify learners who substitute r instead of r² as a common misconception — address by asking: 'What is the formula for the full circle area? Now where does that appear in the sector formula?'</w:t>
+            </w:r>
+          </w:p>
+        </w:tc>
+      </w:tr>
+      <w:tr>
+        <w:tc>
+          <w:tcPr>
+            <w:tcW w:type="dxa" w:w="1520"/>
+            <w:shd w:fill="FCE4D6" w:color="auto" w:val="clear"/>
+            <w:tcMar>
+              <w:top w:type="dxa" w:w="60"/>
+              <w:left w:type="dxa" w:w="120"/>
+              <w:bottom w:type="dxa" w:w="60"/>
+              <w:right w:type="dxa" w:w="120"/>
+            </w:tcMar>
+            <w:vAlign w:val="top"/>
+          </w:tcPr>
+          <w:p>
+            <w:pPr>
+              <w:spacing w:after="40" w:before="0"/>
+              <w:jc w:val="left"/>
+            </w:pPr>
+            <w:r>
+              <w:rPr>
+                <w:rFonts w:ascii="Arial" w:cs="Arial" w:eastAsia="Arial" w:hAnsi="Arial"/>
+                <w:b/>
+                <w:bCs/>
+                <w:i w:val="false"/>
+                <w:iCs w:val="false"/>
+                <w:color w:val="000000"/>
+                <w:sz w:val="18"/>
+                <w:szCs w:val="18"/>
+              </w:rPr>
+              <w:t xml:space="preserve">Driving Question Board (DQB) Creation</w:t>
+            </w:r>
+          </w:p>
+          <w:p>
+            <w:pPr>
+              <w:spacing w:after="20" w:before="0"/>
+            </w:pPr>
+            <w:r>
+              <w:rPr>
+                <w:rFonts w:ascii="Arial" w:cs="Arial" w:eastAsia="Arial" w:hAnsi="Arial"/>
+                <w:b/>
+                <w:bCs/>
+                <w:color w:val="1F3864"/>
+                <w:sz w:val="16"/>
+                <w:szCs w:val="16"/>
+              </w:rPr>
+              <w:t xml:space="preserve">📹 VIDEO:</w:t>
+            </w:r>
+          </w:p>
+          <w:p>
+            <w:pPr>
+              <w:spacing w:after="20" w:before="0"/>
+            </w:pPr>
+            <w:hyperlink w:history="1" r:id="rIdbkq__pkky-ok09a-ls5hv">
+              <w:r>
+                <w:rPr>
+                  <w:rFonts w:ascii="Arial" w:cs="Arial" w:eastAsia="Arial" w:hAnsi="Arial"/>
+                  <w:color w:val="2E75B6"/>
+                  <w:sz w:val="16"/>
+                  <w:szCs w:val="16"/>
+                  <w:u w:val="single" w:color="2E75B6"/>
+                </w:rPr>
+                <w:t xml:space="preserve">Area of a sector</w:t>
+              </w:r>
+            </w:hyperlink>
+          </w:p>
+          <w:p>
+            <w:pPr>
+              <w:spacing w:after="10" w:before="0"/>
+              <w:ind w:left="120"/>
+            </w:pPr>
+            <w:r>
+              <w:rPr>
+                <w:rFonts w:ascii="Arial" w:cs="Arial" w:eastAsia="Arial" w:hAnsi="Arial"/>
+                <w:color w:val="595959"/>
+                <w:sz w:val="14"/>
+                <w:szCs w:val="14"/>
+              </w:rPr>
+              <w:t xml:space="preserve">Source: Khan Academy (English - US curriculum)</w:t>
+            </w:r>
+          </w:p>
+          <w:p>
+            <w:pPr>
+              <w:spacing w:after="10" w:before="0"/>
+              <w:ind w:left="120"/>
+            </w:pPr>
+            <w:hyperlink w:history="1" r:id="rIdyl3d2z4r821w2d6kxr4dn">
+              <w:r>
+                <w:rPr>
+                  <w:rFonts w:ascii="Arial" w:cs="Arial" w:eastAsia="Arial" w:hAnsi="Arial"/>
+                  <w:color w:val="595959"/>
+                  <w:sz w:val="14"/>
+                  <w:szCs w:val="14"/>
+                  <w:u w:val="single" w:color="595959"/>
+                </w:rPr>
+                <w:t xml:space="preserve">🔍 Search ARES for similar videos</w:t>
+              </w:r>
+            </w:hyperlink>
+          </w:p>
+          <w:p>
+            <w:pPr>
+              <w:spacing w:after="40" w:before="0"/>
+            </w:pPr>
+            <w:r>
+              <w:rPr>
+                <w:sz w:val="14"/>
+                <w:szCs w:val="14"/>
+              </w:rPr>
+              <w:t xml:space="preserve"/>
+            </w:r>
+          </w:p>
+          <w:p>
+            <w:pPr>
+              <w:spacing w:after="20" w:before="0"/>
+            </w:pPr>
+            <w:r>
+              <w:rPr>
+                <w:rFonts w:ascii="Arial" w:cs="Arial" w:eastAsia="Arial" w:hAnsi="Arial"/>
+                <w:b/>
+                <w:bCs/>
+                <w:color w:val="1F3864"/>
+                <w:sz w:val="16"/>
+                <w:szCs w:val="16"/>
+              </w:rPr>
+              <w:t xml:space="preserve">📖 HTML:</w:t>
+            </w:r>
+          </w:p>
+          <w:p>
+            <w:pPr>
+              <w:spacing w:after="20" w:before="0"/>
+            </w:pPr>
+            <w:hyperlink w:history="1" r:id="rId3zltkrrh1cnnvmpslg3f_">
+              <w:r>
+                <w:rPr>
+                  <w:rFonts w:ascii="Arial" w:cs="Arial" w:eastAsia="Arial" w:hAnsi="Arial"/>
+                  <w:color w:val="2E75B6"/>
+                  <w:sz w:val="16"/>
+                  <w:szCs w:val="16"/>
+                  <w:u w:val="single" w:color="2E75B6"/>
+                </w:rPr>
+                <w:t xml:space="preserve">Area of Sectors and Segments: Ms. Arcade-Man (PLIX)</w:t>
+              </w:r>
+            </w:hyperlink>
+          </w:p>
+          <w:p>
+            <w:pPr>
+              <w:spacing w:after="10" w:before="0"/>
+              <w:ind w:left="120"/>
+            </w:pPr>
+            <w:r>
+              <w:rPr>
+                <w:rFonts w:ascii="Arial" w:cs="Arial" w:eastAsia="Arial" w:hAnsi="Arial"/>
+                <w:color w:val="595959"/>
+                <w:sz w:val="14"/>
+                <w:szCs w:val="14"/>
+              </w:rPr>
+              <w:t xml:space="preserve">Source: CK-12</w:t>
+            </w:r>
+          </w:p>
+          <w:p>
+            <w:pPr>
+              <w:spacing w:after="10" w:before="0"/>
+              <w:ind w:left="120"/>
+            </w:pPr>
+            <w:hyperlink w:history="1" r:id="rIdipue9t6_nnuvk1gtwzcj5">
+              <w:r>
+                <w:rPr>
+                  <w:rFonts w:ascii="Arial" w:cs="Arial" w:eastAsia="Arial" w:hAnsi="Arial"/>
+                  <w:color w:val="595959"/>
+                  <w:sz w:val="14"/>
+                  <w:szCs w:val="14"/>
+                  <w:u w:val="single" w:color="595959"/>
+                </w:rPr>
+                <w:t xml:space="preserve">🔍 Search ARES for similar readings</w:t>
+              </w:r>
+            </w:hyperlink>
+          </w:p>
+        </w:tc>
+        <w:tc>
+          <w:tcPr>
+            <w:tcW w:type="dxa" w:w="3040"/>
+            <w:shd w:fill="FFFFFF" w:color="auto" w:val="clear"/>
+            <w:tcMar>
+              <w:top w:type="dxa" w:w="60"/>
+              <w:left w:type="dxa" w:w="120"/>
+              <w:bottom w:type="dxa" w:w="60"/>
+              <w:right w:type="dxa" w:w="120"/>
+            </w:tcMar>
+            <w:vAlign w:val="top"/>
+          </w:tcPr>
+          <w:p>
+            <w:pPr>
+              <w:spacing w:after="40" w:before="0"/>
+              <w:jc w:val="left"/>
+            </w:pPr>
+            <w:r>
+              <w:rPr>
+                <w:rFonts w:ascii="Arial" w:cs="Arial" w:eastAsia="Arial" w:hAnsi="Arial"/>
+                <w:b w:val="false"/>
+                <w:bCs w:val="false"/>
+                <w:i w:val="false"/>
+                <w:iCs w:val="false"/>
+                <w:color w:val="000000"/>
+                <w:sz w:val="18"/>
+                <w:szCs w:val="18"/>
+              </w:rPr>
+              <w:t xml:space="preserve">Each learner receives two sticky notes (or writes on a shared DQB section). On the first (green) sticky note, they write one thing they can now answer about the Laikipia farmer's problem. On the second (orange) sticky note, they write one new question that today's lesson has raised — something they still cannot calculate or are curious about (e.g., 'What if the watered region is not a full sector but a strange shape between two circles AND part of a rotation?'). Learners post both notes on the class Driving Question Board under the columns 'What we CAN now calculate' and 'What we STILL need to figure out.' The teacher reads 3–4 orange notes aloud and briefly previews that upcoming lessons will address the annular sector and segment.</w:t>
+            </w:r>
+          </w:p>
+        </w:tc>
+        <w:tc>
+          <w:tcPr>
+            <w:tcW w:type="dxa" w:w="3040"/>
+            <w:shd w:fill="F2F2F2" w:color="auto" w:val="clear"/>
+            <w:tcMar>
+              <w:top w:type="dxa" w:w="60"/>
+              <w:left w:type="dxa" w:w="120"/>
+              <w:bottom w:type="dxa" w:w="60"/>
+              <w:right w:type="dxa" w:w="120"/>
+            </w:tcMar>
+            <w:vAlign w:val="top"/>
+          </w:tcPr>
+          <w:p>
+            <w:pPr>
+              <w:spacing w:after="40" w:before="0"/>
+              <w:jc w:val="left"/>
+            </w:pPr>
+            <w:r>
+              <w:rPr>
+                <w:rFonts w:ascii="Arial" w:cs="Arial" w:eastAsia="Arial" w:hAnsi="Arial"/>
+                <w:b w:val="false"/>
+                <w:bCs w:val="false"/>
+                <w:i w:val="false"/>
+                <w:iCs w:val="false"/>
+                <w:color w:val="000000"/>
+                <w:sz w:val="18"/>
+                <w:szCs w:val="18"/>
+              </w:rPr>
+              <w:t xml:space="preserve">Direct learners to the DQB (a large sheet of chart paper or a section of the board divided into columns). Say: 'In Lesson 1 you asked how to find the area of the ring between two pipes. Today you built a tool for the wedge the pipe sweeps. What new question does that raise?' Give 3 minutes for writing. After posting, read three orange notes aloud without revealing who wrote them. For each, say: 'This is a great question — hold onto it. We will need exactly this thinking in Lesson 3.' Point to the full driving question written at the top of the DQB and ask: 'Are we closer to answering this? Which part of the farmer's problem can we now solve, and which part is still open?' Cold-call 2 learners. (WAIT TIME 10 seconds each.)</w:t>
+            </w:r>
+          </w:p>
+        </w:tc>
+        <w:tc>
+          <w:tcPr>
+            <w:tcW w:type="dxa" w:w="3040"/>
+            <w:shd w:fill="FFFFFF" w:color="auto" w:val="clear"/>
+            <w:tcMar>
+              <w:top w:type="dxa" w:w="60"/>
+              <w:left w:type="dxa" w:w="120"/>
+              <w:bottom w:type="dxa" w:w="60"/>
+              <w:right w:type="dxa" w:w="120"/>
+            </w:tcMar>
+            <w:vAlign w:val="top"/>
+          </w:tcPr>
+          <w:p>
+            <w:pPr>
+              <w:spacing w:after="40" w:before="0"/>
+              <w:jc w:val="left"/>
+            </w:pPr>
+            <w:r>
+              <w:rPr>
+                <w:rFonts w:ascii="Arial" w:cs="Arial" w:eastAsia="Arial" w:hAnsi="Arial"/>
+                <w:b w:val="false"/>
+                <w:bCs w:val="false"/>
+                <w:i w:val="false"/>
+                <w:iCs w:val="false"/>
+                <w:color w:val="000000"/>
+                <w:sz w:val="18"/>
+                <w:szCs w:val="18"/>
+              </w:rPr>
+              <w:t xml:space="preserve">Driving Question Board — a running metacognitive record that makes the trajectory of the learning sequence visible to learners. Distinguishing 'what we CAN calculate' from 'what we STILL need' mirrors the scientific practice of 'Asking Questions and Defining Problems' (NGSS SEP 1) and sustains curiosity across the 8-lesson sequence.</w:t>
+            </w:r>
+          </w:p>
+        </w:tc>
+        <w:tc>
+          <w:tcPr>
+            <w:tcW w:type="dxa" w:w="3040"/>
+            <w:shd w:fill="F2F2F2" w:color="auto" w:val="clear"/>
+            <w:tcMar>
+              <w:top w:type="dxa" w:w="60"/>
+              <w:left w:type="dxa" w:w="120"/>
+              <w:bottom w:type="dxa" w:w="60"/>
+              <w:right w:type="dxa" w:w="120"/>
+            </w:tcMar>
+            <w:vAlign w:val="top"/>
+          </w:tcPr>
+          <w:p>
+            <w:pPr>
+              <w:spacing w:after="40" w:before="0"/>
+              <w:jc w:val="left"/>
+            </w:pPr>
+            <w:r>
+              <w:rPr>
+                <w:rFonts w:ascii="Arial" w:cs="Arial" w:eastAsia="Arial" w:hAnsi="Arial"/>
+                <w:b w:val="false"/>
+                <w:bCs w:val="false"/>
+                <w:i w:val="false"/>
+                <w:iCs w:val="false"/>
+                <w:color w:val="000000"/>
+                <w:sz w:val="18"/>
+                <w:szCs w:val="18"/>
+              </w:rPr>
+              <w:t xml:space="preserve">Read all green sticky notes after class. Observable indicator: learner correctly names the sector formula and links it to a specific part of the Laikipia scenario (e.g., 'I can now find the area of maize watered after 120° of rotation'). Learners whose green notes are vague ('I learned about sectors') receive a follow-up prompt card at the start of Lesson 3.</w:t>
+            </w:r>
+          </w:p>
+        </w:tc>
+      </w:tr>
+      <w:tr>
+        <w:tc>
+          <w:tcPr>
+            <w:tcW w:type="dxa" w:w="1520"/>
+            <w:shd w:fill="D5E8F0" w:color="auto" w:val="clear"/>
+            <w:tcMar>
+              <w:top w:type="dxa" w:w="60"/>
+              <w:left w:type="dxa" w:w="120"/>
+              <w:bottom w:type="dxa" w:w="60"/>
+              <w:right w:type="dxa" w:w="120"/>
+            </w:tcMar>
+            <w:vAlign w:val="top"/>
+          </w:tcPr>
+          <w:p>
+            <w:pPr>
+              <w:spacing w:after="40" w:before="0"/>
+              <w:jc w:val="left"/>
+            </w:pPr>
+            <w:r>
+              <w:rPr>
+                <w:rFonts w:ascii="Arial" w:cs="Arial" w:eastAsia="Arial" w:hAnsi="Arial"/>
+                <w:b/>
+                <w:bCs/>
+                <w:i w:val="false"/>
+                <w:iCs w:val="false"/>
+                <w:color w:val="000000"/>
+                <w:sz w:val="18"/>
+                <w:szCs w:val="18"/>
+              </w:rPr>
+              <w:t xml:space="preserve">Model Building Phase</w:t>
+            </w:r>
+          </w:p>
+          <w:p>
+            <w:pPr>
+              <w:spacing w:after="20" w:before="0"/>
+            </w:pPr>
+            <w:r>
+              <w:rPr>
+                <w:rFonts w:ascii="Arial" w:cs="Arial" w:eastAsia="Arial" w:hAnsi="Arial"/>
+                <w:b/>
+                <w:bCs/>
+                <w:color w:val="1F3864"/>
+                <w:sz w:val="16"/>
+                <w:szCs w:val="16"/>
+              </w:rPr>
+              <w:t xml:space="preserve">📹 VIDEO:</w:t>
+            </w:r>
+          </w:p>
+          <w:p>
+            <w:pPr>
+              <w:spacing w:after="20" w:before="0"/>
+            </w:pPr>
+            <w:hyperlink w:history="1" r:id="rId3aigiswhv9pgxu-finjls">
+              <w:r>
+                <w:rPr>
+                  <w:rFonts w:ascii="Arial" w:cs="Arial" w:eastAsia="Arial" w:hAnsi="Arial"/>
+                  <w:color w:val="2E75B6"/>
+                  <w:sz w:val="16"/>
+                  <w:szCs w:val="16"/>
+                  <w:u w:val="single" w:color="2E75B6"/>
+                </w:rPr>
+                <w:t xml:space="preserve">Area of a sector</w:t>
+              </w:r>
+            </w:hyperlink>
+          </w:p>
+          <w:p>
+            <w:pPr>
+              <w:spacing w:after="10" w:before="0"/>
+              <w:ind w:left="120"/>
+            </w:pPr>
+            <w:r>
+              <w:rPr>
+                <w:rFonts w:ascii="Arial" w:cs="Arial" w:eastAsia="Arial" w:hAnsi="Arial"/>
+                <w:color w:val="595959"/>
+                <w:sz w:val="14"/>
+                <w:szCs w:val="14"/>
+              </w:rPr>
+              <w:t xml:space="preserve">Source: Khan Academy (English - US curriculum)</w:t>
+            </w:r>
+          </w:p>
+          <w:p>
+            <w:pPr>
+              <w:spacing w:after="10" w:before="0"/>
+              <w:ind w:left="120"/>
+            </w:pPr>
+            <w:hyperlink w:history="1" r:id="rIdt0wcbdnntb8svd-hx3dwx">
+              <w:r>
+                <w:rPr>
+                  <w:rFonts w:ascii="Arial" w:cs="Arial" w:eastAsia="Arial" w:hAnsi="Arial"/>
+                  <w:color w:val="595959"/>
+                  <w:sz w:val="14"/>
+                  <w:szCs w:val="14"/>
+                  <w:u w:val="single" w:color="595959"/>
+                </w:rPr>
+                <w:t xml:space="preserve">🔍 Search ARES for similar videos</w:t>
+              </w:r>
+            </w:hyperlink>
+          </w:p>
+          <w:p>
+            <w:pPr>
+              <w:spacing w:after="40" w:before="0"/>
+            </w:pPr>
+            <w:r>
+              <w:rPr>
+                <w:sz w:val="14"/>
+                <w:szCs w:val="14"/>
+              </w:rPr>
+              <w:t xml:space="preserve"/>
+            </w:r>
+          </w:p>
+          <w:p>
+            <w:pPr>
+              <w:spacing w:after="20" w:before="0"/>
+            </w:pPr>
+            <w:r>
+              <w:rPr>
+                <w:rFonts w:ascii="Arial" w:cs="Arial" w:eastAsia="Arial" w:hAnsi="Arial"/>
+                <w:b/>
+                <w:bCs/>
+                <w:color w:val="1F3864"/>
+                <w:sz w:val="16"/>
+                <w:szCs w:val="16"/>
+              </w:rPr>
+              <w:t xml:space="preserve">📖 HTML:</w:t>
+            </w:r>
+          </w:p>
+          <w:p>
+            <w:pPr>
+              <w:spacing w:after="20" w:before="0"/>
+            </w:pPr>
+            <w:hyperlink w:history="1" r:id="rIdltk1ras_op9aucldpzlvy">
               <w:r>
                 <w:rPr>
                   <w:rFonts w:ascii="Arial" w:cs="Arial" w:eastAsia="Arial" w:hAnsi="Arial"/>
@@ -6137,1231 +7351,7 @@
               <w:spacing w:after="10" w:before="0"/>
               <w:ind w:left="120"/>
             </w:pPr>
-            <w:hyperlink w:history="1" r:id="rIdztwq6fgmgulq95lxoe7np">
-              <w:r>
-                <w:rPr>
-                  <w:rFonts w:ascii="Arial" w:cs="Arial" w:eastAsia="Arial" w:hAnsi="Arial"/>
-                  <w:color w:val="595959"/>
-                  <w:sz w:val="14"/>
-                  <w:szCs w:val="14"/>
-                  <w:u w:val="single" w:color="595959"/>
-                </w:rPr>
-                <w:t xml:space="preserve">🔍 Search ARES for similar readings</w:t>
-              </w:r>
-            </w:hyperlink>
-          </w:p>
-        </w:tc>
-        <w:tc>
-          <w:tcPr>
-            <w:tcW w:type="dxa" w:w="3040"/>
-            <w:shd w:fill="FFFFFF" w:color="auto" w:val="clear"/>
-            <w:tcMar>
-              <w:top w:type="dxa" w:w="60"/>
-              <w:left w:type="dxa" w:w="120"/>
-              <w:bottom w:type="dxa" w:w="60"/>
-              <w:right w:type="dxa" w:w="120"/>
-            </w:tcMar>
-            <w:vAlign w:val="top"/>
-          </w:tcPr>
-          <w:p>
-            <w:pPr>
-              <w:spacing w:after="40" w:before="0"/>
-              <w:jc w:val="left"/>
-            </w:pPr>
-            <w:r>
-              <w:rPr>
-                <w:rFonts w:ascii="Arial" w:cs="Arial" w:eastAsia="Arial" w:hAnsi="Arial"/>
-                <w:b w:val="false"/>
-                <w:bCs w:val="false"/>
-                <w:i w:val="false"/>
-                <w:iCs w:val="false"/>
-                <w:color w:val="000000"/>
-                <w:sz w:val="18"/>
-                <w:szCs w:val="18"/>
-              </w:rPr>
-              <w:t xml:space="preserve">Each learner receives a printed aerial-view sketch of the Laikipia centre-pivot field (a full circle of radius 40 m). The sketch shows the pivot pipe frozen at 120° of rotation from its start position, with the swept region shaded. Learners individually write answers to two prompt questions in their exercise books: (1) 'What fraction of the full circular field do you think has been watered? Write it as a fraction and explain your reasoning.' (2) 'If the full field covers an area of πr², write an expression you think might give the area of just the shaded wedge.' Learners are NOT shown the formula yet. After 4 minutes of individual thinking, they share their prediction with a shoulder partner for 2 minutes.</w:t>
-            </w:r>
-          </w:p>
-        </w:tc>
-        <w:tc>
-          <w:tcPr>
-            <w:tcW w:type="dxa" w:w="3040"/>
-            <w:shd w:fill="F2F2F2" w:color="auto" w:val="clear"/>
-            <w:tcMar>
-              <w:top w:type="dxa" w:w="60"/>
-              <w:left w:type="dxa" w:w="120"/>
-              <w:bottom w:type="dxa" w:w="60"/>
-              <w:right w:type="dxa" w:w="120"/>
-            </w:tcMar>
-            <w:vAlign w:val="top"/>
-          </w:tcPr>
-          <w:p>
-            <w:pPr>
-              <w:spacing w:after="40" w:before="0"/>
-              <w:jc w:val="left"/>
-            </w:pPr>
-            <w:r>
-              <w:rPr>
-                <w:rFonts w:ascii="Arial" w:cs="Arial" w:eastAsia="Arial" w:hAnsi="Arial"/>
-                <w:b w:val="false"/>
-                <w:bCs w:val="false"/>
-                <w:i w:val="false"/>
-                <w:iCs w:val="false"/>
-                <w:color w:val="000000"/>
-                <w:sz w:val="18"/>
-                <w:szCs w:val="18"/>
-              </w:rPr>
-              <w:t xml:space="preserve">Distribute the Laikipia sketch handout. Say exactly: 'The farmer's pivot pipe started at the boundary and has swept 120 degrees — one third of the way around. Before I teach you anything, I want your best mathematical guess. Use what you already know about fractions and circles.' Set a visible 4-minute timer. Circulate silently — do NOT confirm or correct. After 4 minutes say: 'Share your prediction with the person next to you. You have 2 minutes.' After partner share, cold-call 3 learners (select one who wrote a fraction, one who wrote an algebraic expression, one who drew a diagram). For each, ask: 'What evidence from the diagram made you think that?' Allow 10 seconds WAIT TIME after each question before taking the response. Record the three predictions verbatim on the board under the heading 'OUR PREDICTIONS — we will test these today.'</w:t>
-            </w:r>
-          </w:p>
-        </w:tc>
-        <w:tc>
-          <w:tcPr>
-            <w:tcW w:type="dxa" w:w="3040"/>
-            <w:shd w:fill="FFFFFF" w:color="auto" w:val="clear"/>
-            <w:tcMar>
-              <w:top w:type="dxa" w:w="60"/>
-              <w:left w:type="dxa" w:w="120"/>
-              <w:bottom w:type="dxa" w:w="60"/>
-              <w:right w:type="dxa" w:w="120"/>
-            </w:tcMar>
-            <w:vAlign w:val="top"/>
-          </w:tcPr>
-          <w:p>
-            <w:pPr>
-              <w:spacing w:after="40" w:before="0"/>
-              <w:jc w:val="left"/>
-            </w:pPr>
-            <w:r>
-              <w:rPr>
-                <w:rFonts w:ascii="Arial" w:cs="Arial" w:eastAsia="Arial" w:hAnsi="Arial"/>
-                <w:b w:val="false"/>
-                <w:bCs w:val="false"/>
-                <w:i w:val="false"/>
-                <w:iCs w:val="false"/>
-                <w:color w:val="000000"/>
-                <w:sz w:val="18"/>
-                <w:szCs w:val="18"/>
-              </w:rPr>
-              <w:t xml:space="preserve">Prediction with Anchor Phenomenon — activating prior knowledge of fractions and circle area (from Lesson 1) and creating cognitive dissonance that motivates the investigation. Writing predictions before instruction ensures learners have a stake in the outcome.</w:t>
-            </w:r>
-          </w:p>
-        </w:tc>
-        <w:tc>
-          <w:tcPr>
-            <w:tcW w:type="dxa" w:w="3040"/>
-            <w:shd w:fill="F2F2F2" w:color="auto" w:val="clear"/>
-            <w:tcMar>
-              <w:top w:type="dxa" w:w="60"/>
-              <w:left w:type="dxa" w:w="120"/>
-              <w:bottom w:type="dxa" w:w="60"/>
-              <w:right w:type="dxa" w:w="120"/>
-            </w:tcMar>
-            <w:vAlign w:val="top"/>
-          </w:tcPr>
-          <w:p>
-            <w:pPr>
-              <w:spacing w:after="40" w:before="0"/>
-              <w:jc w:val="left"/>
-            </w:pPr>
-            <w:r>
-              <w:rPr>
-                <w:rFonts w:ascii="Arial" w:cs="Arial" w:eastAsia="Arial" w:hAnsi="Arial"/>
-                <w:b w:val="false"/>
-                <w:bCs w:val="false"/>
-                <w:i w:val="false"/>
-                <w:iCs w:val="false"/>
-                <w:color w:val="000000"/>
-                <w:sz w:val="18"/>
-                <w:szCs w:val="18"/>
-              </w:rPr>
-              <w:t xml:space="preserve">Circulate and scan exercise books during individual writing. Observable indicator: learner has written a fraction (not just a verbal guess) AND connected it to 360° or to πr² in some form. Flag learners who leave the expression blank — pair them with a stronger predictor during the investigation phase.</w:t>
-            </w:r>
-          </w:p>
-        </w:tc>
-      </w:tr>
-      <w:tr>
-        <w:tc>
-          <w:tcPr>
-            <w:tcW w:type="dxa" w:w="1520"/>
-            <w:shd w:fill="D9EEF1" w:color="auto" w:val="clear"/>
-            <w:tcMar>
-              <w:top w:type="dxa" w:w="60"/>
-              <w:left w:type="dxa" w:w="120"/>
-              <w:bottom w:type="dxa" w:w="60"/>
-              <w:right w:type="dxa" w:w="120"/>
-            </w:tcMar>
-            <w:vAlign w:val="top"/>
-          </w:tcPr>
-          <w:p>
-            <w:pPr>
-              <w:spacing w:after="40" w:before="0"/>
-              <w:jc w:val="left"/>
-            </w:pPr>
-            <w:r>
-              <w:rPr>
-                <w:rFonts w:ascii="Arial" w:cs="Arial" w:eastAsia="Arial" w:hAnsi="Arial"/>
-                <w:b/>
-                <w:bCs/>
-                <w:i w:val="false"/>
-                <w:iCs w:val="false"/>
-                <w:color w:val="000000"/>
-                <w:sz w:val="18"/>
-                <w:szCs w:val="18"/>
-              </w:rPr>
-              <w:t xml:space="preserve">Observe Phase</w:t>
-            </w:r>
-          </w:p>
-          <w:p>
-            <w:pPr>
-              <w:spacing w:after="20" w:before="0"/>
-            </w:pPr>
-            <w:r>
-              <w:rPr>
-                <w:rFonts w:ascii="Arial" w:cs="Arial" w:eastAsia="Arial" w:hAnsi="Arial"/>
-                <w:b/>
-                <w:bCs/>
-                <w:color w:val="1F3864"/>
-                <w:sz w:val="16"/>
-                <w:szCs w:val="16"/>
-              </w:rPr>
-              <w:t xml:space="preserve">📹 VIDEO:</w:t>
-            </w:r>
-          </w:p>
-          <w:p>
-            <w:pPr>
-              <w:spacing w:after="20" w:before="0"/>
-            </w:pPr>
-            <w:hyperlink w:history="1" r:id="rIdmfpcrkycmosqsdx6ko2ll">
-              <w:r>
-                <w:rPr>
-                  <w:rFonts w:ascii="Arial" w:cs="Arial" w:eastAsia="Arial" w:hAnsi="Arial"/>
-                  <w:color w:val="2E75B6"/>
-                  <w:sz w:val="16"/>
-                  <w:szCs w:val="16"/>
-                  <w:u w:val="single" w:color="2E75B6"/>
-                </w:rPr>
-                <w:t xml:space="preserve">The future of creativity in algebra</w:t>
-              </w:r>
-            </w:hyperlink>
-          </w:p>
-          <w:p>
-            <w:pPr>
-              <w:spacing w:after="10" w:before="0"/>
-              <w:ind w:left="120"/>
-            </w:pPr>
-            <w:r>
-              <w:rPr>
-                <w:rFonts w:ascii="Arial" w:cs="Arial" w:eastAsia="Arial" w:hAnsi="Arial"/>
-                <w:color w:val="595959"/>
-                <w:sz w:val="14"/>
-                <w:szCs w:val="14"/>
-              </w:rPr>
-              <w:t xml:space="preserve">Source: Khan Academy (English - US curriculum)</w:t>
-            </w:r>
-          </w:p>
-          <w:p>
-            <w:pPr>
-              <w:spacing w:after="10" w:before="0"/>
-              <w:ind w:left="120"/>
-            </w:pPr>
-            <w:hyperlink w:history="1" r:id="rIduck6tjabi3libhojo_4ic">
-              <w:r>
-                <w:rPr>
-                  <w:rFonts w:ascii="Arial" w:cs="Arial" w:eastAsia="Arial" w:hAnsi="Arial"/>
-                  <w:color w:val="595959"/>
-                  <w:sz w:val="14"/>
-                  <w:szCs w:val="14"/>
-                  <w:u w:val="single" w:color="595959"/>
-                </w:rPr>
-                <w:t xml:space="preserve">🔍 Search ARES for similar videos</w:t>
-              </w:r>
-            </w:hyperlink>
-          </w:p>
-          <w:p>
-            <w:pPr>
-              <w:spacing w:after="40" w:before="0"/>
-            </w:pPr>
-            <w:r>
-              <w:rPr>
-                <w:sz w:val="14"/>
-                <w:szCs w:val="14"/>
-              </w:rPr>
-              <w:t xml:space="preserve"/>
-            </w:r>
-          </w:p>
-          <w:p>
-            <w:pPr>
-              <w:spacing w:after="20" w:before="0"/>
-            </w:pPr>
-            <w:r>
-              <w:rPr>
-                <w:rFonts w:ascii="Arial" w:cs="Arial" w:eastAsia="Arial" w:hAnsi="Arial"/>
-                <w:b/>
-                <w:bCs/>
-                <w:color w:val="1F3864"/>
-                <w:sz w:val="16"/>
-                <w:szCs w:val="16"/>
-              </w:rPr>
-              <w:t xml:space="preserve">📖 HTML:</w:t>
-            </w:r>
-          </w:p>
-          <w:p>
-            <w:pPr>
-              <w:spacing w:after="20" w:before="0"/>
-            </w:pPr>
-            <w:hyperlink w:history="1" r:id="rIdzvpv8gzviecajykax6wmu">
-              <w:r>
-                <w:rPr>
-                  <w:rFonts w:ascii="Arial" w:cs="Arial" w:eastAsia="Arial" w:hAnsi="Arial"/>
-                  <w:color w:val="2E75B6"/>
-                  <w:sz w:val="16"/>
-                  <w:szCs w:val="16"/>
-                  <w:u w:val="single" w:color="2E75B6"/>
-                </w:rPr>
-                <w:t xml:space="preserve">Area of a Sector (Flexbook)</w:t>
-              </w:r>
-            </w:hyperlink>
-          </w:p>
-          <w:p>
-            <w:pPr>
-              <w:spacing w:after="10" w:before="0"/>
-              <w:ind w:left="120"/>
-            </w:pPr>
-            <w:r>
-              <w:rPr>
-                <w:rFonts w:ascii="Arial" w:cs="Arial" w:eastAsia="Arial" w:hAnsi="Arial"/>
-                <w:color w:val="595959"/>
-                <w:sz w:val="14"/>
-                <w:szCs w:val="14"/>
-              </w:rPr>
-              <w:t xml:space="preserve">Source: CK-12</w:t>
-            </w:r>
-          </w:p>
-          <w:p>
-            <w:pPr>
-              <w:spacing w:after="10" w:before="0"/>
-              <w:ind w:left="120"/>
-            </w:pPr>
-            <w:hyperlink w:history="1" r:id="rIdhl5-s-_ua-ogmbsryslsb">
-              <w:r>
-                <w:rPr>
-                  <w:rFonts w:ascii="Arial" w:cs="Arial" w:eastAsia="Arial" w:hAnsi="Arial"/>
-                  <w:color w:val="595959"/>
-                  <w:sz w:val="14"/>
-                  <w:szCs w:val="14"/>
-                  <w:u w:val="single" w:color="595959"/>
-                </w:rPr>
-                <w:t xml:space="preserve">🔍 Search ARES for similar readings</w:t>
-              </w:r>
-            </w:hyperlink>
-          </w:p>
-        </w:tc>
-        <w:tc>
-          <w:tcPr>
-            <w:tcW w:type="dxa" w:w="3040"/>
-            <w:shd w:fill="FFFFFF" w:color="auto" w:val="clear"/>
-            <w:tcMar>
-              <w:top w:type="dxa" w:w="60"/>
-              <w:left w:type="dxa" w:w="120"/>
-              <w:bottom w:type="dxa" w:w="60"/>
-              <w:right w:type="dxa" w:w="120"/>
-            </w:tcMar>
-            <w:vAlign w:val="top"/>
-          </w:tcPr>
-          <w:p>
-            <w:pPr>
-              <w:spacing w:after="40" w:before="0"/>
-              <w:jc w:val="left"/>
-            </w:pPr>
-            <w:r>
-              <w:rPr>
-                <w:rFonts w:ascii="Arial" w:cs="Arial" w:eastAsia="Arial" w:hAnsi="Arial"/>
-                <w:b w:val="false"/>
-                <w:bCs w:val="false"/>
-                <w:i w:val="false"/>
-                <w:iCs w:val="false"/>
-                <w:color w:val="000000"/>
-                <w:sz w:val="18"/>
-                <w:szCs w:val="18"/>
-              </w:rPr>
-              <w:t xml:space="preserve">In groups of four, learners receive: four identical paper circles (diameter 20 cm, pre-drawn), a protractor, scissors, a ruler, and a recording table printed on a worksheet. Each group member cuts one sector from their circle at a different angle: 90°, 120°, 60°, and 45°. They then: (a) express each sector angle as a fraction of 360°; (b) calculate the area of the full circle (π × 10² = 314.16 cm²); (c) multiply the fraction by the full-circle area to predict the sector area; (d) physically stack or fold sectors to verify relative sizes are consistent with their fractions; (e) complete the recording table with columns: Angle θ | θ/360 | Full circle area | Predicted sector area = (θ/360) × πr². The teacher then projects a digital simulation (or draws on the board) showing how as θ increases from 0° to 360° the sector area grows proportionally, reinforcing linearity.</w:t>
-            </w:r>
-          </w:p>
-        </w:tc>
-        <w:tc>
-          <w:tcPr>
-            <w:tcW w:type="dxa" w:w="3040"/>
-            <w:shd w:fill="F2F2F2" w:color="auto" w:val="clear"/>
-            <w:tcMar>
-              <w:top w:type="dxa" w:w="60"/>
-              <w:left w:type="dxa" w:w="120"/>
-              <w:bottom w:type="dxa" w:w="60"/>
-              <w:right w:type="dxa" w:w="120"/>
-            </w:tcMar>
-            <w:vAlign w:val="top"/>
-          </w:tcPr>
-          <w:p>
-            <w:pPr>
-              <w:spacing w:after="40" w:before="0"/>
-              <w:jc w:val="left"/>
-            </w:pPr>
-            <w:r>
-              <w:rPr>
-                <w:rFonts w:ascii="Arial" w:cs="Arial" w:eastAsia="Arial" w:hAnsi="Arial"/>
-                <w:b w:val="false"/>
-                <w:bCs w:val="false"/>
-                <w:i w:val="false"/>
-                <w:iCs w:val="false"/>
-                <w:color w:val="000000"/>
-                <w:sz w:val="18"/>
-                <w:szCs w:val="18"/>
-              </w:rPr>
-              <w:t xml:space="preserve">Before groups start cutting, say: 'This investigation mirrors exactly what happens on the Laikipia farm — the pivot pipe sweeps out a sector. Your job is to find the mathematical pattern.' Demonstrate how to use a protractor to mark the sector angle accurately from the circle's centre — do this once slowly for the whole class. Set a 20-minute timer. At the 10-minute mark, circulate and ask each group: 'What pattern are you noticing between the angle and the area?' — allow 10 seconds WAIT TIME. At the 18-minute mark, bring the class back together. Cold-call 2 groups to share their completed table. Ask the whole class: 'If I told you the angle was 1 degree, what would the sector area be?' (WAIT TIME 12 seconds.) Then ask: 'What if the angle was 360 degrees?' (WAIT TIME 10 seconds.) Guide learners to articulate: 'The area of the sector = (angle/360) × area of the full circle.' Write the generalised formula on the board: A = (θ/360) × πr². Point back to the prediction board and ask: 'Whose prediction was closest? Why?'</w:t>
-            </w:r>
-          </w:p>
-        </w:tc>
-        <w:tc>
-          <w:tcPr>
-            <w:tcW w:type="dxa" w:w="3040"/>
-            <w:shd w:fill="FFFFFF" w:color="auto" w:val="clear"/>
-            <w:tcMar>
-              <w:top w:type="dxa" w:w="60"/>
-              <w:left w:type="dxa" w:w="120"/>
-              <w:bottom w:type="dxa" w:w="60"/>
-              <w:right w:type="dxa" w:w="120"/>
-            </w:tcMar>
-            <w:vAlign w:val="top"/>
-          </w:tcPr>
-          <w:p>
-            <w:pPr>
-              <w:spacing w:after="40" w:before="0"/>
-              <w:jc w:val="left"/>
-            </w:pPr>
-            <w:r>
-              <w:rPr>
-                <w:rFonts w:ascii="Arial" w:cs="Arial" w:eastAsia="Arial" w:hAnsi="Arial"/>
-                <w:b w:val="false"/>
-                <w:bCs w:val="false"/>
-                <w:i w:val="false"/>
-                <w:iCs w:val="false"/>
-                <w:color w:val="000000"/>
-                <w:sz w:val="18"/>
-                <w:szCs w:val="18"/>
-              </w:rPr>
-              <w:t xml:space="preserve">Inductive Pattern Recognition through Manipulatives — learners generate data from physical paper sectors before seeing the formula. This mirrors the NGSS Science and Engineering Practice of 'Analysing and Interpreting Data' and 'Using Mathematics and Computational Thinking.' The physical stacking of sectors makes the proportional relationship tangible.</w:t>
-            </w:r>
-          </w:p>
-        </w:tc>
-        <w:tc>
-          <w:tcPr>
-            <w:tcW w:type="dxa" w:w="3040"/>
-            <w:shd w:fill="F2F2F2" w:color="auto" w:val="clear"/>
-            <w:tcMar>
-              <w:top w:type="dxa" w:w="60"/>
-              <w:left w:type="dxa" w:w="120"/>
-              <w:bottom w:type="dxa" w:w="60"/>
-              <w:right w:type="dxa" w:w="120"/>
-            </w:tcMar>
-            <w:vAlign w:val="top"/>
-          </w:tcPr>
-          <w:p>
-            <w:pPr>
-              <w:spacing w:after="40" w:before="0"/>
-              <w:jc w:val="left"/>
-            </w:pPr>
-            <w:r>
-              <w:rPr>
-                <w:rFonts w:ascii="Arial" w:cs="Arial" w:eastAsia="Arial" w:hAnsi="Arial"/>
-                <w:b w:val="false"/>
-                <w:bCs w:val="false"/>
-                <w:i w:val="false"/>
-                <w:iCs w:val="false"/>
-                <w:color w:val="000000"/>
-                <w:sz w:val="18"/>
-                <w:szCs w:val="18"/>
-              </w:rPr>
-              <w:t xml:space="preserve">Collect one recording table per group at the end of the phase. Observable indicator: all four rows of the table are completed with correct θ/360 fractions AND correct sector area values (90°→78.54 cm²; 120°→104.72 cm²; 60°→52.36 cm²; 45°→39.27 cm²). Groups with two or more errors receive targeted re-teaching in Phase 3.</w:t>
-            </w:r>
-          </w:p>
-        </w:tc>
-      </w:tr>
-      <w:tr>
-        <w:tc>
-          <w:tcPr>
-            <w:tcW w:type="dxa" w:w="1520"/>
-            <w:shd w:fill="E2EFDA" w:color="auto" w:val="clear"/>
-            <w:tcMar>
-              <w:top w:type="dxa" w:w="60"/>
-              <w:left w:type="dxa" w:w="120"/>
-              <w:bottom w:type="dxa" w:w="60"/>
-              <w:right w:type="dxa" w:w="120"/>
-            </w:tcMar>
-            <w:vAlign w:val="top"/>
-          </w:tcPr>
-          <w:p>
-            <w:pPr>
-              <w:spacing w:after="40" w:before="0"/>
-              <w:jc w:val="left"/>
-            </w:pPr>
-            <w:r>
-              <w:rPr>
-                <w:rFonts w:ascii="Arial" w:cs="Arial" w:eastAsia="Arial" w:hAnsi="Arial"/>
-                <w:b/>
-                <w:bCs/>
-                <w:i w:val="false"/>
-                <w:iCs w:val="false"/>
-                <w:color w:val="000000"/>
-                <w:sz w:val="18"/>
-                <w:szCs w:val="18"/>
-              </w:rPr>
-              <w:t xml:space="preserve">Explain Phase</w:t>
-            </w:r>
-          </w:p>
-          <w:p>
-            <w:pPr>
-              <w:spacing w:after="20" w:before="0"/>
-            </w:pPr>
-            <w:r>
-              <w:rPr>
-                <w:rFonts w:ascii="Arial" w:cs="Arial" w:eastAsia="Arial" w:hAnsi="Arial"/>
-                <w:b/>
-                <w:bCs/>
-                <w:color w:val="1F3864"/>
-                <w:sz w:val="16"/>
-                <w:szCs w:val="16"/>
-              </w:rPr>
-              <w:t xml:space="preserve">📹 VIDEO:</w:t>
-            </w:r>
-          </w:p>
-          <w:p>
-            <w:pPr>
-              <w:spacing w:after="20" w:before="0"/>
-            </w:pPr>
-            <w:hyperlink w:history="1" r:id="rIddzgwl12g7x07g4rpcffcj">
-              <w:r>
-                <w:rPr>
-                  <w:rFonts w:ascii="Arial" w:cs="Arial" w:eastAsia="Arial" w:hAnsi="Arial"/>
-                  <w:color w:val="2E75B6"/>
-                  <w:sz w:val="16"/>
-                  <w:szCs w:val="16"/>
-                  <w:u w:val="single" w:color="2E75B6"/>
-                </w:rPr>
-                <w:t xml:space="preserve">The future of creativity in algebra</w:t>
-              </w:r>
-            </w:hyperlink>
-          </w:p>
-          <w:p>
-            <w:pPr>
-              <w:spacing w:after="10" w:before="0"/>
-              <w:ind w:left="120"/>
-            </w:pPr>
-            <w:r>
-              <w:rPr>
-                <w:rFonts w:ascii="Arial" w:cs="Arial" w:eastAsia="Arial" w:hAnsi="Arial"/>
-                <w:color w:val="595959"/>
-                <w:sz w:val="14"/>
-                <w:szCs w:val="14"/>
-              </w:rPr>
-              <w:t xml:space="preserve">Source: Khan Academy (English - US curriculum)</w:t>
-            </w:r>
-          </w:p>
-          <w:p>
-            <w:pPr>
-              <w:spacing w:after="10" w:before="0"/>
-              <w:ind w:left="120"/>
-            </w:pPr>
-            <w:hyperlink w:history="1" r:id="rIdhzlraa2jaemj81kj9fotf">
-              <w:r>
-                <w:rPr>
-                  <w:rFonts w:ascii="Arial" w:cs="Arial" w:eastAsia="Arial" w:hAnsi="Arial"/>
-                  <w:color w:val="595959"/>
-                  <w:sz w:val="14"/>
-                  <w:szCs w:val="14"/>
-                  <w:u w:val="single" w:color="595959"/>
-                </w:rPr>
-                <w:t xml:space="preserve">🔍 Search ARES for similar videos</w:t>
-              </w:r>
-            </w:hyperlink>
-          </w:p>
-          <w:p>
-            <w:pPr>
-              <w:spacing w:after="40" w:before="0"/>
-            </w:pPr>
-            <w:r>
-              <w:rPr>
-                <w:sz w:val="14"/>
-                <w:szCs w:val="14"/>
-              </w:rPr>
-              <w:t xml:space="preserve"/>
-            </w:r>
-          </w:p>
-          <w:p>
-            <w:pPr>
-              <w:spacing w:after="20" w:before="0"/>
-            </w:pPr>
-            <w:r>
-              <w:rPr>
-                <w:rFonts w:ascii="Arial" w:cs="Arial" w:eastAsia="Arial" w:hAnsi="Arial"/>
-                <w:b/>
-                <w:bCs/>
-                <w:color w:val="1F3864"/>
-                <w:sz w:val="16"/>
-                <w:szCs w:val="16"/>
-              </w:rPr>
-              <w:t xml:space="preserve">📖 HTML:</w:t>
-            </w:r>
-          </w:p>
-          <w:p>
-            <w:pPr>
-              <w:spacing w:after="20" w:before="0"/>
-            </w:pPr>
-            <w:hyperlink w:history="1" r:id="rIdfph5d25z-rlaao3cehgvp">
-              <w:r>
-                <w:rPr>
-                  <w:rFonts w:ascii="Arial" w:cs="Arial" w:eastAsia="Arial" w:hAnsi="Arial"/>
-                  <w:color w:val="2E75B6"/>
-                  <w:sz w:val="16"/>
-                  <w:szCs w:val="16"/>
-                  <w:u w:val="single" w:color="2E75B6"/>
-                </w:rPr>
-                <w:t xml:space="preserve">Area of a Sector (Flexbook)</w:t>
-              </w:r>
-            </w:hyperlink>
-          </w:p>
-          <w:p>
-            <w:pPr>
-              <w:spacing w:after="10" w:before="0"/>
-              <w:ind w:left="120"/>
-            </w:pPr>
-            <w:r>
-              <w:rPr>
-                <w:rFonts w:ascii="Arial" w:cs="Arial" w:eastAsia="Arial" w:hAnsi="Arial"/>
-                <w:color w:val="595959"/>
-                <w:sz w:val="14"/>
-                <w:szCs w:val="14"/>
-              </w:rPr>
-              <w:t xml:space="preserve">Source: CK-12</w:t>
-            </w:r>
-          </w:p>
-          <w:p>
-            <w:pPr>
-              <w:spacing w:after="10" w:before="0"/>
-              <w:ind w:left="120"/>
-            </w:pPr>
-            <w:hyperlink w:history="1" r:id="rIdw6y4wl5wcjdovgfqxrtbl">
-              <w:r>
-                <w:rPr>
-                  <w:rFonts w:ascii="Arial" w:cs="Arial" w:eastAsia="Arial" w:hAnsi="Arial"/>
-                  <w:color w:val="595959"/>
-                  <w:sz w:val="14"/>
-                  <w:szCs w:val="14"/>
-                  <w:u w:val="single" w:color="595959"/>
-                </w:rPr>
-                <w:t xml:space="preserve">🔍 Search ARES for similar readings</w:t>
-              </w:r>
-            </w:hyperlink>
-          </w:p>
-        </w:tc>
-        <w:tc>
-          <w:tcPr>
-            <w:tcW w:type="dxa" w:w="3040"/>
-            <w:shd w:fill="FFFFFF" w:color="auto" w:val="clear"/>
-            <w:tcMar>
-              <w:top w:type="dxa" w:w="60"/>
-              <w:left w:type="dxa" w:w="120"/>
-              <w:bottom w:type="dxa" w:w="60"/>
-              <w:right w:type="dxa" w:w="120"/>
-            </w:tcMar>
-            <w:vAlign w:val="top"/>
-          </w:tcPr>
-          <w:p>
-            <w:pPr>
-              <w:spacing w:after="40" w:before="0"/>
-              <w:jc w:val="left"/>
-            </w:pPr>
-            <w:r>
-              <w:rPr>
-                <w:rFonts w:ascii="Arial" w:cs="Arial" w:eastAsia="Arial" w:hAnsi="Arial"/>
-                <w:b w:val="false"/>
-                <w:bCs w:val="false"/>
-                <w:i w:val="false"/>
-                <w:iCs w:val="false"/>
-                <w:color w:val="000000"/>
-                <w:sz w:val="18"/>
-                <w:szCs w:val="18"/>
-              </w:rPr>
-              <w:t xml:space="preserve">The teacher formalises the derivation on the board, connecting each step to the paper-circle investigation. Learners copy the derivation into their notes. They then work through three graded application problems individually: (1) LAIKIPIA PIVOT — The centre-pivot pipe has a radius of 40 m and has rotated through 120°. Calculate the area of maize that has been watered. (2) KISUMU ROUNDABOUT — A pedestrian refuge island at the Kisumu Mega roundabout is shaped like a sector with radius 6 m and angle 75°. Calculate its area to help the county engineer estimate the amount of paving material needed. (3) EXTENSION — A Kericho tea farmer uses a sector-shaped plot with area 1 256 m². If the radius is 40 m, find the angle of the sector. Learners who finish early attempt the extension problem. The class reviews problems 1 and 2 together, with learners presenting solutions on the board.</w:t>
-            </w:r>
-          </w:p>
-        </w:tc>
-        <w:tc>
-          <w:tcPr>
-            <w:tcW w:type="dxa" w:w="3040"/>
-            <w:shd w:fill="F2F2F2" w:color="auto" w:val="clear"/>
-            <w:tcMar>
-              <w:top w:type="dxa" w:w="60"/>
-              <w:left w:type="dxa" w:w="120"/>
-              <w:bottom w:type="dxa" w:w="60"/>
-              <w:right w:type="dxa" w:w="120"/>
-            </w:tcMar>
-            <w:vAlign w:val="top"/>
-          </w:tcPr>
-          <w:p>
-            <w:pPr>
-              <w:spacing w:after="40" w:before="0"/>
-              <w:jc w:val="left"/>
-            </w:pPr>
-            <w:r>
-              <w:rPr>
-                <w:rFonts w:ascii="Arial" w:cs="Arial" w:eastAsia="Arial" w:hAnsi="Arial"/>
-                <w:b w:val="false"/>
-                <w:bCs w:val="false"/>
-                <w:i w:val="false"/>
-                <w:iCs w:val="false"/>
-                <w:color w:val="000000"/>
-                <w:sz w:val="18"/>
-                <w:szCs w:val="18"/>
-              </w:rPr>
-              <w:t xml:space="preserve">Begin the formal derivation by pointing to the paper-circle table on the board and saying: 'You discovered this pattern with your hands. Now let us write it in the language of mathematics.' Write step by step: 'Full circle has angle 360° and area πr². A sector with angle θ is (θ/360) of the full circle. Therefore, sector area A = (θ/360) × πr².' Underline (θ/360) and say: 'This fraction is the heartbeat of the formula — it tells us what share of the full circle the farmer has watered.' For Problem 1, do NOT solve it — say: 'Substitute the Laikipia values into the formula. You have 5 minutes. Work silently.' (WAIT TIME for productive struggle.) After 5 minutes, cold-call one learner to write their working on the board. Ask the class: 'Do you agree with each step? Thumbs up or thumbs down.' For any thumbs down, ask that learner: 'Which step do you disagree with, and what would you write instead?' (WAIT TIME 12 seconds.) Repeat for Problem 2. For the extension problem, tell early finishers: 'You are now the engineer — the area is given, find the angle. Rearrange the formula.' After Problems 1 and 2 are reviewed, ask the whole class: 'How does this formula help the Laikipia farmer plan a water budget?' Cold-call 2 learners. (WAIT TIME 10 seconds each.)</w:t>
-            </w:r>
-          </w:p>
-        </w:tc>
-        <w:tc>
-          <w:tcPr>
-            <w:tcW w:type="dxa" w:w="3040"/>
-            <w:shd w:fill="FFFFFF" w:color="auto" w:val="clear"/>
-            <w:tcMar>
-              <w:top w:type="dxa" w:w="60"/>
-              <w:left w:type="dxa" w:w="120"/>
-              <w:bottom w:type="dxa" w:w="60"/>
-              <w:right w:type="dxa" w:w="120"/>
-            </w:tcMar>
-            <w:vAlign w:val="top"/>
-          </w:tcPr>
-          <w:p>
-            <w:pPr>
-              <w:spacing w:after="40" w:before="0"/>
-              <w:jc w:val="left"/>
-            </w:pPr>
-            <w:r>
-              <w:rPr>
-                <w:rFonts w:ascii="Arial" w:cs="Arial" w:eastAsia="Arial" w:hAnsi="Arial"/>
-                <w:b w:val="false"/>
-                <w:bCs w:val="false"/>
-                <w:i w:val="false"/>
-                <w:iCs w:val="false"/>
-                <w:color w:val="000000"/>
-                <w:sz w:val="18"/>
-                <w:szCs w:val="18"/>
-              </w:rPr>
-              <w:t xml:space="preserve">Worked Example → Guided Practice → Independent Practice (I Do – We Do – You Do) — the teacher models the derivation explicitly before releasing learners to apply it. Connecting each algebraic step back to the paper-circle investigation and the Laikipia phenomenon ensures conceptual coherence, not just procedural fluency. The extension problem builds 'Using Mathematics and Computational Thinking' (NGSS SEP 5) by requiring formula rearrangement.</w:t>
-            </w:r>
-          </w:p>
-        </w:tc>
-        <w:tc>
-          <w:tcPr>
-            <w:tcW w:type="dxa" w:w="3040"/>
-            <w:shd w:fill="F2F2F2" w:color="auto" w:val="clear"/>
-            <w:tcMar>
-              <w:top w:type="dxa" w:w="60"/>
-              <w:left w:type="dxa" w:w="120"/>
-              <w:bottom w:type="dxa" w:w="60"/>
-              <w:right w:type="dxa" w:w="120"/>
-            </w:tcMar>
-            <w:vAlign w:val="top"/>
-          </w:tcPr>
-          <w:p>
-            <w:pPr>
-              <w:spacing w:after="40" w:before="0"/>
-              <w:jc w:val="left"/>
-            </w:pPr>
-            <w:r>
-              <w:rPr>
-                <w:rFonts w:ascii="Arial" w:cs="Arial" w:eastAsia="Arial" w:hAnsi="Arial"/>
-                <w:b w:val="false"/>
-                <w:bCs w:val="false"/>
-                <w:i w:val="false"/>
-                <w:iCs w:val="false"/>
-                <w:color w:val="000000"/>
-                <w:sz w:val="18"/>
-                <w:szCs w:val="18"/>
-              </w:rPr>
-              <w:t xml:space="preserve">Circulate during individual problem-solving. Observable indicators: (a) learner correctly substitutes θ = 120° and r = 40 m in Problem 1 to get A = (120/360) × π × 40² = (1/3) × 5026.55 ≈ 1675.52 m²; (b) learner correctly gets A = (75/360) × π × 6² ≈ 23.56 m² for Problem 2. Identify learners who substitute r instead of r² as a common misconception — address by asking: 'What is the formula for the full circle area? Now where does that appear in the sector formula?'</w:t>
-            </w:r>
-          </w:p>
-        </w:tc>
-      </w:tr>
-      <w:tr>
-        <w:tc>
-          <w:tcPr>
-            <w:tcW w:type="dxa" w:w="1520"/>
-            <w:shd w:fill="FCE4D6" w:color="auto" w:val="clear"/>
-            <w:tcMar>
-              <w:top w:type="dxa" w:w="60"/>
-              <w:left w:type="dxa" w:w="120"/>
-              <w:bottom w:type="dxa" w:w="60"/>
-              <w:right w:type="dxa" w:w="120"/>
-            </w:tcMar>
-            <w:vAlign w:val="top"/>
-          </w:tcPr>
-          <w:p>
-            <w:pPr>
-              <w:spacing w:after="40" w:before="0"/>
-              <w:jc w:val="left"/>
-            </w:pPr>
-            <w:r>
-              <w:rPr>
-                <w:rFonts w:ascii="Arial" w:cs="Arial" w:eastAsia="Arial" w:hAnsi="Arial"/>
-                <w:b/>
-                <w:bCs/>
-                <w:i w:val="false"/>
-                <w:iCs w:val="false"/>
-                <w:color w:val="000000"/>
-                <w:sz w:val="18"/>
-                <w:szCs w:val="18"/>
-              </w:rPr>
-              <w:t xml:space="preserve">Driving Question Board (DQB) Creation</w:t>
-            </w:r>
-          </w:p>
-          <w:p>
-            <w:pPr>
-              <w:spacing w:after="20" w:before="0"/>
-            </w:pPr>
-            <w:r>
-              <w:rPr>
-                <w:rFonts w:ascii="Arial" w:cs="Arial" w:eastAsia="Arial" w:hAnsi="Arial"/>
-                <w:b/>
-                <w:bCs/>
-                <w:color w:val="1F3864"/>
-                <w:sz w:val="16"/>
-                <w:szCs w:val="16"/>
-              </w:rPr>
-              <w:t xml:space="preserve">📹 VIDEO:</w:t>
-            </w:r>
-          </w:p>
-          <w:p>
-            <w:pPr>
-              <w:spacing w:after="20" w:before="0"/>
-            </w:pPr>
-            <w:hyperlink w:history="1" r:id="rId1e5jqzdhzeaoff2hxgah_">
-              <w:r>
-                <w:rPr>
-                  <w:rFonts w:ascii="Arial" w:cs="Arial" w:eastAsia="Arial" w:hAnsi="Arial"/>
-                  <w:color w:val="2E75B6"/>
-                  <w:sz w:val="16"/>
-                  <w:szCs w:val="16"/>
-                  <w:u w:val="single" w:color="2E75B6"/>
-                </w:rPr>
-                <w:t xml:space="preserve">The future of creativity in algebra</w:t>
-              </w:r>
-            </w:hyperlink>
-          </w:p>
-          <w:p>
-            <w:pPr>
-              <w:spacing w:after="10" w:before="0"/>
-              <w:ind w:left="120"/>
-            </w:pPr>
-            <w:r>
-              <w:rPr>
-                <w:rFonts w:ascii="Arial" w:cs="Arial" w:eastAsia="Arial" w:hAnsi="Arial"/>
-                <w:color w:val="595959"/>
-                <w:sz w:val="14"/>
-                <w:szCs w:val="14"/>
-              </w:rPr>
-              <w:t xml:space="preserve">Source: Khan Academy (English - US curriculum)</w:t>
-            </w:r>
-          </w:p>
-          <w:p>
-            <w:pPr>
-              <w:spacing w:after="10" w:before="0"/>
-              <w:ind w:left="120"/>
-            </w:pPr>
-            <w:hyperlink w:history="1" r:id="rIdgaksa_kl6jmfygemjnxhu">
-              <w:r>
-                <w:rPr>
-                  <w:rFonts w:ascii="Arial" w:cs="Arial" w:eastAsia="Arial" w:hAnsi="Arial"/>
-                  <w:color w:val="595959"/>
-                  <w:sz w:val="14"/>
-                  <w:szCs w:val="14"/>
-                  <w:u w:val="single" w:color="595959"/>
-                </w:rPr>
-                <w:t xml:space="preserve">🔍 Search ARES for similar videos</w:t>
-              </w:r>
-            </w:hyperlink>
-          </w:p>
-          <w:p>
-            <w:pPr>
-              <w:spacing w:after="40" w:before="0"/>
-            </w:pPr>
-            <w:r>
-              <w:rPr>
-                <w:sz w:val="14"/>
-                <w:szCs w:val="14"/>
-              </w:rPr>
-              <w:t xml:space="preserve"/>
-            </w:r>
-          </w:p>
-          <w:p>
-            <w:pPr>
-              <w:spacing w:after="20" w:before="0"/>
-            </w:pPr>
-            <w:r>
-              <w:rPr>
-                <w:rFonts w:ascii="Arial" w:cs="Arial" w:eastAsia="Arial" w:hAnsi="Arial"/>
-                <w:b/>
-                <w:bCs/>
-                <w:color w:val="1F3864"/>
-                <w:sz w:val="16"/>
-                <w:szCs w:val="16"/>
-              </w:rPr>
-              <w:t xml:space="preserve">📖 HTML:</w:t>
-            </w:r>
-          </w:p>
-          <w:p>
-            <w:pPr>
-              <w:spacing w:after="20" w:before="0"/>
-            </w:pPr>
-            <w:hyperlink w:history="1" r:id="rIdon5cmxzr5emltpl6mzhgd">
-              <w:r>
-                <w:rPr>
-                  <w:rFonts w:ascii="Arial" w:cs="Arial" w:eastAsia="Arial" w:hAnsi="Arial"/>
-                  <w:color w:val="2E75B6"/>
-                  <w:sz w:val="16"/>
-                  <w:szCs w:val="16"/>
-                  <w:u w:val="single" w:color="2E75B6"/>
-                </w:rPr>
-                <w:t xml:space="preserve">Area of a Sector (Flexbook)</w:t>
-              </w:r>
-            </w:hyperlink>
-          </w:p>
-          <w:p>
-            <w:pPr>
-              <w:spacing w:after="10" w:before="0"/>
-              <w:ind w:left="120"/>
-            </w:pPr>
-            <w:r>
-              <w:rPr>
-                <w:rFonts w:ascii="Arial" w:cs="Arial" w:eastAsia="Arial" w:hAnsi="Arial"/>
-                <w:color w:val="595959"/>
-                <w:sz w:val="14"/>
-                <w:szCs w:val="14"/>
-              </w:rPr>
-              <w:t xml:space="preserve">Source: CK-12</w:t>
-            </w:r>
-          </w:p>
-          <w:p>
-            <w:pPr>
-              <w:spacing w:after="10" w:before="0"/>
-              <w:ind w:left="120"/>
-            </w:pPr>
-            <w:hyperlink w:history="1" r:id="rId5lh2bilrny1nfdji_-81x">
-              <w:r>
-                <w:rPr>
-                  <w:rFonts w:ascii="Arial" w:cs="Arial" w:eastAsia="Arial" w:hAnsi="Arial"/>
-                  <w:color w:val="595959"/>
-                  <w:sz w:val="14"/>
-                  <w:szCs w:val="14"/>
-                  <w:u w:val="single" w:color="595959"/>
-                </w:rPr>
-                <w:t xml:space="preserve">🔍 Search ARES for similar readings</w:t>
-              </w:r>
-            </w:hyperlink>
-          </w:p>
-        </w:tc>
-        <w:tc>
-          <w:tcPr>
-            <w:tcW w:type="dxa" w:w="3040"/>
-            <w:shd w:fill="FFFFFF" w:color="auto" w:val="clear"/>
-            <w:tcMar>
-              <w:top w:type="dxa" w:w="60"/>
-              <w:left w:type="dxa" w:w="120"/>
-              <w:bottom w:type="dxa" w:w="60"/>
-              <w:right w:type="dxa" w:w="120"/>
-            </w:tcMar>
-            <w:vAlign w:val="top"/>
-          </w:tcPr>
-          <w:p>
-            <w:pPr>
-              <w:spacing w:after="40" w:before="0"/>
-              <w:jc w:val="left"/>
-            </w:pPr>
-            <w:r>
-              <w:rPr>
-                <w:rFonts w:ascii="Arial" w:cs="Arial" w:eastAsia="Arial" w:hAnsi="Arial"/>
-                <w:b w:val="false"/>
-                <w:bCs w:val="false"/>
-                <w:i w:val="false"/>
-                <w:iCs w:val="false"/>
-                <w:color w:val="000000"/>
-                <w:sz w:val="18"/>
-                <w:szCs w:val="18"/>
-              </w:rPr>
-              <w:t xml:space="preserve">Each learner receives two sticky notes (or writes on a shared DQB section). On the first (green) sticky note, they write one thing they can now answer about the Laikipia farmer's problem. On the second (orange) sticky note, they write one new question that today's lesson has raised — something they still cannot calculate or are curious about (e.g., 'What if the watered region is not a full sector but a strange shape between two circles AND part of a rotation?'). Learners post both notes on the class Driving Question Board under the columns 'What we CAN now calculate' and 'What we STILL need to figure out.' The teacher reads 3–4 orange notes aloud and briefly previews that upcoming lessons will address the annular sector and segment.</w:t>
-            </w:r>
-          </w:p>
-        </w:tc>
-        <w:tc>
-          <w:tcPr>
-            <w:tcW w:type="dxa" w:w="3040"/>
-            <w:shd w:fill="F2F2F2" w:color="auto" w:val="clear"/>
-            <w:tcMar>
-              <w:top w:type="dxa" w:w="60"/>
-              <w:left w:type="dxa" w:w="120"/>
-              <w:bottom w:type="dxa" w:w="60"/>
-              <w:right w:type="dxa" w:w="120"/>
-            </w:tcMar>
-            <w:vAlign w:val="top"/>
-          </w:tcPr>
-          <w:p>
-            <w:pPr>
-              <w:spacing w:after="40" w:before="0"/>
-              <w:jc w:val="left"/>
-            </w:pPr>
-            <w:r>
-              <w:rPr>
-                <w:rFonts w:ascii="Arial" w:cs="Arial" w:eastAsia="Arial" w:hAnsi="Arial"/>
-                <w:b w:val="false"/>
-                <w:bCs w:val="false"/>
-                <w:i w:val="false"/>
-                <w:iCs w:val="false"/>
-                <w:color w:val="000000"/>
-                <w:sz w:val="18"/>
-                <w:szCs w:val="18"/>
-              </w:rPr>
-              <w:t xml:space="preserve">Direct learners to the DQB (a large sheet of chart paper or a section of the board divided into columns). Say: 'In Lesson 1 you asked how to find the area of the ring between two pipes. Today you built a tool for the wedge the pipe sweeps. What new question does that raise?' Give 3 minutes for writing. After posting, read three orange notes aloud without revealing who wrote them. For each, say: 'This is a great question — hold onto it. We will need exactly this thinking in Lesson 3.' Point to the full driving question written at the top of the DQB and ask: 'Are we closer to answering this? Which part of the farmer's problem can we now solve, and which part is still open?' Cold-call 2 learners. (WAIT TIME 10 seconds each.)</w:t>
-            </w:r>
-          </w:p>
-        </w:tc>
-        <w:tc>
-          <w:tcPr>
-            <w:tcW w:type="dxa" w:w="3040"/>
-            <w:shd w:fill="FFFFFF" w:color="auto" w:val="clear"/>
-            <w:tcMar>
-              <w:top w:type="dxa" w:w="60"/>
-              <w:left w:type="dxa" w:w="120"/>
-              <w:bottom w:type="dxa" w:w="60"/>
-              <w:right w:type="dxa" w:w="120"/>
-            </w:tcMar>
-            <w:vAlign w:val="top"/>
-          </w:tcPr>
-          <w:p>
-            <w:pPr>
-              <w:spacing w:after="40" w:before="0"/>
-              <w:jc w:val="left"/>
-            </w:pPr>
-            <w:r>
-              <w:rPr>
-                <w:rFonts w:ascii="Arial" w:cs="Arial" w:eastAsia="Arial" w:hAnsi="Arial"/>
-                <w:b w:val="false"/>
-                <w:bCs w:val="false"/>
-                <w:i w:val="false"/>
-                <w:iCs w:val="false"/>
-                <w:color w:val="000000"/>
-                <w:sz w:val="18"/>
-                <w:szCs w:val="18"/>
-              </w:rPr>
-              <w:t xml:space="preserve">Driving Question Board — a running metacognitive record that makes the trajectory of the learning sequence visible to learners. Distinguishing 'what we CAN calculate' from 'what we STILL need' mirrors the scientific practice of 'Asking Questions and Defining Problems' (NGSS SEP 1) and sustains curiosity across the 8-lesson sequence.</w:t>
-            </w:r>
-          </w:p>
-        </w:tc>
-        <w:tc>
-          <w:tcPr>
-            <w:tcW w:type="dxa" w:w="3040"/>
-            <w:shd w:fill="F2F2F2" w:color="auto" w:val="clear"/>
-            <w:tcMar>
-              <w:top w:type="dxa" w:w="60"/>
-              <w:left w:type="dxa" w:w="120"/>
-              <w:bottom w:type="dxa" w:w="60"/>
-              <w:right w:type="dxa" w:w="120"/>
-            </w:tcMar>
-            <w:vAlign w:val="top"/>
-          </w:tcPr>
-          <w:p>
-            <w:pPr>
-              <w:spacing w:after="40" w:before="0"/>
-              <w:jc w:val="left"/>
-            </w:pPr>
-            <w:r>
-              <w:rPr>
-                <w:rFonts w:ascii="Arial" w:cs="Arial" w:eastAsia="Arial" w:hAnsi="Arial"/>
-                <w:b w:val="false"/>
-                <w:bCs w:val="false"/>
-                <w:i w:val="false"/>
-                <w:iCs w:val="false"/>
-                <w:color w:val="000000"/>
-                <w:sz w:val="18"/>
-                <w:szCs w:val="18"/>
-              </w:rPr>
-              <w:t xml:space="preserve">Read all green sticky notes after class. Observable indicator: learner correctly names the sector formula and links it to a specific part of the Laikipia scenario (e.g., 'I can now find the area of maize watered after 120° of rotation'). Learners whose green notes are vague ('I learned about sectors') receive a follow-up prompt card at the start of Lesson 3.</w:t>
-            </w:r>
-          </w:p>
-        </w:tc>
-      </w:tr>
-      <w:tr>
-        <w:tc>
-          <w:tcPr>
-            <w:tcW w:type="dxa" w:w="1520"/>
-            <w:shd w:fill="D5E8F0" w:color="auto" w:val="clear"/>
-            <w:tcMar>
-              <w:top w:type="dxa" w:w="60"/>
-              <w:left w:type="dxa" w:w="120"/>
-              <w:bottom w:type="dxa" w:w="60"/>
-              <w:right w:type="dxa" w:w="120"/>
-            </w:tcMar>
-            <w:vAlign w:val="top"/>
-          </w:tcPr>
-          <w:p>
-            <w:pPr>
-              <w:spacing w:after="40" w:before="0"/>
-              <w:jc w:val="left"/>
-            </w:pPr>
-            <w:r>
-              <w:rPr>
-                <w:rFonts w:ascii="Arial" w:cs="Arial" w:eastAsia="Arial" w:hAnsi="Arial"/>
-                <w:b/>
-                <w:bCs/>
-                <w:i w:val="false"/>
-                <w:iCs w:val="false"/>
-                <w:color w:val="000000"/>
-                <w:sz w:val="18"/>
-                <w:szCs w:val="18"/>
-              </w:rPr>
-              <w:t xml:space="preserve">Model Building Phase</w:t>
-            </w:r>
-          </w:p>
-          <w:p>
-            <w:pPr>
-              <w:spacing w:after="20" w:before="0"/>
-            </w:pPr>
-            <w:r>
-              <w:rPr>
-                <w:rFonts w:ascii="Arial" w:cs="Arial" w:eastAsia="Arial" w:hAnsi="Arial"/>
-                <w:b/>
-                <w:bCs/>
-                <w:color w:val="1F3864"/>
-                <w:sz w:val="16"/>
-                <w:szCs w:val="16"/>
-              </w:rPr>
-              <w:t xml:space="preserve">📹 VIDEO:</w:t>
-            </w:r>
-          </w:p>
-          <w:p>
-            <w:pPr>
-              <w:spacing w:after="20" w:before="0"/>
-            </w:pPr>
-            <w:hyperlink w:history="1" r:id="rId4wqdiq24zpz6lq3f8v5zn">
-              <w:r>
-                <w:rPr>
-                  <w:rFonts w:ascii="Arial" w:cs="Arial" w:eastAsia="Arial" w:hAnsi="Arial"/>
-                  <w:color w:val="2E75B6"/>
-                  <w:sz w:val="16"/>
-                  <w:szCs w:val="16"/>
-                  <w:u w:val="single" w:color="2E75B6"/>
-                </w:rPr>
-                <w:t xml:space="preserve">The future of creativity in algebra</w:t>
-              </w:r>
-            </w:hyperlink>
-          </w:p>
-          <w:p>
-            <w:pPr>
-              <w:spacing w:after="10" w:before="0"/>
-              <w:ind w:left="120"/>
-            </w:pPr>
-            <w:r>
-              <w:rPr>
-                <w:rFonts w:ascii="Arial" w:cs="Arial" w:eastAsia="Arial" w:hAnsi="Arial"/>
-                <w:color w:val="595959"/>
-                <w:sz w:val="14"/>
-                <w:szCs w:val="14"/>
-              </w:rPr>
-              <w:t xml:space="preserve">Source: Khan Academy (English - US curriculum)</w:t>
-            </w:r>
-          </w:p>
-          <w:p>
-            <w:pPr>
-              <w:spacing w:after="10" w:before="0"/>
-              <w:ind w:left="120"/>
-            </w:pPr>
-            <w:hyperlink w:history="1" r:id="rIdfoyvygxiodtoaff2bdpjl">
-              <w:r>
-                <w:rPr>
-                  <w:rFonts w:ascii="Arial" w:cs="Arial" w:eastAsia="Arial" w:hAnsi="Arial"/>
-                  <w:color w:val="595959"/>
-                  <w:sz w:val="14"/>
-                  <w:szCs w:val="14"/>
-                  <w:u w:val="single" w:color="595959"/>
-                </w:rPr>
-                <w:t xml:space="preserve">🔍 Search ARES for similar videos</w:t>
-              </w:r>
-            </w:hyperlink>
-          </w:p>
-          <w:p>
-            <w:pPr>
-              <w:spacing w:after="40" w:before="0"/>
-            </w:pPr>
-            <w:r>
-              <w:rPr>
-                <w:sz w:val="14"/>
-                <w:szCs w:val="14"/>
-              </w:rPr>
-              <w:t xml:space="preserve"/>
-            </w:r>
-          </w:p>
-          <w:p>
-            <w:pPr>
-              <w:spacing w:after="20" w:before="0"/>
-            </w:pPr>
-            <w:r>
-              <w:rPr>
-                <w:rFonts w:ascii="Arial" w:cs="Arial" w:eastAsia="Arial" w:hAnsi="Arial"/>
-                <w:b/>
-                <w:bCs/>
-                <w:color w:val="1F3864"/>
-                <w:sz w:val="16"/>
-                <w:szCs w:val="16"/>
-              </w:rPr>
-              <w:t xml:space="preserve">📖 HTML:</w:t>
-            </w:r>
-          </w:p>
-          <w:p>
-            <w:pPr>
-              <w:spacing w:after="20" w:before="0"/>
-            </w:pPr>
-            <w:hyperlink w:history="1" r:id="rIdlozwc0oulg91a16m_qqyf">
-              <w:r>
-                <w:rPr>
-                  <w:rFonts w:ascii="Arial" w:cs="Arial" w:eastAsia="Arial" w:hAnsi="Arial"/>
-                  <w:color w:val="2E75B6"/>
-                  <w:sz w:val="16"/>
-                  <w:szCs w:val="16"/>
-                  <w:u w:val="single" w:color="2E75B6"/>
-                </w:rPr>
-                <w:t xml:space="preserve">Area of a Sector (Flexbook)</w:t>
-              </w:r>
-            </w:hyperlink>
-          </w:p>
-          <w:p>
-            <w:pPr>
-              <w:spacing w:after="10" w:before="0"/>
-              <w:ind w:left="120"/>
-            </w:pPr>
-            <w:r>
-              <w:rPr>
-                <w:rFonts w:ascii="Arial" w:cs="Arial" w:eastAsia="Arial" w:hAnsi="Arial"/>
-                <w:color w:val="595959"/>
-                <w:sz w:val="14"/>
-                <w:szCs w:val="14"/>
-              </w:rPr>
-              <w:t xml:space="preserve">Source: CK-12</w:t>
-            </w:r>
-          </w:p>
-          <w:p>
-            <w:pPr>
-              <w:spacing w:after="10" w:before="0"/>
-              <w:ind w:left="120"/>
-            </w:pPr>
-            <w:hyperlink w:history="1" r:id="rId5zdeem0x5xt_2qpffzb8k">
+            <w:hyperlink w:history="1" r:id="rIdlnhivhai_yec6hc4c5kas">
               <w:r>
                 <w:rPr>
                   <w:rFonts w:ascii="Arial" w:cs="Arial" w:eastAsia="Arial" w:hAnsi="Arial"/>
@@ -8848,7 +8838,7 @@
             <w:pPr>
               <w:spacing w:after="20" w:before="0"/>
             </w:pPr>
-            <w:hyperlink w:history="1" r:id="rIdlrvqswe36bfrqltwkv-w4">
+            <w:hyperlink w:history="1" r:id="rIdw4xxl98yiiwejibj9vamu">
               <w:r>
                 <w:rPr>
                   <w:rFonts w:ascii="Arial" w:cs="Arial" w:eastAsia="Arial" w:hAnsi="Arial"/>
@@ -8857,7 +8847,7 @@
                   <w:szCs w:val="16"/>
                   <w:u w:val="single" w:color="2E75B6"/>
                 </w:rPr>
-                <w:t xml:space="preserve">Circumference Principles - Basic</w:t>
+                <w:t xml:space="preserve">Arc length as fraction of circumference</w:t>
               </w:r>
             </w:hyperlink>
           </w:p>
@@ -8873,7 +8863,7 @@
                 <w:sz w:val="14"/>
                 <w:szCs w:val="14"/>
               </w:rPr>
-              <w:t xml:space="preserve">Source: CK-12</w:t>
+              <w:t xml:space="preserve">Source: Khan Academy (English - US curriculum)</w:t>
             </w:r>
           </w:p>
           <w:p>
@@ -8881,7 +8871,7 @@
               <w:spacing w:after="10" w:before="0"/>
               <w:ind w:left="120"/>
             </w:pPr>
-            <w:hyperlink w:history="1" r:id="rIdxbjzgbpnov7z_bqfuud7u">
+            <w:hyperlink w:history="1" r:id="rIdtrhhhfome2mnmr-h4yrol">
               <w:r>
                 <w:rPr>
                   <w:rFonts w:ascii="Arial" w:cs="Arial" w:eastAsia="Arial" w:hAnsi="Arial"/>
@@ -8919,14 +8909,14 @@
                 <w:sz w:val="16"/>
                 <w:szCs w:val="16"/>
               </w:rPr>
-              <w:t xml:space="preserve">📖 HTML:</w:t>
+              <w:t xml:space="preserve">📖 EXERCISE:</w:t>
             </w:r>
           </w:p>
           <w:p>
             <w:pPr>
               <w:spacing w:after="20" w:before="0"/>
             </w:pPr>
-            <w:hyperlink w:history="1" r:id="rIdwevmdndlhsjykwrhoy10x">
+            <w:hyperlink w:history="1" r:id="rIdublnmpa4bm6_q103sbmky">
               <w:r>
                 <w:rPr>
                   <w:rFonts w:ascii="Arial" w:cs="Arial" w:eastAsia="Arial" w:hAnsi="Arial"/>
@@ -8935,7 +8925,7 @@
                   <w:szCs w:val="16"/>
                   <w:u w:val="single" w:color="2E75B6"/>
                 </w:rPr>
-                <w:t xml:space="preserve">Chords in Circles: Arc and Chord (PLIX)</w:t>
+                <w:t xml:space="preserve">Arc length</w:t>
               </w:r>
             </w:hyperlink>
           </w:p>
@@ -8951,7 +8941,7 @@
                 <w:sz w:val="14"/>
                 <w:szCs w:val="14"/>
               </w:rPr>
-              <w:t xml:space="preserve">Source: CK-12</w:t>
+              <w:t xml:space="preserve">Source: Khan Academy (English - US curriculum)</w:t>
             </w:r>
           </w:p>
           <w:p>
@@ -8959,7 +8949,7 @@
               <w:spacing w:after="10" w:before="0"/>
               <w:ind w:left="120"/>
             </w:pPr>
-            <w:hyperlink w:history="1" r:id="rIdcnblqpjtp9idnixzidn-7">
+            <w:hyperlink w:history="1" r:id="rIdabwwh83xyqkj9dw1tqrn1">
               <w:r>
                 <w:rPr>
                   <w:rFonts w:ascii="Arial" w:cs="Arial" w:eastAsia="Arial" w:hAnsi="Arial"/>
@@ -9154,7 +9144,7 @@
             <w:pPr>
               <w:spacing w:after="20" w:before="0"/>
             </w:pPr>
-            <w:hyperlink w:history="1" r:id="rIdtz8cn209tnb1wnvb3bksq">
+            <w:hyperlink w:history="1" r:id="rIdkv1fz2ajtud1yjutld1rj">
               <w:r>
                 <w:rPr>
                   <w:rFonts w:ascii="Arial" w:cs="Arial" w:eastAsia="Arial" w:hAnsi="Arial"/>
@@ -9163,7 +9153,7 @@
                   <w:szCs w:val="16"/>
                   <w:u w:val="single" w:color="2E75B6"/>
                 </w:rPr>
-                <w:t xml:space="preserve">Circumference Principles - Basic</w:t>
+                <w:t xml:space="preserve">Partial circle area and arc length</w:t>
               </w:r>
             </w:hyperlink>
           </w:p>
@@ -9179,7 +9169,7 @@
                 <w:sz w:val="14"/>
                 <w:szCs w:val="14"/>
               </w:rPr>
-              <w:t xml:space="preserve">Source: CK-12</w:t>
+              <w:t xml:space="preserve">Source: Khan Academy (English - US curriculum)</w:t>
             </w:r>
           </w:p>
           <w:p>
@@ -9187,7 +9177,7 @@
               <w:spacing w:after="10" w:before="0"/>
               <w:ind w:left="120"/>
             </w:pPr>
-            <w:hyperlink w:history="1" r:id="rIdzof1bnocqhop-saa_abup">
+            <w:hyperlink w:history="1" r:id="rIdd80g-i4kjhrvreg9_nqvz">
               <w:r>
                 <w:rPr>
                   <w:rFonts w:ascii="Arial" w:cs="Arial" w:eastAsia="Arial" w:hAnsi="Arial"/>
@@ -9225,14 +9215,14 @@
                 <w:sz w:val="16"/>
                 <w:szCs w:val="16"/>
               </w:rPr>
-              <w:t xml:space="preserve">📖 HTML:</w:t>
+              <w:t xml:space="preserve">📖 EXERCISE:</w:t>
             </w:r>
           </w:p>
           <w:p>
             <w:pPr>
               <w:spacing w:after="20" w:before="0"/>
             </w:pPr>
-            <w:hyperlink w:history="1" r:id="rIdrbkgixbvya47zmukqsq7e">
+            <w:hyperlink w:history="1" r:id="rIdmjyje3lg0qtzdn1hgrkwh">
               <w:r>
                 <w:rPr>
                   <w:rFonts w:ascii="Arial" w:cs="Arial" w:eastAsia="Arial" w:hAnsi="Arial"/>
@@ -9241,7 +9231,7 @@
                   <w:szCs w:val="16"/>
                   <w:u w:val="single" w:color="2E75B6"/>
                 </w:rPr>
-                <w:t xml:space="preserve">Chords in Circles: Arc and Chord (PLIX)</w:t>
+                <w:t xml:space="preserve">Radians &amp; arc length</w:t>
               </w:r>
             </w:hyperlink>
           </w:p>
@@ -9257,7 +9247,7 @@
                 <w:sz w:val="14"/>
                 <w:szCs w:val="14"/>
               </w:rPr>
-              <w:t xml:space="preserve">Source: CK-12</w:t>
+              <w:t xml:space="preserve">Source: Khan Academy (English - US curriculum)</w:t>
             </w:r>
           </w:p>
           <w:p>
@@ -9265,7 +9255,7 @@
               <w:spacing w:after="10" w:before="0"/>
               <w:ind w:left="120"/>
             </w:pPr>
-            <w:hyperlink w:history="1" r:id="rIdicv_7o5kznepcfdzbcecq">
+            <w:hyperlink w:history="1" r:id="rIdvepdgehyp0xzzbsgsyvpp">
               <w:r>
                 <w:rPr>
                   <w:rFonts w:ascii="Arial" w:cs="Arial" w:eastAsia="Arial" w:hAnsi="Arial"/>
@@ -9460,7 +9450,7 @@
             <w:pPr>
               <w:spacing w:after="20" w:before="0"/>
             </w:pPr>
-            <w:hyperlink w:history="1" r:id="rIdhdulsrpuisoaqoniuyhxs">
+            <w:hyperlink w:history="1" r:id="rIdipwrzk1d0_kglnw8q9fv3">
               <w:r>
                 <w:rPr>
                   <w:rFonts w:ascii="Arial" w:cs="Arial" w:eastAsia="Arial" w:hAnsi="Arial"/>
@@ -9469,7 +9459,7 @@
                   <w:szCs w:val="16"/>
                   <w:u w:val="single" w:color="2E75B6"/>
                 </w:rPr>
-                <w:t xml:space="preserve">Circumference Principles - Basic</w:t>
+                <w:t xml:space="preserve">Subtended angle from arc length</w:t>
               </w:r>
             </w:hyperlink>
           </w:p>
@@ -9485,7 +9475,7 @@
                 <w:sz w:val="14"/>
                 <w:szCs w:val="14"/>
               </w:rPr>
-              <w:t xml:space="preserve">Source: CK-12</w:t>
+              <w:t xml:space="preserve">Source: Khan Academy (English - US curriculum)</w:t>
             </w:r>
           </w:p>
           <w:p>
@@ -9493,7 +9483,7 @@
               <w:spacing w:after="10" w:before="0"/>
               <w:ind w:left="120"/>
             </w:pPr>
-            <w:hyperlink w:history="1" r:id="rIdjjclyhfol89jg1qzed7cc">
+            <w:hyperlink w:history="1" r:id="rIdv5szlk76h8wxui1juaz9l">
               <w:r>
                 <w:rPr>
                   <w:rFonts w:ascii="Arial" w:cs="Arial" w:eastAsia="Arial" w:hAnsi="Arial"/>
@@ -9531,14 +9521,14 @@
                 <w:sz w:val="16"/>
                 <w:szCs w:val="16"/>
               </w:rPr>
-              <w:t xml:space="preserve">📖 HTML:</w:t>
+              <w:t xml:space="preserve">📖 EXERCISE:</w:t>
             </w:r>
           </w:p>
           <w:p>
             <w:pPr>
               <w:spacing w:after="20" w:before="0"/>
             </w:pPr>
-            <w:hyperlink w:history="1" r:id="rIdhgfhzc33nme8nc4wqqsi1">
+            <w:hyperlink w:history="1" r:id="rIdeq0erzz7hghmujnp1yjna">
               <w:r>
                 <w:rPr>
                   <w:rFonts w:ascii="Arial" w:cs="Arial" w:eastAsia="Arial" w:hAnsi="Arial"/>
@@ -9547,7 +9537,7 @@
                   <w:szCs w:val="16"/>
                   <w:u w:val="single" w:color="2E75B6"/>
                 </w:rPr>
-                <w:t xml:space="preserve">Chords in Circles: Arc and Chord (PLIX)</w:t>
+                <w:t xml:space="preserve">Arc length</w:t>
               </w:r>
             </w:hyperlink>
           </w:p>
@@ -9563,7 +9553,7 @@
                 <w:sz w:val="14"/>
                 <w:szCs w:val="14"/>
               </w:rPr>
-              <w:t xml:space="preserve">Source: CK-12</w:t>
+              <w:t xml:space="preserve">Source: Khan Academy (English - US curriculum)</w:t>
             </w:r>
           </w:p>
           <w:p>
@@ -9571,7 +9561,7 @@
               <w:spacing w:after="10" w:before="0"/>
               <w:ind w:left="120"/>
             </w:pPr>
-            <w:hyperlink w:history="1" r:id="rIdkgfqbv054bvuksuxksqth">
+            <w:hyperlink w:history="1" r:id="rIdnrvtxdy-vmdtb-nn1wzub">
               <w:r>
                 <w:rPr>
                   <w:rFonts w:ascii="Arial" w:cs="Arial" w:eastAsia="Arial" w:hAnsi="Arial"/>
@@ -9766,7 +9756,7 @@
             <w:pPr>
               <w:spacing w:after="20" w:before="0"/>
             </w:pPr>
-            <w:hyperlink w:history="1" r:id="rIdoyeq__mvo0epejxq2dknf">
+            <w:hyperlink w:history="1" r:id="rIdvo1tejnkxee-jnzgbxmvh">
               <w:r>
                 <w:rPr>
                   <w:rFonts w:ascii="Arial" w:cs="Arial" w:eastAsia="Arial" w:hAnsi="Arial"/>
@@ -9775,7 +9765,7 @@
                   <w:szCs w:val="16"/>
                   <w:u w:val="single" w:color="2E75B6"/>
                 </w:rPr>
-                <w:t xml:space="preserve">Circumference Principles - Basic</w:t>
+                <w:t xml:space="preserve">Arc length as fraction of circumference</w:t>
               </w:r>
             </w:hyperlink>
           </w:p>
@@ -9791,7 +9781,7 @@
                 <w:sz w:val="14"/>
                 <w:szCs w:val="14"/>
               </w:rPr>
-              <w:t xml:space="preserve">Source: CK-12</w:t>
+              <w:t xml:space="preserve">Source: Khan Academy (English - US curriculum)</w:t>
             </w:r>
           </w:p>
           <w:p>
@@ -9799,7 +9789,7 @@
               <w:spacing w:after="10" w:before="0"/>
               <w:ind w:left="120"/>
             </w:pPr>
-            <w:hyperlink w:history="1" r:id="rIdpnotaf57rai8gzfas5qie">
+            <w:hyperlink w:history="1" r:id="rIdfixku6jnnsjjk-57l_9yd">
               <w:r>
                 <w:rPr>
                   <w:rFonts w:ascii="Arial" w:cs="Arial" w:eastAsia="Arial" w:hAnsi="Arial"/>
@@ -9837,14 +9827,14 @@
                 <w:sz w:val="16"/>
                 <w:szCs w:val="16"/>
               </w:rPr>
-              <w:t xml:space="preserve">📖 HTML:</w:t>
+              <w:t xml:space="preserve">📖 EXERCISE:</w:t>
             </w:r>
           </w:p>
           <w:p>
             <w:pPr>
               <w:spacing w:after="20" w:before="0"/>
             </w:pPr>
-            <w:hyperlink w:history="1" r:id="rIdeudznugfza40kj-qbdgga">
+            <w:hyperlink w:history="1" r:id="rIdmrhquvxgm5uzqll_prmei">
               <w:r>
                 <w:rPr>
                   <w:rFonts w:ascii="Arial" w:cs="Arial" w:eastAsia="Arial" w:hAnsi="Arial"/>
@@ -9853,7 +9843,7 @@
                   <w:szCs w:val="16"/>
                   <w:u w:val="single" w:color="2E75B6"/>
                 </w:rPr>
-                <w:t xml:space="preserve">Chords in Circles: Arc and Chord (PLIX)</w:t>
+                <w:t xml:space="preserve">Arc length</w:t>
               </w:r>
             </w:hyperlink>
           </w:p>
@@ -9869,7 +9859,7 @@
                 <w:sz w:val="14"/>
                 <w:szCs w:val="14"/>
               </w:rPr>
-              <w:t xml:space="preserve">Source: CK-12</w:t>
+              <w:t xml:space="preserve">Source: Khan Academy (English - US curriculum)</w:t>
             </w:r>
           </w:p>
           <w:p>
@@ -9877,7 +9867,7 @@
               <w:spacing w:after="10" w:before="0"/>
               <w:ind w:left="120"/>
             </w:pPr>
-            <w:hyperlink w:history="1" r:id="rIdg8-l24vdlgmoqoiuv0cbx">
+            <w:hyperlink w:history="1" r:id="rIdjakcxbnub4mn09xtrkaov">
               <w:r>
                 <w:rPr>
                   <w:rFonts w:ascii="Arial" w:cs="Arial" w:eastAsia="Arial" w:hAnsi="Arial"/>
@@ -10072,7 +10062,7 @@
             <w:pPr>
               <w:spacing w:after="20" w:before="0"/>
             </w:pPr>
-            <w:hyperlink w:history="1" r:id="rIdttjubzpogqo65gxyh0sch">
+            <w:hyperlink w:history="1" r:id="rIdhdrfpkrklaqsz1q9s_eim">
               <w:r>
                 <w:rPr>
                   <w:rFonts w:ascii="Arial" w:cs="Arial" w:eastAsia="Arial" w:hAnsi="Arial"/>
@@ -10081,7 +10071,7 @@
                   <w:szCs w:val="16"/>
                   <w:u w:val="single" w:color="2E75B6"/>
                 </w:rPr>
-                <w:t xml:space="preserve">Circumference Principles - Basic</w:t>
+                <w:t xml:space="preserve">Arc length as fraction of circumference</w:t>
               </w:r>
             </w:hyperlink>
           </w:p>
@@ -10097,7 +10087,7 @@
                 <w:sz w:val="14"/>
                 <w:szCs w:val="14"/>
               </w:rPr>
-              <w:t xml:space="preserve">Source: CK-12</w:t>
+              <w:t xml:space="preserve">Source: Khan Academy (English - US curriculum)</w:t>
             </w:r>
           </w:p>
           <w:p>
@@ -10105,7 +10095,7 @@
               <w:spacing w:after="10" w:before="0"/>
               <w:ind w:left="120"/>
             </w:pPr>
-            <w:hyperlink w:history="1" r:id="rIdxeguij1wmi6iefntdebpi">
+            <w:hyperlink w:history="1" r:id="rIdv--a8htvwl3pfd166vuns">
               <w:r>
                 <w:rPr>
                   <w:rFonts w:ascii="Arial" w:cs="Arial" w:eastAsia="Arial" w:hAnsi="Arial"/>
@@ -10143,14 +10133,14 @@
                 <w:sz w:val="16"/>
                 <w:szCs w:val="16"/>
               </w:rPr>
-              <w:t xml:space="preserve">📖 HTML:</w:t>
+              <w:t xml:space="preserve">📖 EXERCISE:</w:t>
             </w:r>
           </w:p>
           <w:p>
             <w:pPr>
               <w:spacing w:after="20" w:before="0"/>
             </w:pPr>
-            <w:hyperlink w:history="1" r:id="rIdrxujkop5b5bvhxe-ej05z">
+            <w:hyperlink w:history="1" r:id="rIdcxapweizcxuz5hi-lweut">
               <w:r>
                 <w:rPr>
                   <w:rFonts w:ascii="Arial" w:cs="Arial" w:eastAsia="Arial" w:hAnsi="Arial"/>
@@ -10159,7 +10149,7 @@
                   <w:szCs w:val="16"/>
                   <w:u w:val="single" w:color="2E75B6"/>
                 </w:rPr>
-                <w:t xml:space="preserve">Chords in Circles: Arc and Chord (PLIX)</w:t>
+                <w:t xml:space="preserve">Arc length</w:t>
               </w:r>
             </w:hyperlink>
           </w:p>
@@ -10175,7 +10165,7 @@
                 <w:sz w:val="14"/>
                 <w:szCs w:val="14"/>
               </w:rPr>
-              <w:t xml:space="preserve">Source: CK-12</w:t>
+              <w:t xml:space="preserve">Source: Khan Academy (English - US curriculum)</w:t>
             </w:r>
           </w:p>
           <w:p>
@@ -10183,7 +10173,7 @@
               <w:spacing w:after="10" w:before="0"/>
               <w:ind w:left="120"/>
             </w:pPr>
-            <w:hyperlink w:history="1" r:id="rIdqooee1n-ditvvnkhys3ho">
+            <w:hyperlink w:history="1" r:id="rIdxrqlb4a1gfkatbj2ty_uk">
               <w:r>
                 <w:rPr>
                   <w:rFonts w:ascii="Arial" w:cs="Arial" w:eastAsia="Arial" w:hAnsi="Arial"/>
@@ -11670,7 +11660,7 @@
             <w:pPr>
               <w:spacing w:after="20" w:before="0"/>
             </w:pPr>
-            <w:hyperlink w:history="1" r:id="rIdtoxstwytkihrksgne_1ua">
+            <w:hyperlink w:history="1" r:id="rIdaakgyi8xeezdobtvjwmf7">
               <w:r>
                 <w:rPr>
                   <w:rFonts w:ascii="Arial" w:cs="Arial" w:eastAsia="Arial" w:hAnsi="Arial"/>
@@ -11679,7 +11669,7 @@
                   <w:szCs w:val="16"/>
                   <w:u w:val="single" w:color="2E75B6"/>
                 </w:rPr>
-                <w:t xml:space="preserve">The future of creativity in algebra</w:t>
+                <w:t xml:space="preserve">Area of a sector</w:t>
               </w:r>
             </w:hyperlink>
           </w:p>
@@ -11703,7 +11693,7 @@
               <w:spacing w:after="10" w:before="0"/>
               <w:ind w:left="120"/>
             </w:pPr>
-            <w:hyperlink w:history="1" r:id="rIdwkss2yj16varmn2dcbkgj">
+            <w:hyperlink w:history="1" r:id="rIdl1ca3pw_opkjrxym-3pc4">
               <w:r>
                 <w:rPr>
                   <w:rFonts w:ascii="Arial" w:cs="Arial" w:eastAsia="Arial" w:hAnsi="Arial"/>
@@ -11741,6 +11731,312 @@
                 <w:sz w:val="16"/>
                 <w:szCs w:val="16"/>
               </w:rPr>
+              <w:t xml:space="preserve">📖 EXERCISE:</w:t>
+            </w:r>
+          </w:p>
+          <w:p>
+            <w:pPr>
+              <w:spacing w:after="20" w:before="0"/>
+            </w:pPr>
+            <w:hyperlink w:history="1" r:id="rIdmrf_imzcsviupsjvbkyc7">
+              <w:r>
+                <w:rPr>
+                  <w:rFonts w:ascii="Arial" w:cs="Arial" w:eastAsia="Arial" w:hAnsi="Arial"/>
+                  <w:color w:val="2E75B6"/>
+                  <w:sz w:val="16"/>
+                  <w:szCs w:val="16"/>
+                  <w:u w:val="single" w:color="2E75B6"/>
+                </w:rPr>
+                <w:t xml:space="preserve">Area of a sector</w:t>
+              </w:r>
+            </w:hyperlink>
+          </w:p>
+          <w:p>
+            <w:pPr>
+              <w:spacing w:after="10" w:before="0"/>
+              <w:ind w:left="120"/>
+            </w:pPr>
+            <w:r>
+              <w:rPr>
+                <w:rFonts w:ascii="Arial" w:cs="Arial" w:eastAsia="Arial" w:hAnsi="Arial"/>
+                <w:color w:val="595959"/>
+                <w:sz w:val="14"/>
+                <w:szCs w:val="14"/>
+              </w:rPr>
+              <w:t xml:space="preserve">Source: Khan Academy (English - US curriculum)</w:t>
+            </w:r>
+          </w:p>
+          <w:p>
+            <w:pPr>
+              <w:spacing w:after="10" w:before="0"/>
+              <w:ind w:left="120"/>
+            </w:pPr>
+            <w:hyperlink w:history="1" r:id="rIdbgdu3th3e7d3mqzf9xx0h">
+              <w:r>
+                <w:rPr>
+                  <w:rFonts w:ascii="Arial" w:cs="Arial" w:eastAsia="Arial" w:hAnsi="Arial"/>
+                  <w:color w:val="595959"/>
+                  <w:sz w:val="14"/>
+                  <w:szCs w:val="14"/>
+                  <w:u w:val="single" w:color="595959"/>
+                </w:rPr>
+                <w:t xml:space="preserve">🔍 Search ARES for similar readings</w:t>
+              </w:r>
+            </w:hyperlink>
+          </w:p>
+        </w:tc>
+        <w:tc>
+          <w:tcPr>
+            <w:tcW w:type="dxa" w:w="3040"/>
+            <w:shd w:fill="FFFFFF" w:color="auto" w:val="clear"/>
+            <w:tcMar>
+              <w:top w:type="dxa" w:w="60"/>
+              <w:left w:type="dxa" w:w="120"/>
+              <w:bottom w:type="dxa" w:w="60"/>
+              <w:right w:type="dxa" w:w="120"/>
+            </w:tcMar>
+            <w:vAlign w:val="top"/>
+          </w:tcPr>
+          <w:p>
+            <w:pPr>
+              <w:spacing w:after="40" w:before="0"/>
+              <w:jc w:val="left"/>
+            </w:pPr>
+            <w:r>
+              <w:rPr>
+                <w:rFonts w:ascii="Arial" w:cs="Arial" w:eastAsia="Arial" w:hAnsi="Arial"/>
+                <w:b w:val="false"/>
+                <w:bCs w:val="false"/>
+                <w:i w:val="false"/>
+                <w:iCs w:val="false"/>
+                <w:color w:val="000000"/>
+                <w:sz w:val="18"/>
+                <w:szCs w:val="18"/>
+              </w:rPr>
+              <w:t xml:space="preserve">Learners receive a printed aerial-photograph sketch of the Laikipia farm showing two concentric circles (inner radius r = 40 m, outer radius R = 70 m) with a sector angle of 120° shaded between them. Working individually for 4 minutes, each learner writes a prediction: 'I think the area of the shaded region is ___ m² because ___.' They are explicitly told NOT to look at previous notes — this is a raw prediction. Learners then share predictions with a shoulder partner for 2 minutes, noting where they agree or disagree.</w:t>
+            </w:r>
+          </w:p>
+        </w:tc>
+        <w:tc>
+          <w:tcPr>
+            <w:tcW w:type="dxa" w:w="3040"/>
+            <w:shd w:fill="F2F2F2" w:color="auto" w:val="clear"/>
+            <w:tcMar>
+              <w:top w:type="dxa" w:w="60"/>
+              <w:left w:type="dxa" w:w="120"/>
+              <w:bottom w:type="dxa" w:w="60"/>
+              <w:right w:type="dxa" w:w="120"/>
+            </w:tcMar>
+            <w:vAlign w:val="top"/>
+          </w:tcPr>
+          <w:p>
+            <w:pPr>
+              <w:spacing w:after="40" w:before="0"/>
+              <w:jc w:val="left"/>
+            </w:pPr>
+            <w:r>
+              <w:rPr>
+                <w:rFonts w:ascii="Arial" w:cs="Arial" w:eastAsia="Arial" w:hAnsi="Arial"/>
+                <w:b w:val="false"/>
+                <w:bCs w:val="false"/>
+                <w:i w:val="false"/>
+                <w:iCs w:val="false"/>
+                <w:color w:val="000000"/>
+                <w:sz w:val="18"/>
+                <w:szCs w:val="18"/>
+              </w:rPr>
+              <w:t xml:space="preserve">Display the sketch on the board (or distribute printed copies). Say: 'Look carefully at the shaded region on the Laikipia farm map. This is the part of the outer irrigation ring that has been watered so far. In your exercise books, write your best prediction for its area and your reasoning. You have 4 minutes — work in silence.' Set a visible timer. After 4 minutes say: 'Turn to your neighbour. Compare your predictions. Do NOT change your answer yet — just note if you agree or disagree.' After 2 minutes of pair talk, cold-call 3 learners: 'Achieng, what did you predict and why?', 'Mwangi, did your partner agree with you?', 'Fatuma, which formula from our previous lessons did you try to use?' Allow 10 seconds of WAIT TIME after each question before accepting responses. Record 3–4 different predictions on the board without evaluation — label them P1, P2, P3.</w:t>
+            </w:r>
+          </w:p>
+        </w:tc>
+        <w:tc>
+          <w:tcPr>
+            <w:tcW w:type="dxa" w:w="3040"/>
+            <w:shd w:fill="FFFFFF" w:color="auto" w:val="clear"/>
+            <w:tcMar>
+              <w:top w:type="dxa" w:w="60"/>
+              <w:left w:type="dxa" w:w="120"/>
+              <w:bottom w:type="dxa" w:w="60"/>
+              <w:right w:type="dxa" w:w="120"/>
+            </w:tcMar>
+            <w:vAlign w:val="top"/>
+          </w:tcPr>
+          <w:p>
+            <w:pPr>
+              <w:spacing w:after="40" w:before="0"/>
+              <w:jc w:val="left"/>
+            </w:pPr>
+            <w:r>
+              <w:rPr>
+                <w:rFonts w:ascii="Arial" w:cs="Arial" w:eastAsia="Arial" w:hAnsi="Arial"/>
+                <w:b w:val="false"/>
+                <w:bCs w:val="false"/>
+                <w:i w:val="false"/>
+                <w:iCs w:val="false"/>
+                <w:color w:val="000000"/>
+                <w:sz w:val="18"/>
+                <w:szCs w:val="18"/>
+              </w:rPr>
+              <w:t xml:space="preserve">Prediction-with-reasoning (Eliciting Prior Knowledge): By committing a prediction to paper before instruction, learners activate their existing schema for annulus area (Lesson 1) and sector area (Lesson 2). Recording multiple predictions on the board creates a public record that motivates the subsequent investigation — learners are genuinely curious about which prediction is closest.</w:t>
+            </w:r>
+          </w:p>
+        </w:tc>
+        <w:tc>
+          <w:tcPr>
+            <w:tcW w:type="dxa" w:w="3040"/>
+            <w:shd w:fill="F2F2F2" w:color="auto" w:val="clear"/>
+            <w:tcMar>
+              <w:top w:type="dxa" w:w="60"/>
+              <w:left w:type="dxa" w:w="120"/>
+              <w:bottom w:type="dxa" w:w="60"/>
+              <w:right w:type="dxa" w:w="120"/>
+            </w:tcMar>
+            <w:vAlign w:val="top"/>
+          </w:tcPr>
+          <w:p>
+            <w:pPr>
+              <w:spacing w:after="40" w:before="0"/>
+              <w:jc w:val="left"/>
+            </w:pPr>
+            <w:r>
+              <w:rPr>
+                <w:rFonts w:ascii="Arial" w:cs="Arial" w:eastAsia="Arial" w:hAnsi="Arial"/>
+                <w:b w:val="false"/>
+                <w:bCs w:val="false"/>
+                <w:i w:val="false"/>
+                <w:iCs w:val="false"/>
+                <w:color w:val="000000"/>
+                <w:sz w:val="18"/>
+                <w:szCs w:val="18"/>
+              </w:rPr>
+              <w:t xml:space="preserve">Circulate during the 4-minute individual prediction phase. Look for: (a) learners who attempt to subtract two sector areas — evidence of strong prior integration; (b) learners who write only πR² or only π(R²−r²) — evidence they have not yet connected sector and annulus ideas; (c) learners who leave the reasoning blank — seat these learners near a peer who will be asked to share. Do not correct errors at this stage; note which misconceptions appear for targeted questioning in Phase 3.</w:t>
+            </w:r>
+          </w:p>
+        </w:tc>
+      </w:tr>
+      <w:tr>
+        <w:tc>
+          <w:tcPr>
+            <w:tcW w:type="dxa" w:w="1520"/>
+            <w:shd w:fill="D9EEF1" w:color="auto" w:val="clear"/>
+            <w:tcMar>
+              <w:top w:type="dxa" w:w="60"/>
+              <w:left w:type="dxa" w:w="120"/>
+              <w:bottom w:type="dxa" w:w="60"/>
+              <w:right w:type="dxa" w:w="120"/>
+            </w:tcMar>
+            <w:vAlign w:val="top"/>
+          </w:tcPr>
+          <w:p>
+            <w:pPr>
+              <w:spacing w:after="40" w:before="0"/>
+              <w:jc w:val="left"/>
+            </w:pPr>
+            <w:r>
+              <w:rPr>
+                <w:rFonts w:ascii="Arial" w:cs="Arial" w:eastAsia="Arial" w:hAnsi="Arial"/>
+                <w:b/>
+                <w:bCs/>
+                <w:i w:val="false"/>
+                <w:iCs w:val="false"/>
+                <w:color w:val="000000"/>
+                <w:sz w:val="18"/>
+                <w:szCs w:val="18"/>
+              </w:rPr>
+              <w:t xml:space="preserve">Observe Phase</w:t>
+            </w:r>
+          </w:p>
+          <w:p>
+            <w:pPr>
+              <w:spacing w:after="20" w:before="0"/>
+            </w:pPr>
+            <w:r>
+              <w:rPr>
+                <w:rFonts w:ascii="Arial" w:cs="Arial" w:eastAsia="Arial" w:hAnsi="Arial"/>
+                <w:b/>
+                <w:bCs/>
+                <w:color w:val="1F3864"/>
+                <w:sz w:val="16"/>
+                <w:szCs w:val="16"/>
+              </w:rPr>
+              <w:t xml:space="preserve">📹 VIDEO:</w:t>
+            </w:r>
+          </w:p>
+          <w:p>
+            <w:pPr>
+              <w:spacing w:after="20" w:before="0"/>
+            </w:pPr>
+            <w:hyperlink w:history="1" r:id="rIdaxe7x70cptvzh1xicx66q">
+              <w:r>
+                <w:rPr>
+                  <w:rFonts w:ascii="Arial" w:cs="Arial" w:eastAsia="Arial" w:hAnsi="Arial"/>
+                  <w:color w:val="2E75B6"/>
+                  <w:sz w:val="16"/>
+                  <w:szCs w:val="16"/>
+                  <w:u w:val="single" w:color="2E75B6"/>
+                </w:rPr>
+                <w:t xml:space="preserve">Area of Sectors and Segments Principles - Basic</w:t>
+              </w:r>
+            </w:hyperlink>
+          </w:p>
+          <w:p>
+            <w:pPr>
+              <w:spacing w:after="10" w:before="0"/>
+              <w:ind w:left="120"/>
+            </w:pPr>
+            <w:r>
+              <w:rPr>
+                <w:rFonts w:ascii="Arial" w:cs="Arial" w:eastAsia="Arial" w:hAnsi="Arial"/>
+                <w:color w:val="595959"/>
+                <w:sz w:val="14"/>
+                <w:szCs w:val="14"/>
+              </w:rPr>
+              <w:t xml:space="preserve">Source: CK-12</w:t>
+            </w:r>
+          </w:p>
+          <w:p>
+            <w:pPr>
+              <w:spacing w:after="10" w:before="0"/>
+              <w:ind w:left="120"/>
+            </w:pPr>
+            <w:hyperlink w:history="1" r:id="rIdlpjfjyhccig9ul8-ybwcm">
+              <w:r>
+                <w:rPr>
+                  <w:rFonts w:ascii="Arial" w:cs="Arial" w:eastAsia="Arial" w:hAnsi="Arial"/>
+                  <w:color w:val="595959"/>
+                  <w:sz w:val="14"/>
+                  <w:szCs w:val="14"/>
+                  <w:u w:val="single" w:color="595959"/>
+                </w:rPr>
+                <w:t xml:space="preserve">🔍 Search ARES for similar videos</w:t>
+              </w:r>
+            </w:hyperlink>
+          </w:p>
+          <w:p>
+            <w:pPr>
+              <w:spacing w:after="40" w:before="0"/>
+            </w:pPr>
+            <w:r>
+              <w:rPr>
+                <w:sz w:val="14"/>
+                <w:szCs w:val="14"/>
+              </w:rPr>
+              <w:t xml:space="preserve"/>
+            </w:r>
+          </w:p>
+          <w:p>
+            <w:pPr>
+              <w:spacing w:after="20" w:before="0"/>
+            </w:pPr>
+            <w:r>
+              <w:rPr>
+                <w:rFonts w:ascii="Arial" w:cs="Arial" w:eastAsia="Arial" w:hAnsi="Arial"/>
+                <w:b/>
+                <w:bCs/>
+                <w:color w:val="1F3864"/>
+                <w:sz w:val="16"/>
+                <w:szCs w:val="16"/>
+              </w:rPr>
               <w:t xml:space="preserve">📖 HTML:</w:t>
             </w:r>
           </w:p>
@@ -11748,7 +12044,925 @@
             <w:pPr>
               <w:spacing w:after="20" w:before="0"/>
             </w:pPr>
-            <w:hyperlink w:history="1" r:id="rId0uyoj7jti1zvjo6bxmttp">
+            <w:hyperlink w:history="1" r:id="rId7-49f_9dxtzxf8t-hqthe">
+              <w:r>
+                <w:rPr>
+                  <w:rFonts w:ascii="Arial" w:cs="Arial" w:eastAsia="Arial" w:hAnsi="Arial"/>
+                  <w:color w:val="2E75B6"/>
+                  <w:sz w:val="16"/>
+                  <w:szCs w:val="16"/>
+                  <w:u w:val="single" w:color="2E75B6"/>
+                </w:rPr>
+                <w:t xml:space="preserve">Area of Sectors and Segments (Flexbook)</w:t>
+              </w:r>
+            </w:hyperlink>
+          </w:p>
+          <w:p>
+            <w:pPr>
+              <w:spacing w:after="10" w:before="0"/>
+              <w:ind w:left="120"/>
+            </w:pPr>
+            <w:r>
+              <w:rPr>
+                <w:rFonts w:ascii="Arial" w:cs="Arial" w:eastAsia="Arial" w:hAnsi="Arial"/>
+                <w:color w:val="595959"/>
+                <w:sz w:val="14"/>
+                <w:szCs w:val="14"/>
+              </w:rPr>
+              <w:t xml:space="preserve">Source: CK-12</w:t>
+            </w:r>
+          </w:p>
+          <w:p>
+            <w:pPr>
+              <w:spacing w:after="10" w:before="0"/>
+              <w:ind w:left="120"/>
+            </w:pPr>
+            <w:hyperlink w:history="1" r:id="rId2wnh1zmbc9akoqvu8hy4v">
+              <w:r>
+                <w:rPr>
+                  <w:rFonts w:ascii="Arial" w:cs="Arial" w:eastAsia="Arial" w:hAnsi="Arial"/>
+                  <w:color w:val="595959"/>
+                  <w:sz w:val="14"/>
+                  <w:szCs w:val="14"/>
+                  <w:u w:val="single" w:color="595959"/>
+                </w:rPr>
+                <w:t xml:space="preserve">🔍 Search ARES for similar readings</w:t>
+              </w:r>
+            </w:hyperlink>
+          </w:p>
+        </w:tc>
+        <w:tc>
+          <w:tcPr>
+            <w:tcW w:type="dxa" w:w="3040"/>
+            <w:shd w:fill="FFFFFF" w:color="auto" w:val="clear"/>
+            <w:tcMar>
+              <w:top w:type="dxa" w:w="60"/>
+              <w:left w:type="dxa" w:w="120"/>
+              <w:bottom w:type="dxa" w:w="60"/>
+              <w:right w:type="dxa" w:w="120"/>
+            </w:tcMar>
+            <w:vAlign w:val="top"/>
+          </w:tcPr>
+          <w:p>
+            <w:pPr>
+              <w:spacing w:after="40" w:before="0"/>
+              <w:jc w:val="left"/>
+            </w:pPr>
+            <w:r>
+              <w:rPr>
+                <w:rFonts w:ascii="Arial" w:cs="Arial" w:eastAsia="Arial" w:hAnsi="Arial"/>
+                <w:b w:val="false"/>
+                <w:bCs w:val="false"/>
+                <w:i w:val="false"/>
+                <w:iCs w:val="false"/>
+                <w:color w:val="000000"/>
+                <w:sz w:val="18"/>
+                <w:szCs w:val="18"/>
+              </w:rPr>
+              <w:t xml:space="preserve">Groups of 4 receive an evidence-gathering envelope containing: (1) two pre-cut paper sectors of the SAME angle θ = 90° — one large sector (radius R = 14 cm) and one small sector (radius r = 7 cm), both made from grid paper so area can be counted; (2) a ruler and scissors. Task A (5 min): Each group places the small sector exactly over the large sector, aligns the vertices and one straight edge, then physically removes the small sector from the large sector. They observe the leftover shape and sketch it, labelling it 'annular sector.' Task B (5 min): Using the grid squares, groups count (estimate) the area of the leftover annular sector by counting full and half squares. Task C (5 min): Groups calculate (θ/360)×πR² and (θ/360)×πr² separately using their known radii (R=14 cm, r=7 cm, θ=90°), then subtract. They record both the counted area and the calculated area in a results table. Task D (3 min): Groups examine the road-marking diagram on the reverse of their worksheet — a curved white road-marking strip in Kisumu's Mega roundabout (R = 12 m, r = 9 m, θ = 60°) — and record the given measurements without yet calculating.</w:t>
+            </w:r>
+          </w:p>
+        </w:tc>
+        <w:tc>
+          <w:tcPr>
+            <w:tcW w:type="dxa" w:w="3040"/>
+            <w:shd w:fill="F2F2F2" w:color="auto" w:val="clear"/>
+            <w:tcMar>
+              <w:top w:type="dxa" w:w="60"/>
+              <w:left w:type="dxa" w:w="120"/>
+              <w:bottom w:type="dxa" w:w="60"/>
+              <w:right w:type="dxa" w:w="120"/>
+            </w:tcMar>
+            <w:vAlign w:val="top"/>
+          </w:tcPr>
+          <w:p>
+            <w:pPr>
+              <w:spacing w:after="40" w:before="0"/>
+              <w:jc w:val="left"/>
+            </w:pPr>
+            <w:r>
+              <w:rPr>
+                <w:rFonts w:ascii="Arial" w:cs="Arial" w:eastAsia="Arial" w:hAnsi="Arial"/>
+                <w:b w:val="false"/>
+                <w:bCs w:val="false"/>
+                <w:i w:val="false"/>
+                <w:iCs w:val="false"/>
+                <w:color w:val="000000"/>
+                <w:sz w:val="18"/>
+                <w:szCs w:val="18"/>
+              </w:rPr>
+              <w:t xml:space="preserve">Distribute envelopes. Say: 'You have four tasks — the instructions are on your worksheet. Your goal is to discover what the area of an annular sector equals before I tell you. Use the grid paper, your rulers, and what you already know about sectors and annuli.' Circulate continuously. At the 5-minute mark prompt: 'Has every group placed the small sector over the large one and removed it? What shape is left? Give it a name.' At 10 minutes prompt Task C: 'Now use the formulae you already know. Calculate the area of the large sector alone. Then the small sector alone. Write both down.' At 13 minutes: 'Subtract the small sector area from the large sector area. Compare that number to your counted grid squares. What do you notice?' Cold-call 2 groups to share their results table: 'Nyambura's group — what did you count, and what did your formula give?' Allow 10 seconds WAIT TIME. Write both values on the board next to the group name. Say: 'Every group whose counted area and calculated area are within 2 cm² of each other — raise your hand.' Affirm the pattern without yet stating the formula.</w:t>
+            </w:r>
+          </w:p>
+        </w:tc>
+        <w:tc>
+          <w:tcPr>
+            <w:tcW w:type="dxa" w:w="3040"/>
+            <w:shd w:fill="FFFFFF" w:color="auto" w:val="clear"/>
+            <w:tcMar>
+              <w:top w:type="dxa" w:w="60"/>
+              <w:left w:type="dxa" w:w="120"/>
+              <w:bottom w:type="dxa" w:w="60"/>
+              <w:right w:type="dxa" w:w="120"/>
+            </w:tcMar>
+            <w:vAlign w:val="top"/>
+          </w:tcPr>
+          <w:p>
+            <w:pPr>
+              <w:spacing w:after="40" w:before="0"/>
+              <w:jc w:val="left"/>
+            </w:pPr>
+            <w:r>
+              <w:rPr>
+                <w:rFonts w:ascii="Arial" w:cs="Arial" w:eastAsia="Arial" w:hAnsi="Arial"/>
+                <w:b w:val="false"/>
+                <w:bCs w:val="false"/>
+                <w:i w:val="false"/>
+                <w:iCs w:val="false"/>
+                <w:color w:val="000000"/>
+                <w:sz w:val="18"/>
+                <w:szCs w:val="18"/>
+              </w:rPr>
+              <w:t xml:space="preserve">Concrete Manipulation followed by Numerical Verification (Evidence-to-Pattern): Physically removing a small sector from a large sector makes the subtraction structure of the formula tangible before it is symbolic. Counting grid squares provides an independent check that grounds abstract calculation in observable evidence, supporting NGSS Science and Engineering Practice 4 (Analysing and Interpreting Data).</w:t>
+            </w:r>
+          </w:p>
+        </w:tc>
+        <w:tc>
+          <w:tcPr>
+            <w:tcW w:type="dxa" w:w="3040"/>
+            <w:shd w:fill="F2F2F2" w:color="auto" w:val="clear"/>
+            <w:tcMar>
+              <w:top w:type="dxa" w:w="60"/>
+              <w:left w:type="dxa" w:w="120"/>
+              <w:bottom w:type="dxa" w:w="60"/>
+              <w:right w:type="dxa" w:w="120"/>
+            </w:tcMar>
+            <w:vAlign w:val="top"/>
+          </w:tcPr>
+          <w:p>
+            <w:pPr>
+              <w:spacing w:after="40" w:before="0"/>
+              <w:jc w:val="left"/>
+            </w:pPr>
+            <w:r>
+              <w:rPr>
+                <w:rFonts w:ascii="Arial" w:cs="Arial" w:eastAsia="Arial" w:hAnsi="Arial"/>
+                <w:b w:val="false"/>
+                <w:bCs w:val="false"/>
+                <w:i w:val="false"/>
+                <w:iCs w:val="false"/>
+                <w:color w:val="000000"/>
+                <w:sz w:val="18"/>
+                <w:szCs w:val="18"/>
+              </w:rPr>
+              <w:t xml:space="preserve">Check each group's results table. Success indicator: the calculated difference (θ/360)×π(R²−r²) is within 5% of the grid-count estimate. Common error to watch for: learners subtract radii first (R−r) and then square — i.e., they write (θ/360)×π(R−r)² instead of (θ/360)×π(R²−r²). If this error appears in 2 or more groups, flag it for direct address in Phase 3 without naming the group.</w:t>
+            </w:r>
+          </w:p>
+        </w:tc>
+      </w:tr>
+      <w:tr>
+        <w:tc>
+          <w:tcPr>
+            <w:tcW w:type="dxa" w:w="1520"/>
+            <w:shd w:fill="E2EFDA" w:color="auto" w:val="clear"/>
+            <w:tcMar>
+              <w:top w:type="dxa" w:w="60"/>
+              <w:left w:type="dxa" w:w="120"/>
+              <w:bottom w:type="dxa" w:w="60"/>
+              <w:right w:type="dxa" w:w="120"/>
+            </w:tcMar>
+            <w:vAlign w:val="top"/>
+          </w:tcPr>
+          <w:p>
+            <w:pPr>
+              <w:spacing w:after="40" w:before="0"/>
+              <w:jc w:val="left"/>
+            </w:pPr>
+            <w:r>
+              <w:rPr>
+                <w:rFonts w:ascii="Arial" w:cs="Arial" w:eastAsia="Arial" w:hAnsi="Arial"/>
+                <w:b/>
+                <w:bCs/>
+                <w:i w:val="false"/>
+                <w:iCs w:val="false"/>
+                <w:color w:val="000000"/>
+                <w:sz w:val="18"/>
+                <w:szCs w:val="18"/>
+              </w:rPr>
+              <w:t xml:space="preserve">Explain Phase</w:t>
+            </w:r>
+          </w:p>
+          <w:p>
+            <w:pPr>
+              <w:spacing w:after="20" w:before="0"/>
+            </w:pPr>
+            <w:r>
+              <w:rPr>
+                <w:rFonts w:ascii="Arial" w:cs="Arial" w:eastAsia="Arial" w:hAnsi="Arial"/>
+                <w:b/>
+                <w:bCs/>
+                <w:color w:val="1F3864"/>
+                <w:sz w:val="16"/>
+                <w:szCs w:val="16"/>
+              </w:rPr>
+              <w:t xml:space="preserve">📹 VIDEO:</w:t>
+            </w:r>
+          </w:p>
+          <w:p>
+            <w:pPr>
+              <w:spacing w:after="20" w:before="0"/>
+            </w:pPr>
+            <w:hyperlink w:history="1" r:id="rId9ft0z_vdggpuil5jveta6">
+              <w:r>
+                <w:rPr>
+                  <w:rFonts w:ascii="Arial" w:cs="Arial" w:eastAsia="Arial" w:hAnsi="Arial"/>
+                  <w:color w:val="2E75B6"/>
+                  <w:sz w:val="16"/>
+                  <w:szCs w:val="16"/>
+                  <w:u w:val="single" w:color="2E75B6"/>
+                </w:rPr>
+                <w:t xml:space="preserve">Area of a sector</w:t>
+              </w:r>
+            </w:hyperlink>
+          </w:p>
+          <w:p>
+            <w:pPr>
+              <w:spacing w:after="10" w:before="0"/>
+              <w:ind w:left="120"/>
+            </w:pPr>
+            <w:r>
+              <w:rPr>
+                <w:rFonts w:ascii="Arial" w:cs="Arial" w:eastAsia="Arial" w:hAnsi="Arial"/>
+                <w:color w:val="595959"/>
+                <w:sz w:val="14"/>
+                <w:szCs w:val="14"/>
+              </w:rPr>
+              <w:t xml:space="preserve">Source: Khan Academy (English - US curriculum)</w:t>
+            </w:r>
+          </w:p>
+          <w:p>
+            <w:pPr>
+              <w:spacing w:after="10" w:before="0"/>
+              <w:ind w:left="120"/>
+            </w:pPr>
+            <w:hyperlink w:history="1" r:id="rId12awch_caawz0mk2pipfo">
+              <w:r>
+                <w:rPr>
+                  <w:rFonts w:ascii="Arial" w:cs="Arial" w:eastAsia="Arial" w:hAnsi="Arial"/>
+                  <w:color w:val="595959"/>
+                  <w:sz w:val="14"/>
+                  <w:szCs w:val="14"/>
+                  <w:u w:val="single" w:color="595959"/>
+                </w:rPr>
+                <w:t xml:space="preserve">🔍 Search ARES for similar videos</w:t>
+              </w:r>
+            </w:hyperlink>
+          </w:p>
+          <w:p>
+            <w:pPr>
+              <w:spacing w:after="40" w:before="0"/>
+            </w:pPr>
+            <w:r>
+              <w:rPr>
+                <w:sz w:val="14"/>
+                <w:szCs w:val="14"/>
+              </w:rPr>
+              <w:t xml:space="preserve"/>
+            </w:r>
+          </w:p>
+          <w:p>
+            <w:pPr>
+              <w:spacing w:after="20" w:before="0"/>
+            </w:pPr>
+            <w:r>
+              <w:rPr>
+                <w:rFonts w:ascii="Arial" w:cs="Arial" w:eastAsia="Arial" w:hAnsi="Arial"/>
+                <w:b/>
+                <w:bCs/>
+                <w:color w:val="1F3864"/>
+                <w:sz w:val="16"/>
+                <w:szCs w:val="16"/>
+              </w:rPr>
+              <w:t xml:space="preserve">📖 EXERCISE:</w:t>
+            </w:r>
+          </w:p>
+          <w:p>
+            <w:pPr>
+              <w:spacing w:after="20" w:before="0"/>
+            </w:pPr>
+            <w:hyperlink w:history="1" r:id="rIdmun4jfy5pwmj18ossdqwv">
+              <w:r>
+                <w:rPr>
+                  <w:rFonts w:ascii="Arial" w:cs="Arial" w:eastAsia="Arial" w:hAnsi="Arial"/>
+                  <w:color w:val="2E75B6"/>
+                  <w:sz w:val="16"/>
+                  <w:szCs w:val="16"/>
+                  <w:u w:val="single" w:color="2E75B6"/>
+                </w:rPr>
+                <w:t xml:space="preserve">Area of Sectors and Segments Practice</w:t>
+              </w:r>
+            </w:hyperlink>
+          </w:p>
+          <w:p>
+            <w:pPr>
+              <w:spacing w:after="10" w:before="0"/>
+              <w:ind w:left="120"/>
+            </w:pPr>
+            <w:r>
+              <w:rPr>
+                <w:rFonts w:ascii="Arial" w:cs="Arial" w:eastAsia="Arial" w:hAnsi="Arial"/>
+                <w:color w:val="595959"/>
+                <w:sz w:val="14"/>
+                <w:szCs w:val="14"/>
+              </w:rPr>
+              <w:t xml:space="preserve">Source: CK-12</w:t>
+            </w:r>
+          </w:p>
+          <w:p>
+            <w:pPr>
+              <w:spacing w:after="10" w:before="0"/>
+              <w:ind w:left="120"/>
+            </w:pPr>
+            <w:hyperlink w:history="1" r:id="rIdgchvi5-titdxgcyyzozxm">
+              <w:r>
+                <w:rPr>
+                  <w:rFonts w:ascii="Arial" w:cs="Arial" w:eastAsia="Arial" w:hAnsi="Arial"/>
+                  <w:color w:val="595959"/>
+                  <w:sz w:val="14"/>
+                  <w:szCs w:val="14"/>
+                  <w:u w:val="single" w:color="595959"/>
+                </w:rPr>
+                <w:t xml:space="preserve">🔍 Search ARES for similar readings</w:t>
+              </w:r>
+            </w:hyperlink>
+          </w:p>
+        </w:tc>
+        <w:tc>
+          <w:tcPr>
+            <w:tcW w:type="dxa" w:w="3040"/>
+            <w:shd w:fill="FFFFFF" w:color="auto" w:val="clear"/>
+            <w:tcMar>
+              <w:top w:type="dxa" w:w="60"/>
+              <w:left w:type="dxa" w:w="120"/>
+              <w:bottom w:type="dxa" w:w="60"/>
+              <w:right w:type="dxa" w:w="120"/>
+            </w:tcMar>
+            <w:vAlign w:val="top"/>
+          </w:tcPr>
+          <w:p>
+            <w:pPr>
+              <w:spacing w:after="40" w:before="0"/>
+              <w:jc w:val="left"/>
+            </w:pPr>
+            <w:r>
+              <w:rPr>
+                <w:rFonts w:ascii="Arial" w:cs="Arial" w:eastAsia="Arial" w:hAnsi="Arial"/>
+                <w:b w:val="false"/>
+                <w:bCs w:val="false"/>
+                <w:i w:val="false"/>
+                <w:iCs w:val="false"/>
+                <w:color w:val="000000"/>
+                <w:sz w:val="18"/>
+                <w:szCs w:val="18"/>
+              </w:rPr>
+              <w:t xml:space="preserve">Whole-class guided derivation (12 minutes): The teacher leads learners to write the derivation formally in their books step by step. Learners then work in pairs on two application problems: Problem 1 (Laikipia): The outer irrigation ring has R = 70 m, r = 40 m, and the pivot arm has rotated 120°. Calculate the area of the outer ring that has been watered. Problem 2 (Kisumu road marking): A curved road-marking strip at Kisumu's Mega roundabout has R = 12 m, r = 9 m, θ = 60°. Calculate the area of paint needed (to the nearest 0.1 m²). Pairs write full working — formula, substitution, evaluation — and box their final answers with units. After 10 minutes of pair work, pairs compare answers with the neighbouring pair (group of 4) and reconcile any differences. Each learner then individually writes a one-sentence explanation: 'The annular sector formula works because ___.'</w:t>
+            </w:r>
+          </w:p>
+        </w:tc>
+        <w:tc>
+          <w:tcPr>
+            <w:tcW w:type="dxa" w:w="3040"/>
+            <w:shd w:fill="F2F2F2" w:color="auto" w:val="clear"/>
+            <w:tcMar>
+              <w:top w:type="dxa" w:w="60"/>
+              <w:left w:type="dxa" w:w="120"/>
+              <w:bottom w:type="dxa" w:w="60"/>
+              <w:right w:type="dxa" w:w="120"/>
+            </w:tcMar>
+            <w:vAlign w:val="top"/>
+          </w:tcPr>
+          <w:p>
+            <w:pPr>
+              <w:spacing w:after="40" w:before="0"/>
+              <w:jc w:val="left"/>
+            </w:pPr>
+            <w:r>
+              <w:rPr>
+                <w:rFonts w:ascii="Arial" w:cs="Arial" w:eastAsia="Arial" w:hAnsi="Arial"/>
+                <w:b w:val="false"/>
+                <w:bCs w:val="false"/>
+                <w:i w:val="false"/>
+                <w:iCs w:val="false"/>
+                <w:color w:val="000000"/>
+                <w:sz w:val="18"/>
+                <w:szCs w:val="18"/>
+              </w:rPr>
+              <w:t xml:space="preserve">Begin derivation by pointing to the board predictions from Phase 1: 'Let us see which prediction is correct. We will build the formula from what we already know.' Write on the board: 'Area of large sector = (θ/360) × πR²' and 'Area of small sector = (θ/360) × πr².' Ask: 'If I want only the region BETWEEN the two sectors — what operation do I perform?' Wait 10 seconds. Cold-call 3 learners by name. Accept subtraction. Write: 'Area of annular sector = (θ/360)×πR² − (θ/360)×πr².' Ask: 'What is the common factor in both terms?' Wait 10 seconds. Cold-call 2 learners. Factor out: '= (θ/360) × π(R² − r²).' Circle this result in coloured chalk and say: 'This is our formula for today. Write it in your formula box and underline it.' Address the (R−r)² misconception directly: draw both expressions on the board, substitute R=14, r=7 and show the numerical difference. Say: 'Squaring each radius FIRST and then subtracting gives a different — and correct — answer from subtracting first and then squaring. The order matters.' For Problem 1, say: 'You have 10 minutes in pairs. Show every step. A correct answer without working earns zero marks in KNEC.' Circulate; when pairs finish, prompt: 'Did you include units? Are your units m²?' After pair-compare, cold-call 2 pairs to write their working on the board. Ask the class: 'Do you agree or disagree? Thumbs up or down.' Resolve disagreements through student explanation, not teacher correction where possible.</w:t>
+            </w:r>
+          </w:p>
+        </w:tc>
+        <w:tc>
+          <w:tcPr>
+            <w:tcW w:type="dxa" w:w="3040"/>
+            <w:shd w:fill="FFFFFF" w:color="auto" w:val="clear"/>
+            <w:tcMar>
+              <w:top w:type="dxa" w:w="60"/>
+              <w:left w:type="dxa" w:w="120"/>
+              <w:bottom w:type="dxa" w:w="60"/>
+              <w:right w:type="dxa" w:w="120"/>
+            </w:tcMar>
+            <w:vAlign w:val="top"/>
+          </w:tcPr>
+          <w:p>
+            <w:pPr>
+              <w:spacing w:after="40" w:before="0"/>
+              <w:jc w:val="left"/>
+            </w:pPr>
+            <w:r>
+              <w:rPr>
+                <w:rFonts w:ascii="Arial" w:cs="Arial" w:eastAsia="Arial" w:hAnsi="Arial"/>
+                <w:b w:val="false"/>
+                <w:bCs w:val="false"/>
+                <w:i w:val="false"/>
+                <w:iCs w:val="false"/>
+                <w:color w:val="000000"/>
+                <w:sz w:val="18"/>
+                <w:szCs w:val="18"/>
+              </w:rPr>
+              <w:t xml:space="preserve">Algebraic Factoring as Conceptual Bridge (Connecting Representations): Factoring (θ/360) out of both terms shows learners that the annular sector formula is not a new isolated rule but an algebraic consequence of two formulae they already know. This deepens conceptual understanding (NGSS SEP 6 — Constructing Explanations) and reduces cognitive load by anchoring new knowledge to existing schema. The one-sentence explanation consolidates understanding through language production.</w:t>
+            </w:r>
+          </w:p>
+        </w:tc>
+        <w:tc>
+          <w:tcPr>
+            <w:tcW w:type="dxa" w:w="3040"/>
+            <w:shd w:fill="F2F2F2" w:color="auto" w:val="clear"/>
+            <w:tcMar>
+              <w:top w:type="dxa" w:w="60"/>
+              <w:left w:type="dxa" w:w="120"/>
+              <w:bottom w:type="dxa" w:w="60"/>
+              <w:right w:type="dxa" w:w="120"/>
+            </w:tcMar>
+            <w:vAlign w:val="top"/>
+          </w:tcPr>
+          <w:p>
+            <w:pPr>
+              <w:spacing w:after="40" w:before="0"/>
+              <w:jc w:val="left"/>
+            </w:pPr>
+            <w:r>
+              <w:rPr>
+                <w:rFonts w:ascii="Arial" w:cs="Arial" w:eastAsia="Arial" w:hAnsi="Arial"/>
+                <w:b w:val="false"/>
+                <w:bCs w:val="false"/>
+                <w:i w:val="false"/>
+                <w:iCs w:val="false"/>
+                <w:color w:val="000000"/>
+                <w:sz w:val="18"/>
+                <w:szCs w:val="18"/>
+              </w:rPr>
+              <w:t xml:space="preserve">Circulate during pair work. Collect 4–6 exercise books and scan the working for: (a) correct substitution of R² and r² (not (R−r)²); (b) correct unit (m²); (c) correct factoring step shown. If more than one-third of pairs make the (R−r)² error during Problem 1, pause the class and re-teach the substitution step using a different numerical example (R=10, r=6, θ=180°) before releasing them to Problem 2. Use mini-whiteboards or slates: ask each learner to hold up their final answer to Problem 1 simultaneously — scan for outliers.</w:t>
+            </w:r>
+          </w:p>
+        </w:tc>
+      </w:tr>
+      <w:tr>
+        <w:tc>
+          <w:tcPr>
+            <w:tcW w:type="dxa" w:w="1520"/>
+            <w:shd w:fill="FCE4D6" w:color="auto" w:val="clear"/>
+            <w:tcMar>
+              <w:top w:type="dxa" w:w="60"/>
+              <w:left w:type="dxa" w:w="120"/>
+              <w:bottom w:type="dxa" w:w="60"/>
+              <w:right w:type="dxa" w:w="120"/>
+            </w:tcMar>
+            <w:vAlign w:val="top"/>
+          </w:tcPr>
+          <w:p>
+            <w:pPr>
+              <w:spacing w:after="40" w:before="0"/>
+              <w:jc w:val="left"/>
+            </w:pPr>
+            <w:r>
+              <w:rPr>
+                <w:rFonts w:ascii="Arial" w:cs="Arial" w:eastAsia="Arial" w:hAnsi="Arial"/>
+                <w:b/>
+                <w:bCs/>
+                <w:i w:val="false"/>
+                <w:iCs w:val="false"/>
+                <w:color w:val="000000"/>
+                <w:sz w:val="18"/>
+                <w:szCs w:val="18"/>
+              </w:rPr>
+              <w:t xml:space="preserve">Driving Question Board (DQB) Creation</w:t>
+            </w:r>
+          </w:p>
+          <w:p>
+            <w:pPr>
+              <w:spacing w:after="20" w:before="0"/>
+            </w:pPr>
+            <w:r>
+              <w:rPr>
+                <w:rFonts w:ascii="Arial" w:cs="Arial" w:eastAsia="Arial" w:hAnsi="Arial"/>
+                <w:b/>
+                <w:bCs/>
+                <w:color w:val="1F3864"/>
+                <w:sz w:val="16"/>
+                <w:szCs w:val="16"/>
+              </w:rPr>
+              <w:t xml:space="preserve">📹 VIDEO:</w:t>
+            </w:r>
+          </w:p>
+          <w:p>
+            <w:pPr>
+              <w:spacing w:after="20" w:before="0"/>
+            </w:pPr>
+            <w:hyperlink w:history="1" r:id="rIdmxvfkhucb6egk8fb8aeal">
+              <w:r>
+                <w:rPr>
+                  <w:rFonts w:ascii="Arial" w:cs="Arial" w:eastAsia="Arial" w:hAnsi="Arial"/>
+                  <w:color w:val="2E75B6"/>
+                  <w:sz w:val="16"/>
+                  <w:szCs w:val="16"/>
+                  <w:u w:val="single" w:color="2E75B6"/>
+                </w:rPr>
+                <w:t xml:space="preserve">Area of a sector</w:t>
+              </w:r>
+            </w:hyperlink>
+          </w:p>
+          <w:p>
+            <w:pPr>
+              <w:spacing w:after="10" w:before="0"/>
+              <w:ind w:left="120"/>
+            </w:pPr>
+            <w:r>
+              <w:rPr>
+                <w:rFonts w:ascii="Arial" w:cs="Arial" w:eastAsia="Arial" w:hAnsi="Arial"/>
+                <w:color w:val="595959"/>
+                <w:sz w:val="14"/>
+                <w:szCs w:val="14"/>
+              </w:rPr>
+              <w:t xml:space="preserve">Source: Khan Academy (English - US curriculum)</w:t>
+            </w:r>
+          </w:p>
+          <w:p>
+            <w:pPr>
+              <w:spacing w:after="10" w:before="0"/>
+              <w:ind w:left="120"/>
+            </w:pPr>
+            <w:hyperlink w:history="1" r:id="rIdvia445em2prqkdl2k4x3e">
+              <w:r>
+                <w:rPr>
+                  <w:rFonts w:ascii="Arial" w:cs="Arial" w:eastAsia="Arial" w:hAnsi="Arial"/>
+                  <w:color w:val="595959"/>
+                  <w:sz w:val="14"/>
+                  <w:szCs w:val="14"/>
+                  <w:u w:val="single" w:color="595959"/>
+                </w:rPr>
+                <w:t xml:space="preserve">🔍 Search ARES for similar videos</w:t>
+              </w:r>
+            </w:hyperlink>
+          </w:p>
+          <w:p>
+            <w:pPr>
+              <w:spacing w:after="40" w:before="0"/>
+            </w:pPr>
+            <w:r>
+              <w:rPr>
+                <w:sz w:val="14"/>
+                <w:szCs w:val="14"/>
+              </w:rPr>
+              <w:t xml:space="preserve"/>
+            </w:r>
+          </w:p>
+          <w:p>
+            <w:pPr>
+              <w:spacing w:after="20" w:before="0"/>
+            </w:pPr>
+            <w:r>
+              <w:rPr>
+                <w:rFonts w:ascii="Arial" w:cs="Arial" w:eastAsia="Arial" w:hAnsi="Arial"/>
+                <w:b/>
+                <w:bCs/>
+                <w:color w:val="1F3864"/>
+                <w:sz w:val="16"/>
+                <w:szCs w:val="16"/>
+              </w:rPr>
+              <w:t xml:space="preserve">📖 HTML:</w:t>
+            </w:r>
+          </w:p>
+          <w:p>
+            <w:pPr>
+              <w:spacing w:after="20" w:before="0"/>
+            </w:pPr>
+            <w:hyperlink w:history="1" r:id="rIdedvfpz6sb4btyx53matzg">
+              <w:r>
+                <w:rPr>
+                  <w:rFonts w:ascii="Arial" w:cs="Arial" w:eastAsia="Arial" w:hAnsi="Arial"/>
+                  <w:color w:val="2E75B6"/>
+                  <w:sz w:val="16"/>
+                  <w:szCs w:val="16"/>
+                  <w:u w:val="single" w:color="2E75B6"/>
+                </w:rPr>
+                <w:t xml:space="preserve">Area of Sectors and Segments: Ms. Arcade-Man (PLIX)</w:t>
+              </w:r>
+            </w:hyperlink>
+          </w:p>
+          <w:p>
+            <w:pPr>
+              <w:spacing w:after="10" w:before="0"/>
+              <w:ind w:left="120"/>
+            </w:pPr>
+            <w:r>
+              <w:rPr>
+                <w:rFonts w:ascii="Arial" w:cs="Arial" w:eastAsia="Arial" w:hAnsi="Arial"/>
+                <w:color w:val="595959"/>
+                <w:sz w:val="14"/>
+                <w:szCs w:val="14"/>
+              </w:rPr>
+              <w:t xml:space="preserve">Source: CK-12</w:t>
+            </w:r>
+          </w:p>
+          <w:p>
+            <w:pPr>
+              <w:spacing w:after="10" w:before="0"/>
+              <w:ind w:left="120"/>
+            </w:pPr>
+            <w:hyperlink w:history="1" r:id="rIdnxpur8ryzxotgnfwb-m54">
+              <w:r>
+                <w:rPr>
+                  <w:rFonts w:ascii="Arial" w:cs="Arial" w:eastAsia="Arial" w:hAnsi="Arial"/>
+                  <w:color w:val="595959"/>
+                  <w:sz w:val="14"/>
+                  <w:szCs w:val="14"/>
+                  <w:u w:val="single" w:color="595959"/>
+                </w:rPr>
+                <w:t xml:space="preserve">🔍 Search ARES for similar readings</w:t>
+              </w:r>
+            </w:hyperlink>
+          </w:p>
+        </w:tc>
+        <w:tc>
+          <w:tcPr>
+            <w:tcW w:type="dxa" w:w="3040"/>
+            <w:shd w:fill="FFFFFF" w:color="auto" w:val="clear"/>
+            <w:tcMar>
+              <w:top w:type="dxa" w:w="60"/>
+              <w:left w:type="dxa" w:w="120"/>
+              <w:bottom w:type="dxa" w:w="60"/>
+              <w:right w:type="dxa" w:w="120"/>
+            </w:tcMar>
+            <w:vAlign w:val="top"/>
+          </w:tcPr>
+          <w:p>
+            <w:pPr>
+              <w:spacing w:after="40" w:before="0"/>
+              <w:jc w:val="left"/>
+            </w:pPr>
+            <w:r>
+              <w:rPr>
+                <w:rFonts w:ascii="Arial" w:cs="Arial" w:eastAsia="Arial" w:hAnsi="Arial"/>
+                <w:b w:val="false"/>
+                <w:bCs w:val="false"/>
+                <w:i w:val="false"/>
+                <w:iCs w:val="false"/>
+                <w:color w:val="000000"/>
+                <w:sz w:val="18"/>
+                <w:szCs w:val="18"/>
+              </w:rPr>
+              <w:t xml:space="preserve">Each learner receives one sticky note (or tears a small piece of paper). They write ONE thing the Laikipia farmer can now calculate that they could not calculate at the start of today's lesson. Learners post their notes on the class DQB under the column 'What we CAN now explain.' The teacher reads aloud 4–5 notes and the class clusters them into themes. Learners also scan the 'Questions we still have' column from previous lessons and identify any question that Lesson 4 has now answered — these are moved to 'Answered.' Finally, learners add any NEW questions that arose during today's lesson to the 'Questions we still have' column (e.g., 'What if the two circles are not concentric?' or 'How do we find the area where two irrigation circles OVERLAP?').</w:t>
+            </w:r>
+          </w:p>
+        </w:tc>
+        <w:tc>
+          <w:tcPr>
+            <w:tcW w:type="dxa" w:w="3040"/>
+            <w:shd w:fill="F2F2F2" w:color="auto" w:val="clear"/>
+            <w:tcMar>
+              <w:top w:type="dxa" w:w="60"/>
+              <w:left w:type="dxa" w:w="120"/>
+              <w:bottom w:type="dxa" w:w="60"/>
+              <w:right w:type="dxa" w:w="120"/>
+            </w:tcMar>
+            <w:vAlign w:val="top"/>
+          </w:tcPr>
+          <w:p>
+            <w:pPr>
+              <w:spacing w:after="40" w:before="0"/>
+              <w:jc w:val="left"/>
+            </w:pPr>
+            <w:r>
+              <w:rPr>
+                <w:rFonts w:ascii="Arial" w:cs="Arial" w:eastAsia="Arial" w:hAnsi="Arial"/>
+                <w:b w:val="false"/>
+                <w:bCs w:val="false"/>
+                <w:i w:val="false"/>
+                <w:iCs w:val="false"/>
+                <w:color w:val="000000"/>
+                <w:sz w:val="18"/>
+                <w:szCs w:val="18"/>
+              </w:rPr>
+              <w:t xml:space="preserve">Say: 'Think about the Laikipia farmer and the problem we started with. On your sticky note write ONE specific thing the farmer can now calculate thanks to today's formula. Be precise — name the shape and the formula.' Give 2 minutes of silent writing. As learners post notes, read 4–5 aloud and ask: 'Does anyone want to add to this idea, or does anyone see a note that says something different?' Point to the 'Questions we still have' column: 'Look at questions posted in Lessons 1, 2, and 3. Does anyone see a question that today's lesson has answered?' Cold-call 2 learners. Then ask: 'Did today's lesson open any NEW questions — things you are now curious about that we have not answered yet?' Accept 2–3 new questions and post them. Close by reading the driving question aloud: 'How can we calculate the exact area of any part of a circle so that Kenyan farmers, engineers, and artisans can make accurate plans and avoid waste?' Ask: 'Show me on your fingers: 1 = we can barely answer this, 5 = we can answer it fully. Hold up your fingers.' Survey the room and note the distribution.</w:t>
+            </w:r>
+          </w:p>
+        </w:tc>
+        <w:tc>
+          <w:tcPr>
+            <w:tcW w:type="dxa" w:w="3040"/>
+            <w:shd w:fill="FFFFFF" w:color="auto" w:val="clear"/>
+            <w:tcMar>
+              <w:top w:type="dxa" w:w="60"/>
+              <w:left w:type="dxa" w:w="120"/>
+              <w:bottom w:type="dxa" w:w="60"/>
+              <w:right w:type="dxa" w:w="120"/>
+            </w:tcMar>
+            <w:vAlign w:val="top"/>
+          </w:tcPr>
+          <w:p>
+            <w:pPr>
+              <w:spacing w:after="40" w:before="0"/>
+              <w:jc w:val="left"/>
+            </w:pPr>
+            <w:r>
+              <w:rPr>
+                <w:rFonts w:ascii="Arial" w:cs="Arial" w:eastAsia="Arial" w:hAnsi="Arial"/>
+                <w:b w:val="false"/>
+                <w:bCs w:val="false"/>
+                <w:i w:val="false"/>
+                <w:iCs w:val="false"/>
+                <w:color w:val="000000"/>
+                <w:sz w:val="18"/>
+                <w:szCs w:val="18"/>
+              </w:rPr>
+              <w:t xml:space="preserve">Public Knowledge Tracking (DQB Protocol): The DQB makes the class's collective epistemic progress visible and continuous. Moving cards from 'Questions we still have' to 'Answered' gives learners a tangible sense of growing explanatory power. New questions posted by learners model the scientific practice that answers generate further questions (NGSS SEP 1 — Asking Questions), sustaining curiosity across the 8-lesson sequence.</w:t>
+            </w:r>
+          </w:p>
+        </w:tc>
+        <w:tc>
+          <w:tcPr>
+            <w:tcW w:type="dxa" w:w="3040"/>
+            <w:shd w:fill="F2F2F2" w:color="auto" w:val="clear"/>
+            <w:tcMar>
+              <w:top w:type="dxa" w:w="60"/>
+              <w:left w:type="dxa" w:w="120"/>
+              <w:bottom w:type="dxa" w:w="60"/>
+              <w:right w:type="dxa" w:w="120"/>
+            </w:tcMar>
+            <w:vAlign w:val="top"/>
+          </w:tcPr>
+          <w:p>
+            <w:pPr>
+              <w:spacing w:after="40" w:before="0"/>
+              <w:jc w:val="left"/>
+            </w:pPr>
+            <w:r>
+              <w:rPr>
+                <w:rFonts w:ascii="Arial" w:cs="Arial" w:eastAsia="Arial" w:hAnsi="Arial"/>
+                <w:b w:val="false"/>
+                <w:bCs w:val="false"/>
+                <w:i w:val="false"/>
+                <w:iCs w:val="false"/>
+                <w:color w:val="000000"/>
+                <w:sz w:val="18"/>
+                <w:szCs w:val="18"/>
+              </w:rPr>
+              <w:t xml:space="preserve">Read the sticky notes before the next lesson. Success indicator: learners refer specifically to the annular sector (not just 'a new formula') and connect it to a concrete quantity (area of outer ring watered, litres of water used, seeds needed). Vague notes ('we learned a new formula') indicate shallow encoding — these learners should be seated at the front for Lesson 5 and given sentence-starter scaffolds.</w:t>
+            </w:r>
+          </w:p>
+        </w:tc>
+      </w:tr>
+      <w:tr>
+        <w:tc>
+          <w:tcPr>
+            <w:tcW w:type="dxa" w:w="1520"/>
+            <w:shd w:fill="D5E8F0" w:color="auto" w:val="clear"/>
+            <w:tcMar>
+              <w:top w:type="dxa" w:w="60"/>
+              <w:left w:type="dxa" w:w="120"/>
+              <w:bottom w:type="dxa" w:w="60"/>
+              <w:right w:type="dxa" w:w="120"/>
+            </w:tcMar>
+            <w:vAlign w:val="top"/>
+          </w:tcPr>
+          <w:p>
+            <w:pPr>
+              <w:spacing w:after="40" w:before="0"/>
+              <w:jc w:val="left"/>
+            </w:pPr>
+            <w:r>
+              <w:rPr>
+                <w:rFonts w:ascii="Arial" w:cs="Arial" w:eastAsia="Arial" w:hAnsi="Arial"/>
+                <w:b/>
+                <w:bCs/>
+                <w:i w:val="false"/>
+                <w:iCs w:val="false"/>
+                <w:color w:val="000000"/>
+                <w:sz w:val="18"/>
+                <w:szCs w:val="18"/>
+              </w:rPr>
+              <w:t xml:space="preserve">Model Building Phase</w:t>
+            </w:r>
+          </w:p>
+          <w:p>
+            <w:pPr>
+              <w:spacing w:after="20" w:before="0"/>
+            </w:pPr>
+            <w:r>
+              <w:rPr>
+                <w:rFonts w:ascii="Arial" w:cs="Arial" w:eastAsia="Arial" w:hAnsi="Arial"/>
+                <w:b/>
+                <w:bCs/>
+                <w:color w:val="1F3864"/>
+                <w:sz w:val="16"/>
+                <w:szCs w:val="16"/>
+              </w:rPr>
+              <w:t xml:space="preserve">📹 VIDEO:</w:t>
+            </w:r>
+          </w:p>
+          <w:p>
+            <w:pPr>
+              <w:spacing w:after="20" w:before="0"/>
+            </w:pPr>
+            <w:hyperlink w:history="1" r:id="rIdn6dh2h1n8qnud8tpteokt">
+              <w:r>
+                <w:rPr>
+                  <w:rFonts w:ascii="Arial" w:cs="Arial" w:eastAsia="Arial" w:hAnsi="Arial"/>
+                  <w:color w:val="2E75B6"/>
+                  <w:sz w:val="16"/>
+                  <w:szCs w:val="16"/>
+                  <w:u w:val="single" w:color="2E75B6"/>
+                </w:rPr>
+                <w:t xml:space="preserve">Area of a sector</w:t>
+              </w:r>
+            </w:hyperlink>
+          </w:p>
+          <w:p>
+            <w:pPr>
+              <w:spacing w:after="10" w:before="0"/>
+              <w:ind w:left="120"/>
+            </w:pPr>
+            <w:r>
+              <w:rPr>
+                <w:rFonts w:ascii="Arial" w:cs="Arial" w:eastAsia="Arial" w:hAnsi="Arial"/>
+                <w:color w:val="595959"/>
+                <w:sz w:val="14"/>
+                <w:szCs w:val="14"/>
+              </w:rPr>
+              <w:t xml:space="preserve">Source: Khan Academy (English - US curriculum)</w:t>
+            </w:r>
+          </w:p>
+          <w:p>
+            <w:pPr>
+              <w:spacing w:after="10" w:before="0"/>
+              <w:ind w:left="120"/>
+            </w:pPr>
+            <w:hyperlink w:history="1" r:id="rIduegcvz2yd_m185iwfbzfb">
+              <w:r>
+                <w:rPr>
+                  <w:rFonts w:ascii="Arial" w:cs="Arial" w:eastAsia="Arial" w:hAnsi="Arial"/>
+                  <w:color w:val="595959"/>
+                  <w:sz w:val="14"/>
+                  <w:szCs w:val="14"/>
+                  <w:u w:val="single" w:color="595959"/>
+                </w:rPr>
+                <w:t xml:space="preserve">🔍 Search ARES for similar videos</w:t>
+              </w:r>
+            </w:hyperlink>
+          </w:p>
+          <w:p>
+            <w:pPr>
+              <w:spacing w:after="40" w:before="0"/>
+            </w:pPr>
+            <w:r>
+              <w:rPr>
+                <w:sz w:val="14"/>
+                <w:szCs w:val="14"/>
+              </w:rPr>
+              <w:t xml:space="preserve"/>
+            </w:r>
+          </w:p>
+          <w:p>
+            <w:pPr>
+              <w:spacing w:after="20" w:before="0"/>
+            </w:pPr>
+            <w:r>
+              <w:rPr>
+                <w:rFonts w:ascii="Arial" w:cs="Arial" w:eastAsia="Arial" w:hAnsi="Arial"/>
+                <w:b/>
+                <w:bCs/>
+                <w:color w:val="1F3864"/>
+                <w:sz w:val="16"/>
+                <w:szCs w:val="16"/>
+              </w:rPr>
+              <w:t xml:space="preserve">📖 HTML:</w:t>
+            </w:r>
+          </w:p>
+          <w:p>
+            <w:pPr>
+              <w:spacing w:after="20" w:before="0"/>
+            </w:pPr>
+            <w:hyperlink w:history="1" r:id="rId8k-yz_sgw_s57ky2rlenm">
               <w:r>
                 <w:rPr>
                   <w:rFonts w:ascii="Arial" w:cs="Arial" w:eastAsia="Arial" w:hAnsi="Arial"/>
@@ -11781,1231 +12995,7 @@
               <w:spacing w:after="10" w:before="0"/>
               <w:ind w:left="120"/>
             </w:pPr>
-            <w:hyperlink w:history="1" r:id="rIdgp_vnoanpqi7c-ueiisrf">
-              <w:r>
-                <w:rPr>
-                  <w:rFonts w:ascii="Arial" w:cs="Arial" w:eastAsia="Arial" w:hAnsi="Arial"/>
-                  <w:color w:val="595959"/>
-                  <w:sz w:val="14"/>
-                  <w:szCs w:val="14"/>
-                  <w:u w:val="single" w:color="595959"/>
-                </w:rPr>
-                <w:t xml:space="preserve">🔍 Search ARES for similar readings</w:t>
-              </w:r>
-            </w:hyperlink>
-          </w:p>
-        </w:tc>
-        <w:tc>
-          <w:tcPr>
-            <w:tcW w:type="dxa" w:w="3040"/>
-            <w:shd w:fill="FFFFFF" w:color="auto" w:val="clear"/>
-            <w:tcMar>
-              <w:top w:type="dxa" w:w="60"/>
-              <w:left w:type="dxa" w:w="120"/>
-              <w:bottom w:type="dxa" w:w="60"/>
-              <w:right w:type="dxa" w:w="120"/>
-            </w:tcMar>
-            <w:vAlign w:val="top"/>
-          </w:tcPr>
-          <w:p>
-            <w:pPr>
-              <w:spacing w:after="40" w:before="0"/>
-              <w:jc w:val="left"/>
-            </w:pPr>
-            <w:r>
-              <w:rPr>
-                <w:rFonts w:ascii="Arial" w:cs="Arial" w:eastAsia="Arial" w:hAnsi="Arial"/>
-                <w:b w:val="false"/>
-                <w:bCs w:val="false"/>
-                <w:i w:val="false"/>
-                <w:iCs w:val="false"/>
-                <w:color w:val="000000"/>
-                <w:sz w:val="18"/>
-                <w:szCs w:val="18"/>
-              </w:rPr>
-              <w:t xml:space="preserve">Learners receive a printed aerial-photograph sketch of the Laikipia farm showing two concentric circles (inner radius r = 40 m, outer radius R = 70 m) with a sector angle of 120° shaded between them. Working individually for 4 minutes, each learner writes a prediction: 'I think the area of the shaded region is ___ m² because ___.' They are explicitly told NOT to look at previous notes — this is a raw prediction. Learners then share predictions with a shoulder partner for 2 minutes, noting where they agree or disagree.</w:t>
-            </w:r>
-          </w:p>
-        </w:tc>
-        <w:tc>
-          <w:tcPr>
-            <w:tcW w:type="dxa" w:w="3040"/>
-            <w:shd w:fill="F2F2F2" w:color="auto" w:val="clear"/>
-            <w:tcMar>
-              <w:top w:type="dxa" w:w="60"/>
-              <w:left w:type="dxa" w:w="120"/>
-              <w:bottom w:type="dxa" w:w="60"/>
-              <w:right w:type="dxa" w:w="120"/>
-            </w:tcMar>
-            <w:vAlign w:val="top"/>
-          </w:tcPr>
-          <w:p>
-            <w:pPr>
-              <w:spacing w:after="40" w:before="0"/>
-              <w:jc w:val="left"/>
-            </w:pPr>
-            <w:r>
-              <w:rPr>
-                <w:rFonts w:ascii="Arial" w:cs="Arial" w:eastAsia="Arial" w:hAnsi="Arial"/>
-                <w:b w:val="false"/>
-                <w:bCs w:val="false"/>
-                <w:i w:val="false"/>
-                <w:iCs w:val="false"/>
-                <w:color w:val="000000"/>
-                <w:sz w:val="18"/>
-                <w:szCs w:val="18"/>
-              </w:rPr>
-              <w:t xml:space="preserve">Display the sketch on the board (or distribute printed copies). Say: 'Look carefully at the shaded region on the Laikipia farm map. This is the part of the outer irrigation ring that has been watered so far. In your exercise books, write your best prediction for its area and your reasoning. You have 4 minutes — work in silence.' Set a visible timer. After 4 minutes say: 'Turn to your neighbour. Compare your predictions. Do NOT change your answer yet — just note if you agree or disagree.' After 2 minutes of pair talk, cold-call 3 learners: 'Achieng, what did you predict and why?', 'Mwangi, did your partner agree with you?', 'Fatuma, which formula from our previous lessons did you try to use?' Allow 10 seconds of WAIT TIME after each question before accepting responses. Record 3–4 different predictions on the board without evaluation — label them P1, P2, P3.</w:t>
-            </w:r>
-          </w:p>
-        </w:tc>
-        <w:tc>
-          <w:tcPr>
-            <w:tcW w:type="dxa" w:w="3040"/>
-            <w:shd w:fill="FFFFFF" w:color="auto" w:val="clear"/>
-            <w:tcMar>
-              <w:top w:type="dxa" w:w="60"/>
-              <w:left w:type="dxa" w:w="120"/>
-              <w:bottom w:type="dxa" w:w="60"/>
-              <w:right w:type="dxa" w:w="120"/>
-            </w:tcMar>
-            <w:vAlign w:val="top"/>
-          </w:tcPr>
-          <w:p>
-            <w:pPr>
-              <w:spacing w:after="40" w:before="0"/>
-              <w:jc w:val="left"/>
-            </w:pPr>
-            <w:r>
-              <w:rPr>
-                <w:rFonts w:ascii="Arial" w:cs="Arial" w:eastAsia="Arial" w:hAnsi="Arial"/>
-                <w:b w:val="false"/>
-                <w:bCs w:val="false"/>
-                <w:i w:val="false"/>
-                <w:iCs w:val="false"/>
-                <w:color w:val="000000"/>
-                <w:sz w:val="18"/>
-                <w:szCs w:val="18"/>
-              </w:rPr>
-              <w:t xml:space="preserve">Prediction-with-reasoning (Eliciting Prior Knowledge): By committing a prediction to paper before instruction, learners activate their existing schema for annulus area (Lesson 1) and sector area (Lesson 2). Recording multiple predictions on the board creates a public record that motivates the subsequent investigation — learners are genuinely curious about which prediction is closest.</w:t>
-            </w:r>
-          </w:p>
-        </w:tc>
-        <w:tc>
-          <w:tcPr>
-            <w:tcW w:type="dxa" w:w="3040"/>
-            <w:shd w:fill="F2F2F2" w:color="auto" w:val="clear"/>
-            <w:tcMar>
-              <w:top w:type="dxa" w:w="60"/>
-              <w:left w:type="dxa" w:w="120"/>
-              <w:bottom w:type="dxa" w:w="60"/>
-              <w:right w:type="dxa" w:w="120"/>
-            </w:tcMar>
-            <w:vAlign w:val="top"/>
-          </w:tcPr>
-          <w:p>
-            <w:pPr>
-              <w:spacing w:after="40" w:before="0"/>
-              <w:jc w:val="left"/>
-            </w:pPr>
-            <w:r>
-              <w:rPr>
-                <w:rFonts w:ascii="Arial" w:cs="Arial" w:eastAsia="Arial" w:hAnsi="Arial"/>
-                <w:b w:val="false"/>
-                <w:bCs w:val="false"/>
-                <w:i w:val="false"/>
-                <w:iCs w:val="false"/>
-                <w:color w:val="000000"/>
-                <w:sz w:val="18"/>
-                <w:szCs w:val="18"/>
-              </w:rPr>
-              <w:t xml:space="preserve">Circulate during the 4-minute individual prediction phase. Look for: (a) learners who attempt to subtract two sector areas — evidence of strong prior integration; (b) learners who write only πR² or only π(R²−r²) — evidence they have not yet connected sector and annulus ideas; (c) learners who leave the reasoning blank — seat these learners near a peer who will be asked to share. Do not correct errors at this stage; note which misconceptions appear for targeted questioning in Phase 3.</w:t>
-            </w:r>
-          </w:p>
-        </w:tc>
-      </w:tr>
-      <w:tr>
-        <w:tc>
-          <w:tcPr>
-            <w:tcW w:type="dxa" w:w="1520"/>
-            <w:shd w:fill="D9EEF1" w:color="auto" w:val="clear"/>
-            <w:tcMar>
-              <w:top w:type="dxa" w:w="60"/>
-              <w:left w:type="dxa" w:w="120"/>
-              <w:bottom w:type="dxa" w:w="60"/>
-              <w:right w:type="dxa" w:w="120"/>
-            </w:tcMar>
-            <w:vAlign w:val="top"/>
-          </w:tcPr>
-          <w:p>
-            <w:pPr>
-              <w:spacing w:after="40" w:before="0"/>
-              <w:jc w:val="left"/>
-            </w:pPr>
-            <w:r>
-              <w:rPr>
-                <w:rFonts w:ascii="Arial" w:cs="Arial" w:eastAsia="Arial" w:hAnsi="Arial"/>
-                <w:b/>
-                <w:bCs/>
-                <w:i w:val="false"/>
-                <w:iCs w:val="false"/>
-                <w:color w:val="000000"/>
-                <w:sz w:val="18"/>
-                <w:szCs w:val="18"/>
-              </w:rPr>
-              <w:t xml:space="preserve">Observe Phase</w:t>
-            </w:r>
-          </w:p>
-          <w:p>
-            <w:pPr>
-              <w:spacing w:after="20" w:before="0"/>
-            </w:pPr>
-            <w:r>
-              <w:rPr>
-                <w:rFonts w:ascii="Arial" w:cs="Arial" w:eastAsia="Arial" w:hAnsi="Arial"/>
-                <w:b/>
-                <w:bCs/>
-                <w:color w:val="1F3864"/>
-                <w:sz w:val="16"/>
-                <w:szCs w:val="16"/>
-              </w:rPr>
-              <w:t xml:space="preserve">📹 VIDEO:</w:t>
-            </w:r>
-          </w:p>
-          <w:p>
-            <w:pPr>
-              <w:spacing w:after="20" w:before="0"/>
-            </w:pPr>
-            <w:hyperlink w:history="1" r:id="rIdcpq8v8ylref5w_4upe_tm">
-              <w:r>
-                <w:rPr>
-                  <w:rFonts w:ascii="Arial" w:cs="Arial" w:eastAsia="Arial" w:hAnsi="Arial"/>
-                  <w:color w:val="2E75B6"/>
-                  <w:sz w:val="16"/>
-                  <w:szCs w:val="16"/>
-                  <w:u w:val="single" w:color="2E75B6"/>
-                </w:rPr>
-                <w:t xml:space="preserve">The future of creativity in algebra</w:t>
-              </w:r>
-            </w:hyperlink>
-          </w:p>
-          <w:p>
-            <w:pPr>
-              <w:spacing w:after="10" w:before="0"/>
-              <w:ind w:left="120"/>
-            </w:pPr>
-            <w:r>
-              <w:rPr>
-                <w:rFonts w:ascii="Arial" w:cs="Arial" w:eastAsia="Arial" w:hAnsi="Arial"/>
-                <w:color w:val="595959"/>
-                <w:sz w:val="14"/>
-                <w:szCs w:val="14"/>
-              </w:rPr>
-              <w:t xml:space="preserve">Source: Khan Academy (English - US curriculum)</w:t>
-            </w:r>
-          </w:p>
-          <w:p>
-            <w:pPr>
-              <w:spacing w:after="10" w:before="0"/>
-              <w:ind w:left="120"/>
-            </w:pPr>
-            <w:hyperlink w:history="1" r:id="rIdghbhedu4e5yfupz1swdq3">
-              <w:r>
-                <w:rPr>
-                  <w:rFonts w:ascii="Arial" w:cs="Arial" w:eastAsia="Arial" w:hAnsi="Arial"/>
-                  <w:color w:val="595959"/>
-                  <w:sz w:val="14"/>
-                  <w:szCs w:val="14"/>
-                  <w:u w:val="single" w:color="595959"/>
-                </w:rPr>
-                <w:t xml:space="preserve">🔍 Search ARES for similar videos</w:t>
-              </w:r>
-            </w:hyperlink>
-          </w:p>
-          <w:p>
-            <w:pPr>
-              <w:spacing w:after="40" w:before="0"/>
-            </w:pPr>
-            <w:r>
-              <w:rPr>
-                <w:sz w:val="14"/>
-                <w:szCs w:val="14"/>
-              </w:rPr>
-              <w:t xml:space="preserve"/>
-            </w:r>
-          </w:p>
-          <w:p>
-            <w:pPr>
-              <w:spacing w:after="20" w:before="0"/>
-            </w:pPr>
-            <w:r>
-              <w:rPr>
-                <w:rFonts w:ascii="Arial" w:cs="Arial" w:eastAsia="Arial" w:hAnsi="Arial"/>
-                <w:b/>
-                <w:bCs/>
-                <w:color w:val="1F3864"/>
-                <w:sz w:val="16"/>
-                <w:szCs w:val="16"/>
-              </w:rPr>
-              <w:t xml:space="preserve">📖 HTML:</w:t>
-            </w:r>
-          </w:p>
-          <w:p>
-            <w:pPr>
-              <w:spacing w:after="20" w:before="0"/>
-            </w:pPr>
-            <w:hyperlink w:history="1" r:id="rIdnxh2mcqzrzuda610pbuev">
-              <w:r>
-                <w:rPr>
-                  <w:rFonts w:ascii="Arial" w:cs="Arial" w:eastAsia="Arial" w:hAnsi="Arial"/>
-                  <w:color w:val="2E75B6"/>
-                  <w:sz w:val="16"/>
-                  <w:szCs w:val="16"/>
-                  <w:u w:val="single" w:color="2E75B6"/>
-                </w:rPr>
-                <w:t xml:space="preserve">Area of a Sector (Flexbook)</w:t>
-              </w:r>
-            </w:hyperlink>
-          </w:p>
-          <w:p>
-            <w:pPr>
-              <w:spacing w:after="10" w:before="0"/>
-              <w:ind w:left="120"/>
-            </w:pPr>
-            <w:r>
-              <w:rPr>
-                <w:rFonts w:ascii="Arial" w:cs="Arial" w:eastAsia="Arial" w:hAnsi="Arial"/>
-                <w:color w:val="595959"/>
-                <w:sz w:val="14"/>
-                <w:szCs w:val="14"/>
-              </w:rPr>
-              <w:t xml:space="preserve">Source: CK-12</w:t>
-            </w:r>
-          </w:p>
-          <w:p>
-            <w:pPr>
-              <w:spacing w:after="10" w:before="0"/>
-              <w:ind w:left="120"/>
-            </w:pPr>
-            <w:hyperlink w:history="1" r:id="rIdkxxxznn0ucfbqlypsufku">
-              <w:r>
-                <w:rPr>
-                  <w:rFonts w:ascii="Arial" w:cs="Arial" w:eastAsia="Arial" w:hAnsi="Arial"/>
-                  <w:color w:val="595959"/>
-                  <w:sz w:val="14"/>
-                  <w:szCs w:val="14"/>
-                  <w:u w:val="single" w:color="595959"/>
-                </w:rPr>
-                <w:t xml:space="preserve">🔍 Search ARES for similar readings</w:t>
-              </w:r>
-            </w:hyperlink>
-          </w:p>
-        </w:tc>
-        <w:tc>
-          <w:tcPr>
-            <w:tcW w:type="dxa" w:w="3040"/>
-            <w:shd w:fill="FFFFFF" w:color="auto" w:val="clear"/>
-            <w:tcMar>
-              <w:top w:type="dxa" w:w="60"/>
-              <w:left w:type="dxa" w:w="120"/>
-              <w:bottom w:type="dxa" w:w="60"/>
-              <w:right w:type="dxa" w:w="120"/>
-            </w:tcMar>
-            <w:vAlign w:val="top"/>
-          </w:tcPr>
-          <w:p>
-            <w:pPr>
-              <w:spacing w:after="40" w:before="0"/>
-              <w:jc w:val="left"/>
-            </w:pPr>
-            <w:r>
-              <w:rPr>
-                <w:rFonts w:ascii="Arial" w:cs="Arial" w:eastAsia="Arial" w:hAnsi="Arial"/>
-                <w:b w:val="false"/>
-                <w:bCs w:val="false"/>
-                <w:i w:val="false"/>
-                <w:iCs w:val="false"/>
-                <w:color w:val="000000"/>
-                <w:sz w:val="18"/>
-                <w:szCs w:val="18"/>
-              </w:rPr>
-              <w:t xml:space="preserve">Groups of 4 receive an evidence-gathering envelope containing: (1) two pre-cut paper sectors of the SAME angle θ = 90° — one large sector (radius R = 14 cm) and one small sector (radius r = 7 cm), both made from grid paper so area can be counted; (2) a ruler and scissors. Task A (5 min): Each group places the small sector exactly over the large sector, aligns the vertices and one straight edge, then physically removes the small sector from the large sector. They observe the leftover shape and sketch it, labelling it 'annular sector.' Task B (5 min): Using the grid squares, groups count (estimate) the area of the leftover annular sector by counting full and half squares. Task C (5 min): Groups calculate (θ/360)×πR² and (θ/360)×πr² separately using their known radii (R=14 cm, r=7 cm, θ=90°), then subtract. They record both the counted area and the calculated area in a results table. Task D (3 min): Groups examine the road-marking diagram on the reverse of their worksheet — a curved white road-marking strip in Kisumu's Mega roundabout (R = 12 m, r = 9 m, θ = 60°) — and record the given measurements without yet calculating.</w:t>
-            </w:r>
-          </w:p>
-        </w:tc>
-        <w:tc>
-          <w:tcPr>
-            <w:tcW w:type="dxa" w:w="3040"/>
-            <w:shd w:fill="F2F2F2" w:color="auto" w:val="clear"/>
-            <w:tcMar>
-              <w:top w:type="dxa" w:w="60"/>
-              <w:left w:type="dxa" w:w="120"/>
-              <w:bottom w:type="dxa" w:w="60"/>
-              <w:right w:type="dxa" w:w="120"/>
-            </w:tcMar>
-            <w:vAlign w:val="top"/>
-          </w:tcPr>
-          <w:p>
-            <w:pPr>
-              <w:spacing w:after="40" w:before="0"/>
-              <w:jc w:val="left"/>
-            </w:pPr>
-            <w:r>
-              <w:rPr>
-                <w:rFonts w:ascii="Arial" w:cs="Arial" w:eastAsia="Arial" w:hAnsi="Arial"/>
-                <w:b w:val="false"/>
-                <w:bCs w:val="false"/>
-                <w:i w:val="false"/>
-                <w:iCs w:val="false"/>
-                <w:color w:val="000000"/>
-                <w:sz w:val="18"/>
-                <w:szCs w:val="18"/>
-              </w:rPr>
-              <w:t xml:space="preserve">Distribute envelopes. Say: 'You have four tasks — the instructions are on your worksheet. Your goal is to discover what the area of an annular sector equals before I tell you. Use the grid paper, your rulers, and what you already know about sectors and annuli.' Circulate continuously. At the 5-minute mark prompt: 'Has every group placed the small sector over the large one and removed it? What shape is left? Give it a name.' At 10 minutes prompt Task C: 'Now use the formulae you already know. Calculate the area of the large sector alone. Then the small sector alone. Write both down.' At 13 minutes: 'Subtract the small sector area from the large sector area. Compare that number to your counted grid squares. What do you notice?' Cold-call 2 groups to share their results table: 'Nyambura's group — what did you count, and what did your formula give?' Allow 10 seconds WAIT TIME. Write both values on the board next to the group name. Say: 'Every group whose counted area and calculated area are within 2 cm² of each other — raise your hand.' Affirm the pattern without yet stating the formula.</w:t>
-            </w:r>
-          </w:p>
-        </w:tc>
-        <w:tc>
-          <w:tcPr>
-            <w:tcW w:type="dxa" w:w="3040"/>
-            <w:shd w:fill="FFFFFF" w:color="auto" w:val="clear"/>
-            <w:tcMar>
-              <w:top w:type="dxa" w:w="60"/>
-              <w:left w:type="dxa" w:w="120"/>
-              <w:bottom w:type="dxa" w:w="60"/>
-              <w:right w:type="dxa" w:w="120"/>
-            </w:tcMar>
-            <w:vAlign w:val="top"/>
-          </w:tcPr>
-          <w:p>
-            <w:pPr>
-              <w:spacing w:after="40" w:before="0"/>
-              <w:jc w:val="left"/>
-            </w:pPr>
-            <w:r>
-              <w:rPr>
-                <w:rFonts w:ascii="Arial" w:cs="Arial" w:eastAsia="Arial" w:hAnsi="Arial"/>
-                <w:b w:val="false"/>
-                <w:bCs w:val="false"/>
-                <w:i w:val="false"/>
-                <w:iCs w:val="false"/>
-                <w:color w:val="000000"/>
-                <w:sz w:val="18"/>
-                <w:szCs w:val="18"/>
-              </w:rPr>
-              <w:t xml:space="preserve">Concrete Manipulation followed by Numerical Verification (Evidence-to-Pattern): Physically removing a small sector from a large sector makes the subtraction structure of the formula tangible before it is symbolic. Counting grid squares provides an independent check that grounds abstract calculation in observable evidence, supporting NGSS Science and Engineering Practice 4 (Analysing and Interpreting Data).</w:t>
-            </w:r>
-          </w:p>
-        </w:tc>
-        <w:tc>
-          <w:tcPr>
-            <w:tcW w:type="dxa" w:w="3040"/>
-            <w:shd w:fill="F2F2F2" w:color="auto" w:val="clear"/>
-            <w:tcMar>
-              <w:top w:type="dxa" w:w="60"/>
-              <w:left w:type="dxa" w:w="120"/>
-              <w:bottom w:type="dxa" w:w="60"/>
-              <w:right w:type="dxa" w:w="120"/>
-            </w:tcMar>
-            <w:vAlign w:val="top"/>
-          </w:tcPr>
-          <w:p>
-            <w:pPr>
-              <w:spacing w:after="40" w:before="0"/>
-              <w:jc w:val="left"/>
-            </w:pPr>
-            <w:r>
-              <w:rPr>
-                <w:rFonts w:ascii="Arial" w:cs="Arial" w:eastAsia="Arial" w:hAnsi="Arial"/>
-                <w:b w:val="false"/>
-                <w:bCs w:val="false"/>
-                <w:i w:val="false"/>
-                <w:iCs w:val="false"/>
-                <w:color w:val="000000"/>
-                <w:sz w:val="18"/>
-                <w:szCs w:val="18"/>
-              </w:rPr>
-              <w:t xml:space="preserve">Check each group's results table. Success indicator: the calculated difference (θ/360)×π(R²−r²) is within 5% of the grid-count estimate. Common error to watch for: learners subtract radii first (R−r) and then square — i.e., they write (θ/360)×π(R−r)² instead of (θ/360)×π(R²−r²). If this error appears in 2 or more groups, flag it for direct address in Phase 3 without naming the group.</w:t>
-            </w:r>
-          </w:p>
-        </w:tc>
-      </w:tr>
-      <w:tr>
-        <w:tc>
-          <w:tcPr>
-            <w:tcW w:type="dxa" w:w="1520"/>
-            <w:shd w:fill="E2EFDA" w:color="auto" w:val="clear"/>
-            <w:tcMar>
-              <w:top w:type="dxa" w:w="60"/>
-              <w:left w:type="dxa" w:w="120"/>
-              <w:bottom w:type="dxa" w:w="60"/>
-              <w:right w:type="dxa" w:w="120"/>
-            </w:tcMar>
-            <w:vAlign w:val="top"/>
-          </w:tcPr>
-          <w:p>
-            <w:pPr>
-              <w:spacing w:after="40" w:before="0"/>
-              <w:jc w:val="left"/>
-            </w:pPr>
-            <w:r>
-              <w:rPr>
-                <w:rFonts w:ascii="Arial" w:cs="Arial" w:eastAsia="Arial" w:hAnsi="Arial"/>
-                <w:b/>
-                <w:bCs/>
-                <w:i w:val="false"/>
-                <w:iCs w:val="false"/>
-                <w:color w:val="000000"/>
-                <w:sz w:val="18"/>
-                <w:szCs w:val="18"/>
-              </w:rPr>
-              <w:t xml:space="preserve">Explain Phase</w:t>
-            </w:r>
-          </w:p>
-          <w:p>
-            <w:pPr>
-              <w:spacing w:after="20" w:before="0"/>
-            </w:pPr>
-            <w:r>
-              <w:rPr>
-                <w:rFonts w:ascii="Arial" w:cs="Arial" w:eastAsia="Arial" w:hAnsi="Arial"/>
-                <w:b/>
-                <w:bCs/>
-                <w:color w:val="1F3864"/>
-                <w:sz w:val="16"/>
-                <w:szCs w:val="16"/>
-              </w:rPr>
-              <w:t xml:space="preserve">📹 VIDEO:</w:t>
-            </w:r>
-          </w:p>
-          <w:p>
-            <w:pPr>
-              <w:spacing w:after="20" w:before="0"/>
-            </w:pPr>
-            <w:hyperlink w:history="1" r:id="rIdbowz8mwar0hpzxsf0q5ps">
-              <w:r>
-                <w:rPr>
-                  <w:rFonts w:ascii="Arial" w:cs="Arial" w:eastAsia="Arial" w:hAnsi="Arial"/>
-                  <w:color w:val="2E75B6"/>
-                  <w:sz w:val="16"/>
-                  <w:szCs w:val="16"/>
-                  <w:u w:val="single" w:color="2E75B6"/>
-                </w:rPr>
-                <w:t xml:space="preserve">The future of creativity in algebra</w:t>
-              </w:r>
-            </w:hyperlink>
-          </w:p>
-          <w:p>
-            <w:pPr>
-              <w:spacing w:after="10" w:before="0"/>
-              <w:ind w:left="120"/>
-            </w:pPr>
-            <w:r>
-              <w:rPr>
-                <w:rFonts w:ascii="Arial" w:cs="Arial" w:eastAsia="Arial" w:hAnsi="Arial"/>
-                <w:color w:val="595959"/>
-                <w:sz w:val="14"/>
-                <w:szCs w:val="14"/>
-              </w:rPr>
-              <w:t xml:space="preserve">Source: Khan Academy (English - US curriculum)</w:t>
-            </w:r>
-          </w:p>
-          <w:p>
-            <w:pPr>
-              <w:spacing w:after="10" w:before="0"/>
-              <w:ind w:left="120"/>
-            </w:pPr>
-            <w:hyperlink w:history="1" r:id="rIdyl-4oiio5l1lzluzixhca">
-              <w:r>
-                <w:rPr>
-                  <w:rFonts w:ascii="Arial" w:cs="Arial" w:eastAsia="Arial" w:hAnsi="Arial"/>
-                  <w:color w:val="595959"/>
-                  <w:sz w:val="14"/>
-                  <w:szCs w:val="14"/>
-                  <w:u w:val="single" w:color="595959"/>
-                </w:rPr>
-                <w:t xml:space="preserve">🔍 Search ARES for similar videos</w:t>
-              </w:r>
-            </w:hyperlink>
-          </w:p>
-          <w:p>
-            <w:pPr>
-              <w:spacing w:after="40" w:before="0"/>
-            </w:pPr>
-            <w:r>
-              <w:rPr>
-                <w:sz w:val="14"/>
-                <w:szCs w:val="14"/>
-              </w:rPr>
-              <w:t xml:space="preserve"/>
-            </w:r>
-          </w:p>
-          <w:p>
-            <w:pPr>
-              <w:spacing w:after="20" w:before="0"/>
-            </w:pPr>
-            <w:r>
-              <w:rPr>
-                <w:rFonts w:ascii="Arial" w:cs="Arial" w:eastAsia="Arial" w:hAnsi="Arial"/>
-                <w:b/>
-                <w:bCs/>
-                <w:color w:val="1F3864"/>
-                <w:sz w:val="16"/>
-                <w:szCs w:val="16"/>
-              </w:rPr>
-              <w:t xml:space="preserve">📖 HTML:</w:t>
-            </w:r>
-          </w:p>
-          <w:p>
-            <w:pPr>
-              <w:spacing w:after="20" w:before="0"/>
-            </w:pPr>
-            <w:hyperlink w:history="1" r:id="rIdcm3jvkhigq4dzq87gtpb0">
-              <w:r>
-                <w:rPr>
-                  <w:rFonts w:ascii="Arial" w:cs="Arial" w:eastAsia="Arial" w:hAnsi="Arial"/>
-                  <w:color w:val="2E75B6"/>
-                  <w:sz w:val="16"/>
-                  <w:szCs w:val="16"/>
-                  <w:u w:val="single" w:color="2E75B6"/>
-                </w:rPr>
-                <w:t xml:space="preserve">Area of a Sector (Flexbook)</w:t>
-              </w:r>
-            </w:hyperlink>
-          </w:p>
-          <w:p>
-            <w:pPr>
-              <w:spacing w:after="10" w:before="0"/>
-              <w:ind w:left="120"/>
-            </w:pPr>
-            <w:r>
-              <w:rPr>
-                <w:rFonts w:ascii="Arial" w:cs="Arial" w:eastAsia="Arial" w:hAnsi="Arial"/>
-                <w:color w:val="595959"/>
-                <w:sz w:val="14"/>
-                <w:szCs w:val="14"/>
-              </w:rPr>
-              <w:t xml:space="preserve">Source: CK-12</w:t>
-            </w:r>
-          </w:p>
-          <w:p>
-            <w:pPr>
-              <w:spacing w:after="10" w:before="0"/>
-              <w:ind w:left="120"/>
-            </w:pPr>
-            <w:hyperlink w:history="1" r:id="rIdppog5ohrmhrttmd8weume">
-              <w:r>
-                <w:rPr>
-                  <w:rFonts w:ascii="Arial" w:cs="Arial" w:eastAsia="Arial" w:hAnsi="Arial"/>
-                  <w:color w:val="595959"/>
-                  <w:sz w:val="14"/>
-                  <w:szCs w:val="14"/>
-                  <w:u w:val="single" w:color="595959"/>
-                </w:rPr>
-                <w:t xml:space="preserve">🔍 Search ARES for similar readings</w:t>
-              </w:r>
-            </w:hyperlink>
-          </w:p>
-        </w:tc>
-        <w:tc>
-          <w:tcPr>
-            <w:tcW w:type="dxa" w:w="3040"/>
-            <w:shd w:fill="FFFFFF" w:color="auto" w:val="clear"/>
-            <w:tcMar>
-              <w:top w:type="dxa" w:w="60"/>
-              <w:left w:type="dxa" w:w="120"/>
-              <w:bottom w:type="dxa" w:w="60"/>
-              <w:right w:type="dxa" w:w="120"/>
-            </w:tcMar>
-            <w:vAlign w:val="top"/>
-          </w:tcPr>
-          <w:p>
-            <w:pPr>
-              <w:spacing w:after="40" w:before="0"/>
-              <w:jc w:val="left"/>
-            </w:pPr>
-            <w:r>
-              <w:rPr>
-                <w:rFonts w:ascii="Arial" w:cs="Arial" w:eastAsia="Arial" w:hAnsi="Arial"/>
-                <w:b w:val="false"/>
-                <w:bCs w:val="false"/>
-                <w:i w:val="false"/>
-                <w:iCs w:val="false"/>
-                <w:color w:val="000000"/>
-                <w:sz w:val="18"/>
-                <w:szCs w:val="18"/>
-              </w:rPr>
-              <w:t xml:space="preserve">Whole-class guided derivation (12 minutes): The teacher leads learners to write the derivation formally in their books step by step. Learners then work in pairs on two application problems: Problem 1 (Laikipia): The outer irrigation ring has R = 70 m, r = 40 m, and the pivot arm has rotated 120°. Calculate the area of the outer ring that has been watered. Problem 2 (Kisumu road marking): A curved road-marking strip at Kisumu's Mega roundabout has R = 12 m, r = 9 m, θ = 60°. Calculate the area of paint needed (to the nearest 0.1 m²). Pairs write full working — formula, substitution, evaluation — and box their final answers with units. After 10 minutes of pair work, pairs compare answers with the neighbouring pair (group of 4) and reconcile any differences. Each learner then individually writes a one-sentence explanation: 'The annular sector formula works because ___.'</w:t>
-            </w:r>
-          </w:p>
-        </w:tc>
-        <w:tc>
-          <w:tcPr>
-            <w:tcW w:type="dxa" w:w="3040"/>
-            <w:shd w:fill="F2F2F2" w:color="auto" w:val="clear"/>
-            <w:tcMar>
-              <w:top w:type="dxa" w:w="60"/>
-              <w:left w:type="dxa" w:w="120"/>
-              <w:bottom w:type="dxa" w:w="60"/>
-              <w:right w:type="dxa" w:w="120"/>
-            </w:tcMar>
-            <w:vAlign w:val="top"/>
-          </w:tcPr>
-          <w:p>
-            <w:pPr>
-              <w:spacing w:after="40" w:before="0"/>
-              <w:jc w:val="left"/>
-            </w:pPr>
-            <w:r>
-              <w:rPr>
-                <w:rFonts w:ascii="Arial" w:cs="Arial" w:eastAsia="Arial" w:hAnsi="Arial"/>
-                <w:b w:val="false"/>
-                <w:bCs w:val="false"/>
-                <w:i w:val="false"/>
-                <w:iCs w:val="false"/>
-                <w:color w:val="000000"/>
-                <w:sz w:val="18"/>
-                <w:szCs w:val="18"/>
-              </w:rPr>
-              <w:t xml:space="preserve">Begin derivation by pointing to the board predictions from Phase 1: 'Let us see which prediction is correct. We will build the formula from what we already know.' Write on the board: 'Area of large sector = (θ/360) × πR²' and 'Area of small sector = (θ/360) × πr².' Ask: 'If I want only the region BETWEEN the two sectors — what operation do I perform?' Wait 10 seconds. Cold-call 3 learners by name. Accept subtraction. Write: 'Area of annular sector = (θ/360)×πR² − (θ/360)×πr².' Ask: 'What is the common factor in both terms?' Wait 10 seconds. Cold-call 2 learners. Factor out: '= (θ/360) × π(R² − r²).' Circle this result in coloured chalk and say: 'This is our formula for today. Write it in your formula box and underline it.' Address the (R−r)² misconception directly: draw both expressions on the board, substitute R=14, r=7 and show the numerical difference. Say: 'Squaring each radius FIRST and then subtracting gives a different — and correct — answer from subtracting first and then squaring. The order matters.' For Problem 1, say: 'You have 10 minutes in pairs. Show every step. A correct answer without working earns zero marks in KNEC.' Circulate; when pairs finish, prompt: 'Did you include units? Are your units m²?' After pair-compare, cold-call 2 pairs to write their working on the board. Ask the class: 'Do you agree or disagree? Thumbs up or down.' Resolve disagreements through student explanation, not teacher correction where possible.</w:t>
-            </w:r>
-          </w:p>
-        </w:tc>
-        <w:tc>
-          <w:tcPr>
-            <w:tcW w:type="dxa" w:w="3040"/>
-            <w:shd w:fill="FFFFFF" w:color="auto" w:val="clear"/>
-            <w:tcMar>
-              <w:top w:type="dxa" w:w="60"/>
-              <w:left w:type="dxa" w:w="120"/>
-              <w:bottom w:type="dxa" w:w="60"/>
-              <w:right w:type="dxa" w:w="120"/>
-            </w:tcMar>
-            <w:vAlign w:val="top"/>
-          </w:tcPr>
-          <w:p>
-            <w:pPr>
-              <w:spacing w:after="40" w:before="0"/>
-              <w:jc w:val="left"/>
-            </w:pPr>
-            <w:r>
-              <w:rPr>
-                <w:rFonts w:ascii="Arial" w:cs="Arial" w:eastAsia="Arial" w:hAnsi="Arial"/>
-                <w:b w:val="false"/>
-                <w:bCs w:val="false"/>
-                <w:i w:val="false"/>
-                <w:iCs w:val="false"/>
-                <w:color w:val="000000"/>
-                <w:sz w:val="18"/>
-                <w:szCs w:val="18"/>
-              </w:rPr>
-              <w:t xml:space="preserve">Algebraic Factoring as Conceptual Bridge (Connecting Representations): Factoring (θ/360) out of both terms shows learners that the annular sector formula is not a new isolated rule but an algebraic consequence of two formulae they already know. This deepens conceptual understanding (NGSS SEP 6 — Constructing Explanations) and reduces cognitive load by anchoring new knowledge to existing schema. The one-sentence explanation consolidates understanding through language production.</w:t>
-            </w:r>
-          </w:p>
-        </w:tc>
-        <w:tc>
-          <w:tcPr>
-            <w:tcW w:type="dxa" w:w="3040"/>
-            <w:shd w:fill="F2F2F2" w:color="auto" w:val="clear"/>
-            <w:tcMar>
-              <w:top w:type="dxa" w:w="60"/>
-              <w:left w:type="dxa" w:w="120"/>
-              <w:bottom w:type="dxa" w:w="60"/>
-              <w:right w:type="dxa" w:w="120"/>
-            </w:tcMar>
-            <w:vAlign w:val="top"/>
-          </w:tcPr>
-          <w:p>
-            <w:pPr>
-              <w:spacing w:after="40" w:before="0"/>
-              <w:jc w:val="left"/>
-            </w:pPr>
-            <w:r>
-              <w:rPr>
-                <w:rFonts w:ascii="Arial" w:cs="Arial" w:eastAsia="Arial" w:hAnsi="Arial"/>
-                <w:b w:val="false"/>
-                <w:bCs w:val="false"/>
-                <w:i w:val="false"/>
-                <w:iCs w:val="false"/>
-                <w:color w:val="000000"/>
-                <w:sz w:val="18"/>
-                <w:szCs w:val="18"/>
-              </w:rPr>
-              <w:t xml:space="preserve">Circulate during pair work. Collect 4–6 exercise books and scan the working for: (a) correct substitution of R² and r² (not (R−r)²); (b) correct unit (m²); (c) correct factoring step shown. If more than one-third of pairs make the (R−r)² error during Problem 1, pause the class and re-teach the substitution step using a different numerical example (R=10, r=6, θ=180°) before releasing them to Problem 2. Use mini-whiteboards or slates: ask each learner to hold up their final answer to Problem 1 simultaneously — scan for outliers.</w:t>
-            </w:r>
-          </w:p>
-        </w:tc>
-      </w:tr>
-      <w:tr>
-        <w:tc>
-          <w:tcPr>
-            <w:tcW w:type="dxa" w:w="1520"/>
-            <w:shd w:fill="FCE4D6" w:color="auto" w:val="clear"/>
-            <w:tcMar>
-              <w:top w:type="dxa" w:w="60"/>
-              <w:left w:type="dxa" w:w="120"/>
-              <w:bottom w:type="dxa" w:w="60"/>
-              <w:right w:type="dxa" w:w="120"/>
-            </w:tcMar>
-            <w:vAlign w:val="top"/>
-          </w:tcPr>
-          <w:p>
-            <w:pPr>
-              <w:spacing w:after="40" w:before="0"/>
-              <w:jc w:val="left"/>
-            </w:pPr>
-            <w:r>
-              <w:rPr>
-                <w:rFonts w:ascii="Arial" w:cs="Arial" w:eastAsia="Arial" w:hAnsi="Arial"/>
-                <w:b/>
-                <w:bCs/>
-                <w:i w:val="false"/>
-                <w:iCs w:val="false"/>
-                <w:color w:val="000000"/>
-                <w:sz w:val="18"/>
-                <w:szCs w:val="18"/>
-              </w:rPr>
-              <w:t xml:space="preserve">Driving Question Board (DQB) Creation</w:t>
-            </w:r>
-          </w:p>
-          <w:p>
-            <w:pPr>
-              <w:spacing w:after="20" w:before="0"/>
-            </w:pPr>
-            <w:r>
-              <w:rPr>
-                <w:rFonts w:ascii="Arial" w:cs="Arial" w:eastAsia="Arial" w:hAnsi="Arial"/>
-                <w:b/>
-                <w:bCs/>
-                <w:color w:val="1F3864"/>
-                <w:sz w:val="16"/>
-                <w:szCs w:val="16"/>
-              </w:rPr>
-              <w:t xml:space="preserve">📹 VIDEO:</w:t>
-            </w:r>
-          </w:p>
-          <w:p>
-            <w:pPr>
-              <w:spacing w:after="20" w:before="0"/>
-            </w:pPr>
-            <w:hyperlink w:history="1" r:id="rIdiiid5swtg2fnfoollvsbp">
-              <w:r>
-                <w:rPr>
-                  <w:rFonts w:ascii="Arial" w:cs="Arial" w:eastAsia="Arial" w:hAnsi="Arial"/>
-                  <w:color w:val="2E75B6"/>
-                  <w:sz w:val="16"/>
-                  <w:szCs w:val="16"/>
-                  <w:u w:val="single" w:color="2E75B6"/>
-                </w:rPr>
-                <w:t xml:space="preserve">The future of creativity in algebra</w:t>
-              </w:r>
-            </w:hyperlink>
-          </w:p>
-          <w:p>
-            <w:pPr>
-              <w:spacing w:after="10" w:before="0"/>
-              <w:ind w:left="120"/>
-            </w:pPr>
-            <w:r>
-              <w:rPr>
-                <w:rFonts w:ascii="Arial" w:cs="Arial" w:eastAsia="Arial" w:hAnsi="Arial"/>
-                <w:color w:val="595959"/>
-                <w:sz w:val="14"/>
-                <w:szCs w:val="14"/>
-              </w:rPr>
-              <w:t xml:space="preserve">Source: Khan Academy (English - US curriculum)</w:t>
-            </w:r>
-          </w:p>
-          <w:p>
-            <w:pPr>
-              <w:spacing w:after="10" w:before="0"/>
-              <w:ind w:left="120"/>
-            </w:pPr>
-            <w:hyperlink w:history="1" r:id="rIdveks6bs0l5dhbavh8ytxo">
-              <w:r>
-                <w:rPr>
-                  <w:rFonts w:ascii="Arial" w:cs="Arial" w:eastAsia="Arial" w:hAnsi="Arial"/>
-                  <w:color w:val="595959"/>
-                  <w:sz w:val="14"/>
-                  <w:szCs w:val="14"/>
-                  <w:u w:val="single" w:color="595959"/>
-                </w:rPr>
-                <w:t xml:space="preserve">🔍 Search ARES for similar videos</w:t>
-              </w:r>
-            </w:hyperlink>
-          </w:p>
-          <w:p>
-            <w:pPr>
-              <w:spacing w:after="40" w:before="0"/>
-            </w:pPr>
-            <w:r>
-              <w:rPr>
-                <w:sz w:val="14"/>
-                <w:szCs w:val="14"/>
-              </w:rPr>
-              <w:t xml:space="preserve"/>
-            </w:r>
-          </w:p>
-          <w:p>
-            <w:pPr>
-              <w:spacing w:after="20" w:before="0"/>
-            </w:pPr>
-            <w:r>
-              <w:rPr>
-                <w:rFonts w:ascii="Arial" w:cs="Arial" w:eastAsia="Arial" w:hAnsi="Arial"/>
-                <w:b/>
-                <w:bCs/>
-                <w:color w:val="1F3864"/>
-                <w:sz w:val="16"/>
-                <w:szCs w:val="16"/>
-              </w:rPr>
-              <w:t xml:space="preserve">📖 HTML:</w:t>
-            </w:r>
-          </w:p>
-          <w:p>
-            <w:pPr>
-              <w:spacing w:after="20" w:before="0"/>
-            </w:pPr>
-            <w:hyperlink w:history="1" r:id="rIdxdnz1bdq16swgkb-1cebf">
-              <w:r>
-                <w:rPr>
-                  <w:rFonts w:ascii="Arial" w:cs="Arial" w:eastAsia="Arial" w:hAnsi="Arial"/>
-                  <w:color w:val="2E75B6"/>
-                  <w:sz w:val="16"/>
-                  <w:szCs w:val="16"/>
-                  <w:u w:val="single" w:color="2E75B6"/>
-                </w:rPr>
-                <w:t xml:space="preserve">Area of a Sector (Flexbook)</w:t>
-              </w:r>
-            </w:hyperlink>
-          </w:p>
-          <w:p>
-            <w:pPr>
-              <w:spacing w:after="10" w:before="0"/>
-              <w:ind w:left="120"/>
-            </w:pPr>
-            <w:r>
-              <w:rPr>
-                <w:rFonts w:ascii="Arial" w:cs="Arial" w:eastAsia="Arial" w:hAnsi="Arial"/>
-                <w:color w:val="595959"/>
-                <w:sz w:val="14"/>
-                <w:szCs w:val="14"/>
-              </w:rPr>
-              <w:t xml:space="preserve">Source: CK-12</w:t>
-            </w:r>
-          </w:p>
-          <w:p>
-            <w:pPr>
-              <w:spacing w:after="10" w:before="0"/>
-              <w:ind w:left="120"/>
-            </w:pPr>
-            <w:hyperlink w:history="1" r:id="rIdkcrllcy6gy3ex8ccbzs-l">
-              <w:r>
-                <w:rPr>
-                  <w:rFonts w:ascii="Arial" w:cs="Arial" w:eastAsia="Arial" w:hAnsi="Arial"/>
-                  <w:color w:val="595959"/>
-                  <w:sz w:val="14"/>
-                  <w:szCs w:val="14"/>
-                  <w:u w:val="single" w:color="595959"/>
-                </w:rPr>
-                <w:t xml:space="preserve">🔍 Search ARES for similar readings</w:t>
-              </w:r>
-            </w:hyperlink>
-          </w:p>
-        </w:tc>
-        <w:tc>
-          <w:tcPr>
-            <w:tcW w:type="dxa" w:w="3040"/>
-            <w:shd w:fill="FFFFFF" w:color="auto" w:val="clear"/>
-            <w:tcMar>
-              <w:top w:type="dxa" w:w="60"/>
-              <w:left w:type="dxa" w:w="120"/>
-              <w:bottom w:type="dxa" w:w="60"/>
-              <w:right w:type="dxa" w:w="120"/>
-            </w:tcMar>
-            <w:vAlign w:val="top"/>
-          </w:tcPr>
-          <w:p>
-            <w:pPr>
-              <w:spacing w:after="40" w:before="0"/>
-              <w:jc w:val="left"/>
-            </w:pPr>
-            <w:r>
-              <w:rPr>
-                <w:rFonts w:ascii="Arial" w:cs="Arial" w:eastAsia="Arial" w:hAnsi="Arial"/>
-                <w:b w:val="false"/>
-                <w:bCs w:val="false"/>
-                <w:i w:val="false"/>
-                <w:iCs w:val="false"/>
-                <w:color w:val="000000"/>
-                <w:sz w:val="18"/>
-                <w:szCs w:val="18"/>
-              </w:rPr>
-              <w:t xml:space="preserve">Each learner receives one sticky note (or tears a small piece of paper). They write ONE thing the Laikipia farmer can now calculate that they could not calculate at the start of today's lesson. Learners post their notes on the class DQB under the column 'What we CAN now explain.' The teacher reads aloud 4–5 notes and the class clusters them into themes. Learners also scan the 'Questions we still have' column from previous lessons and identify any question that Lesson 4 has now answered — these are moved to 'Answered.' Finally, learners add any NEW questions that arose during today's lesson to the 'Questions we still have' column (e.g., 'What if the two circles are not concentric?' or 'How do we find the area where two irrigation circles OVERLAP?').</w:t>
-            </w:r>
-          </w:p>
-        </w:tc>
-        <w:tc>
-          <w:tcPr>
-            <w:tcW w:type="dxa" w:w="3040"/>
-            <w:shd w:fill="F2F2F2" w:color="auto" w:val="clear"/>
-            <w:tcMar>
-              <w:top w:type="dxa" w:w="60"/>
-              <w:left w:type="dxa" w:w="120"/>
-              <w:bottom w:type="dxa" w:w="60"/>
-              <w:right w:type="dxa" w:w="120"/>
-            </w:tcMar>
-            <w:vAlign w:val="top"/>
-          </w:tcPr>
-          <w:p>
-            <w:pPr>
-              <w:spacing w:after="40" w:before="0"/>
-              <w:jc w:val="left"/>
-            </w:pPr>
-            <w:r>
-              <w:rPr>
-                <w:rFonts w:ascii="Arial" w:cs="Arial" w:eastAsia="Arial" w:hAnsi="Arial"/>
-                <w:b w:val="false"/>
-                <w:bCs w:val="false"/>
-                <w:i w:val="false"/>
-                <w:iCs w:val="false"/>
-                <w:color w:val="000000"/>
-                <w:sz w:val="18"/>
-                <w:szCs w:val="18"/>
-              </w:rPr>
-              <w:t xml:space="preserve">Say: 'Think about the Laikipia farmer and the problem we started with. On your sticky note write ONE specific thing the farmer can now calculate thanks to today's formula. Be precise — name the shape and the formula.' Give 2 minutes of silent writing. As learners post notes, read 4–5 aloud and ask: 'Does anyone want to add to this idea, or does anyone see a note that says something different?' Point to the 'Questions we still have' column: 'Look at questions posted in Lessons 1, 2, and 3. Does anyone see a question that today's lesson has answered?' Cold-call 2 learners. Then ask: 'Did today's lesson open any NEW questions — things you are now curious about that we have not answered yet?' Accept 2–3 new questions and post them. Close by reading the driving question aloud: 'How can we calculate the exact area of any part of a circle so that Kenyan farmers, engineers, and artisans can make accurate plans and avoid waste?' Ask: 'Show me on your fingers: 1 = we can barely answer this, 5 = we can answer it fully. Hold up your fingers.' Survey the room and note the distribution.</w:t>
-            </w:r>
-          </w:p>
-        </w:tc>
-        <w:tc>
-          <w:tcPr>
-            <w:tcW w:type="dxa" w:w="3040"/>
-            <w:shd w:fill="FFFFFF" w:color="auto" w:val="clear"/>
-            <w:tcMar>
-              <w:top w:type="dxa" w:w="60"/>
-              <w:left w:type="dxa" w:w="120"/>
-              <w:bottom w:type="dxa" w:w="60"/>
-              <w:right w:type="dxa" w:w="120"/>
-            </w:tcMar>
-            <w:vAlign w:val="top"/>
-          </w:tcPr>
-          <w:p>
-            <w:pPr>
-              <w:spacing w:after="40" w:before="0"/>
-              <w:jc w:val="left"/>
-            </w:pPr>
-            <w:r>
-              <w:rPr>
-                <w:rFonts w:ascii="Arial" w:cs="Arial" w:eastAsia="Arial" w:hAnsi="Arial"/>
-                <w:b w:val="false"/>
-                <w:bCs w:val="false"/>
-                <w:i w:val="false"/>
-                <w:iCs w:val="false"/>
-                <w:color w:val="000000"/>
-                <w:sz w:val="18"/>
-                <w:szCs w:val="18"/>
-              </w:rPr>
-              <w:t xml:space="preserve">Public Knowledge Tracking (DQB Protocol): The DQB makes the class's collective epistemic progress visible and continuous. Moving cards from 'Questions we still have' to 'Answered' gives learners a tangible sense of growing explanatory power. New questions posted by learners model the scientific practice that answers generate further questions (NGSS SEP 1 — Asking Questions), sustaining curiosity across the 8-lesson sequence.</w:t>
-            </w:r>
-          </w:p>
-        </w:tc>
-        <w:tc>
-          <w:tcPr>
-            <w:tcW w:type="dxa" w:w="3040"/>
-            <w:shd w:fill="F2F2F2" w:color="auto" w:val="clear"/>
-            <w:tcMar>
-              <w:top w:type="dxa" w:w="60"/>
-              <w:left w:type="dxa" w:w="120"/>
-              <w:bottom w:type="dxa" w:w="60"/>
-              <w:right w:type="dxa" w:w="120"/>
-            </w:tcMar>
-            <w:vAlign w:val="top"/>
-          </w:tcPr>
-          <w:p>
-            <w:pPr>
-              <w:spacing w:after="40" w:before="0"/>
-              <w:jc w:val="left"/>
-            </w:pPr>
-            <w:r>
-              <w:rPr>
-                <w:rFonts w:ascii="Arial" w:cs="Arial" w:eastAsia="Arial" w:hAnsi="Arial"/>
-                <w:b w:val="false"/>
-                <w:bCs w:val="false"/>
-                <w:i w:val="false"/>
-                <w:iCs w:val="false"/>
-                <w:color w:val="000000"/>
-                <w:sz w:val="18"/>
-                <w:szCs w:val="18"/>
-              </w:rPr>
-              <w:t xml:space="preserve">Read the sticky notes before the next lesson. Success indicator: learners refer specifically to the annular sector (not just 'a new formula') and connect it to a concrete quantity (area of outer ring watered, litres of water used, seeds needed). Vague notes ('we learned a new formula') indicate shallow encoding — these learners should be seated at the front for Lesson 5 and given sentence-starter scaffolds.</w:t>
-            </w:r>
-          </w:p>
-        </w:tc>
-      </w:tr>
-      <w:tr>
-        <w:tc>
-          <w:tcPr>
-            <w:tcW w:type="dxa" w:w="1520"/>
-            <w:shd w:fill="D5E8F0" w:color="auto" w:val="clear"/>
-            <w:tcMar>
-              <w:top w:type="dxa" w:w="60"/>
-              <w:left w:type="dxa" w:w="120"/>
-              <w:bottom w:type="dxa" w:w="60"/>
-              <w:right w:type="dxa" w:w="120"/>
-            </w:tcMar>
-            <w:vAlign w:val="top"/>
-          </w:tcPr>
-          <w:p>
-            <w:pPr>
-              <w:spacing w:after="40" w:before="0"/>
-              <w:jc w:val="left"/>
-            </w:pPr>
-            <w:r>
-              <w:rPr>
-                <w:rFonts w:ascii="Arial" w:cs="Arial" w:eastAsia="Arial" w:hAnsi="Arial"/>
-                <w:b/>
-                <w:bCs/>
-                <w:i w:val="false"/>
-                <w:iCs w:val="false"/>
-                <w:color w:val="000000"/>
-                <w:sz w:val="18"/>
-                <w:szCs w:val="18"/>
-              </w:rPr>
-              <w:t xml:space="preserve">Model Building Phase</w:t>
-            </w:r>
-          </w:p>
-          <w:p>
-            <w:pPr>
-              <w:spacing w:after="20" w:before="0"/>
-            </w:pPr>
-            <w:r>
-              <w:rPr>
-                <w:rFonts w:ascii="Arial" w:cs="Arial" w:eastAsia="Arial" w:hAnsi="Arial"/>
-                <w:b/>
-                <w:bCs/>
-                <w:color w:val="1F3864"/>
-                <w:sz w:val="16"/>
-                <w:szCs w:val="16"/>
-              </w:rPr>
-              <w:t xml:space="preserve">📹 VIDEO:</w:t>
-            </w:r>
-          </w:p>
-          <w:p>
-            <w:pPr>
-              <w:spacing w:after="20" w:before="0"/>
-            </w:pPr>
-            <w:hyperlink w:history="1" r:id="rIdphqdr8lbb5jwhqcumdaoq">
-              <w:r>
-                <w:rPr>
-                  <w:rFonts w:ascii="Arial" w:cs="Arial" w:eastAsia="Arial" w:hAnsi="Arial"/>
-                  <w:color w:val="2E75B6"/>
-                  <w:sz w:val="16"/>
-                  <w:szCs w:val="16"/>
-                  <w:u w:val="single" w:color="2E75B6"/>
-                </w:rPr>
-                <w:t xml:space="preserve">The future of creativity in algebra</w:t>
-              </w:r>
-            </w:hyperlink>
-          </w:p>
-          <w:p>
-            <w:pPr>
-              <w:spacing w:after="10" w:before="0"/>
-              <w:ind w:left="120"/>
-            </w:pPr>
-            <w:r>
-              <w:rPr>
-                <w:rFonts w:ascii="Arial" w:cs="Arial" w:eastAsia="Arial" w:hAnsi="Arial"/>
-                <w:color w:val="595959"/>
-                <w:sz w:val="14"/>
-                <w:szCs w:val="14"/>
-              </w:rPr>
-              <w:t xml:space="preserve">Source: Khan Academy (English - US curriculum)</w:t>
-            </w:r>
-          </w:p>
-          <w:p>
-            <w:pPr>
-              <w:spacing w:after="10" w:before="0"/>
-              <w:ind w:left="120"/>
-            </w:pPr>
-            <w:hyperlink w:history="1" r:id="rIdkqzjdkzlu8son9gg9v-iw">
-              <w:r>
-                <w:rPr>
-                  <w:rFonts w:ascii="Arial" w:cs="Arial" w:eastAsia="Arial" w:hAnsi="Arial"/>
-                  <w:color w:val="595959"/>
-                  <w:sz w:val="14"/>
-                  <w:szCs w:val="14"/>
-                  <w:u w:val="single" w:color="595959"/>
-                </w:rPr>
-                <w:t xml:space="preserve">🔍 Search ARES for similar videos</w:t>
-              </w:r>
-            </w:hyperlink>
-          </w:p>
-          <w:p>
-            <w:pPr>
-              <w:spacing w:after="40" w:before="0"/>
-            </w:pPr>
-            <w:r>
-              <w:rPr>
-                <w:sz w:val="14"/>
-                <w:szCs w:val="14"/>
-              </w:rPr>
-              <w:t xml:space="preserve"/>
-            </w:r>
-          </w:p>
-          <w:p>
-            <w:pPr>
-              <w:spacing w:after="20" w:before="0"/>
-            </w:pPr>
-            <w:r>
-              <w:rPr>
-                <w:rFonts w:ascii="Arial" w:cs="Arial" w:eastAsia="Arial" w:hAnsi="Arial"/>
-                <w:b/>
-                <w:bCs/>
-                <w:color w:val="1F3864"/>
-                <w:sz w:val="16"/>
-                <w:szCs w:val="16"/>
-              </w:rPr>
-              <w:t xml:space="preserve">📖 HTML:</w:t>
-            </w:r>
-          </w:p>
-          <w:p>
-            <w:pPr>
-              <w:spacing w:after="20" w:before="0"/>
-            </w:pPr>
-            <w:hyperlink w:history="1" r:id="rIdufg1j2lltowg2oih1emwh">
-              <w:r>
-                <w:rPr>
-                  <w:rFonts w:ascii="Arial" w:cs="Arial" w:eastAsia="Arial" w:hAnsi="Arial"/>
-                  <w:color w:val="2E75B6"/>
-                  <w:sz w:val="16"/>
-                  <w:szCs w:val="16"/>
-                  <w:u w:val="single" w:color="2E75B6"/>
-                </w:rPr>
-                <w:t xml:space="preserve">Area of a Sector (Flexbook)</w:t>
-              </w:r>
-            </w:hyperlink>
-          </w:p>
-          <w:p>
-            <w:pPr>
-              <w:spacing w:after="10" w:before="0"/>
-              <w:ind w:left="120"/>
-            </w:pPr>
-            <w:r>
-              <w:rPr>
-                <w:rFonts w:ascii="Arial" w:cs="Arial" w:eastAsia="Arial" w:hAnsi="Arial"/>
-                <w:color w:val="595959"/>
-                <w:sz w:val="14"/>
-                <w:szCs w:val="14"/>
-              </w:rPr>
-              <w:t xml:space="preserve">Source: CK-12</w:t>
-            </w:r>
-          </w:p>
-          <w:p>
-            <w:pPr>
-              <w:spacing w:after="10" w:before="0"/>
-              <w:ind w:left="120"/>
-            </w:pPr>
-            <w:hyperlink w:history="1" r:id="rIdm-fnhy8zri_pjlgpgsdlz">
+            <w:hyperlink w:history="1" r:id="rIduqh_umw2m7zdjl1khuolt">
               <w:r>
                 <w:rPr>
                   <w:rFonts w:ascii="Arial" w:cs="Arial" w:eastAsia="Arial" w:hAnsi="Arial"/>
@@ -14492,7 +14482,7 @@
             <w:pPr>
               <w:spacing w:after="20" w:before="0"/>
             </w:pPr>
-            <w:hyperlink w:history="1" r:id="rIdju90zuuu9_-npi_prkz29">
+            <w:hyperlink w:history="1" r:id="rIdbyov-asnc8nehksexzvao">
               <w:r>
                 <w:rPr>
                   <w:rFonts w:ascii="Arial" w:cs="Arial" w:eastAsia="Arial" w:hAnsi="Arial"/>
@@ -14501,7 +14491,7 @@
                   <w:szCs w:val="16"/>
                   <w:u w:val="single" w:color="2E75B6"/>
                 </w:rPr>
-                <w:t xml:space="preserve">Proof: radius is perpendicular to a chord it bisects</w:t>
+                <w:t xml:space="preserve">Area of a sector</w:t>
               </w:r>
             </w:hyperlink>
           </w:p>
@@ -14525,7 +14515,7 @@
               <w:spacing w:after="10" w:before="0"/>
               <w:ind w:left="120"/>
             </w:pPr>
-            <w:hyperlink w:history="1" r:id="rIdxgqottyvrwszmnbd57itx">
+            <w:hyperlink w:history="1" r:id="rIdzzb3qa0vdij_nhjx8npij">
               <w:r>
                 <w:rPr>
                   <w:rFonts w:ascii="Arial" w:cs="Arial" w:eastAsia="Arial" w:hAnsi="Arial"/>
@@ -14563,14 +14553,14 @@
                 <w:sz w:val="16"/>
                 <w:szCs w:val="16"/>
               </w:rPr>
-              <w:t xml:space="preserve">📖 HTML:</w:t>
+              <w:t xml:space="preserve">📖 EXERCISE:</w:t>
             </w:r>
           </w:p>
           <w:p>
             <w:pPr>
               <w:spacing w:after="20" w:before="0"/>
             </w:pPr>
-            <w:hyperlink w:history="1" r:id="rIdcs8kecowew6ccb8difzio">
+            <w:hyperlink w:history="1" r:id="rIdijiodbmqhvgohwbagkzdc">
               <w:r>
                 <w:rPr>
                   <w:rFonts w:ascii="Arial" w:cs="Arial" w:eastAsia="Arial" w:hAnsi="Arial"/>
@@ -14579,7 +14569,7 @@
                   <w:szCs w:val="16"/>
                   <w:u w:val="single" w:color="2E75B6"/>
                 </w:rPr>
-                <w:t xml:space="preserve">Midpoints and Segment Bisectors (Flexbook)</w:t>
+                <w:t xml:space="preserve">Area of a sector</w:t>
               </w:r>
             </w:hyperlink>
           </w:p>
@@ -14595,7 +14585,7 @@
                 <w:sz w:val="14"/>
                 <w:szCs w:val="14"/>
               </w:rPr>
-              <w:t xml:space="preserve">Source: CK-12</w:t>
+              <w:t xml:space="preserve">Source: Khan Academy (English - US curriculum)</w:t>
             </w:r>
           </w:p>
           <w:p>
@@ -14603,7 +14593,7 @@
               <w:spacing w:after="10" w:before="0"/>
               <w:ind w:left="120"/>
             </w:pPr>
-            <w:hyperlink w:history="1" r:id="rId-v9uc16dma8sil8ascxjv">
+            <w:hyperlink w:history="1" r:id="rId2df1g0ixllyp_by4ayrjj">
               <w:r>
                 <w:rPr>
                   <w:rFonts w:ascii="Arial" w:cs="Arial" w:eastAsia="Arial" w:hAnsi="Arial"/>
@@ -14798,7 +14788,7 @@
             <w:pPr>
               <w:spacing w:after="20" w:before="0"/>
             </w:pPr>
-            <w:hyperlink w:history="1" r:id="rIdkk2kfjcjbdlxtu8zxpwcl">
+            <w:hyperlink w:history="1" r:id="rId10hwpckzovscszgj16hvn">
               <w:r>
                 <w:rPr>
                   <w:rFonts w:ascii="Arial" w:cs="Arial" w:eastAsia="Arial" w:hAnsi="Arial"/>
@@ -14807,7 +14797,7 @@
                   <w:szCs w:val="16"/>
                   <w:u w:val="single" w:color="2E75B6"/>
                 </w:rPr>
-                <w:t xml:space="preserve">Proof: radius is perpendicular to a chord it bisects</w:t>
+                <w:t xml:space="preserve">Area of a circle intuition</w:t>
               </w:r>
             </w:hyperlink>
           </w:p>
@@ -14831,7 +14821,7 @@
               <w:spacing w:after="10" w:before="0"/>
               <w:ind w:left="120"/>
             </w:pPr>
-            <w:hyperlink w:history="1" r:id="rIdmrqizeu0bmvaj_x-5ylqk">
+            <w:hyperlink w:history="1" r:id="rIde7mal809cvegqrhcofua9">
               <w:r>
                 <w:rPr>
                   <w:rFonts w:ascii="Arial" w:cs="Arial" w:eastAsia="Arial" w:hAnsi="Arial"/>
@@ -14876,7 +14866,7 @@
             <w:pPr>
               <w:spacing w:after="20" w:before="0"/>
             </w:pPr>
-            <w:hyperlink w:history="1" r:id="rIdxnwqg6yh0aj8qrflsnx1i">
+            <w:hyperlink w:history="1" r:id="rIdw0aeomm2mupieylcoyaq2">
               <w:r>
                 <w:rPr>
                   <w:rFonts w:ascii="Arial" w:cs="Arial" w:eastAsia="Arial" w:hAnsi="Arial"/>
@@ -14885,7 +14875,7 @@
                   <w:szCs w:val="16"/>
                   <w:u w:val="single" w:color="2E75B6"/>
                 </w:rPr>
-                <w:t xml:space="preserve">Midpoints and Segment Bisectors (Flexbook)</w:t>
+                <w:t xml:space="preserve">Chords in Circles: Arc and Chord (PLIX)</w:t>
               </w:r>
             </w:hyperlink>
           </w:p>
@@ -14909,7 +14899,7 @@
               <w:spacing w:after="10" w:before="0"/>
               <w:ind w:left="120"/>
             </w:pPr>
-            <w:hyperlink w:history="1" r:id="rIdp3quapwdvbxkfqnrjsonl">
+            <w:hyperlink w:history="1" r:id="rIdixgonzbewpbb8hkykb5ph">
               <w:r>
                 <w:rPr>
                   <w:rFonts w:ascii="Arial" w:cs="Arial" w:eastAsia="Arial" w:hAnsi="Arial"/>
@@ -15104,7 +15094,7 @@
             <w:pPr>
               <w:spacing w:after="20" w:before="0"/>
             </w:pPr>
-            <w:hyperlink w:history="1" r:id="rIdfobe6q5s7hzvgezyajnpt">
+            <w:hyperlink w:history="1" r:id="rIdwhrnwc5xtr-sabmu_eybm">
               <w:r>
                 <w:rPr>
                   <w:rFonts w:ascii="Arial" w:cs="Arial" w:eastAsia="Arial" w:hAnsi="Arial"/>
@@ -15113,7 +15103,7 @@
                   <w:szCs w:val="16"/>
                   <w:u w:val="single" w:color="2E75B6"/>
                 </w:rPr>
-                <w:t xml:space="preserve">Proof: radius is perpendicular to a chord it bisects</w:t>
+                <w:t xml:space="preserve">Area of a sector</w:t>
               </w:r>
             </w:hyperlink>
           </w:p>
@@ -15137,7 +15127,7 @@
               <w:spacing w:after="10" w:before="0"/>
               <w:ind w:left="120"/>
             </w:pPr>
-            <w:hyperlink w:history="1" r:id="rIdxyaib2po0mx5vnpuooine">
+            <w:hyperlink w:history="1" r:id="rId8vn8n_1rplcgzc1mwcpot">
               <w:r>
                 <w:rPr>
                   <w:rFonts w:ascii="Arial" w:cs="Arial" w:eastAsia="Arial" w:hAnsi="Arial"/>
@@ -15182,7 +15172,7 @@
             <w:pPr>
               <w:spacing w:after="20" w:before="0"/>
             </w:pPr>
-            <w:hyperlink w:history="1" r:id="rIdb5hg5flq23sqqwglurcfx">
+            <w:hyperlink w:history="1" r:id="rId7svn0h0e_1a7evhl-0wn_">
               <w:r>
                 <w:rPr>
                   <w:rFonts w:ascii="Arial" w:cs="Arial" w:eastAsia="Arial" w:hAnsi="Arial"/>
@@ -15191,7 +15181,7 @@
                   <w:szCs w:val="16"/>
                   <w:u w:val="single" w:color="2E75B6"/>
                 </w:rPr>
-                <w:t xml:space="preserve">Midpoints and Segment Bisectors (Flexbook)</w:t>
+                <w:t xml:space="preserve">Central Angles and Chords (Flexbook)</w:t>
               </w:r>
             </w:hyperlink>
           </w:p>
@@ -15215,7 +15205,7 @@
               <w:spacing w:after="10" w:before="0"/>
               <w:ind w:left="120"/>
             </w:pPr>
-            <w:hyperlink w:history="1" r:id="rIdixidij9_cmfq0aeqbkuql">
+            <w:hyperlink w:history="1" r:id="rIdplikofuichhbdt12e44cd">
               <w:r>
                 <w:rPr>
                   <w:rFonts w:ascii="Arial" w:cs="Arial" w:eastAsia="Arial" w:hAnsi="Arial"/>
@@ -15410,7 +15400,7 @@
             <w:pPr>
               <w:spacing w:after="20" w:before="0"/>
             </w:pPr>
-            <w:hyperlink w:history="1" r:id="rIdohp5y2imbnophzebpohma">
+            <w:hyperlink w:history="1" r:id="rIdpv-zyfnqdps75ic8evgkc">
               <w:r>
                 <w:rPr>
                   <w:rFonts w:ascii="Arial" w:cs="Arial" w:eastAsia="Arial" w:hAnsi="Arial"/>
@@ -15419,7 +15409,7 @@
                   <w:szCs w:val="16"/>
                   <w:u w:val="single" w:color="2E75B6"/>
                 </w:rPr>
-                <w:t xml:space="preserve">Proof: radius is perpendicular to a chord it bisects</w:t>
+                <w:t xml:space="preserve">Area of a sector</w:t>
               </w:r>
             </w:hyperlink>
           </w:p>
@@ -15443,7 +15433,7 @@
               <w:spacing w:after="10" w:before="0"/>
               <w:ind w:left="120"/>
             </w:pPr>
-            <w:hyperlink w:history="1" r:id="rIdc9jq2ik0vivm3vt74evak">
+            <w:hyperlink w:history="1" r:id="rIdakzolfg6mghmspomz0y8e">
               <w:r>
                 <w:rPr>
                   <w:rFonts w:ascii="Arial" w:cs="Arial" w:eastAsia="Arial" w:hAnsi="Arial"/>
@@ -15481,14 +15471,14 @@
                 <w:sz w:val="16"/>
                 <w:szCs w:val="16"/>
               </w:rPr>
-              <w:t xml:space="preserve">📖 HTML:</w:t>
+              <w:t xml:space="preserve">📖 EXERCISE:</w:t>
             </w:r>
           </w:p>
           <w:p>
             <w:pPr>
               <w:spacing w:after="20" w:before="0"/>
             </w:pPr>
-            <w:hyperlink w:history="1" r:id="rIdel8ilv3pjmomkwlfh6qba">
+            <w:hyperlink w:history="1" r:id="rIddqsexsddvxmkba6pkuz-m">
               <w:r>
                 <w:rPr>
                   <w:rFonts w:ascii="Arial" w:cs="Arial" w:eastAsia="Arial" w:hAnsi="Arial"/>
@@ -15497,7 +15487,7 @@
                   <w:szCs w:val="16"/>
                   <w:u w:val="single" w:color="2E75B6"/>
                 </w:rPr>
-                <w:t xml:space="preserve">Midpoints and Segment Bisectors (Flexbook)</w:t>
+                <w:t xml:space="preserve">Area of a sector</w:t>
               </w:r>
             </w:hyperlink>
           </w:p>
@@ -15513,7 +15503,7 @@
                 <w:sz w:val="14"/>
                 <w:szCs w:val="14"/>
               </w:rPr>
-              <w:t xml:space="preserve">Source: CK-12</w:t>
+              <w:t xml:space="preserve">Source: Khan Academy (English - US curriculum)</w:t>
             </w:r>
           </w:p>
           <w:p>
@@ -15521,7 +15511,7 @@
               <w:spacing w:after="10" w:before="0"/>
               <w:ind w:left="120"/>
             </w:pPr>
-            <w:hyperlink w:history="1" r:id="rIduhfw6r_uhzkldi19qcjau">
+            <w:hyperlink w:history="1" r:id="rIdcofgapo1rhiixoikfy-jl">
               <w:r>
                 <w:rPr>
                   <w:rFonts w:ascii="Arial" w:cs="Arial" w:eastAsia="Arial" w:hAnsi="Arial"/>
@@ -15716,7 +15706,7 @@
             <w:pPr>
               <w:spacing w:after="20" w:before="0"/>
             </w:pPr>
-            <w:hyperlink w:history="1" r:id="rIdw1bgm8x6nwxcdw-ilr8df">
+            <w:hyperlink w:history="1" r:id="rId4sww4gtns4nffxiimcspc">
               <w:r>
                 <w:rPr>
                   <w:rFonts w:ascii="Arial" w:cs="Arial" w:eastAsia="Arial" w:hAnsi="Arial"/>
@@ -15725,7 +15715,7 @@
                   <w:szCs w:val="16"/>
                   <w:u w:val="single" w:color="2E75B6"/>
                 </w:rPr>
-                <w:t xml:space="preserve">Proof: radius is perpendicular to a chord it bisects</w:t>
+                <w:t xml:space="preserve">Area of a sector</w:t>
               </w:r>
             </w:hyperlink>
           </w:p>
@@ -15749,7 +15739,7 @@
               <w:spacing w:after="10" w:before="0"/>
               <w:ind w:left="120"/>
             </w:pPr>
-            <w:hyperlink w:history="1" r:id="rId53-t1pqmwn0xb3cbkd3y9">
+            <w:hyperlink w:history="1" r:id="rId_uh3s4ejwqzn-xmp6vdwv">
               <w:r>
                 <w:rPr>
                   <w:rFonts w:ascii="Arial" w:cs="Arial" w:eastAsia="Arial" w:hAnsi="Arial"/>
@@ -15787,14 +15777,14 @@
                 <w:sz w:val="16"/>
                 <w:szCs w:val="16"/>
               </w:rPr>
-              <w:t xml:space="preserve">📖 HTML:</w:t>
+              <w:t xml:space="preserve">📖 EXERCISE:</w:t>
             </w:r>
           </w:p>
           <w:p>
             <w:pPr>
               <w:spacing w:after="20" w:before="0"/>
             </w:pPr>
-            <w:hyperlink w:history="1" r:id="rIdu2viwpv6yrpy7bmosql0l">
+            <w:hyperlink w:history="1" r:id="rIdrbeprwas2nz1xjs9dd4wr">
               <w:r>
                 <w:rPr>
                   <w:rFonts w:ascii="Arial" w:cs="Arial" w:eastAsia="Arial" w:hAnsi="Arial"/>
@@ -15803,7 +15793,7 @@
                   <w:szCs w:val="16"/>
                   <w:u w:val="single" w:color="2E75B6"/>
                 </w:rPr>
-                <w:t xml:space="preserve">Midpoints and Segment Bisectors (Flexbook)</w:t>
+                <w:t xml:space="preserve">Area of a sector</w:t>
               </w:r>
             </w:hyperlink>
           </w:p>
@@ -15819,7 +15809,7 @@
                 <w:sz w:val="14"/>
                 <w:szCs w:val="14"/>
               </w:rPr>
-              <w:t xml:space="preserve">Source: CK-12</w:t>
+              <w:t xml:space="preserve">Source: Khan Academy (English - US curriculum)</w:t>
             </w:r>
           </w:p>
           <w:p>
@@ -15827,7 +15817,7 @@
               <w:spacing w:after="10" w:before="0"/>
               <w:ind w:left="120"/>
             </w:pPr>
-            <w:hyperlink w:history="1" r:id="rIdob17zls_8ijsqcisy9yve">
+            <w:hyperlink w:history="1" r:id="rIdvnrfs-6qnrmymfpyeigxz">
               <w:r>
                 <w:rPr>
                   <w:rFonts w:ascii="Arial" w:cs="Arial" w:eastAsia="Arial" w:hAnsi="Arial"/>
@@ -17314,7 +17304,7 @@
             <w:pPr>
               <w:spacing w:after="20" w:before="0"/>
             </w:pPr>
-            <w:hyperlink w:history="1" r:id="rIdlxo2nfc-x9nlj4yik1qxb">
+            <w:hyperlink w:history="1" r:id="rIdxyt2qak30kxjxnhxyspay">
               <w:r>
                 <w:rPr>
                   <w:rFonts w:ascii="Arial" w:cs="Arial" w:eastAsia="Arial" w:hAnsi="Arial"/>
@@ -17323,7 +17313,7 @@
                   <w:szCs w:val="16"/>
                   <w:u w:val="single" w:color="2E75B6"/>
                 </w:rPr>
-                <w:t xml:space="preserve">Intercepts from an equation</w:t>
+                <w:t xml:space="preserve">Area of a sector</w:t>
               </w:r>
             </w:hyperlink>
           </w:p>
@@ -17347,7 +17337,7 @@
               <w:spacing w:after="10" w:before="0"/>
               <w:ind w:left="120"/>
             </w:pPr>
-            <w:hyperlink w:history="1" r:id="rIdpcfkikh5bo1dask6cc6rc">
+            <w:hyperlink w:history="1" r:id="rId0_je6pj3dhzz3i9ipn0du">
               <w:r>
                 <w:rPr>
                   <w:rFonts w:ascii="Arial" w:cs="Arial" w:eastAsia="Arial" w:hAnsi="Arial"/>
@@ -17385,14 +17375,14 @@
                 <w:sz w:val="16"/>
                 <w:szCs w:val="16"/>
               </w:rPr>
-              <w:t xml:space="preserve">📖 HTML:</w:t>
+              <w:t xml:space="preserve">📖 EXERCISE:</w:t>
             </w:r>
           </w:p>
           <w:p>
             <w:pPr>
               <w:spacing w:after="20" w:before="0"/>
             </w:pPr>
-            <w:hyperlink w:history="1" r:id="rId5evwzfpfvvgnmymxad0k1">
+            <w:hyperlink w:history="1" r:id="rIddyn_dvaeai4pl4enisxzy">
               <w:r>
                 <w:rPr>
                   <w:rFonts w:ascii="Arial" w:cs="Arial" w:eastAsia="Arial" w:hAnsi="Arial"/>
@@ -17401,7 +17391,7 @@
                   <w:szCs w:val="16"/>
                   <w:u w:val="single" w:color="2E75B6"/>
                 </w:rPr>
-                <w:t xml:space="preserve">Area Models for Decimal Multiplication (Flexbook)</w:t>
+                <w:t xml:space="preserve">Area of a sector</w:t>
               </w:r>
             </w:hyperlink>
           </w:p>
@@ -17417,7 +17407,7 @@
                 <w:sz w:val="14"/>
                 <w:szCs w:val="14"/>
               </w:rPr>
-              <w:t xml:space="preserve">Source: CK-12</w:t>
+              <w:t xml:space="preserve">Source: Khan Academy (English - US curriculum)</w:t>
             </w:r>
           </w:p>
           <w:p>
@@ -17425,7 +17415,7 @@
               <w:spacing w:after="10" w:before="0"/>
               <w:ind w:left="120"/>
             </w:pPr>
-            <w:hyperlink w:history="1" r:id="rIdoe0zag3l-rutlogkcabgt">
+            <w:hyperlink w:history="1" r:id="rId3q7i0c0yntwurtpxgdakz">
               <w:r>
                 <w:rPr>
                   <w:rFonts w:ascii="Arial" w:cs="Arial" w:eastAsia="Arial" w:hAnsi="Arial"/>
@@ -17620,7 +17610,7 @@
             <w:pPr>
               <w:spacing w:after="20" w:before="0"/>
             </w:pPr>
-            <w:hyperlink w:history="1" r:id="rIdjbkvssazpiex-p2v1cxyu">
+            <w:hyperlink w:history="1" r:id="rIdg-x3jr3pt4wlw4ec4zcsc">
               <w:r>
                 <w:rPr>
                   <w:rFonts w:ascii="Arial" w:cs="Arial" w:eastAsia="Arial" w:hAnsi="Arial"/>
@@ -17629,7 +17619,7 @@
                   <w:szCs w:val="16"/>
                   <w:u w:val="single" w:color="2E75B6"/>
                 </w:rPr>
-                <w:t xml:space="preserve">Intercepts from an equation</w:t>
+                <w:t xml:space="preserve">Area of a circle intuition</w:t>
               </w:r>
             </w:hyperlink>
           </w:p>
@@ -17653,7 +17643,7 @@
               <w:spacing w:after="10" w:before="0"/>
               <w:ind w:left="120"/>
             </w:pPr>
-            <w:hyperlink w:history="1" r:id="rIdg60rq0yicicvsrgac4j5b">
+            <w:hyperlink w:history="1" r:id="rIdfgqafnrq1uykztkhelvi_">
               <w:r>
                 <w:rPr>
                   <w:rFonts w:ascii="Arial" w:cs="Arial" w:eastAsia="Arial" w:hAnsi="Arial"/>
@@ -17691,14 +17681,14 @@
                 <w:sz w:val="16"/>
                 <w:szCs w:val="16"/>
               </w:rPr>
-              <w:t xml:space="preserve">📖 HTML:</w:t>
+              <w:t xml:space="preserve">📖 EXERCISE:</w:t>
             </w:r>
           </w:p>
           <w:p>
             <w:pPr>
               <w:spacing w:after="20" w:before="0"/>
             </w:pPr>
-            <w:hyperlink w:history="1" r:id="rIdtrvs2654pk5afmiqyvz7t">
+            <w:hyperlink w:history="1" r:id="rIdxocvjadv7my_mbyetkrpj">
               <w:r>
                 <w:rPr>
                   <w:rFonts w:ascii="Arial" w:cs="Arial" w:eastAsia="Arial" w:hAnsi="Arial"/>
@@ -17707,7 +17697,7 @@
                   <w:szCs w:val="16"/>
                   <w:u w:val="single" w:color="2E75B6"/>
                 </w:rPr>
-                <w:t xml:space="preserve">Area Models for Decimal Multiplication (Flexbook)</w:t>
+                <w:t xml:space="preserve">Area of a sector</w:t>
               </w:r>
             </w:hyperlink>
           </w:p>
@@ -17723,7 +17713,7 @@
                 <w:sz w:val="14"/>
                 <w:szCs w:val="14"/>
               </w:rPr>
-              <w:t xml:space="preserve">Source: CK-12</w:t>
+              <w:t xml:space="preserve">Source: Khan Academy (English - US curriculum)</w:t>
             </w:r>
           </w:p>
           <w:p>
@@ -17731,7 +17721,7 @@
               <w:spacing w:after="10" w:before="0"/>
               <w:ind w:left="120"/>
             </w:pPr>
-            <w:hyperlink w:history="1" r:id="rIdsjidqvtwsze9glsjwq4lu">
+            <w:hyperlink w:history="1" r:id="rIdodlpbe8xgzni8uamvlvi0">
               <w:r>
                 <w:rPr>
                   <w:rFonts w:ascii="Arial" w:cs="Arial" w:eastAsia="Arial" w:hAnsi="Arial"/>
@@ -17926,7 +17916,7 @@
             <w:pPr>
               <w:spacing w:after="20" w:before="0"/>
             </w:pPr>
-            <w:hyperlink w:history="1" r:id="rId5gal7sjygmunlnt5ry9ma">
+            <w:hyperlink w:history="1" r:id="rId_spf2xqmmcmjhcobhoqrg">
               <w:r>
                 <w:rPr>
                   <w:rFonts w:ascii="Arial" w:cs="Arial" w:eastAsia="Arial" w:hAnsi="Arial"/>
@@ -17935,7 +17925,7 @@
                   <w:szCs w:val="16"/>
                   <w:u w:val="single" w:color="2E75B6"/>
                 </w:rPr>
-                <w:t xml:space="preserve">Intercepts from an equation</w:t>
+                <w:t xml:space="preserve">Area of a sector</w:t>
               </w:r>
             </w:hyperlink>
           </w:p>
@@ -17959,7 +17949,7 @@
               <w:spacing w:after="10" w:before="0"/>
               <w:ind w:left="120"/>
             </w:pPr>
-            <w:hyperlink w:history="1" r:id="rIdj6kdcrtn2_okikprc2951">
+            <w:hyperlink w:history="1" r:id="rIdrbi20vjmfvvdmw-icac65">
               <w:r>
                 <w:rPr>
                   <w:rFonts w:ascii="Arial" w:cs="Arial" w:eastAsia="Arial" w:hAnsi="Arial"/>
@@ -17997,14 +17987,14 @@
                 <w:sz w:val="16"/>
                 <w:szCs w:val="16"/>
               </w:rPr>
-              <w:t xml:space="preserve">📖 HTML:</w:t>
+              <w:t xml:space="preserve">📖 EXERCISE:</w:t>
             </w:r>
           </w:p>
           <w:p>
             <w:pPr>
               <w:spacing w:after="20" w:before="0"/>
             </w:pPr>
-            <w:hyperlink w:history="1" r:id="rIdqu9rxln7i-7x7vlboi2mo">
+            <w:hyperlink w:history="1" r:id="rIdwj2ek-vhjjflwmjbrgo-p">
               <w:r>
                 <w:rPr>
                   <w:rFonts w:ascii="Arial" w:cs="Arial" w:eastAsia="Arial" w:hAnsi="Arial"/>
@@ -18013,7 +18003,7 @@
                   <w:szCs w:val="16"/>
                   <w:u w:val="single" w:color="2E75B6"/>
                 </w:rPr>
-                <w:t xml:space="preserve">Area Models for Decimal Multiplication (Flexbook)</w:t>
+                <w:t xml:space="preserve">Area of a sector</w:t>
               </w:r>
             </w:hyperlink>
           </w:p>
@@ -18029,7 +18019,7 @@
                 <w:sz w:val="14"/>
                 <w:szCs w:val="14"/>
               </w:rPr>
-              <w:t xml:space="preserve">Source: CK-12</w:t>
+              <w:t xml:space="preserve">Source: Khan Academy (English - US curriculum)</w:t>
             </w:r>
           </w:p>
           <w:p>
@@ -18037,7 +18027,7 @@
               <w:spacing w:after="10" w:before="0"/>
               <w:ind w:left="120"/>
             </w:pPr>
-            <w:hyperlink w:history="1" r:id="rIdcefi7b3dilurolvcereju">
+            <w:hyperlink w:history="1" r:id="rId8z42pg-di-ynfj2zauay-">
               <w:r>
                 <w:rPr>
                   <w:rFonts w:ascii="Arial" w:cs="Arial" w:eastAsia="Arial" w:hAnsi="Arial"/>
@@ -18232,7 +18222,7 @@
             <w:pPr>
               <w:spacing w:after="20" w:before="0"/>
             </w:pPr>
-            <w:hyperlink w:history="1" r:id="rIdkjqzpb5xsuoai4cdac4za">
+            <w:hyperlink w:history="1" r:id="rId8c2dw2qwgl_sfydturtz7">
               <w:r>
                 <w:rPr>
                   <w:rFonts w:ascii="Arial" w:cs="Arial" w:eastAsia="Arial" w:hAnsi="Arial"/>
@@ -18241,7 +18231,7 @@
                   <w:szCs w:val="16"/>
                   <w:u w:val="single" w:color="2E75B6"/>
                 </w:rPr>
-                <w:t xml:space="preserve">Intercepts from an equation</w:t>
+                <w:t xml:space="preserve">Area of a sector</w:t>
               </w:r>
             </w:hyperlink>
           </w:p>
@@ -18265,7 +18255,7 @@
               <w:spacing w:after="10" w:before="0"/>
               <w:ind w:left="120"/>
             </w:pPr>
-            <w:hyperlink w:history="1" r:id="rIdkyfdpvkg_tjc77eguavgx">
+            <w:hyperlink w:history="1" r:id="rIdy-qntze6jyq5o-pptlou_">
               <w:r>
                 <w:rPr>
                   <w:rFonts w:ascii="Arial" w:cs="Arial" w:eastAsia="Arial" w:hAnsi="Arial"/>
@@ -18303,14 +18293,14 @@
                 <w:sz w:val="16"/>
                 <w:szCs w:val="16"/>
               </w:rPr>
-              <w:t xml:space="preserve">📖 HTML:</w:t>
+              <w:t xml:space="preserve">📖 EXERCISE:</w:t>
             </w:r>
           </w:p>
           <w:p>
             <w:pPr>
               <w:spacing w:after="20" w:before="0"/>
             </w:pPr>
-            <w:hyperlink w:history="1" r:id="rIdqosvmrghqyu3xqarjnul8">
+            <w:hyperlink w:history="1" r:id="rIdfhrhgbzrpmmglb_5i7mc8">
               <w:r>
                 <w:rPr>
                   <w:rFonts w:ascii="Arial" w:cs="Arial" w:eastAsia="Arial" w:hAnsi="Arial"/>
@@ -18319,7 +18309,7 @@
                   <w:szCs w:val="16"/>
                   <w:u w:val="single" w:color="2E75B6"/>
                 </w:rPr>
-                <w:t xml:space="preserve">Area Models for Decimal Multiplication (Flexbook)</w:t>
+                <w:t xml:space="preserve">Area of a sector</w:t>
               </w:r>
             </w:hyperlink>
           </w:p>
@@ -18335,7 +18325,7 @@
                 <w:sz w:val="14"/>
                 <w:szCs w:val="14"/>
               </w:rPr>
-              <w:t xml:space="preserve">Source: CK-12</w:t>
+              <w:t xml:space="preserve">Source: Khan Academy (English - US curriculum)</w:t>
             </w:r>
           </w:p>
           <w:p>
@@ -18343,7 +18333,7 @@
               <w:spacing w:after="10" w:before="0"/>
               <w:ind w:left="120"/>
             </w:pPr>
-            <w:hyperlink w:history="1" r:id="rIdepx5gn8yy4v61a6pfs61k">
+            <w:hyperlink w:history="1" r:id="rIdevtm5x4tuazi0b4-bnmni">
               <w:r>
                 <w:rPr>
                   <w:rFonts w:ascii="Arial" w:cs="Arial" w:eastAsia="Arial" w:hAnsi="Arial"/>
@@ -18538,7 +18528,7 @@
             <w:pPr>
               <w:spacing w:after="20" w:before="0"/>
             </w:pPr>
-            <w:hyperlink w:history="1" r:id="rIdooek2jphmxhn0i8orwvwv">
+            <w:hyperlink w:history="1" r:id="rIdew1zejqekmm-ofc5_zkxz">
               <w:r>
                 <w:rPr>
                   <w:rFonts w:ascii="Arial" w:cs="Arial" w:eastAsia="Arial" w:hAnsi="Arial"/>
@@ -18547,7 +18537,7 @@
                   <w:szCs w:val="16"/>
                   <w:u w:val="single" w:color="2E75B6"/>
                 </w:rPr>
-                <w:t xml:space="preserve">Intercepts from an equation</w:t>
+                <w:t xml:space="preserve">Area of a sector</w:t>
               </w:r>
             </w:hyperlink>
           </w:p>
@@ -18571,7 +18561,7 @@
               <w:spacing w:after="10" w:before="0"/>
               <w:ind w:left="120"/>
             </w:pPr>
-            <w:hyperlink w:history="1" r:id="rIdva7j1z_glyjtwn8to6iaw">
+            <w:hyperlink w:history="1" r:id="rIdp8rwk3dcied4nmneb72_3">
               <w:r>
                 <w:rPr>
                   <w:rFonts w:ascii="Arial" w:cs="Arial" w:eastAsia="Arial" w:hAnsi="Arial"/>
@@ -18609,14 +18599,14 @@
                 <w:sz w:val="16"/>
                 <w:szCs w:val="16"/>
               </w:rPr>
-              <w:t xml:space="preserve">📖 HTML:</w:t>
+              <w:t xml:space="preserve">📖 EXERCISE:</w:t>
             </w:r>
           </w:p>
           <w:p>
             <w:pPr>
               <w:spacing w:after="20" w:before="0"/>
             </w:pPr>
-            <w:hyperlink w:history="1" r:id="rIdmlk27owqpoumicsj1nhir">
+            <w:hyperlink w:history="1" r:id="rId0n6g1nrqfq7hbozm345ur">
               <w:r>
                 <w:rPr>
                   <w:rFonts w:ascii="Arial" w:cs="Arial" w:eastAsia="Arial" w:hAnsi="Arial"/>
@@ -18625,7 +18615,7 @@
                   <w:szCs w:val="16"/>
                   <w:u w:val="single" w:color="2E75B6"/>
                 </w:rPr>
-                <w:t xml:space="preserve">Area Models for Decimal Multiplication (Flexbook)</w:t>
+                <w:t xml:space="preserve">Area of a sector</w:t>
               </w:r>
             </w:hyperlink>
           </w:p>
@@ -18641,7 +18631,7 @@
                 <w:sz w:val="14"/>
                 <w:szCs w:val="14"/>
               </w:rPr>
-              <w:t xml:space="preserve">Source: CK-12</w:t>
+              <w:t xml:space="preserve">Source: Khan Academy (English - US curriculum)</w:t>
             </w:r>
           </w:p>
           <w:p>
@@ -18649,7 +18639,7 @@
               <w:spacing w:after="10" w:before="0"/>
               <w:ind w:left="120"/>
             </w:pPr>
-            <w:hyperlink w:history="1" r:id="rId_jailzsgdvy7ikzg4altd">
+            <w:hyperlink w:history="1" r:id="rIdbs1-vl4b7802vmzzn_d5w">
               <w:r>
                 <w:rPr>
                   <w:rFonts w:ascii="Arial" w:cs="Arial" w:eastAsia="Arial" w:hAnsi="Arial"/>
@@ -20136,7 +20126,7 @@
             <w:pPr>
               <w:spacing w:after="20" w:before="0"/>
             </w:pPr>
-            <w:hyperlink w:history="1" r:id="rIdzie9k6yzbfqxrs-lm_n4i">
+            <w:hyperlink w:history="1" r:id="rIdutvymm6b9aixb8y5rrla6">
               <w:r>
                 <w:rPr>
                   <w:rFonts w:ascii="Arial" w:cs="Arial" w:eastAsia="Arial" w:hAnsi="Arial"/>
@@ -20145,7 +20135,7 @@
                   <w:szCs w:val="16"/>
                   <w:u w:val="single" w:color="2E75B6"/>
                 </w:rPr>
-                <w:t xml:space="preserve">Intercepts from an equation</w:t>
+                <w:t xml:space="preserve">Area of Sectors and Segments Principles - Basic</w:t>
               </w:r>
             </w:hyperlink>
           </w:p>
@@ -20161,7 +20151,7 @@
                 <w:sz w:val="14"/>
                 <w:szCs w:val="14"/>
               </w:rPr>
-              <w:t xml:space="preserve">Source: Khan Academy (English - US curriculum)</w:t>
+              <w:t xml:space="preserve">Source: CK-12</w:t>
             </w:r>
           </w:p>
           <w:p>
@@ -20169,7 +20159,7 @@
               <w:spacing w:after="10" w:before="0"/>
               <w:ind w:left="120"/>
             </w:pPr>
-            <w:hyperlink w:history="1" r:id="rIdw677ccuslcqrvagi-j49_">
+            <w:hyperlink w:history="1" r:id="rId4kxibbpzqdruv2bwyf2mx">
               <w:r>
                 <w:rPr>
                   <w:rFonts w:ascii="Arial" w:cs="Arial" w:eastAsia="Arial" w:hAnsi="Arial"/>
@@ -20214,7 +20204,7 @@
             <w:pPr>
               <w:spacing w:after="20" w:before="0"/>
             </w:pPr>
-            <w:hyperlink w:history="1" r:id="rIdojwfzeql_dcceik0u0oed">
+            <w:hyperlink w:history="1" r:id="rIdxbgsmbfrltvh3gl_bsf3z">
               <w:r>
                 <w:rPr>
                   <w:rFonts w:ascii="Arial" w:cs="Arial" w:eastAsia="Arial" w:hAnsi="Arial"/>
@@ -20223,7 +20213,7 @@
                   <w:szCs w:val="16"/>
                   <w:u w:val="single" w:color="2E75B6"/>
                 </w:rPr>
-                <w:t xml:space="preserve">Area Models for Decimal Multiplication (Flexbook)</w:t>
+                <w:t xml:space="preserve">Area of Sectors and Segments (Flexbook)</w:t>
               </w:r>
             </w:hyperlink>
           </w:p>
@@ -20247,7 +20237,7 @@
               <w:spacing w:after="10" w:before="0"/>
               <w:ind w:left="120"/>
             </w:pPr>
-            <w:hyperlink w:history="1" r:id="rIdchjvj4cp2yn1ygdnsgws4">
+            <w:hyperlink w:history="1" r:id="rIdjdahpjucogjbo6yi--dv-">
               <w:r>
                 <w:rPr>
                   <w:rFonts w:ascii="Arial" w:cs="Arial" w:eastAsia="Arial" w:hAnsi="Arial"/>
@@ -20442,7 +20432,7 @@
             <w:pPr>
               <w:spacing w:after="20" w:before="0"/>
             </w:pPr>
-            <w:hyperlink w:history="1" r:id="rId00mp5hbj_4y8cn80y3heg">
+            <w:hyperlink w:history="1" r:id="rIdeku9skpdafcpfv9cfqyyx">
               <w:r>
                 <w:rPr>
                   <w:rFonts w:ascii="Arial" w:cs="Arial" w:eastAsia="Arial" w:hAnsi="Arial"/>
@@ -20451,7 +20441,7 @@
                   <w:szCs w:val="16"/>
                   <w:u w:val="single" w:color="2E75B6"/>
                 </w:rPr>
-                <w:t xml:space="preserve">Intercepts from an equation</w:t>
+                <w:t xml:space="preserve">Area of a sector</w:t>
               </w:r>
             </w:hyperlink>
           </w:p>
@@ -20475,7 +20465,7 @@
               <w:spacing w:after="10" w:before="0"/>
               <w:ind w:left="120"/>
             </w:pPr>
-            <w:hyperlink w:history="1" r:id="rIdlny92vlla2qn6u_a52vxq">
+            <w:hyperlink w:history="1" r:id="rIdr5ezansysnc0y7t-hq25b">
               <w:r>
                 <w:rPr>
                   <w:rFonts w:ascii="Arial" w:cs="Arial" w:eastAsia="Arial" w:hAnsi="Arial"/>
@@ -20513,14 +20503,14 @@
                 <w:sz w:val="16"/>
                 <w:szCs w:val="16"/>
               </w:rPr>
-              <w:t xml:space="preserve">📖 HTML:</w:t>
+              <w:t xml:space="preserve">📖 EXERCISE:</w:t>
             </w:r>
           </w:p>
           <w:p>
             <w:pPr>
               <w:spacing w:after="20" w:before="0"/>
             </w:pPr>
-            <w:hyperlink w:history="1" r:id="rIdnmjv47hwavbjwjkez65dt">
+            <w:hyperlink w:history="1" r:id="rIdyeekk8ejv70p82tsxjcyj">
               <w:r>
                 <w:rPr>
                   <w:rFonts w:ascii="Arial" w:cs="Arial" w:eastAsia="Arial" w:hAnsi="Arial"/>
@@ -20529,7 +20519,7 @@
                   <w:szCs w:val="16"/>
                   <w:u w:val="single" w:color="2E75B6"/>
                 </w:rPr>
-                <w:t xml:space="preserve">Area Models for Decimal Multiplication (Flexbook)</w:t>
+                <w:t xml:space="preserve">Area of Sectors and Segments Practice</w:t>
               </w:r>
             </w:hyperlink>
           </w:p>
@@ -20553,7 +20543,7 @@
               <w:spacing w:after="10" w:before="0"/>
               <w:ind w:left="120"/>
             </w:pPr>
-            <w:hyperlink w:history="1" r:id="rIduid-vcjzw3uoro1lemc08">
+            <w:hyperlink w:history="1" r:id="rIdp4yuferfamttwmdlsivt8">
               <w:r>
                 <w:rPr>
                   <w:rFonts w:ascii="Arial" w:cs="Arial" w:eastAsia="Arial" w:hAnsi="Arial"/>
@@ -21014,7 +21004,7 @@
             <w:pPr>
               <w:spacing w:after="20" w:before="0"/>
             </w:pPr>
-            <w:hyperlink w:history="1" r:id="rIdummfdzbtqd8b1ui1mpnnm">
+            <w:hyperlink w:history="1" r:id="rIdxbuk3hciz4dj2r6bnpftr">
               <w:r>
                 <w:rPr>
                   <w:rFonts w:ascii="Arial" w:cs="Arial" w:eastAsia="Arial" w:hAnsi="Arial"/>
@@ -21023,7 +21013,7 @@
                   <w:szCs w:val="16"/>
                   <w:u w:val="single" w:color="2E75B6"/>
                 </w:rPr>
-                <w:t xml:space="preserve">Intercepts from an equation</w:t>
+                <w:t xml:space="preserve">Area of Sectors and Segments Principles - Basic</w:t>
               </w:r>
             </w:hyperlink>
           </w:p>
@@ -21039,7 +21029,7 @@
                 <w:sz w:val="14"/>
                 <w:szCs w:val="14"/>
               </w:rPr>
-              <w:t xml:space="preserve">Source: Khan Academy (English - US curriculum)</w:t>
+              <w:t xml:space="preserve">Source: CK-12</w:t>
             </w:r>
           </w:p>
           <w:p>
@@ -21047,7 +21037,7 @@
               <w:spacing w:after="10" w:before="0"/>
               <w:ind w:left="120"/>
             </w:pPr>
-            <w:hyperlink w:history="1" r:id="rIdouhrfry-zvur4ict1wyzr">
+            <w:hyperlink w:history="1" r:id="rIddbaxabemp4ub1dhqslxzi">
               <w:r>
                 <w:rPr>
                   <w:rFonts w:ascii="Arial" w:cs="Arial" w:eastAsia="Arial" w:hAnsi="Arial"/>
@@ -21092,7 +21082,7 @@
             <w:pPr>
               <w:spacing w:after="20" w:before="0"/>
             </w:pPr>
-            <w:hyperlink w:history="1" r:id="rIdcwlzztvjh4xdzrd5wod_u">
+            <w:hyperlink w:history="1" r:id="rIdjjv3y_25ljcvn-9i-mqdk">
               <w:r>
                 <w:rPr>
                   <w:rFonts w:ascii="Arial" w:cs="Arial" w:eastAsia="Arial" w:hAnsi="Arial"/>
@@ -21101,7 +21091,7 @@
                   <w:szCs w:val="16"/>
                   <w:u w:val="single" w:color="2E75B6"/>
                 </w:rPr>
-                <w:t xml:space="preserve">Area Models for Decimal Multiplication (Flexbook)</w:t>
+                <w:t xml:space="preserve">Area of Sectors and Segments: Ms. Arcade-Man (PLIX)</w:t>
               </w:r>
             </w:hyperlink>
           </w:p>
@@ -21125,7 +21115,7 @@
               <w:spacing w:after="10" w:before="0"/>
               <w:ind w:left="120"/>
             </w:pPr>
-            <w:hyperlink w:history="1" r:id="rIdjzyqu7xo62ujw0qnx16sb">
+            <w:hyperlink w:history="1" r:id="rIdmpo_xziwt1vf-pwgbi705">
               <w:r>
                 <w:rPr>
                   <w:rFonts w:ascii="Arial" w:cs="Arial" w:eastAsia="Arial" w:hAnsi="Arial"/>
@@ -21358,7 +21348,7 @@
             <w:pPr>
               <w:spacing w:after="20" w:before="0"/>
             </w:pPr>
-            <w:hyperlink w:history="1" r:id="rIdqvuz1nioqciufjea-ahci">
+            <w:hyperlink w:history="1" r:id="rIdxog_0b00uevgqy9qfoxy7">
               <w:r>
                 <w:rPr>
                   <w:rFonts w:ascii="Arial" w:cs="Arial" w:eastAsia="Arial" w:hAnsi="Arial"/>
@@ -21367,7 +21357,7 @@
                   <w:szCs w:val="16"/>
                   <w:u w:val="single" w:color="2E75B6"/>
                 </w:rPr>
-                <w:t xml:space="preserve">Intercepts from an equation</w:t>
+                <w:t xml:space="preserve">Area of Sectors and Segments Principles - Basic</w:t>
               </w:r>
             </w:hyperlink>
           </w:p>
@@ -21383,7 +21373,7 @@
                 <w:sz w:val="14"/>
                 <w:szCs w:val="14"/>
               </w:rPr>
-              <w:t xml:space="preserve">Source: Khan Academy (English - US curriculum)</w:t>
+              <w:t xml:space="preserve">Source: CK-12</w:t>
             </w:r>
           </w:p>
           <w:p>
@@ -21391,7 +21381,7 @@
               <w:spacing w:after="10" w:before="0"/>
               <w:ind w:left="120"/>
             </w:pPr>
-            <w:hyperlink w:history="1" r:id="rIdst9dgzei2ylgbnqv1r-ov">
+            <w:hyperlink w:history="1" r:id="rIdmko0u9ekazad3paznduwc">
               <w:r>
                 <w:rPr>
                   <w:rFonts w:ascii="Arial" w:cs="Arial" w:eastAsia="Arial" w:hAnsi="Arial"/>
@@ -21429,14 +21419,14 @@
                 <w:sz w:val="16"/>
                 <w:szCs w:val="16"/>
               </w:rPr>
-              <w:t xml:space="preserve">📖 HTML:</w:t>
+              <w:t xml:space="preserve">📖 EXERCISE:</w:t>
             </w:r>
           </w:p>
           <w:p>
             <w:pPr>
               <w:spacing w:after="20" w:before="0"/>
             </w:pPr>
-            <w:hyperlink w:history="1" r:id="rIdej1iu6vzx8re_92huzngu">
+            <w:hyperlink w:history="1" r:id="rIdeey5lrpechcs0gjtsalpl">
               <w:r>
                 <w:rPr>
                   <w:rFonts w:ascii="Arial" w:cs="Arial" w:eastAsia="Arial" w:hAnsi="Arial"/>
@@ -21445,7 +21435,7 @@
                   <w:szCs w:val="16"/>
                   <w:u w:val="single" w:color="2E75B6"/>
                 </w:rPr>
-                <w:t xml:space="preserve">Area Models for Decimal Multiplication (Flexbook)</w:t>
+                <w:t xml:space="preserve">Area of a sector</w:t>
               </w:r>
             </w:hyperlink>
           </w:p>
@@ -21461,7 +21451,7 @@
                 <w:sz w:val="14"/>
                 <w:szCs w:val="14"/>
               </w:rPr>
-              <w:t xml:space="preserve">Source: CK-12</w:t>
+              <w:t xml:space="preserve">Source: Khan Academy (English - US curriculum)</w:t>
             </w:r>
           </w:p>
           <w:p>
@@ -21469,7 +21459,7 @@
               <w:spacing w:after="10" w:before="0"/>
               <w:ind w:left="120"/>
             </w:pPr>
-            <w:hyperlink w:history="1" r:id="rIdnjmz3mks4b6eucbr32jph">
+            <w:hyperlink w:history="1" r:id="rIdabmfie7fjywvo50bw6cia">
               <w:r>
                 <w:rPr>
                   <w:rFonts w:ascii="Arial" w:cs="Arial" w:eastAsia="Arial" w:hAnsi="Arial"/>
@@ -21664,7 +21654,7 @@
             <w:pPr>
               <w:spacing w:after="20" w:before="0"/>
             </w:pPr>
-            <w:hyperlink w:history="1" r:id="rId6b0t8fc6xd-g3kklkohqn">
+            <w:hyperlink w:history="1" r:id="rIdnklnplppw25cxufnhhlx_">
               <w:r>
                 <w:rPr>
                   <w:rFonts w:ascii="Arial" w:cs="Arial" w:eastAsia="Arial" w:hAnsi="Arial"/>
@@ -21673,7 +21663,7 @@
                   <w:szCs w:val="16"/>
                   <w:u w:val="single" w:color="2E75B6"/>
                 </w:rPr>
-                <w:t xml:space="preserve">Intercepts from an equation</w:t>
+                <w:t xml:space="preserve">Area of Sectors and Segments Principles - Basic</w:t>
               </w:r>
             </w:hyperlink>
           </w:p>
@@ -21689,7 +21679,7 @@
                 <w:sz w:val="14"/>
                 <w:szCs w:val="14"/>
               </w:rPr>
-              <w:t xml:space="preserve">Source: Khan Academy (English - US curriculum)</w:t>
+              <w:t xml:space="preserve">Source: CK-12</w:t>
             </w:r>
           </w:p>
           <w:p>
@@ -21697,7 +21687,7 @@
               <w:spacing w:after="10" w:before="0"/>
               <w:ind w:left="120"/>
             </w:pPr>
-            <w:hyperlink w:history="1" r:id="rIdc_z0lzbgbjkqjsjcql9so">
+            <w:hyperlink w:history="1" r:id="rIdr89em6vfe-heflp0lykrp">
               <w:r>
                 <w:rPr>
                   <w:rFonts w:ascii="Arial" w:cs="Arial" w:eastAsia="Arial" w:hAnsi="Arial"/>
@@ -21742,7 +21732,7 @@
             <w:pPr>
               <w:spacing w:after="20" w:before="0"/>
             </w:pPr>
-            <w:hyperlink w:history="1" r:id="rIdwpbl-cghcl40ry3wndhvy">
+            <w:hyperlink w:history="1" r:id="rIdbhy3zpn7pviryeug20pf8">
               <w:r>
                 <w:rPr>
                   <w:rFonts w:ascii="Arial" w:cs="Arial" w:eastAsia="Arial" w:hAnsi="Arial"/>
@@ -21751,7 +21741,7 @@
                   <w:szCs w:val="16"/>
                   <w:u w:val="single" w:color="2E75B6"/>
                 </w:rPr>
-                <w:t xml:space="preserve">Area Models for Decimal Multiplication (Flexbook)</w:t>
+                <w:t xml:space="preserve">Area of a Sector (Flexbook)</w:t>
               </w:r>
             </w:hyperlink>
           </w:p>
@@ -21775,7 +21765,7 @@
               <w:spacing w:after="10" w:before="0"/>
               <w:ind w:left="120"/>
             </w:pPr>
-            <w:hyperlink w:history="1" r:id="rIdqli3p3yasptavzvzrw6ze">
+            <w:hyperlink w:history="1" r:id="rIdip7quyptqjynx6aydbcjw">
               <w:r>
                 <w:rPr>
                   <w:rFonts w:ascii="Arial" w:cs="Arial" w:eastAsia="Arial" w:hAnsi="Arial"/>
@@ -23480,40 +23470,24 @@
             <w:pPr>
               <w:spacing w:after="20" w:before="0"/>
             </w:pPr>
-            <w:hyperlink w:history="1" r:id="rIdzizsil0ddpol9eacd-on3">
-              <w:r>
-                <w:rPr>
-                  <w:rFonts w:ascii="Arial" w:cs="Arial" w:eastAsia="Arial" w:hAnsi="Arial"/>
-                  <w:color w:val="2E75B6"/>
-                  <w:sz w:val="16"/>
-                  <w:szCs w:val="16"/>
-                  <w:u w:val="single" w:color="2E75B6"/>
-                </w:rPr>
-                <w:t xml:space="preserve">Intercepts from an equation</w:t>
-              </w:r>
-            </w:hyperlink>
+            <w:r>
+              <w:rPr>
+                <w:rFonts w:ascii="Arial" w:cs="Arial" w:eastAsia="Arial" w:hAnsi="Arial"/>
+                <w:i/>
+                <w:iCs/>
+                <w:color w:val="595959"/>
+                <w:sz w:val="16"/>
+                <w:szCs w:val="16"/>
+              </w:rPr>
+              <w:t xml:space="preserve">No closely matching video in the ARES library for this activity.</w:t>
+            </w:r>
           </w:p>
           <w:p>
             <w:pPr>
               <w:spacing w:after="10" w:before="0"/>
               <w:ind w:left="120"/>
             </w:pPr>
-            <w:r>
-              <w:rPr>
-                <w:rFonts w:ascii="Arial" w:cs="Arial" w:eastAsia="Arial" w:hAnsi="Arial"/>
-                <w:color w:val="595959"/>
-                <w:sz w:val="14"/>
-                <w:szCs w:val="14"/>
-              </w:rPr>
-              <w:t xml:space="preserve">Source: Khan Academy (English - US curriculum)</w:t>
-            </w:r>
-          </w:p>
-          <w:p>
-            <w:pPr>
-              <w:spacing w:after="10" w:before="0"/>
-              <w:ind w:left="120"/>
-            </w:pPr>
-            <w:hyperlink w:history="1" r:id="rIdwgdq02acb-0bkn_bwtb6j">
+            <w:hyperlink w:history="1" r:id="rIdqdlf-evrgvg-xtgbhewjd">
               <w:r>
                 <w:rPr>
                   <w:rFonts w:ascii="Arial" w:cs="Arial" w:eastAsia="Arial" w:hAnsi="Arial"/>
@@ -23522,9 +23496,24 @@
                   <w:szCs w:val="14"/>
                   <w:u w:val="single" w:color="595959"/>
                 </w:rPr>
-                <w:t xml:space="preserve">🔍 Search ARES for similar videos</w:t>
+                <w:t xml:space="preserve">🔍 Search ARES for videos</w:t>
               </w:r>
             </w:hyperlink>
+          </w:p>
+          <w:p>
+            <w:pPr>
+              <w:spacing w:after="10" w:before="0"/>
+              <w:ind w:left="120"/>
+            </w:pPr>
+            <w:r>
+              <w:rPr>
+                <w:rFonts w:ascii="Arial" w:cs="Arial" w:eastAsia="Arial" w:hAnsi="Arial"/>
+                <w:color w:val="595959"/>
+                <w:sz w:val="14"/>
+                <w:szCs w:val="14"/>
+              </w:rPr>
+              <w:t xml:space="preserve">Search terms: area circle annulus sector</w:t>
+            </w:r>
           </w:p>
           <w:p>
             <w:pPr>
@@ -23551,47 +23540,31 @@
                 <w:sz w:val="16"/>
                 <w:szCs w:val="16"/>
               </w:rPr>
-              <w:t xml:space="preserve">📖 HTML:</w:t>
+              <w:t xml:space="preserve">📖 READING:</w:t>
             </w:r>
           </w:p>
           <w:p>
             <w:pPr>
               <w:spacing w:after="20" w:before="0"/>
             </w:pPr>
-            <w:hyperlink w:history="1" r:id="rIdc3lfkqa0vdufngikk5xcv">
-              <w:r>
-                <w:rPr>
-                  <w:rFonts w:ascii="Arial" w:cs="Arial" w:eastAsia="Arial" w:hAnsi="Arial"/>
-                  <w:color w:val="2E75B6"/>
-                  <w:sz w:val="16"/>
-                  <w:szCs w:val="16"/>
-                  <w:u w:val="single" w:color="2E75B6"/>
-                </w:rPr>
-                <w:t xml:space="preserve">Area of a Sector (Flexbook)</w:t>
-              </w:r>
-            </w:hyperlink>
+            <w:r>
+              <w:rPr>
+                <w:rFonts w:ascii="Arial" w:cs="Arial" w:eastAsia="Arial" w:hAnsi="Arial"/>
+                <w:i/>
+                <w:iCs/>
+                <w:color w:val="595959"/>
+                <w:sz w:val="16"/>
+                <w:szCs w:val="16"/>
+              </w:rPr>
+              <w:t xml:space="preserve">No closely matching reading in the ARES library for this activity.</w:t>
+            </w:r>
           </w:p>
           <w:p>
             <w:pPr>
               <w:spacing w:after="10" w:before="0"/>
               <w:ind w:left="120"/>
             </w:pPr>
-            <w:r>
-              <w:rPr>
-                <w:rFonts w:ascii="Arial" w:cs="Arial" w:eastAsia="Arial" w:hAnsi="Arial"/>
-                <w:color w:val="595959"/>
-                <w:sz w:val="14"/>
-                <w:szCs w:val="14"/>
-              </w:rPr>
-              <w:t xml:space="preserve">Source: CK-12</w:t>
-            </w:r>
-          </w:p>
-          <w:p>
-            <w:pPr>
-              <w:spacing w:after="10" w:before="0"/>
-              <w:ind w:left="120"/>
-            </w:pPr>
-            <w:hyperlink w:history="1" r:id="rIdxxcekxiacs-3jtxbn_rwr">
+            <w:hyperlink w:history="1" r:id="rIdy67xp5q62kvgd7jogdovz">
               <w:r>
                 <w:rPr>
                   <w:rFonts w:ascii="Arial" w:cs="Arial" w:eastAsia="Arial" w:hAnsi="Arial"/>
@@ -23600,9 +23573,24 @@
                   <w:szCs w:val="14"/>
                   <w:u w:val="single" w:color="595959"/>
                 </w:rPr>
-                <w:t xml:space="preserve">🔍 Search ARES for similar readings</w:t>
+                <w:t xml:space="preserve">🔍 Search ARES for readings</w:t>
               </w:r>
             </w:hyperlink>
+          </w:p>
+          <w:p>
+            <w:pPr>
+              <w:spacing w:after="10" w:before="0"/>
+              <w:ind w:left="120"/>
+            </w:pPr>
+            <w:r>
+              <w:rPr>
+                <w:rFonts w:ascii="Arial" w:cs="Arial" w:eastAsia="Arial" w:hAnsi="Arial"/>
+                <w:color w:val="595959"/>
+                <w:sz w:val="14"/>
+                <w:szCs w:val="14"/>
+              </w:rPr>
+              <w:t xml:space="preserve">Search terms: area circle annulus sector</w:t>
+            </w:r>
           </w:p>
         </w:tc>
         <w:tc>
@@ -23786,40 +23774,24 @@
             <w:pPr>
               <w:spacing w:after="20" w:before="0"/>
             </w:pPr>
-            <w:hyperlink w:history="1" r:id="rIdr6bxbir0wfg9wwuapcjq1">
-              <w:r>
-                <w:rPr>
-                  <w:rFonts w:ascii="Arial" w:cs="Arial" w:eastAsia="Arial" w:hAnsi="Arial"/>
-                  <w:color w:val="2E75B6"/>
-                  <w:sz w:val="16"/>
-                  <w:szCs w:val="16"/>
-                  <w:u w:val="single" w:color="2E75B6"/>
-                </w:rPr>
-                <w:t xml:space="preserve">Intercepts from an equation</w:t>
-              </w:r>
-            </w:hyperlink>
+            <w:r>
+              <w:rPr>
+                <w:rFonts w:ascii="Arial" w:cs="Arial" w:eastAsia="Arial" w:hAnsi="Arial"/>
+                <w:i/>
+                <w:iCs/>
+                <w:color w:val="595959"/>
+                <w:sz w:val="16"/>
+                <w:szCs w:val="16"/>
+              </w:rPr>
+              <w:t xml:space="preserve">No closely matching video in the ARES library for this activity.</w:t>
+            </w:r>
           </w:p>
           <w:p>
             <w:pPr>
               <w:spacing w:after="10" w:before="0"/>
               <w:ind w:left="120"/>
             </w:pPr>
-            <w:r>
-              <w:rPr>
-                <w:rFonts w:ascii="Arial" w:cs="Arial" w:eastAsia="Arial" w:hAnsi="Arial"/>
-                <w:color w:val="595959"/>
-                <w:sz w:val="14"/>
-                <w:szCs w:val="14"/>
-              </w:rPr>
-              <w:t xml:space="preserve">Source: Khan Academy (English - US curriculum)</w:t>
-            </w:r>
-          </w:p>
-          <w:p>
-            <w:pPr>
-              <w:spacing w:after="10" w:before="0"/>
-              <w:ind w:left="120"/>
-            </w:pPr>
-            <w:hyperlink w:history="1" r:id="rIds1yjku70dxz8xgcih0ssj">
+            <w:hyperlink w:history="1" r:id="rIdmkhgnqwpdn4-wzdicomva">
               <w:r>
                 <w:rPr>
                   <w:rFonts w:ascii="Arial" w:cs="Arial" w:eastAsia="Arial" w:hAnsi="Arial"/>
@@ -23828,9 +23800,24 @@
                   <w:szCs w:val="14"/>
                   <w:u w:val="single" w:color="595959"/>
                 </w:rPr>
-                <w:t xml:space="preserve">🔍 Search ARES for similar videos</w:t>
+                <w:t xml:space="preserve">🔍 Search ARES for videos</w:t>
               </w:r>
             </w:hyperlink>
+          </w:p>
+          <w:p>
+            <w:pPr>
+              <w:spacing w:after="10" w:before="0"/>
+              <w:ind w:left="120"/>
+            </w:pPr>
+            <w:r>
+              <w:rPr>
+                <w:rFonts w:ascii="Arial" w:cs="Arial" w:eastAsia="Arial" w:hAnsi="Arial"/>
+                <w:color w:val="595959"/>
+                <w:sz w:val="14"/>
+                <w:szCs w:val="14"/>
+              </w:rPr>
+              <w:t xml:space="preserve">Search terms: area circle annulus sector</w:t>
+            </w:r>
           </w:p>
           <w:p>
             <w:pPr>
@@ -23857,47 +23844,31 @@
                 <w:sz w:val="16"/>
                 <w:szCs w:val="16"/>
               </w:rPr>
-              <w:t xml:space="preserve">📖 HTML:</w:t>
+              <w:t xml:space="preserve">📖 READING:</w:t>
             </w:r>
           </w:p>
           <w:p>
             <w:pPr>
               <w:spacing w:after="20" w:before="0"/>
             </w:pPr>
-            <w:hyperlink w:history="1" r:id="rIdrorevh6-kxbg2mbtrp6xh">
-              <w:r>
-                <w:rPr>
-                  <w:rFonts w:ascii="Arial" w:cs="Arial" w:eastAsia="Arial" w:hAnsi="Arial"/>
-                  <w:color w:val="2E75B6"/>
-                  <w:sz w:val="16"/>
-                  <w:szCs w:val="16"/>
-                  <w:u w:val="single" w:color="2E75B6"/>
-                </w:rPr>
-                <w:t xml:space="preserve">Area of a Sector (Flexbook)</w:t>
-              </w:r>
-            </w:hyperlink>
+            <w:r>
+              <w:rPr>
+                <w:rFonts w:ascii="Arial" w:cs="Arial" w:eastAsia="Arial" w:hAnsi="Arial"/>
+                <w:i/>
+                <w:iCs/>
+                <w:color w:val="595959"/>
+                <w:sz w:val="16"/>
+                <w:szCs w:val="16"/>
+              </w:rPr>
+              <w:t xml:space="preserve">No closely matching reading in the ARES library for this activity.</w:t>
+            </w:r>
           </w:p>
           <w:p>
             <w:pPr>
               <w:spacing w:after="10" w:before="0"/>
               <w:ind w:left="120"/>
             </w:pPr>
-            <w:r>
-              <w:rPr>
-                <w:rFonts w:ascii="Arial" w:cs="Arial" w:eastAsia="Arial" w:hAnsi="Arial"/>
-                <w:color w:val="595959"/>
-                <w:sz w:val="14"/>
-                <w:szCs w:val="14"/>
-              </w:rPr>
-              <w:t xml:space="preserve">Source: CK-12</w:t>
-            </w:r>
-          </w:p>
-          <w:p>
-            <w:pPr>
-              <w:spacing w:after="10" w:before="0"/>
-              <w:ind w:left="120"/>
-            </w:pPr>
-            <w:hyperlink w:history="1" r:id="rId-xso8y8jhqdwrvhia4pol">
+            <w:hyperlink w:history="1" r:id="rId3nnq4x2dv1nzeinypn1rv">
               <w:r>
                 <w:rPr>
                   <w:rFonts w:ascii="Arial" w:cs="Arial" w:eastAsia="Arial" w:hAnsi="Arial"/>
@@ -23906,9 +23877,24 @@
                   <w:szCs w:val="14"/>
                   <w:u w:val="single" w:color="595959"/>
                 </w:rPr>
-                <w:t xml:space="preserve">🔍 Search ARES for similar readings</w:t>
+                <w:t xml:space="preserve">🔍 Search ARES for readings</w:t>
               </w:r>
             </w:hyperlink>
+          </w:p>
+          <w:p>
+            <w:pPr>
+              <w:spacing w:after="10" w:before="0"/>
+              <w:ind w:left="120"/>
+            </w:pPr>
+            <w:r>
+              <w:rPr>
+                <w:rFonts w:ascii="Arial" w:cs="Arial" w:eastAsia="Arial" w:hAnsi="Arial"/>
+                <w:color w:val="595959"/>
+                <w:sz w:val="14"/>
+                <w:szCs w:val="14"/>
+              </w:rPr>
+              <w:t xml:space="preserve">Search terms: area circle annulus sector</w:t>
+            </w:r>
           </w:p>
         </w:tc>
         <w:tc>
@@ -24092,40 +24078,24 @@
             <w:pPr>
               <w:spacing w:after="20" w:before="0"/>
             </w:pPr>
-            <w:hyperlink w:history="1" r:id="rIdxmh7-hzra-dekgrxoxuw9">
-              <w:r>
-                <w:rPr>
-                  <w:rFonts w:ascii="Arial" w:cs="Arial" w:eastAsia="Arial" w:hAnsi="Arial"/>
-                  <w:color w:val="2E75B6"/>
-                  <w:sz w:val="16"/>
-                  <w:szCs w:val="16"/>
-                  <w:u w:val="single" w:color="2E75B6"/>
-                </w:rPr>
-                <w:t xml:space="preserve">Intercepts from an equation</w:t>
-              </w:r>
-            </w:hyperlink>
+            <w:r>
+              <w:rPr>
+                <w:rFonts w:ascii="Arial" w:cs="Arial" w:eastAsia="Arial" w:hAnsi="Arial"/>
+                <w:i/>
+                <w:iCs/>
+                <w:color w:val="595959"/>
+                <w:sz w:val="16"/>
+                <w:szCs w:val="16"/>
+              </w:rPr>
+              <w:t xml:space="preserve">No closely matching video in the ARES library for this activity.</w:t>
+            </w:r>
           </w:p>
           <w:p>
             <w:pPr>
               <w:spacing w:after="10" w:before="0"/>
               <w:ind w:left="120"/>
             </w:pPr>
-            <w:r>
-              <w:rPr>
-                <w:rFonts w:ascii="Arial" w:cs="Arial" w:eastAsia="Arial" w:hAnsi="Arial"/>
-                <w:color w:val="595959"/>
-                <w:sz w:val="14"/>
-                <w:szCs w:val="14"/>
-              </w:rPr>
-              <w:t xml:space="preserve">Source: Khan Academy (English - US curriculum)</w:t>
-            </w:r>
-          </w:p>
-          <w:p>
-            <w:pPr>
-              <w:spacing w:after="10" w:before="0"/>
-              <w:ind w:left="120"/>
-            </w:pPr>
-            <w:hyperlink w:history="1" r:id="rId2k9q29nbvmn18l1mhgfs9">
+            <w:hyperlink w:history="1" r:id="rIdqj_g0hnt5g5rrgjv6qfvd">
               <w:r>
                 <w:rPr>
                   <w:rFonts w:ascii="Arial" w:cs="Arial" w:eastAsia="Arial" w:hAnsi="Arial"/>
@@ -24134,9 +24104,24 @@
                   <w:szCs w:val="14"/>
                   <w:u w:val="single" w:color="595959"/>
                 </w:rPr>
-                <w:t xml:space="preserve">🔍 Search ARES for similar videos</w:t>
+                <w:t xml:space="preserve">🔍 Search ARES for videos</w:t>
               </w:r>
             </w:hyperlink>
+          </w:p>
+          <w:p>
+            <w:pPr>
+              <w:spacing w:after="10" w:before="0"/>
+              <w:ind w:left="120"/>
+            </w:pPr>
+            <w:r>
+              <w:rPr>
+                <w:rFonts w:ascii="Arial" w:cs="Arial" w:eastAsia="Arial" w:hAnsi="Arial"/>
+                <w:color w:val="595959"/>
+                <w:sz w:val="14"/>
+                <w:szCs w:val="14"/>
+              </w:rPr>
+              <w:t xml:space="preserve">Search terms: area circle annulus sector</w:t>
+            </w:r>
           </w:p>
           <w:p>
             <w:pPr>
@@ -24163,47 +24148,31 @@
                 <w:sz w:val="16"/>
                 <w:szCs w:val="16"/>
               </w:rPr>
-              <w:t xml:space="preserve">📖 HTML:</w:t>
+              <w:t xml:space="preserve">📖 READING:</w:t>
             </w:r>
           </w:p>
           <w:p>
             <w:pPr>
               <w:spacing w:after="20" w:before="0"/>
             </w:pPr>
-            <w:hyperlink w:history="1" r:id="rIds2s0pvjix5cw7l5oi0crx">
-              <w:r>
-                <w:rPr>
-                  <w:rFonts w:ascii="Arial" w:cs="Arial" w:eastAsia="Arial" w:hAnsi="Arial"/>
-                  <w:color w:val="2E75B6"/>
-                  <w:sz w:val="16"/>
-                  <w:szCs w:val="16"/>
-                  <w:u w:val="single" w:color="2E75B6"/>
-                </w:rPr>
-                <w:t xml:space="preserve">Area of a Sector (Flexbook)</w:t>
-              </w:r>
-            </w:hyperlink>
+            <w:r>
+              <w:rPr>
+                <w:rFonts w:ascii="Arial" w:cs="Arial" w:eastAsia="Arial" w:hAnsi="Arial"/>
+                <w:i/>
+                <w:iCs/>
+                <w:color w:val="595959"/>
+                <w:sz w:val="16"/>
+                <w:szCs w:val="16"/>
+              </w:rPr>
+              <w:t xml:space="preserve">No closely matching reading in the ARES library for this activity.</w:t>
+            </w:r>
           </w:p>
           <w:p>
             <w:pPr>
               <w:spacing w:after="10" w:before="0"/>
               <w:ind w:left="120"/>
             </w:pPr>
-            <w:r>
-              <w:rPr>
-                <w:rFonts w:ascii="Arial" w:cs="Arial" w:eastAsia="Arial" w:hAnsi="Arial"/>
-                <w:color w:val="595959"/>
-                <w:sz w:val="14"/>
-                <w:szCs w:val="14"/>
-              </w:rPr>
-              <w:t xml:space="preserve">Source: CK-12</w:t>
-            </w:r>
-          </w:p>
-          <w:p>
-            <w:pPr>
-              <w:spacing w:after="10" w:before="0"/>
-              <w:ind w:left="120"/>
-            </w:pPr>
-            <w:hyperlink w:history="1" r:id="rIdc9zutusa9unp-sdl33iqw">
+            <w:hyperlink w:history="1" r:id="rIdvmqg45vo6isgwmlygaa5-">
               <w:r>
                 <w:rPr>
                   <w:rFonts w:ascii="Arial" w:cs="Arial" w:eastAsia="Arial" w:hAnsi="Arial"/>
@@ -24212,9 +24181,24 @@
                   <w:szCs w:val="14"/>
                   <w:u w:val="single" w:color="595959"/>
                 </w:rPr>
-                <w:t xml:space="preserve">🔍 Search ARES for similar readings</w:t>
+                <w:t xml:space="preserve">🔍 Search ARES for readings</w:t>
               </w:r>
             </w:hyperlink>
+          </w:p>
+          <w:p>
+            <w:pPr>
+              <w:spacing w:after="10" w:before="0"/>
+              <w:ind w:left="120"/>
+            </w:pPr>
+            <w:r>
+              <w:rPr>
+                <w:rFonts w:ascii="Arial" w:cs="Arial" w:eastAsia="Arial" w:hAnsi="Arial"/>
+                <w:color w:val="595959"/>
+                <w:sz w:val="14"/>
+                <w:szCs w:val="14"/>
+              </w:rPr>
+              <w:t xml:space="preserve">Search terms: area circle annulus sector</w:t>
+            </w:r>
           </w:p>
         </w:tc>
         <w:tc>
@@ -24398,40 +24382,24 @@
             <w:pPr>
               <w:spacing w:after="20" w:before="0"/>
             </w:pPr>
-            <w:hyperlink w:history="1" r:id="rIdqp_58j9r-le6dpujhpw8g">
-              <w:r>
-                <w:rPr>
-                  <w:rFonts w:ascii="Arial" w:cs="Arial" w:eastAsia="Arial" w:hAnsi="Arial"/>
-                  <w:color w:val="2E75B6"/>
-                  <w:sz w:val="16"/>
-                  <w:szCs w:val="16"/>
-                  <w:u w:val="single" w:color="2E75B6"/>
-                </w:rPr>
-                <w:t xml:space="preserve">Intercepts from an equation</w:t>
-              </w:r>
-            </w:hyperlink>
+            <w:r>
+              <w:rPr>
+                <w:rFonts w:ascii="Arial" w:cs="Arial" w:eastAsia="Arial" w:hAnsi="Arial"/>
+                <w:i/>
+                <w:iCs/>
+                <w:color w:val="595959"/>
+                <w:sz w:val="16"/>
+                <w:szCs w:val="16"/>
+              </w:rPr>
+              <w:t xml:space="preserve">No closely matching video in the ARES library for this activity.</w:t>
+            </w:r>
           </w:p>
           <w:p>
             <w:pPr>
               <w:spacing w:after="10" w:before="0"/>
               <w:ind w:left="120"/>
             </w:pPr>
-            <w:r>
-              <w:rPr>
-                <w:rFonts w:ascii="Arial" w:cs="Arial" w:eastAsia="Arial" w:hAnsi="Arial"/>
-                <w:color w:val="595959"/>
-                <w:sz w:val="14"/>
-                <w:szCs w:val="14"/>
-              </w:rPr>
-              <w:t xml:space="preserve">Source: Khan Academy (English - US curriculum)</w:t>
-            </w:r>
-          </w:p>
-          <w:p>
-            <w:pPr>
-              <w:spacing w:after="10" w:before="0"/>
-              <w:ind w:left="120"/>
-            </w:pPr>
-            <w:hyperlink w:history="1" r:id="rIdzdq8dvcqu0jv3hvdwyhih">
+            <w:hyperlink w:history="1" r:id="rId2ofswok481_fxoevqzynu">
               <w:r>
                 <w:rPr>
                   <w:rFonts w:ascii="Arial" w:cs="Arial" w:eastAsia="Arial" w:hAnsi="Arial"/>
@@ -24440,9 +24408,24 @@
                   <w:szCs w:val="14"/>
                   <w:u w:val="single" w:color="595959"/>
                 </w:rPr>
-                <w:t xml:space="preserve">🔍 Search ARES for similar videos</w:t>
+                <w:t xml:space="preserve">🔍 Search ARES for videos</w:t>
               </w:r>
             </w:hyperlink>
+          </w:p>
+          <w:p>
+            <w:pPr>
+              <w:spacing w:after="10" w:before="0"/>
+              <w:ind w:left="120"/>
+            </w:pPr>
+            <w:r>
+              <w:rPr>
+                <w:rFonts w:ascii="Arial" w:cs="Arial" w:eastAsia="Arial" w:hAnsi="Arial"/>
+                <w:color w:val="595959"/>
+                <w:sz w:val="14"/>
+                <w:szCs w:val="14"/>
+              </w:rPr>
+              <w:t xml:space="preserve">Search terms: area circle annulus sector</w:t>
+            </w:r>
           </w:p>
           <w:p>
             <w:pPr>
@@ -24469,47 +24452,31 @@
                 <w:sz w:val="16"/>
                 <w:szCs w:val="16"/>
               </w:rPr>
-              <w:t xml:space="preserve">📖 HTML:</w:t>
+              <w:t xml:space="preserve">📖 READING:</w:t>
             </w:r>
           </w:p>
           <w:p>
             <w:pPr>
               <w:spacing w:after="20" w:before="0"/>
             </w:pPr>
-            <w:hyperlink w:history="1" r:id="rIdvayzkvl3njjqf6zlgavso">
-              <w:r>
-                <w:rPr>
-                  <w:rFonts w:ascii="Arial" w:cs="Arial" w:eastAsia="Arial" w:hAnsi="Arial"/>
-                  <w:color w:val="2E75B6"/>
-                  <w:sz w:val="16"/>
-                  <w:szCs w:val="16"/>
-                  <w:u w:val="single" w:color="2E75B6"/>
-                </w:rPr>
-                <w:t xml:space="preserve">Area of a Sector (Flexbook)</w:t>
-              </w:r>
-            </w:hyperlink>
+            <w:r>
+              <w:rPr>
+                <w:rFonts w:ascii="Arial" w:cs="Arial" w:eastAsia="Arial" w:hAnsi="Arial"/>
+                <w:i/>
+                <w:iCs/>
+                <w:color w:val="595959"/>
+                <w:sz w:val="16"/>
+                <w:szCs w:val="16"/>
+              </w:rPr>
+              <w:t xml:space="preserve">No closely matching reading in the ARES library for this activity.</w:t>
+            </w:r>
           </w:p>
           <w:p>
             <w:pPr>
               <w:spacing w:after="10" w:before="0"/>
               <w:ind w:left="120"/>
             </w:pPr>
-            <w:r>
-              <w:rPr>
-                <w:rFonts w:ascii="Arial" w:cs="Arial" w:eastAsia="Arial" w:hAnsi="Arial"/>
-                <w:color w:val="595959"/>
-                <w:sz w:val="14"/>
-                <w:szCs w:val="14"/>
-              </w:rPr>
-              <w:t xml:space="preserve">Source: CK-12</w:t>
-            </w:r>
-          </w:p>
-          <w:p>
-            <w:pPr>
-              <w:spacing w:after="10" w:before="0"/>
-              <w:ind w:left="120"/>
-            </w:pPr>
-            <w:hyperlink w:history="1" r:id="rIdmlm_ab8k2oj9zradpowbk">
+            <w:hyperlink w:history="1" r:id="rIdbxklt0jzgsexnmywzup3w">
               <w:r>
                 <w:rPr>
                   <w:rFonts w:ascii="Arial" w:cs="Arial" w:eastAsia="Arial" w:hAnsi="Arial"/>
@@ -24518,9 +24485,24 @@
                   <w:szCs w:val="14"/>
                   <w:u w:val="single" w:color="595959"/>
                 </w:rPr>
-                <w:t xml:space="preserve">🔍 Search ARES for similar readings</w:t>
+                <w:t xml:space="preserve">🔍 Search ARES for readings</w:t>
               </w:r>
             </w:hyperlink>
+          </w:p>
+          <w:p>
+            <w:pPr>
+              <w:spacing w:after="10" w:before="0"/>
+              <w:ind w:left="120"/>
+            </w:pPr>
+            <w:r>
+              <w:rPr>
+                <w:rFonts w:ascii="Arial" w:cs="Arial" w:eastAsia="Arial" w:hAnsi="Arial"/>
+                <w:color w:val="595959"/>
+                <w:sz w:val="14"/>
+                <w:szCs w:val="14"/>
+              </w:rPr>
+              <w:t xml:space="preserve">Search terms: area circle annulus sector</w:t>
+            </w:r>
           </w:p>
         </w:tc>
         <w:tc>
@@ -24704,40 +24686,24 @@
             <w:pPr>
               <w:spacing w:after="20" w:before="0"/>
             </w:pPr>
-            <w:hyperlink w:history="1" r:id="rIdqtdh6exuzbhsanyytjb0j">
-              <w:r>
-                <w:rPr>
-                  <w:rFonts w:ascii="Arial" w:cs="Arial" w:eastAsia="Arial" w:hAnsi="Arial"/>
-                  <w:color w:val="2E75B6"/>
-                  <w:sz w:val="16"/>
-                  <w:szCs w:val="16"/>
-                  <w:u w:val="single" w:color="2E75B6"/>
-                </w:rPr>
-                <w:t xml:space="preserve">Intercepts from an equation</w:t>
-              </w:r>
-            </w:hyperlink>
+            <w:r>
+              <w:rPr>
+                <w:rFonts w:ascii="Arial" w:cs="Arial" w:eastAsia="Arial" w:hAnsi="Arial"/>
+                <w:i/>
+                <w:iCs/>
+                <w:color w:val="595959"/>
+                <w:sz w:val="16"/>
+                <w:szCs w:val="16"/>
+              </w:rPr>
+              <w:t xml:space="preserve">No closely matching video in the ARES library for this activity.</w:t>
+            </w:r>
           </w:p>
           <w:p>
             <w:pPr>
               <w:spacing w:after="10" w:before="0"/>
               <w:ind w:left="120"/>
             </w:pPr>
-            <w:r>
-              <w:rPr>
-                <w:rFonts w:ascii="Arial" w:cs="Arial" w:eastAsia="Arial" w:hAnsi="Arial"/>
-                <w:color w:val="595959"/>
-                <w:sz w:val="14"/>
-                <w:szCs w:val="14"/>
-              </w:rPr>
-              <w:t xml:space="preserve">Source: Khan Academy (English - US curriculum)</w:t>
-            </w:r>
-          </w:p>
-          <w:p>
-            <w:pPr>
-              <w:spacing w:after="10" w:before="0"/>
-              <w:ind w:left="120"/>
-            </w:pPr>
-            <w:hyperlink w:history="1" r:id="rIdutbbazqhasgg2_i6q9jzk">
+            <w:hyperlink w:history="1" r:id="rIdytcjq4rzxxvz-e5rn9hnv">
               <w:r>
                 <w:rPr>
                   <w:rFonts w:ascii="Arial" w:cs="Arial" w:eastAsia="Arial" w:hAnsi="Arial"/>
@@ -24746,9 +24712,24 @@
                   <w:szCs w:val="14"/>
                   <w:u w:val="single" w:color="595959"/>
                 </w:rPr>
-                <w:t xml:space="preserve">🔍 Search ARES for similar videos</w:t>
+                <w:t xml:space="preserve">🔍 Search ARES for videos</w:t>
               </w:r>
             </w:hyperlink>
+          </w:p>
+          <w:p>
+            <w:pPr>
+              <w:spacing w:after="10" w:before="0"/>
+              <w:ind w:left="120"/>
+            </w:pPr>
+            <w:r>
+              <w:rPr>
+                <w:rFonts w:ascii="Arial" w:cs="Arial" w:eastAsia="Arial" w:hAnsi="Arial"/>
+                <w:color w:val="595959"/>
+                <w:sz w:val="14"/>
+                <w:szCs w:val="14"/>
+              </w:rPr>
+              <w:t xml:space="preserve">Search terms: area circle annulus sector</w:t>
+            </w:r>
           </w:p>
           <w:p>
             <w:pPr>
@@ -24775,47 +24756,31 @@
                 <w:sz w:val="16"/>
                 <w:szCs w:val="16"/>
               </w:rPr>
-              <w:t xml:space="preserve">📖 HTML:</w:t>
+              <w:t xml:space="preserve">📖 READING:</w:t>
             </w:r>
           </w:p>
           <w:p>
             <w:pPr>
               <w:spacing w:after="20" w:before="0"/>
             </w:pPr>
-            <w:hyperlink w:history="1" r:id="rId1dggdm-pu1mjacjdnew7v">
-              <w:r>
-                <w:rPr>
-                  <w:rFonts w:ascii="Arial" w:cs="Arial" w:eastAsia="Arial" w:hAnsi="Arial"/>
-                  <w:color w:val="2E75B6"/>
-                  <w:sz w:val="16"/>
-                  <w:szCs w:val="16"/>
-                  <w:u w:val="single" w:color="2E75B6"/>
-                </w:rPr>
-                <w:t xml:space="preserve">Area of a Sector (Flexbook)</w:t>
-              </w:r>
-            </w:hyperlink>
+            <w:r>
+              <w:rPr>
+                <w:rFonts w:ascii="Arial" w:cs="Arial" w:eastAsia="Arial" w:hAnsi="Arial"/>
+                <w:i/>
+                <w:iCs/>
+                <w:color w:val="595959"/>
+                <w:sz w:val="16"/>
+                <w:szCs w:val="16"/>
+              </w:rPr>
+              <w:t xml:space="preserve">No closely matching reading in the ARES library for this activity.</w:t>
+            </w:r>
           </w:p>
           <w:p>
             <w:pPr>
               <w:spacing w:after="10" w:before="0"/>
               <w:ind w:left="120"/>
             </w:pPr>
-            <w:r>
-              <w:rPr>
-                <w:rFonts w:ascii="Arial" w:cs="Arial" w:eastAsia="Arial" w:hAnsi="Arial"/>
-                <w:color w:val="595959"/>
-                <w:sz w:val="14"/>
-                <w:szCs w:val="14"/>
-              </w:rPr>
-              <w:t xml:space="preserve">Source: CK-12</w:t>
-            </w:r>
-          </w:p>
-          <w:p>
-            <w:pPr>
-              <w:spacing w:after="10" w:before="0"/>
-              <w:ind w:left="120"/>
-            </w:pPr>
-            <w:hyperlink w:history="1" r:id="rIdtfkkbvqlzr0c0jkbip9of">
+            <w:hyperlink w:history="1" r:id="rIdglp3dqkbpv3xcguwoe_wj">
               <w:r>
                 <w:rPr>
                   <w:rFonts w:ascii="Arial" w:cs="Arial" w:eastAsia="Arial" w:hAnsi="Arial"/>
@@ -24824,9 +24789,24 @@
                   <w:szCs w:val="14"/>
                   <w:u w:val="single" w:color="595959"/>
                 </w:rPr>
-                <w:t xml:space="preserve">🔍 Search ARES for similar readings</w:t>
+                <w:t xml:space="preserve">🔍 Search ARES for readings</w:t>
               </w:r>
             </w:hyperlink>
+          </w:p>
+          <w:p>
+            <w:pPr>
+              <w:spacing w:after="10" w:before="0"/>
+              <w:ind w:left="120"/>
+            </w:pPr>
+            <w:r>
+              <w:rPr>
+                <w:rFonts w:ascii="Arial" w:cs="Arial" w:eastAsia="Arial" w:hAnsi="Arial"/>
+                <w:color w:val="595959"/>
+                <w:sz w:val="14"/>
+                <w:szCs w:val="14"/>
+              </w:rPr>
+              <w:t xml:space="preserve">Search terms: area circle annulus sector</w:t>
+            </w:r>
           </w:p>
         </w:tc>
         <w:tc>

--- a/data/outputs/v2/Core_Mathematics/SS2.6_Area_of_a_Part_of_a_Circle/Core_Mathematics_Area_of_a_Part_of_a_Circle_CBE_LessonSequence.docx
+++ b/data/outputs/v2/Core_Mathematics/SS2.6_Area_of_a_Part_of_a_Circle/Core_Mathematics_Area_of_a_Part_of_a_Circle_CBE_LessonSequence.docx
@@ -3221,7 +3221,7 @@
               <w:spacing w:after="10" w:before="0"/>
               <w:ind w:left="120"/>
             </w:pPr>
-            <w:hyperlink w:history="1" r:id="rIdaqqp9wajqebkdyx1mwpq2">
+            <w:hyperlink w:history="1" r:id="rIdwxmsgfllvlxdhedom5-n0">
               <w:r>
                 <w:rPr>
                   <w:rFonts w:ascii="Arial" w:cs="Arial" w:eastAsia="Arial" w:hAnsi="Arial"/>
@@ -3298,7 +3298,7 @@
               <w:spacing w:after="10" w:before="0"/>
               <w:ind w:left="120"/>
             </w:pPr>
-            <w:hyperlink w:history="1" r:id="rIdphkuhszualtb_tz0uyzhd">
+            <w:hyperlink w:history="1" r:id="rIdej3idy5u3tqg7uebis2nk">
               <w:r>
                 <w:rPr>
                   <w:rFonts w:ascii="Arial" w:cs="Arial" w:eastAsia="Arial" w:hAnsi="Arial"/>
@@ -3525,7 +3525,7 @@
               <w:spacing w:after="10" w:before="0"/>
               <w:ind w:left="120"/>
             </w:pPr>
-            <w:hyperlink w:history="1" r:id="rId3ydarvegbgpu7mu5hbsu9">
+            <w:hyperlink w:history="1" r:id="rId5dvdylkewrs6zdiejefar">
               <w:r>
                 <w:rPr>
                   <w:rFonts w:ascii="Arial" w:cs="Arial" w:eastAsia="Arial" w:hAnsi="Arial"/>
@@ -3602,7 +3602,7 @@
               <w:spacing w:after="10" w:before="0"/>
               <w:ind w:left="120"/>
             </w:pPr>
-            <w:hyperlink w:history="1" r:id="rIdnopa4ijqg2b4edt3fdopy">
+            <w:hyperlink w:history="1" r:id="rIdikjwlvz4jxlfmx7ypmnz4">
               <w:r>
                 <w:rPr>
                   <w:rFonts w:ascii="Arial" w:cs="Arial" w:eastAsia="Arial" w:hAnsi="Arial"/>
@@ -3829,7 +3829,7 @@
               <w:spacing w:after="10" w:before="0"/>
               <w:ind w:left="120"/>
             </w:pPr>
-            <w:hyperlink w:history="1" r:id="rIdynipmatbbpqqb7-vzrmy8">
+            <w:hyperlink w:history="1" r:id="rIdhajdwuiepaqmzw_96ou7q">
               <w:r>
                 <w:rPr>
                   <w:rFonts w:ascii="Arial" w:cs="Arial" w:eastAsia="Arial" w:hAnsi="Arial"/>
@@ -3906,7 +3906,7 @@
               <w:spacing w:after="10" w:before="0"/>
               <w:ind w:left="120"/>
             </w:pPr>
-            <w:hyperlink w:history="1" r:id="rId6va3r5ulmewmmfeg6w1uz">
+            <w:hyperlink w:history="1" r:id="rIdetsutxoh1zbtevul0v8nw">
               <w:r>
                 <w:rPr>
                   <w:rFonts w:ascii="Arial" w:cs="Arial" w:eastAsia="Arial" w:hAnsi="Arial"/>
@@ -4133,7 +4133,7 @@
               <w:spacing w:after="10" w:before="0"/>
               <w:ind w:left="120"/>
             </w:pPr>
-            <w:hyperlink w:history="1" r:id="rIdwvkai7z3v-v1aajoqburn">
+            <w:hyperlink w:history="1" r:id="rIdxpx9kgg6lrlggjs6a0mnw">
               <w:r>
                 <w:rPr>
                   <w:rFonts w:ascii="Arial" w:cs="Arial" w:eastAsia="Arial" w:hAnsi="Arial"/>
@@ -4210,7 +4210,7 @@
               <w:spacing w:after="10" w:before="0"/>
               <w:ind w:left="120"/>
             </w:pPr>
-            <w:hyperlink w:history="1" r:id="rIdqltipkdoqry8xbtdpt04q">
+            <w:hyperlink w:history="1" r:id="rIdnzj5qb0wbazqqfncf0owx">
               <w:r>
                 <w:rPr>
                   <w:rFonts w:ascii="Arial" w:cs="Arial" w:eastAsia="Arial" w:hAnsi="Arial"/>
@@ -4437,7 +4437,7 @@
               <w:spacing w:after="10" w:before="0"/>
               <w:ind w:left="120"/>
             </w:pPr>
-            <w:hyperlink w:history="1" r:id="rIdy6ammnlbwplxzunikyuej">
+            <w:hyperlink w:history="1" r:id="rIdlr-pqxvhekdieghaq2uzr">
               <w:r>
                 <w:rPr>
                   <w:rFonts w:ascii="Arial" w:cs="Arial" w:eastAsia="Arial" w:hAnsi="Arial"/>
@@ -4514,7 +4514,7 @@
               <w:spacing w:after="10" w:before="0"/>
               <w:ind w:left="120"/>
             </w:pPr>
-            <w:hyperlink w:history="1" r:id="rId164wfkrhqeseqvegd0wn7">
+            <w:hyperlink w:history="1" r:id="rIdy3vwd7_ye6emokcaw49if">
               <w:r>
                 <w:rPr>
                   <w:rFonts w:ascii="Arial" w:cs="Arial" w:eastAsia="Arial" w:hAnsi="Arial"/>
@@ -6016,7 +6016,7 @@
             <w:pPr>
               <w:spacing w:after="20" w:before="0"/>
             </w:pPr>
-            <w:hyperlink w:history="1" r:id="rIdvczfka_dlgptv_uot7vau">
+            <w:hyperlink w:history="1" r:id="rId_vezj7eclgnnmt9b_1e7h">
               <w:r>
                 <w:rPr>
                   <w:rFonts w:ascii="Arial" w:cs="Arial" w:eastAsia="Arial" w:hAnsi="Arial"/>
@@ -6049,7 +6049,7 @@
               <w:spacing w:after="10" w:before="0"/>
               <w:ind w:left="120"/>
             </w:pPr>
-            <w:hyperlink w:history="1" r:id="rIduub1jlcvctlpvkoke1hmg">
+            <w:hyperlink w:history="1" r:id="rIdurxefzypz7pdx_l0fz3ru">
               <w:r>
                 <w:rPr>
                   <w:rFonts w:ascii="Arial" w:cs="Arial" w:eastAsia="Arial" w:hAnsi="Arial"/>
@@ -6094,7 +6094,7 @@
             <w:pPr>
               <w:spacing w:after="20" w:before="0"/>
             </w:pPr>
-            <w:hyperlink w:history="1" r:id="rIdpvukkaoqh2kgptaxgwizp">
+            <w:hyperlink w:history="1" r:id="rIdmlmncfza7bnzduc3cykxn">
               <w:r>
                 <w:rPr>
                   <w:rFonts w:ascii="Arial" w:cs="Arial" w:eastAsia="Arial" w:hAnsi="Arial"/>
@@ -6127,7 +6127,7 @@
               <w:spacing w:after="10" w:before="0"/>
               <w:ind w:left="120"/>
             </w:pPr>
-            <w:hyperlink w:history="1" r:id="rId7s6w4v8g_to2oka5lscm9">
+            <w:hyperlink w:history="1" r:id="rIdkwvbt_ejyi9d9aa3crue2">
               <w:r>
                 <w:rPr>
                   <w:rFonts w:ascii="Arial" w:cs="Arial" w:eastAsia="Arial" w:hAnsi="Arial"/>
@@ -6322,7 +6322,7 @@
             <w:pPr>
               <w:spacing w:after="20" w:before="0"/>
             </w:pPr>
-            <w:hyperlink w:history="1" r:id="rIdtrnrz9gwrnbn2-kjpq5s1">
+            <w:hyperlink w:history="1" r:id="rIdhadopx3entcnhgo6czxr7">
               <w:r>
                 <w:rPr>
                   <w:rFonts w:ascii="Arial" w:cs="Arial" w:eastAsia="Arial" w:hAnsi="Arial"/>
@@ -6355,7 +6355,7 @@
               <w:spacing w:after="10" w:before="0"/>
               <w:ind w:left="120"/>
             </w:pPr>
-            <w:hyperlink w:history="1" r:id="rId_1eeznmz2sfh188wpoqae">
+            <w:hyperlink w:history="1" r:id="rIdickk5aqzxscqrpwbk8mob">
               <w:r>
                 <w:rPr>
                   <w:rFonts w:ascii="Arial" w:cs="Arial" w:eastAsia="Arial" w:hAnsi="Arial"/>
@@ -6400,7 +6400,7 @@
             <w:pPr>
               <w:spacing w:after="20" w:before="0"/>
             </w:pPr>
-            <w:hyperlink w:history="1" r:id="rIdxgkiemfqos0dtheak2klo">
+            <w:hyperlink w:history="1" r:id="rIdve0bysi1g_5lpkcs4rwdh">
               <w:r>
                 <w:rPr>
                   <w:rFonts w:ascii="Arial" w:cs="Arial" w:eastAsia="Arial" w:hAnsi="Arial"/>
@@ -6433,7 +6433,7 @@
               <w:spacing w:after="10" w:before="0"/>
               <w:ind w:left="120"/>
             </w:pPr>
-            <w:hyperlink w:history="1" r:id="rIde5f7vbnoa3uah5pzhuxts">
+            <w:hyperlink w:history="1" r:id="rIddbqscpy5iaha07ojyzerr">
               <w:r>
                 <w:rPr>
                   <w:rFonts w:ascii="Arial" w:cs="Arial" w:eastAsia="Arial" w:hAnsi="Arial"/>
@@ -6628,7 +6628,7 @@
             <w:pPr>
               <w:spacing w:after="20" w:before="0"/>
             </w:pPr>
-            <w:hyperlink w:history="1" r:id="rIdjxnjhrbp2y89hvydii5qe">
+            <w:hyperlink w:history="1" r:id="rIdikeu-ubgnt-tuymgjzptp">
               <w:r>
                 <w:rPr>
                   <w:rFonts w:ascii="Arial" w:cs="Arial" w:eastAsia="Arial" w:hAnsi="Arial"/>
@@ -6661,7 +6661,7 @@
               <w:spacing w:after="10" w:before="0"/>
               <w:ind w:left="120"/>
             </w:pPr>
-            <w:hyperlink w:history="1" r:id="rIdbbvhrf4wymea9vdmoy17t">
+            <w:hyperlink w:history="1" r:id="rIdxlgbl5k2gmeqnh21yhnzc">
               <w:r>
                 <w:rPr>
                   <w:rFonts w:ascii="Arial" w:cs="Arial" w:eastAsia="Arial" w:hAnsi="Arial"/>
@@ -6706,7 +6706,7 @@
             <w:pPr>
               <w:spacing w:after="20" w:before="0"/>
             </w:pPr>
-            <w:hyperlink w:history="1" r:id="rIdnfxpwjch2nwamvnmwicjv">
+            <w:hyperlink w:history="1" r:id="rIdjwcedyffmw3o-xpaf7pbf">
               <w:r>
                 <w:rPr>
                   <w:rFonts w:ascii="Arial" w:cs="Arial" w:eastAsia="Arial" w:hAnsi="Arial"/>
@@ -6739,7 +6739,7 @@
               <w:spacing w:after="10" w:before="0"/>
               <w:ind w:left="120"/>
             </w:pPr>
-            <w:hyperlink w:history="1" r:id="rIdxzxbq1wd99smzvrbye0jv">
+            <w:hyperlink w:history="1" r:id="rIdexgbezgg4pic9op_duq7x">
               <w:r>
                 <w:rPr>
                   <w:rFonts w:ascii="Arial" w:cs="Arial" w:eastAsia="Arial" w:hAnsi="Arial"/>
@@ -6934,7 +6934,7 @@
             <w:pPr>
               <w:spacing w:after="20" w:before="0"/>
             </w:pPr>
-            <w:hyperlink w:history="1" r:id="rIdbkq__pkky-ok09a-ls5hv">
+            <w:hyperlink w:history="1" r:id="rIdzpkqmcefao5joaypvl01m">
               <w:r>
                 <w:rPr>
                   <w:rFonts w:ascii="Arial" w:cs="Arial" w:eastAsia="Arial" w:hAnsi="Arial"/>
@@ -6967,7 +6967,7 @@
               <w:spacing w:after="10" w:before="0"/>
               <w:ind w:left="120"/>
             </w:pPr>
-            <w:hyperlink w:history="1" r:id="rIdyl3d2z4r821w2d6kxr4dn">
+            <w:hyperlink w:history="1" r:id="rIdzs9gnswmoiwub7a4cb44o">
               <w:r>
                 <w:rPr>
                   <w:rFonts w:ascii="Arial" w:cs="Arial" w:eastAsia="Arial" w:hAnsi="Arial"/>
@@ -7012,7 +7012,7 @@
             <w:pPr>
               <w:spacing w:after="20" w:before="0"/>
             </w:pPr>
-            <w:hyperlink w:history="1" r:id="rId3zltkrrh1cnnvmpslg3f_">
+            <w:hyperlink w:history="1" r:id="rIdeo6kc9d4qu6x7wi1pg5qc">
               <w:r>
                 <w:rPr>
                   <w:rFonts w:ascii="Arial" w:cs="Arial" w:eastAsia="Arial" w:hAnsi="Arial"/>
@@ -7045,7 +7045,7 @@
               <w:spacing w:after="10" w:before="0"/>
               <w:ind w:left="120"/>
             </w:pPr>
-            <w:hyperlink w:history="1" r:id="rIdipue9t6_nnuvk1gtwzcj5">
+            <w:hyperlink w:history="1" r:id="rIdi2ghho9ozi5hsmjc0fe6y">
               <w:r>
                 <w:rPr>
                   <w:rFonts w:ascii="Arial" w:cs="Arial" w:eastAsia="Arial" w:hAnsi="Arial"/>
@@ -7240,7 +7240,7 @@
             <w:pPr>
               <w:spacing w:after="20" w:before="0"/>
             </w:pPr>
-            <w:hyperlink w:history="1" r:id="rId3aigiswhv9pgxu-finjls">
+            <w:hyperlink w:history="1" r:id="rIdl6em8jo7xm2m0soy_ynoi">
               <w:r>
                 <w:rPr>
                   <w:rFonts w:ascii="Arial" w:cs="Arial" w:eastAsia="Arial" w:hAnsi="Arial"/>
@@ -7273,7 +7273,7 @@
               <w:spacing w:after="10" w:before="0"/>
               <w:ind w:left="120"/>
             </w:pPr>
-            <w:hyperlink w:history="1" r:id="rIdt0wcbdnntb8svd-hx3dwx">
+            <w:hyperlink w:history="1" r:id="rIdggcozpmak9ygkgkdflfxr">
               <w:r>
                 <w:rPr>
                   <w:rFonts w:ascii="Arial" w:cs="Arial" w:eastAsia="Arial" w:hAnsi="Arial"/>
@@ -7318,7 +7318,7 @@
             <w:pPr>
               <w:spacing w:after="20" w:before="0"/>
             </w:pPr>
-            <w:hyperlink w:history="1" r:id="rIdltk1ras_op9aucldpzlvy">
+            <w:hyperlink w:history="1" r:id="rId-0-oyqb6wdashbsvtcrzv">
               <w:r>
                 <w:rPr>
                   <w:rFonts w:ascii="Arial" w:cs="Arial" w:eastAsia="Arial" w:hAnsi="Arial"/>
@@ -7351,7 +7351,7 @@
               <w:spacing w:after="10" w:before="0"/>
               <w:ind w:left="120"/>
             </w:pPr>
-            <w:hyperlink w:history="1" r:id="rIdlnhivhai_yec6hc4c5kas">
+            <w:hyperlink w:history="1" r:id="rIddbvqmi6zmh22wo2nlmd3c">
               <w:r>
                 <w:rPr>
                   <w:rFonts w:ascii="Arial" w:cs="Arial" w:eastAsia="Arial" w:hAnsi="Arial"/>
@@ -8838,7 +8838,7 @@
             <w:pPr>
               <w:spacing w:after="20" w:before="0"/>
             </w:pPr>
-            <w:hyperlink w:history="1" r:id="rIdw4xxl98yiiwejibj9vamu">
+            <w:hyperlink w:history="1" r:id="rIdhkmoignsonoqnwxddrsfw">
               <w:r>
                 <w:rPr>
                   <w:rFonts w:ascii="Arial" w:cs="Arial" w:eastAsia="Arial" w:hAnsi="Arial"/>
@@ -8871,7 +8871,7 @@
               <w:spacing w:after="10" w:before="0"/>
               <w:ind w:left="120"/>
             </w:pPr>
-            <w:hyperlink w:history="1" r:id="rIdtrhhhfome2mnmr-h4yrol">
+            <w:hyperlink w:history="1" r:id="rIdcehhm8i8hqfbenbzvu-kl">
               <w:r>
                 <w:rPr>
                   <w:rFonts w:ascii="Arial" w:cs="Arial" w:eastAsia="Arial" w:hAnsi="Arial"/>
@@ -8916,7 +8916,7 @@
             <w:pPr>
               <w:spacing w:after="20" w:before="0"/>
             </w:pPr>
-            <w:hyperlink w:history="1" r:id="rIdublnmpa4bm6_q103sbmky">
+            <w:hyperlink w:history="1" r:id="rIdldwl6ibwctfw4il_bailu">
               <w:r>
                 <w:rPr>
                   <w:rFonts w:ascii="Arial" w:cs="Arial" w:eastAsia="Arial" w:hAnsi="Arial"/>
@@ -8949,7 +8949,7 @@
               <w:spacing w:after="10" w:before="0"/>
               <w:ind w:left="120"/>
             </w:pPr>
-            <w:hyperlink w:history="1" r:id="rIdabwwh83xyqkj9dw1tqrn1">
+            <w:hyperlink w:history="1" r:id="rIdvsbd2cmi2glcqob-msqg7">
               <w:r>
                 <w:rPr>
                   <w:rFonts w:ascii="Arial" w:cs="Arial" w:eastAsia="Arial" w:hAnsi="Arial"/>
@@ -9144,7 +9144,7 @@
             <w:pPr>
               <w:spacing w:after="20" w:before="0"/>
             </w:pPr>
-            <w:hyperlink w:history="1" r:id="rIdkv1fz2ajtud1yjutld1rj">
+            <w:hyperlink w:history="1" r:id="rIdc8qqslcrmbrb-i7hnw5jl">
               <w:r>
                 <w:rPr>
                   <w:rFonts w:ascii="Arial" w:cs="Arial" w:eastAsia="Arial" w:hAnsi="Arial"/>
@@ -9177,7 +9177,7 @@
               <w:spacing w:after="10" w:before="0"/>
               <w:ind w:left="120"/>
             </w:pPr>
-            <w:hyperlink w:history="1" r:id="rIdd80g-i4kjhrvreg9_nqvz">
+            <w:hyperlink w:history="1" r:id="rIdwu5nhbhhqlheebkew-wzn">
               <w:r>
                 <w:rPr>
                   <w:rFonts w:ascii="Arial" w:cs="Arial" w:eastAsia="Arial" w:hAnsi="Arial"/>
@@ -9222,7 +9222,7 @@
             <w:pPr>
               <w:spacing w:after="20" w:before="0"/>
             </w:pPr>
-            <w:hyperlink w:history="1" r:id="rIdmjyje3lg0qtzdn1hgrkwh">
+            <w:hyperlink w:history="1" r:id="rIds3rzdjtkz3pq8ulpiqfig">
               <w:r>
                 <w:rPr>
                   <w:rFonts w:ascii="Arial" w:cs="Arial" w:eastAsia="Arial" w:hAnsi="Arial"/>
@@ -9255,7 +9255,7 @@
               <w:spacing w:after="10" w:before="0"/>
               <w:ind w:left="120"/>
             </w:pPr>
-            <w:hyperlink w:history="1" r:id="rIdvepdgehyp0xzzbsgsyvpp">
+            <w:hyperlink w:history="1" r:id="rIdahg04ksucswhi27ey_79m">
               <w:r>
                 <w:rPr>
                   <w:rFonts w:ascii="Arial" w:cs="Arial" w:eastAsia="Arial" w:hAnsi="Arial"/>
@@ -9450,7 +9450,7 @@
             <w:pPr>
               <w:spacing w:after="20" w:before="0"/>
             </w:pPr>
-            <w:hyperlink w:history="1" r:id="rIdipwrzk1d0_kglnw8q9fv3">
+            <w:hyperlink w:history="1" r:id="rIdkoikfib-cz7ut7rbvjcoy">
               <w:r>
                 <w:rPr>
                   <w:rFonts w:ascii="Arial" w:cs="Arial" w:eastAsia="Arial" w:hAnsi="Arial"/>
@@ -9483,7 +9483,7 @@
               <w:spacing w:after="10" w:before="0"/>
               <w:ind w:left="120"/>
             </w:pPr>
-            <w:hyperlink w:history="1" r:id="rIdv5szlk76h8wxui1juaz9l">
+            <w:hyperlink w:history="1" r:id="rIdbfjd90kdman-h6_8fmke3">
               <w:r>
                 <w:rPr>
                   <w:rFonts w:ascii="Arial" w:cs="Arial" w:eastAsia="Arial" w:hAnsi="Arial"/>
@@ -9528,7 +9528,7 @@
             <w:pPr>
               <w:spacing w:after="20" w:before="0"/>
             </w:pPr>
-            <w:hyperlink w:history="1" r:id="rIdeq0erzz7hghmujnp1yjna">
+            <w:hyperlink w:history="1" r:id="rId-ni72ioy3njjm_jevsxuc">
               <w:r>
                 <w:rPr>
                   <w:rFonts w:ascii="Arial" w:cs="Arial" w:eastAsia="Arial" w:hAnsi="Arial"/>
@@ -9561,7 +9561,7 @@
               <w:spacing w:after="10" w:before="0"/>
               <w:ind w:left="120"/>
             </w:pPr>
-            <w:hyperlink w:history="1" r:id="rIdnrvtxdy-vmdtb-nn1wzub">
+            <w:hyperlink w:history="1" r:id="rIdoyo5x4m-ajshjde0fzgji">
               <w:r>
                 <w:rPr>
                   <w:rFonts w:ascii="Arial" w:cs="Arial" w:eastAsia="Arial" w:hAnsi="Arial"/>
@@ -9756,7 +9756,7 @@
             <w:pPr>
               <w:spacing w:after="20" w:before="0"/>
             </w:pPr>
-            <w:hyperlink w:history="1" r:id="rIdvo1tejnkxee-jnzgbxmvh">
+            <w:hyperlink w:history="1" r:id="rIdb6owgjyv8wl_e9gmqo0rl">
               <w:r>
                 <w:rPr>
                   <w:rFonts w:ascii="Arial" w:cs="Arial" w:eastAsia="Arial" w:hAnsi="Arial"/>
@@ -9789,7 +9789,7 @@
               <w:spacing w:after="10" w:before="0"/>
               <w:ind w:left="120"/>
             </w:pPr>
-            <w:hyperlink w:history="1" r:id="rIdfixku6jnnsjjk-57l_9yd">
+            <w:hyperlink w:history="1" r:id="rIdmitxam6milw-pdsyw5olx">
               <w:r>
                 <w:rPr>
                   <w:rFonts w:ascii="Arial" w:cs="Arial" w:eastAsia="Arial" w:hAnsi="Arial"/>
@@ -9834,7 +9834,7 @@
             <w:pPr>
               <w:spacing w:after="20" w:before="0"/>
             </w:pPr>
-            <w:hyperlink w:history="1" r:id="rIdmrhquvxgm5uzqll_prmei">
+            <w:hyperlink w:history="1" r:id="rIdtikpyrmnxz1wizqali9me">
               <w:r>
                 <w:rPr>
                   <w:rFonts w:ascii="Arial" w:cs="Arial" w:eastAsia="Arial" w:hAnsi="Arial"/>
@@ -9867,7 +9867,7 @@
               <w:spacing w:after="10" w:before="0"/>
               <w:ind w:left="120"/>
             </w:pPr>
-            <w:hyperlink w:history="1" r:id="rIdjakcxbnub4mn09xtrkaov">
+            <w:hyperlink w:history="1" r:id="rIdu5foidl1llt4eh16seett">
               <w:r>
                 <w:rPr>
                   <w:rFonts w:ascii="Arial" w:cs="Arial" w:eastAsia="Arial" w:hAnsi="Arial"/>
@@ -10062,7 +10062,7 @@
             <w:pPr>
               <w:spacing w:after="20" w:before="0"/>
             </w:pPr>
-            <w:hyperlink w:history="1" r:id="rIdhdrfpkrklaqsz1q9s_eim">
+            <w:hyperlink w:history="1" r:id="rIdgbo-trw-mbx6h3qcipymt">
               <w:r>
                 <w:rPr>
                   <w:rFonts w:ascii="Arial" w:cs="Arial" w:eastAsia="Arial" w:hAnsi="Arial"/>
@@ -10095,7 +10095,7 @@
               <w:spacing w:after="10" w:before="0"/>
               <w:ind w:left="120"/>
             </w:pPr>
-            <w:hyperlink w:history="1" r:id="rIdv--a8htvwl3pfd166vuns">
+            <w:hyperlink w:history="1" r:id="rIdkyahn0lrdteq4piukzvta">
               <w:r>
                 <w:rPr>
                   <w:rFonts w:ascii="Arial" w:cs="Arial" w:eastAsia="Arial" w:hAnsi="Arial"/>
@@ -10140,7 +10140,7 @@
             <w:pPr>
               <w:spacing w:after="20" w:before="0"/>
             </w:pPr>
-            <w:hyperlink w:history="1" r:id="rIdcxapweizcxuz5hi-lweut">
+            <w:hyperlink w:history="1" r:id="rId8osnwfzssuin9l3h4r5ng">
               <w:r>
                 <w:rPr>
                   <w:rFonts w:ascii="Arial" w:cs="Arial" w:eastAsia="Arial" w:hAnsi="Arial"/>
@@ -10173,7 +10173,7 @@
               <w:spacing w:after="10" w:before="0"/>
               <w:ind w:left="120"/>
             </w:pPr>
-            <w:hyperlink w:history="1" r:id="rIdxrqlb4a1gfkatbj2ty_uk">
+            <w:hyperlink w:history="1" r:id="rIdoooqlyj-jn3qk_hvkjaho">
               <w:r>
                 <w:rPr>
                   <w:rFonts w:ascii="Arial" w:cs="Arial" w:eastAsia="Arial" w:hAnsi="Arial"/>
@@ -11660,7 +11660,7 @@
             <w:pPr>
               <w:spacing w:after="20" w:before="0"/>
             </w:pPr>
-            <w:hyperlink w:history="1" r:id="rIdaakgyi8xeezdobtvjwmf7">
+            <w:hyperlink w:history="1" r:id="rIdaolzc4v4alxisfh4bs31h">
               <w:r>
                 <w:rPr>
                   <w:rFonts w:ascii="Arial" w:cs="Arial" w:eastAsia="Arial" w:hAnsi="Arial"/>
@@ -11693,7 +11693,7 @@
               <w:spacing w:after="10" w:before="0"/>
               <w:ind w:left="120"/>
             </w:pPr>
-            <w:hyperlink w:history="1" r:id="rIdl1ca3pw_opkjrxym-3pc4">
+            <w:hyperlink w:history="1" r:id="rIdtbydbg7_aeaeg7rgdmx_s">
               <w:r>
                 <w:rPr>
                   <w:rFonts w:ascii="Arial" w:cs="Arial" w:eastAsia="Arial" w:hAnsi="Arial"/>
@@ -11738,7 +11738,7 @@
             <w:pPr>
               <w:spacing w:after="20" w:before="0"/>
             </w:pPr>
-            <w:hyperlink w:history="1" r:id="rIdmrf_imzcsviupsjvbkyc7">
+            <w:hyperlink w:history="1" r:id="rIdcamyh_1bdofa90vuk2gfz">
               <w:r>
                 <w:rPr>
                   <w:rFonts w:ascii="Arial" w:cs="Arial" w:eastAsia="Arial" w:hAnsi="Arial"/>
@@ -11771,7 +11771,7 @@
               <w:spacing w:after="10" w:before="0"/>
               <w:ind w:left="120"/>
             </w:pPr>
-            <w:hyperlink w:history="1" r:id="rIdbgdu3th3e7d3mqzf9xx0h">
+            <w:hyperlink w:history="1" r:id="rIdwftlvh_p8xzizhdr5sqxk">
               <w:r>
                 <w:rPr>
                   <w:rFonts w:ascii="Arial" w:cs="Arial" w:eastAsia="Arial" w:hAnsi="Arial"/>
@@ -11966,7 +11966,7 @@
             <w:pPr>
               <w:spacing w:after="20" w:before="0"/>
             </w:pPr>
-            <w:hyperlink w:history="1" r:id="rIdaxe7x70cptvzh1xicx66q">
+            <w:hyperlink w:history="1" r:id="rIdws0r3yqy7sykilqhpp1n6">
               <w:r>
                 <w:rPr>
                   <w:rFonts w:ascii="Arial" w:cs="Arial" w:eastAsia="Arial" w:hAnsi="Arial"/>
@@ -11999,7 +11999,7 @@
               <w:spacing w:after="10" w:before="0"/>
               <w:ind w:left="120"/>
             </w:pPr>
-            <w:hyperlink w:history="1" r:id="rIdlpjfjyhccig9ul8-ybwcm">
+            <w:hyperlink w:history="1" r:id="rIdlalv1nogqn5jwhj4lqa94">
               <w:r>
                 <w:rPr>
                   <w:rFonts w:ascii="Arial" w:cs="Arial" w:eastAsia="Arial" w:hAnsi="Arial"/>
@@ -12044,7 +12044,7 @@
             <w:pPr>
               <w:spacing w:after="20" w:before="0"/>
             </w:pPr>
-            <w:hyperlink w:history="1" r:id="rId7-49f_9dxtzxf8t-hqthe">
+            <w:hyperlink w:history="1" r:id="rIdino9qlcfux6muyf4inutn">
               <w:r>
                 <w:rPr>
                   <w:rFonts w:ascii="Arial" w:cs="Arial" w:eastAsia="Arial" w:hAnsi="Arial"/>
@@ -12077,7 +12077,7 @@
               <w:spacing w:after="10" w:before="0"/>
               <w:ind w:left="120"/>
             </w:pPr>
-            <w:hyperlink w:history="1" r:id="rId2wnh1zmbc9akoqvu8hy4v">
+            <w:hyperlink w:history="1" r:id="rIdvp9-eevjxztl-gxicvd6e">
               <w:r>
                 <w:rPr>
                   <w:rFonts w:ascii="Arial" w:cs="Arial" w:eastAsia="Arial" w:hAnsi="Arial"/>
@@ -12272,7 +12272,7 @@
             <w:pPr>
               <w:spacing w:after="20" w:before="0"/>
             </w:pPr>
-            <w:hyperlink w:history="1" r:id="rId9ft0z_vdggpuil5jveta6">
+            <w:hyperlink w:history="1" r:id="rIdsf8lta1ggl4wnk7pzd4cb">
               <w:r>
                 <w:rPr>
                   <w:rFonts w:ascii="Arial" w:cs="Arial" w:eastAsia="Arial" w:hAnsi="Arial"/>
@@ -12305,7 +12305,7 @@
               <w:spacing w:after="10" w:before="0"/>
               <w:ind w:left="120"/>
             </w:pPr>
-            <w:hyperlink w:history="1" r:id="rId12awch_caawz0mk2pipfo">
+            <w:hyperlink w:history="1" r:id="rIdgjmqay3ywih8kzkysfnjs">
               <w:r>
                 <w:rPr>
                   <w:rFonts w:ascii="Arial" w:cs="Arial" w:eastAsia="Arial" w:hAnsi="Arial"/>
@@ -12350,7 +12350,7 @@
             <w:pPr>
               <w:spacing w:after="20" w:before="0"/>
             </w:pPr>
-            <w:hyperlink w:history="1" r:id="rIdmun4jfy5pwmj18ossdqwv">
+            <w:hyperlink w:history="1" r:id="rIdplxrhny6qw0i5ffczkv4p">
               <w:r>
                 <w:rPr>
                   <w:rFonts w:ascii="Arial" w:cs="Arial" w:eastAsia="Arial" w:hAnsi="Arial"/>
@@ -12383,7 +12383,7 @@
               <w:spacing w:after="10" w:before="0"/>
               <w:ind w:left="120"/>
             </w:pPr>
-            <w:hyperlink w:history="1" r:id="rIdgchvi5-titdxgcyyzozxm">
+            <w:hyperlink w:history="1" r:id="rIda-nvshax2otef3qgbsovq">
               <w:r>
                 <w:rPr>
                   <w:rFonts w:ascii="Arial" w:cs="Arial" w:eastAsia="Arial" w:hAnsi="Arial"/>
@@ -12578,7 +12578,7 @@
             <w:pPr>
               <w:spacing w:after="20" w:before="0"/>
             </w:pPr>
-            <w:hyperlink w:history="1" r:id="rIdmxvfkhucb6egk8fb8aeal">
+            <w:hyperlink w:history="1" r:id="rIdjujyydguxmkh6irvhx4pt">
               <w:r>
                 <w:rPr>
                   <w:rFonts w:ascii="Arial" w:cs="Arial" w:eastAsia="Arial" w:hAnsi="Arial"/>
@@ -12611,7 +12611,7 @@
               <w:spacing w:after="10" w:before="0"/>
               <w:ind w:left="120"/>
             </w:pPr>
-            <w:hyperlink w:history="1" r:id="rIdvia445em2prqkdl2k4x3e">
+            <w:hyperlink w:history="1" r:id="rIdln5z_sxv2tws4gsbkg1k1">
               <w:r>
                 <w:rPr>
                   <w:rFonts w:ascii="Arial" w:cs="Arial" w:eastAsia="Arial" w:hAnsi="Arial"/>
@@ -12656,7 +12656,7 @@
             <w:pPr>
               <w:spacing w:after="20" w:before="0"/>
             </w:pPr>
-            <w:hyperlink w:history="1" r:id="rIdedvfpz6sb4btyx53matzg">
+            <w:hyperlink w:history="1" r:id="rIdw51shta5vncvxttykx-ql">
               <w:r>
                 <w:rPr>
                   <w:rFonts w:ascii="Arial" w:cs="Arial" w:eastAsia="Arial" w:hAnsi="Arial"/>
@@ -12689,7 +12689,7 @@
               <w:spacing w:after="10" w:before="0"/>
               <w:ind w:left="120"/>
             </w:pPr>
-            <w:hyperlink w:history="1" r:id="rIdnxpur8ryzxotgnfwb-m54">
+            <w:hyperlink w:history="1" r:id="rIdp6qdxxdulbyiggstwjejm">
               <w:r>
                 <w:rPr>
                   <w:rFonts w:ascii="Arial" w:cs="Arial" w:eastAsia="Arial" w:hAnsi="Arial"/>
@@ -12884,7 +12884,7 @@
             <w:pPr>
               <w:spacing w:after="20" w:before="0"/>
             </w:pPr>
-            <w:hyperlink w:history="1" r:id="rIdn6dh2h1n8qnud8tpteokt">
+            <w:hyperlink w:history="1" r:id="rIdqrzgjfebql6h3jdys5tis">
               <w:r>
                 <w:rPr>
                   <w:rFonts w:ascii="Arial" w:cs="Arial" w:eastAsia="Arial" w:hAnsi="Arial"/>
@@ -12917,7 +12917,7 @@
               <w:spacing w:after="10" w:before="0"/>
               <w:ind w:left="120"/>
             </w:pPr>
-            <w:hyperlink w:history="1" r:id="rIduegcvz2yd_m185iwfbzfb">
+            <w:hyperlink w:history="1" r:id="rIdcsph5czes1ul93x3ocamq">
               <w:r>
                 <w:rPr>
                   <w:rFonts w:ascii="Arial" w:cs="Arial" w:eastAsia="Arial" w:hAnsi="Arial"/>
@@ -12962,7 +12962,7 @@
             <w:pPr>
               <w:spacing w:after="20" w:before="0"/>
             </w:pPr>
-            <w:hyperlink w:history="1" r:id="rId8k-yz_sgw_s57ky2rlenm">
+            <w:hyperlink w:history="1" r:id="rId9-svueasuay7pw-6mlwag">
               <w:r>
                 <w:rPr>
                   <w:rFonts w:ascii="Arial" w:cs="Arial" w:eastAsia="Arial" w:hAnsi="Arial"/>
@@ -12995,7 +12995,7 @@
               <w:spacing w:after="10" w:before="0"/>
               <w:ind w:left="120"/>
             </w:pPr>
-            <w:hyperlink w:history="1" r:id="rIduqh_umw2m7zdjl1khuolt">
+            <w:hyperlink w:history="1" r:id="rId2kw8jjdpc3ejlips1k6qs">
               <w:r>
                 <w:rPr>
                   <w:rFonts w:ascii="Arial" w:cs="Arial" w:eastAsia="Arial" w:hAnsi="Arial"/>
@@ -14482,7 +14482,7 @@
             <w:pPr>
               <w:spacing w:after="20" w:before="0"/>
             </w:pPr>
-            <w:hyperlink w:history="1" r:id="rIdbyov-asnc8nehksexzvao">
+            <w:hyperlink w:history="1" r:id="rIdqveb7sln7e1dymij5s-ih">
               <w:r>
                 <w:rPr>
                   <w:rFonts w:ascii="Arial" w:cs="Arial" w:eastAsia="Arial" w:hAnsi="Arial"/>
@@ -14515,7 +14515,7 @@
               <w:spacing w:after="10" w:before="0"/>
               <w:ind w:left="120"/>
             </w:pPr>
-            <w:hyperlink w:history="1" r:id="rIdzzb3qa0vdij_nhjx8npij">
+            <w:hyperlink w:history="1" r:id="rId6gnu4aq8fwolqusw99pp6">
               <w:r>
                 <w:rPr>
                   <w:rFonts w:ascii="Arial" w:cs="Arial" w:eastAsia="Arial" w:hAnsi="Arial"/>
@@ -14560,7 +14560,7 @@
             <w:pPr>
               <w:spacing w:after="20" w:before="0"/>
             </w:pPr>
-            <w:hyperlink w:history="1" r:id="rIdijiodbmqhvgohwbagkzdc">
+            <w:hyperlink w:history="1" r:id="rIdmif_koyesfjfrlgig84u-">
               <w:r>
                 <w:rPr>
                   <w:rFonts w:ascii="Arial" w:cs="Arial" w:eastAsia="Arial" w:hAnsi="Arial"/>
@@ -14593,7 +14593,7 @@
               <w:spacing w:after="10" w:before="0"/>
               <w:ind w:left="120"/>
             </w:pPr>
-            <w:hyperlink w:history="1" r:id="rId2df1g0ixllyp_by4ayrjj">
+            <w:hyperlink w:history="1" r:id="rIdcsu-wrovlq0n7ljsc7o0n">
               <w:r>
                 <w:rPr>
                   <w:rFonts w:ascii="Arial" w:cs="Arial" w:eastAsia="Arial" w:hAnsi="Arial"/>
@@ -14788,7 +14788,7 @@
             <w:pPr>
               <w:spacing w:after="20" w:before="0"/>
             </w:pPr>
-            <w:hyperlink w:history="1" r:id="rId10hwpckzovscszgj16hvn">
+            <w:hyperlink w:history="1" r:id="rId-_atk_hncvc9l6blabh2i">
               <w:r>
                 <w:rPr>
                   <w:rFonts w:ascii="Arial" w:cs="Arial" w:eastAsia="Arial" w:hAnsi="Arial"/>
@@ -14821,7 +14821,7 @@
               <w:spacing w:after="10" w:before="0"/>
               <w:ind w:left="120"/>
             </w:pPr>
-            <w:hyperlink w:history="1" r:id="rIde7mal809cvegqrhcofua9">
+            <w:hyperlink w:history="1" r:id="rIdvm8p9jzvywoegkla7aar6">
               <w:r>
                 <w:rPr>
                   <w:rFonts w:ascii="Arial" w:cs="Arial" w:eastAsia="Arial" w:hAnsi="Arial"/>
@@ -14866,7 +14866,7 @@
             <w:pPr>
               <w:spacing w:after="20" w:before="0"/>
             </w:pPr>
-            <w:hyperlink w:history="1" r:id="rIdw0aeomm2mupieylcoyaq2">
+            <w:hyperlink w:history="1" r:id="rIdc9mfl3zpmtl0rukwqk49v">
               <w:r>
                 <w:rPr>
                   <w:rFonts w:ascii="Arial" w:cs="Arial" w:eastAsia="Arial" w:hAnsi="Arial"/>
@@ -14899,7 +14899,7 @@
               <w:spacing w:after="10" w:before="0"/>
               <w:ind w:left="120"/>
             </w:pPr>
-            <w:hyperlink w:history="1" r:id="rIdixgonzbewpbb8hkykb5ph">
+            <w:hyperlink w:history="1" r:id="rIdrco6n2qrl73gdcvizvsjt">
               <w:r>
                 <w:rPr>
                   <w:rFonts w:ascii="Arial" w:cs="Arial" w:eastAsia="Arial" w:hAnsi="Arial"/>
@@ -15094,7 +15094,7 @@
             <w:pPr>
               <w:spacing w:after="20" w:before="0"/>
             </w:pPr>
-            <w:hyperlink w:history="1" r:id="rIdwhrnwc5xtr-sabmu_eybm">
+            <w:hyperlink w:history="1" r:id="rIdt14namkx871sh8jpuyse_">
               <w:r>
                 <w:rPr>
                   <w:rFonts w:ascii="Arial" w:cs="Arial" w:eastAsia="Arial" w:hAnsi="Arial"/>
@@ -15127,7 +15127,7 @@
               <w:spacing w:after="10" w:before="0"/>
               <w:ind w:left="120"/>
             </w:pPr>
-            <w:hyperlink w:history="1" r:id="rId8vn8n_1rplcgzc1mwcpot">
+            <w:hyperlink w:history="1" r:id="rIddrlawlz6-9wavm0gjvyp5">
               <w:r>
                 <w:rPr>
                   <w:rFonts w:ascii="Arial" w:cs="Arial" w:eastAsia="Arial" w:hAnsi="Arial"/>
@@ -15172,7 +15172,7 @@
             <w:pPr>
               <w:spacing w:after="20" w:before="0"/>
             </w:pPr>
-            <w:hyperlink w:history="1" r:id="rId7svn0h0e_1a7evhl-0wn_">
+            <w:hyperlink w:history="1" r:id="rIdinosp99x3rpmi2hpcj7on">
               <w:r>
                 <w:rPr>
                   <w:rFonts w:ascii="Arial" w:cs="Arial" w:eastAsia="Arial" w:hAnsi="Arial"/>
@@ -15205,7 +15205,7 @@
               <w:spacing w:after="10" w:before="0"/>
               <w:ind w:left="120"/>
             </w:pPr>
-            <w:hyperlink w:history="1" r:id="rIdplikofuichhbdt12e44cd">
+            <w:hyperlink w:history="1" r:id="rIdsce75gvfiiflgllxjuaey">
               <w:r>
                 <w:rPr>
                   <w:rFonts w:ascii="Arial" w:cs="Arial" w:eastAsia="Arial" w:hAnsi="Arial"/>
@@ -15400,7 +15400,7 @@
             <w:pPr>
               <w:spacing w:after="20" w:before="0"/>
             </w:pPr>
-            <w:hyperlink w:history="1" r:id="rIdpv-zyfnqdps75ic8evgkc">
+            <w:hyperlink w:history="1" r:id="rIdrct-bnnm8cfy6rtt1fxe2">
               <w:r>
                 <w:rPr>
                   <w:rFonts w:ascii="Arial" w:cs="Arial" w:eastAsia="Arial" w:hAnsi="Arial"/>
@@ -15433,7 +15433,7 @@
               <w:spacing w:after="10" w:before="0"/>
               <w:ind w:left="120"/>
             </w:pPr>
-            <w:hyperlink w:history="1" r:id="rIdakzolfg6mghmspomz0y8e">
+            <w:hyperlink w:history="1" r:id="rId6fpanwm8oa-urutmkhamo">
               <w:r>
                 <w:rPr>
                   <w:rFonts w:ascii="Arial" w:cs="Arial" w:eastAsia="Arial" w:hAnsi="Arial"/>
@@ -15478,7 +15478,7 @@
             <w:pPr>
               <w:spacing w:after="20" w:before="0"/>
             </w:pPr>
-            <w:hyperlink w:history="1" r:id="rIddqsexsddvxmkba6pkuz-m">
+            <w:hyperlink w:history="1" r:id="rIdx2smrsql9o8kyjlzn9kn9">
               <w:r>
                 <w:rPr>
                   <w:rFonts w:ascii="Arial" w:cs="Arial" w:eastAsia="Arial" w:hAnsi="Arial"/>
@@ -15511,7 +15511,7 @@
               <w:spacing w:after="10" w:before="0"/>
               <w:ind w:left="120"/>
             </w:pPr>
-            <w:hyperlink w:history="1" r:id="rIdcofgapo1rhiixoikfy-jl">
+            <w:hyperlink w:history="1" r:id="rIdkiojwqy1c20tcx3pmtye-">
               <w:r>
                 <w:rPr>
                   <w:rFonts w:ascii="Arial" w:cs="Arial" w:eastAsia="Arial" w:hAnsi="Arial"/>
@@ -15706,7 +15706,7 @@
             <w:pPr>
               <w:spacing w:after="20" w:before="0"/>
             </w:pPr>
-            <w:hyperlink w:history="1" r:id="rId4sww4gtns4nffxiimcspc">
+            <w:hyperlink w:history="1" r:id="rIdepacntreijltbmcivf8br">
               <w:r>
                 <w:rPr>
                   <w:rFonts w:ascii="Arial" w:cs="Arial" w:eastAsia="Arial" w:hAnsi="Arial"/>
@@ -15739,7 +15739,7 @@
               <w:spacing w:after="10" w:before="0"/>
               <w:ind w:left="120"/>
             </w:pPr>
-            <w:hyperlink w:history="1" r:id="rId_uh3s4ejwqzn-xmp6vdwv">
+            <w:hyperlink w:history="1" r:id="rIdkffgwvwgz-p6rt2jmjs43">
               <w:r>
                 <w:rPr>
                   <w:rFonts w:ascii="Arial" w:cs="Arial" w:eastAsia="Arial" w:hAnsi="Arial"/>
@@ -15784,7 +15784,7 @@
             <w:pPr>
               <w:spacing w:after="20" w:before="0"/>
             </w:pPr>
-            <w:hyperlink w:history="1" r:id="rIdrbeprwas2nz1xjs9dd4wr">
+            <w:hyperlink w:history="1" r:id="rIdpsmrth9gigru7c1vd4yhs">
               <w:r>
                 <w:rPr>
                   <w:rFonts w:ascii="Arial" w:cs="Arial" w:eastAsia="Arial" w:hAnsi="Arial"/>
@@ -15817,7 +15817,7 @@
               <w:spacing w:after="10" w:before="0"/>
               <w:ind w:left="120"/>
             </w:pPr>
-            <w:hyperlink w:history="1" r:id="rIdvnrfs-6qnrmymfpyeigxz">
+            <w:hyperlink w:history="1" r:id="rIdaofdpw-joh9sy3xsxmsfi">
               <w:r>
                 <w:rPr>
                   <w:rFonts w:ascii="Arial" w:cs="Arial" w:eastAsia="Arial" w:hAnsi="Arial"/>
@@ -17304,7 +17304,7 @@
             <w:pPr>
               <w:spacing w:after="20" w:before="0"/>
             </w:pPr>
-            <w:hyperlink w:history="1" r:id="rIdxyt2qak30kxjxnhxyspay">
+            <w:hyperlink w:history="1" r:id="rIdwzshqqieghu_q-eysw9qn">
               <w:r>
                 <w:rPr>
                   <w:rFonts w:ascii="Arial" w:cs="Arial" w:eastAsia="Arial" w:hAnsi="Arial"/>
@@ -17337,7 +17337,7 @@
               <w:spacing w:after="10" w:before="0"/>
               <w:ind w:left="120"/>
             </w:pPr>
-            <w:hyperlink w:history="1" r:id="rId0_je6pj3dhzz3i9ipn0du">
+            <w:hyperlink w:history="1" r:id="rId5eqjolbh9d0x7dngakpbz">
               <w:r>
                 <w:rPr>
                   <w:rFonts w:ascii="Arial" w:cs="Arial" w:eastAsia="Arial" w:hAnsi="Arial"/>
@@ -17382,7 +17382,7 @@
             <w:pPr>
               <w:spacing w:after="20" w:before="0"/>
             </w:pPr>
-            <w:hyperlink w:history="1" r:id="rIddyn_dvaeai4pl4enisxzy">
+            <w:hyperlink w:history="1" r:id="rIdhshpkwcqqeisrvb4gq2-x">
               <w:r>
                 <w:rPr>
                   <w:rFonts w:ascii="Arial" w:cs="Arial" w:eastAsia="Arial" w:hAnsi="Arial"/>
@@ -17415,7 +17415,7 @@
               <w:spacing w:after="10" w:before="0"/>
               <w:ind w:left="120"/>
             </w:pPr>
-            <w:hyperlink w:history="1" r:id="rId3q7i0c0yntwurtpxgdakz">
+            <w:hyperlink w:history="1" r:id="rIdvxff5rot3dcd9vnidjbon">
               <w:r>
                 <w:rPr>
                   <w:rFonts w:ascii="Arial" w:cs="Arial" w:eastAsia="Arial" w:hAnsi="Arial"/>
@@ -17610,7 +17610,7 @@
             <w:pPr>
               <w:spacing w:after="20" w:before="0"/>
             </w:pPr>
-            <w:hyperlink w:history="1" r:id="rIdg-x3jr3pt4wlw4ec4zcsc">
+            <w:hyperlink w:history="1" r:id="rIdg0kyu3icsywalfiolelkp">
               <w:r>
                 <w:rPr>
                   <w:rFonts w:ascii="Arial" w:cs="Arial" w:eastAsia="Arial" w:hAnsi="Arial"/>
@@ -17643,7 +17643,7 @@
               <w:spacing w:after="10" w:before="0"/>
               <w:ind w:left="120"/>
             </w:pPr>
-            <w:hyperlink w:history="1" r:id="rIdfgqafnrq1uykztkhelvi_">
+            <w:hyperlink w:history="1" r:id="rId0tab4mnqhsx6ljq65d8gm">
               <w:r>
                 <w:rPr>
                   <w:rFonts w:ascii="Arial" w:cs="Arial" w:eastAsia="Arial" w:hAnsi="Arial"/>
@@ -17688,7 +17688,7 @@
             <w:pPr>
               <w:spacing w:after="20" w:before="0"/>
             </w:pPr>
-            <w:hyperlink w:history="1" r:id="rIdxocvjadv7my_mbyetkrpj">
+            <w:hyperlink w:history="1" r:id="rIdm1tct7f139feqt_28mg2r">
               <w:r>
                 <w:rPr>
                   <w:rFonts w:ascii="Arial" w:cs="Arial" w:eastAsia="Arial" w:hAnsi="Arial"/>
@@ -17721,7 +17721,7 @@
               <w:spacing w:after="10" w:before="0"/>
               <w:ind w:left="120"/>
             </w:pPr>
-            <w:hyperlink w:history="1" r:id="rIdodlpbe8xgzni8uamvlvi0">
+            <w:hyperlink w:history="1" r:id="rIdgvxposawtu9z6vkfo2g-x">
               <w:r>
                 <w:rPr>
                   <w:rFonts w:ascii="Arial" w:cs="Arial" w:eastAsia="Arial" w:hAnsi="Arial"/>
@@ -17916,7 +17916,7 @@
             <w:pPr>
               <w:spacing w:after="20" w:before="0"/>
             </w:pPr>
-            <w:hyperlink w:history="1" r:id="rId_spf2xqmmcmjhcobhoqrg">
+            <w:hyperlink w:history="1" r:id="rIdoka_irmxg6enjk4m_w0si">
               <w:r>
                 <w:rPr>
                   <w:rFonts w:ascii="Arial" w:cs="Arial" w:eastAsia="Arial" w:hAnsi="Arial"/>
@@ -17949,7 +17949,7 @@
               <w:spacing w:after="10" w:before="0"/>
               <w:ind w:left="120"/>
             </w:pPr>
-            <w:hyperlink w:history="1" r:id="rIdrbi20vjmfvvdmw-icac65">
+            <w:hyperlink w:history="1" r:id="rIdls9jdvau7zojvrx-lxjvo">
               <w:r>
                 <w:rPr>
                   <w:rFonts w:ascii="Arial" w:cs="Arial" w:eastAsia="Arial" w:hAnsi="Arial"/>
@@ -17994,7 +17994,7 @@
             <w:pPr>
               <w:spacing w:after="20" w:before="0"/>
             </w:pPr>
-            <w:hyperlink w:history="1" r:id="rIdwj2ek-vhjjflwmjbrgo-p">
+            <w:hyperlink w:history="1" r:id="rId4x4nq9jyt0t81t7ijavwy">
               <w:r>
                 <w:rPr>
                   <w:rFonts w:ascii="Arial" w:cs="Arial" w:eastAsia="Arial" w:hAnsi="Arial"/>
@@ -18027,7 +18027,7 @@
               <w:spacing w:after="10" w:before="0"/>
               <w:ind w:left="120"/>
             </w:pPr>
-            <w:hyperlink w:history="1" r:id="rId8z42pg-di-ynfj2zauay-">
+            <w:hyperlink w:history="1" r:id="rId9bockcigqidf1qnmy_7pr">
               <w:r>
                 <w:rPr>
                   <w:rFonts w:ascii="Arial" w:cs="Arial" w:eastAsia="Arial" w:hAnsi="Arial"/>
@@ -18222,7 +18222,7 @@
             <w:pPr>
               <w:spacing w:after="20" w:before="0"/>
             </w:pPr>
-            <w:hyperlink w:history="1" r:id="rId8c2dw2qwgl_sfydturtz7">
+            <w:hyperlink w:history="1" r:id="rIdwtvqtzr1enhbpho4qtg10">
               <w:r>
                 <w:rPr>
                   <w:rFonts w:ascii="Arial" w:cs="Arial" w:eastAsia="Arial" w:hAnsi="Arial"/>
@@ -18255,7 +18255,7 @@
               <w:spacing w:after="10" w:before="0"/>
               <w:ind w:left="120"/>
             </w:pPr>
-            <w:hyperlink w:history="1" r:id="rIdy-qntze6jyq5o-pptlou_">
+            <w:hyperlink w:history="1" r:id="rId7tyvy3x2bjjmjv0540zx_">
               <w:r>
                 <w:rPr>
                   <w:rFonts w:ascii="Arial" w:cs="Arial" w:eastAsia="Arial" w:hAnsi="Arial"/>
@@ -18300,7 +18300,7 @@
             <w:pPr>
               <w:spacing w:after="20" w:before="0"/>
             </w:pPr>
-            <w:hyperlink w:history="1" r:id="rIdfhrhgbzrpmmglb_5i7mc8">
+            <w:hyperlink w:history="1" r:id="rIdor5iojinbuzeh8oii9dso">
               <w:r>
                 <w:rPr>
                   <w:rFonts w:ascii="Arial" w:cs="Arial" w:eastAsia="Arial" w:hAnsi="Arial"/>
@@ -18333,7 +18333,7 @@
               <w:spacing w:after="10" w:before="0"/>
               <w:ind w:left="120"/>
             </w:pPr>
-            <w:hyperlink w:history="1" r:id="rIdevtm5x4tuazi0b4-bnmni">
+            <w:hyperlink w:history="1" r:id="rIdkdvhqz5fzyb3muovetmxu">
               <w:r>
                 <w:rPr>
                   <w:rFonts w:ascii="Arial" w:cs="Arial" w:eastAsia="Arial" w:hAnsi="Arial"/>
@@ -18528,7 +18528,7 @@
             <w:pPr>
               <w:spacing w:after="20" w:before="0"/>
             </w:pPr>
-            <w:hyperlink w:history="1" r:id="rIdew1zejqekmm-ofc5_zkxz">
+            <w:hyperlink w:history="1" r:id="rIdnkl9imfq758tjyufiwemj">
               <w:r>
                 <w:rPr>
                   <w:rFonts w:ascii="Arial" w:cs="Arial" w:eastAsia="Arial" w:hAnsi="Arial"/>
@@ -18561,7 +18561,7 @@
               <w:spacing w:after="10" w:before="0"/>
               <w:ind w:left="120"/>
             </w:pPr>
-            <w:hyperlink w:history="1" r:id="rIdp8rwk3dcied4nmneb72_3">
+            <w:hyperlink w:history="1" r:id="rIdc4pmhjduh5vcwjs1lt8_m">
               <w:r>
                 <w:rPr>
                   <w:rFonts w:ascii="Arial" w:cs="Arial" w:eastAsia="Arial" w:hAnsi="Arial"/>
@@ -18606,7 +18606,7 @@
             <w:pPr>
               <w:spacing w:after="20" w:before="0"/>
             </w:pPr>
-            <w:hyperlink w:history="1" r:id="rId0n6g1nrqfq7hbozm345ur">
+            <w:hyperlink w:history="1" r:id="rId461n5ipuqnepmgmokgb8z">
               <w:r>
                 <w:rPr>
                   <w:rFonts w:ascii="Arial" w:cs="Arial" w:eastAsia="Arial" w:hAnsi="Arial"/>
@@ -18639,7 +18639,7 @@
               <w:spacing w:after="10" w:before="0"/>
               <w:ind w:left="120"/>
             </w:pPr>
-            <w:hyperlink w:history="1" r:id="rIdbs1-vl4b7802vmzzn_d5w">
+            <w:hyperlink w:history="1" r:id="rId94wsrimm-ztejrfjto0ol">
               <w:r>
                 <w:rPr>
                   <w:rFonts w:ascii="Arial" w:cs="Arial" w:eastAsia="Arial" w:hAnsi="Arial"/>
@@ -20126,7 +20126,7 @@
             <w:pPr>
               <w:spacing w:after="20" w:before="0"/>
             </w:pPr>
-            <w:hyperlink w:history="1" r:id="rIdutvymm6b9aixb8y5rrla6">
+            <w:hyperlink w:history="1" r:id="rIdrlq0fwdjtfwigk1px6xov">
               <w:r>
                 <w:rPr>
                   <w:rFonts w:ascii="Arial" w:cs="Arial" w:eastAsia="Arial" w:hAnsi="Arial"/>
@@ -20159,7 +20159,7 @@
               <w:spacing w:after="10" w:before="0"/>
               <w:ind w:left="120"/>
             </w:pPr>
-            <w:hyperlink w:history="1" r:id="rId4kxibbpzqdruv2bwyf2mx">
+            <w:hyperlink w:history="1" r:id="rIdmqne--olmit1pd42vf6e-">
               <w:r>
                 <w:rPr>
                   <w:rFonts w:ascii="Arial" w:cs="Arial" w:eastAsia="Arial" w:hAnsi="Arial"/>
@@ -20204,7 +20204,7 @@
             <w:pPr>
               <w:spacing w:after="20" w:before="0"/>
             </w:pPr>
-            <w:hyperlink w:history="1" r:id="rIdxbgsmbfrltvh3gl_bsf3z">
+            <w:hyperlink w:history="1" r:id="rIdlhff60kc5ykvfzbatqave">
               <w:r>
                 <w:rPr>
                   <w:rFonts w:ascii="Arial" w:cs="Arial" w:eastAsia="Arial" w:hAnsi="Arial"/>
@@ -20237,7 +20237,7 @@
               <w:spacing w:after="10" w:before="0"/>
               <w:ind w:left="120"/>
             </w:pPr>
-            <w:hyperlink w:history="1" r:id="rIdjdahpjucogjbo6yi--dv-">
+            <w:hyperlink w:history="1" r:id="rIdcvj8d973o9pmpuxq2_jl4">
               <w:r>
                 <w:rPr>
                   <w:rFonts w:ascii="Arial" w:cs="Arial" w:eastAsia="Arial" w:hAnsi="Arial"/>
@@ -20432,7 +20432,7 @@
             <w:pPr>
               <w:spacing w:after="20" w:before="0"/>
             </w:pPr>
-            <w:hyperlink w:history="1" r:id="rIdeku9skpdafcpfv9cfqyyx">
+            <w:hyperlink w:history="1" r:id="rIdi5v8u2zsyd7pbud_ove4f">
               <w:r>
                 <w:rPr>
                   <w:rFonts w:ascii="Arial" w:cs="Arial" w:eastAsia="Arial" w:hAnsi="Arial"/>
@@ -20465,7 +20465,7 @@
               <w:spacing w:after="10" w:before="0"/>
               <w:ind w:left="120"/>
             </w:pPr>
-            <w:hyperlink w:history="1" r:id="rIdr5ezansysnc0y7t-hq25b">
+            <w:hyperlink w:history="1" r:id="rIdzstsczhehxq8ejehea3lk">
               <w:r>
                 <w:rPr>
                   <w:rFonts w:ascii="Arial" w:cs="Arial" w:eastAsia="Arial" w:hAnsi="Arial"/>
@@ -20510,7 +20510,7 @@
             <w:pPr>
               <w:spacing w:after="20" w:before="0"/>
             </w:pPr>
-            <w:hyperlink w:history="1" r:id="rIdyeekk8ejv70p82tsxjcyj">
+            <w:hyperlink w:history="1" r:id="rId2ow0cxknuz24emdvy33f5">
               <w:r>
                 <w:rPr>
                   <w:rFonts w:ascii="Arial" w:cs="Arial" w:eastAsia="Arial" w:hAnsi="Arial"/>
@@ -20543,7 +20543,7 @@
               <w:spacing w:after="10" w:before="0"/>
               <w:ind w:left="120"/>
             </w:pPr>
-            <w:hyperlink w:history="1" r:id="rIdp4yuferfamttwmdlsivt8">
+            <w:hyperlink w:history="1" r:id="rIdus8pifg8fnzx-vlzjrlkb">
               <w:r>
                 <w:rPr>
                   <w:rFonts w:ascii="Arial" w:cs="Arial" w:eastAsia="Arial" w:hAnsi="Arial"/>
@@ -21004,7 +21004,7 @@
             <w:pPr>
               <w:spacing w:after="20" w:before="0"/>
             </w:pPr>
-            <w:hyperlink w:history="1" r:id="rIdxbuk3hciz4dj2r6bnpftr">
+            <w:hyperlink w:history="1" r:id="rIdq4x9e_6q0auvz9_quzkdz">
               <w:r>
                 <w:rPr>
                   <w:rFonts w:ascii="Arial" w:cs="Arial" w:eastAsia="Arial" w:hAnsi="Arial"/>
@@ -21037,7 +21037,7 @@
               <w:spacing w:after="10" w:before="0"/>
               <w:ind w:left="120"/>
             </w:pPr>
-            <w:hyperlink w:history="1" r:id="rIddbaxabemp4ub1dhqslxzi">
+            <w:hyperlink w:history="1" r:id="rIdp9us4lgymxejhiytd2__-">
               <w:r>
                 <w:rPr>
                   <w:rFonts w:ascii="Arial" w:cs="Arial" w:eastAsia="Arial" w:hAnsi="Arial"/>
@@ -21082,7 +21082,7 @@
             <w:pPr>
               <w:spacing w:after="20" w:before="0"/>
             </w:pPr>
-            <w:hyperlink w:history="1" r:id="rIdjjv3y_25ljcvn-9i-mqdk">
+            <w:hyperlink w:history="1" r:id="rIduui3tum2qd50b0fqlxt62">
               <w:r>
                 <w:rPr>
                   <w:rFonts w:ascii="Arial" w:cs="Arial" w:eastAsia="Arial" w:hAnsi="Arial"/>
@@ -21115,7 +21115,7 @@
               <w:spacing w:after="10" w:before="0"/>
               <w:ind w:left="120"/>
             </w:pPr>
-            <w:hyperlink w:history="1" r:id="rIdmpo_xziwt1vf-pwgbi705">
+            <w:hyperlink w:history="1" r:id="rIdzs8bea29hcp9t3d9jyhbq">
               <w:r>
                 <w:rPr>
                   <w:rFonts w:ascii="Arial" w:cs="Arial" w:eastAsia="Arial" w:hAnsi="Arial"/>
@@ -21348,7 +21348,7 @@
             <w:pPr>
               <w:spacing w:after="20" w:before="0"/>
             </w:pPr>
-            <w:hyperlink w:history="1" r:id="rIdxog_0b00uevgqy9qfoxy7">
+            <w:hyperlink w:history="1" r:id="rIdrbcqcc8qxyfuhsanhlf7n">
               <w:r>
                 <w:rPr>
                   <w:rFonts w:ascii="Arial" w:cs="Arial" w:eastAsia="Arial" w:hAnsi="Arial"/>
@@ -21381,7 +21381,7 @@
               <w:spacing w:after="10" w:before="0"/>
               <w:ind w:left="120"/>
             </w:pPr>
-            <w:hyperlink w:history="1" r:id="rIdmko0u9ekazad3paznduwc">
+            <w:hyperlink w:history="1" r:id="rIdnbqyk6elihud7w0fjfo_c">
               <w:r>
                 <w:rPr>
                   <w:rFonts w:ascii="Arial" w:cs="Arial" w:eastAsia="Arial" w:hAnsi="Arial"/>
@@ -21426,7 +21426,313 @@
             <w:pPr>
               <w:spacing w:after="20" w:before="0"/>
             </w:pPr>
-            <w:hyperlink w:history="1" r:id="rIdeey5lrpechcs0gjtsalpl">
+            <w:hyperlink w:history="1" r:id="rId3jp_iaxwn4swffr7yqmae">
+              <w:r>
+                <w:rPr>
+                  <w:rFonts w:ascii="Arial" w:cs="Arial" w:eastAsia="Arial" w:hAnsi="Arial"/>
+                  <w:color w:val="2E75B6"/>
+                  <w:sz w:val="16"/>
+                  <w:szCs w:val="16"/>
+                  <w:u w:val="single" w:color="2E75B6"/>
+                </w:rPr>
+                <w:t xml:space="preserve">Area and circumference of circles challenge</w:t>
+              </w:r>
+            </w:hyperlink>
+          </w:p>
+          <w:p>
+            <w:pPr>
+              <w:spacing w:after="10" w:before="0"/>
+              <w:ind w:left="120"/>
+            </w:pPr>
+            <w:r>
+              <w:rPr>
+                <w:rFonts w:ascii="Arial" w:cs="Arial" w:eastAsia="Arial" w:hAnsi="Arial"/>
+                <w:color w:val="595959"/>
+                <w:sz w:val="14"/>
+                <w:szCs w:val="14"/>
+              </w:rPr>
+              <w:t xml:space="preserve">Source: Khan Academy (English - US curriculum)</w:t>
+            </w:r>
+          </w:p>
+          <w:p>
+            <w:pPr>
+              <w:spacing w:after="10" w:before="0"/>
+              <w:ind w:left="120"/>
+            </w:pPr>
+            <w:hyperlink w:history="1" r:id="rIdoa9gpbwr8_1kl-dxxvbr_">
+              <w:r>
+                <w:rPr>
+                  <w:rFonts w:ascii="Arial" w:cs="Arial" w:eastAsia="Arial" w:hAnsi="Arial"/>
+                  <w:color w:val="595959"/>
+                  <w:sz w:val="14"/>
+                  <w:szCs w:val="14"/>
+                  <w:u w:val="single" w:color="595959"/>
+                </w:rPr>
+                <w:t xml:space="preserve">🔍 Search ARES for similar readings</w:t>
+              </w:r>
+            </w:hyperlink>
+          </w:p>
+        </w:tc>
+        <w:tc>
+          <w:tcPr>
+            <w:tcW w:type="dxa" w:w="3040"/>
+            <w:shd w:fill="FFFFFF" w:color="auto" w:val="clear"/>
+            <w:tcMar>
+              <w:top w:type="dxa" w:w="60"/>
+              <w:left w:type="dxa" w:w="120"/>
+              <w:bottom w:type="dxa" w:w="60"/>
+              <w:right w:type="dxa" w:w="120"/>
+            </w:tcMar>
+            <w:vAlign w:val="top"/>
+          </w:tcPr>
+          <w:p>
+            <w:pPr>
+              <w:spacing w:after="40" w:before="0"/>
+              <w:jc w:val="left"/>
+            </w:pPr>
+            <w:r>
+              <w:rPr>
+                <w:rFonts w:ascii="Arial" w:cs="Arial" w:eastAsia="Arial" w:hAnsi="Arial"/>
+                <w:b w:val="false"/>
+                <w:bCs w:val="false"/>
+                <w:i w:val="false"/>
+                <w:iCs w:val="false"/>
+                <w:color w:val="000000"/>
+                <w:sz w:val="18"/>
+                <w:szCs w:val="18"/>
+              </w:rPr>
+              <w:t xml:space="preserve">Each learner receives two sticky notes (different colours). On the first (green): they write one new thing they can now confidently do that they could not do at the start of the lesson (e.g., 'I can decompose a composite shape into named sub-regions and apply two formulae in sequence'). On the second (orange): they write one remaining question or uncertainty about applying circle-part formulae in real life (e.g., 'I still wonder — how do engineers handle regions where three circles overlap?'). Learners post both notes on the class Driving Question Board under the column 'Lesson 7 — Multi-Step Problems'. The teacher reads three orange notes aloud and asks: 'Will our final lesson be able to answer any of these?' Learners indicate with a thumbs-up/thumbs-down.</w:t>
+            </w:r>
+          </w:p>
+        </w:tc>
+        <w:tc>
+          <w:tcPr>
+            <w:tcW w:type="dxa" w:w="3040"/>
+            <w:shd w:fill="F2F2F2" w:color="auto" w:val="clear"/>
+            <w:tcMar>
+              <w:top w:type="dxa" w:w="60"/>
+              <w:left w:type="dxa" w:w="120"/>
+              <w:bottom w:type="dxa" w:w="60"/>
+              <w:right w:type="dxa" w:w="120"/>
+            </w:tcMar>
+            <w:vAlign w:val="top"/>
+          </w:tcPr>
+          <w:p>
+            <w:pPr>
+              <w:spacing w:after="40" w:before="0"/>
+              <w:jc w:val="left"/>
+            </w:pPr>
+            <w:r>
+              <w:rPr>
+                <w:rFonts w:ascii="Arial" w:cs="Arial" w:eastAsia="Arial" w:hAnsi="Arial"/>
+                <w:b w:val="false"/>
+                <w:bCs w:val="false"/>
+                <w:i w:val="false"/>
+                <w:iCs w:val="false"/>
+                <w:color w:val="000000"/>
+                <w:sz w:val="18"/>
+                <w:szCs w:val="18"/>
+              </w:rPr>
+              <w:t xml:space="preserve">Distribute sticky notes and say: 'You have 3 minutes — individual thinking, no sharing yet.' After writing, direct learners to the DQB and say: 'Green notes go under WHAT I CAN NOW DO. Orange notes go under WHAT I STILL WONDER.' Once posted, read three orange notes selected from different corners of the board (to ensure range). For each, ask the class: 'On a scale of one to five fingers, how many of you share this question?' Count fingers. Say: 'These are exactly the questions a real engineer would ask before signing off on a design. In Lesson 8 we will tackle the hardest of these in a formal assessment context.' Point explicitly to the DQB column for Lesson 8 and say: 'Your orange notes are helping us design that final lesson together.'</w:t>
+            </w:r>
+          </w:p>
+        </w:tc>
+        <w:tc>
+          <w:tcPr>
+            <w:tcW w:type="dxa" w:w="3040"/>
+            <w:shd w:fill="FFFFFF" w:color="auto" w:val="clear"/>
+            <w:tcMar>
+              <w:top w:type="dxa" w:w="60"/>
+              <w:left w:type="dxa" w:w="120"/>
+              <w:bottom w:type="dxa" w:w="60"/>
+              <w:right w:type="dxa" w:w="120"/>
+            </w:tcMar>
+            <w:vAlign w:val="top"/>
+          </w:tcPr>
+          <w:p>
+            <w:pPr>
+              <w:spacing w:after="40" w:before="0"/>
+              <w:jc w:val="left"/>
+            </w:pPr>
+            <w:r>
+              <w:rPr>
+                <w:rFonts w:ascii="Arial" w:cs="Arial" w:eastAsia="Arial" w:hAnsi="Arial"/>
+                <w:b w:val="false"/>
+                <w:bCs w:val="false"/>
+                <w:i w:val="false"/>
+                <w:iCs w:val="false"/>
+                <w:color w:val="000000"/>
+                <w:sz w:val="18"/>
+                <w:szCs w:val="18"/>
+              </w:rPr>
+              <w:t xml:space="preserve">Two-Colour DQB Protocol (Can Do / Still Wonder): Separating 'confidence' notes from 'uncertainty' notes gives learners a structured metacognitive routine that distinguishes consolidated knowledge from open questions. This directly mirrors scientific practice — a researcher distinguishes findings from future research questions. For the phenomenon, it positions learners as genuine co-investigators: their orange-note questions about three-circle overlaps or irregular-sector boundaries are authentic extensions of the farmer's planning challenge, reinforcing that mathematics is an open, growing tool rather than a closed list of procedures.</w:t>
+            </w:r>
+          </w:p>
+        </w:tc>
+        <w:tc>
+          <w:tcPr>
+            <w:tcW w:type="dxa" w:w="3040"/>
+            <w:shd w:fill="F2F2F2" w:color="auto" w:val="clear"/>
+            <w:tcMar>
+              <w:top w:type="dxa" w:w="60"/>
+              <w:left w:type="dxa" w:w="120"/>
+              <w:bottom w:type="dxa" w:w="60"/>
+              <w:right w:type="dxa" w:w="120"/>
+            </w:tcMar>
+            <w:vAlign w:val="top"/>
+          </w:tcPr>
+          <w:p>
+            <w:pPr>
+              <w:spacing w:after="40" w:before="0"/>
+              <w:jc w:val="left"/>
+            </w:pPr>
+            <w:r>
+              <w:rPr>
+                <w:rFonts w:ascii="Arial" w:cs="Arial" w:eastAsia="Arial" w:hAnsi="Arial"/>
+                <w:b w:val="false"/>
+                <w:bCs w:val="false"/>
+                <w:i w:val="false"/>
+                <w:iCs w:val="false"/>
+                <w:color w:val="000000"/>
+                <w:sz w:val="18"/>
+                <w:szCs w:val="18"/>
+              </w:rPr>
+              <w:t xml:space="preserve">Observable indicators: (1) Every learner posts at least one green and one orange note (100% participation check — teacher counts posted notes vs. learner count). (2) Green notes reference a specific formula or skill (not vague statements like 'I learned a lot'). (3) Orange notes are framed as genuine mathematical or real-life questions, not complaints. If a learner's green note is vague, teacher prompts quietly: 'Name the formula you used today that you couldn't use last week.'</w:t>
+            </w:r>
+          </w:p>
+        </w:tc>
+      </w:tr>
+      <w:tr>
+        <w:tc>
+          <w:tcPr>
+            <w:tcW w:type="dxa" w:w="1520"/>
+            <w:shd w:fill="D5E8F0" w:color="auto" w:val="clear"/>
+            <w:tcMar>
+              <w:top w:type="dxa" w:w="60"/>
+              <w:left w:type="dxa" w:w="120"/>
+              <w:bottom w:type="dxa" w:w="60"/>
+              <w:right w:type="dxa" w:w="120"/>
+            </w:tcMar>
+            <w:vAlign w:val="top"/>
+          </w:tcPr>
+          <w:p>
+            <w:pPr>
+              <w:spacing w:after="40" w:before="0"/>
+              <w:jc w:val="left"/>
+            </w:pPr>
+            <w:r>
+              <w:rPr>
+                <w:rFonts w:ascii="Arial" w:cs="Arial" w:eastAsia="Arial" w:hAnsi="Arial"/>
+                <w:b/>
+                <w:bCs/>
+                <w:i w:val="false"/>
+                <w:iCs w:val="false"/>
+                <w:color w:val="000000"/>
+                <w:sz w:val="18"/>
+                <w:szCs w:val="18"/>
+              </w:rPr>
+              <w:t xml:space="preserve">Model Building Phase</w:t>
+            </w:r>
+          </w:p>
+          <w:p>
+            <w:pPr>
+              <w:spacing w:after="20" w:before="0"/>
+            </w:pPr>
+            <w:r>
+              <w:rPr>
+                <w:rFonts w:ascii="Arial" w:cs="Arial" w:eastAsia="Arial" w:hAnsi="Arial"/>
+                <w:b/>
+                <w:bCs/>
+                <w:color w:val="1F3864"/>
+                <w:sz w:val="16"/>
+                <w:szCs w:val="16"/>
+              </w:rPr>
+              <w:t xml:space="preserve">📹 VIDEO:</w:t>
+            </w:r>
+          </w:p>
+          <w:p>
+            <w:pPr>
+              <w:spacing w:after="20" w:before="0"/>
+            </w:pPr>
+            <w:hyperlink w:history="1" r:id="rIdiin9jd2cbhnls2sir7mzu">
+              <w:r>
+                <w:rPr>
+                  <w:rFonts w:ascii="Arial" w:cs="Arial" w:eastAsia="Arial" w:hAnsi="Arial"/>
+                  <w:color w:val="2E75B6"/>
+                  <w:sz w:val="16"/>
+                  <w:szCs w:val="16"/>
+                  <w:u w:val="single" w:color="2E75B6"/>
+                </w:rPr>
+                <w:t xml:space="preserve">Area of Sectors and Segments Principles - Basic</w:t>
+              </w:r>
+            </w:hyperlink>
+          </w:p>
+          <w:p>
+            <w:pPr>
+              <w:spacing w:after="10" w:before="0"/>
+              <w:ind w:left="120"/>
+            </w:pPr>
+            <w:r>
+              <w:rPr>
+                <w:rFonts w:ascii="Arial" w:cs="Arial" w:eastAsia="Arial" w:hAnsi="Arial"/>
+                <w:color w:val="595959"/>
+                <w:sz w:val="14"/>
+                <w:szCs w:val="14"/>
+              </w:rPr>
+              <w:t xml:space="preserve">Source: CK-12</w:t>
+            </w:r>
+          </w:p>
+          <w:p>
+            <w:pPr>
+              <w:spacing w:after="10" w:before="0"/>
+              <w:ind w:left="120"/>
+            </w:pPr>
+            <w:hyperlink w:history="1" r:id="rIdsuenqttl75coarhgyoeeb">
+              <w:r>
+                <w:rPr>
+                  <w:rFonts w:ascii="Arial" w:cs="Arial" w:eastAsia="Arial" w:hAnsi="Arial"/>
+                  <w:color w:val="595959"/>
+                  <w:sz w:val="14"/>
+                  <w:szCs w:val="14"/>
+                  <w:u w:val="single" w:color="595959"/>
+                </w:rPr>
+                <w:t xml:space="preserve">🔍 Search ARES for similar videos</w:t>
+              </w:r>
+            </w:hyperlink>
+          </w:p>
+          <w:p>
+            <w:pPr>
+              <w:spacing w:after="40" w:before="0"/>
+            </w:pPr>
+            <w:r>
+              <w:rPr>
+                <w:sz w:val="14"/>
+                <w:szCs w:val="14"/>
+              </w:rPr>
+              <w:t xml:space="preserve"/>
+            </w:r>
+          </w:p>
+          <w:p>
+            <w:pPr>
+              <w:spacing w:after="20" w:before="0"/>
+            </w:pPr>
+            <w:r>
+              <w:rPr>
+                <w:rFonts w:ascii="Arial" w:cs="Arial" w:eastAsia="Arial" w:hAnsi="Arial"/>
+                <w:b/>
+                <w:bCs/>
+                <w:color w:val="1F3864"/>
+                <w:sz w:val="16"/>
+                <w:szCs w:val="16"/>
+              </w:rPr>
+              <w:t xml:space="preserve">📖 EXERCISE:</w:t>
+            </w:r>
+          </w:p>
+          <w:p>
+            <w:pPr>
+              <w:spacing w:after="20" w:before="0"/>
+            </w:pPr>
+            <w:hyperlink w:history="1" r:id="rId6dcigxnzikbs9fmeaakyh">
               <w:r>
                 <w:rPr>
                   <w:rFonts w:ascii="Arial" w:cs="Arial" w:eastAsia="Arial" w:hAnsi="Arial"/>
@@ -21459,313 +21765,7 @@
               <w:spacing w:after="10" w:before="0"/>
               <w:ind w:left="120"/>
             </w:pPr>
-            <w:hyperlink w:history="1" r:id="rIdabmfie7fjywvo50bw6cia">
-              <w:r>
-                <w:rPr>
-                  <w:rFonts w:ascii="Arial" w:cs="Arial" w:eastAsia="Arial" w:hAnsi="Arial"/>
-                  <w:color w:val="595959"/>
-                  <w:sz w:val="14"/>
-                  <w:szCs w:val="14"/>
-                  <w:u w:val="single" w:color="595959"/>
-                </w:rPr>
-                <w:t xml:space="preserve">🔍 Search ARES for similar readings</w:t>
-              </w:r>
-            </w:hyperlink>
-          </w:p>
-        </w:tc>
-        <w:tc>
-          <w:tcPr>
-            <w:tcW w:type="dxa" w:w="3040"/>
-            <w:shd w:fill="FFFFFF" w:color="auto" w:val="clear"/>
-            <w:tcMar>
-              <w:top w:type="dxa" w:w="60"/>
-              <w:left w:type="dxa" w:w="120"/>
-              <w:bottom w:type="dxa" w:w="60"/>
-              <w:right w:type="dxa" w:w="120"/>
-            </w:tcMar>
-            <w:vAlign w:val="top"/>
-          </w:tcPr>
-          <w:p>
-            <w:pPr>
-              <w:spacing w:after="40" w:before="0"/>
-              <w:jc w:val="left"/>
-            </w:pPr>
-            <w:r>
-              <w:rPr>
-                <w:rFonts w:ascii="Arial" w:cs="Arial" w:eastAsia="Arial" w:hAnsi="Arial"/>
-                <w:b w:val="false"/>
-                <w:bCs w:val="false"/>
-                <w:i w:val="false"/>
-                <w:iCs w:val="false"/>
-                <w:color w:val="000000"/>
-                <w:sz w:val="18"/>
-                <w:szCs w:val="18"/>
-              </w:rPr>
-              <w:t xml:space="preserve">Each learner receives two sticky notes (different colours). On the first (green): they write one new thing they can now confidently do that they could not do at the start of the lesson (e.g., 'I can decompose a composite shape into named sub-regions and apply two formulae in sequence'). On the second (orange): they write one remaining question or uncertainty about applying circle-part formulae in real life (e.g., 'I still wonder — how do engineers handle regions where three circles overlap?'). Learners post both notes on the class Driving Question Board under the column 'Lesson 7 — Multi-Step Problems'. The teacher reads three orange notes aloud and asks: 'Will our final lesson be able to answer any of these?' Learners indicate with a thumbs-up/thumbs-down.</w:t>
-            </w:r>
-          </w:p>
-        </w:tc>
-        <w:tc>
-          <w:tcPr>
-            <w:tcW w:type="dxa" w:w="3040"/>
-            <w:shd w:fill="F2F2F2" w:color="auto" w:val="clear"/>
-            <w:tcMar>
-              <w:top w:type="dxa" w:w="60"/>
-              <w:left w:type="dxa" w:w="120"/>
-              <w:bottom w:type="dxa" w:w="60"/>
-              <w:right w:type="dxa" w:w="120"/>
-            </w:tcMar>
-            <w:vAlign w:val="top"/>
-          </w:tcPr>
-          <w:p>
-            <w:pPr>
-              <w:spacing w:after="40" w:before="0"/>
-              <w:jc w:val="left"/>
-            </w:pPr>
-            <w:r>
-              <w:rPr>
-                <w:rFonts w:ascii="Arial" w:cs="Arial" w:eastAsia="Arial" w:hAnsi="Arial"/>
-                <w:b w:val="false"/>
-                <w:bCs w:val="false"/>
-                <w:i w:val="false"/>
-                <w:iCs w:val="false"/>
-                <w:color w:val="000000"/>
-                <w:sz w:val="18"/>
-                <w:szCs w:val="18"/>
-              </w:rPr>
-              <w:t xml:space="preserve">Distribute sticky notes and say: 'You have 3 minutes — individual thinking, no sharing yet.' After writing, direct learners to the DQB and say: 'Green notes go under WHAT I CAN NOW DO. Orange notes go under WHAT I STILL WONDER.' Once posted, read three orange notes selected from different corners of the board (to ensure range). For each, ask the class: 'On a scale of one to five fingers, how many of you share this question?' Count fingers. Say: 'These are exactly the questions a real engineer would ask before signing off on a design. In Lesson 8 we will tackle the hardest of these in a formal assessment context.' Point explicitly to the DQB column for Lesson 8 and say: 'Your orange notes are helping us design that final lesson together.'</w:t>
-            </w:r>
-          </w:p>
-        </w:tc>
-        <w:tc>
-          <w:tcPr>
-            <w:tcW w:type="dxa" w:w="3040"/>
-            <w:shd w:fill="FFFFFF" w:color="auto" w:val="clear"/>
-            <w:tcMar>
-              <w:top w:type="dxa" w:w="60"/>
-              <w:left w:type="dxa" w:w="120"/>
-              <w:bottom w:type="dxa" w:w="60"/>
-              <w:right w:type="dxa" w:w="120"/>
-            </w:tcMar>
-            <w:vAlign w:val="top"/>
-          </w:tcPr>
-          <w:p>
-            <w:pPr>
-              <w:spacing w:after="40" w:before="0"/>
-              <w:jc w:val="left"/>
-            </w:pPr>
-            <w:r>
-              <w:rPr>
-                <w:rFonts w:ascii="Arial" w:cs="Arial" w:eastAsia="Arial" w:hAnsi="Arial"/>
-                <w:b w:val="false"/>
-                <w:bCs w:val="false"/>
-                <w:i w:val="false"/>
-                <w:iCs w:val="false"/>
-                <w:color w:val="000000"/>
-                <w:sz w:val="18"/>
-                <w:szCs w:val="18"/>
-              </w:rPr>
-              <w:t xml:space="preserve">Two-Colour DQB Protocol (Can Do / Still Wonder): Separating 'confidence' notes from 'uncertainty' notes gives learners a structured metacognitive routine that distinguishes consolidated knowledge from open questions. This directly mirrors scientific practice — a researcher distinguishes findings from future research questions. For the phenomenon, it positions learners as genuine co-investigators: their orange-note questions about three-circle overlaps or irregular-sector boundaries are authentic extensions of the farmer's planning challenge, reinforcing that mathematics is an open, growing tool rather than a closed list of procedures.</w:t>
-            </w:r>
-          </w:p>
-        </w:tc>
-        <w:tc>
-          <w:tcPr>
-            <w:tcW w:type="dxa" w:w="3040"/>
-            <w:shd w:fill="F2F2F2" w:color="auto" w:val="clear"/>
-            <w:tcMar>
-              <w:top w:type="dxa" w:w="60"/>
-              <w:left w:type="dxa" w:w="120"/>
-              <w:bottom w:type="dxa" w:w="60"/>
-              <w:right w:type="dxa" w:w="120"/>
-            </w:tcMar>
-            <w:vAlign w:val="top"/>
-          </w:tcPr>
-          <w:p>
-            <w:pPr>
-              <w:spacing w:after="40" w:before="0"/>
-              <w:jc w:val="left"/>
-            </w:pPr>
-            <w:r>
-              <w:rPr>
-                <w:rFonts w:ascii="Arial" w:cs="Arial" w:eastAsia="Arial" w:hAnsi="Arial"/>
-                <w:b w:val="false"/>
-                <w:bCs w:val="false"/>
-                <w:i w:val="false"/>
-                <w:iCs w:val="false"/>
-                <w:color w:val="000000"/>
-                <w:sz w:val="18"/>
-                <w:szCs w:val="18"/>
-              </w:rPr>
-              <w:t xml:space="preserve">Observable indicators: (1) Every learner posts at least one green and one orange note (100% participation check — teacher counts posted notes vs. learner count). (2) Green notes reference a specific formula or skill (not vague statements like 'I learned a lot'). (3) Orange notes are framed as genuine mathematical or real-life questions, not complaints. If a learner's green note is vague, teacher prompts quietly: 'Name the formula you used today that you couldn't use last week.'</w:t>
-            </w:r>
-          </w:p>
-        </w:tc>
-      </w:tr>
-      <w:tr>
-        <w:tc>
-          <w:tcPr>
-            <w:tcW w:type="dxa" w:w="1520"/>
-            <w:shd w:fill="D5E8F0" w:color="auto" w:val="clear"/>
-            <w:tcMar>
-              <w:top w:type="dxa" w:w="60"/>
-              <w:left w:type="dxa" w:w="120"/>
-              <w:bottom w:type="dxa" w:w="60"/>
-              <w:right w:type="dxa" w:w="120"/>
-            </w:tcMar>
-            <w:vAlign w:val="top"/>
-          </w:tcPr>
-          <w:p>
-            <w:pPr>
-              <w:spacing w:after="40" w:before="0"/>
-              <w:jc w:val="left"/>
-            </w:pPr>
-            <w:r>
-              <w:rPr>
-                <w:rFonts w:ascii="Arial" w:cs="Arial" w:eastAsia="Arial" w:hAnsi="Arial"/>
-                <w:b/>
-                <w:bCs/>
-                <w:i w:val="false"/>
-                <w:iCs w:val="false"/>
-                <w:color w:val="000000"/>
-                <w:sz w:val="18"/>
-                <w:szCs w:val="18"/>
-              </w:rPr>
-              <w:t xml:space="preserve">Model Building Phase</w:t>
-            </w:r>
-          </w:p>
-          <w:p>
-            <w:pPr>
-              <w:spacing w:after="20" w:before="0"/>
-            </w:pPr>
-            <w:r>
-              <w:rPr>
-                <w:rFonts w:ascii="Arial" w:cs="Arial" w:eastAsia="Arial" w:hAnsi="Arial"/>
-                <w:b/>
-                <w:bCs/>
-                <w:color w:val="1F3864"/>
-                <w:sz w:val="16"/>
-                <w:szCs w:val="16"/>
-              </w:rPr>
-              <w:t xml:space="preserve">📹 VIDEO:</w:t>
-            </w:r>
-          </w:p>
-          <w:p>
-            <w:pPr>
-              <w:spacing w:after="20" w:before="0"/>
-            </w:pPr>
-            <w:hyperlink w:history="1" r:id="rIdnklnplppw25cxufnhhlx_">
-              <w:r>
-                <w:rPr>
-                  <w:rFonts w:ascii="Arial" w:cs="Arial" w:eastAsia="Arial" w:hAnsi="Arial"/>
-                  <w:color w:val="2E75B6"/>
-                  <w:sz w:val="16"/>
-                  <w:szCs w:val="16"/>
-                  <w:u w:val="single" w:color="2E75B6"/>
-                </w:rPr>
-                <w:t xml:space="preserve">Area of Sectors and Segments Principles - Basic</w:t>
-              </w:r>
-            </w:hyperlink>
-          </w:p>
-          <w:p>
-            <w:pPr>
-              <w:spacing w:after="10" w:before="0"/>
-              <w:ind w:left="120"/>
-            </w:pPr>
-            <w:r>
-              <w:rPr>
-                <w:rFonts w:ascii="Arial" w:cs="Arial" w:eastAsia="Arial" w:hAnsi="Arial"/>
-                <w:color w:val="595959"/>
-                <w:sz w:val="14"/>
-                <w:szCs w:val="14"/>
-              </w:rPr>
-              <w:t xml:space="preserve">Source: CK-12</w:t>
-            </w:r>
-          </w:p>
-          <w:p>
-            <w:pPr>
-              <w:spacing w:after="10" w:before="0"/>
-              <w:ind w:left="120"/>
-            </w:pPr>
-            <w:hyperlink w:history="1" r:id="rIdr89em6vfe-heflp0lykrp">
-              <w:r>
-                <w:rPr>
-                  <w:rFonts w:ascii="Arial" w:cs="Arial" w:eastAsia="Arial" w:hAnsi="Arial"/>
-                  <w:color w:val="595959"/>
-                  <w:sz w:val="14"/>
-                  <w:szCs w:val="14"/>
-                  <w:u w:val="single" w:color="595959"/>
-                </w:rPr>
-                <w:t xml:space="preserve">🔍 Search ARES for similar videos</w:t>
-              </w:r>
-            </w:hyperlink>
-          </w:p>
-          <w:p>
-            <w:pPr>
-              <w:spacing w:after="40" w:before="0"/>
-            </w:pPr>
-            <w:r>
-              <w:rPr>
-                <w:sz w:val="14"/>
-                <w:szCs w:val="14"/>
-              </w:rPr>
-              <w:t xml:space="preserve"/>
-            </w:r>
-          </w:p>
-          <w:p>
-            <w:pPr>
-              <w:spacing w:after="20" w:before="0"/>
-            </w:pPr>
-            <w:r>
-              <w:rPr>
-                <w:rFonts w:ascii="Arial" w:cs="Arial" w:eastAsia="Arial" w:hAnsi="Arial"/>
-                <w:b/>
-                <w:bCs/>
-                <w:color w:val="1F3864"/>
-                <w:sz w:val="16"/>
-                <w:szCs w:val="16"/>
-              </w:rPr>
-              <w:t xml:space="preserve">📖 HTML:</w:t>
-            </w:r>
-          </w:p>
-          <w:p>
-            <w:pPr>
-              <w:spacing w:after="20" w:before="0"/>
-            </w:pPr>
-            <w:hyperlink w:history="1" r:id="rIdbhy3zpn7pviryeug20pf8">
-              <w:r>
-                <w:rPr>
-                  <w:rFonts w:ascii="Arial" w:cs="Arial" w:eastAsia="Arial" w:hAnsi="Arial"/>
-                  <w:color w:val="2E75B6"/>
-                  <w:sz w:val="16"/>
-                  <w:szCs w:val="16"/>
-                  <w:u w:val="single" w:color="2E75B6"/>
-                </w:rPr>
-                <w:t xml:space="preserve">Area of a Sector (Flexbook)</w:t>
-              </w:r>
-            </w:hyperlink>
-          </w:p>
-          <w:p>
-            <w:pPr>
-              <w:spacing w:after="10" w:before="0"/>
-              <w:ind w:left="120"/>
-            </w:pPr>
-            <w:r>
-              <w:rPr>
-                <w:rFonts w:ascii="Arial" w:cs="Arial" w:eastAsia="Arial" w:hAnsi="Arial"/>
-                <w:color w:val="595959"/>
-                <w:sz w:val="14"/>
-                <w:szCs w:val="14"/>
-              </w:rPr>
-              <w:t xml:space="preserve">Source: CK-12</w:t>
-            </w:r>
-          </w:p>
-          <w:p>
-            <w:pPr>
-              <w:spacing w:after="10" w:before="0"/>
-              <w:ind w:left="120"/>
-            </w:pPr>
-            <w:hyperlink w:history="1" r:id="rIdip7quyptqjynx6aydbcjw">
+            <w:hyperlink w:history="1" r:id="rIdxkrgyyehflnwf3occ5pha">
               <w:r>
                 <w:rPr>
                   <w:rFonts w:ascii="Arial" w:cs="Arial" w:eastAsia="Arial" w:hAnsi="Arial"/>
@@ -23487,7 +23487,7 @@
               <w:spacing w:after="10" w:before="0"/>
               <w:ind w:left="120"/>
             </w:pPr>
-            <w:hyperlink w:history="1" r:id="rIdqdlf-evrgvg-xtgbhewjd">
+            <w:hyperlink w:history="1" r:id="rIdzbihbxdjahaag9b0uyuiv">
               <w:r>
                 <w:rPr>
                   <w:rFonts w:ascii="Arial" w:cs="Arial" w:eastAsia="Arial" w:hAnsi="Arial"/>
@@ -23564,7 +23564,7 @@
               <w:spacing w:after="10" w:before="0"/>
               <w:ind w:left="120"/>
             </w:pPr>
-            <w:hyperlink w:history="1" r:id="rIdy67xp5q62kvgd7jogdovz">
+            <w:hyperlink w:history="1" r:id="rIdaquaavvwj1fpve0ox3rql">
               <w:r>
                 <w:rPr>
                   <w:rFonts w:ascii="Arial" w:cs="Arial" w:eastAsia="Arial" w:hAnsi="Arial"/>
@@ -23791,7 +23791,7 @@
               <w:spacing w:after="10" w:before="0"/>
               <w:ind w:left="120"/>
             </w:pPr>
-            <w:hyperlink w:history="1" r:id="rIdmkhgnqwpdn4-wzdicomva">
+            <w:hyperlink w:history="1" r:id="rIdklihod5rsakrspaphet3y">
               <w:r>
                 <w:rPr>
                   <w:rFonts w:ascii="Arial" w:cs="Arial" w:eastAsia="Arial" w:hAnsi="Arial"/>
@@ -23868,7 +23868,7 @@
               <w:spacing w:after="10" w:before="0"/>
               <w:ind w:left="120"/>
             </w:pPr>
-            <w:hyperlink w:history="1" r:id="rId3nnq4x2dv1nzeinypn1rv">
+            <w:hyperlink w:history="1" r:id="rIde9bj2ciga8kz6kgokoasx">
               <w:r>
                 <w:rPr>
                   <w:rFonts w:ascii="Arial" w:cs="Arial" w:eastAsia="Arial" w:hAnsi="Arial"/>
@@ -24095,7 +24095,7 @@
               <w:spacing w:after="10" w:before="0"/>
               <w:ind w:left="120"/>
             </w:pPr>
-            <w:hyperlink w:history="1" r:id="rIdqj_g0hnt5g5rrgjv6qfvd">
+            <w:hyperlink w:history="1" r:id="rIdtgb03a4793qmexcjwf7fc">
               <w:r>
                 <w:rPr>
                   <w:rFonts w:ascii="Arial" w:cs="Arial" w:eastAsia="Arial" w:hAnsi="Arial"/>
@@ -24172,7 +24172,7 @@
               <w:spacing w:after="10" w:before="0"/>
               <w:ind w:left="120"/>
             </w:pPr>
-            <w:hyperlink w:history="1" r:id="rIdvmqg45vo6isgwmlygaa5-">
+            <w:hyperlink w:history="1" r:id="rIdvkmvzvmxzkxefi4mcfzak">
               <w:r>
                 <w:rPr>
                   <w:rFonts w:ascii="Arial" w:cs="Arial" w:eastAsia="Arial" w:hAnsi="Arial"/>
@@ -24399,7 +24399,7 @@
               <w:spacing w:after="10" w:before="0"/>
               <w:ind w:left="120"/>
             </w:pPr>
-            <w:hyperlink w:history="1" r:id="rId2ofswok481_fxoevqzynu">
+            <w:hyperlink w:history="1" r:id="rIdjabh6oounau1m35l-9now">
               <w:r>
                 <w:rPr>
                   <w:rFonts w:ascii="Arial" w:cs="Arial" w:eastAsia="Arial" w:hAnsi="Arial"/>
@@ -24476,7 +24476,7 @@
               <w:spacing w:after="10" w:before="0"/>
               <w:ind w:left="120"/>
             </w:pPr>
-            <w:hyperlink w:history="1" r:id="rIdbxklt0jzgsexnmywzup3w">
+            <w:hyperlink w:history="1" r:id="rIdhthw263abvsc6asotqw2z">
               <w:r>
                 <w:rPr>
                   <w:rFonts w:ascii="Arial" w:cs="Arial" w:eastAsia="Arial" w:hAnsi="Arial"/>
@@ -24703,7 +24703,7 @@
               <w:spacing w:after="10" w:before="0"/>
               <w:ind w:left="120"/>
             </w:pPr>
-            <w:hyperlink w:history="1" r:id="rIdytcjq4rzxxvz-e5rn9hnv">
+            <w:hyperlink w:history="1" r:id="rIderdnu_ullc6g4drfvqilr">
               <w:r>
                 <w:rPr>
                   <w:rFonts w:ascii="Arial" w:cs="Arial" w:eastAsia="Arial" w:hAnsi="Arial"/>
@@ -24780,7 +24780,7 @@
               <w:spacing w:after="10" w:before="0"/>
               <w:ind w:left="120"/>
             </w:pPr>
-            <w:hyperlink w:history="1" r:id="rIdglp3dqkbpv3xcguwoe_wj">
+            <w:hyperlink w:history="1" r:id="rIdz7a0qg0j0-27vncv4qi_j">
               <w:r>
                 <w:rPr>
                   <w:rFonts w:ascii="Arial" w:cs="Arial" w:eastAsia="Arial" w:hAnsi="Arial"/>

--- a/data/outputs/v2/Core_Mathematics/SS2.6_Area_of_a_Part_of_a_Circle/Core_Mathematics_Area_of_a_Part_of_a_Circle_CBE_LessonSequence.docx
+++ b/data/outputs/v2/Core_Mathematics/SS2.6_Area_of_a_Part_of_a_Circle/Core_Mathematics_Area_of_a_Part_of_a_Circle_CBE_LessonSequence.docx
@@ -42,6 +42,177 @@
     </w:p>
     <w:p>
       <w:pPr>
+        <w:spacing w:after="80" w:before="120"/>
+      </w:pPr>
+      <w:r>
+        <w:rPr>
+          <w:rFonts w:ascii="Arial" w:cs="Arial" w:eastAsia="Arial" w:hAnsi="Arial"/>
+          <w:b/>
+          <w:bCs/>
+          <w:color w:val="1F3864"/>
+          <w:sz w:val="20"/>
+          <w:szCs w:val="20"/>
+        </w:rPr>
+        <w:t xml:space="preserve">ATTRIBUTION AND LICENSING</w:t>
+      </w:r>
+    </w:p>
+    <w:p>
+      <w:pPr>
+        <w:spacing w:after="60" w:before="0"/>
+      </w:pPr>
+      <w:r>
+        <w:rPr>
+          <w:rFonts w:ascii="Arial" w:cs="Arial" w:eastAsia="Arial" w:hAnsi="Arial"/>
+          <w:b/>
+          <w:bCs/>
+          <w:sz w:val="17"/>
+          <w:szCs w:val="17"/>
+        </w:rPr>
+        <w:t xml:space="preserve">Curriculum Alignment: </w:t>
+      </w:r>
+      <w:r>
+        <w:rPr>
+          <w:rFonts w:ascii="Arial" w:cs="Arial" w:eastAsia="Arial" w:hAnsi="Arial"/>
+          <w:sz w:val="17"/>
+          <w:szCs w:val="17"/>
+        </w:rPr>
+        <w:t xml:space="preserve">Structured in pedagogical alignment with the competence-based curriculum format and learning outcomes established by the Kenya Institute of Curriculum Development (KICD). This material is independently developed and is not officially endorsed or published by KICD.</w:t>
+      </w:r>
+    </w:p>
+    <w:p>
+      <w:pPr>
+        <w:spacing w:after="60" w:before="0"/>
+      </w:pPr>
+      <w:r>
+        <w:rPr>
+          <w:rFonts w:ascii="Arial" w:cs="Arial" w:eastAsia="Arial" w:hAnsi="Arial"/>
+          <w:b/>
+          <w:bCs/>
+          <w:sz w:val="17"/>
+          <w:szCs w:val="17"/>
+        </w:rPr>
+        <w:t xml:space="preserve">Content &amp; Pedagogy: </w:t>
+      </w:r>
+      <w:r>
+        <w:rPr>
+          <w:rFonts w:ascii="Arial" w:cs="Arial" w:eastAsia="Arial" w:hAnsi="Arial"/>
+          <w:sz w:val="17"/>
+          <w:szCs w:val="17"/>
+        </w:rPr>
+        <w:t xml:space="preserve">Developed and adapted by the educator team at SeaVuria (registered 501(c)(3) in the United States and registered NGO in Kenya, No. 872-850A-BF11), who designed the pedagogical framework, lesson templates and exemplar lessons on which this material is based.</w:t>
+      </w:r>
+    </w:p>
+    <w:p>
+      <w:pPr>
+        <w:spacing w:after="60" w:before="0"/>
+      </w:pPr>
+      <w:r>
+        <w:rPr>
+          <w:rFonts w:ascii="Arial" w:cs="Arial" w:eastAsia="Arial" w:hAnsi="Arial"/>
+          <w:b/>
+          <w:bCs/>
+          <w:sz w:val="17"/>
+          <w:szCs w:val="17"/>
+        </w:rPr>
+        <w:t xml:space="preserve">Production &amp; Layout: </w:t>
+      </w:r>
+      <w:r>
+        <w:rPr>
+          <w:rFonts w:ascii="Arial" w:cs="Arial" w:eastAsia="Arial" w:hAnsi="Arial"/>
+          <w:sz w:val="17"/>
+          <w:szCs w:val="17"/>
+        </w:rPr>
+        <w:t xml:space="preserve">Educational design and curriculum sequencing by SeaVuria. Technical layout, structural formatting, and digital optimization/implementation executed in partnership with ARES Education (registered 501(c)(3) in the United States and Canada (as Afretech Aid) and registered NGO in Kenya), with lesson drafting and compilation assisted by AI (Claude, Anthropic).</w:t>
+      </w:r>
+    </w:p>
+    <w:p>
+      <w:pPr>
+        <w:pBdr>
+          <w:bottom w:val="single" w:color="1F3864" w:sz="6" w:space="6"/>
+        </w:pBdr>
+        <w:spacing w:after="60" w:before="0"/>
+      </w:pPr>
+      <w:r>
+        <w:rPr>
+          <w:rFonts w:ascii="Arial" w:cs="Arial" w:eastAsia="Arial" w:hAnsi="Arial"/>
+          <w:b/>
+          <w:bCs/>
+          <w:sz w:val="17"/>
+          <w:szCs w:val="17"/>
+        </w:rPr>
+        <w:t xml:space="preserve">Licensing &amp; Copyright: </w:t>
+      </w:r>
+      <w:r>
+        <w:rPr>
+          <w:rFonts w:ascii="Arial" w:cs="Arial" w:eastAsia="Arial" w:hAnsi="Arial"/>
+          <w:sz w:val="17"/>
+          <w:szCs w:val="17"/>
+        </w:rPr>
+        <w:t xml:space="preserve">© 2026 SeaVuria and ARES. This work is licensed under a </w:t>
+      </w:r>
+      <w:hyperlink w:history="1" r:id="rIdfmkipas2vx53hxysexfoz">
+        <w:r>
+          <w:rPr>
+            <w:rFonts w:ascii="Arial" w:cs="Arial" w:eastAsia="Arial" w:hAnsi="Arial"/>
+            <w:color w:val="1F6B75"/>
+            <w:sz w:val="17"/>
+            <w:szCs w:val="17"/>
+            <w:u w:val="single" w:color="1F6B75"/>
+          </w:rPr>
+          <w:t xml:space="preserve">Creative Commons Attribution-NonCommercial 4.0 International License</w:t>
+        </w:r>
+      </w:hyperlink>
+      <w:r>
+        <w:rPr>
+          <w:rFonts w:ascii="Arial" w:cs="Arial" w:eastAsia="Arial" w:hAnsi="Arial"/>
+          <w:sz w:val="17"/>
+          <w:szCs w:val="17"/>
+        </w:rPr>
+        <w:t xml:space="preserve"> (</w:t>
+      </w:r>
+      <w:hyperlink w:history="1" r:id="rIduogxrnygxrzxeq8agehhl">
+        <w:r>
+          <w:rPr>
+            <w:rFonts w:ascii="Arial" w:cs="Arial" w:eastAsia="Arial" w:hAnsi="Arial"/>
+            <w:color w:val="1F6B75"/>
+            <w:sz w:val="17"/>
+            <w:szCs w:val="17"/>
+            <w:u w:val="single" w:color="1F6B75"/>
+          </w:rPr>
+          <w:t xml:space="preserve">CC BY-NC 4.0</w:t>
+        </w:r>
+      </w:hyperlink>
+      <w:r>
+        <w:rPr>
+          <w:rFonts w:ascii="Arial" w:cs="Arial" w:eastAsia="Arial" w:hAnsi="Arial"/>
+          <w:sz w:val="17"/>
+          <w:szCs w:val="17"/>
+        </w:rPr>
+        <w:t xml:space="preserve">). To view a copy of this license, visit </w:t>
+      </w:r>
+      <w:hyperlink w:history="1" r:id="rIdroh7dczqyxm5zikrom3c6">
+        <w:r>
+          <w:rPr>
+            <w:rFonts w:ascii="Arial" w:cs="Arial" w:eastAsia="Arial" w:hAnsi="Arial"/>
+            <w:color w:val="1F6B75"/>
+            <w:sz w:val="17"/>
+            <w:szCs w:val="17"/>
+            <w:u w:val="single" w:color="1F6B75"/>
+          </w:rPr>
+          <w:t xml:space="preserve">https://creativecommons.org/licenses/by-nc/4.0/</w:t>
+        </w:r>
+      </w:hyperlink>
+      <w:r>
+        <w:rPr>
+          <w:rFonts w:ascii="Arial" w:cs="Arial" w:eastAsia="Arial" w:hAnsi="Arial"/>
+          <w:sz w:val="17"/>
+          <w:szCs w:val="17"/>
+        </w:rPr>
+        <w:t xml:space="preserve">. You are free to copy, redistribute, and adapt this material in any medium or format, provided appropriate credit is given and the material is not used for commercial purposes. KICD learning outcomes and curriculum designations reproduced here for alignment purposes remain the property of KICD and are not covered by this license. Linked external resources (e.g. CK-12, Khan Academy, PhET) are subject to their own licenses.</w:t>
+      </w:r>
+    </w:p>
+    <w:p>
+      <w:pPr>
         <w:spacing w:after="120"/>
       </w:pPr>
       <w:r>
@@ -3221,7 +3392,7 @@
               <w:spacing w:after="10" w:before="0"/>
               <w:ind w:left="120"/>
             </w:pPr>
-            <w:hyperlink w:history="1" r:id="rIdwxmsgfllvlxdhedom5-n0">
+            <w:hyperlink w:history="1" r:id="rIdqipku_zomgs8h2svorlfd">
               <w:r>
                 <w:rPr>
                   <w:rFonts w:ascii="Arial" w:cs="Arial" w:eastAsia="Arial" w:hAnsi="Arial"/>
@@ -3298,7 +3469,7 @@
               <w:spacing w:after="10" w:before="0"/>
               <w:ind w:left="120"/>
             </w:pPr>
-            <w:hyperlink w:history="1" r:id="rIdej3idy5u3tqg7uebis2nk">
+            <w:hyperlink w:history="1" r:id="rIdo10kjsqysueiturjup_tm">
               <w:r>
                 <w:rPr>
                   <w:rFonts w:ascii="Arial" w:cs="Arial" w:eastAsia="Arial" w:hAnsi="Arial"/>
@@ -3525,7 +3696,7 @@
               <w:spacing w:after="10" w:before="0"/>
               <w:ind w:left="120"/>
             </w:pPr>
-            <w:hyperlink w:history="1" r:id="rId5dvdylkewrs6zdiejefar">
+            <w:hyperlink w:history="1" r:id="rIdafutbjhllzbsihjgxwcr9">
               <w:r>
                 <w:rPr>
                   <w:rFonts w:ascii="Arial" w:cs="Arial" w:eastAsia="Arial" w:hAnsi="Arial"/>
@@ -3602,7 +3773,7 @@
               <w:spacing w:after="10" w:before="0"/>
               <w:ind w:left="120"/>
             </w:pPr>
-            <w:hyperlink w:history="1" r:id="rIdikjwlvz4jxlfmx7ypmnz4">
+            <w:hyperlink w:history="1" r:id="rIdzf6jbvyjr8nxhkuu8imol">
               <w:r>
                 <w:rPr>
                   <w:rFonts w:ascii="Arial" w:cs="Arial" w:eastAsia="Arial" w:hAnsi="Arial"/>
@@ -3829,7 +4000,7 @@
               <w:spacing w:after="10" w:before="0"/>
               <w:ind w:left="120"/>
             </w:pPr>
-            <w:hyperlink w:history="1" r:id="rIdhajdwuiepaqmzw_96ou7q">
+            <w:hyperlink w:history="1" r:id="rIdvgtfrclq220fsdkghv3ln">
               <w:r>
                 <w:rPr>
                   <w:rFonts w:ascii="Arial" w:cs="Arial" w:eastAsia="Arial" w:hAnsi="Arial"/>
@@ -3906,7 +4077,7 @@
               <w:spacing w:after="10" w:before="0"/>
               <w:ind w:left="120"/>
             </w:pPr>
-            <w:hyperlink w:history="1" r:id="rIdetsutxoh1zbtevul0v8nw">
+            <w:hyperlink w:history="1" r:id="rIdyd3n1ly3ebmk4lou_dagx">
               <w:r>
                 <w:rPr>
                   <w:rFonts w:ascii="Arial" w:cs="Arial" w:eastAsia="Arial" w:hAnsi="Arial"/>
@@ -4133,7 +4304,7 @@
               <w:spacing w:after="10" w:before="0"/>
               <w:ind w:left="120"/>
             </w:pPr>
-            <w:hyperlink w:history="1" r:id="rIdxpx9kgg6lrlggjs6a0mnw">
+            <w:hyperlink w:history="1" r:id="rIdiunnmrup9ricyq6v2vv_n">
               <w:r>
                 <w:rPr>
                   <w:rFonts w:ascii="Arial" w:cs="Arial" w:eastAsia="Arial" w:hAnsi="Arial"/>
@@ -4210,7 +4381,7 @@
               <w:spacing w:after="10" w:before="0"/>
               <w:ind w:left="120"/>
             </w:pPr>
-            <w:hyperlink w:history="1" r:id="rIdnzj5qb0wbazqqfncf0owx">
+            <w:hyperlink w:history="1" r:id="rIdgj5ejtdnemi4mesdopetx">
               <w:r>
                 <w:rPr>
                   <w:rFonts w:ascii="Arial" w:cs="Arial" w:eastAsia="Arial" w:hAnsi="Arial"/>
@@ -4437,7 +4608,7 @@
               <w:spacing w:after="10" w:before="0"/>
               <w:ind w:left="120"/>
             </w:pPr>
-            <w:hyperlink w:history="1" r:id="rIdlr-pqxvhekdieghaq2uzr">
+            <w:hyperlink w:history="1" r:id="rIdisnn3a5n15e4oxu9trok_">
               <w:r>
                 <w:rPr>
                   <w:rFonts w:ascii="Arial" w:cs="Arial" w:eastAsia="Arial" w:hAnsi="Arial"/>
@@ -4514,7 +4685,7 @@
               <w:spacing w:after="10" w:before="0"/>
               <w:ind w:left="120"/>
             </w:pPr>
-            <w:hyperlink w:history="1" r:id="rIdy3vwd7_ye6emokcaw49if">
+            <w:hyperlink w:history="1" r:id="rIddkudirh_bfj2qkpfxzkh4">
               <w:r>
                 <w:rPr>
                   <w:rFonts w:ascii="Arial" w:cs="Arial" w:eastAsia="Arial" w:hAnsi="Arial"/>
@@ -5025,6 +5196,65 @@
         </w:tc>
       </w:tr>
     </w:tbl>
+    <w:p>
+      <w:pPr>
+        <w:pBdr>
+          <w:top w:val="single" w:color="BBBBBB" w:sz="4" w:space="4"/>
+        </w:pBdr>
+        <w:spacing w:after="0" w:before="160"/>
+      </w:pPr>
+      <w:r>
+        <w:rPr>
+          <w:rFonts w:ascii="Arial" w:cs="Arial" w:eastAsia="Arial" w:hAnsi="Arial"/>
+          <w:color w:val="666666"/>
+          <w:sz w:val="14"/>
+          <w:szCs w:val="14"/>
+        </w:rPr>
+        <w:t xml:space="preserve">© 2026 SeaVuria and ARES. Aligned with KICD objectives. Developed by SeaVuria; technical implementation by ARES (with AI assistance from Claude). Licensed under </w:t>
+      </w:r>
+      <w:hyperlink w:history="1" r:id="rIdnypinaj_t6o-kwgq_ryy6">
+        <w:r>
+          <w:rPr>
+            <w:rFonts w:ascii="Arial" w:cs="Arial" w:eastAsia="Arial" w:hAnsi="Arial"/>
+            <w:color w:val="1F6B75"/>
+            <w:sz w:val="14"/>
+            <w:szCs w:val="14"/>
+            <w:u w:val="single" w:color="1F6B75"/>
+          </w:rPr>
+          <w:t xml:space="preserve">CC BY-NC 4.0</w:t>
+        </w:r>
+      </w:hyperlink>
+      <w:r>
+        <w:rPr>
+          <w:rFonts w:ascii="Arial" w:cs="Arial" w:eastAsia="Arial" w:hAnsi="Arial"/>
+          <w:color w:val="666666"/>
+          <w:sz w:val="14"/>
+          <w:szCs w:val="14"/>
+        </w:rPr>
+        <w:t xml:space="preserve"> (</w:t>
+      </w:r>
+      <w:hyperlink w:history="1" r:id="rIddfuqlb9wynwehvlcf2g6o">
+        <w:r>
+          <w:rPr>
+            <w:rFonts w:ascii="Arial" w:cs="Arial" w:eastAsia="Arial" w:hAnsi="Arial"/>
+            <w:color w:val="1F6B75"/>
+            <w:sz w:val="14"/>
+            <w:szCs w:val="14"/>
+            <w:u w:val="single" w:color="1F6B75"/>
+          </w:rPr>
+          <w:t xml:space="preserve">https://creativecommons.org/licenses/by-nc/4.0/</w:t>
+        </w:r>
+      </w:hyperlink>
+      <w:r>
+        <w:rPr>
+          <w:rFonts w:ascii="Arial" w:cs="Arial" w:eastAsia="Arial" w:hAnsi="Arial"/>
+          <w:color w:val="666666"/>
+          <w:sz w:val="14"/>
+          <w:szCs w:val="14"/>
+        </w:rPr>
+        <w:t xml:space="preserve">).</w:t>
+      </w:r>
+    </w:p>
     <w:p>
       <w:r>
         <w:br w:type="page"/>
@@ -6016,7 +6246,7 @@
             <w:pPr>
               <w:spacing w:after="20" w:before="0"/>
             </w:pPr>
-            <w:hyperlink w:history="1" r:id="rId_vezj7eclgnnmt9b_1e7h">
+            <w:hyperlink w:history="1" r:id="rIdkag6sszpofhidxrnne1my">
               <w:r>
                 <w:rPr>
                   <w:rFonts w:ascii="Arial" w:cs="Arial" w:eastAsia="Arial" w:hAnsi="Arial"/>
@@ -6049,7 +6279,7 @@
               <w:spacing w:after="10" w:before="0"/>
               <w:ind w:left="120"/>
             </w:pPr>
-            <w:hyperlink w:history="1" r:id="rIdurxefzypz7pdx_l0fz3ru">
+            <w:hyperlink w:history="1" r:id="rId44wwlrxwvhhyrrad53tno">
               <w:r>
                 <w:rPr>
                   <w:rFonts w:ascii="Arial" w:cs="Arial" w:eastAsia="Arial" w:hAnsi="Arial"/>
@@ -6094,7 +6324,7 @@
             <w:pPr>
               <w:spacing w:after="20" w:before="0"/>
             </w:pPr>
-            <w:hyperlink w:history="1" r:id="rIdmlmncfza7bnzduc3cykxn">
+            <w:hyperlink w:history="1" r:id="rIdimaosmnh-bkpkogoeroef">
               <w:r>
                 <w:rPr>
                   <w:rFonts w:ascii="Arial" w:cs="Arial" w:eastAsia="Arial" w:hAnsi="Arial"/>
@@ -6127,7 +6357,7 @@
               <w:spacing w:after="10" w:before="0"/>
               <w:ind w:left="120"/>
             </w:pPr>
-            <w:hyperlink w:history="1" r:id="rIdkwvbt_ejyi9d9aa3crue2">
+            <w:hyperlink w:history="1" r:id="rIdwyxcvouhboktkov7cqjmy">
               <w:r>
                 <w:rPr>
                   <w:rFonts w:ascii="Arial" w:cs="Arial" w:eastAsia="Arial" w:hAnsi="Arial"/>
@@ -6322,7 +6552,7 @@
             <w:pPr>
               <w:spacing w:after="20" w:before="0"/>
             </w:pPr>
-            <w:hyperlink w:history="1" r:id="rIdhadopx3entcnhgo6czxr7">
+            <w:hyperlink w:history="1" r:id="rIdql6760ktekmmsolis_byj">
               <w:r>
                 <w:rPr>
                   <w:rFonts w:ascii="Arial" w:cs="Arial" w:eastAsia="Arial" w:hAnsi="Arial"/>
@@ -6355,7 +6585,7 @@
               <w:spacing w:after="10" w:before="0"/>
               <w:ind w:left="120"/>
             </w:pPr>
-            <w:hyperlink w:history="1" r:id="rIdickk5aqzxscqrpwbk8mob">
+            <w:hyperlink w:history="1" r:id="rIdaivktc_xg78mdithkgdr3">
               <w:r>
                 <w:rPr>
                   <w:rFonts w:ascii="Arial" w:cs="Arial" w:eastAsia="Arial" w:hAnsi="Arial"/>
@@ -6400,7 +6630,7 @@
             <w:pPr>
               <w:spacing w:after="20" w:before="0"/>
             </w:pPr>
-            <w:hyperlink w:history="1" r:id="rIdve0bysi1g_5lpkcs4rwdh">
+            <w:hyperlink w:history="1" r:id="rIdkclnqvef7ejrrz_kr9nhn">
               <w:r>
                 <w:rPr>
                   <w:rFonts w:ascii="Arial" w:cs="Arial" w:eastAsia="Arial" w:hAnsi="Arial"/>
@@ -6433,7 +6663,7 @@
               <w:spacing w:after="10" w:before="0"/>
               <w:ind w:left="120"/>
             </w:pPr>
-            <w:hyperlink w:history="1" r:id="rIddbqscpy5iaha07ojyzerr">
+            <w:hyperlink w:history="1" r:id="rIdug-q5d1qparid6koicqzj">
               <w:r>
                 <w:rPr>
                   <w:rFonts w:ascii="Arial" w:cs="Arial" w:eastAsia="Arial" w:hAnsi="Arial"/>
@@ -6628,7 +6858,7 @@
             <w:pPr>
               <w:spacing w:after="20" w:before="0"/>
             </w:pPr>
-            <w:hyperlink w:history="1" r:id="rIdikeu-ubgnt-tuymgjzptp">
+            <w:hyperlink w:history="1" r:id="rIdzpjpatkdodzdsq1qvbw4s">
               <w:r>
                 <w:rPr>
                   <w:rFonts w:ascii="Arial" w:cs="Arial" w:eastAsia="Arial" w:hAnsi="Arial"/>
@@ -6661,7 +6891,7 @@
               <w:spacing w:after="10" w:before="0"/>
               <w:ind w:left="120"/>
             </w:pPr>
-            <w:hyperlink w:history="1" r:id="rIdxlgbl5k2gmeqnh21yhnzc">
+            <w:hyperlink w:history="1" r:id="rIda-tugm9v3fve6qdegdkdo">
               <w:r>
                 <w:rPr>
                   <w:rFonts w:ascii="Arial" w:cs="Arial" w:eastAsia="Arial" w:hAnsi="Arial"/>
@@ -6706,7 +6936,7 @@
             <w:pPr>
               <w:spacing w:after="20" w:before="0"/>
             </w:pPr>
-            <w:hyperlink w:history="1" r:id="rIdjwcedyffmw3o-xpaf7pbf">
+            <w:hyperlink w:history="1" r:id="rIdkechz5yjfkuqfsr_tx0t9">
               <w:r>
                 <w:rPr>
                   <w:rFonts w:ascii="Arial" w:cs="Arial" w:eastAsia="Arial" w:hAnsi="Arial"/>
@@ -6739,7 +6969,7 @@
               <w:spacing w:after="10" w:before="0"/>
               <w:ind w:left="120"/>
             </w:pPr>
-            <w:hyperlink w:history="1" r:id="rIdexgbezgg4pic9op_duq7x">
+            <w:hyperlink w:history="1" r:id="rIdmppivh5nisrk-wjoq5gug">
               <w:r>
                 <w:rPr>
                   <w:rFonts w:ascii="Arial" w:cs="Arial" w:eastAsia="Arial" w:hAnsi="Arial"/>
@@ -6934,7 +7164,7 @@
             <w:pPr>
               <w:spacing w:after="20" w:before="0"/>
             </w:pPr>
-            <w:hyperlink w:history="1" r:id="rIdzpkqmcefao5joaypvl01m">
+            <w:hyperlink w:history="1" r:id="rIdg9-viemqqiao4rzhu6g4c">
               <w:r>
                 <w:rPr>
                   <w:rFonts w:ascii="Arial" w:cs="Arial" w:eastAsia="Arial" w:hAnsi="Arial"/>
@@ -6967,7 +7197,7 @@
               <w:spacing w:after="10" w:before="0"/>
               <w:ind w:left="120"/>
             </w:pPr>
-            <w:hyperlink w:history="1" r:id="rIdzs9gnswmoiwub7a4cb44o">
+            <w:hyperlink w:history="1" r:id="rIdafwzlb5qtmyd6n5mbhhey">
               <w:r>
                 <w:rPr>
                   <w:rFonts w:ascii="Arial" w:cs="Arial" w:eastAsia="Arial" w:hAnsi="Arial"/>
@@ -7012,7 +7242,7 @@
             <w:pPr>
               <w:spacing w:after="20" w:before="0"/>
             </w:pPr>
-            <w:hyperlink w:history="1" r:id="rIdeo6kc9d4qu6x7wi1pg5qc">
+            <w:hyperlink w:history="1" r:id="rIdifv07jhcnz1-o2tk7fhgh">
               <w:r>
                 <w:rPr>
                   <w:rFonts w:ascii="Arial" w:cs="Arial" w:eastAsia="Arial" w:hAnsi="Arial"/>
@@ -7045,7 +7275,7 @@
               <w:spacing w:after="10" w:before="0"/>
               <w:ind w:left="120"/>
             </w:pPr>
-            <w:hyperlink w:history="1" r:id="rIdi2ghho9ozi5hsmjc0fe6y">
+            <w:hyperlink w:history="1" r:id="rId2d2gih7pblp8kxjgvflos">
               <w:r>
                 <w:rPr>
                   <w:rFonts w:ascii="Arial" w:cs="Arial" w:eastAsia="Arial" w:hAnsi="Arial"/>
@@ -7240,7 +7470,7 @@
             <w:pPr>
               <w:spacing w:after="20" w:before="0"/>
             </w:pPr>
-            <w:hyperlink w:history="1" r:id="rIdl6em8jo7xm2m0soy_ynoi">
+            <w:hyperlink w:history="1" r:id="rId8azxesu4c-po0hvkahldk">
               <w:r>
                 <w:rPr>
                   <w:rFonts w:ascii="Arial" w:cs="Arial" w:eastAsia="Arial" w:hAnsi="Arial"/>
@@ -7273,7 +7503,7 @@
               <w:spacing w:after="10" w:before="0"/>
               <w:ind w:left="120"/>
             </w:pPr>
-            <w:hyperlink w:history="1" r:id="rIdggcozpmak9ygkgkdflfxr">
+            <w:hyperlink w:history="1" r:id="rIdsfuhuniin9zbzgnx2kdq_">
               <w:r>
                 <w:rPr>
                   <w:rFonts w:ascii="Arial" w:cs="Arial" w:eastAsia="Arial" w:hAnsi="Arial"/>
@@ -7318,7 +7548,7 @@
             <w:pPr>
               <w:spacing w:after="20" w:before="0"/>
             </w:pPr>
-            <w:hyperlink w:history="1" r:id="rId-0-oyqb6wdashbsvtcrzv">
+            <w:hyperlink w:history="1" r:id="rIdtr6cex4enzg3ejbgsvtzd">
               <w:r>
                 <w:rPr>
                   <w:rFonts w:ascii="Arial" w:cs="Arial" w:eastAsia="Arial" w:hAnsi="Arial"/>
@@ -7351,7 +7581,7 @@
               <w:spacing w:after="10" w:before="0"/>
               <w:ind w:left="120"/>
             </w:pPr>
-            <w:hyperlink w:history="1" r:id="rIddbvqmi6zmh22wo2nlmd3c">
+            <w:hyperlink w:history="1" r:id="rIdh4uwvldjt6dl0rlxzaddm">
               <w:r>
                 <w:rPr>
                   <w:rFonts w:ascii="Arial" w:cs="Arial" w:eastAsia="Arial" w:hAnsi="Arial"/>
@@ -7847,6 +8077,65 @@
         </w:tc>
       </w:tr>
     </w:tbl>
+    <w:p>
+      <w:pPr>
+        <w:pBdr>
+          <w:top w:val="single" w:color="BBBBBB" w:sz="4" w:space="4"/>
+        </w:pBdr>
+        <w:spacing w:after="0" w:before="160"/>
+      </w:pPr>
+      <w:r>
+        <w:rPr>
+          <w:rFonts w:ascii="Arial" w:cs="Arial" w:eastAsia="Arial" w:hAnsi="Arial"/>
+          <w:color w:val="666666"/>
+          <w:sz w:val="14"/>
+          <w:szCs w:val="14"/>
+        </w:rPr>
+        <w:t xml:space="preserve">© 2026 SeaVuria and ARES. Aligned with KICD objectives. Developed by SeaVuria; technical implementation by ARES (with AI assistance from Claude). Licensed under </w:t>
+      </w:r>
+      <w:hyperlink w:history="1" r:id="rId5pcixaqha7-fbeppisp-h">
+        <w:r>
+          <w:rPr>
+            <w:rFonts w:ascii="Arial" w:cs="Arial" w:eastAsia="Arial" w:hAnsi="Arial"/>
+            <w:color w:val="1F6B75"/>
+            <w:sz w:val="14"/>
+            <w:szCs w:val="14"/>
+            <w:u w:val="single" w:color="1F6B75"/>
+          </w:rPr>
+          <w:t xml:space="preserve">CC BY-NC 4.0</w:t>
+        </w:r>
+      </w:hyperlink>
+      <w:r>
+        <w:rPr>
+          <w:rFonts w:ascii="Arial" w:cs="Arial" w:eastAsia="Arial" w:hAnsi="Arial"/>
+          <w:color w:val="666666"/>
+          <w:sz w:val="14"/>
+          <w:szCs w:val="14"/>
+        </w:rPr>
+        <w:t xml:space="preserve"> (</w:t>
+      </w:r>
+      <w:hyperlink w:history="1" r:id="rIdmm5tirei4dhtji0gl9ht8">
+        <w:r>
+          <w:rPr>
+            <w:rFonts w:ascii="Arial" w:cs="Arial" w:eastAsia="Arial" w:hAnsi="Arial"/>
+            <w:color w:val="1F6B75"/>
+            <w:sz w:val="14"/>
+            <w:szCs w:val="14"/>
+            <w:u w:val="single" w:color="1F6B75"/>
+          </w:rPr>
+          <w:t xml:space="preserve">https://creativecommons.org/licenses/by-nc/4.0/</w:t>
+        </w:r>
+      </w:hyperlink>
+      <w:r>
+        <w:rPr>
+          <w:rFonts w:ascii="Arial" w:cs="Arial" w:eastAsia="Arial" w:hAnsi="Arial"/>
+          <w:color w:val="666666"/>
+          <w:sz w:val="14"/>
+          <w:szCs w:val="14"/>
+        </w:rPr>
+        <w:t xml:space="preserve">).</w:t>
+      </w:r>
+    </w:p>
     <w:p>
       <w:r>
         <w:br w:type="page"/>
@@ -8838,7 +9127,7 @@
             <w:pPr>
               <w:spacing w:after="20" w:before="0"/>
             </w:pPr>
-            <w:hyperlink w:history="1" r:id="rIdhkmoignsonoqnwxddrsfw">
+            <w:hyperlink w:history="1" r:id="rIddl4ewpve49qzpy6ir0_iq">
               <w:r>
                 <w:rPr>
                   <w:rFonts w:ascii="Arial" w:cs="Arial" w:eastAsia="Arial" w:hAnsi="Arial"/>
@@ -8871,7 +9160,7 @@
               <w:spacing w:after="10" w:before="0"/>
               <w:ind w:left="120"/>
             </w:pPr>
-            <w:hyperlink w:history="1" r:id="rIdcehhm8i8hqfbenbzvu-kl">
+            <w:hyperlink w:history="1" r:id="rIdegdjpdmigmn70vn001djs">
               <w:r>
                 <w:rPr>
                   <w:rFonts w:ascii="Arial" w:cs="Arial" w:eastAsia="Arial" w:hAnsi="Arial"/>
@@ -8916,7 +9205,7 @@
             <w:pPr>
               <w:spacing w:after="20" w:before="0"/>
             </w:pPr>
-            <w:hyperlink w:history="1" r:id="rIdldwl6ibwctfw4il_bailu">
+            <w:hyperlink w:history="1" r:id="rIdmhgy0gd1iwnwodpd77jm1">
               <w:r>
                 <w:rPr>
                   <w:rFonts w:ascii="Arial" w:cs="Arial" w:eastAsia="Arial" w:hAnsi="Arial"/>
@@ -8949,7 +9238,7 @@
               <w:spacing w:after="10" w:before="0"/>
               <w:ind w:left="120"/>
             </w:pPr>
-            <w:hyperlink w:history="1" r:id="rIdvsbd2cmi2glcqob-msqg7">
+            <w:hyperlink w:history="1" r:id="rIdgarn58ogqypeilkctejik">
               <w:r>
                 <w:rPr>
                   <w:rFonts w:ascii="Arial" w:cs="Arial" w:eastAsia="Arial" w:hAnsi="Arial"/>
@@ -9144,7 +9433,7 @@
             <w:pPr>
               <w:spacing w:after="20" w:before="0"/>
             </w:pPr>
-            <w:hyperlink w:history="1" r:id="rIdc8qqslcrmbrb-i7hnw5jl">
+            <w:hyperlink w:history="1" r:id="rIdgwyf-llbeq58lyswtbiez">
               <w:r>
                 <w:rPr>
                   <w:rFonts w:ascii="Arial" w:cs="Arial" w:eastAsia="Arial" w:hAnsi="Arial"/>
@@ -9177,7 +9466,7 @@
               <w:spacing w:after="10" w:before="0"/>
               <w:ind w:left="120"/>
             </w:pPr>
-            <w:hyperlink w:history="1" r:id="rIdwu5nhbhhqlheebkew-wzn">
+            <w:hyperlink w:history="1" r:id="rIdvqmj5t7u2nfehjmna4rt4">
               <w:r>
                 <w:rPr>
                   <w:rFonts w:ascii="Arial" w:cs="Arial" w:eastAsia="Arial" w:hAnsi="Arial"/>
@@ -9222,7 +9511,7 @@
             <w:pPr>
               <w:spacing w:after="20" w:before="0"/>
             </w:pPr>
-            <w:hyperlink w:history="1" r:id="rIds3rzdjtkz3pq8ulpiqfig">
+            <w:hyperlink w:history="1" r:id="rIdei-vsazhxueu4rcuk8d3h">
               <w:r>
                 <w:rPr>
                   <w:rFonts w:ascii="Arial" w:cs="Arial" w:eastAsia="Arial" w:hAnsi="Arial"/>
@@ -9255,7 +9544,7 @@
               <w:spacing w:after="10" w:before="0"/>
               <w:ind w:left="120"/>
             </w:pPr>
-            <w:hyperlink w:history="1" r:id="rIdahg04ksucswhi27ey_79m">
+            <w:hyperlink w:history="1" r:id="rIdzmmsbnh0dvwv3kjojts1q">
               <w:r>
                 <w:rPr>
                   <w:rFonts w:ascii="Arial" w:cs="Arial" w:eastAsia="Arial" w:hAnsi="Arial"/>
@@ -9450,7 +9739,7 @@
             <w:pPr>
               <w:spacing w:after="20" w:before="0"/>
             </w:pPr>
-            <w:hyperlink w:history="1" r:id="rIdkoikfib-cz7ut7rbvjcoy">
+            <w:hyperlink w:history="1" r:id="rIdgsq3qmyktp1oqxorxukmt">
               <w:r>
                 <w:rPr>
                   <w:rFonts w:ascii="Arial" w:cs="Arial" w:eastAsia="Arial" w:hAnsi="Arial"/>
@@ -9483,7 +9772,7 @@
               <w:spacing w:after="10" w:before="0"/>
               <w:ind w:left="120"/>
             </w:pPr>
-            <w:hyperlink w:history="1" r:id="rIdbfjd90kdman-h6_8fmke3">
+            <w:hyperlink w:history="1" r:id="rIdrdk8mvda8bwboc9zlqi4m">
               <w:r>
                 <w:rPr>
                   <w:rFonts w:ascii="Arial" w:cs="Arial" w:eastAsia="Arial" w:hAnsi="Arial"/>
@@ -9528,7 +9817,7 @@
             <w:pPr>
               <w:spacing w:after="20" w:before="0"/>
             </w:pPr>
-            <w:hyperlink w:history="1" r:id="rId-ni72ioy3njjm_jevsxuc">
+            <w:hyperlink w:history="1" r:id="rIda6fxsxt5c5hvjns8pd1dn">
               <w:r>
                 <w:rPr>
                   <w:rFonts w:ascii="Arial" w:cs="Arial" w:eastAsia="Arial" w:hAnsi="Arial"/>
@@ -9561,7 +9850,7 @@
               <w:spacing w:after="10" w:before="0"/>
               <w:ind w:left="120"/>
             </w:pPr>
-            <w:hyperlink w:history="1" r:id="rIdoyo5x4m-ajshjde0fzgji">
+            <w:hyperlink w:history="1" r:id="rIdna9qtkhygwq7xrycjkc82">
               <w:r>
                 <w:rPr>
                   <w:rFonts w:ascii="Arial" w:cs="Arial" w:eastAsia="Arial" w:hAnsi="Arial"/>
@@ -9756,7 +10045,7 @@
             <w:pPr>
               <w:spacing w:after="20" w:before="0"/>
             </w:pPr>
-            <w:hyperlink w:history="1" r:id="rIdb6owgjyv8wl_e9gmqo0rl">
+            <w:hyperlink w:history="1" r:id="rId2mjkogkuqx9kisuiga6v_">
               <w:r>
                 <w:rPr>
                   <w:rFonts w:ascii="Arial" w:cs="Arial" w:eastAsia="Arial" w:hAnsi="Arial"/>
@@ -9789,7 +10078,7 @@
               <w:spacing w:after="10" w:before="0"/>
               <w:ind w:left="120"/>
             </w:pPr>
-            <w:hyperlink w:history="1" r:id="rIdmitxam6milw-pdsyw5olx">
+            <w:hyperlink w:history="1" r:id="rIdfb9zbrmeublngrfqju8ue">
               <w:r>
                 <w:rPr>
                   <w:rFonts w:ascii="Arial" w:cs="Arial" w:eastAsia="Arial" w:hAnsi="Arial"/>
@@ -9834,7 +10123,7 @@
             <w:pPr>
               <w:spacing w:after="20" w:before="0"/>
             </w:pPr>
-            <w:hyperlink w:history="1" r:id="rIdtikpyrmnxz1wizqali9me">
+            <w:hyperlink w:history="1" r:id="rIdax4cfywzzrqeirssk5nlp">
               <w:r>
                 <w:rPr>
                   <w:rFonts w:ascii="Arial" w:cs="Arial" w:eastAsia="Arial" w:hAnsi="Arial"/>
@@ -9867,7 +10156,7 @@
               <w:spacing w:after="10" w:before="0"/>
               <w:ind w:left="120"/>
             </w:pPr>
-            <w:hyperlink w:history="1" r:id="rIdu5foidl1llt4eh16seett">
+            <w:hyperlink w:history="1" r:id="rIdqsrpnzjzovmk0xxxlq82x">
               <w:r>
                 <w:rPr>
                   <w:rFonts w:ascii="Arial" w:cs="Arial" w:eastAsia="Arial" w:hAnsi="Arial"/>
@@ -10062,7 +10351,7 @@
             <w:pPr>
               <w:spacing w:after="20" w:before="0"/>
             </w:pPr>
-            <w:hyperlink w:history="1" r:id="rIdgbo-trw-mbx6h3qcipymt">
+            <w:hyperlink w:history="1" r:id="rIdrfyjhq40lp6ecry2gmu-x">
               <w:r>
                 <w:rPr>
                   <w:rFonts w:ascii="Arial" w:cs="Arial" w:eastAsia="Arial" w:hAnsi="Arial"/>
@@ -10095,7 +10384,7 @@
               <w:spacing w:after="10" w:before="0"/>
               <w:ind w:left="120"/>
             </w:pPr>
-            <w:hyperlink w:history="1" r:id="rIdkyahn0lrdteq4piukzvta">
+            <w:hyperlink w:history="1" r:id="rIdok2u1cbmi2vvuasnsfypr">
               <w:r>
                 <w:rPr>
                   <w:rFonts w:ascii="Arial" w:cs="Arial" w:eastAsia="Arial" w:hAnsi="Arial"/>
@@ -10140,7 +10429,7 @@
             <w:pPr>
               <w:spacing w:after="20" w:before="0"/>
             </w:pPr>
-            <w:hyperlink w:history="1" r:id="rId8osnwfzssuin9l3h4r5ng">
+            <w:hyperlink w:history="1" r:id="rIdmh5n8obmpjsicabrfigih">
               <w:r>
                 <w:rPr>
                   <w:rFonts w:ascii="Arial" w:cs="Arial" w:eastAsia="Arial" w:hAnsi="Arial"/>
@@ -10173,7 +10462,7 @@
               <w:spacing w:after="10" w:before="0"/>
               <w:ind w:left="120"/>
             </w:pPr>
-            <w:hyperlink w:history="1" r:id="rIdoooqlyj-jn3qk_hvkjaho">
+            <w:hyperlink w:history="1" r:id="rIdyiiukx6qqjuzsc3_h2rlu">
               <w:r>
                 <w:rPr>
                   <w:rFonts w:ascii="Arial" w:cs="Arial" w:eastAsia="Arial" w:hAnsi="Arial"/>
@@ -10669,6 +10958,65 @@
         </w:tc>
       </w:tr>
     </w:tbl>
+    <w:p>
+      <w:pPr>
+        <w:pBdr>
+          <w:top w:val="single" w:color="BBBBBB" w:sz="4" w:space="4"/>
+        </w:pBdr>
+        <w:spacing w:after="0" w:before="160"/>
+      </w:pPr>
+      <w:r>
+        <w:rPr>
+          <w:rFonts w:ascii="Arial" w:cs="Arial" w:eastAsia="Arial" w:hAnsi="Arial"/>
+          <w:color w:val="666666"/>
+          <w:sz w:val="14"/>
+          <w:szCs w:val="14"/>
+        </w:rPr>
+        <w:t xml:space="preserve">© 2026 SeaVuria and ARES. Aligned with KICD objectives. Developed by SeaVuria; technical implementation by ARES (with AI assistance from Claude). Licensed under </w:t>
+      </w:r>
+      <w:hyperlink w:history="1" r:id="rId-ikh8g5lofs7felyb9mug">
+        <w:r>
+          <w:rPr>
+            <w:rFonts w:ascii="Arial" w:cs="Arial" w:eastAsia="Arial" w:hAnsi="Arial"/>
+            <w:color w:val="1F6B75"/>
+            <w:sz w:val="14"/>
+            <w:szCs w:val="14"/>
+            <w:u w:val="single" w:color="1F6B75"/>
+          </w:rPr>
+          <w:t xml:space="preserve">CC BY-NC 4.0</w:t>
+        </w:r>
+      </w:hyperlink>
+      <w:r>
+        <w:rPr>
+          <w:rFonts w:ascii="Arial" w:cs="Arial" w:eastAsia="Arial" w:hAnsi="Arial"/>
+          <w:color w:val="666666"/>
+          <w:sz w:val="14"/>
+          <w:szCs w:val="14"/>
+        </w:rPr>
+        <w:t xml:space="preserve"> (</w:t>
+      </w:r>
+      <w:hyperlink w:history="1" r:id="rIdizre5bdgdwkxkotw396zn">
+        <w:r>
+          <w:rPr>
+            <w:rFonts w:ascii="Arial" w:cs="Arial" w:eastAsia="Arial" w:hAnsi="Arial"/>
+            <w:color w:val="1F6B75"/>
+            <w:sz w:val="14"/>
+            <w:szCs w:val="14"/>
+            <w:u w:val="single" w:color="1F6B75"/>
+          </w:rPr>
+          <w:t xml:space="preserve">https://creativecommons.org/licenses/by-nc/4.0/</w:t>
+        </w:r>
+      </w:hyperlink>
+      <w:r>
+        <w:rPr>
+          <w:rFonts w:ascii="Arial" w:cs="Arial" w:eastAsia="Arial" w:hAnsi="Arial"/>
+          <w:color w:val="666666"/>
+          <w:sz w:val="14"/>
+          <w:szCs w:val="14"/>
+        </w:rPr>
+        <w:t xml:space="preserve">).</w:t>
+      </w:r>
+    </w:p>
     <w:p>
       <w:r>
         <w:br w:type="page"/>
@@ -11660,7 +12008,7 @@
             <w:pPr>
               <w:spacing w:after="20" w:before="0"/>
             </w:pPr>
-            <w:hyperlink w:history="1" r:id="rIdaolzc4v4alxisfh4bs31h">
+            <w:hyperlink w:history="1" r:id="rIdvtq3byv8ublso6sw2d9kt">
               <w:r>
                 <w:rPr>
                   <w:rFonts w:ascii="Arial" w:cs="Arial" w:eastAsia="Arial" w:hAnsi="Arial"/>
@@ -11693,7 +12041,7 @@
               <w:spacing w:after="10" w:before="0"/>
               <w:ind w:left="120"/>
             </w:pPr>
-            <w:hyperlink w:history="1" r:id="rIdtbydbg7_aeaeg7rgdmx_s">
+            <w:hyperlink w:history="1" r:id="rId92xvuwnec8g1nwmysa_lx">
               <w:r>
                 <w:rPr>
                   <w:rFonts w:ascii="Arial" w:cs="Arial" w:eastAsia="Arial" w:hAnsi="Arial"/>
@@ -11738,7 +12086,7 @@
             <w:pPr>
               <w:spacing w:after="20" w:before="0"/>
             </w:pPr>
-            <w:hyperlink w:history="1" r:id="rIdcamyh_1bdofa90vuk2gfz">
+            <w:hyperlink w:history="1" r:id="rIdrnoo5afwn8cccber9f3mk">
               <w:r>
                 <w:rPr>
                   <w:rFonts w:ascii="Arial" w:cs="Arial" w:eastAsia="Arial" w:hAnsi="Arial"/>
@@ -11771,7 +12119,7 @@
               <w:spacing w:after="10" w:before="0"/>
               <w:ind w:left="120"/>
             </w:pPr>
-            <w:hyperlink w:history="1" r:id="rIdwftlvh_p8xzizhdr5sqxk">
+            <w:hyperlink w:history="1" r:id="rId2uklyaoifthp0skhwphzv">
               <w:r>
                 <w:rPr>
                   <w:rFonts w:ascii="Arial" w:cs="Arial" w:eastAsia="Arial" w:hAnsi="Arial"/>
@@ -11966,7 +12314,7 @@
             <w:pPr>
               <w:spacing w:after="20" w:before="0"/>
             </w:pPr>
-            <w:hyperlink w:history="1" r:id="rIdws0r3yqy7sykilqhpp1n6">
+            <w:hyperlink w:history="1" r:id="rIdweyzqfnxspey9uopsvi44">
               <w:r>
                 <w:rPr>
                   <w:rFonts w:ascii="Arial" w:cs="Arial" w:eastAsia="Arial" w:hAnsi="Arial"/>
@@ -11999,7 +12347,7 @@
               <w:spacing w:after="10" w:before="0"/>
               <w:ind w:left="120"/>
             </w:pPr>
-            <w:hyperlink w:history="1" r:id="rIdlalv1nogqn5jwhj4lqa94">
+            <w:hyperlink w:history="1" r:id="rIdruto4sbr33gmajhfdhbzq">
               <w:r>
                 <w:rPr>
                   <w:rFonts w:ascii="Arial" w:cs="Arial" w:eastAsia="Arial" w:hAnsi="Arial"/>
@@ -12044,7 +12392,7 @@
             <w:pPr>
               <w:spacing w:after="20" w:before="0"/>
             </w:pPr>
-            <w:hyperlink w:history="1" r:id="rIdino9qlcfux6muyf4inutn">
+            <w:hyperlink w:history="1" r:id="rId83uhl5dko0sh8hab1rmil">
               <w:r>
                 <w:rPr>
                   <w:rFonts w:ascii="Arial" w:cs="Arial" w:eastAsia="Arial" w:hAnsi="Arial"/>
@@ -12077,7 +12425,7 @@
               <w:spacing w:after="10" w:before="0"/>
               <w:ind w:left="120"/>
             </w:pPr>
-            <w:hyperlink w:history="1" r:id="rIdvp9-eevjxztl-gxicvd6e">
+            <w:hyperlink w:history="1" r:id="rIdc63iyovtcsdnkwn3wqjvp">
               <w:r>
                 <w:rPr>
                   <w:rFonts w:ascii="Arial" w:cs="Arial" w:eastAsia="Arial" w:hAnsi="Arial"/>
@@ -12272,7 +12620,7 @@
             <w:pPr>
               <w:spacing w:after="20" w:before="0"/>
             </w:pPr>
-            <w:hyperlink w:history="1" r:id="rIdsf8lta1ggl4wnk7pzd4cb">
+            <w:hyperlink w:history="1" r:id="rIdculz-s-gjhljujlh6nahh">
               <w:r>
                 <w:rPr>
                   <w:rFonts w:ascii="Arial" w:cs="Arial" w:eastAsia="Arial" w:hAnsi="Arial"/>
@@ -12305,7 +12653,7 @@
               <w:spacing w:after="10" w:before="0"/>
               <w:ind w:left="120"/>
             </w:pPr>
-            <w:hyperlink w:history="1" r:id="rIdgjmqay3ywih8kzkysfnjs">
+            <w:hyperlink w:history="1" r:id="rId5chv2qtq-4btt2afumy8b">
               <w:r>
                 <w:rPr>
                   <w:rFonts w:ascii="Arial" w:cs="Arial" w:eastAsia="Arial" w:hAnsi="Arial"/>
@@ -12350,7 +12698,7 @@
             <w:pPr>
               <w:spacing w:after="20" w:before="0"/>
             </w:pPr>
-            <w:hyperlink w:history="1" r:id="rIdplxrhny6qw0i5ffczkv4p">
+            <w:hyperlink w:history="1" r:id="rIdpvlvq4yikyvxiezx-0qlp">
               <w:r>
                 <w:rPr>
                   <w:rFonts w:ascii="Arial" w:cs="Arial" w:eastAsia="Arial" w:hAnsi="Arial"/>
@@ -12383,7 +12731,7 @@
               <w:spacing w:after="10" w:before="0"/>
               <w:ind w:left="120"/>
             </w:pPr>
-            <w:hyperlink w:history="1" r:id="rIda-nvshax2otef3qgbsovq">
+            <w:hyperlink w:history="1" r:id="rIdyxtenv2g8gnjg074zia2a">
               <w:r>
                 <w:rPr>
                   <w:rFonts w:ascii="Arial" w:cs="Arial" w:eastAsia="Arial" w:hAnsi="Arial"/>
@@ -12578,7 +12926,7 @@
             <w:pPr>
               <w:spacing w:after="20" w:before="0"/>
             </w:pPr>
-            <w:hyperlink w:history="1" r:id="rIdjujyydguxmkh6irvhx4pt">
+            <w:hyperlink w:history="1" r:id="rIdnywxwhoitnijm-h5g4hn1">
               <w:r>
                 <w:rPr>
                   <w:rFonts w:ascii="Arial" w:cs="Arial" w:eastAsia="Arial" w:hAnsi="Arial"/>
@@ -12611,7 +12959,7 @@
               <w:spacing w:after="10" w:before="0"/>
               <w:ind w:left="120"/>
             </w:pPr>
-            <w:hyperlink w:history="1" r:id="rIdln5z_sxv2tws4gsbkg1k1">
+            <w:hyperlink w:history="1" r:id="rIdbmgmlbbavoohpbgysfb-0">
               <w:r>
                 <w:rPr>
                   <w:rFonts w:ascii="Arial" w:cs="Arial" w:eastAsia="Arial" w:hAnsi="Arial"/>
@@ -12656,7 +13004,7 @@
             <w:pPr>
               <w:spacing w:after="20" w:before="0"/>
             </w:pPr>
-            <w:hyperlink w:history="1" r:id="rIdw51shta5vncvxttykx-ql">
+            <w:hyperlink w:history="1" r:id="rIdqr9vvkeciozr6apq3gshw">
               <w:r>
                 <w:rPr>
                   <w:rFonts w:ascii="Arial" w:cs="Arial" w:eastAsia="Arial" w:hAnsi="Arial"/>
@@ -12689,7 +13037,7 @@
               <w:spacing w:after="10" w:before="0"/>
               <w:ind w:left="120"/>
             </w:pPr>
-            <w:hyperlink w:history="1" r:id="rIdp6qdxxdulbyiggstwjejm">
+            <w:hyperlink w:history="1" r:id="rId-pv-ysrjquiqpgfnck7if">
               <w:r>
                 <w:rPr>
                   <w:rFonts w:ascii="Arial" w:cs="Arial" w:eastAsia="Arial" w:hAnsi="Arial"/>
@@ -12884,7 +13232,7 @@
             <w:pPr>
               <w:spacing w:after="20" w:before="0"/>
             </w:pPr>
-            <w:hyperlink w:history="1" r:id="rIdqrzgjfebql6h3jdys5tis">
+            <w:hyperlink w:history="1" r:id="rIdjrtb81o1anm1cy5yer4g9">
               <w:r>
                 <w:rPr>
                   <w:rFonts w:ascii="Arial" w:cs="Arial" w:eastAsia="Arial" w:hAnsi="Arial"/>
@@ -12917,7 +13265,7 @@
               <w:spacing w:after="10" w:before="0"/>
               <w:ind w:left="120"/>
             </w:pPr>
-            <w:hyperlink w:history="1" r:id="rIdcsph5czes1ul93x3ocamq">
+            <w:hyperlink w:history="1" r:id="rIdiic_lhkyuhkycmb30m-p1">
               <w:r>
                 <w:rPr>
                   <w:rFonts w:ascii="Arial" w:cs="Arial" w:eastAsia="Arial" w:hAnsi="Arial"/>
@@ -12962,7 +13310,7 @@
             <w:pPr>
               <w:spacing w:after="20" w:before="0"/>
             </w:pPr>
-            <w:hyperlink w:history="1" r:id="rId9-svueasuay7pw-6mlwag">
+            <w:hyperlink w:history="1" r:id="rIdoe-viqo3sdpylsjcytn54">
               <w:r>
                 <w:rPr>
                   <w:rFonts w:ascii="Arial" w:cs="Arial" w:eastAsia="Arial" w:hAnsi="Arial"/>
@@ -12995,7 +13343,7 @@
               <w:spacing w:after="10" w:before="0"/>
               <w:ind w:left="120"/>
             </w:pPr>
-            <w:hyperlink w:history="1" r:id="rId2kw8jjdpc3ejlips1k6qs">
+            <w:hyperlink w:history="1" r:id="rIdq4ww_vpwigfgqwjt_ycya">
               <w:r>
                 <w:rPr>
                   <w:rFonts w:ascii="Arial" w:cs="Arial" w:eastAsia="Arial" w:hAnsi="Arial"/>
@@ -13491,6 +13839,65 @@
         </w:tc>
       </w:tr>
     </w:tbl>
+    <w:p>
+      <w:pPr>
+        <w:pBdr>
+          <w:top w:val="single" w:color="BBBBBB" w:sz="4" w:space="4"/>
+        </w:pBdr>
+        <w:spacing w:after="0" w:before="160"/>
+      </w:pPr>
+      <w:r>
+        <w:rPr>
+          <w:rFonts w:ascii="Arial" w:cs="Arial" w:eastAsia="Arial" w:hAnsi="Arial"/>
+          <w:color w:val="666666"/>
+          <w:sz w:val="14"/>
+          <w:szCs w:val="14"/>
+        </w:rPr>
+        <w:t xml:space="preserve">© 2026 SeaVuria and ARES. Aligned with KICD objectives. Developed by SeaVuria; technical implementation by ARES (with AI assistance from Claude). Licensed under </w:t>
+      </w:r>
+      <w:hyperlink w:history="1" r:id="rIdpuol06un4f0dhgtptqwfg">
+        <w:r>
+          <w:rPr>
+            <w:rFonts w:ascii="Arial" w:cs="Arial" w:eastAsia="Arial" w:hAnsi="Arial"/>
+            <w:color w:val="1F6B75"/>
+            <w:sz w:val="14"/>
+            <w:szCs w:val="14"/>
+            <w:u w:val="single" w:color="1F6B75"/>
+          </w:rPr>
+          <w:t xml:space="preserve">CC BY-NC 4.0</w:t>
+        </w:r>
+      </w:hyperlink>
+      <w:r>
+        <w:rPr>
+          <w:rFonts w:ascii="Arial" w:cs="Arial" w:eastAsia="Arial" w:hAnsi="Arial"/>
+          <w:color w:val="666666"/>
+          <w:sz w:val="14"/>
+          <w:szCs w:val="14"/>
+        </w:rPr>
+        <w:t xml:space="preserve"> (</w:t>
+      </w:r>
+      <w:hyperlink w:history="1" r:id="rIdnmlymsw5pvqtd37kh5pgc">
+        <w:r>
+          <w:rPr>
+            <w:rFonts w:ascii="Arial" w:cs="Arial" w:eastAsia="Arial" w:hAnsi="Arial"/>
+            <w:color w:val="1F6B75"/>
+            <w:sz w:val="14"/>
+            <w:szCs w:val="14"/>
+            <w:u w:val="single" w:color="1F6B75"/>
+          </w:rPr>
+          <w:t xml:space="preserve">https://creativecommons.org/licenses/by-nc/4.0/</w:t>
+        </w:r>
+      </w:hyperlink>
+      <w:r>
+        <w:rPr>
+          <w:rFonts w:ascii="Arial" w:cs="Arial" w:eastAsia="Arial" w:hAnsi="Arial"/>
+          <w:color w:val="666666"/>
+          <w:sz w:val="14"/>
+          <w:szCs w:val="14"/>
+        </w:rPr>
+        <w:t xml:space="preserve">).</w:t>
+      </w:r>
+    </w:p>
     <w:p>
       <w:r>
         <w:br w:type="page"/>
@@ -14482,7 +14889,7 @@
             <w:pPr>
               <w:spacing w:after="20" w:before="0"/>
             </w:pPr>
-            <w:hyperlink w:history="1" r:id="rIdqveb7sln7e1dymij5s-ih">
+            <w:hyperlink w:history="1" r:id="rId6pq8upfyrtdzpsblclo-e">
               <w:r>
                 <w:rPr>
                   <w:rFonts w:ascii="Arial" w:cs="Arial" w:eastAsia="Arial" w:hAnsi="Arial"/>
@@ -14515,7 +14922,7 @@
               <w:spacing w:after="10" w:before="0"/>
               <w:ind w:left="120"/>
             </w:pPr>
-            <w:hyperlink w:history="1" r:id="rId6gnu4aq8fwolqusw99pp6">
+            <w:hyperlink w:history="1" r:id="rId7yh-2infwae1inbqtszrg">
               <w:r>
                 <w:rPr>
                   <w:rFonts w:ascii="Arial" w:cs="Arial" w:eastAsia="Arial" w:hAnsi="Arial"/>
@@ -14560,7 +14967,7 @@
             <w:pPr>
               <w:spacing w:after="20" w:before="0"/>
             </w:pPr>
-            <w:hyperlink w:history="1" r:id="rIdmif_koyesfjfrlgig84u-">
+            <w:hyperlink w:history="1" r:id="rId_t_4u_wxkde6-e5jeebse">
               <w:r>
                 <w:rPr>
                   <w:rFonts w:ascii="Arial" w:cs="Arial" w:eastAsia="Arial" w:hAnsi="Arial"/>
@@ -14593,7 +15000,7 @@
               <w:spacing w:after="10" w:before="0"/>
               <w:ind w:left="120"/>
             </w:pPr>
-            <w:hyperlink w:history="1" r:id="rIdcsu-wrovlq0n7ljsc7o0n">
+            <w:hyperlink w:history="1" r:id="rIdndauymy0xnytunrvcyyba">
               <w:r>
                 <w:rPr>
                   <w:rFonts w:ascii="Arial" w:cs="Arial" w:eastAsia="Arial" w:hAnsi="Arial"/>
@@ -14788,7 +15195,7 @@
             <w:pPr>
               <w:spacing w:after="20" w:before="0"/>
             </w:pPr>
-            <w:hyperlink w:history="1" r:id="rId-_atk_hncvc9l6blabh2i">
+            <w:hyperlink w:history="1" r:id="rIdfs430mivqvzyac57zvd-r">
               <w:r>
                 <w:rPr>
                   <w:rFonts w:ascii="Arial" w:cs="Arial" w:eastAsia="Arial" w:hAnsi="Arial"/>
@@ -14821,7 +15228,7 @@
               <w:spacing w:after="10" w:before="0"/>
               <w:ind w:left="120"/>
             </w:pPr>
-            <w:hyperlink w:history="1" r:id="rIdvm8p9jzvywoegkla7aar6">
+            <w:hyperlink w:history="1" r:id="rIdrpdd46pipmqddiovnec3e">
               <w:r>
                 <w:rPr>
                   <w:rFonts w:ascii="Arial" w:cs="Arial" w:eastAsia="Arial" w:hAnsi="Arial"/>
@@ -14866,7 +15273,7 @@
             <w:pPr>
               <w:spacing w:after="20" w:before="0"/>
             </w:pPr>
-            <w:hyperlink w:history="1" r:id="rIdc9mfl3zpmtl0rukwqk49v">
+            <w:hyperlink w:history="1" r:id="rId9aqpn2ud3siwstm7p-fdr">
               <w:r>
                 <w:rPr>
                   <w:rFonts w:ascii="Arial" w:cs="Arial" w:eastAsia="Arial" w:hAnsi="Arial"/>
@@ -14899,7 +15306,7 @@
               <w:spacing w:after="10" w:before="0"/>
               <w:ind w:left="120"/>
             </w:pPr>
-            <w:hyperlink w:history="1" r:id="rIdrco6n2qrl73gdcvizvsjt">
+            <w:hyperlink w:history="1" r:id="rIdbhk2_pg5p_bsxb4xo2gi8">
               <w:r>
                 <w:rPr>
                   <w:rFonts w:ascii="Arial" w:cs="Arial" w:eastAsia="Arial" w:hAnsi="Arial"/>
@@ -15094,7 +15501,7 @@
             <w:pPr>
               <w:spacing w:after="20" w:before="0"/>
             </w:pPr>
-            <w:hyperlink w:history="1" r:id="rIdt14namkx871sh8jpuyse_">
+            <w:hyperlink w:history="1" r:id="rId2ntixnicbghzwpzwtidxz">
               <w:r>
                 <w:rPr>
                   <w:rFonts w:ascii="Arial" w:cs="Arial" w:eastAsia="Arial" w:hAnsi="Arial"/>
@@ -15127,7 +15534,7 @@
               <w:spacing w:after="10" w:before="0"/>
               <w:ind w:left="120"/>
             </w:pPr>
-            <w:hyperlink w:history="1" r:id="rIddrlawlz6-9wavm0gjvyp5">
+            <w:hyperlink w:history="1" r:id="rIdirvo_md067fwsddqv1ocv">
               <w:r>
                 <w:rPr>
                   <w:rFonts w:ascii="Arial" w:cs="Arial" w:eastAsia="Arial" w:hAnsi="Arial"/>
@@ -15172,7 +15579,7 @@
             <w:pPr>
               <w:spacing w:after="20" w:before="0"/>
             </w:pPr>
-            <w:hyperlink w:history="1" r:id="rIdinosp99x3rpmi2hpcj7on">
+            <w:hyperlink w:history="1" r:id="rIdcqjqdgnbutackfjccxjco">
               <w:r>
                 <w:rPr>
                   <w:rFonts w:ascii="Arial" w:cs="Arial" w:eastAsia="Arial" w:hAnsi="Arial"/>
@@ -15205,7 +15612,7 @@
               <w:spacing w:after="10" w:before="0"/>
               <w:ind w:left="120"/>
             </w:pPr>
-            <w:hyperlink w:history="1" r:id="rIdsce75gvfiiflgllxjuaey">
+            <w:hyperlink w:history="1" r:id="rIdtisgchbvniyykxitudbwl">
               <w:r>
                 <w:rPr>
                   <w:rFonts w:ascii="Arial" w:cs="Arial" w:eastAsia="Arial" w:hAnsi="Arial"/>
@@ -15400,7 +15807,7 @@
             <w:pPr>
               <w:spacing w:after="20" w:before="0"/>
             </w:pPr>
-            <w:hyperlink w:history="1" r:id="rIdrct-bnnm8cfy6rtt1fxe2">
+            <w:hyperlink w:history="1" r:id="rId6jxiocb9h0ugmjykjhq0c">
               <w:r>
                 <w:rPr>
                   <w:rFonts w:ascii="Arial" w:cs="Arial" w:eastAsia="Arial" w:hAnsi="Arial"/>
@@ -15433,7 +15840,7 @@
               <w:spacing w:after="10" w:before="0"/>
               <w:ind w:left="120"/>
             </w:pPr>
-            <w:hyperlink w:history="1" r:id="rId6fpanwm8oa-urutmkhamo">
+            <w:hyperlink w:history="1" r:id="rIdhdeik4zggwnts0td_-spw">
               <w:r>
                 <w:rPr>
                   <w:rFonts w:ascii="Arial" w:cs="Arial" w:eastAsia="Arial" w:hAnsi="Arial"/>
@@ -15478,7 +15885,7 @@
             <w:pPr>
               <w:spacing w:after="20" w:before="0"/>
             </w:pPr>
-            <w:hyperlink w:history="1" r:id="rIdx2smrsql9o8kyjlzn9kn9">
+            <w:hyperlink w:history="1" r:id="rIdie6qy5iexuisyktqzpyur">
               <w:r>
                 <w:rPr>
                   <w:rFonts w:ascii="Arial" w:cs="Arial" w:eastAsia="Arial" w:hAnsi="Arial"/>
@@ -15511,7 +15918,7 @@
               <w:spacing w:after="10" w:before="0"/>
               <w:ind w:left="120"/>
             </w:pPr>
-            <w:hyperlink w:history="1" r:id="rIdkiojwqy1c20tcx3pmtye-">
+            <w:hyperlink w:history="1" r:id="rIdshf8ffaifpqg8krvhzod2">
               <w:r>
                 <w:rPr>
                   <w:rFonts w:ascii="Arial" w:cs="Arial" w:eastAsia="Arial" w:hAnsi="Arial"/>
@@ -15706,7 +16113,7 @@
             <w:pPr>
               <w:spacing w:after="20" w:before="0"/>
             </w:pPr>
-            <w:hyperlink w:history="1" r:id="rIdepacntreijltbmcivf8br">
+            <w:hyperlink w:history="1" r:id="rIdfea_ry5dg-kfwn64daspm">
               <w:r>
                 <w:rPr>
                   <w:rFonts w:ascii="Arial" w:cs="Arial" w:eastAsia="Arial" w:hAnsi="Arial"/>
@@ -15739,7 +16146,7 @@
               <w:spacing w:after="10" w:before="0"/>
               <w:ind w:left="120"/>
             </w:pPr>
-            <w:hyperlink w:history="1" r:id="rIdkffgwvwgz-p6rt2jmjs43">
+            <w:hyperlink w:history="1" r:id="rIdcjaqqzszphs8frqo3isme">
               <w:r>
                 <w:rPr>
                   <w:rFonts w:ascii="Arial" w:cs="Arial" w:eastAsia="Arial" w:hAnsi="Arial"/>
@@ -15784,7 +16191,7 @@
             <w:pPr>
               <w:spacing w:after="20" w:before="0"/>
             </w:pPr>
-            <w:hyperlink w:history="1" r:id="rIdpsmrth9gigru7c1vd4yhs">
+            <w:hyperlink w:history="1" r:id="rIda9vicz58vgcc7rvqenpj8">
               <w:r>
                 <w:rPr>
                   <w:rFonts w:ascii="Arial" w:cs="Arial" w:eastAsia="Arial" w:hAnsi="Arial"/>
@@ -15817,7 +16224,7 @@
               <w:spacing w:after="10" w:before="0"/>
               <w:ind w:left="120"/>
             </w:pPr>
-            <w:hyperlink w:history="1" r:id="rIdaofdpw-joh9sy3xsxmsfi">
+            <w:hyperlink w:history="1" r:id="rIdt-on8lpzyxnq0robm8dd4">
               <w:r>
                 <w:rPr>
                   <w:rFonts w:ascii="Arial" w:cs="Arial" w:eastAsia="Arial" w:hAnsi="Arial"/>
@@ -16313,6 +16720,65 @@
         </w:tc>
       </w:tr>
     </w:tbl>
+    <w:p>
+      <w:pPr>
+        <w:pBdr>
+          <w:top w:val="single" w:color="BBBBBB" w:sz="4" w:space="4"/>
+        </w:pBdr>
+        <w:spacing w:after="0" w:before="160"/>
+      </w:pPr>
+      <w:r>
+        <w:rPr>
+          <w:rFonts w:ascii="Arial" w:cs="Arial" w:eastAsia="Arial" w:hAnsi="Arial"/>
+          <w:color w:val="666666"/>
+          <w:sz w:val="14"/>
+          <w:szCs w:val="14"/>
+        </w:rPr>
+        <w:t xml:space="preserve">© 2026 SeaVuria and ARES. Aligned with KICD objectives. Developed by SeaVuria; technical implementation by ARES (with AI assistance from Claude). Licensed under </w:t>
+      </w:r>
+      <w:hyperlink w:history="1" r:id="rIdhhzkauxldez9doz3sllop">
+        <w:r>
+          <w:rPr>
+            <w:rFonts w:ascii="Arial" w:cs="Arial" w:eastAsia="Arial" w:hAnsi="Arial"/>
+            <w:color w:val="1F6B75"/>
+            <w:sz w:val="14"/>
+            <w:szCs w:val="14"/>
+            <w:u w:val="single" w:color="1F6B75"/>
+          </w:rPr>
+          <w:t xml:space="preserve">CC BY-NC 4.0</w:t>
+        </w:r>
+      </w:hyperlink>
+      <w:r>
+        <w:rPr>
+          <w:rFonts w:ascii="Arial" w:cs="Arial" w:eastAsia="Arial" w:hAnsi="Arial"/>
+          <w:color w:val="666666"/>
+          <w:sz w:val="14"/>
+          <w:szCs w:val="14"/>
+        </w:rPr>
+        <w:t xml:space="preserve"> (</w:t>
+      </w:r>
+      <w:hyperlink w:history="1" r:id="rIdnqvjrtrgirt-rdp2ssi2a">
+        <w:r>
+          <w:rPr>
+            <w:rFonts w:ascii="Arial" w:cs="Arial" w:eastAsia="Arial" w:hAnsi="Arial"/>
+            <w:color w:val="1F6B75"/>
+            <w:sz w:val="14"/>
+            <w:szCs w:val="14"/>
+            <w:u w:val="single" w:color="1F6B75"/>
+          </w:rPr>
+          <w:t xml:space="preserve">https://creativecommons.org/licenses/by-nc/4.0/</w:t>
+        </w:r>
+      </w:hyperlink>
+      <w:r>
+        <w:rPr>
+          <w:rFonts w:ascii="Arial" w:cs="Arial" w:eastAsia="Arial" w:hAnsi="Arial"/>
+          <w:color w:val="666666"/>
+          <w:sz w:val="14"/>
+          <w:szCs w:val="14"/>
+        </w:rPr>
+        <w:t xml:space="preserve">).</w:t>
+      </w:r>
+    </w:p>
     <w:p>
       <w:r>
         <w:br w:type="page"/>
@@ -17304,7 +17770,7 @@
             <w:pPr>
               <w:spacing w:after="20" w:before="0"/>
             </w:pPr>
-            <w:hyperlink w:history="1" r:id="rIdwzshqqieghu_q-eysw9qn">
+            <w:hyperlink w:history="1" r:id="rId1x3ym6wlsidlavmx1iauv">
               <w:r>
                 <w:rPr>
                   <w:rFonts w:ascii="Arial" w:cs="Arial" w:eastAsia="Arial" w:hAnsi="Arial"/>
@@ -17337,7 +17803,7 @@
               <w:spacing w:after="10" w:before="0"/>
               <w:ind w:left="120"/>
             </w:pPr>
-            <w:hyperlink w:history="1" r:id="rId5eqjolbh9d0x7dngakpbz">
+            <w:hyperlink w:history="1" r:id="rIdoi6zzvodjj4d6h7a3snh_">
               <w:r>
                 <w:rPr>
                   <w:rFonts w:ascii="Arial" w:cs="Arial" w:eastAsia="Arial" w:hAnsi="Arial"/>
@@ -17382,7 +17848,7 @@
             <w:pPr>
               <w:spacing w:after="20" w:before="0"/>
             </w:pPr>
-            <w:hyperlink w:history="1" r:id="rIdhshpkwcqqeisrvb4gq2-x">
+            <w:hyperlink w:history="1" r:id="rIdwdjnk5n4s3vpguxrt8ulz">
               <w:r>
                 <w:rPr>
                   <w:rFonts w:ascii="Arial" w:cs="Arial" w:eastAsia="Arial" w:hAnsi="Arial"/>
@@ -17415,7 +17881,7 @@
               <w:spacing w:after="10" w:before="0"/>
               <w:ind w:left="120"/>
             </w:pPr>
-            <w:hyperlink w:history="1" r:id="rIdvxff5rot3dcd9vnidjbon">
+            <w:hyperlink w:history="1" r:id="rIdwbww_s7z8prndmgwswqmv">
               <w:r>
                 <w:rPr>
                   <w:rFonts w:ascii="Arial" w:cs="Arial" w:eastAsia="Arial" w:hAnsi="Arial"/>
@@ -17610,7 +18076,7 @@
             <w:pPr>
               <w:spacing w:after="20" w:before="0"/>
             </w:pPr>
-            <w:hyperlink w:history="1" r:id="rIdg0kyu3icsywalfiolelkp">
+            <w:hyperlink w:history="1" r:id="rId303wtuly5z-shvzjg6e9a">
               <w:r>
                 <w:rPr>
                   <w:rFonts w:ascii="Arial" w:cs="Arial" w:eastAsia="Arial" w:hAnsi="Arial"/>
@@ -17643,7 +18109,7 @@
               <w:spacing w:after="10" w:before="0"/>
               <w:ind w:left="120"/>
             </w:pPr>
-            <w:hyperlink w:history="1" r:id="rId0tab4mnqhsx6ljq65d8gm">
+            <w:hyperlink w:history="1" r:id="rIdrklladzmvalrx-xg-toit">
               <w:r>
                 <w:rPr>
                   <w:rFonts w:ascii="Arial" w:cs="Arial" w:eastAsia="Arial" w:hAnsi="Arial"/>
@@ -17688,7 +18154,7 @@
             <w:pPr>
               <w:spacing w:after="20" w:before="0"/>
             </w:pPr>
-            <w:hyperlink w:history="1" r:id="rIdm1tct7f139feqt_28mg2r">
+            <w:hyperlink w:history="1" r:id="rId6dwthn33ur-prt3_rxbk3">
               <w:r>
                 <w:rPr>
                   <w:rFonts w:ascii="Arial" w:cs="Arial" w:eastAsia="Arial" w:hAnsi="Arial"/>
@@ -17721,7 +18187,7 @@
               <w:spacing w:after="10" w:before="0"/>
               <w:ind w:left="120"/>
             </w:pPr>
-            <w:hyperlink w:history="1" r:id="rIdgvxposawtu9z6vkfo2g-x">
+            <w:hyperlink w:history="1" r:id="rIdkcqugmxi4b3omrmgn5dft">
               <w:r>
                 <w:rPr>
                   <w:rFonts w:ascii="Arial" w:cs="Arial" w:eastAsia="Arial" w:hAnsi="Arial"/>
@@ -17916,7 +18382,7 @@
             <w:pPr>
               <w:spacing w:after="20" w:before="0"/>
             </w:pPr>
-            <w:hyperlink w:history="1" r:id="rIdoka_irmxg6enjk4m_w0si">
+            <w:hyperlink w:history="1" r:id="rIdbkkv5bfbbvuyw7rucj3cm">
               <w:r>
                 <w:rPr>
                   <w:rFonts w:ascii="Arial" w:cs="Arial" w:eastAsia="Arial" w:hAnsi="Arial"/>
@@ -17949,7 +18415,7 @@
               <w:spacing w:after="10" w:before="0"/>
               <w:ind w:left="120"/>
             </w:pPr>
-            <w:hyperlink w:history="1" r:id="rIdls9jdvau7zojvrx-lxjvo">
+            <w:hyperlink w:history="1" r:id="rIdbjy8eym4w-wbcwcer6age">
               <w:r>
                 <w:rPr>
                   <w:rFonts w:ascii="Arial" w:cs="Arial" w:eastAsia="Arial" w:hAnsi="Arial"/>
@@ -17994,7 +18460,7 @@
             <w:pPr>
               <w:spacing w:after="20" w:before="0"/>
             </w:pPr>
-            <w:hyperlink w:history="1" r:id="rId4x4nq9jyt0t81t7ijavwy">
+            <w:hyperlink w:history="1" r:id="rIdfwgn8prvzxeyuv5xzwaxa">
               <w:r>
                 <w:rPr>
                   <w:rFonts w:ascii="Arial" w:cs="Arial" w:eastAsia="Arial" w:hAnsi="Arial"/>
@@ -18027,7 +18493,7 @@
               <w:spacing w:after="10" w:before="0"/>
               <w:ind w:left="120"/>
             </w:pPr>
-            <w:hyperlink w:history="1" r:id="rId9bockcigqidf1qnmy_7pr">
+            <w:hyperlink w:history="1" r:id="rIdnqjjod91i_wicbfabyv1h">
               <w:r>
                 <w:rPr>
                   <w:rFonts w:ascii="Arial" w:cs="Arial" w:eastAsia="Arial" w:hAnsi="Arial"/>
@@ -18222,7 +18688,7 @@
             <w:pPr>
               <w:spacing w:after="20" w:before="0"/>
             </w:pPr>
-            <w:hyperlink w:history="1" r:id="rIdwtvqtzr1enhbpho4qtg10">
+            <w:hyperlink w:history="1" r:id="rIddg1smntzvqdernf4e1hjv">
               <w:r>
                 <w:rPr>
                   <w:rFonts w:ascii="Arial" w:cs="Arial" w:eastAsia="Arial" w:hAnsi="Arial"/>
@@ -18255,7 +18721,7 @@
               <w:spacing w:after="10" w:before="0"/>
               <w:ind w:left="120"/>
             </w:pPr>
-            <w:hyperlink w:history="1" r:id="rId7tyvy3x2bjjmjv0540zx_">
+            <w:hyperlink w:history="1" r:id="rIdvjoaptvrjag2h77vyiaff">
               <w:r>
                 <w:rPr>
                   <w:rFonts w:ascii="Arial" w:cs="Arial" w:eastAsia="Arial" w:hAnsi="Arial"/>
@@ -18300,7 +18766,7 @@
             <w:pPr>
               <w:spacing w:after="20" w:before="0"/>
             </w:pPr>
-            <w:hyperlink w:history="1" r:id="rIdor5iojinbuzeh8oii9dso">
+            <w:hyperlink w:history="1" r:id="rId3kzcq21za_mfm_kati29v">
               <w:r>
                 <w:rPr>
                   <w:rFonts w:ascii="Arial" w:cs="Arial" w:eastAsia="Arial" w:hAnsi="Arial"/>
@@ -18333,7 +18799,7 @@
               <w:spacing w:after="10" w:before="0"/>
               <w:ind w:left="120"/>
             </w:pPr>
-            <w:hyperlink w:history="1" r:id="rIdkdvhqz5fzyb3muovetmxu">
+            <w:hyperlink w:history="1" r:id="rId3rnatsv0zakcqcwkzvtjo">
               <w:r>
                 <w:rPr>
                   <w:rFonts w:ascii="Arial" w:cs="Arial" w:eastAsia="Arial" w:hAnsi="Arial"/>
@@ -18528,7 +18994,7 @@
             <w:pPr>
               <w:spacing w:after="20" w:before="0"/>
             </w:pPr>
-            <w:hyperlink w:history="1" r:id="rIdnkl9imfq758tjyufiwemj">
+            <w:hyperlink w:history="1" r:id="rIdds3mmavl-n4d7xdlt4drn">
               <w:r>
                 <w:rPr>
                   <w:rFonts w:ascii="Arial" w:cs="Arial" w:eastAsia="Arial" w:hAnsi="Arial"/>
@@ -18561,7 +19027,7 @@
               <w:spacing w:after="10" w:before="0"/>
               <w:ind w:left="120"/>
             </w:pPr>
-            <w:hyperlink w:history="1" r:id="rIdc4pmhjduh5vcwjs1lt8_m">
+            <w:hyperlink w:history="1" r:id="rIdlcttsuj7jsoin0snrcpxt">
               <w:r>
                 <w:rPr>
                   <w:rFonts w:ascii="Arial" w:cs="Arial" w:eastAsia="Arial" w:hAnsi="Arial"/>
@@ -18606,7 +19072,7 @@
             <w:pPr>
               <w:spacing w:after="20" w:before="0"/>
             </w:pPr>
-            <w:hyperlink w:history="1" r:id="rId461n5ipuqnepmgmokgb8z">
+            <w:hyperlink w:history="1" r:id="rIda-h94-2qza3sa2zb2ds6_">
               <w:r>
                 <w:rPr>
                   <w:rFonts w:ascii="Arial" w:cs="Arial" w:eastAsia="Arial" w:hAnsi="Arial"/>
@@ -18639,7 +19105,7 @@
               <w:spacing w:after="10" w:before="0"/>
               <w:ind w:left="120"/>
             </w:pPr>
-            <w:hyperlink w:history="1" r:id="rId94wsrimm-ztejrfjto0ol">
+            <w:hyperlink w:history="1" r:id="rIdabmymjmoeeesj1wlgap0j">
               <w:r>
                 <w:rPr>
                   <w:rFonts w:ascii="Arial" w:cs="Arial" w:eastAsia="Arial" w:hAnsi="Arial"/>
@@ -19135,6 +19601,65 @@
         </w:tc>
       </w:tr>
     </w:tbl>
+    <w:p>
+      <w:pPr>
+        <w:pBdr>
+          <w:top w:val="single" w:color="BBBBBB" w:sz="4" w:space="4"/>
+        </w:pBdr>
+        <w:spacing w:after="0" w:before="160"/>
+      </w:pPr>
+      <w:r>
+        <w:rPr>
+          <w:rFonts w:ascii="Arial" w:cs="Arial" w:eastAsia="Arial" w:hAnsi="Arial"/>
+          <w:color w:val="666666"/>
+          <w:sz w:val="14"/>
+          <w:szCs w:val="14"/>
+        </w:rPr>
+        <w:t xml:space="preserve">© 2026 SeaVuria and ARES. Aligned with KICD objectives. Developed by SeaVuria; technical implementation by ARES (with AI assistance from Claude). Licensed under </w:t>
+      </w:r>
+      <w:hyperlink w:history="1" r:id="rId60wrbrjko0fufx5iodrvs">
+        <w:r>
+          <w:rPr>
+            <w:rFonts w:ascii="Arial" w:cs="Arial" w:eastAsia="Arial" w:hAnsi="Arial"/>
+            <w:color w:val="1F6B75"/>
+            <w:sz w:val="14"/>
+            <w:szCs w:val="14"/>
+            <w:u w:val="single" w:color="1F6B75"/>
+          </w:rPr>
+          <w:t xml:space="preserve">CC BY-NC 4.0</w:t>
+        </w:r>
+      </w:hyperlink>
+      <w:r>
+        <w:rPr>
+          <w:rFonts w:ascii="Arial" w:cs="Arial" w:eastAsia="Arial" w:hAnsi="Arial"/>
+          <w:color w:val="666666"/>
+          <w:sz w:val="14"/>
+          <w:szCs w:val="14"/>
+        </w:rPr>
+        <w:t xml:space="preserve"> (</w:t>
+      </w:r>
+      <w:hyperlink w:history="1" r:id="rIdcqklixyte35pix33bsnqa">
+        <w:r>
+          <w:rPr>
+            <w:rFonts w:ascii="Arial" w:cs="Arial" w:eastAsia="Arial" w:hAnsi="Arial"/>
+            <w:color w:val="1F6B75"/>
+            <w:sz w:val="14"/>
+            <w:szCs w:val="14"/>
+            <w:u w:val="single" w:color="1F6B75"/>
+          </w:rPr>
+          <w:t xml:space="preserve">https://creativecommons.org/licenses/by-nc/4.0/</w:t>
+        </w:r>
+      </w:hyperlink>
+      <w:r>
+        <w:rPr>
+          <w:rFonts w:ascii="Arial" w:cs="Arial" w:eastAsia="Arial" w:hAnsi="Arial"/>
+          <w:color w:val="666666"/>
+          <w:sz w:val="14"/>
+          <w:szCs w:val="14"/>
+        </w:rPr>
+        <w:t xml:space="preserve">).</w:t>
+      </w:r>
+    </w:p>
     <w:p>
       <w:r>
         <w:br w:type="page"/>
@@ -20126,7 +20651,7 @@
             <w:pPr>
               <w:spacing w:after="20" w:before="0"/>
             </w:pPr>
-            <w:hyperlink w:history="1" r:id="rIdrlq0fwdjtfwigk1px6xov">
+            <w:hyperlink w:history="1" r:id="rIdffzugzg55mjoboq65zefw">
               <w:r>
                 <w:rPr>
                   <w:rFonts w:ascii="Arial" w:cs="Arial" w:eastAsia="Arial" w:hAnsi="Arial"/>
@@ -20159,7 +20684,7 @@
               <w:spacing w:after="10" w:before="0"/>
               <w:ind w:left="120"/>
             </w:pPr>
-            <w:hyperlink w:history="1" r:id="rIdmqne--olmit1pd42vf6e-">
+            <w:hyperlink w:history="1" r:id="rIdggk_xxxgbvsst_raekq5e">
               <w:r>
                 <w:rPr>
                   <w:rFonts w:ascii="Arial" w:cs="Arial" w:eastAsia="Arial" w:hAnsi="Arial"/>
@@ -20204,7 +20729,7 @@
             <w:pPr>
               <w:spacing w:after="20" w:before="0"/>
             </w:pPr>
-            <w:hyperlink w:history="1" r:id="rIdlhff60kc5ykvfzbatqave">
+            <w:hyperlink w:history="1" r:id="rIdm34wptwm4t2xqajn5ix2l">
               <w:r>
                 <w:rPr>
                   <w:rFonts w:ascii="Arial" w:cs="Arial" w:eastAsia="Arial" w:hAnsi="Arial"/>
@@ -20237,7 +20762,7 @@
               <w:spacing w:after="10" w:before="0"/>
               <w:ind w:left="120"/>
             </w:pPr>
-            <w:hyperlink w:history="1" r:id="rIdcvj8d973o9pmpuxq2_jl4">
+            <w:hyperlink w:history="1" r:id="rIde3olndbsxvezkkddjgw3_">
               <w:r>
                 <w:rPr>
                   <w:rFonts w:ascii="Arial" w:cs="Arial" w:eastAsia="Arial" w:hAnsi="Arial"/>
@@ -20432,7 +20957,7 @@
             <w:pPr>
               <w:spacing w:after="20" w:before="0"/>
             </w:pPr>
-            <w:hyperlink w:history="1" r:id="rIdi5v8u2zsyd7pbud_ove4f">
+            <w:hyperlink w:history="1" r:id="rIdl1-lqn9mjiizy3sywjtah">
               <w:r>
                 <w:rPr>
                   <w:rFonts w:ascii="Arial" w:cs="Arial" w:eastAsia="Arial" w:hAnsi="Arial"/>
@@ -20465,7 +20990,7 @@
               <w:spacing w:after="10" w:before="0"/>
               <w:ind w:left="120"/>
             </w:pPr>
-            <w:hyperlink w:history="1" r:id="rIdzstsczhehxq8ejehea3lk">
+            <w:hyperlink w:history="1" r:id="rIdxldvf6ezlokgxa6rcl5id">
               <w:r>
                 <w:rPr>
                   <w:rFonts w:ascii="Arial" w:cs="Arial" w:eastAsia="Arial" w:hAnsi="Arial"/>
@@ -20510,7 +21035,7 @@
             <w:pPr>
               <w:spacing w:after="20" w:before="0"/>
             </w:pPr>
-            <w:hyperlink w:history="1" r:id="rId2ow0cxknuz24emdvy33f5">
+            <w:hyperlink w:history="1" r:id="rId08ekk2a4smacqsqew0sfw">
               <w:r>
                 <w:rPr>
                   <w:rFonts w:ascii="Arial" w:cs="Arial" w:eastAsia="Arial" w:hAnsi="Arial"/>
@@ -20543,7 +21068,7 @@
               <w:spacing w:after="10" w:before="0"/>
               <w:ind w:left="120"/>
             </w:pPr>
-            <w:hyperlink w:history="1" r:id="rIdus8pifg8fnzx-vlzjrlkb">
+            <w:hyperlink w:history="1" r:id="rIdgoc5qqzdnqz_sy0eivxx-">
               <w:r>
                 <w:rPr>
                   <w:rFonts w:ascii="Arial" w:cs="Arial" w:eastAsia="Arial" w:hAnsi="Arial"/>
@@ -21004,7 +21529,7 @@
             <w:pPr>
               <w:spacing w:after="20" w:before="0"/>
             </w:pPr>
-            <w:hyperlink w:history="1" r:id="rIdq4x9e_6q0auvz9_quzkdz">
+            <w:hyperlink w:history="1" r:id="rIdh9rdp7c072tvmdqitjxni">
               <w:r>
                 <w:rPr>
                   <w:rFonts w:ascii="Arial" w:cs="Arial" w:eastAsia="Arial" w:hAnsi="Arial"/>
@@ -21037,7 +21562,7 @@
               <w:spacing w:after="10" w:before="0"/>
               <w:ind w:left="120"/>
             </w:pPr>
-            <w:hyperlink w:history="1" r:id="rIdp9us4lgymxejhiytd2__-">
+            <w:hyperlink w:history="1" r:id="rIdfjdrqo8qno9ks3rdysgxd">
               <w:r>
                 <w:rPr>
                   <w:rFonts w:ascii="Arial" w:cs="Arial" w:eastAsia="Arial" w:hAnsi="Arial"/>
@@ -21082,7 +21607,7 @@
             <w:pPr>
               <w:spacing w:after="20" w:before="0"/>
             </w:pPr>
-            <w:hyperlink w:history="1" r:id="rIduui3tum2qd50b0fqlxt62">
+            <w:hyperlink w:history="1" r:id="rIdj-k0qkkxgcf8rzavv67xy">
               <w:r>
                 <w:rPr>
                   <w:rFonts w:ascii="Arial" w:cs="Arial" w:eastAsia="Arial" w:hAnsi="Arial"/>
@@ -21115,7 +21640,7 @@
               <w:spacing w:after="10" w:before="0"/>
               <w:ind w:left="120"/>
             </w:pPr>
-            <w:hyperlink w:history="1" r:id="rIdzs8bea29hcp9t3d9jyhbq">
+            <w:hyperlink w:history="1" r:id="rIdo3o4dbrzqoyxtnvvnehhq">
               <w:r>
                 <w:rPr>
                   <w:rFonts w:ascii="Arial" w:cs="Arial" w:eastAsia="Arial" w:hAnsi="Arial"/>
@@ -21348,7 +21873,7 @@
             <w:pPr>
               <w:spacing w:after="20" w:before="0"/>
             </w:pPr>
-            <w:hyperlink w:history="1" r:id="rIdrbcqcc8qxyfuhsanhlf7n">
+            <w:hyperlink w:history="1" r:id="rIddlyosrdah_mxrzgfozrax">
               <w:r>
                 <w:rPr>
                   <w:rFonts w:ascii="Arial" w:cs="Arial" w:eastAsia="Arial" w:hAnsi="Arial"/>
@@ -21381,7 +21906,7 @@
               <w:spacing w:after="10" w:before="0"/>
               <w:ind w:left="120"/>
             </w:pPr>
-            <w:hyperlink w:history="1" r:id="rIdnbqyk6elihud7w0fjfo_c">
+            <w:hyperlink w:history="1" r:id="rIdowpssww85_m2ph7ym-38g">
               <w:r>
                 <w:rPr>
                   <w:rFonts w:ascii="Arial" w:cs="Arial" w:eastAsia="Arial" w:hAnsi="Arial"/>
@@ -21426,7 +21951,7 @@
             <w:pPr>
               <w:spacing w:after="20" w:before="0"/>
             </w:pPr>
-            <w:hyperlink w:history="1" r:id="rId3jp_iaxwn4swffr7yqmae">
+            <w:hyperlink w:history="1" r:id="rIdzuf61s2nssrxcojo-l1m-">
               <w:r>
                 <w:rPr>
                   <w:rFonts w:ascii="Arial" w:cs="Arial" w:eastAsia="Arial" w:hAnsi="Arial"/>
@@ -21459,7 +21984,7 @@
               <w:spacing w:after="10" w:before="0"/>
               <w:ind w:left="120"/>
             </w:pPr>
-            <w:hyperlink w:history="1" r:id="rIdoa9gpbwr8_1kl-dxxvbr_">
+            <w:hyperlink w:history="1" r:id="rIdurve5gkp7cshhxjr2xrl8">
               <w:r>
                 <w:rPr>
                   <w:rFonts w:ascii="Arial" w:cs="Arial" w:eastAsia="Arial" w:hAnsi="Arial"/>
@@ -21654,7 +22179,7 @@
             <w:pPr>
               <w:spacing w:after="20" w:before="0"/>
             </w:pPr>
-            <w:hyperlink w:history="1" r:id="rIdiin9jd2cbhnls2sir7mzu">
+            <w:hyperlink w:history="1" r:id="rIdyf7h-tffwekhwuugd8_a0">
               <w:r>
                 <w:rPr>
                   <w:rFonts w:ascii="Arial" w:cs="Arial" w:eastAsia="Arial" w:hAnsi="Arial"/>
@@ -21687,7 +22212,7 @@
               <w:spacing w:after="10" w:before="0"/>
               <w:ind w:left="120"/>
             </w:pPr>
-            <w:hyperlink w:history="1" r:id="rIdsuenqttl75coarhgyoeeb">
+            <w:hyperlink w:history="1" r:id="rIdqlo8wkfkxrzun-_wt-unq">
               <w:r>
                 <w:rPr>
                   <w:rFonts w:ascii="Arial" w:cs="Arial" w:eastAsia="Arial" w:hAnsi="Arial"/>
@@ -21732,7 +22257,7 @@
             <w:pPr>
               <w:spacing w:after="20" w:before="0"/>
             </w:pPr>
-            <w:hyperlink w:history="1" r:id="rId6dcigxnzikbs9fmeaakyh">
+            <w:hyperlink w:history="1" r:id="rIdbubwq01qyiu7k2uks1uqa">
               <w:r>
                 <w:rPr>
                   <w:rFonts w:ascii="Arial" w:cs="Arial" w:eastAsia="Arial" w:hAnsi="Arial"/>
@@ -21765,7 +22290,7 @@
               <w:spacing w:after="10" w:before="0"/>
               <w:ind w:left="120"/>
             </w:pPr>
-            <w:hyperlink w:history="1" r:id="rIdxkrgyyehflnwf3occ5pha">
+            <w:hyperlink w:history="1" r:id="rIdlftj6dpzsqqdntrab5q0u">
               <w:r>
                 <w:rPr>
                   <w:rFonts w:ascii="Arial" w:cs="Arial" w:eastAsia="Arial" w:hAnsi="Arial"/>
@@ -22356,6 +22881,65 @@
         </w:tc>
       </w:tr>
     </w:tbl>
+    <w:p>
+      <w:pPr>
+        <w:pBdr>
+          <w:top w:val="single" w:color="BBBBBB" w:sz="4" w:space="4"/>
+        </w:pBdr>
+        <w:spacing w:after="0" w:before="160"/>
+      </w:pPr>
+      <w:r>
+        <w:rPr>
+          <w:rFonts w:ascii="Arial" w:cs="Arial" w:eastAsia="Arial" w:hAnsi="Arial"/>
+          <w:color w:val="666666"/>
+          <w:sz w:val="14"/>
+          <w:szCs w:val="14"/>
+        </w:rPr>
+        <w:t xml:space="preserve">© 2026 SeaVuria and ARES. Aligned with KICD objectives. Developed by SeaVuria; technical implementation by ARES (with AI assistance from Claude). Licensed under </w:t>
+      </w:r>
+      <w:hyperlink w:history="1" r:id="rIdwwsbyc73j8wziziz7iks2">
+        <w:r>
+          <w:rPr>
+            <w:rFonts w:ascii="Arial" w:cs="Arial" w:eastAsia="Arial" w:hAnsi="Arial"/>
+            <w:color w:val="1F6B75"/>
+            <w:sz w:val="14"/>
+            <w:szCs w:val="14"/>
+            <w:u w:val="single" w:color="1F6B75"/>
+          </w:rPr>
+          <w:t xml:space="preserve">CC BY-NC 4.0</w:t>
+        </w:r>
+      </w:hyperlink>
+      <w:r>
+        <w:rPr>
+          <w:rFonts w:ascii="Arial" w:cs="Arial" w:eastAsia="Arial" w:hAnsi="Arial"/>
+          <w:color w:val="666666"/>
+          <w:sz w:val="14"/>
+          <w:szCs w:val="14"/>
+        </w:rPr>
+        <w:t xml:space="preserve"> (</w:t>
+      </w:r>
+      <w:hyperlink w:history="1" r:id="rIdng6-bwpsxnnxcfntdw24o">
+        <w:r>
+          <w:rPr>
+            <w:rFonts w:ascii="Arial" w:cs="Arial" w:eastAsia="Arial" w:hAnsi="Arial"/>
+            <w:color w:val="1F6B75"/>
+            <w:sz w:val="14"/>
+            <w:szCs w:val="14"/>
+            <w:u w:val="single" w:color="1F6B75"/>
+          </w:rPr>
+          <w:t xml:space="preserve">https://creativecommons.org/licenses/by-nc/4.0/</w:t>
+        </w:r>
+      </w:hyperlink>
+      <w:r>
+        <w:rPr>
+          <w:rFonts w:ascii="Arial" w:cs="Arial" w:eastAsia="Arial" w:hAnsi="Arial"/>
+          <w:color w:val="666666"/>
+          <w:sz w:val="14"/>
+          <w:szCs w:val="14"/>
+        </w:rPr>
+        <w:t xml:space="preserve">).</w:t>
+      </w:r>
+    </w:p>
     <w:p>
       <w:r>
         <w:br w:type="page"/>
@@ -23487,7 +24071,7 @@
               <w:spacing w:after="10" w:before="0"/>
               <w:ind w:left="120"/>
             </w:pPr>
-            <w:hyperlink w:history="1" r:id="rIdzbihbxdjahaag9b0uyuiv">
+            <w:hyperlink w:history="1" r:id="rIdnpjab1re6nd-4ph7vjndr">
               <w:r>
                 <w:rPr>
                   <w:rFonts w:ascii="Arial" w:cs="Arial" w:eastAsia="Arial" w:hAnsi="Arial"/>
@@ -23564,7 +24148,7 @@
               <w:spacing w:after="10" w:before="0"/>
               <w:ind w:left="120"/>
             </w:pPr>
-            <w:hyperlink w:history="1" r:id="rIdaquaavvwj1fpve0ox3rql">
+            <w:hyperlink w:history="1" r:id="rIdjcewier4npsenrt5p8ttp">
               <w:r>
                 <w:rPr>
                   <w:rFonts w:ascii="Arial" w:cs="Arial" w:eastAsia="Arial" w:hAnsi="Arial"/>
@@ -23791,7 +24375,7 @@
               <w:spacing w:after="10" w:before="0"/>
               <w:ind w:left="120"/>
             </w:pPr>
-            <w:hyperlink w:history="1" r:id="rIdklihod5rsakrspaphet3y">
+            <w:hyperlink w:history="1" r:id="rIdg5txdv6vx164ssy_f_d0v">
               <w:r>
                 <w:rPr>
                   <w:rFonts w:ascii="Arial" w:cs="Arial" w:eastAsia="Arial" w:hAnsi="Arial"/>
@@ -23868,7 +24452,7 @@
               <w:spacing w:after="10" w:before="0"/>
               <w:ind w:left="120"/>
             </w:pPr>
-            <w:hyperlink w:history="1" r:id="rIde9bj2ciga8kz6kgokoasx">
+            <w:hyperlink w:history="1" r:id="rIdddnevvei1f-5ras9kjdu-">
               <w:r>
                 <w:rPr>
                   <w:rFonts w:ascii="Arial" w:cs="Arial" w:eastAsia="Arial" w:hAnsi="Arial"/>
@@ -24095,7 +24679,7 @@
               <w:spacing w:after="10" w:before="0"/>
               <w:ind w:left="120"/>
             </w:pPr>
-            <w:hyperlink w:history="1" r:id="rIdtgb03a4793qmexcjwf7fc">
+            <w:hyperlink w:history="1" r:id="rIdxgyeiqqxbeojkd2krwja2">
               <w:r>
                 <w:rPr>
                   <w:rFonts w:ascii="Arial" w:cs="Arial" w:eastAsia="Arial" w:hAnsi="Arial"/>
@@ -24172,7 +24756,7 @@
               <w:spacing w:after="10" w:before="0"/>
               <w:ind w:left="120"/>
             </w:pPr>
-            <w:hyperlink w:history="1" r:id="rIdvkmvzvmxzkxefi4mcfzak">
+            <w:hyperlink w:history="1" r:id="rIds9zy1583fjaaonlsnhmpg">
               <w:r>
                 <w:rPr>
                   <w:rFonts w:ascii="Arial" w:cs="Arial" w:eastAsia="Arial" w:hAnsi="Arial"/>
@@ -24399,7 +24983,7 @@
               <w:spacing w:after="10" w:before="0"/>
               <w:ind w:left="120"/>
             </w:pPr>
-            <w:hyperlink w:history="1" r:id="rIdjabh6oounau1m35l-9now">
+            <w:hyperlink w:history="1" r:id="rId49zwcgxkwm_gejwmkeg6p">
               <w:r>
                 <w:rPr>
                   <w:rFonts w:ascii="Arial" w:cs="Arial" w:eastAsia="Arial" w:hAnsi="Arial"/>
@@ -24476,7 +25060,7 @@
               <w:spacing w:after="10" w:before="0"/>
               <w:ind w:left="120"/>
             </w:pPr>
-            <w:hyperlink w:history="1" r:id="rIdhthw263abvsc6asotqw2z">
+            <w:hyperlink w:history="1" r:id="rIdsnlsx0ljvqzt4bexh83li">
               <w:r>
                 <w:rPr>
                   <w:rFonts w:ascii="Arial" w:cs="Arial" w:eastAsia="Arial" w:hAnsi="Arial"/>
@@ -24703,7 +25287,7 @@
               <w:spacing w:after="10" w:before="0"/>
               <w:ind w:left="120"/>
             </w:pPr>
-            <w:hyperlink w:history="1" r:id="rIderdnu_ullc6g4drfvqilr">
+            <w:hyperlink w:history="1" r:id="rIddzcxax4jrwmbmwl3vxoi1">
               <w:r>
                 <w:rPr>
                   <w:rFonts w:ascii="Arial" w:cs="Arial" w:eastAsia="Arial" w:hAnsi="Arial"/>
@@ -24780,7 +25364,7 @@
               <w:spacing w:after="10" w:before="0"/>
               <w:ind w:left="120"/>
             </w:pPr>
-            <w:hyperlink w:history="1" r:id="rIdz7a0qg0j0-27vncv4qi_j">
+            <w:hyperlink w:history="1" r:id="rIdov42rdirzepcsjjqyvx06">
               <w:r>
                 <w:rPr>
                   <w:rFonts w:ascii="Arial" w:cs="Arial" w:eastAsia="Arial" w:hAnsi="Arial"/>
@@ -25291,6 +25875,65 @@
         </w:tc>
       </w:tr>
     </w:tbl>
+    <w:p>
+      <w:pPr>
+        <w:pBdr>
+          <w:top w:val="single" w:color="BBBBBB" w:sz="4" w:space="4"/>
+        </w:pBdr>
+        <w:spacing w:after="0" w:before="160"/>
+      </w:pPr>
+      <w:r>
+        <w:rPr>
+          <w:rFonts w:ascii="Arial" w:cs="Arial" w:eastAsia="Arial" w:hAnsi="Arial"/>
+          <w:color w:val="666666"/>
+          <w:sz w:val="14"/>
+          <w:szCs w:val="14"/>
+        </w:rPr>
+        <w:t xml:space="preserve">© 2026 SeaVuria and ARES. Aligned with KICD objectives. Developed by SeaVuria; technical implementation by ARES (with AI assistance from Claude). Licensed under </w:t>
+      </w:r>
+      <w:hyperlink w:history="1" r:id="rIdasj4jlyh0pg-o19y9pms8">
+        <w:r>
+          <w:rPr>
+            <w:rFonts w:ascii="Arial" w:cs="Arial" w:eastAsia="Arial" w:hAnsi="Arial"/>
+            <w:color w:val="1F6B75"/>
+            <w:sz w:val="14"/>
+            <w:szCs w:val="14"/>
+            <w:u w:val="single" w:color="1F6B75"/>
+          </w:rPr>
+          <w:t xml:space="preserve">CC BY-NC 4.0</w:t>
+        </w:r>
+      </w:hyperlink>
+      <w:r>
+        <w:rPr>
+          <w:rFonts w:ascii="Arial" w:cs="Arial" w:eastAsia="Arial" w:hAnsi="Arial"/>
+          <w:color w:val="666666"/>
+          <w:sz w:val="14"/>
+          <w:szCs w:val="14"/>
+        </w:rPr>
+        <w:t xml:space="preserve"> (</w:t>
+      </w:r>
+      <w:hyperlink w:history="1" r:id="rIdodcbzrmkifhz6sbbgqqsl">
+        <w:r>
+          <w:rPr>
+            <w:rFonts w:ascii="Arial" w:cs="Arial" w:eastAsia="Arial" w:hAnsi="Arial"/>
+            <w:color w:val="1F6B75"/>
+            <w:sz w:val="14"/>
+            <w:szCs w:val="14"/>
+            <w:u w:val="single" w:color="1F6B75"/>
+          </w:rPr>
+          <w:t xml:space="preserve">https://creativecommons.org/licenses/by-nc/4.0/</w:t>
+        </w:r>
+      </w:hyperlink>
+      <w:r>
+        <w:rPr>
+          <w:rFonts w:ascii="Arial" w:cs="Arial" w:eastAsia="Arial" w:hAnsi="Arial"/>
+          <w:color w:val="666666"/>
+          <w:sz w:val="14"/>
+          <w:szCs w:val="14"/>
+        </w:rPr>
+        <w:t xml:space="preserve">).</w:t>
+      </w:r>
+    </w:p>
     <w:p>
       <w:r>
         <w:br w:type="page"/>

--- a/data/outputs/v2/Core_Mathematics/SS2.6_Area_of_a_Part_of_a_Circle/Core_Mathematics_Area_of_a_Part_of_a_Circle_CBE_LessonSequence.docx
+++ b/data/outputs/v2/Core_Mathematics/SS2.6_Area_of_a_Part_of_a_Circle/Core_Mathematics_Area_of_a_Part_of_a_Circle_CBE_LessonSequence.docx
@@ -38,6 +38,2179 @@
           <w:szCs w:val="22"/>
         </w:rPr>
         <w:t xml:space="preserve">CBE Phenomenon-Driven Lesson Sequence — Sub-Strand 2.6 (8 Lessons)</w:t>
+      </w:r>
+    </w:p>
+    <w:p>
+      <w:pPr>
+        <w:spacing w:after="120"/>
+      </w:pPr>
+      <w:r>
+        <w:t xml:space="preserve"/>
+      </w:r>
+    </w:p>
+    <w:tbl>
+      <w:tblPr>
+        <w:tblW w:type="dxa" w:w="13680"/>
+        <w:tblBorders>
+          <w:top w:val="single" w:color="AAAAAA" w:sz="4"/>
+          <w:left w:val="single" w:color="AAAAAA" w:sz="4"/>
+          <w:bottom w:val="single" w:color="AAAAAA" w:sz="4"/>
+          <w:right w:val="single" w:color="AAAAAA" w:sz="4"/>
+          <w:insideH w:val="single" w:color="auto" w:sz="4"/>
+          <w:insideV w:val="single" w:color="auto" w:sz="4"/>
+        </w:tblBorders>
+        <w:tblLayout w:type="fixed"/>
+      </w:tblPr>
+      <w:tblGrid>
+        <w:gridCol w:w="3000"/>
+        <w:gridCol w:w="10680"/>
+      </w:tblGrid>
+      <w:tr>
+        <w:tc>
+          <w:tcPr>
+            <w:tcW w:type="dxa" w:w="13680"/>
+            <w:gridSpan w:val="2"/>
+            <w:shd w:fill="1F3864" w:color="auto" w:val="clear"/>
+            <w:tcMar>
+              <w:top w:type="dxa" w:w="60"/>
+              <w:left w:type="dxa" w:w="120"/>
+              <w:bottom w:type="dxa" w:w="60"/>
+              <w:right w:type="dxa" w:w="120"/>
+            </w:tcMar>
+            <w:vAlign w:val="top"/>
+          </w:tcPr>
+          <w:p>
+            <w:pPr>
+              <w:spacing w:after="40" w:before="0"/>
+              <w:jc w:val="center"/>
+            </w:pPr>
+            <w:r>
+              <w:rPr>
+                <w:rFonts w:ascii="Arial" w:cs="Arial" w:eastAsia="Arial" w:hAnsi="Arial"/>
+                <w:b/>
+                <w:bCs/>
+                <w:i w:val="false"/>
+                <w:iCs w:val="false"/>
+                <w:color w:val="FFFFFF"/>
+                <w:sz w:val="22"/>
+                <w:szCs w:val="22"/>
+              </w:rPr>
+              <w:t xml:space="preserve">SUB-STRAND OVERVIEW</w:t>
+            </w:r>
+          </w:p>
+        </w:tc>
+      </w:tr>
+      <w:tr>
+        <w:tc>
+          <w:tcPr>
+            <w:tcW w:type="dxa" w:w="3000"/>
+            <w:shd w:fill="D5E8F0" w:color="auto" w:val="clear"/>
+            <w:tcMar>
+              <w:top w:type="dxa" w:w="60"/>
+              <w:left w:type="dxa" w:w="120"/>
+              <w:bottom w:type="dxa" w:w="60"/>
+              <w:right w:type="dxa" w:w="120"/>
+            </w:tcMar>
+            <w:vAlign w:val="top"/>
+          </w:tcPr>
+          <w:p>
+            <w:pPr>
+              <w:spacing w:after="40" w:before="0"/>
+              <w:jc w:val="left"/>
+            </w:pPr>
+            <w:r>
+              <w:rPr>
+                <w:rFonts w:ascii="Arial" w:cs="Arial" w:eastAsia="Arial" w:hAnsi="Arial"/>
+                <w:b/>
+                <w:bCs/>
+                <w:i w:val="false"/>
+                <w:iCs w:val="false"/>
+                <w:color w:val="000000"/>
+                <w:sz w:val="18"/>
+                <w:szCs w:val="18"/>
+              </w:rPr>
+              <w:t xml:space="preserve">Grade Level</w:t>
+            </w:r>
+          </w:p>
+        </w:tc>
+        <w:tc>
+          <w:tcPr>
+            <w:tcW w:type="dxa" w:w="10680"/>
+            <w:shd w:fill="FFFFFF" w:color="auto" w:val="clear"/>
+            <w:tcMar>
+              <w:top w:type="dxa" w:w="60"/>
+              <w:left w:type="dxa" w:w="120"/>
+              <w:bottom w:type="dxa" w:w="60"/>
+              <w:right w:type="dxa" w:w="120"/>
+            </w:tcMar>
+            <w:vAlign w:val="top"/>
+          </w:tcPr>
+          <w:p>
+            <w:pPr>
+              <w:spacing w:after="40" w:before="0"/>
+              <w:jc w:val="left"/>
+            </w:pPr>
+            <w:r>
+              <w:rPr>
+                <w:rFonts w:ascii="Arial" w:cs="Arial" w:eastAsia="Arial" w:hAnsi="Arial"/>
+                <w:b w:val="false"/>
+                <w:bCs w:val="false"/>
+                <w:i w:val="false"/>
+                <w:iCs w:val="false"/>
+                <w:color w:val="000000"/>
+                <w:sz w:val="18"/>
+                <w:szCs w:val="18"/>
+              </w:rPr>
+              <w:t xml:space="preserve">10</w:t>
+            </w:r>
+          </w:p>
+        </w:tc>
+      </w:tr>
+      <w:tr>
+        <w:tc>
+          <w:tcPr>
+            <w:tcW w:type="dxa" w:w="3000"/>
+            <w:shd w:fill="D5E8F0" w:color="auto" w:val="clear"/>
+            <w:tcMar>
+              <w:top w:type="dxa" w:w="60"/>
+              <w:left w:type="dxa" w:w="120"/>
+              <w:bottom w:type="dxa" w:w="60"/>
+              <w:right w:type="dxa" w:w="120"/>
+            </w:tcMar>
+            <w:vAlign w:val="top"/>
+          </w:tcPr>
+          <w:p>
+            <w:pPr>
+              <w:spacing w:after="40" w:before="0"/>
+              <w:jc w:val="left"/>
+            </w:pPr>
+            <w:r>
+              <w:rPr>
+                <w:rFonts w:ascii="Arial" w:cs="Arial" w:eastAsia="Arial" w:hAnsi="Arial"/>
+                <w:b/>
+                <w:bCs/>
+                <w:i w:val="false"/>
+                <w:iCs w:val="false"/>
+                <w:color w:val="000000"/>
+                <w:sz w:val="18"/>
+                <w:szCs w:val="18"/>
+              </w:rPr>
+              <w:t xml:space="preserve">Subject</w:t>
+            </w:r>
+          </w:p>
+        </w:tc>
+        <w:tc>
+          <w:tcPr>
+            <w:tcW w:type="dxa" w:w="10680"/>
+            <w:shd w:fill="FFFFFF" w:color="auto" w:val="clear"/>
+            <w:tcMar>
+              <w:top w:type="dxa" w:w="60"/>
+              <w:left w:type="dxa" w:w="120"/>
+              <w:bottom w:type="dxa" w:w="60"/>
+              <w:right w:type="dxa" w:w="120"/>
+            </w:tcMar>
+            <w:vAlign w:val="top"/>
+          </w:tcPr>
+          <w:p>
+            <w:pPr>
+              <w:spacing w:after="40" w:before="0"/>
+              <w:jc w:val="left"/>
+            </w:pPr>
+            <w:r>
+              <w:rPr>
+                <w:rFonts w:ascii="Arial" w:cs="Arial" w:eastAsia="Arial" w:hAnsi="Arial"/>
+                <w:b w:val="false"/>
+                <w:bCs w:val="false"/>
+                <w:i w:val="false"/>
+                <w:iCs w:val="false"/>
+                <w:color w:val="000000"/>
+                <w:sz w:val="18"/>
+                <w:szCs w:val="18"/>
+              </w:rPr>
+              <w:t xml:space="preserve">Core Mathematics</w:t>
+            </w:r>
+          </w:p>
+        </w:tc>
+      </w:tr>
+      <w:tr>
+        <w:tc>
+          <w:tcPr>
+            <w:tcW w:type="dxa" w:w="3000"/>
+            <w:shd w:fill="D5E8F0" w:color="auto" w:val="clear"/>
+            <w:tcMar>
+              <w:top w:type="dxa" w:w="60"/>
+              <w:left w:type="dxa" w:w="120"/>
+              <w:bottom w:type="dxa" w:w="60"/>
+              <w:right w:type="dxa" w:w="120"/>
+            </w:tcMar>
+            <w:vAlign w:val="top"/>
+          </w:tcPr>
+          <w:p>
+            <w:pPr>
+              <w:spacing w:after="40" w:before="0"/>
+              <w:jc w:val="left"/>
+            </w:pPr>
+            <w:r>
+              <w:rPr>
+                <w:rFonts w:ascii="Arial" w:cs="Arial" w:eastAsia="Arial" w:hAnsi="Arial"/>
+                <w:b/>
+                <w:bCs/>
+                <w:i w:val="false"/>
+                <w:iCs w:val="false"/>
+                <w:color w:val="000000"/>
+                <w:sz w:val="18"/>
+                <w:szCs w:val="18"/>
+              </w:rPr>
+              <w:t xml:space="preserve">Strand</w:t>
+            </w:r>
+          </w:p>
+        </w:tc>
+        <w:tc>
+          <w:tcPr>
+            <w:tcW w:type="dxa" w:w="10680"/>
+            <w:shd w:fill="FFFFFF" w:color="auto" w:val="clear"/>
+            <w:tcMar>
+              <w:top w:type="dxa" w:w="60"/>
+              <w:left w:type="dxa" w:w="120"/>
+              <w:bottom w:type="dxa" w:w="60"/>
+              <w:right w:type="dxa" w:w="120"/>
+            </w:tcMar>
+            <w:vAlign w:val="top"/>
+          </w:tcPr>
+          <w:p>
+            <w:pPr>
+              <w:spacing w:after="40" w:before="0"/>
+              <w:jc w:val="left"/>
+            </w:pPr>
+            <w:r>
+              <w:rPr>
+                <w:rFonts w:ascii="Arial" w:cs="Arial" w:eastAsia="Arial" w:hAnsi="Arial"/>
+                <w:b w:val="false"/>
+                <w:bCs w:val="false"/>
+                <w:i w:val="false"/>
+                <w:iCs w:val="false"/>
+                <w:color w:val="000000"/>
+                <w:sz w:val="18"/>
+                <w:szCs w:val="18"/>
+              </w:rPr>
+              <w:t xml:space="preserve">Strand 2.0: Measurements and Geometry</w:t>
+            </w:r>
+          </w:p>
+        </w:tc>
+      </w:tr>
+      <w:tr>
+        <w:tc>
+          <w:tcPr>
+            <w:tcW w:type="dxa" w:w="3000"/>
+            <w:shd w:fill="D5E8F0" w:color="auto" w:val="clear"/>
+            <w:tcMar>
+              <w:top w:type="dxa" w:w="60"/>
+              <w:left w:type="dxa" w:w="120"/>
+              <w:bottom w:type="dxa" w:w="60"/>
+              <w:right w:type="dxa" w:w="120"/>
+            </w:tcMar>
+            <w:vAlign w:val="top"/>
+          </w:tcPr>
+          <w:p>
+            <w:pPr>
+              <w:spacing w:after="40" w:before="0"/>
+              <w:jc w:val="left"/>
+            </w:pPr>
+            <w:r>
+              <w:rPr>
+                <w:rFonts w:ascii="Arial" w:cs="Arial" w:eastAsia="Arial" w:hAnsi="Arial"/>
+                <w:b/>
+                <w:bCs/>
+                <w:i w:val="false"/>
+                <w:iCs w:val="false"/>
+                <w:color w:val="000000"/>
+                <w:sz w:val="18"/>
+                <w:szCs w:val="18"/>
+              </w:rPr>
+              <w:t xml:space="preserve">Sub-Strand</w:t>
+            </w:r>
+          </w:p>
+        </w:tc>
+        <w:tc>
+          <w:tcPr>
+            <w:tcW w:type="dxa" w:w="10680"/>
+            <w:shd w:fill="FFFFFF" w:color="auto" w:val="clear"/>
+            <w:tcMar>
+              <w:top w:type="dxa" w:w="60"/>
+              <w:left w:type="dxa" w:w="120"/>
+              <w:bottom w:type="dxa" w:w="60"/>
+              <w:right w:type="dxa" w:w="120"/>
+            </w:tcMar>
+            <w:vAlign w:val="top"/>
+          </w:tcPr>
+          <w:p>
+            <w:pPr>
+              <w:spacing w:after="40" w:before="0"/>
+              <w:jc w:val="left"/>
+            </w:pPr>
+            <w:r>
+              <w:rPr>
+                <w:rFonts w:ascii="Arial" w:cs="Arial" w:eastAsia="Arial" w:hAnsi="Arial"/>
+                <w:b w:val="false"/>
+                <w:bCs w:val="false"/>
+                <w:i w:val="false"/>
+                <w:iCs w:val="false"/>
+                <w:color w:val="000000"/>
+                <w:sz w:val="18"/>
+                <w:szCs w:val="18"/>
+              </w:rPr>
+              <w:t xml:space="preserve">Sub-Strand 2.6: Area of a Part of a Circle</w:t>
+            </w:r>
+          </w:p>
+        </w:tc>
+      </w:tr>
+      <w:tr>
+        <w:tc>
+          <w:tcPr>
+            <w:tcW w:type="dxa" w:w="3000"/>
+            <w:shd w:fill="D5E8F0" w:color="auto" w:val="clear"/>
+            <w:tcMar>
+              <w:top w:type="dxa" w:w="60"/>
+              <w:left w:type="dxa" w:w="120"/>
+              <w:bottom w:type="dxa" w:w="60"/>
+              <w:right w:type="dxa" w:w="120"/>
+            </w:tcMar>
+            <w:vAlign w:val="top"/>
+          </w:tcPr>
+          <w:p>
+            <w:pPr>
+              <w:spacing w:after="40" w:before="0"/>
+              <w:jc w:val="left"/>
+            </w:pPr>
+            <w:r>
+              <w:rPr>
+                <w:rFonts w:ascii="Arial" w:cs="Arial" w:eastAsia="Arial" w:hAnsi="Arial"/>
+                <w:b/>
+                <w:bCs/>
+                <w:i w:val="false"/>
+                <w:iCs w:val="false"/>
+                <w:color w:val="000000"/>
+                <w:sz w:val="18"/>
+                <w:szCs w:val="18"/>
+              </w:rPr>
+              <w:t xml:space="preserve">Total Duration</w:t>
+            </w:r>
+          </w:p>
+        </w:tc>
+        <w:tc>
+          <w:tcPr>
+            <w:tcW w:type="dxa" w:w="10680"/>
+            <w:shd w:fill="FFFFFF" w:color="auto" w:val="clear"/>
+            <w:tcMar>
+              <w:top w:type="dxa" w:w="60"/>
+              <w:left w:type="dxa" w:w="120"/>
+              <w:bottom w:type="dxa" w:w="60"/>
+              <w:right w:type="dxa" w:w="120"/>
+            </w:tcMar>
+            <w:vAlign w:val="top"/>
+          </w:tcPr>
+          <w:p>
+            <w:pPr>
+              <w:spacing w:after="40" w:before="0"/>
+              <w:jc w:val="left"/>
+            </w:pPr>
+            <w:r>
+              <w:rPr>
+                <w:rFonts w:ascii="Arial" w:cs="Arial" w:eastAsia="Arial" w:hAnsi="Arial"/>
+                <w:b w:val="false"/>
+                <w:bCs w:val="false"/>
+                <w:i w:val="false"/>
+                <w:iCs w:val="false"/>
+                <w:color w:val="000000"/>
+                <w:sz w:val="18"/>
+                <w:szCs w:val="18"/>
+              </w:rPr>
+              <w:t xml:space="preserve">8 lessons × 40 minutes = 320 minutes total</w:t>
+            </w:r>
+          </w:p>
+        </w:tc>
+      </w:tr>
+      <w:tr>
+        <w:tc>
+          <w:tcPr>
+            <w:tcW w:type="dxa" w:w="3000"/>
+            <w:shd w:fill="D5E8F0" w:color="auto" w:val="clear"/>
+            <w:tcMar>
+              <w:top w:type="dxa" w:w="60"/>
+              <w:left w:type="dxa" w:w="120"/>
+              <w:bottom w:type="dxa" w:w="60"/>
+              <w:right w:type="dxa" w:w="120"/>
+            </w:tcMar>
+            <w:vAlign w:val="top"/>
+          </w:tcPr>
+          <w:p>
+            <w:pPr>
+              <w:spacing w:after="40" w:before="0"/>
+              <w:jc w:val="left"/>
+            </w:pPr>
+            <w:r>
+              <w:rPr>
+                <w:rFonts w:ascii="Arial" w:cs="Arial" w:eastAsia="Arial" w:hAnsi="Arial"/>
+                <w:b/>
+                <w:bCs/>
+                <w:i w:val="false"/>
+                <w:iCs w:val="false"/>
+                <w:color w:val="000000"/>
+                <w:sz w:val="18"/>
+                <w:szCs w:val="18"/>
+              </w:rPr>
+              <w:t xml:space="preserve">Sub-Strand Content</w:t>
+            </w:r>
+          </w:p>
+        </w:tc>
+        <w:tc>
+          <w:tcPr>
+            <w:tcW w:type="dxa" w:w="10680"/>
+            <w:shd w:fill="FFFFFF" w:color="auto" w:val="clear"/>
+            <w:tcMar>
+              <w:top w:type="dxa" w:w="60"/>
+              <w:left w:type="dxa" w:w="120"/>
+              <w:bottom w:type="dxa" w:w="60"/>
+              <w:right w:type="dxa" w:w="120"/>
+            </w:tcMar>
+            <w:vAlign w:val="top"/>
+          </w:tcPr>
+          <w:p>
+            <w:pPr>
+              <w:spacing w:after="30" w:before="0"/>
+              <w:ind w:left="360" w:hanging="180"/>
+              <w:jc w:val="left"/>
+            </w:pPr>
+            <w:r>
+              <w:rPr>
+                <w:rFonts w:ascii="Arial" w:cs="Arial" w:eastAsia="Arial" w:hAnsi="Arial"/>
+                <w:b w:val="false"/>
+                <w:bCs w:val="false"/>
+                <w:i w:val="false"/>
+                <w:iCs w:val="false"/>
+                <w:color w:val="000000"/>
+                <w:sz w:val="18"/>
+                <w:szCs w:val="18"/>
+              </w:rPr>
+              <w:t xml:space="preserve">–  Area of a circle (review)</w:t>
+            </w:r>
+          </w:p>
+          <w:p>
+            <w:pPr>
+              <w:spacing w:after="30" w:before="0"/>
+              <w:ind w:left="360" w:hanging="180"/>
+              <w:jc w:val="left"/>
+            </w:pPr>
+            <w:r>
+              <w:rPr>
+                <w:rFonts w:ascii="Arial" w:cs="Arial" w:eastAsia="Arial" w:hAnsi="Arial"/>
+                <w:b w:val="false"/>
+                <w:bCs w:val="false"/>
+                <w:i w:val="false"/>
+                <w:iCs w:val="false"/>
+                <w:color w:val="000000"/>
+                <w:sz w:val="18"/>
+                <w:szCs w:val="18"/>
+              </w:rPr>
+              <w:t xml:space="preserve">–  Area of an annulus (ring between two concentric circles)</w:t>
+            </w:r>
+          </w:p>
+          <w:p>
+            <w:pPr>
+              <w:spacing w:after="30" w:before="0"/>
+              <w:ind w:left="360" w:hanging="180"/>
+              <w:jc w:val="left"/>
+            </w:pPr>
+            <w:r>
+              <w:rPr>
+                <w:rFonts w:ascii="Arial" w:cs="Arial" w:eastAsia="Arial" w:hAnsi="Arial"/>
+                <w:b w:val="false"/>
+                <w:bCs w:val="false"/>
+                <w:i w:val="false"/>
+                <w:iCs w:val="false"/>
+                <w:color w:val="000000"/>
+                <w:sz w:val="18"/>
+                <w:szCs w:val="18"/>
+              </w:rPr>
+              <w:t xml:space="preserve">–  Area of a sector of a circle</w:t>
+            </w:r>
+          </w:p>
+          <w:p>
+            <w:pPr>
+              <w:spacing w:after="30" w:before="0"/>
+              <w:ind w:left="360" w:hanging="180"/>
+              <w:jc w:val="left"/>
+            </w:pPr>
+            <w:r>
+              <w:rPr>
+                <w:rFonts w:ascii="Arial" w:cs="Arial" w:eastAsia="Arial" w:hAnsi="Arial"/>
+                <w:b w:val="false"/>
+                <w:bCs w:val="false"/>
+                <w:i w:val="false"/>
+                <w:iCs w:val="false"/>
+                <w:color w:val="000000"/>
+                <w:sz w:val="18"/>
+                <w:szCs w:val="18"/>
+              </w:rPr>
+              <w:t xml:space="preserve">–  Area of an annular sector</w:t>
+            </w:r>
+          </w:p>
+          <w:p>
+            <w:pPr>
+              <w:spacing w:after="30" w:before="0"/>
+              <w:ind w:left="360" w:hanging="180"/>
+              <w:jc w:val="left"/>
+            </w:pPr>
+            <w:r>
+              <w:rPr>
+                <w:rFonts w:ascii="Arial" w:cs="Arial" w:eastAsia="Arial" w:hAnsi="Arial"/>
+                <w:b w:val="false"/>
+                <w:bCs w:val="false"/>
+                <w:i w:val="false"/>
+                <w:iCs w:val="false"/>
+                <w:color w:val="000000"/>
+                <w:sz w:val="18"/>
+                <w:szCs w:val="18"/>
+              </w:rPr>
+              <w:t xml:space="preserve">–  Area of a segment of a circle</w:t>
+            </w:r>
+          </w:p>
+          <w:p>
+            <w:pPr>
+              <w:spacing w:after="30" w:before="0"/>
+              <w:ind w:left="360" w:hanging="180"/>
+              <w:jc w:val="left"/>
+            </w:pPr>
+            <w:r>
+              <w:rPr>
+                <w:rFonts w:ascii="Arial" w:cs="Arial" w:eastAsia="Arial" w:hAnsi="Arial"/>
+                <w:b w:val="false"/>
+                <w:bCs w:val="false"/>
+                <w:i w:val="false"/>
+                <w:iCs w:val="false"/>
+                <w:color w:val="000000"/>
+                <w:sz w:val="18"/>
+                <w:szCs w:val="18"/>
+              </w:rPr>
+              <w:t xml:space="preserve">–  Area of a common region between two intersecting circles</w:t>
+            </w:r>
+          </w:p>
+          <w:p>
+            <w:pPr>
+              <w:spacing w:after="30" w:before="0"/>
+              <w:ind w:left="360" w:hanging="180"/>
+              <w:jc w:val="left"/>
+            </w:pPr>
+            <w:r>
+              <w:rPr>
+                <w:rFonts w:ascii="Arial" w:cs="Arial" w:eastAsia="Arial" w:hAnsi="Arial"/>
+                <w:b w:val="false"/>
+                <w:bCs w:val="false"/>
+                <w:i w:val="false"/>
+                <w:iCs w:val="false"/>
+                <w:color w:val="000000"/>
+                <w:sz w:val="18"/>
+                <w:szCs w:val="18"/>
+              </w:rPr>
+              <w:t xml:space="preserve">–  Application of circle-part areas to real-life situations</w:t>
+            </w:r>
+          </w:p>
+        </w:tc>
+      </w:tr>
+      <w:tr>
+        <w:tc>
+          <w:tcPr>
+            <w:tcW w:type="dxa" w:w="3000"/>
+            <w:shd w:fill="D5E8F0" w:color="auto" w:val="clear"/>
+            <w:tcMar>
+              <w:top w:type="dxa" w:w="60"/>
+              <w:left w:type="dxa" w:w="120"/>
+              <w:bottom w:type="dxa" w:w="60"/>
+              <w:right w:type="dxa" w:w="120"/>
+            </w:tcMar>
+            <w:vAlign w:val="top"/>
+          </w:tcPr>
+          <w:p>
+            <w:pPr>
+              <w:spacing w:after="40" w:before="0"/>
+              <w:jc w:val="left"/>
+            </w:pPr>
+            <w:r>
+              <w:rPr>
+                <w:rFonts w:ascii="Arial" w:cs="Arial" w:eastAsia="Arial" w:hAnsi="Arial"/>
+                <w:b/>
+                <w:bCs/>
+                <w:i w:val="false"/>
+                <w:iCs w:val="false"/>
+                <w:color w:val="000000"/>
+                <w:sz w:val="18"/>
+                <w:szCs w:val="18"/>
+              </w:rPr>
+              <w:t xml:space="preserve">Learning Outcomes</w:t>
+            </w:r>
+          </w:p>
+        </w:tc>
+        <w:tc>
+          <w:tcPr>
+            <w:tcW w:type="dxa" w:w="10680"/>
+            <w:shd w:fill="FFFFFF" w:color="auto" w:val="clear"/>
+            <w:tcMar>
+              <w:top w:type="dxa" w:w="60"/>
+              <w:left w:type="dxa" w:w="120"/>
+              <w:bottom w:type="dxa" w:w="60"/>
+              <w:right w:type="dxa" w:w="120"/>
+            </w:tcMar>
+            <w:vAlign w:val="top"/>
+          </w:tcPr>
+          <w:p>
+            <w:pPr>
+              <w:spacing w:after="40" w:before="0"/>
+              <w:jc w:val="left"/>
+            </w:pPr>
+            <w:r>
+              <w:rPr>
+                <w:rFonts w:ascii="Arial" w:cs="Arial" w:eastAsia="Arial" w:hAnsi="Arial"/>
+                <w:b w:val="false"/>
+                <w:bCs w:val="false"/>
+                <w:i w:val="false"/>
+                <w:iCs w:val="false"/>
+                <w:color w:val="000000"/>
+                <w:sz w:val="18"/>
+                <w:szCs w:val="18"/>
+              </w:rPr>
+              <w:t xml:space="preserve">By the end of the sub-strand, the learner should be able to:</w:t>
+            </w:r>
+          </w:p>
+          <w:p>
+            <w:pPr>
+              <w:spacing w:after="40" w:before="0"/>
+              <w:jc w:val="left"/>
+            </w:pPr>
+            <w:r>
+              <w:rPr>
+                <w:rFonts w:ascii="Arial" w:cs="Arial" w:eastAsia="Arial" w:hAnsi="Arial"/>
+                <w:b w:val="false"/>
+                <w:bCs w:val="false"/>
+                <w:i w:val="false"/>
+                <w:iCs w:val="false"/>
+                <w:color w:val="000000"/>
+                <w:sz w:val="18"/>
+                <w:szCs w:val="18"/>
+              </w:rPr>
+              <w:t xml:space="preserve">a) determine the area of an annulus in different situations,</w:t>
+            </w:r>
+          </w:p>
+          <w:p>
+            <w:pPr>
+              <w:spacing w:after="40" w:before="0"/>
+              <w:jc w:val="left"/>
+            </w:pPr>
+            <w:r>
+              <w:rPr>
+                <w:rFonts w:ascii="Arial" w:cs="Arial" w:eastAsia="Arial" w:hAnsi="Arial"/>
+                <w:b w:val="false"/>
+                <w:bCs w:val="false"/>
+                <w:i w:val="false"/>
+                <w:iCs w:val="false"/>
+                <w:color w:val="000000"/>
+                <w:sz w:val="18"/>
+                <w:szCs w:val="18"/>
+              </w:rPr>
+              <w:t xml:space="preserve">b) determine the area of a sector of a circle in different situations,</w:t>
+            </w:r>
+          </w:p>
+          <w:p>
+            <w:pPr>
+              <w:spacing w:after="40" w:before="0"/>
+              <w:jc w:val="left"/>
+            </w:pPr>
+            <w:r>
+              <w:rPr>
+                <w:rFonts w:ascii="Arial" w:cs="Arial" w:eastAsia="Arial" w:hAnsi="Arial"/>
+                <w:b w:val="false"/>
+                <w:bCs w:val="false"/>
+                <w:i w:val="false"/>
+                <w:iCs w:val="false"/>
+                <w:color w:val="000000"/>
+                <w:sz w:val="18"/>
+                <w:szCs w:val="18"/>
+              </w:rPr>
+              <w:t xml:space="preserve">c) determine the area of an annular sector in different situations,</w:t>
+            </w:r>
+          </w:p>
+          <w:p>
+            <w:pPr>
+              <w:spacing w:after="40" w:before="0"/>
+              <w:jc w:val="left"/>
+            </w:pPr>
+            <w:r>
+              <w:rPr>
+                <w:rFonts w:ascii="Arial" w:cs="Arial" w:eastAsia="Arial" w:hAnsi="Arial"/>
+                <w:b w:val="false"/>
+                <w:bCs w:val="false"/>
+                <w:i w:val="false"/>
+                <w:iCs w:val="false"/>
+                <w:color w:val="000000"/>
+                <w:sz w:val="18"/>
+                <w:szCs w:val="18"/>
+              </w:rPr>
+              <w:t xml:space="preserve">d) determine the area of a segment of a circle in different situations,</w:t>
+            </w:r>
+          </w:p>
+          <w:p>
+            <w:pPr>
+              <w:spacing w:after="40" w:before="0"/>
+              <w:jc w:val="left"/>
+            </w:pPr>
+            <w:r>
+              <w:rPr>
+                <w:rFonts w:ascii="Arial" w:cs="Arial" w:eastAsia="Arial" w:hAnsi="Arial"/>
+                <w:b w:val="false"/>
+                <w:bCs w:val="false"/>
+                <w:i w:val="false"/>
+                <w:iCs w:val="false"/>
+                <w:color w:val="000000"/>
+                <w:sz w:val="18"/>
+                <w:szCs w:val="18"/>
+              </w:rPr>
+              <w:t xml:space="preserve">e) determine the area of a common region between two intersecting circles,</w:t>
+            </w:r>
+          </w:p>
+          <w:p>
+            <w:pPr>
+              <w:spacing w:after="40" w:before="0"/>
+              <w:jc w:val="left"/>
+            </w:pPr>
+            <w:r>
+              <w:rPr>
+                <w:rFonts w:ascii="Arial" w:cs="Arial" w:eastAsia="Arial" w:hAnsi="Arial"/>
+                <w:b w:val="false"/>
+                <w:bCs w:val="false"/>
+                <w:i w:val="false"/>
+                <w:iCs w:val="false"/>
+                <w:color w:val="000000"/>
+                <w:sz w:val="18"/>
+                <w:szCs w:val="18"/>
+              </w:rPr>
+              <w:t xml:space="preserve">f) apply areas of parts of a circle to real-life situations,</w:t>
+            </w:r>
+          </w:p>
+          <w:p>
+            <w:pPr>
+              <w:spacing w:after="40" w:before="0"/>
+              <w:jc w:val="left"/>
+            </w:pPr>
+            <w:r>
+              <w:rPr>
+                <w:rFonts w:ascii="Arial" w:cs="Arial" w:eastAsia="Arial" w:hAnsi="Arial"/>
+                <w:b w:val="false"/>
+                <w:bCs w:val="false"/>
+                <w:i w:val="false"/>
+                <w:iCs w:val="false"/>
+                <w:color w:val="000000"/>
+                <w:sz w:val="18"/>
+                <w:szCs w:val="18"/>
+              </w:rPr>
+              <w:t xml:space="preserve">g) appreciate the use of areas of parts of a circle in real-life situations.</w:t>
+            </w:r>
+          </w:p>
+        </w:tc>
+      </w:tr>
+      <w:tr>
+        <w:tc>
+          <w:tcPr>
+            <w:tcW w:type="dxa" w:w="3000"/>
+            <w:shd w:fill="D5E8F0" w:color="auto" w:val="clear"/>
+            <w:tcMar>
+              <w:top w:type="dxa" w:w="60"/>
+              <w:left w:type="dxa" w:w="120"/>
+              <w:bottom w:type="dxa" w:w="60"/>
+              <w:right w:type="dxa" w:w="120"/>
+            </w:tcMar>
+            <w:vAlign w:val="top"/>
+          </w:tcPr>
+          <w:p>
+            <w:pPr>
+              <w:spacing w:after="40" w:before="0"/>
+              <w:jc w:val="left"/>
+            </w:pPr>
+            <w:r>
+              <w:rPr>
+                <w:rFonts w:ascii="Arial" w:cs="Arial" w:eastAsia="Arial" w:hAnsi="Arial"/>
+                <w:b/>
+                <w:bCs/>
+                <w:i w:val="false"/>
+                <w:iCs w:val="false"/>
+                <w:color w:val="000000"/>
+                <w:sz w:val="18"/>
+                <w:szCs w:val="18"/>
+              </w:rPr>
+              <w:t xml:space="preserve">Core Competencies</w:t>
+            </w:r>
+          </w:p>
+        </w:tc>
+        <w:tc>
+          <w:tcPr>
+            <w:tcW w:type="dxa" w:w="10680"/>
+            <w:shd w:fill="FFFFFF" w:color="auto" w:val="clear"/>
+            <w:tcMar>
+              <w:top w:type="dxa" w:w="60"/>
+              <w:left w:type="dxa" w:w="120"/>
+              <w:bottom w:type="dxa" w:w="60"/>
+              <w:right w:type="dxa" w:w="120"/>
+            </w:tcMar>
+            <w:vAlign w:val="top"/>
+          </w:tcPr>
+          <w:p>
+            <w:pPr>
+              <w:spacing w:after="30" w:before="0"/>
+              <w:ind w:left="360" w:hanging="180"/>
+              <w:jc w:val="left"/>
+            </w:pPr>
+            <w:r>
+              <w:rPr>
+                <w:rFonts w:ascii="Arial" w:cs="Arial" w:eastAsia="Arial" w:hAnsi="Arial"/>
+                <w:b w:val="false"/>
+                <w:bCs w:val="false"/>
+                <w:i w:val="false"/>
+                <w:iCs w:val="false"/>
+                <w:color w:val="000000"/>
+                <w:sz w:val="18"/>
+                <w:szCs w:val="18"/>
+              </w:rPr>
+              <w:t xml:space="preserve">–  Critical Thinking and Problem Solving: the learner analyses real-life objects (e.g., a Kenyan chapati pan, a circular shamba plot, the Nairobi roundabout) and decomposes their regions into annuli, sectors, segments and intersecting-circle areas to compute usable space or material needed.</w:t>
+            </w:r>
+          </w:p>
+          <w:p>
+            <w:pPr>
+              <w:spacing w:after="30" w:before="0"/>
+              <w:ind w:left="360" w:hanging="180"/>
+              <w:jc w:val="left"/>
+            </w:pPr>
+            <w:r>
+              <w:rPr>
+                <w:rFonts w:ascii="Arial" w:cs="Arial" w:eastAsia="Arial" w:hAnsi="Arial"/>
+                <w:b w:val="false"/>
+                <w:bCs w:val="false"/>
+                <w:i w:val="false"/>
+                <w:iCs w:val="false"/>
+                <w:color w:val="000000"/>
+                <w:sz w:val="18"/>
+                <w:szCs w:val="18"/>
+              </w:rPr>
+              <w:t xml:space="preserve">–  Communication and Collaboration: the learner discusses in groups how to partition circular cut-outs into parts, justifies formulae derivation steps, and presents findings to peers.</w:t>
+            </w:r>
+          </w:p>
+          <w:p>
+            <w:pPr>
+              <w:spacing w:after="30" w:before="0"/>
+              <w:ind w:left="360" w:hanging="180"/>
+              <w:jc w:val="left"/>
+            </w:pPr>
+            <w:r>
+              <w:rPr>
+                <w:rFonts w:ascii="Arial" w:cs="Arial" w:eastAsia="Arial" w:hAnsi="Arial"/>
+                <w:b w:val="false"/>
+                <w:bCs w:val="false"/>
+                <w:i w:val="false"/>
+                <w:iCs w:val="false"/>
+                <w:color w:val="000000"/>
+                <w:sz w:val="18"/>
+                <w:szCs w:val="18"/>
+              </w:rPr>
+              <w:t xml:space="preserve">–  Creativity and Imagination: the learner designs and improvises models of circular regions (e.g., paper cut-outs of mandazi cutters, circular irrigation plots) to demonstrate and verify formulae for parts of a circle.</w:t>
+            </w:r>
+          </w:p>
+          <w:p>
+            <w:pPr>
+              <w:spacing w:after="30" w:before="0"/>
+              <w:ind w:left="360" w:hanging="180"/>
+              <w:jc w:val="left"/>
+            </w:pPr>
+            <w:r>
+              <w:rPr>
+                <w:rFonts w:ascii="Arial" w:cs="Arial" w:eastAsia="Arial" w:hAnsi="Arial"/>
+                <w:b w:val="false"/>
+                <w:bCs w:val="false"/>
+                <w:i w:val="false"/>
+                <w:iCs w:val="false"/>
+                <w:color w:val="000000"/>
+                <w:sz w:val="18"/>
+                <w:szCs w:val="18"/>
+              </w:rPr>
+              <w:t xml:space="preserve">–  Digital Literacy: the learner uses calculators and, where available, digital geometry tools to compute and verify areas of parts of circles efficiently.</w:t>
+            </w:r>
+          </w:p>
+        </w:tc>
+      </w:tr>
+      <w:tr>
+        <w:tc>
+          <w:tcPr>
+            <w:tcW w:type="dxa" w:w="3000"/>
+            <w:shd w:fill="E2EFDA" w:color="auto" w:val="clear"/>
+            <w:tcMar>
+              <w:top w:type="dxa" w:w="60"/>
+              <w:left w:type="dxa" w:w="120"/>
+              <w:bottom w:type="dxa" w:w="60"/>
+              <w:right w:type="dxa" w:w="120"/>
+            </w:tcMar>
+            <w:vAlign w:val="top"/>
+          </w:tcPr>
+          <w:p>
+            <w:pPr>
+              <w:spacing w:after="40" w:before="0"/>
+              <w:jc w:val="left"/>
+            </w:pPr>
+            <w:r>
+              <w:rPr>
+                <w:rFonts w:ascii="Arial" w:cs="Arial" w:eastAsia="Arial" w:hAnsi="Arial"/>
+                <w:b/>
+                <w:bCs/>
+                <w:i w:val="false"/>
+                <w:iCs w:val="false"/>
+                <w:color w:val="000000"/>
+                <w:sz w:val="18"/>
+                <w:szCs w:val="18"/>
+              </w:rPr>
+              <w:t xml:space="preserve">Core Values</w:t>
+            </w:r>
+          </w:p>
+        </w:tc>
+        <w:tc>
+          <w:tcPr>
+            <w:tcW w:type="dxa" w:w="10680"/>
+            <w:shd w:fill="FFFFFF" w:color="auto" w:val="clear"/>
+            <w:tcMar>
+              <w:top w:type="dxa" w:w="60"/>
+              <w:left w:type="dxa" w:w="120"/>
+              <w:bottom w:type="dxa" w:w="60"/>
+              <w:right w:type="dxa" w:w="120"/>
+            </w:tcMar>
+            <w:vAlign w:val="top"/>
+          </w:tcPr>
+          <w:p>
+            <w:pPr>
+              <w:spacing w:after="30" w:before="0"/>
+              <w:ind w:left="360" w:hanging="180"/>
+              <w:jc w:val="left"/>
+            </w:pPr>
+            <w:r>
+              <w:rPr>
+                <w:rFonts w:ascii="Arial" w:cs="Arial" w:eastAsia="Arial" w:hAnsi="Arial"/>
+                <w:b w:val="false"/>
+                <w:bCs w:val="false"/>
+                <w:i w:val="false"/>
+                <w:iCs w:val="false"/>
+                <w:color w:val="000000"/>
+                <w:sz w:val="18"/>
+                <w:szCs w:val="18"/>
+              </w:rPr>
+              <w:t xml:space="preserve">–  Responsibility: the learner carefully handles rulers, compasses, calculators and circular cut-out materials, and accurately records measurements to ensure correct area computations.</w:t>
+            </w:r>
+          </w:p>
+          <w:p>
+            <w:pPr>
+              <w:spacing w:after="30" w:before="0"/>
+              <w:ind w:left="360" w:hanging="180"/>
+              <w:jc w:val="left"/>
+            </w:pPr>
+            <w:r>
+              <w:rPr>
+                <w:rFonts w:ascii="Arial" w:cs="Arial" w:eastAsia="Arial" w:hAnsi="Arial"/>
+                <w:b w:val="false"/>
+                <w:bCs w:val="false"/>
+                <w:i w:val="false"/>
+                <w:iCs w:val="false"/>
+                <w:color w:val="000000"/>
+                <w:sz w:val="18"/>
+                <w:szCs w:val="18"/>
+              </w:rPr>
+              <w:t xml:space="preserve">–  Integrity: the learner honestly records calculated values and verifies answers against physical measurements, accepting and correcting errors rather than falsifying results.</w:t>
+            </w:r>
+          </w:p>
+          <w:p>
+            <w:pPr>
+              <w:spacing w:after="30" w:before="0"/>
+              <w:ind w:left="360" w:hanging="180"/>
+              <w:jc w:val="left"/>
+            </w:pPr>
+            <w:r>
+              <w:rPr>
+                <w:rFonts w:ascii="Arial" w:cs="Arial" w:eastAsia="Arial" w:hAnsi="Arial"/>
+                <w:b w:val="false"/>
+                <w:bCs w:val="false"/>
+                <w:i w:val="false"/>
+                <w:iCs w:val="false"/>
+                <w:color w:val="000000"/>
+                <w:sz w:val="18"/>
+                <w:szCs w:val="18"/>
+              </w:rPr>
+              <w:t xml:space="preserve">–  Unity: the learner works collaboratively in groups to derive and apply formulae, respecting every member's contribution during discussions and model-building activities.</w:t>
+            </w:r>
+          </w:p>
+        </w:tc>
+      </w:tr>
+      <w:tr>
+        <w:tc>
+          <w:tcPr>
+            <w:tcW w:type="dxa" w:w="3000"/>
+            <w:shd w:fill="D5E8F0" w:color="auto" w:val="clear"/>
+            <w:tcMar>
+              <w:top w:type="dxa" w:w="60"/>
+              <w:left w:type="dxa" w:w="120"/>
+              <w:bottom w:type="dxa" w:w="60"/>
+              <w:right w:type="dxa" w:w="120"/>
+            </w:tcMar>
+            <w:vAlign w:val="top"/>
+          </w:tcPr>
+          <w:p>
+            <w:pPr>
+              <w:spacing w:after="40" w:before="0"/>
+              <w:jc w:val="left"/>
+            </w:pPr>
+            <w:r>
+              <w:rPr>
+                <w:rFonts w:ascii="Arial" w:cs="Arial" w:eastAsia="Arial" w:hAnsi="Arial"/>
+                <w:b/>
+                <w:bCs/>
+                <w:i w:val="false"/>
+                <w:iCs w:val="false"/>
+                <w:color w:val="000000"/>
+                <w:sz w:val="18"/>
+                <w:szCs w:val="18"/>
+              </w:rPr>
+              <w:t xml:space="preserve">Science &amp; Engineering Practices</w:t>
+            </w:r>
+          </w:p>
+        </w:tc>
+        <w:tc>
+          <w:tcPr>
+            <w:tcW w:type="dxa" w:w="10680"/>
+            <w:shd w:fill="FFFFFF" w:color="auto" w:val="clear"/>
+            <w:tcMar>
+              <w:top w:type="dxa" w:w="60"/>
+              <w:left w:type="dxa" w:w="120"/>
+              <w:bottom w:type="dxa" w:w="60"/>
+              <w:right w:type="dxa" w:w="120"/>
+            </w:tcMar>
+            <w:vAlign w:val="top"/>
+          </w:tcPr>
+          <w:p>
+            <w:pPr>
+              <w:spacing w:after="30" w:before="0"/>
+              <w:ind w:left="360" w:hanging="180"/>
+              <w:jc w:val="left"/>
+            </w:pPr>
+            <w:r>
+              <w:rPr>
+                <w:rFonts w:ascii="Arial" w:cs="Arial" w:eastAsia="Arial" w:hAnsi="Arial"/>
+                <w:b w:val="false"/>
+                <w:bCs w:val="false"/>
+                <w:i w:val="false"/>
+                <w:iCs w:val="false"/>
+                <w:color w:val="000000"/>
+                <w:sz w:val="18"/>
+                <w:szCs w:val="18"/>
+              </w:rPr>
+              <w:t xml:space="preserve">–  Using Mathematics and Computational Thinking: learners apply formulae for annulus, sector, annular sector, segment, and intersecting-circle regions — substituting measured values, manipulating equations, and interpreting numerical results in context.</w:t>
+            </w:r>
+          </w:p>
+          <w:p>
+            <w:pPr>
+              <w:spacing w:after="30" w:before="0"/>
+              <w:ind w:left="360" w:hanging="180"/>
+              <w:jc w:val="left"/>
+            </w:pPr>
+            <w:r>
+              <w:rPr>
+                <w:rFonts w:ascii="Arial" w:cs="Arial" w:eastAsia="Arial" w:hAnsi="Arial"/>
+                <w:b w:val="false"/>
+                <w:bCs w:val="false"/>
+                <w:i w:val="false"/>
+                <w:iCs w:val="false"/>
+                <w:color w:val="000000"/>
+                <w:sz w:val="18"/>
+                <w:szCs w:val="18"/>
+              </w:rPr>
+              <w:t xml:space="preserve">–  Developing and Using Models: learners build physical and diagrammatic models (circular cut-outs, shaded region sketches, scale diagrams of irrigation plots) to represent and reason about areas of parts of circles.</w:t>
+            </w:r>
+          </w:p>
+          <w:p>
+            <w:pPr>
+              <w:spacing w:after="30" w:before="0"/>
+              <w:ind w:left="360" w:hanging="180"/>
+              <w:jc w:val="left"/>
+            </w:pPr>
+            <w:r>
+              <w:rPr>
+                <w:rFonts w:ascii="Arial" w:cs="Arial" w:eastAsia="Arial" w:hAnsi="Arial"/>
+                <w:b w:val="false"/>
+                <w:bCs w:val="false"/>
+                <w:i w:val="false"/>
+                <w:iCs w:val="false"/>
+                <w:color w:val="000000"/>
+                <w:sz w:val="18"/>
+                <w:szCs w:val="18"/>
+              </w:rPr>
+              <w:t xml:space="preserve">–  Asking Questions and Defining Problems: learners pose and refine questions about why different parts of the same circle have different areas, driving investigation of each sub-region formula.</w:t>
+            </w:r>
+          </w:p>
+          <w:p>
+            <w:pPr>
+              <w:spacing w:after="30" w:before="0"/>
+              <w:ind w:left="360" w:hanging="180"/>
+              <w:jc w:val="left"/>
+            </w:pPr>
+            <w:r>
+              <w:rPr>
+                <w:rFonts w:ascii="Arial" w:cs="Arial" w:eastAsia="Arial" w:hAnsi="Arial"/>
+                <w:b w:val="false"/>
+                <w:bCs w:val="false"/>
+                <w:i w:val="false"/>
+                <w:iCs w:val="false"/>
+                <w:color w:val="000000"/>
+                <w:sz w:val="18"/>
+                <w:szCs w:val="18"/>
+              </w:rPr>
+              <w:t xml:space="preserve">–  Constructing Explanations: learners articulate, in writing and orally, how each formula is derived from the whole-circle area, connecting the fraction of the full angle (360°) to the fraction of the total area.</w:t>
+            </w:r>
+          </w:p>
+        </w:tc>
+      </w:tr>
+      <w:tr>
+        <w:tc>
+          <w:tcPr>
+            <w:tcW w:type="dxa" w:w="3000"/>
+            <w:shd w:fill="FCE4D6" w:color="auto" w:val="clear"/>
+            <w:tcMar>
+              <w:top w:type="dxa" w:w="60"/>
+              <w:left w:type="dxa" w:w="120"/>
+              <w:bottom w:type="dxa" w:w="60"/>
+              <w:right w:type="dxa" w:w="120"/>
+            </w:tcMar>
+            <w:vAlign w:val="top"/>
+          </w:tcPr>
+          <w:p>
+            <w:pPr>
+              <w:spacing w:after="40" w:before="0"/>
+              <w:jc w:val="left"/>
+            </w:pPr>
+            <w:r>
+              <w:rPr>
+                <w:rFonts w:ascii="Arial" w:cs="Arial" w:eastAsia="Arial" w:hAnsi="Arial"/>
+                <w:b/>
+                <w:bCs/>
+                <w:i w:val="false"/>
+                <w:iCs w:val="false"/>
+                <w:color w:val="000000"/>
+                <w:sz w:val="18"/>
+                <w:szCs w:val="18"/>
+              </w:rPr>
+              <w:t xml:space="preserve">Pertinent &amp; Contemporary Issues (PCIs)</w:t>
+            </w:r>
+          </w:p>
+        </w:tc>
+        <w:tc>
+          <w:tcPr>
+            <w:tcW w:type="dxa" w:w="10680"/>
+            <w:shd w:fill="FFFFFF" w:color="auto" w:val="clear"/>
+            <w:tcMar>
+              <w:top w:type="dxa" w:w="60"/>
+              <w:left w:type="dxa" w:w="120"/>
+              <w:bottom w:type="dxa" w:w="60"/>
+              <w:right w:type="dxa" w:w="120"/>
+            </w:tcMar>
+            <w:vAlign w:val="top"/>
+          </w:tcPr>
+          <w:p>
+            <w:pPr>
+              <w:spacing w:after="30" w:before="0"/>
+              <w:ind w:left="360" w:hanging="180"/>
+              <w:jc w:val="left"/>
+            </w:pPr>
+            <w:r>
+              <w:rPr>
+                <w:rFonts w:ascii="Arial" w:cs="Arial" w:eastAsia="Arial" w:hAnsi="Arial"/>
+                <w:b w:val="false"/>
+                <w:bCs w:val="false"/>
+                <w:i w:val="false"/>
+                <w:iCs w:val="false"/>
+                <w:color w:val="000000"/>
+                <w:sz w:val="18"/>
+                <w:szCs w:val="18"/>
+              </w:rPr>
+              <w:t xml:space="preserve">–  Education for Sustainable Development (Environmental Education): the learner applies area-of-circle-parts to calculate usable land in circular irrigation schemes common in the Rift Valley and arid regions of Kenya, reinforcing efficient land and water use.</w:t>
+            </w:r>
+          </w:p>
+          <w:p>
+            <w:pPr>
+              <w:spacing w:after="30" w:before="0"/>
+              <w:ind w:left="360" w:hanging="180"/>
+              <w:jc w:val="left"/>
+            </w:pPr>
+            <w:r>
+              <w:rPr>
+                <w:rFonts w:ascii="Arial" w:cs="Arial" w:eastAsia="Arial" w:hAnsi="Arial"/>
+                <w:b w:val="false"/>
+                <w:bCs w:val="false"/>
+                <w:i w:val="false"/>
+                <w:iCs w:val="false"/>
+                <w:color w:val="000000"/>
+                <w:sz w:val="18"/>
+                <w:szCs w:val="18"/>
+              </w:rPr>
+              <w:t xml:space="preserve">–  Social Cohesion: the learner works in mixed-ability groups to measure, compute, and verify areas, building respect and teamwork across diverse backgrounds.</w:t>
+            </w:r>
+          </w:p>
+          <w:p>
+            <w:pPr>
+              <w:spacing w:after="30" w:before="0"/>
+              <w:ind w:left="360" w:hanging="180"/>
+              <w:jc w:val="left"/>
+            </w:pPr>
+            <w:r>
+              <w:rPr>
+                <w:rFonts w:ascii="Arial" w:cs="Arial" w:eastAsia="Arial" w:hAnsi="Arial"/>
+                <w:b w:val="false"/>
+                <w:bCs w:val="false"/>
+                <w:i w:val="false"/>
+                <w:iCs w:val="false"/>
+                <w:color w:val="000000"/>
+                <w:sz w:val="18"/>
+                <w:szCs w:val="18"/>
+              </w:rPr>
+              <w:t xml:space="preserve">–  Financial Literacy: the learner estimates material costs for circular structures (e.g., tiling a circular stage at a Nairobi school, fencing an annular flower bed) by computing exact areas, linking mathematics to budgeting and enterprise.</w:t>
+            </w:r>
+          </w:p>
+          <w:p>
+            <w:pPr>
+              <w:spacing w:after="30" w:before="0"/>
+              <w:ind w:left="360" w:hanging="180"/>
+              <w:jc w:val="left"/>
+            </w:pPr>
+            <w:r>
+              <w:rPr>
+                <w:rFonts w:ascii="Arial" w:cs="Arial" w:eastAsia="Arial" w:hAnsi="Arial"/>
+                <w:b w:val="false"/>
+                <w:bCs w:val="false"/>
+                <w:i w:val="false"/>
+                <w:iCs w:val="false"/>
+                <w:color w:val="000000"/>
+                <w:sz w:val="18"/>
+                <w:szCs w:val="18"/>
+              </w:rPr>
+              <w:t xml:space="preserve">–  Road Safety: the learner computes the area of circular roundabouts and annular road markings, connecting geometry to road-design awareness.</w:t>
+            </w:r>
+          </w:p>
+        </w:tc>
+      </w:tr>
+      <w:tr>
+        <w:tc>
+          <w:tcPr>
+            <w:tcW w:type="dxa" w:w="3000"/>
+            <w:shd w:fill="D9EEF1" w:color="auto" w:val="clear"/>
+            <w:tcMar>
+              <w:top w:type="dxa" w:w="60"/>
+              <w:left w:type="dxa" w:w="120"/>
+              <w:bottom w:type="dxa" w:w="60"/>
+              <w:right w:type="dxa" w:w="120"/>
+            </w:tcMar>
+            <w:vAlign w:val="top"/>
+          </w:tcPr>
+          <w:p>
+            <w:pPr>
+              <w:spacing w:after="40" w:before="0"/>
+              <w:jc w:val="left"/>
+            </w:pPr>
+            <w:r>
+              <w:rPr>
+                <w:rFonts w:ascii="Arial" w:cs="Arial" w:eastAsia="Arial" w:hAnsi="Arial"/>
+                <w:b/>
+                <w:bCs/>
+                <w:i w:val="false"/>
+                <w:iCs w:val="false"/>
+                <w:color w:val="000000"/>
+                <w:sz w:val="18"/>
+                <w:szCs w:val="18"/>
+              </w:rPr>
+              <w:t xml:space="preserve">Career Connections</w:t>
+            </w:r>
+          </w:p>
+        </w:tc>
+        <w:tc>
+          <w:tcPr>
+            <w:tcW w:type="dxa" w:w="10680"/>
+            <w:shd w:fill="FFFFFF" w:color="auto" w:val="clear"/>
+            <w:tcMar>
+              <w:top w:type="dxa" w:w="60"/>
+              <w:left w:type="dxa" w:w="120"/>
+              <w:bottom w:type="dxa" w:w="60"/>
+              <w:right w:type="dxa" w:w="120"/>
+            </w:tcMar>
+            <w:vAlign w:val="top"/>
+          </w:tcPr>
+          <w:p>
+            <w:pPr>
+              <w:spacing w:after="30" w:before="0"/>
+              <w:ind w:left="360" w:hanging="180"/>
+              <w:jc w:val="left"/>
+            </w:pPr>
+            <w:r>
+              <w:rPr>
+                <w:rFonts w:ascii="Arial" w:cs="Arial" w:eastAsia="Arial" w:hAnsi="Arial"/>
+                <w:b w:val="false"/>
+                <w:bCs w:val="false"/>
+                <w:i w:val="false"/>
+                <w:iCs w:val="false"/>
+                <w:color w:val="000000"/>
+                <w:sz w:val="18"/>
+                <w:szCs w:val="18"/>
+              </w:rPr>
+              <w:t xml:space="preserve">–  Architecture and Civil Engineering: professionals design circular stadiums, roundabouts, and curved building features requiring precise area calculations of sectors and annuli.</w:t>
+            </w:r>
+          </w:p>
+          <w:p>
+            <w:pPr>
+              <w:spacing w:after="30" w:before="0"/>
+              <w:ind w:left="360" w:hanging="180"/>
+              <w:jc w:val="left"/>
+            </w:pPr>
+            <w:r>
+              <w:rPr>
+                <w:rFonts w:ascii="Arial" w:cs="Arial" w:eastAsia="Arial" w:hAnsi="Arial"/>
+                <w:b w:val="false"/>
+                <w:bCs w:val="false"/>
+                <w:i w:val="false"/>
+                <w:iCs w:val="false"/>
+                <w:color w:val="000000"/>
+                <w:sz w:val="18"/>
+                <w:szCs w:val="18"/>
+              </w:rPr>
+              <w:t xml:space="preserve">–  Land Survey and Cartography: surveyors in Kenya's National Land Commission compute circular and part-circular plot areas for titling and valuation.</w:t>
+            </w:r>
+          </w:p>
+          <w:p>
+            <w:pPr>
+              <w:spacing w:after="30" w:before="0"/>
+              <w:ind w:left="360" w:hanging="180"/>
+              <w:jc w:val="left"/>
+            </w:pPr>
+            <w:r>
+              <w:rPr>
+                <w:rFonts w:ascii="Arial" w:cs="Arial" w:eastAsia="Arial" w:hAnsi="Arial"/>
+                <w:b w:val="false"/>
+                <w:bCs w:val="false"/>
+                <w:i w:val="false"/>
+                <w:iCs w:val="false"/>
+                <w:color w:val="000000"/>
+                <w:sz w:val="18"/>
+                <w:szCs w:val="18"/>
+              </w:rPr>
+              <w:t xml:space="preserve">–  Agriculture and Irrigation Engineering: engineers designing centre-pivot irrigation schemes (common in Laikipia and Nakuru counties) use sector and annulus areas to plan water coverage and crop layout.</w:t>
+            </w:r>
+          </w:p>
+          <w:p>
+            <w:pPr>
+              <w:spacing w:after="30" w:before="0"/>
+              <w:ind w:left="360" w:hanging="180"/>
+              <w:jc w:val="left"/>
+            </w:pPr>
+            <w:r>
+              <w:rPr>
+                <w:rFonts w:ascii="Arial" w:cs="Arial" w:eastAsia="Arial" w:hAnsi="Arial"/>
+                <w:b w:val="false"/>
+                <w:bCs w:val="false"/>
+                <w:i w:val="false"/>
+                <w:iCs w:val="false"/>
+                <w:color w:val="000000"/>
+                <w:sz w:val="18"/>
+                <w:szCs w:val="18"/>
+              </w:rPr>
+              <w:t xml:space="preserve">–  Graphic Design and Visual Arts: designers creating circular logos, Kanga fabric patterns, and decorative tilework use sector and segment geometry.</w:t>
+            </w:r>
+          </w:p>
+          <w:p>
+            <w:pPr>
+              <w:spacing w:after="30" w:before="0"/>
+              <w:ind w:left="360" w:hanging="180"/>
+              <w:jc w:val="left"/>
+            </w:pPr>
+            <w:r>
+              <w:rPr>
+                <w:rFonts w:ascii="Arial" w:cs="Arial" w:eastAsia="Arial" w:hAnsi="Arial"/>
+                <w:b w:val="false"/>
+                <w:bCs w:val="false"/>
+                <w:i w:val="false"/>
+                <w:iCs w:val="false"/>
+                <w:color w:val="000000"/>
+                <w:sz w:val="18"/>
+                <w:szCs w:val="18"/>
+              </w:rPr>
+              <w:t xml:space="preserve">–  Medicine and Radiology: medical imaging professionals interpret circular cross-sections of organs, requiring understanding of circular region areas.</w:t>
+            </w:r>
+          </w:p>
+          <w:p>
+            <w:pPr>
+              <w:spacing w:after="30" w:before="0"/>
+              <w:ind w:left="360" w:hanging="180"/>
+              <w:jc w:val="left"/>
+            </w:pPr>
+            <w:r>
+              <w:rPr>
+                <w:rFonts w:ascii="Arial" w:cs="Arial" w:eastAsia="Arial" w:hAnsi="Arial"/>
+                <w:b w:val="false"/>
+                <w:bCs w:val="false"/>
+                <w:i w:val="false"/>
+                <w:iCs w:val="false"/>
+                <w:color w:val="000000"/>
+                <w:sz w:val="18"/>
+                <w:szCs w:val="18"/>
+              </w:rPr>
+              <w:t xml:space="preserve">–  Manufacturing and Artisanal Craft: jua kali artisans cutting circular metal sheets (e.g., sufuria lids, chapati pans) minimise waste by calculating segment and annular cut areas.</w:t>
+            </w:r>
+          </w:p>
+        </w:tc>
+      </w:tr>
+      <w:tr>
+        <w:tc>
+          <w:tcPr>
+            <w:tcW w:type="dxa" w:w="3000"/>
+            <w:shd w:fill="D5E8F0" w:color="auto" w:val="clear"/>
+            <w:tcMar>
+              <w:top w:type="dxa" w:w="60"/>
+              <w:left w:type="dxa" w:w="120"/>
+              <w:bottom w:type="dxa" w:w="60"/>
+              <w:right w:type="dxa" w:w="120"/>
+            </w:tcMar>
+            <w:vAlign w:val="top"/>
+          </w:tcPr>
+          <w:p>
+            <w:pPr>
+              <w:spacing w:after="40" w:before="0"/>
+              <w:jc w:val="left"/>
+            </w:pPr>
+            <w:r>
+              <w:rPr>
+                <w:rFonts w:ascii="Arial" w:cs="Arial" w:eastAsia="Arial" w:hAnsi="Arial"/>
+                <w:b/>
+                <w:bCs/>
+                <w:i w:val="false"/>
+                <w:iCs w:val="false"/>
+                <w:color w:val="000000"/>
+                <w:sz w:val="18"/>
+                <w:szCs w:val="18"/>
+              </w:rPr>
+              <w:t xml:space="preserve">Focus for Lessons</w:t>
+            </w:r>
+          </w:p>
+        </w:tc>
+        <w:tc>
+          <w:tcPr>
+            <w:tcW w:type="dxa" w:w="10680"/>
+            <w:shd w:fill="FFFFFF" w:color="auto" w:val="clear"/>
+            <w:tcMar>
+              <w:top w:type="dxa" w:w="60"/>
+              <w:left w:type="dxa" w:w="120"/>
+              <w:bottom w:type="dxa" w:w="60"/>
+              <w:right w:type="dxa" w:w="120"/>
+            </w:tcMar>
+            <w:vAlign w:val="top"/>
+          </w:tcPr>
+          <w:p>
+            <w:pPr>
+              <w:spacing w:after="40" w:before="0"/>
+              <w:jc w:val="left"/>
+            </w:pPr>
+            <w:r>
+              <w:rPr>
+                <w:rFonts w:ascii="Arial" w:cs="Arial" w:eastAsia="Arial" w:hAnsi="Arial"/>
+                <w:b w:val="false"/>
+                <w:bCs w:val="false"/>
+                <w:i w:val="false"/>
+                <w:iCs w:val="false"/>
+                <w:color w:val="000000"/>
+                <w:sz w:val="18"/>
+                <w:szCs w:val="18"/>
+              </w:rPr>
+              <w:t xml:space="preserve">This unit extends learners' understanding of circle geometry by investigating the areas of distinct parts of a circle — the annulus, sector, annular sector, segment, and the common region between two intersecting circles. Using Kenya-relevant contexts such as circular irrigation plots in Laikipia, Nairobi roundabout road markings, and the cross-sections of sufuria and chapati pans, learners derive each formula from first principles before applying it to real-life problems. The unit balances hands-on measurement with algebraic reasoning, building both procedural fluency and conceptual understanding aligned to CBC competencies.</w:t>
+            </w:r>
+          </w:p>
+        </w:tc>
+      </w:tr>
+      <w:tr>
+        <w:tc>
+          <w:tcPr>
+            <w:tcW w:type="dxa" w:w="3000"/>
+            <w:shd w:fill="EAD1F5" w:color="auto" w:val="clear"/>
+            <w:tcMar>
+              <w:top w:type="dxa" w:w="60"/>
+              <w:left w:type="dxa" w:w="120"/>
+              <w:bottom w:type="dxa" w:w="60"/>
+              <w:right w:type="dxa" w:w="120"/>
+            </w:tcMar>
+            <w:vAlign w:val="top"/>
+          </w:tcPr>
+          <w:p>
+            <w:pPr>
+              <w:spacing w:after="40" w:before="0"/>
+              <w:jc w:val="left"/>
+            </w:pPr>
+            <w:r>
+              <w:rPr>
+                <w:rFonts w:ascii="Arial" w:cs="Arial" w:eastAsia="Arial" w:hAnsi="Arial"/>
+                <w:b/>
+                <w:bCs/>
+                <w:i w:val="false"/>
+                <w:iCs w:val="false"/>
+                <w:color w:val="000000"/>
+                <w:sz w:val="18"/>
+                <w:szCs w:val="18"/>
+              </w:rPr>
+              <w:t xml:space="preserve">Driving Question / Key Inquiry Questions</w:t>
+            </w:r>
+          </w:p>
+        </w:tc>
+        <w:tc>
+          <w:tcPr>
+            <w:tcW w:type="dxa" w:w="10680"/>
+            <w:shd w:fill="FFFFFF" w:color="auto" w:val="clear"/>
+            <w:tcMar>
+              <w:top w:type="dxa" w:w="60"/>
+              <w:left w:type="dxa" w:w="120"/>
+              <w:bottom w:type="dxa" w:w="60"/>
+              <w:right w:type="dxa" w:w="120"/>
+            </w:tcMar>
+            <w:vAlign w:val="top"/>
+          </w:tcPr>
+          <w:p>
+            <w:pPr>
+              <w:spacing w:after="40" w:before="0"/>
+              <w:jc w:val="left"/>
+            </w:pPr>
+            <w:r>
+              <w:rPr>
+                <w:rFonts w:ascii="Arial" w:cs="Arial" w:eastAsia="Arial" w:hAnsi="Arial"/>
+                <w:b w:val="false"/>
+                <w:bCs w:val="false"/>
+                <w:i w:val="false"/>
+                <w:iCs w:val="false"/>
+                <w:color w:val="000000"/>
+                <w:sz w:val="18"/>
+                <w:szCs w:val="18"/>
+              </w:rPr>
+              <w:t xml:space="preserve">DRIVING QUESTION: How can we calculate the exact area of any part of a circle so that Kenyan farmers, engineers, and artisans can make accurate plans and avoid waste?</w:t>
+            </w:r>
+          </w:p>
+          <w:p>
+            <w:pPr>
+              <w:spacing w:after="40" w:before="0"/>
+              <w:jc w:val="left"/>
+            </w:pPr>
+            <w:r>
+              <w:rPr>
+                <w:rFonts w:ascii="Arial" w:cs="Arial" w:eastAsia="Arial" w:hAnsi="Arial"/>
+                <w:b w:val="false"/>
+                <w:bCs w:val="false"/>
+                <w:i w:val="false"/>
+                <w:iCs w:val="false"/>
+                <w:color w:val="000000"/>
+                <w:sz w:val="18"/>
+                <w:szCs w:val="18"/>
+              </w:rPr>
+              <w:t xml:space="preserve"/>
+            </w:r>
+          </w:p>
+          <w:p>
+            <w:pPr>
+              <w:spacing w:after="40" w:before="0"/>
+              <w:jc w:val="left"/>
+            </w:pPr>
+            <w:r>
+              <w:rPr>
+                <w:rFonts w:ascii="Arial" w:cs="Arial" w:eastAsia="Arial" w:hAnsi="Arial"/>
+                <w:b w:val="false"/>
+                <w:bCs w:val="false"/>
+                <w:i w:val="false"/>
+                <w:iCs w:val="false"/>
+                <w:color w:val="000000"/>
+                <w:sz w:val="18"/>
+                <w:szCs w:val="18"/>
+              </w:rPr>
+              <w:t xml:space="preserve">KICD KEY INQUIRY QUESTIONS:</w:t>
+            </w:r>
+          </w:p>
+          <w:p>
+            <w:pPr>
+              <w:spacing w:after="40" w:before="0"/>
+              <w:jc w:val="left"/>
+            </w:pPr>
+            <w:r>
+              <w:rPr>
+                <w:rFonts w:ascii="Arial" w:cs="Arial" w:eastAsia="Arial" w:hAnsi="Arial"/>
+                <w:b w:val="false"/>
+                <w:bCs w:val="false"/>
+                <w:i w:val="false"/>
+                <w:iCs w:val="false"/>
+                <w:color w:val="000000"/>
+                <w:sz w:val="18"/>
+                <w:szCs w:val="18"/>
+              </w:rPr>
+              <w:t xml:space="preserve">1. How do we determine the area of parts of a circle?</w:t>
+            </w:r>
+          </w:p>
+          <w:p>
+            <w:pPr>
+              <w:spacing w:after="40" w:before="0"/>
+              <w:jc w:val="left"/>
+            </w:pPr>
+            <w:r>
+              <w:rPr>
+                <w:rFonts w:ascii="Arial" w:cs="Arial" w:eastAsia="Arial" w:hAnsi="Arial"/>
+                <w:b w:val="false"/>
+                <w:bCs w:val="false"/>
+                <w:i w:val="false"/>
+                <w:iCs w:val="false"/>
+                <w:color w:val="000000"/>
+                <w:sz w:val="18"/>
+                <w:szCs w:val="18"/>
+              </w:rPr>
+              <w:t xml:space="preserve">2. How are areas of parts of a circle applied in real-life situations?</w:t>
+            </w:r>
+          </w:p>
+        </w:tc>
+      </w:tr>
+      <w:tr>
+        <w:tc>
+          <w:tcPr>
+            <w:tcW w:type="dxa" w:w="3000"/>
+            <w:shd w:fill="EAD1F5" w:color="auto" w:val="clear"/>
+            <w:tcMar>
+              <w:top w:type="dxa" w:w="60"/>
+              <w:left w:type="dxa" w:w="120"/>
+              <w:bottom w:type="dxa" w:w="60"/>
+              <w:right w:type="dxa" w:w="120"/>
+            </w:tcMar>
+            <w:vAlign w:val="top"/>
+          </w:tcPr>
+          <w:p>
+            <w:pPr>
+              <w:spacing w:after="40" w:before="0"/>
+              <w:jc w:val="left"/>
+            </w:pPr>
+            <w:r>
+              <w:rPr>
+                <w:rFonts w:ascii="Arial" w:cs="Arial" w:eastAsia="Arial" w:hAnsi="Arial"/>
+                <w:b/>
+                <w:bCs/>
+                <w:i w:val="false"/>
+                <w:iCs w:val="false"/>
+                <w:color w:val="000000"/>
+                <w:sz w:val="18"/>
+                <w:szCs w:val="18"/>
+              </w:rPr>
+              <w:t xml:space="preserve">Anchoring Phenomenon</w:t>
+            </w:r>
+          </w:p>
+        </w:tc>
+        <w:tc>
+          <w:tcPr>
+            <w:tcW w:type="dxa" w:w="10680"/>
+            <w:shd w:fill="FFFFFF" w:color="auto" w:val="clear"/>
+            <w:tcMar>
+              <w:top w:type="dxa" w:w="60"/>
+              <w:left w:type="dxa" w:w="120"/>
+              <w:bottom w:type="dxa" w:w="60"/>
+              <w:right w:type="dxa" w:w="120"/>
+            </w:tcMar>
+            <w:vAlign w:val="top"/>
+          </w:tcPr>
+          <w:p>
+            <w:pPr>
+              <w:spacing w:after="40" w:before="0"/>
+              <w:jc w:val="left"/>
+            </w:pPr>
+            <w:r>
+              <w:rPr>
+                <w:rFonts w:ascii="Arial" w:cs="Arial" w:eastAsia="Arial" w:hAnsi="Arial"/>
+                <w:b w:val="false"/>
+                <w:bCs w:val="false"/>
+                <w:i w:val="false"/>
+                <w:iCs w:val="false"/>
+                <w:color w:val="000000"/>
+                <w:sz w:val="18"/>
+                <w:szCs w:val="18"/>
+              </w:rPr>
+              <w:t xml:space="preserve">A farmer in Laikipia County uses a centre-pivot irrigation system: a long pipe rotates around a central water source, watering a perfectly circular area of maize. The farmer wants to expand the system by adding a second outer pipe ring, and also needs to know exactly how much of the field is watered when the pipe has only rotated part-way around. When learners examine an aerial photograph of the farm, they notice that the watered regions form rings, wedge-shaped slices, and overlapping patches — yet the farmer's title deed gives only the area of the full circular plot. Students are puzzled: the full-circle formula (πr²) gives the total area, but how do we find the area of just the ring between the two pipes, or the wedge-shaped slice the pivot has swept so far, or the region where two adjacent circular plots overlap? The anchoring phenomenon drives learners to decompose circles into precise sub-regions and derive formulae for each, ultimately helping the farmer plan planting, fencing, and water budgets accurately.</w:t>
+            </w:r>
+          </w:p>
+        </w:tc>
+      </w:tr>
+      <w:tr>
+        <w:tc>
+          <w:tcPr>
+            <w:tcW w:type="dxa" w:w="3000"/>
+            <w:shd w:fill="D9EEF1" w:color="auto" w:val="clear"/>
+            <w:tcMar>
+              <w:top w:type="dxa" w:w="60"/>
+              <w:left w:type="dxa" w:w="120"/>
+              <w:bottom w:type="dxa" w:w="60"/>
+              <w:right w:type="dxa" w:w="120"/>
+            </w:tcMar>
+            <w:vAlign w:val="top"/>
+          </w:tcPr>
+          <w:p>
+            <w:pPr>
+              <w:spacing w:after="40" w:before="0"/>
+              <w:jc w:val="left"/>
+            </w:pPr>
+            <w:r>
+              <w:rPr>
+                <w:rFonts w:ascii="Arial" w:cs="Arial" w:eastAsia="Arial" w:hAnsi="Arial"/>
+                <w:b/>
+                <w:bCs/>
+                <w:i w:val="false"/>
+                <w:iCs w:val="false"/>
+                <w:color w:val="000000"/>
+                <w:sz w:val="18"/>
+                <w:szCs w:val="18"/>
+              </w:rPr>
+              <w:t xml:space="preserve">Storyline Thread</w:t>
+            </w:r>
+          </w:p>
+        </w:tc>
+        <w:tc>
+          <w:tcPr>
+            <w:tcW w:type="dxa" w:w="10680"/>
+            <w:shd w:fill="FFFFFF" w:color="auto" w:val="clear"/>
+            <w:tcMar>
+              <w:top w:type="dxa" w:w="60"/>
+              <w:left w:type="dxa" w:w="120"/>
+              <w:bottom w:type="dxa" w:w="60"/>
+              <w:right w:type="dxa" w:w="120"/>
+            </w:tcMar>
+            <w:vAlign w:val="top"/>
+          </w:tcPr>
+          <w:p>
+            <w:pPr>
+              <w:spacing w:after="40" w:before="0"/>
+              <w:jc w:val="left"/>
+            </w:pPr>
+            <w:r>
+              <w:rPr>
+                <w:rFonts w:ascii="Arial" w:cs="Arial" w:eastAsia="Arial" w:hAnsi="Arial"/>
+                <w:b w:val="false"/>
+                <w:bCs w:val="false"/>
+                <w:i w:val="false"/>
+                <w:iCs w:val="false"/>
+                <w:color w:val="000000"/>
+                <w:sz w:val="18"/>
+                <w:szCs w:val="18"/>
+              </w:rPr>
+              <w:t xml:space="preserve">Lesson 1 — Anchoring Phenomenon &amp; Area of an Annulus: Learners examine the Laikipia irrigation photograph and identify the ring-shaped watered zone. They review the full-circle area formula, then derive the annulus formula A = π(R² − r²) using concentric circular cut-outs. They solve problems involving annular irrigation rings and chapati-pan offcuts.</w:t>
+            </w:r>
+          </w:p>
+          <w:p>
+            <w:pPr>
+              <w:spacing w:after="40" w:before="0"/>
+              <w:jc w:val="left"/>
+            </w:pPr>
+            <w:r>
+              <w:rPr>
+                <w:rFonts w:ascii="Arial" w:cs="Arial" w:eastAsia="Arial" w:hAnsi="Arial"/>
+                <w:b w:val="false"/>
+                <w:bCs w:val="false"/>
+                <w:i w:val="false"/>
+                <w:iCs w:val="false"/>
+                <w:color w:val="000000"/>
+                <w:sz w:val="18"/>
+                <w:szCs w:val="18"/>
+              </w:rPr>
+              <w:t xml:space="preserve"/>
+            </w:r>
+          </w:p>
+          <w:p>
+            <w:pPr>
+              <w:spacing w:after="40" w:before="0"/>
+              <w:jc w:val="left"/>
+            </w:pPr>
+            <w:r>
+              <w:rPr>
+                <w:rFonts w:ascii="Arial" w:cs="Arial" w:eastAsia="Arial" w:hAnsi="Arial"/>
+                <w:b w:val="false"/>
+                <w:bCs w:val="false"/>
+                <w:i w:val="false"/>
+                <w:iCs w:val="false"/>
+                <w:color w:val="000000"/>
+                <w:sz w:val="18"/>
+                <w:szCs w:val="18"/>
+              </w:rPr>
+              <w:t xml:space="preserve">Lesson 2 — Area of a Sector: Learners connect the irrigation pivot's partial sweep to a sector ("pie slice"). They derive A = (θ/360) × πr² by comparing sectors of different angles cut from the same paper circle. They apply the formula to calculate how much maize area has been watered after a given angle of rotation, and to the Kisumu roundabout crossing zone.</w:t>
+            </w:r>
+          </w:p>
+          <w:p>
+            <w:pPr>
+              <w:spacing w:after="40" w:before="0"/>
+              <w:jc w:val="left"/>
+            </w:pPr>
+            <w:r>
+              <w:rPr>
+                <w:rFonts w:ascii="Arial" w:cs="Arial" w:eastAsia="Arial" w:hAnsi="Arial"/>
+                <w:b w:val="false"/>
+                <w:bCs w:val="false"/>
+                <w:i w:val="false"/>
+                <w:iCs w:val="false"/>
+                <w:color w:val="000000"/>
+                <w:sz w:val="18"/>
+                <w:szCs w:val="18"/>
+              </w:rPr>
+              <w:t xml:space="preserve"/>
+            </w:r>
+          </w:p>
+          <w:p>
+            <w:pPr>
+              <w:spacing w:after="40" w:before="0"/>
+              <w:jc w:val="left"/>
+            </w:pPr>
+            <w:r>
+              <w:rPr>
+                <w:rFonts w:ascii="Arial" w:cs="Arial" w:eastAsia="Arial" w:hAnsi="Arial"/>
+                <w:b w:val="false"/>
+                <w:bCs w:val="false"/>
+                <w:i w:val="false"/>
+                <w:iCs w:val="false"/>
+                <w:color w:val="000000"/>
+                <w:sz w:val="18"/>
+                <w:szCs w:val="18"/>
+              </w:rPr>
+              <w:t xml:space="preserve">Lesson 3 — Arc Length and Sector Perimeter (Supporting Sector Work): Learners establish arc length l = (θ/360) × 2πr to support later segment work, then calculate the full perimeter of sectors. Contextualised around fencing a sector-shaped school garden in Nakuru.</w:t>
+            </w:r>
+          </w:p>
+          <w:p>
+            <w:pPr>
+              <w:spacing w:after="40" w:before="0"/>
+              <w:jc w:val="left"/>
+            </w:pPr>
+            <w:r>
+              <w:rPr>
+                <w:rFonts w:ascii="Arial" w:cs="Arial" w:eastAsia="Arial" w:hAnsi="Arial"/>
+                <w:b w:val="false"/>
+                <w:bCs w:val="false"/>
+                <w:i w:val="false"/>
+                <w:iCs w:val="false"/>
+                <w:color w:val="000000"/>
+                <w:sz w:val="18"/>
+                <w:szCs w:val="18"/>
+              </w:rPr>
+              <w:t xml:space="preserve"/>
+            </w:r>
+          </w:p>
+          <w:p>
+            <w:pPr>
+              <w:spacing w:after="40" w:before="0"/>
+              <w:jc w:val="left"/>
+            </w:pPr>
+            <w:r>
+              <w:rPr>
+                <w:rFonts w:ascii="Arial" w:cs="Arial" w:eastAsia="Arial" w:hAnsi="Arial"/>
+                <w:b w:val="false"/>
+                <w:bCs w:val="false"/>
+                <w:i w:val="false"/>
+                <w:iCs w:val="false"/>
+                <w:color w:val="000000"/>
+                <w:sz w:val="18"/>
+                <w:szCs w:val="18"/>
+              </w:rPr>
+              <w:t xml:space="preserve">Lesson 4 — Area of an Annular Sector: Learners combine lessons 1 and 2 to derive the annular sector formula A = (θ/360) × π(R² − r²). They apply it to the outer irrigation ring swept through a partial angle, and to the painted road-marking problem in Kisumu.</w:t>
+            </w:r>
+          </w:p>
+          <w:p>
+            <w:pPr>
+              <w:spacing w:after="40" w:before="0"/>
+              <w:jc w:val="left"/>
+            </w:pPr>
+            <w:r>
+              <w:rPr>
+                <w:rFonts w:ascii="Arial" w:cs="Arial" w:eastAsia="Arial" w:hAnsi="Arial"/>
+                <w:b w:val="false"/>
+                <w:bCs w:val="false"/>
+                <w:i w:val="false"/>
+                <w:iCs w:val="false"/>
+                <w:color w:val="000000"/>
+                <w:sz w:val="18"/>
+                <w:szCs w:val="18"/>
+              </w:rPr>
+              <w:t xml:space="preserve"/>
+            </w:r>
+          </w:p>
+          <w:p>
+            <w:pPr>
+              <w:spacing w:after="40" w:before="0"/>
+              <w:jc w:val="left"/>
+            </w:pPr>
+            <w:r>
+              <w:rPr>
+                <w:rFonts w:ascii="Arial" w:cs="Arial" w:eastAsia="Arial" w:hAnsi="Arial"/>
+                <w:b w:val="false"/>
+                <w:bCs w:val="false"/>
+                <w:i w:val="false"/>
+                <w:iCs w:val="false"/>
+                <w:color w:val="000000"/>
+                <w:sz w:val="18"/>
+                <w:szCs w:val="18"/>
+              </w:rPr>
+              <w:t xml:space="preserve">Lesson 5 — Area of a Segment of a Circle: Learners derive the segment formula A = (θ/360)πr² − ½r²sinθ by subtracting the triangle area from the sector area. They apply it to the Turkana borehole cover hatch problem and to calculating the area of a chord-cut region on a circular sufuria lid.</w:t>
+            </w:r>
+          </w:p>
+          <w:p>
+            <w:pPr>
+              <w:spacing w:after="40" w:before="0"/>
+              <w:jc w:val="left"/>
+            </w:pPr>
+            <w:r>
+              <w:rPr>
+                <w:rFonts w:ascii="Arial" w:cs="Arial" w:eastAsia="Arial" w:hAnsi="Arial"/>
+                <w:b w:val="false"/>
+                <w:bCs w:val="false"/>
+                <w:i w:val="false"/>
+                <w:iCs w:val="false"/>
+                <w:color w:val="000000"/>
+                <w:sz w:val="18"/>
+                <w:szCs w:val="18"/>
+              </w:rPr>
+              <w:t xml:space="preserve"/>
+            </w:r>
+          </w:p>
+          <w:p>
+            <w:pPr>
+              <w:spacing w:after="40" w:before="0"/>
+              <w:jc w:val="left"/>
+            </w:pPr>
+            <w:r>
+              <w:rPr>
+                <w:rFonts w:ascii="Arial" w:cs="Arial" w:eastAsia="Arial" w:hAnsi="Arial"/>
+                <w:b w:val="false"/>
+                <w:bCs w:val="false"/>
+                <w:i w:val="false"/>
+                <w:iCs w:val="false"/>
+                <w:color w:val="000000"/>
+                <w:sz w:val="18"/>
+                <w:szCs w:val="18"/>
+              </w:rPr>
+              <w:t xml:space="preserve">Lesson 6 — Area of a Common Region Between Two Intersecting Circles: Learners use two overlapping circular cut-outs (the Kericho tea-tray stencils) to identify the lens-shaped common region. They derive its area as the sum of two circular segments and apply it to overlapping irrigation plots and the school art project stencil.</w:t>
+            </w:r>
+          </w:p>
+          <w:p>
+            <w:pPr>
+              <w:spacing w:after="40" w:before="0"/>
+              <w:jc w:val="left"/>
+            </w:pPr>
+            <w:r>
+              <w:rPr>
+                <w:rFonts w:ascii="Arial" w:cs="Arial" w:eastAsia="Arial" w:hAnsi="Arial"/>
+                <w:b w:val="false"/>
+                <w:bCs w:val="false"/>
+                <w:i w:val="false"/>
+                <w:iCs w:val="false"/>
+                <w:color w:val="000000"/>
+                <w:sz w:val="18"/>
+                <w:szCs w:val="18"/>
+              </w:rPr>
+              <w:t xml:space="preserve"/>
+            </w:r>
+          </w:p>
+          <w:p>
+            <w:pPr>
+              <w:spacing w:after="40" w:before="0"/>
+              <w:jc w:val="left"/>
+            </w:pPr>
+            <w:r>
+              <w:rPr>
+                <w:rFonts w:ascii="Arial" w:cs="Arial" w:eastAsia="Arial" w:hAnsi="Arial"/>
+                <w:b w:val="false"/>
+                <w:bCs w:val="false"/>
+                <w:i w:val="false"/>
+                <w:iCs w:val="false"/>
+                <w:color w:val="000000"/>
+                <w:sz w:val="18"/>
+                <w:szCs w:val="18"/>
+              </w:rPr>
+              <w:t xml:space="preserve">Lesson 7 — Mixed Application and Problem Solving: Learners tackle multi-step real-life problems combining two or more circle-part formulae (e.g., an annular sector with a segment cut out; a composite shape involving a full circle and an intersecting region). Problems are set in Nairobi, Mombasa, and Rift Valley contexts. Learners work in groups, present solutions, and peer-assess accuracy.</w:t>
+            </w:r>
+          </w:p>
+          <w:p>
+            <w:pPr>
+              <w:spacing w:after="40" w:before="0"/>
+              <w:jc w:val="left"/>
+            </w:pPr>
+            <w:r>
+              <w:rPr>
+                <w:rFonts w:ascii="Arial" w:cs="Arial" w:eastAsia="Arial" w:hAnsi="Arial"/>
+                <w:b w:val="false"/>
+                <w:bCs w:val="false"/>
+                <w:i w:val="false"/>
+                <w:iCs w:val="false"/>
+                <w:color w:val="000000"/>
+                <w:sz w:val="18"/>
+                <w:szCs w:val="18"/>
+              </w:rPr>
+              <w:t xml:space="preserve"/>
+            </w:r>
+          </w:p>
+          <w:p>
+            <w:pPr>
+              <w:spacing w:after="40" w:before="0"/>
+              <w:jc w:val="left"/>
+            </w:pPr>
+            <w:r>
+              <w:rPr>
+                <w:rFonts w:ascii="Arial" w:cs="Arial" w:eastAsia="Arial" w:hAnsi="Arial"/>
+                <w:b w:val="false"/>
+                <w:bCs w:val="false"/>
+                <w:i w:val="false"/>
+                <w:iCs w:val="false"/>
+                <w:color w:val="000000"/>
+                <w:sz w:val="18"/>
+                <w:szCs w:val="18"/>
+              </w:rPr>
+              <w:t xml:space="preserve">Lesson 8 — Assessment, Model Revision and Consolidation: Learners complete a class written test and then revise their cumulative diagrammatic model of the circle decomposed into all learned sub-regions, annotating each with its formula and a real-life Kenyan application. Groups share final models; teacher consolidates key formulae and links back to the driving question and anchoring phenomenon.</w:t>
+            </w:r>
+          </w:p>
+        </w:tc>
+      </w:tr>
+      <w:tr>
+        <w:tc>
+          <w:tcPr>
+            <w:tcW w:type="dxa" w:w="3000"/>
+            <w:shd w:fill="EAD1F5" w:color="auto" w:val="clear"/>
+            <w:tcMar>
+              <w:top w:type="dxa" w:w="60"/>
+              <w:left w:type="dxa" w:w="120"/>
+              <w:bottom w:type="dxa" w:w="60"/>
+              <w:right w:type="dxa" w:w="120"/>
+            </w:tcMar>
+            <w:vAlign w:val="top"/>
+          </w:tcPr>
+          <w:p>
+            <w:pPr>
+              <w:spacing w:after="40" w:before="0"/>
+              <w:jc w:val="left"/>
+            </w:pPr>
+            <w:r>
+              <w:rPr>
+                <w:rFonts w:ascii="Arial" w:cs="Arial" w:eastAsia="Arial" w:hAnsi="Arial"/>
+                <w:b/>
+                <w:bCs/>
+                <w:i w:val="false"/>
+                <w:iCs w:val="false"/>
+                <w:color w:val="000000"/>
+                <w:sz w:val="18"/>
+                <w:szCs w:val="18"/>
+              </w:rPr>
+              <w:t xml:space="preserve">Supporting Phenomena</w:t>
+            </w:r>
+          </w:p>
+        </w:tc>
+        <w:tc>
+          <w:tcPr>
+            <w:tcW w:type="dxa" w:w="10680"/>
+            <w:shd w:fill="FFFFFF" w:color="auto" w:val="clear"/>
+            <w:tcMar>
+              <w:top w:type="dxa" w:w="60"/>
+              <w:left w:type="dxa" w:w="120"/>
+              <w:bottom w:type="dxa" w:w="60"/>
+              <w:right w:type="dxa" w:w="120"/>
+            </w:tcMar>
+            <w:vAlign w:val="top"/>
+          </w:tcPr>
+          <w:p>
+            <w:pPr>
+              <w:spacing w:after="30" w:before="0"/>
+              <w:ind w:left="360" w:hanging="180"/>
+              <w:jc w:val="left"/>
+            </w:pPr>
+            <w:r>
+              <w:rPr>
+                <w:rFonts w:ascii="Arial" w:cs="Arial" w:eastAsia="Arial" w:hAnsi="Arial"/>
+                <w:b w:val="false"/>
+                <w:bCs w:val="false"/>
+                <w:i w:val="false"/>
+                <w:iCs w:val="false"/>
+                <w:color w:val="000000"/>
+                <w:sz w:val="18"/>
+                <w:szCs w:val="18"/>
+              </w:rPr>
+              <w:t xml:space="preserve">–  A jua kali artisan in Kamukunji, Nairobi, cuts circular chapati-pan lids from a flat metal sheet and needs to know the area of the leftover ring-shaped offcut (annulus) to minimise material waste.</w:t>
+            </w:r>
+          </w:p>
+          <w:p>
+            <w:pPr>
+              <w:spacing w:after="30" w:before="0"/>
+              <w:ind w:left="360" w:hanging="180"/>
+              <w:jc w:val="left"/>
+            </w:pPr>
+            <w:r>
+              <w:rPr>
+                <w:rFonts w:ascii="Arial" w:cs="Arial" w:eastAsia="Arial" w:hAnsi="Arial"/>
+                <w:b w:val="false"/>
+                <w:bCs w:val="false"/>
+                <w:i w:val="false"/>
+                <w:iCs w:val="false"/>
+                <w:color w:val="000000"/>
+                <w:sz w:val="18"/>
+                <w:szCs w:val="18"/>
+              </w:rPr>
+              <w:t xml:space="preserve">–  A road engineer marks a painted annular ring around a roundabout in Kisumu City and must calculate the exact area of paint required for the ring and its sector-shaped pedestrian crossing zones.</w:t>
+            </w:r>
+          </w:p>
+          <w:p>
+            <w:pPr>
+              <w:spacing w:after="30" w:before="0"/>
+              <w:ind w:left="360" w:hanging="180"/>
+              <w:jc w:val="left"/>
+            </w:pPr>
+            <w:r>
+              <w:rPr>
+                <w:rFonts w:ascii="Arial" w:cs="Arial" w:eastAsia="Arial" w:hAnsi="Arial"/>
+                <w:b w:val="false"/>
+                <w:bCs w:val="false"/>
+                <w:i w:val="false"/>
+                <w:iCs w:val="false"/>
+                <w:color w:val="000000"/>
+                <w:sz w:val="18"/>
+                <w:szCs w:val="18"/>
+              </w:rPr>
+              <w:t xml:space="preserve">–  A student in Kericho notices that two overlapping circular tea-tray stencils create a leaf-shaped common region and wonders how to calculate its exact area for a school art project.</w:t>
+            </w:r>
+          </w:p>
+          <w:p>
+            <w:pPr>
+              <w:spacing w:after="30" w:before="0"/>
+              <w:ind w:left="360" w:hanging="180"/>
+              <w:jc w:val="left"/>
+            </w:pPr>
+            <w:r>
+              <w:rPr>
+                <w:rFonts w:ascii="Arial" w:cs="Arial" w:eastAsia="Arial" w:hAnsi="Arial"/>
+                <w:b w:val="false"/>
+                <w:bCs w:val="false"/>
+                <w:i w:val="false"/>
+                <w:iCs w:val="false"/>
+                <w:color w:val="000000"/>
+                <w:sz w:val="18"/>
+                <w:szCs w:val="18"/>
+              </w:rPr>
+              <w:t xml:space="preserve">–  A borehole technician in Turkana digs a circular well and installs a concrete annular cover; they need the area of the concrete segment left after cutting an access hatch, to order the right amount of cement.</w:t>
+            </w:r>
+          </w:p>
+        </w:tc>
+      </w:tr>
+    </w:tbl>
+    <w:p>
+      <w:pPr>
+        <w:spacing w:after="120"/>
+      </w:pPr>
+      <w:r>
+        <w:t xml:space="preserve"/>
       </w:r>
     </w:p>
     <w:p>
@@ -150,7 +2323,7 @@
         </w:rPr>
         <w:t xml:space="preserve">© 2026 SeaVuria and ARES. This work is licensed under a </w:t>
       </w:r>
-      <w:hyperlink w:history="1" r:id="rIdfmkipas2vx53hxysexfoz">
+      <w:hyperlink w:history="1" r:id="rIdrfwrpob4owpd1hllbalv-">
         <w:r>
           <w:rPr>
             <w:rFonts w:ascii="Arial" w:cs="Arial" w:eastAsia="Arial" w:hAnsi="Arial"/>
@@ -170,7 +2343,7 @@
         </w:rPr>
         <w:t xml:space="preserve"> (</w:t>
       </w:r>
-      <w:hyperlink w:history="1" r:id="rIduogxrnygxrzxeq8agehhl">
+      <w:hyperlink w:history="1" r:id="rIdaagtoaielsmsx0a0bl40w">
         <w:r>
           <w:rPr>
             <w:rFonts w:ascii="Arial" w:cs="Arial" w:eastAsia="Arial" w:hAnsi="Arial"/>
@@ -190,7 +2363,7 @@
         </w:rPr>
         <w:t xml:space="preserve">). To view a copy of this license, visit </w:t>
       </w:r>
-      <w:hyperlink w:history="1" r:id="rIdroh7dczqyxm5zikrom3c6">
+      <w:hyperlink w:history="1" r:id="rIddfmv8gwzdyzd29aro3l2q">
         <w:r>
           <w:rPr>
             <w:rFonts w:ascii="Arial" w:cs="Arial" w:eastAsia="Arial" w:hAnsi="Arial"/>
@@ -209,2179 +2382,6 @@
           <w:szCs w:val="17"/>
         </w:rPr>
         <w:t xml:space="preserve">. You are free to copy, redistribute, and adapt this material in any medium or format, provided appropriate credit is given and the material is not used for commercial purposes. KICD learning outcomes and curriculum designations reproduced here for alignment purposes remain the property of KICD and are not covered by this license. Linked external resources (e.g. CK-12, Khan Academy, PhET) are subject to their own licenses.</w:t>
-      </w:r>
-    </w:p>
-    <w:p>
-      <w:pPr>
-        <w:spacing w:after="120"/>
-      </w:pPr>
-      <w:r>
-        <w:t xml:space="preserve"/>
-      </w:r>
-    </w:p>
-    <w:tbl>
-      <w:tblPr>
-        <w:tblW w:type="dxa" w:w="13680"/>
-        <w:tblBorders>
-          <w:top w:val="single" w:color="AAAAAA" w:sz="4"/>
-          <w:left w:val="single" w:color="AAAAAA" w:sz="4"/>
-          <w:bottom w:val="single" w:color="AAAAAA" w:sz="4"/>
-          <w:right w:val="single" w:color="AAAAAA" w:sz="4"/>
-          <w:insideH w:val="single" w:color="auto" w:sz="4"/>
-          <w:insideV w:val="single" w:color="auto" w:sz="4"/>
-        </w:tblBorders>
-        <w:tblLayout w:type="fixed"/>
-      </w:tblPr>
-      <w:tblGrid>
-        <w:gridCol w:w="3000"/>
-        <w:gridCol w:w="10680"/>
-      </w:tblGrid>
-      <w:tr>
-        <w:tc>
-          <w:tcPr>
-            <w:tcW w:type="dxa" w:w="13680"/>
-            <w:gridSpan w:val="2"/>
-            <w:shd w:fill="1F3864" w:color="auto" w:val="clear"/>
-            <w:tcMar>
-              <w:top w:type="dxa" w:w="60"/>
-              <w:left w:type="dxa" w:w="120"/>
-              <w:bottom w:type="dxa" w:w="60"/>
-              <w:right w:type="dxa" w:w="120"/>
-            </w:tcMar>
-            <w:vAlign w:val="top"/>
-          </w:tcPr>
-          <w:p>
-            <w:pPr>
-              <w:spacing w:after="40" w:before="0"/>
-              <w:jc w:val="center"/>
-            </w:pPr>
-            <w:r>
-              <w:rPr>
-                <w:rFonts w:ascii="Arial" w:cs="Arial" w:eastAsia="Arial" w:hAnsi="Arial"/>
-                <w:b/>
-                <w:bCs/>
-                <w:i w:val="false"/>
-                <w:iCs w:val="false"/>
-                <w:color w:val="FFFFFF"/>
-                <w:sz w:val="22"/>
-                <w:szCs w:val="22"/>
-              </w:rPr>
-              <w:t xml:space="preserve">SUB-STRAND OVERVIEW</w:t>
-            </w:r>
-          </w:p>
-        </w:tc>
-      </w:tr>
-      <w:tr>
-        <w:tc>
-          <w:tcPr>
-            <w:tcW w:type="dxa" w:w="3000"/>
-            <w:shd w:fill="D5E8F0" w:color="auto" w:val="clear"/>
-            <w:tcMar>
-              <w:top w:type="dxa" w:w="60"/>
-              <w:left w:type="dxa" w:w="120"/>
-              <w:bottom w:type="dxa" w:w="60"/>
-              <w:right w:type="dxa" w:w="120"/>
-            </w:tcMar>
-            <w:vAlign w:val="top"/>
-          </w:tcPr>
-          <w:p>
-            <w:pPr>
-              <w:spacing w:after="40" w:before="0"/>
-              <w:jc w:val="left"/>
-            </w:pPr>
-            <w:r>
-              <w:rPr>
-                <w:rFonts w:ascii="Arial" w:cs="Arial" w:eastAsia="Arial" w:hAnsi="Arial"/>
-                <w:b/>
-                <w:bCs/>
-                <w:i w:val="false"/>
-                <w:iCs w:val="false"/>
-                <w:color w:val="000000"/>
-                <w:sz w:val="18"/>
-                <w:szCs w:val="18"/>
-              </w:rPr>
-              <w:t xml:space="preserve">Grade Level</w:t>
-            </w:r>
-          </w:p>
-        </w:tc>
-        <w:tc>
-          <w:tcPr>
-            <w:tcW w:type="dxa" w:w="10680"/>
-            <w:shd w:fill="FFFFFF" w:color="auto" w:val="clear"/>
-            <w:tcMar>
-              <w:top w:type="dxa" w:w="60"/>
-              <w:left w:type="dxa" w:w="120"/>
-              <w:bottom w:type="dxa" w:w="60"/>
-              <w:right w:type="dxa" w:w="120"/>
-            </w:tcMar>
-            <w:vAlign w:val="top"/>
-          </w:tcPr>
-          <w:p>
-            <w:pPr>
-              <w:spacing w:after="40" w:before="0"/>
-              <w:jc w:val="left"/>
-            </w:pPr>
-            <w:r>
-              <w:rPr>
-                <w:rFonts w:ascii="Arial" w:cs="Arial" w:eastAsia="Arial" w:hAnsi="Arial"/>
-                <w:b w:val="false"/>
-                <w:bCs w:val="false"/>
-                <w:i w:val="false"/>
-                <w:iCs w:val="false"/>
-                <w:color w:val="000000"/>
-                <w:sz w:val="18"/>
-                <w:szCs w:val="18"/>
-              </w:rPr>
-              <w:t xml:space="preserve">10</w:t>
-            </w:r>
-          </w:p>
-        </w:tc>
-      </w:tr>
-      <w:tr>
-        <w:tc>
-          <w:tcPr>
-            <w:tcW w:type="dxa" w:w="3000"/>
-            <w:shd w:fill="D5E8F0" w:color="auto" w:val="clear"/>
-            <w:tcMar>
-              <w:top w:type="dxa" w:w="60"/>
-              <w:left w:type="dxa" w:w="120"/>
-              <w:bottom w:type="dxa" w:w="60"/>
-              <w:right w:type="dxa" w:w="120"/>
-            </w:tcMar>
-            <w:vAlign w:val="top"/>
-          </w:tcPr>
-          <w:p>
-            <w:pPr>
-              <w:spacing w:after="40" w:before="0"/>
-              <w:jc w:val="left"/>
-            </w:pPr>
-            <w:r>
-              <w:rPr>
-                <w:rFonts w:ascii="Arial" w:cs="Arial" w:eastAsia="Arial" w:hAnsi="Arial"/>
-                <w:b/>
-                <w:bCs/>
-                <w:i w:val="false"/>
-                <w:iCs w:val="false"/>
-                <w:color w:val="000000"/>
-                <w:sz w:val="18"/>
-                <w:szCs w:val="18"/>
-              </w:rPr>
-              <w:t xml:space="preserve">Subject</w:t>
-            </w:r>
-          </w:p>
-        </w:tc>
-        <w:tc>
-          <w:tcPr>
-            <w:tcW w:type="dxa" w:w="10680"/>
-            <w:shd w:fill="FFFFFF" w:color="auto" w:val="clear"/>
-            <w:tcMar>
-              <w:top w:type="dxa" w:w="60"/>
-              <w:left w:type="dxa" w:w="120"/>
-              <w:bottom w:type="dxa" w:w="60"/>
-              <w:right w:type="dxa" w:w="120"/>
-            </w:tcMar>
-            <w:vAlign w:val="top"/>
-          </w:tcPr>
-          <w:p>
-            <w:pPr>
-              <w:spacing w:after="40" w:before="0"/>
-              <w:jc w:val="left"/>
-            </w:pPr>
-            <w:r>
-              <w:rPr>
-                <w:rFonts w:ascii="Arial" w:cs="Arial" w:eastAsia="Arial" w:hAnsi="Arial"/>
-                <w:b w:val="false"/>
-                <w:bCs w:val="false"/>
-                <w:i w:val="false"/>
-                <w:iCs w:val="false"/>
-                <w:color w:val="000000"/>
-                <w:sz w:val="18"/>
-                <w:szCs w:val="18"/>
-              </w:rPr>
-              <w:t xml:space="preserve">Core Mathematics</w:t>
-            </w:r>
-          </w:p>
-        </w:tc>
-      </w:tr>
-      <w:tr>
-        <w:tc>
-          <w:tcPr>
-            <w:tcW w:type="dxa" w:w="3000"/>
-            <w:shd w:fill="D5E8F0" w:color="auto" w:val="clear"/>
-            <w:tcMar>
-              <w:top w:type="dxa" w:w="60"/>
-              <w:left w:type="dxa" w:w="120"/>
-              <w:bottom w:type="dxa" w:w="60"/>
-              <w:right w:type="dxa" w:w="120"/>
-            </w:tcMar>
-            <w:vAlign w:val="top"/>
-          </w:tcPr>
-          <w:p>
-            <w:pPr>
-              <w:spacing w:after="40" w:before="0"/>
-              <w:jc w:val="left"/>
-            </w:pPr>
-            <w:r>
-              <w:rPr>
-                <w:rFonts w:ascii="Arial" w:cs="Arial" w:eastAsia="Arial" w:hAnsi="Arial"/>
-                <w:b/>
-                <w:bCs/>
-                <w:i w:val="false"/>
-                <w:iCs w:val="false"/>
-                <w:color w:val="000000"/>
-                <w:sz w:val="18"/>
-                <w:szCs w:val="18"/>
-              </w:rPr>
-              <w:t xml:space="preserve">Strand</w:t>
-            </w:r>
-          </w:p>
-        </w:tc>
-        <w:tc>
-          <w:tcPr>
-            <w:tcW w:type="dxa" w:w="10680"/>
-            <w:shd w:fill="FFFFFF" w:color="auto" w:val="clear"/>
-            <w:tcMar>
-              <w:top w:type="dxa" w:w="60"/>
-              <w:left w:type="dxa" w:w="120"/>
-              <w:bottom w:type="dxa" w:w="60"/>
-              <w:right w:type="dxa" w:w="120"/>
-            </w:tcMar>
-            <w:vAlign w:val="top"/>
-          </w:tcPr>
-          <w:p>
-            <w:pPr>
-              <w:spacing w:after="40" w:before="0"/>
-              <w:jc w:val="left"/>
-            </w:pPr>
-            <w:r>
-              <w:rPr>
-                <w:rFonts w:ascii="Arial" w:cs="Arial" w:eastAsia="Arial" w:hAnsi="Arial"/>
-                <w:b w:val="false"/>
-                <w:bCs w:val="false"/>
-                <w:i w:val="false"/>
-                <w:iCs w:val="false"/>
-                <w:color w:val="000000"/>
-                <w:sz w:val="18"/>
-                <w:szCs w:val="18"/>
-              </w:rPr>
-              <w:t xml:space="preserve">Strand 2.0: Measurements and Geometry</w:t>
-            </w:r>
-          </w:p>
-        </w:tc>
-      </w:tr>
-      <w:tr>
-        <w:tc>
-          <w:tcPr>
-            <w:tcW w:type="dxa" w:w="3000"/>
-            <w:shd w:fill="D5E8F0" w:color="auto" w:val="clear"/>
-            <w:tcMar>
-              <w:top w:type="dxa" w:w="60"/>
-              <w:left w:type="dxa" w:w="120"/>
-              <w:bottom w:type="dxa" w:w="60"/>
-              <w:right w:type="dxa" w:w="120"/>
-            </w:tcMar>
-            <w:vAlign w:val="top"/>
-          </w:tcPr>
-          <w:p>
-            <w:pPr>
-              <w:spacing w:after="40" w:before="0"/>
-              <w:jc w:val="left"/>
-            </w:pPr>
-            <w:r>
-              <w:rPr>
-                <w:rFonts w:ascii="Arial" w:cs="Arial" w:eastAsia="Arial" w:hAnsi="Arial"/>
-                <w:b/>
-                <w:bCs/>
-                <w:i w:val="false"/>
-                <w:iCs w:val="false"/>
-                <w:color w:val="000000"/>
-                <w:sz w:val="18"/>
-                <w:szCs w:val="18"/>
-              </w:rPr>
-              <w:t xml:space="preserve">Sub-Strand</w:t>
-            </w:r>
-          </w:p>
-        </w:tc>
-        <w:tc>
-          <w:tcPr>
-            <w:tcW w:type="dxa" w:w="10680"/>
-            <w:shd w:fill="FFFFFF" w:color="auto" w:val="clear"/>
-            <w:tcMar>
-              <w:top w:type="dxa" w:w="60"/>
-              <w:left w:type="dxa" w:w="120"/>
-              <w:bottom w:type="dxa" w:w="60"/>
-              <w:right w:type="dxa" w:w="120"/>
-            </w:tcMar>
-            <w:vAlign w:val="top"/>
-          </w:tcPr>
-          <w:p>
-            <w:pPr>
-              <w:spacing w:after="40" w:before="0"/>
-              <w:jc w:val="left"/>
-            </w:pPr>
-            <w:r>
-              <w:rPr>
-                <w:rFonts w:ascii="Arial" w:cs="Arial" w:eastAsia="Arial" w:hAnsi="Arial"/>
-                <w:b w:val="false"/>
-                <w:bCs w:val="false"/>
-                <w:i w:val="false"/>
-                <w:iCs w:val="false"/>
-                <w:color w:val="000000"/>
-                <w:sz w:val="18"/>
-                <w:szCs w:val="18"/>
-              </w:rPr>
-              <w:t xml:space="preserve">Sub-Strand 2.6: Area of a Part of a Circle</w:t>
-            </w:r>
-          </w:p>
-        </w:tc>
-      </w:tr>
-      <w:tr>
-        <w:tc>
-          <w:tcPr>
-            <w:tcW w:type="dxa" w:w="3000"/>
-            <w:shd w:fill="D5E8F0" w:color="auto" w:val="clear"/>
-            <w:tcMar>
-              <w:top w:type="dxa" w:w="60"/>
-              <w:left w:type="dxa" w:w="120"/>
-              <w:bottom w:type="dxa" w:w="60"/>
-              <w:right w:type="dxa" w:w="120"/>
-            </w:tcMar>
-            <w:vAlign w:val="top"/>
-          </w:tcPr>
-          <w:p>
-            <w:pPr>
-              <w:spacing w:after="40" w:before="0"/>
-              <w:jc w:val="left"/>
-            </w:pPr>
-            <w:r>
-              <w:rPr>
-                <w:rFonts w:ascii="Arial" w:cs="Arial" w:eastAsia="Arial" w:hAnsi="Arial"/>
-                <w:b/>
-                <w:bCs/>
-                <w:i w:val="false"/>
-                <w:iCs w:val="false"/>
-                <w:color w:val="000000"/>
-                <w:sz w:val="18"/>
-                <w:szCs w:val="18"/>
-              </w:rPr>
-              <w:t xml:space="preserve">Total Duration</w:t>
-            </w:r>
-          </w:p>
-        </w:tc>
-        <w:tc>
-          <w:tcPr>
-            <w:tcW w:type="dxa" w:w="10680"/>
-            <w:shd w:fill="FFFFFF" w:color="auto" w:val="clear"/>
-            <w:tcMar>
-              <w:top w:type="dxa" w:w="60"/>
-              <w:left w:type="dxa" w:w="120"/>
-              <w:bottom w:type="dxa" w:w="60"/>
-              <w:right w:type="dxa" w:w="120"/>
-            </w:tcMar>
-            <w:vAlign w:val="top"/>
-          </w:tcPr>
-          <w:p>
-            <w:pPr>
-              <w:spacing w:after="40" w:before="0"/>
-              <w:jc w:val="left"/>
-            </w:pPr>
-            <w:r>
-              <w:rPr>
-                <w:rFonts w:ascii="Arial" w:cs="Arial" w:eastAsia="Arial" w:hAnsi="Arial"/>
-                <w:b w:val="false"/>
-                <w:bCs w:val="false"/>
-                <w:i w:val="false"/>
-                <w:iCs w:val="false"/>
-                <w:color w:val="000000"/>
-                <w:sz w:val="18"/>
-                <w:szCs w:val="18"/>
-              </w:rPr>
-              <w:t xml:space="preserve">8 lessons × 40 minutes = 320 minutes total</w:t>
-            </w:r>
-          </w:p>
-        </w:tc>
-      </w:tr>
-      <w:tr>
-        <w:tc>
-          <w:tcPr>
-            <w:tcW w:type="dxa" w:w="3000"/>
-            <w:shd w:fill="D5E8F0" w:color="auto" w:val="clear"/>
-            <w:tcMar>
-              <w:top w:type="dxa" w:w="60"/>
-              <w:left w:type="dxa" w:w="120"/>
-              <w:bottom w:type="dxa" w:w="60"/>
-              <w:right w:type="dxa" w:w="120"/>
-            </w:tcMar>
-            <w:vAlign w:val="top"/>
-          </w:tcPr>
-          <w:p>
-            <w:pPr>
-              <w:spacing w:after="40" w:before="0"/>
-              <w:jc w:val="left"/>
-            </w:pPr>
-            <w:r>
-              <w:rPr>
-                <w:rFonts w:ascii="Arial" w:cs="Arial" w:eastAsia="Arial" w:hAnsi="Arial"/>
-                <w:b/>
-                <w:bCs/>
-                <w:i w:val="false"/>
-                <w:iCs w:val="false"/>
-                <w:color w:val="000000"/>
-                <w:sz w:val="18"/>
-                <w:szCs w:val="18"/>
-              </w:rPr>
-              <w:t xml:space="preserve">Sub-Strand Content</w:t>
-            </w:r>
-          </w:p>
-        </w:tc>
-        <w:tc>
-          <w:tcPr>
-            <w:tcW w:type="dxa" w:w="10680"/>
-            <w:shd w:fill="FFFFFF" w:color="auto" w:val="clear"/>
-            <w:tcMar>
-              <w:top w:type="dxa" w:w="60"/>
-              <w:left w:type="dxa" w:w="120"/>
-              <w:bottom w:type="dxa" w:w="60"/>
-              <w:right w:type="dxa" w:w="120"/>
-            </w:tcMar>
-            <w:vAlign w:val="top"/>
-          </w:tcPr>
-          <w:p>
-            <w:pPr>
-              <w:spacing w:after="30" w:before="0"/>
-              <w:ind w:left="360" w:hanging="180"/>
-              <w:jc w:val="left"/>
-            </w:pPr>
-            <w:r>
-              <w:rPr>
-                <w:rFonts w:ascii="Arial" w:cs="Arial" w:eastAsia="Arial" w:hAnsi="Arial"/>
-                <w:b w:val="false"/>
-                <w:bCs w:val="false"/>
-                <w:i w:val="false"/>
-                <w:iCs w:val="false"/>
-                <w:color w:val="000000"/>
-                <w:sz w:val="18"/>
-                <w:szCs w:val="18"/>
-              </w:rPr>
-              <w:t xml:space="preserve">–  Area of a circle (review)</w:t>
-            </w:r>
-          </w:p>
-          <w:p>
-            <w:pPr>
-              <w:spacing w:after="30" w:before="0"/>
-              <w:ind w:left="360" w:hanging="180"/>
-              <w:jc w:val="left"/>
-            </w:pPr>
-            <w:r>
-              <w:rPr>
-                <w:rFonts w:ascii="Arial" w:cs="Arial" w:eastAsia="Arial" w:hAnsi="Arial"/>
-                <w:b w:val="false"/>
-                <w:bCs w:val="false"/>
-                <w:i w:val="false"/>
-                <w:iCs w:val="false"/>
-                <w:color w:val="000000"/>
-                <w:sz w:val="18"/>
-                <w:szCs w:val="18"/>
-              </w:rPr>
-              <w:t xml:space="preserve">–  Area of an annulus (ring between two concentric circles)</w:t>
-            </w:r>
-          </w:p>
-          <w:p>
-            <w:pPr>
-              <w:spacing w:after="30" w:before="0"/>
-              <w:ind w:left="360" w:hanging="180"/>
-              <w:jc w:val="left"/>
-            </w:pPr>
-            <w:r>
-              <w:rPr>
-                <w:rFonts w:ascii="Arial" w:cs="Arial" w:eastAsia="Arial" w:hAnsi="Arial"/>
-                <w:b w:val="false"/>
-                <w:bCs w:val="false"/>
-                <w:i w:val="false"/>
-                <w:iCs w:val="false"/>
-                <w:color w:val="000000"/>
-                <w:sz w:val="18"/>
-                <w:szCs w:val="18"/>
-              </w:rPr>
-              <w:t xml:space="preserve">–  Area of a sector of a circle</w:t>
-            </w:r>
-          </w:p>
-          <w:p>
-            <w:pPr>
-              <w:spacing w:after="30" w:before="0"/>
-              <w:ind w:left="360" w:hanging="180"/>
-              <w:jc w:val="left"/>
-            </w:pPr>
-            <w:r>
-              <w:rPr>
-                <w:rFonts w:ascii="Arial" w:cs="Arial" w:eastAsia="Arial" w:hAnsi="Arial"/>
-                <w:b w:val="false"/>
-                <w:bCs w:val="false"/>
-                <w:i w:val="false"/>
-                <w:iCs w:val="false"/>
-                <w:color w:val="000000"/>
-                <w:sz w:val="18"/>
-                <w:szCs w:val="18"/>
-              </w:rPr>
-              <w:t xml:space="preserve">–  Area of an annular sector</w:t>
-            </w:r>
-          </w:p>
-          <w:p>
-            <w:pPr>
-              <w:spacing w:after="30" w:before="0"/>
-              <w:ind w:left="360" w:hanging="180"/>
-              <w:jc w:val="left"/>
-            </w:pPr>
-            <w:r>
-              <w:rPr>
-                <w:rFonts w:ascii="Arial" w:cs="Arial" w:eastAsia="Arial" w:hAnsi="Arial"/>
-                <w:b w:val="false"/>
-                <w:bCs w:val="false"/>
-                <w:i w:val="false"/>
-                <w:iCs w:val="false"/>
-                <w:color w:val="000000"/>
-                <w:sz w:val="18"/>
-                <w:szCs w:val="18"/>
-              </w:rPr>
-              <w:t xml:space="preserve">–  Area of a segment of a circle</w:t>
-            </w:r>
-          </w:p>
-          <w:p>
-            <w:pPr>
-              <w:spacing w:after="30" w:before="0"/>
-              <w:ind w:left="360" w:hanging="180"/>
-              <w:jc w:val="left"/>
-            </w:pPr>
-            <w:r>
-              <w:rPr>
-                <w:rFonts w:ascii="Arial" w:cs="Arial" w:eastAsia="Arial" w:hAnsi="Arial"/>
-                <w:b w:val="false"/>
-                <w:bCs w:val="false"/>
-                <w:i w:val="false"/>
-                <w:iCs w:val="false"/>
-                <w:color w:val="000000"/>
-                <w:sz w:val="18"/>
-                <w:szCs w:val="18"/>
-              </w:rPr>
-              <w:t xml:space="preserve">–  Area of a common region between two intersecting circles</w:t>
-            </w:r>
-          </w:p>
-          <w:p>
-            <w:pPr>
-              <w:spacing w:after="30" w:before="0"/>
-              <w:ind w:left="360" w:hanging="180"/>
-              <w:jc w:val="left"/>
-            </w:pPr>
-            <w:r>
-              <w:rPr>
-                <w:rFonts w:ascii="Arial" w:cs="Arial" w:eastAsia="Arial" w:hAnsi="Arial"/>
-                <w:b w:val="false"/>
-                <w:bCs w:val="false"/>
-                <w:i w:val="false"/>
-                <w:iCs w:val="false"/>
-                <w:color w:val="000000"/>
-                <w:sz w:val="18"/>
-                <w:szCs w:val="18"/>
-              </w:rPr>
-              <w:t xml:space="preserve">–  Application of circle-part areas to real-life situations</w:t>
-            </w:r>
-          </w:p>
-        </w:tc>
-      </w:tr>
-      <w:tr>
-        <w:tc>
-          <w:tcPr>
-            <w:tcW w:type="dxa" w:w="3000"/>
-            <w:shd w:fill="D5E8F0" w:color="auto" w:val="clear"/>
-            <w:tcMar>
-              <w:top w:type="dxa" w:w="60"/>
-              <w:left w:type="dxa" w:w="120"/>
-              <w:bottom w:type="dxa" w:w="60"/>
-              <w:right w:type="dxa" w:w="120"/>
-            </w:tcMar>
-            <w:vAlign w:val="top"/>
-          </w:tcPr>
-          <w:p>
-            <w:pPr>
-              <w:spacing w:after="40" w:before="0"/>
-              <w:jc w:val="left"/>
-            </w:pPr>
-            <w:r>
-              <w:rPr>
-                <w:rFonts w:ascii="Arial" w:cs="Arial" w:eastAsia="Arial" w:hAnsi="Arial"/>
-                <w:b/>
-                <w:bCs/>
-                <w:i w:val="false"/>
-                <w:iCs w:val="false"/>
-                <w:color w:val="000000"/>
-                <w:sz w:val="18"/>
-                <w:szCs w:val="18"/>
-              </w:rPr>
-              <w:t xml:space="preserve">Learning Outcomes</w:t>
-            </w:r>
-          </w:p>
-        </w:tc>
-        <w:tc>
-          <w:tcPr>
-            <w:tcW w:type="dxa" w:w="10680"/>
-            <w:shd w:fill="FFFFFF" w:color="auto" w:val="clear"/>
-            <w:tcMar>
-              <w:top w:type="dxa" w:w="60"/>
-              <w:left w:type="dxa" w:w="120"/>
-              <w:bottom w:type="dxa" w:w="60"/>
-              <w:right w:type="dxa" w:w="120"/>
-            </w:tcMar>
-            <w:vAlign w:val="top"/>
-          </w:tcPr>
-          <w:p>
-            <w:pPr>
-              <w:spacing w:after="40" w:before="0"/>
-              <w:jc w:val="left"/>
-            </w:pPr>
-            <w:r>
-              <w:rPr>
-                <w:rFonts w:ascii="Arial" w:cs="Arial" w:eastAsia="Arial" w:hAnsi="Arial"/>
-                <w:b w:val="false"/>
-                <w:bCs w:val="false"/>
-                <w:i w:val="false"/>
-                <w:iCs w:val="false"/>
-                <w:color w:val="000000"/>
-                <w:sz w:val="18"/>
-                <w:szCs w:val="18"/>
-              </w:rPr>
-              <w:t xml:space="preserve">By the end of the sub-strand, the learner should be able to:</w:t>
-            </w:r>
-          </w:p>
-          <w:p>
-            <w:pPr>
-              <w:spacing w:after="40" w:before="0"/>
-              <w:jc w:val="left"/>
-            </w:pPr>
-            <w:r>
-              <w:rPr>
-                <w:rFonts w:ascii="Arial" w:cs="Arial" w:eastAsia="Arial" w:hAnsi="Arial"/>
-                <w:b w:val="false"/>
-                <w:bCs w:val="false"/>
-                <w:i w:val="false"/>
-                <w:iCs w:val="false"/>
-                <w:color w:val="000000"/>
-                <w:sz w:val="18"/>
-                <w:szCs w:val="18"/>
-              </w:rPr>
-              <w:t xml:space="preserve">a) determine the area of an annulus in different situations,</w:t>
-            </w:r>
-          </w:p>
-          <w:p>
-            <w:pPr>
-              <w:spacing w:after="40" w:before="0"/>
-              <w:jc w:val="left"/>
-            </w:pPr>
-            <w:r>
-              <w:rPr>
-                <w:rFonts w:ascii="Arial" w:cs="Arial" w:eastAsia="Arial" w:hAnsi="Arial"/>
-                <w:b w:val="false"/>
-                <w:bCs w:val="false"/>
-                <w:i w:val="false"/>
-                <w:iCs w:val="false"/>
-                <w:color w:val="000000"/>
-                <w:sz w:val="18"/>
-                <w:szCs w:val="18"/>
-              </w:rPr>
-              <w:t xml:space="preserve">b) determine the area of a sector of a circle in different situations,</w:t>
-            </w:r>
-          </w:p>
-          <w:p>
-            <w:pPr>
-              <w:spacing w:after="40" w:before="0"/>
-              <w:jc w:val="left"/>
-            </w:pPr>
-            <w:r>
-              <w:rPr>
-                <w:rFonts w:ascii="Arial" w:cs="Arial" w:eastAsia="Arial" w:hAnsi="Arial"/>
-                <w:b w:val="false"/>
-                <w:bCs w:val="false"/>
-                <w:i w:val="false"/>
-                <w:iCs w:val="false"/>
-                <w:color w:val="000000"/>
-                <w:sz w:val="18"/>
-                <w:szCs w:val="18"/>
-              </w:rPr>
-              <w:t xml:space="preserve">c) determine the area of an annular sector in different situations,</w:t>
-            </w:r>
-          </w:p>
-          <w:p>
-            <w:pPr>
-              <w:spacing w:after="40" w:before="0"/>
-              <w:jc w:val="left"/>
-            </w:pPr>
-            <w:r>
-              <w:rPr>
-                <w:rFonts w:ascii="Arial" w:cs="Arial" w:eastAsia="Arial" w:hAnsi="Arial"/>
-                <w:b w:val="false"/>
-                <w:bCs w:val="false"/>
-                <w:i w:val="false"/>
-                <w:iCs w:val="false"/>
-                <w:color w:val="000000"/>
-                <w:sz w:val="18"/>
-                <w:szCs w:val="18"/>
-              </w:rPr>
-              <w:t xml:space="preserve">d) determine the area of a segment of a circle in different situations,</w:t>
-            </w:r>
-          </w:p>
-          <w:p>
-            <w:pPr>
-              <w:spacing w:after="40" w:before="0"/>
-              <w:jc w:val="left"/>
-            </w:pPr>
-            <w:r>
-              <w:rPr>
-                <w:rFonts w:ascii="Arial" w:cs="Arial" w:eastAsia="Arial" w:hAnsi="Arial"/>
-                <w:b w:val="false"/>
-                <w:bCs w:val="false"/>
-                <w:i w:val="false"/>
-                <w:iCs w:val="false"/>
-                <w:color w:val="000000"/>
-                <w:sz w:val="18"/>
-                <w:szCs w:val="18"/>
-              </w:rPr>
-              <w:t xml:space="preserve">e) determine the area of a common region between two intersecting circles,</w:t>
-            </w:r>
-          </w:p>
-          <w:p>
-            <w:pPr>
-              <w:spacing w:after="40" w:before="0"/>
-              <w:jc w:val="left"/>
-            </w:pPr>
-            <w:r>
-              <w:rPr>
-                <w:rFonts w:ascii="Arial" w:cs="Arial" w:eastAsia="Arial" w:hAnsi="Arial"/>
-                <w:b w:val="false"/>
-                <w:bCs w:val="false"/>
-                <w:i w:val="false"/>
-                <w:iCs w:val="false"/>
-                <w:color w:val="000000"/>
-                <w:sz w:val="18"/>
-                <w:szCs w:val="18"/>
-              </w:rPr>
-              <w:t xml:space="preserve">f) apply areas of parts of a circle to real-life situations,</w:t>
-            </w:r>
-          </w:p>
-          <w:p>
-            <w:pPr>
-              <w:spacing w:after="40" w:before="0"/>
-              <w:jc w:val="left"/>
-            </w:pPr>
-            <w:r>
-              <w:rPr>
-                <w:rFonts w:ascii="Arial" w:cs="Arial" w:eastAsia="Arial" w:hAnsi="Arial"/>
-                <w:b w:val="false"/>
-                <w:bCs w:val="false"/>
-                <w:i w:val="false"/>
-                <w:iCs w:val="false"/>
-                <w:color w:val="000000"/>
-                <w:sz w:val="18"/>
-                <w:szCs w:val="18"/>
-              </w:rPr>
-              <w:t xml:space="preserve">g) appreciate the use of areas of parts of a circle in real-life situations.</w:t>
-            </w:r>
-          </w:p>
-        </w:tc>
-      </w:tr>
-      <w:tr>
-        <w:tc>
-          <w:tcPr>
-            <w:tcW w:type="dxa" w:w="3000"/>
-            <w:shd w:fill="D5E8F0" w:color="auto" w:val="clear"/>
-            <w:tcMar>
-              <w:top w:type="dxa" w:w="60"/>
-              <w:left w:type="dxa" w:w="120"/>
-              <w:bottom w:type="dxa" w:w="60"/>
-              <w:right w:type="dxa" w:w="120"/>
-            </w:tcMar>
-            <w:vAlign w:val="top"/>
-          </w:tcPr>
-          <w:p>
-            <w:pPr>
-              <w:spacing w:after="40" w:before="0"/>
-              <w:jc w:val="left"/>
-            </w:pPr>
-            <w:r>
-              <w:rPr>
-                <w:rFonts w:ascii="Arial" w:cs="Arial" w:eastAsia="Arial" w:hAnsi="Arial"/>
-                <w:b/>
-                <w:bCs/>
-                <w:i w:val="false"/>
-                <w:iCs w:val="false"/>
-                <w:color w:val="000000"/>
-                <w:sz w:val="18"/>
-                <w:szCs w:val="18"/>
-              </w:rPr>
-              <w:t xml:space="preserve">Core Competencies</w:t>
-            </w:r>
-          </w:p>
-        </w:tc>
-        <w:tc>
-          <w:tcPr>
-            <w:tcW w:type="dxa" w:w="10680"/>
-            <w:shd w:fill="FFFFFF" w:color="auto" w:val="clear"/>
-            <w:tcMar>
-              <w:top w:type="dxa" w:w="60"/>
-              <w:left w:type="dxa" w:w="120"/>
-              <w:bottom w:type="dxa" w:w="60"/>
-              <w:right w:type="dxa" w:w="120"/>
-            </w:tcMar>
-            <w:vAlign w:val="top"/>
-          </w:tcPr>
-          <w:p>
-            <w:pPr>
-              <w:spacing w:after="30" w:before="0"/>
-              <w:ind w:left="360" w:hanging="180"/>
-              <w:jc w:val="left"/>
-            </w:pPr>
-            <w:r>
-              <w:rPr>
-                <w:rFonts w:ascii="Arial" w:cs="Arial" w:eastAsia="Arial" w:hAnsi="Arial"/>
-                <w:b w:val="false"/>
-                <w:bCs w:val="false"/>
-                <w:i w:val="false"/>
-                <w:iCs w:val="false"/>
-                <w:color w:val="000000"/>
-                <w:sz w:val="18"/>
-                <w:szCs w:val="18"/>
-              </w:rPr>
-              <w:t xml:space="preserve">–  Critical Thinking and Problem Solving: the learner analyses real-life objects (e.g., a Kenyan chapati pan, a circular shamba plot, the Nairobi roundabout) and decomposes their regions into annuli, sectors, segments and intersecting-circle areas to compute usable space or material needed.</w:t>
-            </w:r>
-          </w:p>
-          <w:p>
-            <w:pPr>
-              <w:spacing w:after="30" w:before="0"/>
-              <w:ind w:left="360" w:hanging="180"/>
-              <w:jc w:val="left"/>
-            </w:pPr>
-            <w:r>
-              <w:rPr>
-                <w:rFonts w:ascii="Arial" w:cs="Arial" w:eastAsia="Arial" w:hAnsi="Arial"/>
-                <w:b w:val="false"/>
-                <w:bCs w:val="false"/>
-                <w:i w:val="false"/>
-                <w:iCs w:val="false"/>
-                <w:color w:val="000000"/>
-                <w:sz w:val="18"/>
-                <w:szCs w:val="18"/>
-              </w:rPr>
-              <w:t xml:space="preserve">–  Communication and Collaboration: the learner discusses in groups how to partition circular cut-outs into parts, justifies formulae derivation steps, and presents findings to peers.</w:t>
-            </w:r>
-          </w:p>
-          <w:p>
-            <w:pPr>
-              <w:spacing w:after="30" w:before="0"/>
-              <w:ind w:left="360" w:hanging="180"/>
-              <w:jc w:val="left"/>
-            </w:pPr>
-            <w:r>
-              <w:rPr>
-                <w:rFonts w:ascii="Arial" w:cs="Arial" w:eastAsia="Arial" w:hAnsi="Arial"/>
-                <w:b w:val="false"/>
-                <w:bCs w:val="false"/>
-                <w:i w:val="false"/>
-                <w:iCs w:val="false"/>
-                <w:color w:val="000000"/>
-                <w:sz w:val="18"/>
-                <w:szCs w:val="18"/>
-              </w:rPr>
-              <w:t xml:space="preserve">–  Creativity and Imagination: the learner designs and improvises models of circular regions (e.g., paper cut-outs of mandazi cutters, circular irrigation plots) to demonstrate and verify formulae for parts of a circle.</w:t>
-            </w:r>
-          </w:p>
-          <w:p>
-            <w:pPr>
-              <w:spacing w:after="30" w:before="0"/>
-              <w:ind w:left="360" w:hanging="180"/>
-              <w:jc w:val="left"/>
-            </w:pPr>
-            <w:r>
-              <w:rPr>
-                <w:rFonts w:ascii="Arial" w:cs="Arial" w:eastAsia="Arial" w:hAnsi="Arial"/>
-                <w:b w:val="false"/>
-                <w:bCs w:val="false"/>
-                <w:i w:val="false"/>
-                <w:iCs w:val="false"/>
-                <w:color w:val="000000"/>
-                <w:sz w:val="18"/>
-                <w:szCs w:val="18"/>
-              </w:rPr>
-              <w:t xml:space="preserve">–  Digital Literacy: the learner uses calculators and, where available, digital geometry tools to compute and verify areas of parts of circles efficiently.</w:t>
-            </w:r>
-          </w:p>
-        </w:tc>
-      </w:tr>
-      <w:tr>
-        <w:tc>
-          <w:tcPr>
-            <w:tcW w:type="dxa" w:w="3000"/>
-            <w:shd w:fill="E2EFDA" w:color="auto" w:val="clear"/>
-            <w:tcMar>
-              <w:top w:type="dxa" w:w="60"/>
-              <w:left w:type="dxa" w:w="120"/>
-              <w:bottom w:type="dxa" w:w="60"/>
-              <w:right w:type="dxa" w:w="120"/>
-            </w:tcMar>
-            <w:vAlign w:val="top"/>
-          </w:tcPr>
-          <w:p>
-            <w:pPr>
-              <w:spacing w:after="40" w:before="0"/>
-              <w:jc w:val="left"/>
-            </w:pPr>
-            <w:r>
-              <w:rPr>
-                <w:rFonts w:ascii="Arial" w:cs="Arial" w:eastAsia="Arial" w:hAnsi="Arial"/>
-                <w:b/>
-                <w:bCs/>
-                <w:i w:val="false"/>
-                <w:iCs w:val="false"/>
-                <w:color w:val="000000"/>
-                <w:sz w:val="18"/>
-                <w:szCs w:val="18"/>
-              </w:rPr>
-              <w:t xml:space="preserve">Core Values</w:t>
-            </w:r>
-          </w:p>
-        </w:tc>
-        <w:tc>
-          <w:tcPr>
-            <w:tcW w:type="dxa" w:w="10680"/>
-            <w:shd w:fill="FFFFFF" w:color="auto" w:val="clear"/>
-            <w:tcMar>
-              <w:top w:type="dxa" w:w="60"/>
-              <w:left w:type="dxa" w:w="120"/>
-              <w:bottom w:type="dxa" w:w="60"/>
-              <w:right w:type="dxa" w:w="120"/>
-            </w:tcMar>
-            <w:vAlign w:val="top"/>
-          </w:tcPr>
-          <w:p>
-            <w:pPr>
-              <w:spacing w:after="30" w:before="0"/>
-              <w:ind w:left="360" w:hanging="180"/>
-              <w:jc w:val="left"/>
-            </w:pPr>
-            <w:r>
-              <w:rPr>
-                <w:rFonts w:ascii="Arial" w:cs="Arial" w:eastAsia="Arial" w:hAnsi="Arial"/>
-                <w:b w:val="false"/>
-                <w:bCs w:val="false"/>
-                <w:i w:val="false"/>
-                <w:iCs w:val="false"/>
-                <w:color w:val="000000"/>
-                <w:sz w:val="18"/>
-                <w:szCs w:val="18"/>
-              </w:rPr>
-              <w:t xml:space="preserve">–  Responsibility: the learner carefully handles rulers, compasses, calculators and circular cut-out materials, and accurately records measurements to ensure correct area computations.</w:t>
-            </w:r>
-          </w:p>
-          <w:p>
-            <w:pPr>
-              <w:spacing w:after="30" w:before="0"/>
-              <w:ind w:left="360" w:hanging="180"/>
-              <w:jc w:val="left"/>
-            </w:pPr>
-            <w:r>
-              <w:rPr>
-                <w:rFonts w:ascii="Arial" w:cs="Arial" w:eastAsia="Arial" w:hAnsi="Arial"/>
-                <w:b w:val="false"/>
-                <w:bCs w:val="false"/>
-                <w:i w:val="false"/>
-                <w:iCs w:val="false"/>
-                <w:color w:val="000000"/>
-                <w:sz w:val="18"/>
-                <w:szCs w:val="18"/>
-              </w:rPr>
-              <w:t xml:space="preserve">–  Integrity: the learner honestly records calculated values and verifies answers against physical measurements, accepting and correcting errors rather than falsifying results.</w:t>
-            </w:r>
-          </w:p>
-          <w:p>
-            <w:pPr>
-              <w:spacing w:after="30" w:before="0"/>
-              <w:ind w:left="360" w:hanging="180"/>
-              <w:jc w:val="left"/>
-            </w:pPr>
-            <w:r>
-              <w:rPr>
-                <w:rFonts w:ascii="Arial" w:cs="Arial" w:eastAsia="Arial" w:hAnsi="Arial"/>
-                <w:b w:val="false"/>
-                <w:bCs w:val="false"/>
-                <w:i w:val="false"/>
-                <w:iCs w:val="false"/>
-                <w:color w:val="000000"/>
-                <w:sz w:val="18"/>
-                <w:szCs w:val="18"/>
-              </w:rPr>
-              <w:t xml:space="preserve">–  Unity: the learner works collaboratively in groups to derive and apply formulae, respecting every member's contribution during discussions and model-building activities.</w:t>
-            </w:r>
-          </w:p>
-        </w:tc>
-      </w:tr>
-      <w:tr>
-        <w:tc>
-          <w:tcPr>
-            <w:tcW w:type="dxa" w:w="3000"/>
-            <w:shd w:fill="D5E8F0" w:color="auto" w:val="clear"/>
-            <w:tcMar>
-              <w:top w:type="dxa" w:w="60"/>
-              <w:left w:type="dxa" w:w="120"/>
-              <w:bottom w:type="dxa" w:w="60"/>
-              <w:right w:type="dxa" w:w="120"/>
-            </w:tcMar>
-            <w:vAlign w:val="top"/>
-          </w:tcPr>
-          <w:p>
-            <w:pPr>
-              <w:spacing w:after="40" w:before="0"/>
-              <w:jc w:val="left"/>
-            </w:pPr>
-            <w:r>
-              <w:rPr>
-                <w:rFonts w:ascii="Arial" w:cs="Arial" w:eastAsia="Arial" w:hAnsi="Arial"/>
-                <w:b/>
-                <w:bCs/>
-                <w:i w:val="false"/>
-                <w:iCs w:val="false"/>
-                <w:color w:val="000000"/>
-                <w:sz w:val="18"/>
-                <w:szCs w:val="18"/>
-              </w:rPr>
-              <w:t xml:space="preserve">Science &amp; Engineering Practices</w:t>
-            </w:r>
-          </w:p>
-        </w:tc>
-        <w:tc>
-          <w:tcPr>
-            <w:tcW w:type="dxa" w:w="10680"/>
-            <w:shd w:fill="FFFFFF" w:color="auto" w:val="clear"/>
-            <w:tcMar>
-              <w:top w:type="dxa" w:w="60"/>
-              <w:left w:type="dxa" w:w="120"/>
-              <w:bottom w:type="dxa" w:w="60"/>
-              <w:right w:type="dxa" w:w="120"/>
-            </w:tcMar>
-            <w:vAlign w:val="top"/>
-          </w:tcPr>
-          <w:p>
-            <w:pPr>
-              <w:spacing w:after="30" w:before="0"/>
-              <w:ind w:left="360" w:hanging="180"/>
-              <w:jc w:val="left"/>
-            </w:pPr>
-            <w:r>
-              <w:rPr>
-                <w:rFonts w:ascii="Arial" w:cs="Arial" w:eastAsia="Arial" w:hAnsi="Arial"/>
-                <w:b w:val="false"/>
-                <w:bCs w:val="false"/>
-                <w:i w:val="false"/>
-                <w:iCs w:val="false"/>
-                <w:color w:val="000000"/>
-                <w:sz w:val="18"/>
-                <w:szCs w:val="18"/>
-              </w:rPr>
-              <w:t xml:space="preserve">–  Using Mathematics and Computational Thinking: learners apply formulae for annulus, sector, annular sector, segment, and intersecting-circle regions — substituting measured values, manipulating equations, and interpreting numerical results in context.</w:t>
-            </w:r>
-          </w:p>
-          <w:p>
-            <w:pPr>
-              <w:spacing w:after="30" w:before="0"/>
-              <w:ind w:left="360" w:hanging="180"/>
-              <w:jc w:val="left"/>
-            </w:pPr>
-            <w:r>
-              <w:rPr>
-                <w:rFonts w:ascii="Arial" w:cs="Arial" w:eastAsia="Arial" w:hAnsi="Arial"/>
-                <w:b w:val="false"/>
-                <w:bCs w:val="false"/>
-                <w:i w:val="false"/>
-                <w:iCs w:val="false"/>
-                <w:color w:val="000000"/>
-                <w:sz w:val="18"/>
-                <w:szCs w:val="18"/>
-              </w:rPr>
-              <w:t xml:space="preserve">–  Developing and Using Models: learners build physical and diagrammatic models (circular cut-outs, shaded region sketches, scale diagrams of irrigation plots) to represent and reason about areas of parts of circles.</w:t>
-            </w:r>
-          </w:p>
-          <w:p>
-            <w:pPr>
-              <w:spacing w:after="30" w:before="0"/>
-              <w:ind w:left="360" w:hanging="180"/>
-              <w:jc w:val="left"/>
-            </w:pPr>
-            <w:r>
-              <w:rPr>
-                <w:rFonts w:ascii="Arial" w:cs="Arial" w:eastAsia="Arial" w:hAnsi="Arial"/>
-                <w:b w:val="false"/>
-                <w:bCs w:val="false"/>
-                <w:i w:val="false"/>
-                <w:iCs w:val="false"/>
-                <w:color w:val="000000"/>
-                <w:sz w:val="18"/>
-                <w:szCs w:val="18"/>
-              </w:rPr>
-              <w:t xml:space="preserve">–  Asking Questions and Defining Problems: learners pose and refine questions about why different parts of the same circle have different areas, driving investigation of each sub-region formula.</w:t>
-            </w:r>
-          </w:p>
-          <w:p>
-            <w:pPr>
-              <w:spacing w:after="30" w:before="0"/>
-              <w:ind w:left="360" w:hanging="180"/>
-              <w:jc w:val="left"/>
-            </w:pPr>
-            <w:r>
-              <w:rPr>
-                <w:rFonts w:ascii="Arial" w:cs="Arial" w:eastAsia="Arial" w:hAnsi="Arial"/>
-                <w:b w:val="false"/>
-                <w:bCs w:val="false"/>
-                <w:i w:val="false"/>
-                <w:iCs w:val="false"/>
-                <w:color w:val="000000"/>
-                <w:sz w:val="18"/>
-                <w:szCs w:val="18"/>
-              </w:rPr>
-              <w:t xml:space="preserve">–  Constructing Explanations: learners articulate, in writing and orally, how each formula is derived from the whole-circle area, connecting the fraction of the full angle (360°) to the fraction of the total area.</w:t>
-            </w:r>
-          </w:p>
-        </w:tc>
-      </w:tr>
-      <w:tr>
-        <w:tc>
-          <w:tcPr>
-            <w:tcW w:type="dxa" w:w="3000"/>
-            <w:shd w:fill="FCE4D6" w:color="auto" w:val="clear"/>
-            <w:tcMar>
-              <w:top w:type="dxa" w:w="60"/>
-              <w:left w:type="dxa" w:w="120"/>
-              <w:bottom w:type="dxa" w:w="60"/>
-              <w:right w:type="dxa" w:w="120"/>
-            </w:tcMar>
-            <w:vAlign w:val="top"/>
-          </w:tcPr>
-          <w:p>
-            <w:pPr>
-              <w:spacing w:after="40" w:before="0"/>
-              <w:jc w:val="left"/>
-            </w:pPr>
-            <w:r>
-              <w:rPr>
-                <w:rFonts w:ascii="Arial" w:cs="Arial" w:eastAsia="Arial" w:hAnsi="Arial"/>
-                <w:b/>
-                <w:bCs/>
-                <w:i w:val="false"/>
-                <w:iCs w:val="false"/>
-                <w:color w:val="000000"/>
-                <w:sz w:val="18"/>
-                <w:szCs w:val="18"/>
-              </w:rPr>
-              <w:t xml:space="preserve">Pertinent &amp; Contemporary Issues (PCIs)</w:t>
-            </w:r>
-          </w:p>
-        </w:tc>
-        <w:tc>
-          <w:tcPr>
-            <w:tcW w:type="dxa" w:w="10680"/>
-            <w:shd w:fill="FFFFFF" w:color="auto" w:val="clear"/>
-            <w:tcMar>
-              <w:top w:type="dxa" w:w="60"/>
-              <w:left w:type="dxa" w:w="120"/>
-              <w:bottom w:type="dxa" w:w="60"/>
-              <w:right w:type="dxa" w:w="120"/>
-            </w:tcMar>
-            <w:vAlign w:val="top"/>
-          </w:tcPr>
-          <w:p>
-            <w:pPr>
-              <w:spacing w:after="30" w:before="0"/>
-              <w:ind w:left="360" w:hanging="180"/>
-              <w:jc w:val="left"/>
-            </w:pPr>
-            <w:r>
-              <w:rPr>
-                <w:rFonts w:ascii="Arial" w:cs="Arial" w:eastAsia="Arial" w:hAnsi="Arial"/>
-                <w:b w:val="false"/>
-                <w:bCs w:val="false"/>
-                <w:i w:val="false"/>
-                <w:iCs w:val="false"/>
-                <w:color w:val="000000"/>
-                <w:sz w:val="18"/>
-                <w:szCs w:val="18"/>
-              </w:rPr>
-              <w:t xml:space="preserve">–  Education for Sustainable Development (Environmental Education): the learner applies area-of-circle-parts to calculate usable land in circular irrigation schemes common in the Rift Valley and arid regions of Kenya, reinforcing efficient land and water use.</w:t>
-            </w:r>
-          </w:p>
-          <w:p>
-            <w:pPr>
-              <w:spacing w:after="30" w:before="0"/>
-              <w:ind w:left="360" w:hanging="180"/>
-              <w:jc w:val="left"/>
-            </w:pPr>
-            <w:r>
-              <w:rPr>
-                <w:rFonts w:ascii="Arial" w:cs="Arial" w:eastAsia="Arial" w:hAnsi="Arial"/>
-                <w:b w:val="false"/>
-                <w:bCs w:val="false"/>
-                <w:i w:val="false"/>
-                <w:iCs w:val="false"/>
-                <w:color w:val="000000"/>
-                <w:sz w:val="18"/>
-                <w:szCs w:val="18"/>
-              </w:rPr>
-              <w:t xml:space="preserve">–  Social Cohesion: the learner works in mixed-ability groups to measure, compute, and verify areas, building respect and teamwork across diverse backgrounds.</w:t>
-            </w:r>
-          </w:p>
-          <w:p>
-            <w:pPr>
-              <w:spacing w:after="30" w:before="0"/>
-              <w:ind w:left="360" w:hanging="180"/>
-              <w:jc w:val="left"/>
-            </w:pPr>
-            <w:r>
-              <w:rPr>
-                <w:rFonts w:ascii="Arial" w:cs="Arial" w:eastAsia="Arial" w:hAnsi="Arial"/>
-                <w:b w:val="false"/>
-                <w:bCs w:val="false"/>
-                <w:i w:val="false"/>
-                <w:iCs w:val="false"/>
-                <w:color w:val="000000"/>
-                <w:sz w:val="18"/>
-                <w:szCs w:val="18"/>
-              </w:rPr>
-              <w:t xml:space="preserve">–  Financial Literacy: the learner estimates material costs for circular structures (e.g., tiling a circular stage at a Nairobi school, fencing an annular flower bed) by computing exact areas, linking mathematics to budgeting and enterprise.</w:t>
-            </w:r>
-          </w:p>
-          <w:p>
-            <w:pPr>
-              <w:spacing w:after="30" w:before="0"/>
-              <w:ind w:left="360" w:hanging="180"/>
-              <w:jc w:val="left"/>
-            </w:pPr>
-            <w:r>
-              <w:rPr>
-                <w:rFonts w:ascii="Arial" w:cs="Arial" w:eastAsia="Arial" w:hAnsi="Arial"/>
-                <w:b w:val="false"/>
-                <w:bCs w:val="false"/>
-                <w:i w:val="false"/>
-                <w:iCs w:val="false"/>
-                <w:color w:val="000000"/>
-                <w:sz w:val="18"/>
-                <w:szCs w:val="18"/>
-              </w:rPr>
-              <w:t xml:space="preserve">–  Road Safety: the learner computes the area of circular roundabouts and annular road markings, connecting geometry to road-design awareness.</w:t>
-            </w:r>
-          </w:p>
-        </w:tc>
-      </w:tr>
-      <w:tr>
-        <w:tc>
-          <w:tcPr>
-            <w:tcW w:type="dxa" w:w="3000"/>
-            <w:shd w:fill="D9EEF1" w:color="auto" w:val="clear"/>
-            <w:tcMar>
-              <w:top w:type="dxa" w:w="60"/>
-              <w:left w:type="dxa" w:w="120"/>
-              <w:bottom w:type="dxa" w:w="60"/>
-              <w:right w:type="dxa" w:w="120"/>
-            </w:tcMar>
-            <w:vAlign w:val="top"/>
-          </w:tcPr>
-          <w:p>
-            <w:pPr>
-              <w:spacing w:after="40" w:before="0"/>
-              <w:jc w:val="left"/>
-            </w:pPr>
-            <w:r>
-              <w:rPr>
-                <w:rFonts w:ascii="Arial" w:cs="Arial" w:eastAsia="Arial" w:hAnsi="Arial"/>
-                <w:b/>
-                <w:bCs/>
-                <w:i w:val="false"/>
-                <w:iCs w:val="false"/>
-                <w:color w:val="000000"/>
-                <w:sz w:val="18"/>
-                <w:szCs w:val="18"/>
-              </w:rPr>
-              <w:t xml:space="preserve">Career Connections</w:t>
-            </w:r>
-          </w:p>
-        </w:tc>
-        <w:tc>
-          <w:tcPr>
-            <w:tcW w:type="dxa" w:w="10680"/>
-            <w:shd w:fill="FFFFFF" w:color="auto" w:val="clear"/>
-            <w:tcMar>
-              <w:top w:type="dxa" w:w="60"/>
-              <w:left w:type="dxa" w:w="120"/>
-              <w:bottom w:type="dxa" w:w="60"/>
-              <w:right w:type="dxa" w:w="120"/>
-            </w:tcMar>
-            <w:vAlign w:val="top"/>
-          </w:tcPr>
-          <w:p>
-            <w:pPr>
-              <w:spacing w:after="30" w:before="0"/>
-              <w:ind w:left="360" w:hanging="180"/>
-              <w:jc w:val="left"/>
-            </w:pPr>
-            <w:r>
-              <w:rPr>
-                <w:rFonts w:ascii="Arial" w:cs="Arial" w:eastAsia="Arial" w:hAnsi="Arial"/>
-                <w:b w:val="false"/>
-                <w:bCs w:val="false"/>
-                <w:i w:val="false"/>
-                <w:iCs w:val="false"/>
-                <w:color w:val="000000"/>
-                <w:sz w:val="18"/>
-                <w:szCs w:val="18"/>
-              </w:rPr>
-              <w:t xml:space="preserve">–  Architecture and Civil Engineering: professionals design circular stadiums, roundabouts, and curved building features requiring precise area calculations of sectors and annuli.</w:t>
-            </w:r>
-          </w:p>
-          <w:p>
-            <w:pPr>
-              <w:spacing w:after="30" w:before="0"/>
-              <w:ind w:left="360" w:hanging="180"/>
-              <w:jc w:val="left"/>
-            </w:pPr>
-            <w:r>
-              <w:rPr>
-                <w:rFonts w:ascii="Arial" w:cs="Arial" w:eastAsia="Arial" w:hAnsi="Arial"/>
-                <w:b w:val="false"/>
-                <w:bCs w:val="false"/>
-                <w:i w:val="false"/>
-                <w:iCs w:val="false"/>
-                <w:color w:val="000000"/>
-                <w:sz w:val="18"/>
-                <w:szCs w:val="18"/>
-              </w:rPr>
-              <w:t xml:space="preserve">–  Land Survey and Cartography: surveyors in Kenya's National Land Commission compute circular and part-circular plot areas for titling and valuation.</w:t>
-            </w:r>
-          </w:p>
-          <w:p>
-            <w:pPr>
-              <w:spacing w:after="30" w:before="0"/>
-              <w:ind w:left="360" w:hanging="180"/>
-              <w:jc w:val="left"/>
-            </w:pPr>
-            <w:r>
-              <w:rPr>
-                <w:rFonts w:ascii="Arial" w:cs="Arial" w:eastAsia="Arial" w:hAnsi="Arial"/>
-                <w:b w:val="false"/>
-                <w:bCs w:val="false"/>
-                <w:i w:val="false"/>
-                <w:iCs w:val="false"/>
-                <w:color w:val="000000"/>
-                <w:sz w:val="18"/>
-                <w:szCs w:val="18"/>
-              </w:rPr>
-              <w:t xml:space="preserve">–  Agriculture and Irrigation Engineering: engineers designing centre-pivot irrigation schemes (common in Laikipia and Nakuru counties) use sector and annulus areas to plan water coverage and crop layout.</w:t>
-            </w:r>
-          </w:p>
-          <w:p>
-            <w:pPr>
-              <w:spacing w:after="30" w:before="0"/>
-              <w:ind w:left="360" w:hanging="180"/>
-              <w:jc w:val="left"/>
-            </w:pPr>
-            <w:r>
-              <w:rPr>
-                <w:rFonts w:ascii="Arial" w:cs="Arial" w:eastAsia="Arial" w:hAnsi="Arial"/>
-                <w:b w:val="false"/>
-                <w:bCs w:val="false"/>
-                <w:i w:val="false"/>
-                <w:iCs w:val="false"/>
-                <w:color w:val="000000"/>
-                <w:sz w:val="18"/>
-                <w:szCs w:val="18"/>
-              </w:rPr>
-              <w:t xml:space="preserve">–  Graphic Design and Visual Arts: designers creating circular logos, Kanga fabric patterns, and decorative tilework use sector and segment geometry.</w:t>
-            </w:r>
-          </w:p>
-          <w:p>
-            <w:pPr>
-              <w:spacing w:after="30" w:before="0"/>
-              <w:ind w:left="360" w:hanging="180"/>
-              <w:jc w:val="left"/>
-            </w:pPr>
-            <w:r>
-              <w:rPr>
-                <w:rFonts w:ascii="Arial" w:cs="Arial" w:eastAsia="Arial" w:hAnsi="Arial"/>
-                <w:b w:val="false"/>
-                <w:bCs w:val="false"/>
-                <w:i w:val="false"/>
-                <w:iCs w:val="false"/>
-                <w:color w:val="000000"/>
-                <w:sz w:val="18"/>
-                <w:szCs w:val="18"/>
-              </w:rPr>
-              <w:t xml:space="preserve">–  Medicine and Radiology: medical imaging professionals interpret circular cross-sections of organs, requiring understanding of circular region areas.</w:t>
-            </w:r>
-          </w:p>
-          <w:p>
-            <w:pPr>
-              <w:spacing w:after="30" w:before="0"/>
-              <w:ind w:left="360" w:hanging="180"/>
-              <w:jc w:val="left"/>
-            </w:pPr>
-            <w:r>
-              <w:rPr>
-                <w:rFonts w:ascii="Arial" w:cs="Arial" w:eastAsia="Arial" w:hAnsi="Arial"/>
-                <w:b w:val="false"/>
-                <w:bCs w:val="false"/>
-                <w:i w:val="false"/>
-                <w:iCs w:val="false"/>
-                <w:color w:val="000000"/>
-                <w:sz w:val="18"/>
-                <w:szCs w:val="18"/>
-              </w:rPr>
-              <w:t xml:space="preserve">–  Manufacturing and Artisanal Craft: jua kali artisans cutting circular metal sheets (e.g., sufuria lids, chapati pans) minimise waste by calculating segment and annular cut areas.</w:t>
-            </w:r>
-          </w:p>
-        </w:tc>
-      </w:tr>
-      <w:tr>
-        <w:tc>
-          <w:tcPr>
-            <w:tcW w:type="dxa" w:w="3000"/>
-            <w:shd w:fill="D5E8F0" w:color="auto" w:val="clear"/>
-            <w:tcMar>
-              <w:top w:type="dxa" w:w="60"/>
-              <w:left w:type="dxa" w:w="120"/>
-              <w:bottom w:type="dxa" w:w="60"/>
-              <w:right w:type="dxa" w:w="120"/>
-            </w:tcMar>
-            <w:vAlign w:val="top"/>
-          </w:tcPr>
-          <w:p>
-            <w:pPr>
-              <w:spacing w:after="40" w:before="0"/>
-              <w:jc w:val="left"/>
-            </w:pPr>
-            <w:r>
-              <w:rPr>
-                <w:rFonts w:ascii="Arial" w:cs="Arial" w:eastAsia="Arial" w:hAnsi="Arial"/>
-                <w:b/>
-                <w:bCs/>
-                <w:i w:val="false"/>
-                <w:iCs w:val="false"/>
-                <w:color w:val="000000"/>
-                <w:sz w:val="18"/>
-                <w:szCs w:val="18"/>
-              </w:rPr>
-              <w:t xml:space="preserve">Focus for Lessons</w:t>
-            </w:r>
-          </w:p>
-        </w:tc>
-        <w:tc>
-          <w:tcPr>
-            <w:tcW w:type="dxa" w:w="10680"/>
-            <w:shd w:fill="FFFFFF" w:color="auto" w:val="clear"/>
-            <w:tcMar>
-              <w:top w:type="dxa" w:w="60"/>
-              <w:left w:type="dxa" w:w="120"/>
-              <w:bottom w:type="dxa" w:w="60"/>
-              <w:right w:type="dxa" w:w="120"/>
-            </w:tcMar>
-            <w:vAlign w:val="top"/>
-          </w:tcPr>
-          <w:p>
-            <w:pPr>
-              <w:spacing w:after="40" w:before="0"/>
-              <w:jc w:val="left"/>
-            </w:pPr>
-            <w:r>
-              <w:rPr>
-                <w:rFonts w:ascii="Arial" w:cs="Arial" w:eastAsia="Arial" w:hAnsi="Arial"/>
-                <w:b w:val="false"/>
-                <w:bCs w:val="false"/>
-                <w:i w:val="false"/>
-                <w:iCs w:val="false"/>
-                <w:color w:val="000000"/>
-                <w:sz w:val="18"/>
-                <w:szCs w:val="18"/>
-              </w:rPr>
-              <w:t xml:space="preserve">This unit extends learners' understanding of circle geometry by investigating the areas of distinct parts of a circle — the annulus, sector, annular sector, segment, and the common region between two intersecting circles. Using Kenya-relevant contexts such as circular irrigation plots in Laikipia, Nairobi roundabout road markings, and the cross-sections of sufuria and chapati pans, learners derive each formula from first principles before applying it to real-life problems. The unit balances hands-on measurement with algebraic reasoning, building both procedural fluency and conceptual understanding aligned to CBC competencies.</w:t>
-            </w:r>
-          </w:p>
-        </w:tc>
-      </w:tr>
-      <w:tr>
-        <w:tc>
-          <w:tcPr>
-            <w:tcW w:type="dxa" w:w="3000"/>
-            <w:shd w:fill="EAD1F5" w:color="auto" w:val="clear"/>
-            <w:tcMar>
-              <w:top w:type="dxa" w:w="60"/>
-              <w:left w:type="dxa" w:w="120"/>
-              <w:bottom w:type="dxa" w:w="60"/>
-              <w:right w:type="dxa" w:w="120"/>
-            </w:tcMar>
-            <w:vAlign w:val="top"/>
-          </w:tcPr>
-          <w:p>
-            <w:pPr>
-              <w:spacing w:after="40" w:before="0"/>
-              <w:jc w:val="left"/>
-            </w:pPr>
-            <w:r>
-              <w:rPr>
-                <w:rFonts w:ascii="Arial" w:cs="Arial" w:eastAsia="Arial" w:hAnsi="Arial"/>
-                <w:b/>
-                <w:bCs/>
-                <w:i w:val="false"/>
-                <w:iCs w:val="false"/>
-                <w:color w:val="000000"/>
-                <w:sz w:val="18"/>
-                <w:szCs w:val="18"/>
-              </w:rPr>
-              <w:t xml:space="preserve">Driving Question / Key Inquiry Questions</w:t>
-            </w:r>
-          </w:p>
-        </w:tc>
-        <w:tc>
-          <w:tcPr>
-            <w:tcW w:type="dxa" w:w="10680"/>
-            <w:shd w:fill="FFFFFF" w:color="auto" w:val="clear"/>
-            <w:tcMar>
-              <w:top w:type="dxa" w:w="60"/>
-              <w:left w:type="dxa" w:w="120"/>
-              <w:bottom w:type="dxa" w:w="60"/>
-              <w:right w:type="dxa" w:w="120"/>
-            </w:tcMar>
-            <w:vAlign w:val="top"/>
-          </w:tcPr>
-          <w:p>
-            <w:pPr>
-              <w:spacing w:after="40" w:before="0"/>
-              <w:jc w:val="left"/>
-            </w:pPr>
-            <w:r>
-              <w:rPr>
-                <w:rFonts w:ascii="Arial" w:cs="Arial" w:eastAsia="Arial" w:hAnsi="Arial"/>
-                <w:b w:val="false"/>
-                <w:bCs w:val="false"/>
-                <w:i w:val="false"/>
-                <w:iCs w:val="false"/>
-                <w:color w:val="000000"/>
-                <w:sz w:val="18"/>
-                <w:szCs w:val="18"/>
-              </w:rPr>
-              <w:t xml:space="preserve">DRIVING QUESTION: How can we calculate the exact area of any part of a circle so that Kenyan farmers, engineers, and artisans can make accurate plans and avoid waste?</w:t>
-            </w:r>
-          </w:p>
-          <w:p>
-            <w:pPr>
-              <w:spacing w:after="40" w:before="0"/>
-              <w:jc w:val="left"/>
-            </w:pPr>
-            <w:r>
-              <w:rPr>
-                <w:rFonts w:ascii="Arial" w:cs="Arial" w:eastAsia="Arial" w:hAnsi="Arial"/>
-                <w:b w:val="false"/>
-                <w:bCs w:val="false"/>
-                <w:i w:val="false"/>
-                <w:iCs w:val="false"/>
-                <w:color w:val="000000"/>
-                <w:sz w:val="18"/>
-                <w:szCs w:val="18"/>
-              </w:rPr>
-              <w:t xml:space="preserve"/>
-            </w:r>
-          </w:p>
-          <w:p>
-            <w:pPr>
-              <w:spacing w:after="40" w:before="0"/>
-              <w:jc w:val="left"/>
-            </w:pPr>
-            <w:r>
-              <w:rPr>
-                <w:rFonts w:ascii="Arial" w:cs="Arial" w:eastAsia="Arial" w:hAnsi="Arial"/>
-                <w:b w:val="false"/>
-                <w:bCs w:val="false"/>
-                <w:i w:val="false"/>
-                <w:iCs w:val="false"/>
-                <w:color w:val="000000"/>
-                <w:sz w:val="18"/>
-                <w:szCs w:val="18"/>
-              </w:rPr>
-              <w:t xml:space="preserve">KICD KEY INQUIRY QUESTIONS:</w:t>
-            </w:r>
-          </w:p>
-          <w:p>
-            <w:pPr>
-              <w:spacing w:after="40" w:before="0"/>
-              <w:jc w:val="left"/>
-            </w:pPr>
-            <w:r>
-              <w:rPr>
-                <w:rFonts w:ascii="Arial" w:cs="Arial" w:eastAsia="Arial" w:hAnsi="Arial"/>
-                <w:b w:val="false"/>
-                <w:bCs w:val="false"/>
-                <w:i w:val="false"/>
-                <w:iCs w:val="false"/>
-                <w:color w:val="000000"/>
-                <w:sz w:val="18"/>
-                <w:szCs w:val="18"/>
-              </w:rPr>
-              <w:t xml:space="preserve">1. How do we determine the area of parts of a circle?</w:t>
-            </w:r>
-          </w:p>
-          <w:p>
-            <w:pPr>
-              <w:spacing w:after="40" w:before="0"/>
-              <w:jc w:val="left"/>
-            </w:pPr>
-            <w:r>
-              <w:rPr>
-                <w:rFonts w:ascii="Arial" w:cs="Arial" w:eastAsia="Arial" w:hAnsi="Arial"/>
-                <w:b w:val="false"/>
-                <w:bCs w:val="false"/>
-                <w:i w:val="false"/>
-                <w:iCs w:val="false"/>
-                <w:color w:val="000000"/>
-                <w:sz w:val="18"/>
-                <w:szCs w:val="18"/>
-              </w:rPr>
-              <w:t xml:space="preserve">2. How are areas of parts of a circle applied in real-life situations?</w:t>
-            </w:r>
-          </w:p>
-        </w:tc>
-      </w:tr>
-      <w:tr>
-        <w:tc>
-          <w:tcPr>
-            <w:tcW w:type="dxa" w:w="3000"/>
-            <w:shd w:fill="EAD1F5" w:color="auto" w:val="clear"/>
-            <w:tcMar>
-              <w:top w:type="dxa" w:w="60"/>
-              <w:left w:type="dxa" w:w="120"/>
-              <w:bottom w:type="dxa" w:w="60"/>
-              <w:right w:type="dxa" w:w="120"/>
-            </w:tcMar>
-            <w:vAlign w:val="top"/>
-          </w:tcPr>
-          <w:p>
-            <w:pPr>
-              <w:spacing w:after="40" w:before="0"/>
-              <w:jc w:val="left"/>
-            </w:pPr>
-            <w:r>
-              <w:rPr>
-                <w:rFonts w:ascii="Arial" w:cs="Arial" w:eastAsia="Arial" w:hAnsi="Arial"/>
-                <w:b/>
-                <w:bCs/>
-                <w:i w:val="false"/>
-                <w:iCs w:val="false"/>
-                <w:color w:val="000000"/>
-                <w:sz w:val="18"/>
-                <w:szCs w:val="18"/>
-              </w:rPr>
-              <w:t xml:space="preserve">Anchoring Phenomenon</w:t>
-            </w:r>
-          </w:p>
-        </w:tc>
-        <w:tc>
-          <w:tcPr>
-            <w:tcW w:type="dxa" w:w="10680"/>
-            <w:shd w:fill="FFFFFF" w:color="auto" w:val="clear"/>
-            <w:tcMar>
-              <w:top w:type="dxa" w:w="60"/>
-              <w:left w:type="dxa" w:w="120"/>
-              <w:bottom w:type="dxa" w:w="60"/>
-              <w:right w:type="dxa" w:w="120"/>
-            </w:tcMar>
-            <w:vAlign w:val="top"/>
-          </w:tcPr>
-          <w:p>
-            <w:pPr>
-              <w:spacing w:after="40" w:before="0"/>
-              <w:jc w:val="left"/>
-            </w:pPr>
-            <w:r>
-              <w:rPr>
-                <w:rFonts w:ascii="Arial" w:cs="Arial" w:eastAsia="Arial" w:hAnsi="Arial"/>
-                <w:b w:val="false"/>
-                <w:bCs w:val="false"/>
-                <w:i w:val="false"/>
-                <w:iCs w:val="false"/>
-                <w:color w:val="000000"/>
-                <w:sz w:val="18"/>
-                <w:szCs w:val="18"/>
-              </w:rPr>
-              <w:t xml:space="preserve">A farmer in Laikipia County uses a centre-pivot irrigation system: a long pipe rotates around a central water source, watering a perfectly circular area of maize. The farmer wants to expand the system by adding a second outer pipe ring, and also needs to know exactly how much of the field is watered when the pipe has only rotated part-way around. When learners examine an aerial photograph of the farm, they notice that the watered regions form rings, wedge-shaped slices, and overlapping patches — yet the farmer's title deed gives only the area of the full circular plot. Students are puzzled: the full-circle formula (πr²) gives the total area, but how do we find the area of just the ring between the two pipes, or the wedge-shaped slice the pivot has swept so far, or the region where two adjacent circular plots overlap? The anchoring phenomenon drives learners to decompose circles into precise sub-regions and derive formulae for each, ultimately helping the farmer plan planting, fencing, and water budgets accurately.</w:t>
-            </w:r>
-          </w:p>
-        </w:tc>
-      </w:tr>
-      <w:tr>
-        <w:tc>
-          <w:tcPr>
-            <w:tcW w:type="dxa" w:w="3000"/>
-            <w:shd w:fill="D9EEF1" w:color="auto" w:val="clear"/>
-            <w:tcMar>
-              <w:top w:type="dxa" w:w="60"/>
-              <w:left w:type="dxa" w:w="120"/>
-              <w:bottom w:type="dxa" w:w="60"/>
-              <w:right w:type="dxa" w:w="120"/>
-            </w:tcMar>
-            <w:vAlign w:val="top"/>
-          </w:tcPr>
-          <w:p>
-            <w:pPr>
-              <w:spacing w:after="40" w:before="0"/>
-              <w:jc w:val="left"/>
-            </w:pPr>
-            <w:r>
-              <w:rPr>
-                <w:rFonts w:ascii="Arial" w:cs="Arial" w:eastAsia="Arial" w:hAnsi="Arial"/>
-                <w:b/>
-                <w:bCs/>
-                <w:i w:val="false"/>
-                <w:iCs w:val="false"/>
-                <w:color w:val="000000"/>
-                <w:sz w:val="18"/>
-                <w:szCs w:val="18"/>
-              </w:rPr>
-              <w:t xml:space="preserve">Storyline Thread</w:t>
-            </w:r>
-          </w:p>
-        </w:tc>
-        <w:tc>
-          <w:tcPr>
-            <w:tcW w:type="dxa" w:w="10680"/>
-            <w:shd w:fill="FFFFFF" w:color="auto" w:val="clear"/>
-            <w:tcMar>
-              <w:top w:type="dxa" w:w="60"/>
-              <w:left w:type="dxa" w:w="120"/>
-              <w:bottom w:type="dxa" w:w="60"/>
-              <w:right w:type="dxa" w:w="120"/>
-            </w:tcMar>
-            <w:vAlign w:val="top"/>
-          </w:tcPr>
-          <w:p>
-            <w:pPr>
-              <w:spacing w:after="40" w:before="0"/>
-              <w:jc w:val="left"/>
-            </w:pPr>
-            <w:r>
-              <w:rPr>
-                <w:rFonts w:ascii="Arial" w:cs="Arial" w:eastAsia="Arial" w:hAnsi="Arial"/>
-                <w:b w:val="false"/>
-                <w:bCs w:val="false"/>
-                <w:i w:val="false"/>
-                <w:iCs w:val="false"/>
-                <w:color w:val="000000"/>
-                <w:sz w:val="18"/>
-                <w:szCs w:val="18"/>
-              </w:rPr>
-              <w:t xml:space="preserve">Lesson 1 — Anchoring Phenomenon &amp; Area of an Annulus: Learners examine the Laikipia irrigation photograph and identify the ring-shaped watered zone. They review the full-circle area formula, then derive the annulus formula A = π(R² − r²) using concentric circular cut-outs. They solve problems involving annular irrigation rings and chapati-pan offcuts.</w:t>
-            </w:r>
-          </w:p>
-          <w:p>
-            <w:pPr>
-              <w:spacing w:after="40" w:before="0"/>
-              <w:jc w:val="left"/>
-            </w:pPr>
-            <w:r>
-              <w:rPr>
-                <w:rFonts w:ascii="Arial" w:cs="Arial" w:eastAsia="Arial" w:hAnsi="Arial"/>
-                <w:b w:val="false"/>
-                <w:bCs w:val="false"/>
-                <w:i w:val="false"/>
-                <w:iCs w:val="false"/>
-                <w:color w:val="000000"/>
-                <w:sz w:val="18"/>
-                <w:szCs w:val="18"/>
-              </w:rPr>
-              <w:t xml:space="preserve"/>
-            </w:r>
-          </w:p>
-          <w:p>
-            <w:pPr>
-              <w:spacing w:after="40" w:before="0"/>
-              <w:jc w:val="left"/>
-            </w:pPr>
-            <w:r>
-              <w:rPr>
-                <w:rFonts w:ascii="Arial" w:cs="Arial" w:eastAsia="Arial" w:hAnsi="Arial"/>
-                <w:b w:val="false"/>
-                <w:bCs w:val="false"/>
-                <w:i w:val="false"/>
-                <w:iCs w:val="false"/>
-                <w:color w:val="000000"/>
-                <w:sz w:val="18"/>
-                <w:szCs w:val="18"/>
-              </w:rPr>
-              <w:t xml:space="preserve">Lesson 2 — Area of a Sector: Learners connect the irrigation pivot's partial sweep to a sector ("pie slice"). They derive A = (θ/360) × πr² by comparing sectors of different angles cut from the same paper circle. They apply the formula to calculate how much maize area has been watered after a given angle of rotation, and to the Kisumu roundabout crossing zone.</w:t>
-            </w:r>
-          </w:p>
-          <w:p>
-            <w:pPr>
-              <w:spacing w:after="40" w:before="0"/>
-              <w:jc w:val="left"/>
-            </w:pPr>
-            <w:r>
-              <w:rPr>
-                <w:rFonts w:ascii="Arial" w:cs="Arial" w:eastAsia="Arial" w:hAnsi="Arial"/>
-                <w:b w:val="false"/>
-                <w:bCs w:val="false"/>
-                <w:i w:val="false"/>
-                <w:iCs w:val="false"/>
-                <w:color w:val="000000"/>
-                <w:sz w:val="18"/>
-                <w:szCs w:val="18"/>
-              </w:rPr>
-              <w:t xml:space="preserve"/>
-            </w:r>
-          </w:p>
-          <w:p>
-            <w:pPr>
-              <w:spacing w:after="40" w:before="0"/>
-              <w:jc w:val="left"/>
-            </w:pPr>
-            <w:r>
-              <w:rPr>
-                <w:rFonts w:ascii="Arial" w:cs="Arial" w:eastAsia="Arial" w:hAnsi="Arial"/>
-                <w:b w:val="false"/>
-                <w:bCs w:val="false"/>
-                <w:i w:val="false"/>
-                <w:iCs w:val="false"/>
-                <w:color w:val="000000"/>
-                <w:sz w:val="18"/>
-                <w:szCs w:val="18"/>
-              </w:rPr>
-              <w:t xml:space="preserve">Lesson 3 — Arc Length and Sector Perimeter (Supporting Sector Work): Learners establish arc length l = (θ/360) × 2πr to support later segment work, then calculate the full perimeter of sectors. Contextualised around fencing a sector-shaped school garden in Nakuru.</w:t>
-            </w:r>
-          </w:p>
-          <w:p>
-            <w:pPr>
-              <w:spacing w:after="40" w:before="0"/>
-              <w:jc w:val="left"/>
-            </w:pPr>
-            <w:r>
-              <w:rPr>
-                <w:rFonts w:ascii="Arial" w:cs="Arial" w:eastAsia="Arial" w:hAnsi="Arial"/>
-                <w:b w:val="false"/>
-                <w:bCs w:val="false"/>
-                <w:i w:val="false"/>
-                <w:iCs w:val="false"/>
-                <w:color w:val="000000"/>
-                <w:sz w:val="18"/>
-                <w:szCs w:val="18"/>
-              </w:rPr>
-              <w:t xml:space="preserve"/>
-            </w:r>
-          </w:p>
-          <w:p>
-            <w:pPr>
-              <w:spacing w:after="40" w:before="0"/>
-              <w:jc w:val="left"/>
-            </w:pPr>
-            <w:r>
-              <w:rPr>
-                <w:rFonts w:ascii="Arial" w:cs="Arial" w:eastAsia="Arial" w:hAnsi="Arial"/>
-                <w:b w:val="false"/>
-                <w:bCs w:val="false"/>
-                <w:i w:val="false"/>
-                <w:iCs w:val="false"/>
-                <w:color w:val="000000"/>
-                <w:sz w:val="18"/>
-                <w:szCs w:val="18"/>
-              </w:rPr>
-              <w:t xml:space="preserve">Lesson 4 — Area of an Annular Sector: Learners combine lessons 1 and 2 to derive the annular sector formula A = (θ/360) × π(R² − r²). They apply it to the outer irrigation ring swept through a partial angle, and to the painted road-marking problem in Kisumu.</w:t>
-            </w:r>
-          </w:p>
-          <w:p>
-            <w:pPr>
-              <w:spacing w:after="40" w:before="0"/>
-              <w:jc w:val="left"/>
-            </w:pPr>
-            <w:r>
-              <w:rPr>
-                <w:rFonts w:ascii="Arial" w:cs="Arial" w:eastAsia="Arial" w:hAnsi="Arial"/>
-                <w:b w:val="false"/>
-                <w:bCs w:val="false"/>
-                <w:i w:val="false"/>
-                <w:iCs w:val="false"/>
-                <w:color w:val="000000"/>
-                <w:sz w:val="18"/>
-                <w:szCs w:val="18"/>
-              </w:rPr>
-              <w:t xml:space="preserve"/>
-            </w:r>
-          </w:p>
-          <w:p>
-            <w:pPr>
-              <w:spacing w:after="40" w:before="0"/>
-              <w:jc w:val="left"/>
-            </w:pPr>
-            <w:r>
-              <w:rPr>
-                <w:rFonts w:ascii="Arial" w:cs="Arial" w:eastAsia="Arial" w:hAnsi="Arial"/>
-                <w:b w:val="false"/>
-                <w:bCs w:val="false"/>
-                <w:i w:val="false"/>
-                <w:iCs w:val="false"/>
-                <w:color w:val="000000"/>
-                <w:sz w:val="18"/>
-                <w:szCs w:val="18"/>
-              </w:rPr>
-              <w:t xml:space="preserve">Lesson 5 — Area of a Segment of a Circle: Learners derive the segment formula A = (θ/360)πr² − ½r²sinθ by subtracting the triangle area from the sector area. They apply it to the Turkana borehole cover hatch problem and to calculating the area of a chord-cut region on a circular sufuria lid.</w:t>
-            </w:r>
-          </w:p>
-          <w:p>
-            <w:pPr>
-              <w:spacing w:after="40" w:before="0"/>
-              <w:jc w:val="left"/>
-            </w:pPr>
-            <w:r>
-              <w:rPr>
-                <w:rFonts w:ascii="Arial" w:cs="Arial" w:eastAsia="Arial" w:hAnsi="Arial"/>
-                <w:b w:val="false"/>
-                <w:bCs w:val="false"/>
-                <w:i w:val="false"/>
-                <w:iCs w:val="false"/>
-                <w:color w:val="000000"/>
-                <w:sz w:val="18"/>
-                <w:szCs w:val="18"/>
-              </w:rPr>
-              <w:t xml:space="preserve"/>
-            </w:r>
-          </w:p>
-          <w:p>
-            <w:pPr>
-              <w:spacing w:after="40" w:before="0"/>
-              <w:jc w:val="left"/>
-            </w:pPr>
-            <w:r>
-              <w:rPr>
-                <w:rFonts w:ascii="Arial" w:cs="Arial" w:eastAsia="Arial" w:hAnsi="Arial"/>
-                <w:b w:val="false"/>
-                <w:bCs w:val="false"/>
-                <w:i w:val="false"/>
-                <w:iCs w:val="false"/>
-                <w:color w:val="000000"/>
-                <w:sz w:val="18"/>
-                <w:szCs w:val="18"/>
-              </w:rPr>
-              <w:t xml:space="preserve">Lesson 6 — Area of a Common Region Between Two Intersecting Circles: Learners use two overlapping circular cut-outs (the Kericho tea-tray stencils) to identify the lens-shaped common region. They derive its area as the sum of two circular segments and apply it to overlapping irrigation plots and the school art project stencil.</w:t>
-            </w:r>
-          </w:p>
-          <w:p>
-            <w:pPr>
-              <w:spacing w:after="40" w:before="0"/>
-              <w:jc w:val="left"/>
-            </w:pPr>
-            <w:r>
-              <w:rPr>
-                <w:rFonts w:ascii="Arial" w:cs="Arial" w:eastAsia="Arial" w:hAnsi="Arial"/>
-                <w:b w:val="false"/>
-                <w:bCs w:val="false"/>
-                <w:i w:val="false"/>
-                <w:iCs w:val="false"/>
-                <w:color w:val="000000"/>
-                <w:sz w:val="18"/>
-                <w:szCs w:val="18"/>
-              </w:rPr>
-              <w:t xml:space="preserve"/>
-            </w:r>
-          </w:p>
-          <w:p>
-            <w:pPr>
-              <w:spacing w:after="40" w:before="0"/>
-              <w:jc w:val="left"/>
-            </w:pPr>
-            <w:r>
-              <w:rPr>
-                <w:rFonts w:ascii="Arial" w:cs="Arial" w:eastAsia="Arial" w:hAnsi="Arial"/>
-                <w:b w:val="false"/>
-                <w:bCs w:val="false"/>
-                <w:i w:val="false"/>
-                <w:iCs w:val="false"/>
-                <w:color w:val="000000"/>
-                <w:sz w:val="18"/>
-                <w:szCs w:val="18"/>
-              </w:rPr>
-              <w:t xml:space="preserve">Lesson 7 — Mixed Application and Problem Solving: Learners tackle multi-step real-life problems combining two or more circle-part formulae (e.g., an annular sector with a segment cut out; a composite shape involving a full circle and an intersecting region). Problems are set in Nairobi, Mombasa, and Rift Valley contexts. Learners work in groups, present solutions, and peer-assess accuracy.</w:t>
-            </w:r>
-          </w:p>
-          <w:p>
-            <w:pPr>
-              <w:spacing w:after="40" w:before="0"/>
-              <w:jc w:val="left"/>
-            </w:pPr>
-            <w:r>
-              <w:rPr>
-                <w:rFonts w:ascii="Arial" w:cs="Arial" w:eastAsia="Arial" w:hAnsi="Arial"/>
-                <w:b w:val="false"/>
-                <w:bCs w:val="false"/>
-                <w:i w:val="false"/>
-                <w:iCs w:val="false"/>
-                <w:color w:val="000000"/>
-                <w:sz w:val="18"/>
-                <w:szCs w:val="18"/>
-              </w:rPr>
-              <w:t xml:space="preserve"/>
-            </w:r>
-          </w:p>
-          <w:p>
-            <w:pPr>
-              <w:spacing w:after="40" w:before="0"/>
-              <w:jc w:val="left"/>
-            </w:pPr>
-            <w:r>
-              <w:rPr>
-                <w:rFonts w:ascii="Arial" w:cs="Arial" w:eastAsia="Arial" w:hAnsi="Arial"/>
-                <w:b w:val="false"/>
-                <w:bCs w:val="false"/>
-                <w:i w:val="false"/>
-                <w:iCs w:val="false"/>
-                <w:color w:val="000000"/>
-                <w:sz w:val="18"/>
-                <w:szCs w:val="18"/>
-              </w:rPr>
-              <w:t xml:space="preserve">Lesson 8 — Assessment, Model Revision and Consolidation: Learners complete a class written test and then revise their cumulative diagrammatic model of the circle decomposed into all learned sub-regions, annotating each with its formula and a real-life Kenyan application. Groups share final models; teacher consolidates key formulae and links back to the driving question and anchoring phenomenon.</w:t>
-            </w:r>
-          </w:p>
-        </w:tc>
-      </w:tr>
-      <w:tr>
-        <w:tc>
-          <w:tcPr>
-            <w:tcW w:type="dxa" w:w="3000"/>
-            <w:shd w:fill="EAD1F5" w:color="auto" w:val="clear"/>
-            <w:tcMar>
-              <w:top w:type="dxa" w:w="60"/>
-              <w:left w:type="dxa" w:w="120"/>
-              <w:bottom w:type="dxa" w:w="60"/>
-              <w:right w:type="dxa" w:w="120"/>
-            </w:tcMar>
-            <w:vAlign w:val="top"/>
-          </w:tcPr>
-          <w:p>
-            <w:pPr>
-              <w:spacing w:after="40" w:before="0"/>
-              <w:jc w:val="left"/>
-            </w:pPr>
-            <w:r>
-              <w:rPr>
-                <w:rFonts w:ascii="Arial" w:cs="Arial" w:eastAsia="Arial" w:hAnsi="Arial"/>
-                <w:b/>
-                <w:bCs/>
-                <w:i w:val="false"/>
-                <w:iCs w:val="false"/>
-                <w:color w:val="000000"/>
-                <w:sz w:val="18"/>
-                <w:szCs w:val="18"/>
-              </w:rPr>
-              <w:t xml:space="preserve">Supporting Phenomena</w:t>
-            </w:r>
-          </w:p>
-        </w:tc>
-        <w:tc>
-          <w:tcPr>
-            <w:tcW w:type="dxa" w:w="10680"/>
-            <w:shd w:fill="FFFFFF" w:color="auto" w:val="clear"/>
-            <w:tcMar>
-              <w:top w:type="dxa" w:w="60"/>
-              <w:left w:type="dxa" w:w="120"/>
-              <w:bottom w:type="dxa" w:w="60"/>
-              <w:right w:type="dxa" w:w="120"/>
-            </w:tcMar>
-            <w:vAlign w:val="top"/>
-          </w:tcPr>
-          <w:p>
-            <w:pPr>
-              <w:spacing w:after="30" w:before="0"/>
-              <w:ind w:left="360" w:hanging="180"/>
-              <w:jc w:val="left"/>
-            </w:pPr>
-            <w:r>
-              <w:rPr>
-                <w:rFonts w:ascii="Arial" w:cs="Arial" w:eastAsia="Arial" w:hAnsi="Arial"/>
-                <w:b w:val="false"/>
-                <w:bCs w:val="false"/>
-                <w:i w:val="false"/>
-                <w:iCs w:val="false"/>
-                <w:color w:val="000000"/>
-                <w:sz w:val="18"/>
-                <w:szCs w:val="18"/>
-              </w:rPr>
-              <w:t xml:space="preserve">–  A jua kali artisan in Kamukunji, Nairobi, cuts circular chapati-pan lids from a flat metal sheet and needs to know the area of the leftover ring-shaped offcut (annulus) to minimise material waste.</w:t>
-            </w:r>
-          </w:p>
-          <w:p>
-            <w:pPr>
-              <w:spacing w:after="30" w:before="0"/>
-              <w:ind w:left="360" w:hanging="180"/>
-              <w:jc w:val="left"/>
-            </w:pPr>
-            <w:r>
-              <w:rPr>
-                <w:rFonts w:ascii="Arial" w:cs="Arial" w:eastAsia="Arial" w:hAnsi="Arial"/>
-                <w:b w:val="false"/>
-                <w:bCs w:val="false"/>
-                <w:i w:val="false"/>
-                <w:iCs w:val="false"/>
-                <w:color w:val="000000"/>
-                <w:sz w:val="18"/>
-                <w:szCs w:val="18"/>
-              </w:rPr>
-              <w:t xml:space="preserve">–  A road engineer marks a painted annular ring around a roundabout in Kisumu City and must calculate the exact area of paint required for the ring and its sector-shaped pedestrian crossing zones.</w:t>
-            </w:r>
-          </w:p>
-          <w:p>
-            <w:pPr>
-              <w:spacing w:after="30" w:before="0"/>
-              <w:ind w:left="360" w:hanging="180"/>
-              <w:jc w:val="left"/>
-            </w:pPr>
-            <w:r>
-              <w:rPr>
-                <w:rFonts w:ascii="Arial" w:cs="Arial" w:eastAsia="Arial" w:hAnsi="Arial"/>
-                <w:b w:val="false"/>
-                <w:bCs w:val="false"/>
-                <w:i w:val="false"/>
-                <w:iCs w:val="false"/>
-                <w:color w:val="000000"/>
-                <w:sz w:val="18"/>
-                <w:szCs w:val="18"/>
-              </w:rPr>
-              <w:t xml:space="preserve">–  A student in Kericho notices that two overlapping circular tea-tray stencils create a leaf-shaped common region and wonders how to calculate its exact area for a school art project.</w:t>
-            </w:r>
-          </w:p>
-          <w:p>
-            <w:pPr>
-              <w:spacing w:after="30" w:before="0"/>
-              <w:ind w:left="360" w:hanging="180"/>
-              <w:jc w:val="left"/>
-            </w:pPr>
-            <w:r>
-              <w:rPr>
-                <w:rFonts w:ascii="Arial" w:cs="Arial" w:eastAsia="Arial" w:hAnsi="Arial"/>
-                <w:b w:val="false"/>
-                <w:bCs w:val="false"/>
-                <w:i w:val="false"/>
-                <w:iCs w:val="false"/>
-                <w:color w:val="000000"/>
-                <w:sz w:val="18"/>
-                <w:szCs w:val="18"/>
-              </w:rPr>
-              <w:t xml:space="preserve">–  A borehole technician in Turkana digs a circular well and installs a concrete annular cover; they need the area of the concrete segment left after cutting an access hatch, to order the right amount of cement.</w:t>
-            </w:r>
-          </w:p>
-        </w:tc>
-      </w:tr>
-    </w:tbl>
-    <w:p>
-      <w:pPr>
-        <w:spacing w:after="120"/>
-      </w:pPr>
-      <w:r>
-        <w:t xml:space="preserve"/>
       </w:r>
     </w:p>
     <w:p>
@@ -3392,7 +3392,7 @@
               <w:spacing w:after="10" w:before="0"/>
               <w:ind w:left="120"/>
             </w:pPr>
-            <w:hyperlink w:history="1" r:id="rIdqipku_zomgs8h2svorlfd">
+            <w:hyperlink w:history="1" r:id="rIdjl8hla-9o5uy02njl9h4c">
               <w:r>
                 <w:rPr>
                   <w:rFonts w:ascii="Arial" w:cs="Arial" w:eastAsia="Arial" w:hAnsi="Arial"/>
@@ -3469,7 +3469,7 @@
               <w:spacing w:after="10" w:before="0"/>
               <w:ind w:left="120"/>
             </w:pPr>
-            <w:hyperlink w:history="1" r:id="rIdo10kjsqysueiturjup_tm">
+            <w:hyperlink w:history="1" r:id="rId12ggcytv_f5mcx0radog5">
               <w:r>
                 <w:rPr>
                   <w:rFonts w:ascii="Arial" w:cs="Arial" w:eastAsia="Arial" w:hAnsi="Arial"/>
@@ -3696,7 +3696,7 @@
               <w:spacing w:after="10" w:before="0"/>
               <w:ind w:left="120"/>
             </w:pPr>
-            <w:hyperlink w:history="1" r:id="rIdafutbjhllzbsihjgxwcr9">
+            <w:hyperlink w:history="1" r:id="rIdxa424qul3ajfsv7b8qdz-">
               <w:r>
                 <w:rPr>
                   <w:rFonts w:ascii="Arial" w:cs="Arial" w:eastAsia="Arial" w:hAnsi="Arial"/>
@@ -3773,7 +3773,7 @@
               <w:spacing w:after="10" w:before="0"/>
               <w:ind w:left="120"/>
             </w:pPr>
-            <w:hyperlink w:history="1" r:id="rIdzf6jbvyjr8nxhkuu8imol">
+            <w:hyperlink w:history="1" r:id="rIdnw6nri6pftefrvemzlumo">
               <w:r>
                 <w:rPr>
                   <w:rFonts w:ascii="Arial" w:cs="Arial" w:eastAsia="Arial" w:hAnsi="Arial"/>
@@ -4000,7 +4000,7 @@
               <w:spacing w:after="10" w:before="0"/>
               <w:ind w:left="120"/>
             </w:pPr>
-            <w:hyperlink w:history="1" r:id="rIdvgtfrclq220fsdkghv3ln">
+            <w:hyperlink w:history="1" r:id="rIdvdib5ofgxluxvyfsmbkr7">
               <w:r>
                 <w:rPr>
                   <w:rFonts w:ascii="Arial" w:cs="Arial" w:eastAsia="Arial" w:hAnsi="Arial"/>
@@ -4077,7 +4077,7 @@
               <w:spacing w:after="10" w:before="0"/>
               <w:ind w:left="120"/>
             </w:pPr>
-            <w:hyperlink w:history="1" r:id="rIdyd3n1ly3ebmk4lou_dagx">
+            <w:hyperlink w:history="1" r:id="rIdbp9zxvw0uzhunzawn4auo">
               <w:r>
                 <w:rPr>
                   <w:rFonts w:ascii="Arial" w:cs="Arial" w:eastAsia="Arial" w:hAnsi="Arial"/>
@@ -4304,7 +4304,7 @@
               <w:spacing w:after="10" w:before="0"/>
               <w:ind w:left="120"/>
             </w:pPr>
-            <w:hyperlink w:history="1" r:id="rIdiunnmrup9ricyq6v2vv_n">
+            <w:hyperlink w:history="1" r:id="rIdva2rwceidgbhyxdaho3-_">
               <w:r>
                 <w:rPr>
                   <w:rFonts w:ascii="Arial" w:cs="Arial" w:eastAsia="Arial" w:hAnsi="Arial"/>
@@ -4381,7 +4381,7 @@
               <w:spacing w:after="10" w:before="0"/>
               <w:ind w:left="120"/>
             </w:pPr>
-            <w:hyperlink w:history="1" r:id="rIdgj5ejtdnemi4mesdopetx">
+            <w:hyperlink w:history="1" r:id="rId9hcnfnkvhfiq5j7jvudfg">
               <w:r>
                 <w:rPr>
                   <w:rFonts w:ascii="Arial" w:cs="Arial" w:eastAsia="Arial" w:hAnsi="Arial"/>
@@ -4608,7 +4608,7 @@
               <w:spacing w:after="10" w:before="0"/>
               <w:ind w:left="120"/>
             </w:pPr>
-            <w:hyperlink w:history="1" r:id="rIdisnn3a5n15e4oxu9trok_">
+            <w:hyperlink w:history="1" r:id="rIdoj13dweoqjakskndyvuug">
               <w:r>
                 <w:rPr>
                   <w:rFonts w:ascii="Arial" w:cs="Arial" w:eastAsia="Arial" w:hAnsi="Arial"/>
@@ -4685,7 +4685,7 @@
               <w:spacing w:after="10" w:before="0"/>
               <w:ind w:left="120"/>
             </w:pPr>
-            <w:hyperlink w:history="1" r:id="rIddkudirh_bfj2qkpfxzkh4">
+            <w:hyperlink w:history="1" r:id="rIddhayebnjuvupc4gjzrklf">
               <w:r>
                 <w:rPr>
                   <w:rFonts w:ascii="Arial" w:cs="Arial" w:eastAsia="Arial" w:hAnsi="Arial"/>
@@ -5212,7 +5212,7 @@
         </w:rPr>
         <w:t xml:space="preserve">© 2026 SeaVuria and ARES. Aligned with KICD objectives. Developed by SeaVuria; technical implementation by ARES (with AI assistance from Claude). Licensed under </w:t>
       </w:r>
-      <w:hyperlink w:history="1" r:id="rIdnypinaj_t6o-kwgq_ryy6">
+      <w:hyperlink w:history="1" r:id="rId03umye0wgdxko9tgzn-bc">
         <w:r>
           <w:rPr>
             <w:rFonts w:ascii="Arial" w:cs="Arial" w:eastAsia="Arial" w:hAnsi="Arial"/>
@@ -5233,7 +5233,7 @@
         </w:rPr>
         <w:t xml:space="preserve"> (</w:t>
       </w:r>
-      <w:hyperlink w:history="1" r:id="rIddfuqlb9wynwehvlcf2g6o">
+      <w:hyperlink w:history="1" r:id="rIdlb3lhkqgdhrcouktp21lw">
         <w:r>
           <w:rPr>
             <w:rFonts w:ascii="Arial" w:cs="Arial" w:eastAsia="Arial" w:hAnsi="Arial"/>
@@ -6246,7 +6246,7 @@
             <w:pPr>
               <w:spacing w:after="20" w:before="0"/>
             </w:pPr>
-            <w:hyperlink w:history="1" r:id="rIdkag6sszpofhidxrnne1my">
+            <w:hyperlink w:history="1" r:id="rId0n9wmkcxelmz8gkrwqg-f">
               <w:r>
                 <w:rPr>
                   <w:rFonts w:ascii="Arial" w:cs="Arial" w:eastAsia="Arial" w:hAnsi="Arial"/>
@@ -6279,7 +6279,7 @@
               <w:spacing w:after="10" w:before="0"/>
               <w:ind w:left="120"/>
             </w:pPr>
-            <w:hyperlink w:history="1" r:id="rId44wwlrxwvhhyrrad53tno">
+            <w:hyperlink w:history="1" r:id="rIda1jno1kafkdtx72pnt21q">
               <w:r>
                 <w:rPr>
                   <w:rFonts w:ascii="Arial" w:cs="Arial" w:eastAsia="Arial" w:hAnsi="Arial"/>
@@ -6324,7 +6324,7 @@
             <w:pPr>
               <w:spacing w:after="20" w:before="0"/>
             </w:pPr>
-            <w:hyperlink w:history="1" r:id="rIdimaosmnh-bkpkogoeroef">
+            <w:hyperlink w:history="1" r:id="rIdb0us32dspx8vurzj70efc">
               <w:r>
                 <w:rPr>
                   <w:rFonts w:ascii="Arial" w:cs="Arial" w:eastAsia="Arial" w:hAnsi="Arial"/>
@@ -6357,7 +6357,7 @@
               <w:spacing w:after="10" w:before="0"/>
               <w:ind w:left="120"/>
             </w:pPr>
-            <w:hyperlink w:history="1" r:id="rIdwyxcvouhboktkov7cqjmy">
+            <w:hyperlink w:history="1" r:id="rIdsbujd9wndsyhkahu4xzu9">
               <w:r>
                 <w:rPr>
                   <w:rFonts w:ascii="Arial" w:cs="Arial" w:eastAsia="Arial" w:hAnsi="Arial"/>
@@ -6552,7 +6552,7 @@
             <w:pPr>
               <w:spacing w:after="20" w:before="0"/>
             </w:pPr>
-            <w:hyperlink w:history="1" r:id="rIdql6760ktekmmsolis_byj">
+            <w:hyperlink w:history="1" r:id="rIdzko8rwjfzovygwcb7y5e7">
               <w:r>
                 <w:rPr>
                   <w:rFonts w:ascii="Arial" w:cs="Arial" w:eastAsia="Arial" w:hAnsi="Arial"/>
@@ -6585,7 +6585,7 @@
               <w:spacing w:after="10" w:before="0"/>
               <w:ind w:left="120"/>
             </w:pPr>
-            <w:hyperlink w:history="1" r:id="rIdaivktc_xg78mdithkgdr3">
+            <w:hyperlink w:history="1" r:id="rIdfas6binerykopserts9fr">
               <w:r>
                 <w:rPr>
                   <w:rFonts w:ascii="Arial" w:cs="Arial" w:eastAsia="Arial" w:hAnsi="Arial"/>
@@ -6630,7 +6630,7 @@
             <w:pPr>
               <w:spacing w:after="20" w:before="0"/>
             </w:pPr>
-            <w:hyperlink w:history="1" r:id="rIdkclnqvef7ejrrz_kr9nhn">
+            <w:hyperlink w:history="1" r:id="rId-u-msj2odkrneahoijuv2">
               <w:r>
                 <w:rPr>
                   <w:rFonts w:ascii="Arial" w:cs="Arial" w:eastAsia="Arial" w:hAnsi="Arial"/>
@@ -6663,7 +6663,7 @@
               <w:spacing w:after="10" w:before="0"/>
               <w:ind w:left="120"/>
             </w:pPr>
-            <w:hyperlink w:history="1" r:id="rIdug-q5d1qparid6koicqzj">
+            <w:hyperlink w:history="1" r:id="rId3g1cfqrh3qsesfpgl-7nz">
               <w:r>
                 <w:rPr>
                   <w:rFonts w:ascii="Arial" w:cs="Arial" w:eastAsia="Arial" w:hAnsi="Arial"/>
@@ -6858,7 +6858,7 @@
             <w:pPr>
               <w:spacing w:after="20" w:before="0"/>
             </w:pPr>
-            <w:hyperlink w:history="1" r:id="rIdzpjpatkdodzdsq1qvbw4s">
+            <w:hyperlink w:history="1" r:id="rIdu_r_nniugaehiget1s97j">
               <w:r>
                 <w:rPr>
                   <w:rFonts w:ascii="Arial" w:cs="Arial" w:eastAsia="Arial" w:hAnsi="Arial"/>
@@ -6891,7 +6891,7 @@
               <w:spacing w:after="10" w:before="0"/>
               <w:ind w:left="120"/>
             </w:pPr>
-            <w:hyperlink w:history="1" r:id="rIda-tugm9v3fve6qdegdkdo">
+            <w:hyperlink w:history="1" r:id="rIdrgibembyexsppeag6fq8q">
               <w:r>
                 <w:rPr>
                   <w:rFonts w:ascii="Arial" w:cs="Arial" w:eastAsia="Arial" w:hAnsi="Arial"/>
@@ -6936,7 +6936,7 @@
             <w:pPr>
               <w:spacing w:after="20" w:before="0"/>
             </w:pPr>
-            <w:hyperlink w:history="1" r:id="rIdkechz5yjfkuqfsr_tx0t9">
+            <w:hyperlink w:history="1" r:id="rIdtgagw64hmy7qkrjhya6nf">
               <w:r>
                 <w:rPr>
                   <w:rFonts w:ascii="Arial" w:cs="Arial" w:eastAsia="Arial" w:hAnsi="Arial"/>
@@ -6969,7 +6969,7 @@
               <w:spacing w:after="10" w:before="0"/>
               <w:ind w:left="120"/>
             </w:pPr>
-            <w:hyperlink w:history="1" r:id="rIdmppivh5nisrk-wjoq5gug">
+            <w:hyperlink w:history="1" r:id="rIdk4z-sgpd88nbi1cak8ojp">
               <w:r>
                 <w:rPr>
                   <w:rFonts w:ascii="Arial" w:cs="Arial" w:eastAsia="Arial" w:hAnsi="Arial"/>
@@ -7164,7 +7164,7 @@
             <w:pPr>
               <w:spacing w:after="20" w:before="0"/>
             </w:pPr>
-            <w:hyperlink w:history="1" r:id="rIdg9-viemqqiao4rzhu6g4c">
+            <w:hyperlink w:history="1" r:id="rIdudxqdt7-qgxrs0s4ca-hd">
               <w:r>
                 <w:rPr>
                   <w:rFonts w:ascii="Arial" w:cs="Arial" w:eastAsia="Arial" w:hAnsi="Arial"/>
@@ -7197,7 +7197,7 @@
               <w:spacing w:after="10" w:before="0"/>
               <w:ind w:left="120"/>
             </w:pPr>
-            <w:hyperlink w:history="1" r:id="rIdafwzlb5qtmyd6n5mbhhey">
+            <w:hyperlink w:history="1" r:id="rId6a7uapx8mjtpti8auh7cj">
               <w:r>
                 <w:rPr>
                   <w:rFonts w:ascii="Arial" w:cs="Arial" w:eastAsia="Arial" w:hAnsi="Arial"/>
@@ -7242,7 +7242,7 @@
             <w:pPr>
               <w:spacing w:after="20" w:before="0"/>
             </w:pPr>
-            <w:hyperlink w:history="1" r:id="rIdifv07jhcnz1-o2tk7fhgh">
+            <w:hyperlink w:history="1" r:id="rId4oq0rthdwzkgbasebwcy6">
               <w:r>
                 <w:rPr>
                   <w:rFonts w:ascii="Arial" w:cs="Arial" w:eastAsia="Arial" w:hAnsi="Arial"/>
@@ -7275,7 +7275,7 @@
               <w:spacing w:after="10" w:before="0"/>
               <w:ind w:left="120"/>
             </w:pPr>
-            <w:hyperlink w:history="1" r:id="rId2d2gih7pblp8kxjgvflos">
+            <w:hyperlink w:history="1" r:id="rIdrcf10xh65kwazcxbcdxtw">
               <w:r>
                 <w:rPr>
                   <w:rFonts w:ascii="Arial" w:cs="Arial" w:eastAsia="Arial" w:hAnsi="Arial"/>
@@ -7470,7 +7470,7 @@
             <w:pPr>
               <w:spacing w:after="20" w:before="0"/>
             </w:pPr>
-            <w:hyperlink w:history="1" r:id="rId8azxesu4c-po0hvkahldk">
+            <w:hyperlink w:history="1" r:id="rIda7mud7xuzwqeezl9zh0m0">
               <w:r>
                 <w:rPr>
                   <w:rFonts w:ascii="Arial" w:cs="Arial" w:eastAsia="Arial" w:hAnsi="Arial"/>
@@ -7503,7 +7503,7 @@
               <w:spacing w:after="10" w:before="0"/>
               <w:ind w:left="120"/>
             </w:pPr>
-            <w:hyperlink w:history="1" r:id="rIdsfuhuniin9zbzgnx2kdq_">
+            <w:hyperlink w:history="1" r:id="rIdjdsoxmwefr4rch_xu-tvt">
               <w:r>
                 <w:rPr>
                   <w:rFonts w:ascii="Arial" w:cs="Arial" w:eastAsia="Arial" w:hAnsi="Arial"/>
@@ -7548,7 +7548,7 @@
             <w:pPr>
               <w:spacing w:after="20" w:before="0"/>
             </w:pPr>
-            <w:hyperlink w:history="1" r:id="rIdtr6cex4enzg3ejbgsvtzd">
+            <w:hyperlink w:history="1" r:id="rIdupn6ivnzeoq2jkqonyuf9">
               <w:r>
                 <w:rPr>
                   <w:rFonts w:ascii="Arial" w:cs="Arial" w:eastAsia="Arial" w:hAnsi="Arial"/>
@@ -7581,7 +7581,7 @@
               <w:spacing w:after="10" w:before="0"/>
               <w:ind w:left="120"/>
             </w:pPr>
-            <w:hyperlink w:history="1" r:id="rIdh4uwvldjt6dl0rlxzaddm">
+            <w:hyperlink w:history="1" r:id="rIdraq9sdxcydfokzf1m76ud">
               <w:r>
                 <w:rPr>
                   <w:rFonts w:ascii="Arial" w:cs="Arial" w:eastAsia="Arial" w:hAnsi="Arial"/>
@@ -8093,7 +8093,7 @@
         </w:rPr>
         <w:t xml:space="preserve">© 2026 SeaVuria and ARES. Aligned with KICD objectives. Developed by SeaVuria; technical implementation by ARES (with AI assistance from Claude). Licensed under </w:t>
       </w:r>
-      <w:hyperlink w:history="1" r:id="rId5pcixaqha7-fbeppisp-h">
+      <w:hyperlink w:history="1" r:id="rIdis3wfdmgkgg8iiqay5hyk">
         <w:r>
           <w:rPr>
             <w:rFonts w:ascii="Arial" w:cs="Arial" w:eastAsia="Arial" w:hAnsi="Arial"/>
@@ -8114,7 +8114,7 @@
         </w:rPr>
         <w:t xml:space="preserve"> (</w:t>
       </w:r>
-      <w:hyperlink w:history="1" r:id="rIdmm5tirei4dhtji0gl9ht8">
+      <w:hyperlink w:history="1" r:id="rId6ccz6dmon5po4mwsra6wx">
         <w:r>
           <w:rPr>
             <w:rFonts w:ascii="Arial" w:cs="Arial" w:eastAsia="Arial" w:hAnsi="Arial"/>
@@ -9127,7 +9127,7 @@
             <w:pPr>
               <w:spacing w:after="20" w:before="0"/>
             </w:pPr>
-            <w:hyperlink w:history="1" r:id="rIddl4ewpve49qzpy6ir0_iq">
+            <w:hyperlink w:history="1" r:id="rIdy8yx4aqbienubxxxzkunt">
               <w:r>
                 <w:rPr>
                   <w:rFonts w:ascii="Arial" w:cs="Arial" w:eastAsia="Arial" w:hAnsi="Arial"/>
@@ -9160,7 +9160,7 @@
               <w:spacing w:after="10" w:before="0"/>
               <w:ind w:left="120"/>
             </w:pPr>
-            <w:hyperlink w:history="1" r:id="rIdegdjpdmigmn70vn001djs">
+            <w:hyperlink w:history="1" r:id="rIdkiqmivu60f7b0ti5cuaub">
               <w:r>
                 <w:rPr>
                   <w:rFonts w:ascii="Arial" w:cs="Arial" w:eastAsia="Arial" w:hAnsi="Arial"/>
@@ -9205,7 +9205,7 @@
             <w:pPr>
               <w:spacing w:after="20" w:before="0"/>
             </w:pPr>
-            <w:hyperlink w:history="1" r:id="rIdmhgy0gd1iwnwodpd77jm1">
+            <w:hyperlink w:history="1" r:id="rId8wqj1vjxwn9b6btmzkiv1">
               <w:r>
                 <w:rPr>
                   <w:rFonts w:ascii="Arial" w:cs="Arial" w:eastAsia="Arial" w:hAnsi="Arial"/>
@@ -9238,7 +9238,7 @@
               <w:spacing w:after="10" w:before="0"/>
               <w:ind w:left="120"/>
             </w:pPr>
-            <w:hyperlink w:history="1" r:id="rIdgarn58ogqypeilkctejik">
+            <w:hyperlink w:history="1" r:id="rIdqwhczpzesw5rfqfviydyg">
               <w:r>
                 <w:rPr>
                   <w:rFonts w:ascii="Arial" w:cs="Arial" w:eastAsia="Arial" w:hAnsi="Arial"/>
@@ -9433,7 +9433,7 @@
             <w:pPr>
               <w:spacing w:after="20" w:before="0"/>
             </w:pPr>
-            <w:hyperlink w:history="1" r:id="rIdgwyf-llbeq58lyswtbiez">
+            <w:hyperlink w:history="1" r:id="rIdyckbkfek1k8lfpvznb5ha">
               <w:r>
                 <w:rPr>
                   <w:rFonts w:ascii="Arial" w:cs="Arial" w:eastAsia="Arial" w:hAnsi="Arial"/>
@@ -9466,7 +9466,7 @@
               <w:spacing w:after="10" w:before="0"/>
               <w:ind w:left="120"/>
             </w:pPr>
-            <w:hyperlink w:history="1" r:id="rIdvqmj5t7u2nfehjmna4rt4">
+            <w:hyperlink w:history="1" r:id="rIdcs_u2nbocqi5nw50v6tx9">
               <w:r>
                 <w:rPr>
                   <w:rFonts w:ascii="Arial" w:cs="Arial" w:eastAsia="Arial" w:hAnsi="Arial"/>
@@ -9511,7 +9511,7 @@
             <w:pPr>
               <w:spacing w:after="20" w:before="0"/>
             </w:pPr>
-            <w:hyperlink w:history="1" r:id="rIdei-vsazhxueu4rcuk8d3h">
+            <w:hyperlink w:history="1" r:id="rIdlwjds9zpwqhbcfuwrmj13">
               <w:r>
                 <w:rPr>
                   <w:rFonts w:ascii="Arial" w:cs="Arial" w:eastAsia="Arial" w:hAnsi="Arial"/>
@@ -9544,7 +9544,7 @@
               <w:spacing w:after="10" w:before="0"/>
               <w:ind w:left="120"/>
             </w:pPr>
-            <w:hyperlink w:history="1" r:id="rIdzmmsbnh0dvwv3kjojts1q">
+            <w:hyperlink w:history="1" r:id="rIdbxakaoec28cbt-seutuqr">
               <w:r>
                 <w:rPr>
                   <w:rFonts w:ascii="Arial" w:cs="Arial" w:eastAsia="Arial" w:hAnsi="Arial"/>
@@ -9739,7 +9739,7 @@
             <w:pPr>
               <w:spacing w:after="20" w:before="0"/>
             </w:pPr>
-            <w:hyperlink w:history="1" r:id="rIdgsq3qmyktp1oqxorxukmt">
+            <w:hyperlink w:history="1" r:id="rIdf9c5stedpme0xdgijds6f">
               <w:r>
                 <w:rPr>
                   <w:rFonts w:ascii="Arial" w:cs="Arial" w:eastAsia="Arial" w:hAnsi="Arial"/>
@@ -9772,7 +9772,7 @@
               <w:spacing w:after="10" w:before="0"/>
               <w:ind w:left="120"/>
             </w:pPr>
-            <w:hyperlink w:history="1" r:id="rIdrdk8mvda8bwboc9zlqi4m">
+            <w:hyperlink w:history="1" r:id="rIdai4tmvqx3cml771plmvqa">
               <w:r>
                 <w:rPr>
                   <w:rFonts w:ascii="Arial" w:cs="Arial" w:eastAsia="Arial" w:hAnsi="Arial"/>
@@ -9817,7 +9817,7 @@
             <w:pPr>
               <w:spacing w:after="20" w:before="0"/>
             </w:pPr>
-            <w:hyperlink w:history="1" r:id="rIda6fxsxt5c5hvjns8pd1dn">
+            <w:hyperlink w:history="1" r:id="rId4pio3krgnow5qqjszf_e9">
               <w:r>
                 <w:rPr>
                   <w:rFonts w:ascii="Arial" w:cs="Arial" w:eastAsia="Arial" w:hAnsi="Arial"/>
@@ -9850,7 +9850,7 @@
               <w:spacing w:after="10" w:before="0"/>
               <w:ind w:left="120"/>
             </w:pPr>
-            <w:hyperlink w:history="1" r:id="rIdna9qtkhygwq7xrycjkc82">
+            <w:hyperlink w:history="1" r:id="rIdyjasoil1kjorbpppzagkw">
               <w:r>
                 <w:rPr>
                   <w:rFonts w:ascii="Arial" w:cs="Arial" w:eastAsia="Arial" w:hAnsi="Arial"/>
@@ -10045,7 +10045,7 @@
             <w:pPr>
               <w:spacing w:after="20" w:before="0"/>
             </w:pPr>
-            <w:hyperlink w:history="1" r:id="rId2mjkogkuqx9kisuiga6v_">
+            <w:hyperlink w:history="1" r:id="rIdfxtof-dr1tbw432bvziib">
               <w:r>
                 <w:rPr>
                   <w:rFonts w:ascii="Arial" w:cs="Arial" w:eastAsia="Arial" w:hAnsi="Arial"/>
@@ -10078,7 +10078,7 @@
               <w:spacing w:after="10" w:before="0"/>
               <w:ind w:left="120"/>
             </w:pPr>
-            <w:hyperlink w:history="1" r:id="rIdfb9zbrmeublngrfqju8ue">
+            <w:hyperlink w:history="1" r:id="rIdp_gyg2j_ilkxg8kr1hnva">
               <w:r>
                 <w:rPr>
                   <w:rFonts w:ascii="Arial" w:cs="Arial" w:eastAsia="Arial" w:hAnsi="Arial"/>
@@ -10123,7 +10123,7 @@
             <w:pPr>
               <w:spacing w:after="20" w:before="0"/>
             </w:pPr>
-            <w:hyperlink w:history="1" r:id="rIdax4cfywzzrqeirssk5nlp">
+            <w:hyperlink w:history="1" r:id="rIdzwtpsrx11shaxfkw8qxz_">
               <w:r>
                 <w:rPr>
                   <w:rFonts w:ascii="Arial" w:cs="Arial" w:eastAsia="Arial" w:hAnsi="Arial"/>
@@ -10156,7 +10156,7 @@
               <w:spacing w:after="10" w:before="0"/>
               <w:ind w:left="120"/>
             </w:pPr>
-            <w:hyperlink w:history="1" r:id="rIdqsrpnzjzovmk0xxxlq82x">
+            <w:hyperlink w:history="1" r:id="rIdtffezveqmeq8sdn3bfsqo">
               <w:r>
                 <w:rPr>
                   <w:rFonts w:ascii="Arial" w:cs="Arial" w:eastAsia="Arial" w:hAnsi="Arial"/>
@@ -10351,7 +10351,7 @@
             <w:pPr>
               <w:spacing w:after="20" w:before="0"/>
             </w:pPr>
-            <w:hyperlink w:history="1" r:id="rIdrfyjhq40lp6ecry2gmu-x">
+            <w:hyperlink w:history="1" r:id="rIdli7fbhgwsnbzviarfatd1">
               <w:r>
                 <w:rPr>
                   <w:rFonts w:ascii="Arial" w:cs="Arial" w:eastAsia="Arial" w:hAnsi="Arial"/>
@@ -10384,7 +10384,7 @@
               <w:spacing w:after="10" w:before="0"/>
               <w:ind w:left="120"/>
             </w:pPr>
-            <w:hyperlink w:history="1" r:id="rIdok2u1cbmi2vvuasnsfypr">
+            <w:hyperlink w:history="1" r:id="rIdpcnrmz1vguhpujhxh8dqf">
               <w:r>
                 <w:rPr>
                   <w:rFonts w:ascii="Arial" w:cs="Arial" w:eastAsia="Arial" w:hAnsi="Arial"/>
@@ -10429,7 +10429,7 @@
             <w:pPr>
               <w:spacing w:after="20" w:before="0"/>
             </w:pPr>
-            <w:hyperlink w:history="1" r:id="rIdmh5n8obmpjsicabrfigih">
+            <w:hyperlink w:history="1" r:id="rIdcxcnnm5nqirzhj7prrucw">
               <w:r>
                 <w:rPr>
                   <w:rFonts w:ascii="Arial" w:cs="Arial" w:eastAsia="Arial" w:hAnsi="Arial"/>
@@ -10462,7 +10462,7 @@
               <w:spacing w:after="10" w:before="0"/>
               <w:ind w:left="120"/>
             </w:pPr>
-            <w:hyperlink w:history="1" r:id="rIdyiiukx6qqjuzsc3_h2rlu">
+            <w:hyperlink w:history="1" r:id="rIdbvdn9b5ltp_zrm310gfig">
               <w:r>
                 <w:rPr>
                   <w:rFonts w:ascii="Arial" w:cs="Arial" w:eastAsia="Arial" w:hAnsi="Arial"/>
@@ -10974,7 +10974,7 @@
         </w:rPr>
         <w:t xml:space="preserve">© 2026 SeaVuria and ARES. Aligned with KICD objectives. Developed by SeaVuria; technical implementation by ARES (with AI assistance from Claude). Licensed under </w:t>
       </w:r>
-      <w:hyperlink w:history="1" r:id="rId-ikh8g5lofs7felyb9mug">
+      <w:hyperlink w:history="1" r:id="rId6mo2dtokdtw4zsfru20fx">
         <w:r>
           <w:rPr>
             <w:rFonts w:ascii="Arial" w:cs="Arial" w:eastAsia="Arial" w:hAnsi="Arial"/>
@@ -10995,7 +10995,7 @@
         </w:rPr>
         <w:t xml:space="preserve"> (</w:t>
       </w:r>
-      <w:hyperlink w:history="1" r:id="rIdizre5bdgdwkxkotw396zn">
+      <w:hyperlink w:history="1" r:id="rIdcclbjibrdoc7j0brsnx3k">
         <w:r>
           <w:rPr>
             <w:rFonts w:ascii="Arial" w:cs="Arial" w:eastAsia="Arial" w:hAnsi="Arial"/>
@@ -12008,7 +12008,7 @@
             <w:pPr>
               <w:spacing w:after="20" w:before="0"/>
             </w:pPr>
-            <w:hyperlink w:history="1" r:id="rIdvtq3byv8ublso6sw2d9kt">
+            <w:hyperlink w:history="1" r:id="rIdh0cit_tibsa5k2w-9-vkj">
               <w:r>
                 <w:rPr>
                   <w:rFonts w:ascii="Arial" w:cs="Arial" w:eastAsia="Arial" w:hAnsi="Arial"/>
@@ -12041,7 +12041,7 @@
               <w:spacing w:after="10" w:before="0"/>
               <w:ind w:left="120"/>
             </w:pPr>
-            <w:hyperlink w:history="1" r:id="rId92xvuwnec8g1nwmysa_lx">
+            <w:hyperlink w:history="1" r:id="rIddwyhdvjkgx4z8emxiungq">
               <w:r>
                 <w:rPr>
                   <w:rFonts w:ascii="Arial" w:cs="Arial" w:eastAsia="Arial" w:hAnsi="Arial"/>
@@ -12086,7 +12086,7 @@
             <w:pPr>
               <w:spacing w:after="20" w:before="0"/>
             </w:pPr>
-            <w:hyperlink w:history="1" r:id="rIdrnoo5afwn8cccber9f3mk">
+            <w:hyperlink w:history="1" r:id="rId91pc_wu4316m2lwaukmru">
               <w:r>
                 <w:rPr>
                   <w:rFonts w:ascii="Arial" w:cs="Arial" w:eastAsia="Arial" w:hAnsi="Arial"/>
@@ -12119,7 +12119,7 @@
               <w:spacing w:after="10" w:before="0"/>
               <w:ind w:left="120"/>
             </w:pPr>
-            <w:hyperlink w:history="1" r:id="rId2uklyaoifthp0skhwphzv">
+            <w:hyperlink w:history="1" r:id="rIdxdsholpnlk5xxb-5cc1yt">
               <w:r>
                 <w:rPr>
                   <w:rFonts w:ascii="Arial" w:cs="Arial" w:eastAsia="Arial" w:hAnsi="Arial"/>
@@ -12314,7 +12314,7 @@
             <w:pPr>
               <w:spacing w:after="20" w:before="0"/>
             </w:pPr>
-            <w:hyperlink w:history="1" r:id="rIdweyzqfnxspey9uopsvi44">
+            <w:hyperlink w:history="1" r:id="rIdeblrduysrd71yxohaelhn">
               <w:r>
                 <w:rPr>
                   <w:rFonts w:ascii="Arial" w:cs="Arial" w:eastAsia="Arial" w:hAnsi="Arial"/>
@@ -12347,7 +12347,7 @@
               <w:spacing w:after="10" w:before="0"/>
               <w:ind w:left="120"/>
             </w:pPr>
-            <w:hyperlink w:history="1" r:id="rIdruto4sbr33gmajhfdhbzq">
+            <w:hyperlink w:history="1" r:id="rId4bxdtt8tzqum8jbrlw6z2">
               <w:r>
                 <w:rPr>
                   <w:rFonts w:ascii="Arial" w:cs="Arial" w:eastAsia="Arial" w:hAnsi="Arial"/>
@@ -12392,7 +12392,7 @@
             <w:pPr>
               <w:spacing w:after="20" w:before="0"/>
             </w:pPr>
-            <w:hyperlink w:history="1" r:id="rId83uhl5dko0sh8hab1rmil">
+            <w:hyperlink w:history="1" r:id="rIdgrnr--y6ep65crlaqlvha">
               <w:r>
                 <w:rPr>
                   <w:rFonts w:ascii="Arial" w:cs="Arial" w:eastAsia="Arial" w:hAnsi="Arial"/>
@@ -12425,7 +12425,7 @@
               <w:spacing w:after="10" w:before="0"/>
               <w:ind w:left="120"/>
             </w:pPr>
-            <w:hyperlink w:history="1" r:id="rIdc63iyovtcsdnkwn3wqjvp">
+            <w:hyperlink w:history="1" r:id="rIdcl1gvepolivoqcn3lj2pm">
               <w:r>
                 <w:rPr>
                   <w:rFonts w:ascii="Arial" w:cs="Arial" w:eastAsia="Arial" w:hAnsi="Arial"/>
@@ -12620,7 +12620,7 @@
             <w:pPr>
               <w:spacing w:after="20" w:before="0"/>
             </w:pPr>
-            <w:hyperlink w:history="1" r:id="rIdculz-s-gjhljujlh6nahh">
+            <w:hyperlink w:history="1" r:id="rId_kuwbqzm8fakjgz0cfjbn">
               <w:r>
                 <w:rPr>
                   <w:rFonts w:ascii="Arial" w:cs="Arial" w:eastAsia="Arial" w:hAnsi="Arial"/>
@@ -12653,7 +12653,7 @@
               <w:spacing w:after="10" w:before="0"/>
               <w:ind w:left="120"/>
             </w:pPr>
-            <w:hyperlink w:history="1" r:id="rId5chv2qtq-4btt2afumy8b">
+            <w:hyperlink w:history="1" r:id="rIdatlsdkbvfuku9pgc2tmce">
               <w:r>
                 <w:rPr>
                   <w:rFonts w:ascii="Arial" w:cs="Arial" w:eastAsia="Arial" w:hAnsi="Arial"/>
@@ -12698,7 +12698,7 @@
             <w:pPr>
               <w:spacing w:after="20" w:before="0"/>
             </w:pPr>
-            <w:hyperlink w:history="1" r:id="rIdpvlvq4yikyvxiezx-0qlp">
+            <w:hyperlink w:history="1" r:id="rIdolsflzz_ncd2_jwtymv7j">
               <w:r>
                 <w:rPr>
                   <w:rFonts w:ascii="Arial" w:cs="Arial" w:eastAsia="Arial" w:hAnsi="Arial"/>
@@ -12731,7 +12731,7 @@
               <w:spacing w:after="10" w:before="0"/>
               <w:ind w:left="120"/>
             </w:pPr>
-            <w:hyperlink w:history="1" r:id="rIdyxtenv2g8gnjg074zia2a">
+            <w:hyperlink w:history="1" r:id="rId7luqbkuokk5jqisrtspud">
               <w:r>
                 <w:rPr>
                   <w:rFonts w:ascii="Arial" w:cs="Arial" w:eastAsia="Arial" w:hAnsi="Arial"/>
@@ -12926,7 +12926,7 @@
             <w:pPr>
               <w:spacing w:after="20" w:before="0"/>
             </w:pPr>
-            <w:hyperlink w:history="1" r:id="rIdnywxwhoitnijm-h5g4hn1">
+            <w:hyperlink w:history="1" r:id="rIdlbyeemb2p02iccczbne7g">
               <w:r>
                 <w:rPr>
                   <w:rFonts w:ascii="Arial" w:cs="Arial" w:eastAsia="Arial" w:hAnsi="Arial"/>
@@ -12959,7 +12959,7 @@
               <w:spacing w:after="10" w:before="0"/>
               <w:ind w:left="120"/>
             </w:pPr>
-            <w:hyperlink w:history="1" r:id="rIdbmgmlbbavoohpbgysfb-0">
+            <w:hyperlink w:history="1" r:id="rId8shsgemvbi6qm1d1m1m6g">
               <w:r>
                 <w:rPr>
                   <w:rFonts w:ascii="Arial" w:cs="Arial" w:eastAsia="Arial" w:hAnsi="Arial"/>
@@ -13004,7 +13004,7 @@
             <w:pPr>
               <w:spacing w:after="20" w:before="0"/>
             </w:pPr>
-            <w:hyperlink w:history="1" r:id="rIdqr9vvkeciozr6apq3gshw">
+            <w:hyperlink w:history="1" r:id="rIdkqsmscpi5j0r6gabttajf">
               <w:r>
                 <w:rPr>
                   <w:rFonts w:ascii="Arial" w:cs="Arial" w:eastAsia="Arial" w:hAnsi="Arial"/>
@@ -13037,7 +13037,7 @@
               <w:spacing w:after="10" w:before="0"/>
               <w:ind w:left="120"/>
             </w:pPr>
-            <w:hyperlink w:history="1" r:id="rId-pv-ysrjquiqpgfnck7if">
+            <w:hyperlink w:history="1" r:id="rIdmrnoazbjziwduxmfyy0kz">
               <w:r>
                 <w:rPr>
                   <w:rFonts w:ascii="Arial" w:cs="Arial" w:eastAsia="Arial" w:hAnsi="Arial"/>
@@ -13232,7 +13232,7 @@
             <w:pPr>
               <w:spacing w:after="20" w:before="0"/>
             </w:pPr>
-            <w:hyperlink w:history="1" r:id="rIdjrtb81o1anm1cy5yer4g9">
+            <w:hyperlink w:history="1" r:id="rId0byr4j1j0r_cblvnbgx1c">
               <w:r>
                 <w:rPr>
                   <w:rFonts w:ascii="Arial" w:cs="Arial" w:eastAsia="Arial" w:hAnsi="Arial"/>
@@ -13265,7 +13265,7 @@
               <w:spacing w:after="10" w:before="0"/>
               <w:ind w:left="120"/>
             </w:pPr>
-            <w:hyperlink w:history="1" r:id="rIdiic_lhkyuhkycmb30m-p1">
+            <w:hyperlink w:history="1" r:id="rId5b1odias_pcmac30c32eh">
               <w:r>
                 <w:rPr>
                   <w:rFonts w:ascii="Arial" w:cs="Arial" w:eastAsia="Arial" w:hAnsi="Arial"/>
@@ -13310,7 +13310,7 @@
             <w:pPr>
               <w:spacing w:after="20" w:before="0"/>
             </w:pPr>
-            <w:hyperlink w:history="1" r:id="rIdoe-viqo3sdpylsjcytn54">
+            <w:hyperlink w:history="1" r:id="rIdg_j0fostuaegc8hgkag2q">
               <w:r>
                 <w:rPr>
                   <w:rFonts w:ascii="Arial" w:cs="Arial" w:eastAsia="Arial" w:hAnsi="Arial"/>
@@ -13343,7 +13343,7 @@
               <w:spacing w:after="10" w:before="0"/>
               <w:ind w:left="120"/>
             </w:pPr>
-            <w:hyperlink w:history="1" r:id="rIdq4ww_vpwigfgqwjt_ycya">
+            <w:hyperlink w:history="1" r:id="rId5fj3hk9wi20buhdtbvrpo">
               <w:r>
                 <w:rPr>
                   <w:rFonts w:ascii="Arial" w:cs="Arial" w:eastAsia="Arial" w:hAnsi="Arial"/>
@@ -13855,7 +13855,7 @@
         </w:rPr>
         <w:t xml:space="preserve">© 2026 SeaVuria and ARES. Aligned with KICD objectives. Developed by SeaVuria; technical implementation by ARES (with AI assistance from Claude). Licensed under </w:t>
       </w:r>
-      <w:hyperlink w:history="1" r:id="rIdpuol06un4f0dhgtptqwfg">
+      <w:hyperlink w:history="1" r:id="rIdtfapmtd1okn0i038r-dt9">
         <w:r>
           <w:rPr>
             <w:rFonts w:ascii="Arial" w:cs="Arial" w:eastAsia="Arial" w:hAnsi="Arial"/>
@@ -13876,7 +13876,7 @@
         </w:rPr>
         <w:t xml:space="preserve"> (</w:t>
       </w:r>
-      <w:hyperlink w:history="1" r:id="rIdnmlymsw5pvqtd37kh5pgc">
+      <w:hyperlink w:history="1" r:id="rId9hlo3zlsgn0fikozigfrs">
         <w:r>
           <w:rPr>
             <w:rFonts w:ascii="Arial" w:cs="Arial" w:eastAsia="Arial" w:hAnsi="Arial"/>
@@ -14889,7 +14889,7 @@
             <w:pPr>
               <w:spacing w:after="20" w:before="0"/>
             </w:pPr>
-            <w:hyperlink w:history="1" r:id="rId6pq8upfyrtdzpsblclo-e">
+            <w:hyperlink w:history="1" r:id="rId7w5loqapb6sadwracjfxe">
               <w:r>
                 <w:rPr>
                   <w:rFonts w:ascii="Arial" w:cs="Arial" w:eastAsia="Arial" w:hAnsi="Arial"/>
@@ -14922,7 +14922,7 @@
               <w:spacing w:after="10" w:before="0"/>
               <w:ind w:left="120"/>
             </w:pPr>
-            <w:hyperlink w:history="1" r:id="rId7yh-2infwae1inbqtszrg">
+            <w:hyperlink w:history="1" r:id="rId_8zsmx6ixtvo97hxj_c29">
               <w:r>
                 <w:rPr>
                   <w:rFonts w:ascii="Arial" w:cs="Arial" w:eastAsia="Arial" w:hAnsi="Arial"/>
@@ -14967,7 +14967,7 @@
             <w:pPr>
               <w:spacing w:after="20" w:before="0"/>
             </w:pPr>
-            <w:hyperlink w:history="1" r:id="rId_t_4u_wxkde6-e5jeebse">
+            <w:hyperlink w:history="1" r:id="rId_pdwpn4mvaoetndwfvdgl">
               <w:r>
                 <w:rPr>
                   <w:rFonts w:ascii="Arial" w:cs="Arial" w:eastAsia="Arial" w:hAnsi="Arial"/>
@@ -15000,7 +15000,7 @@
               <w:spacing w:after="10" w:before="0"/>
               <w:ind w:left="120"/>
             </w:pPr>
-            <w:hyperlink w:history="1" r:id="rIdndauymy0xnytunrvcyyba">
+            <w:hyperlink w:history="1" r:id="rIdueu7s4f67dzssysach09y">
               <w:r>
                 <w:rPr>
                   <w:rFonts w:ascii="Arial" w:cs="Arial" w:eastAsia="Arial" w:hAnsi="Arial"/>
@@ -15195,7 +15195,7 @@
             <w:pPr>
               <w:spacing w:after="20" w:before="0"/>
             </w:pPr>
-            <w:hyperlink w:history="1" r:id="rIdfs430mivqvzyac57zvd-r">
+            <w:hyperlink w:history="1" r:id="rIddyrttq-n2fod21awpvanr">
               <w:r>
                 <w:rPr>
                   <w:rFonts w:ascii="Arial" w:cs="Arial" w:eastAsia="Arial" w:hAnsi="Arial"/>
@@ -15228,7 +15228,7 @@
               <w:spacing w:after="10" w:before="0"/>
               <w:ind w:left="120"/>
             </w:pPr>
-            <w:hyperlink w:history="1" r:id="rIdrpdd46pipmqddiovnec3e">
+            <w:hyperlink w:history="1" r:id="rIdfuedzpy1vvbs3xnae3fso">
               <w:r>
                 <w:rPr>
                   <w:rFonts w:ascii="Arial" w:cs="Arial" w:eastAsia="Arial" w:hAnsi="Arial"/>
@@ -15273,7 +15273,7 @@
             <w:pPr>
               <w:spacing w:after="20" w:before="0"/>
             </w:pPr>
-            <w:hyperlink w:history="1" r:id="rId9aqpn2ud3siwstm7p-fdr">
+            <w:hyperlink w:history="1" r:id="rIddnpdioc2uf3s7hehpymmn">
               <w:r>
                 <w:rPr>
                   <w:rFonts w:ascii="Arial" w:cs="Arial" w:eastAsia="Arial" w:hAnsi="Arial"/>
@@ -15306,7 +15306,7 @@
               <w:spacing w:after="10" w:before="0"/>
               <w:ind w:left="120"/>
             </w:pPr>
-            <w:hyperlink w:history="1" r:id="rIdbhk2_pg5p_bsxb4xo2gi8">
+            <w:hyperlink w:history="1" r:id="rIdeplajtmebua9tnvapt_ur">
               <w:r>
                 <w:rPr>
                   <w:rFonts w:ascii="Arial" w:cs="Arial" w:eastAsia="Arial" w:hAnsi="Arial"/>
@@ -15501,7 +15501,7 @@
             <w:pPr>
               <w:spacing w:after="20" w:before="0"/>
             </w:pPr>
-            <w:hyperlink w:history="1" r:id="rId2ntixnicbghzwpzwtidxz">
+            <w:hyperlink w:history="1" r:id="rIdvdxv2yhwbyjr6w6gytpjg">
               <w:r>
                 <w:rPr>
                   <w:rFonts w:ascii="Arial" w:cs="Arial" w:eastAsia="Arial" w:hAnsi="Arial"/>
@@ -15534,7 +15534,7 @@
               <w:spacing w:after="10" w:before="0"/>
               <w:ind w:left="120"/>
             </w:pPr>
-            <w:hyperlink w:history="1" r:id="rIdirvo_md067fwsddqv1ocv">
+            <w:hyperlink w:history="1" r:id="rId-osrygoyo2przd4wi1cva">
               <w:r>
                 <w:rPr>
                   <w:rFonts w:ascii="Arial" w:cs="Arial" w:eastAsia="Arial" w:hAnsi="Arial"/>
@@ -15579,7 +15579,7 @@
             <w:pPr>
               <w:spacing w:after="20" w:before="0"/>
             </w:pPr>
-            <w:hyperlink w:history="1" r:id="rIdcqjqdgnbutackfjccxjco">
+            <w:hyperlink w:history="1" r:id="rIdtt6q1bjd6rqod225xav8d">
               <w:r>
                 <w:rPr>
                   <w:rFonts w:ascii="Arial" w:cs="Arial" w:eastAsia="Arial" w:hAnsi="Arial"/>
@@ -15612,7 +15612,7 @@
               <w:spacing w:after="10" w:before="0"/>
               <w:ind w:left="120"/>
             </w:pPr>
-            <w:hyperlink w:history="1" r:id="rIdtisgchbvniyykxitudbwl">
+            <w:hyperlink w:history="1" r:id="rIdiby_j_zdzrpwtnn7vm2sk">
               <w:r>
                 <w:rPr>
                   <w:rFonts w:ascii="Arial" w:cs="Arial" w:eastAsia="Arial" w:hAnsi="Arial"/>
@@ -15807,7 +15807,7 @@
             <w:pPr>
               <w:spacing w:after="20" w:before="0"/>
             </w:pPr>
-            <w:hyperlink w:history="1" r:id="rId6jxiocb9h0ugmjykjhq0c">
+            <w:hyperlink w:history="1" r:id="rId_jikl4dxo7lcm2d6eagcm">
               <w:r>
                 <w:rPr>
                   <w:rFonts w:ascii="Arial" w:cs="Arial" w:eastAsia="Arial" w:hAnsi="Arial"/>
@@ -15840,7 +15840,7 @@
               <w:spacing w:after="10" w:before="0"/>
               <w:ind w:left="120"/>
             </w:pPr>
-            <w:hyperlink w:history="1" r:id="rIdhdeik4zggwnts0td_-spw">
+            <w:hyperlink w:history="1" r:id="rIddvemhntka2w-n__qta04r">
               <w:r>
                 <w:rPr>
                   <w:rFonts w:ascii="Arial" w:cs="Arial" w:eastAsia="Arial" w:hAnsi="Arial"/>
@@ -15885,7 +15885,7 @@
             <w:pPr>
               <w:spacing w:after="20" w:before="0"/>
             </w:pPr>
-            <w:hyperlink w:history="1" r:id="rIdie6qy5iexuisyktqzpyur">
+            <w:hyperlink w:history="1" r:id="rId0fjm_fqxzqzty6x63s-_o">
               <w:r>
                 <w:rPr>
                   <w:rFonts w:ascii="Arial" w:cs="Arial" w:eastAsia="Arial" w:hAnsi="Arial"/>
@@ -15918,7 +15918,7 @@
               <w:spacing w:after="10" w:before="0"/>
               <w:ind w:left="120"/>
             </w:pPr>
-            <w:hyperlink w:history="1" r:id="rIdshf8ffaifpqg8krvhzod2">
+            <w:hyperlink w:history="1" r:id="rId02dt3dnr0idplexjmxf8v">
               <w:r>
                 <w:rPr>
                   <w:rFonts w:ascii="Arial" w:cs="Arial" w:eastAsia="Arial" w:hAnsi="Arial"/>
@@ -16113,7 +16113,7 @@
             <w:pPr>
               <w:spacing w:after="20" w:before="0"/>
             </w:pPr>
-            <w:hyperlink w:history="1" r:id="rIdfea_ry5dg-kfwn64daspm">
+            <w:hyperlink w:history="1" r:id="rIddq6qxalrkjfo0llfwsjtm">
               <w:r>
                 <w:rPr>
                   <w:rFonts w:ascii="Arial" w:cs="Arial" w:eastAsia="Arial" w:hAnsi="Arial"/>
@@ -16146,7 +16146,7 @@
               <w:spacing w:after="10" w:before="0"/>
               <w:ind w:left="120"/>
             </w:pPr>
-            <w:hyperlink w:history="1" r:id="rIdcjaqqzszphs8frqo3isme">
+            <w:hyperlink w:history="1" r:id="rIdl4gv5wutmu1symzwrhegk">
               <w:r>
                 <w:rPr>
                   <w:rFonts w:ascii="Arial" w:cs="Arial" w:eastAsia="Arial" w:hAnsi="Arial"/>
@@ -16191,7 +16191,7 @@
             <w:pPr>
               <w:spacing w:after="20" w:before="0"/>
             </w:pPr>
-            <w:hyperlink w:history="1" r:id="rIda9vicz58vgcc7rvqenpj8">
+            <w:hyperlink w:history="1" r:id="rId9y1bentggisua-l-pu0zr">
               <w:r>
                 <w:rPr>
                   <w:rFonts w:ascii="Arial" w:cs="Arial" w:eastAsia="Arial" w:hAnsi="Arial"/>
@@ -16224,7 +16224,7 @@
               <w:spacing w:after="10" w:before="0"/>
               <w:ind w:left="120"/>
             </w:pPr>
-            <w:hyperlink w:history="1" r:id="rIdt-on8lpzyxnq0robm8dd4">
+            <w:hyperlink w:history="1" r:id="rIdjalffpdjzpb6cctcvjogs">
               <w:r>
                 <w:rPr>
                   <w:rFonts w:ascii="Arial" w:cs="Arial" w:eastAsia="Arial" w:hAnsi="Arial"/>
@@ -16736,7 +16736,7 @@
         </w:rPr>
         <w:t xml:space="preserve">© 2026 SeaVuria and ARES. Aligned with KICD objectives. Developed by SeaVuria; technical implementation by ARES (with AI assistance from Claude). Licensed under </w:t>
       </w:r>
-      <w:hyperlink w:history="1" r:id="rIdhhzkauxldez9doz3sllop">
+      <w:hyperlink w:history="1" r:id="rIdwsafhhd8howlc22ri4evt">
         <w:r>
           <w:rPr>
             <w:rFonts w:ascii="Arial" w:cs="Arial" w:eastAsia="Arial" w:hAnsi="Arial"/>
@@ -16757,7 +16757,7 @@
         </w:rPr>
         <w:t xml:space="preserve"> (</w:t>
       </w:r>
-      <w:hyperlink w:history="1" r:id="rIdnqvjrtrgirt-rdp2ssi2a">
+      <w:hyperlink w:history="1" r:id="rIdzprigfqu53_f35d4gmanm">
         <w:r>
           <w:rPr>
             <w:rFonts w:ascii="Arial" w:cs="Arial" w:eastAsia="Arial" w:hAnsi="Arial"/>
@@ -17770,7 +17770,7 @@
             <w:pPr>
               <w:spacing w:after="20" w:before="0"/>
             </w:pPr>
-            <w:hyperlink w:history="1" r:id="rId1x3ym6wlsidlavmx1iauv">
+            <w:hyperlink w:history="1" r:id="rIdxosi6utwgccqn9ezqc-o3">
               <w:r>
                 <w:rPr>
                   <w:rFonts w:ascii="Arial" w:cs="Arial" w:eastAsia="Arial" w:hAnsi="Arial"/>
@@ -17803,7 +17803,7 @@
               <w:spacing w:after="10" w:before="0"/>
               <w:ind w:left="120"/>
             </w:pPr>
-            <w:hyperlink w:history="1" r:id="rIdoi6zzvodjj4d6h7a3snh_">
+            <w:hyperlink w:history="1" r:id="rId3fjxpp5ciz07xjsxgut65">
               <w:r>
                 <w:rPr>
                   <w:rFonts w:ascii="Arial" w:cs="Arial" w:eastAsia="Arial" w:hAnsi="Arial"/>
@@ -17848,7 +17848,7 @@
             <w:pPr>
               <w:spacing w:after="20" w:before="0"/>
             </w:pPr>
-            <w:hyperlink w:history="1" r:id="rIdwdjnk5n4s3vpguxrt8ulz">
+            <w:hyperlink w:history="1" r:id="rId2jab12nhysawddljfisch">
               <w:r>
                 <w:rPr>
                   <w:rFonts w:ascii="Arial" w:cs="Arial" w:eastAsia="Arial" w:hAnsi="Arial"/>
@@ -17881,7 +17881,7 @@
               <w:spacing w:after="10" w:before="0"/>
               <w:ind w:left="120"/>
             </w:pPr>
-            <w:hyperlink w:history="1" r:id="rIdwbww_s7z8prndmgwswqmv">
+            <w:hyperlink w:history="1" r:id="rIdtg56kt2dbxgg3ogvhbsqw">
               <w:r>
                 <w:rPr>
                   <w:rFonts w:ascii="Arial" w:cs="Arial" w:eastAsia="Arial" w:hAnsi="Arial"/>
@@ -18076,7 +18076,7 @@
             <w:pPr>
               <w:spacing w:after="20" w:before="0"/>
             </w:pPr>
-            <w:hyperlink w:history="1" r:id="rId303wtuly5z-shvzjg6e9a">
+            <w:hyperlink w:history="1" r:id="rId0iypw7_idjlhyjkli2lrh">
               <w:r>
                 <w:rPr>
                   <w:rFonts w:ascii="Arial" w:cs="Arial" w:eastAsia="Arial" w:hAnsi="Arial"/>
@@ -18109,7 +18109,7 @@
               <w:spacing w:after="10" w:before="0"/>
               <w:ind w:left="120"/>
             </w:pPr>
-            <w:hyperlink w:history="1" r:id="rIdrklladzmvalrx-xg-toit">
+            <w:hyperlink w:history="1" r:id="rIdfomliptetvyxctle0pyh4">
               <w:r>
                 <w:rPr>
                   <w:rFonts w:ascii="Arial" w:cs="Arial" w:eastAsia="Arial" w:hAnsi="Arial"/>
@@ -18154,7 +18154,7 @@
             <w:pPr>
               <w:spacing w:after="20" w:before="0"/>
             </w:pPr>
-            <w:hyperlink w:history="1" r:id="rId6dwthn33ur-prt3_rxbk3">
+            <w:hyperlink w:history="1" r:id="rIdo_e4w4cnsjzayonqrgj1s">
               <w:r>
                 <w:rPr>
                   <w:rFonts w:ascii="Arial" w:cs="Arial" w:eastAsia="Arial" w:hAnsi="Arial"/>
@@ -18187,7 +18187,7 @@
               <w:spacing w:after="10" w:before="0"/>
               <w:ind w:left="120"/>
             </w:pPr>
-            <w:hyperlink w:history="1" r:id="rIdkcqugmxi4b3omrmgn5dft">
+            <w:hyperlink w:history="1" r:id="rIdram-luty7ivc2ifa8pdhh">
               <w:r>
                 <w:rPr>
                   <w:rFonts w:ascii="Arial" w:cs="Arial" w:eastAsia="Arial" w:hAnsi="Arial"/>
@@ -18382,7 +18382,7 @@
             <w:pPr>
               <w:spacing w:after="20" w:before="0"/>
             </w:pPr>
-            <w:hyperlink w:history="1" r:id="rIdbkkv5bfbbvuyw7rucj3cm">
+            <w:hyperlink w:history="1" r:id="rIdy-d10tjexwk4mex4o6fmr">
               <w:r>
                 <w:rPr>
                   <w:rFonts w:ascii="Arial" w:cs="Arial" w:eastAsia="Arial" w:hAnsi="Arial"/>
@@ -18415,7 +18415,7 @@
               <w:spacing w:after="10" w:before="0"/>
               <w:ind w:left="120"/>
             </w:pPr>
-            <w:hyperlink w:history="1" r:id="rIdbjy8eym4w-wbcwcer6age">
+            <w:hyperlink w:history="1" r:id="rIduuwfaunqyuvu3h7vgbze9">
               <w:r>
                 <w:rPr>
                   <w:rFonts w:ascii="Arial" w:cs="Arial" w:eastAsia="Arial" w:hAnsi="Arial"/>
@@ -18460,7 +18460,7 @@
             <w:pPr>
               <w:spacing w:after="20" w:before="0"/>
             </w:pPr>
-            <w:hyperlink w:history="1" r:id="rIdfwgn8prvzxeyuv5xzwaxa">
+            <w:hyperlink w:history="1" r:id="rId6utua9blfyn-wwobsrc2r">
               <w:r>
                 <w:rPr>
                   <w:rFonts w:ascii="Arial" w:cs="Arial" w:eastAsia="Arial" w:hAnsi="Arial"/>
@@ -18493,7 +18493,7 @@
               <w:spacing w:after="10" w:before="0"/>
               <w:ind w:left="120"/>
             </w:pPr>
-            <w:hyperlink w:history="1" r:id="rIdnqjjod91i_wicbfabyv1h">
+            <w:hyperlink w:history="1" r:id="rIdkluquu7tdcr0gdvavxeha">
               <w:r>
                 <w:rPr>
                   <w:rFonts w:ascii="Arial" w:cs="Arial" w:eastAsia="Arial" w:hAnsi="Arial"/>
@@ -18688,7 +18688,7 @@
             <w:pPr>
               <w:spacing w:after="20" w:before="0"/>
             </w:pPr>
-            <w:hyperlink w:history="1" r:id="rIddg1smntzvqdernf4e1hjv">
+            <w:hyperlink w:history="1" r:id="rIdttpw-94fyuiqc3-bphbef">
               <w:r>
                 <w:rPr>
                   <w:rFonts w:ascii="Arial" w:cs="Arial" w:eastAsia="Arial" w:hAnsi="Arial"/>
@@ -18721,7 +18721,7 @@
               <w:spacing w:after="10" w:before="0"/>
               <w:ind w:left="120"/>
             </w:pPr>
-            <w:hyperlink w:history="1" r:id="rIdvjoaptvrjag2h77vyiaff">
+            <w:hyperlink w:history="1" r:id="rIdf0cnrbxsp45bbyogtdkz6">
               <w:r>
                 <w:rPr>
                   <w:rFonts w:ascii="Arial" w:cs="Arial" w:eastAsia="Arial" w:hAnsi="Arial"/>
@@ -18766,7 +18766,7 @@
             <w:pPr>
               <w:spacing w:after="20" w:before="0"/>
             </w:pPr>
-            <w:hyperlink w:history="1" r:id="rId3kzcq21za_mfm_kati29v">
+            <w:hyperlink w:history="1" r:id="rIdtof6e0ji7c42ll-bb1ikf">
               <w:r>
                 <w:rPr>
                   <w:rFonts w:ascii="Arial" w:cs="Arial" w:eastAsia="Arial" w:hAnsi="Arial"/>
@@ -18799,7 +18799,7 @@
               <w:spacing w:after="10" w:before="0"/>
               <w:ind w:left="120"/>
             </w:pPr>
-            <w:hyperlink w:history="1" r:id="rId3rnatsv0zakcqcwkzvtjo">
+            <w:hyperlink w:history="1" r:id="rIddugjh4y_kacekogk4latq">
               <w:r>
                 <w:rPr>
                   <w:rFonts w:ascii="Arial" w:cs="Arial" w:eastAsia="Arial" w:hAnsi="Arial"/>
@@ -18994,7 +18994,7 @@
             <w:pPr>
               <w:spacing w:after="20" w:before="0"/>
             </w:pPr>
-            <w:hyperlink w:history="1" r:id="rIdds3mmavl-n4d7xdlt4drn">
+            <w:hyperlink w:history="1" r:id="rIddqww-q3e8pv_ag7golbd_">
               <w:r>
                 <w:rPr>
                   <w:rFonts w:ascii="Arial" w:cs="Arial" w:eastAsia="Arial" w:hAnsi="Arial"/>
@@ -19027,7 +19027,7 @@
               <w:spacing w:after="10" w:before="0"/>
               <w:ind w:left="120"/>
             </w:pPr>
-            <w:hyperlink w:history="1" r:id="rIdlcttsuj7jsoin0snrcpxt">
+            <w:hyperlink w:history="1" r:id="rIdlfbpal2hvknbw5je4-3ky">
               <w:r>
                 <w:rPr>
                   <w:rFonts w:ascii="Arial" w:cs="Arial" w:eastAsia="Arial" w:hAnsi="Arial"/>
@@ -19072,7 +19072,7 @@
             <w:pPr>
               <w:spacing w:after="20" w:before="0"/>
             </w:pPr>
-            <w:hyperlink w:history="1" r:id="rIda-h94-2qza3sa2zb2ds6_">
+            <w:hyperlink w:history="1" r:id="rIdnozvdz6cooa8491z7i1hg">
               <w:r>
                 <w:rPr>
                   <w:rFonts w:ascii="Arial" w:cs="Arial" w:eastAsia="Arial" w:hAnsi="Arial"/>
@@ -19105,7 +19105,7 @@
               <w:spacing w:after="10" w:before="0"/>
               <w:ind w:left="120"/>
             </w:pPr>
-            <w:hyperlink w:history="1" r:id="rIdabmymjmoeeesj1wlgap0j">
+            <w:hyperlink w:history="1" r:id="rId7flq1sqlolnzrukbisuzt">
               <w:r>
                 <w:rPr>
                   <w:rFonts w:ascii="Arial" w:cs="Arial" w:eastAsia="Arial" w:hAnsi="Arial"/>
@@ -19617,7 +19617,7 @@
         </w:rPr>
         <w:t xml:space="preserve">© 2026 SeaVuria and ARES. Aligned with KICD objectives. Developed by SeaVuria; technical implementation by ARES (with AI assistance from Claude). Licensed under </w:t>
       </w:r>
-      <w:hyperlink w:history="1" r:id="rId60wrbrjko0fufx5iodrvs">
+      <w:hyperlink w:history="1" r:id="rIdssfxh8xcm-skz5ge86o6m">
         <w:r>
           <w:rPr>
             <w:rFonts w:ascii="Arial" w:cs="Arial" w:eastAsia="Arial" w:hAnsi="Arial"/>
@@ -19638,7 +19638,7 @@
         </w:rPr>
         <w:t xml:space="preserve"> (</w:t>
       </w:r>
-      <w:hyperlink w:history="1" r:id="rIdcqklixyte35pix33bsnqa">
+      <w:hyperlink w:history="1" r:id="rIdrek3q8pynretnw_er9g7a">
         <w:r>
           <w:rPr>
             <w:rFonts w:ascii="Arial" w:cs="Arial" w:eastAsia="Arial" w:hAnsi="Arial"/>
@@ -20651,7 +20651,7 @@
             <w:pPr>
               <w:spacing w:after="20" w:before="0"/>
             </w:pPr>
-            <w:hyperlink w:history="1" r:id="rIdffzugzg55mjoboq65zefw">
+            <w:hyperlink w:history="1" r:id="rIdv-6mfbeq2vx2jii_0ynqz">
               <w:r>
                 <w:rPr>
                   <w:rFonts w:ascii="Arial" w:cs="Arial" w:eastAsia="Arial" w:hAnsi="Arial"/>
@@ -20684,7 +20684,7 @@
               <w:spacing w:after="10" w:before="0"/>
               <w:ind w:left="120"/>
             </w:pPr>
-            <w:hyperlink w:history="1" r:id="rIdggk_xxxgbvsst_raekq5e">
+            <w:hyperlink w:history="1" r:id="rIdji-c4ifd8lrlbszplcw2w">
               <w:r>
                 <w:rPr>
                   <w:rFonts w:ascii="Arial" w:cs="Arial" w:eastAsia="Arial" w:hAnsi="Arial"/>
@@ -20729,7 +20729,7 @@
             <w:pPr>
               <w:spacing w:after="20" w:before="0"/>
             </w:pPr>
-            <w:hyperlink w:history="1" r:id="rIdm34wptwm4t2xqajn5ix2l">
+            <w:hyperlink w:history="1" r:id="rIdh9_xw1jhf3tqbr1e4vowf">
               <w:r>
                 <w:rPr>
                   <w:rFonts w:ascii="Arial" w:cs="Arial" w:eastAsia="Arial" w:hAnsi="Arial"/>
@@ -20762,7 +20762,7 @@
               <w:spacing w:after="10" w:before="0"/>
               <w:ind w:left="120"/>
             </w:pPr>
-            <w:hyperlink w:history="1" r:id="rIde3olndbsxvezkkddjgw3_">
+            <w:hyperlink w:history="1" r:id="rId9ts7-yrnozsfihj1vtoh0">
               <w:r>
                 <w:rPr>
                   <w:rFonts w:ascii="Arial" w:cs="Arial" w:eastAsia="Arial" w:hAnsi="Arial"/>
@@ -20957,7 +20957,7 @@
             <w:pPr>
               <w:spacing w:after="20" w:before="0"/>
             </w:pPr>
-            <w:hyperlink w:history="1" r:id="rIdl1-lqn9mjiizy3sywjtah">
+            <w:hyperlink w:history="1" r:id="rIdd1immuv_7g8gtoxov7dzn">
               <w:r>
                 <w:rPr>
                   <w:rFonts w:ascii="Arial" w:cs="Arial" w:eastAsia="Arial" w:hAnsi="Arial"/>
@@ -20990,7 +20990,7 @@
               <w:spacing w:after="10" w:before="0"/>
               <w:ind w:left="120"/>
             </w:pPr>
-            <w:hyperlink w:history="1" r:id="rIdxldvf6ezlokgxa6rcl5id">
+            <w:hyperlink w:history="1" r:id="rIdi__p0abr3kjzjk4uvstfe">
               <w:r>
                 <w:rPr>
                   <w:rFonts w:ascii="Arial" w:cs="Arial" w:eastAsia="Arial" w:hAnsi="Arial"/>
@@ -21035,7 +21035,7 @@
             <w:pPr>
               <w:spacing w:after="20" w:before="0"/>
             </w:pPr>
-            <w:hyperlink w:history="1" r:id="rId08ekk2a4smacqsqew0sfw">
+            <w:hyperlink w:history="1" r:id="rIdzqqsbejtmwcpvw6nwxrsd">
               <w:r>
                 <w:rPr>
                   <w:rFonts w:ascii="Arial" w:cs="Arial" w:eastAsia="Arial" w:hAnsi="Arial"/>
@@ -21068,7 +21068,7 @@
               <w:spacing w:after="10" w:before="0"/>
               <w:ind w:left="120"/>
             </w:pPr>
-            <w:hyperlink w:history="1" r:id="rIdgoc5qqzdnqz_sy0eivxx-">
+            <w:hyperlink w:history="1" r:id="rIduteysxwnvxmqy4j1bkm1q">
               <w:r>
                 <w:rPr>
                   <w:rFonts w:ascii="Arial" w:cs="Arial" w:eastAsia="Arial" w:hAnsi="Arial"/>
@@ -21529,7 +21529,7 @@
             <w:pPr>
               <w:spacing w:after="20" w:before="0"/>
             </w:pPr>
-            <w:hyperlink w:history="1" r:id="rIdh9rdp7c072tvmdqitjxni">
+            <w:hyperlink w:history="1" r:id="rIdoqizy7inv3dy-tod2qtqt">
               <w:r>
                 <w:rPr>
                   <w:rFonts w:ascii="Arial" w:cs="Arial" w:eastAsia="Arial" w:hAnsi="Arial"/>
@@ -21562,7 +21562,7 @@
               <w:spacing w:after="10" w:before="0"/>
               <w:ind w:left="120"/>
             </w:pPr>
-            <w:hyperlink w:history="1" r:id="rIdfjdrqo8qno9ks3rdysgxd">
+            <w:hyperlink w:history="1" r:id="rIdo8lmjwcisndhevybfv3iz">
               <w:r>
                 <w:rPr>
                   <w:rFonts w:ascii="Arial" w:cs="Arial" w:eastAsia="Arial" w:hAnsi="Arial"/>
@@ -21607,7 +21607,7 @@
             <w:pPr>
               <w:spacing w:after="20" w:before="0"/>
             </w:pPr>
-            <w:hyperlink w:history="1" r:id="rIdj-k0qkkxgcf8rzavv67xy">
+            <w:hyperlink w:history="1" r:id="rIdpgrkobj4fladzjws6b8la">
               <w:r>
                 <w:rPr>
                   <w:rFonts w:ascii="Arial" w:cs="Arial" w:eastAsia="Arial" w:hAnsi="Arial"/>
@@ -21640,7 +21640,7 @@
               <w:spacing w:after="10" w:before="0"/>
               <w:ind w:left="120"/>
             </w:pPr>
-            <w:hyperlink w:history="1" r:id="rIdo3o4dbrzqoyxtnvvnehhq">
+            <w:hyperlink w:history="1" r:id="rIdqtnm5mvn9csfyf5db08-m">
               <w:r>
                 <w:rPr>
                   <w:rFonts w:ascii="Arial" w:cs="Arial" w:eastAsia="Arial" w:hAnsi="Arial"/>
@@ -21873,7 +21873,7 @@
             <w:pPr>
               <w:spacing w:after="20" w:before="0"/>
             </w:pPr>
-            <w:hyperlink w:history="1" r:id="rIddlyosrdah_mxrzgfozrax">
+            <w:hyperlink w:history="1" r:id="rIdkalvwgh_f6wsz2pc0neyb">
               <w:r>
                 <w:rPr>
                   <w:rFonts w:ascii="Arial" w:cs="Arial" w:eastAsia="Arial" w:hAnsi="Arial"/>
@@ -21906,7 +21906,7 @@
               <w:spacing w:after="10" w:before="0"/>
               <w:ind w:left="120"/>
             </w:pPr>
-            <w:hyperlink w:history="1" r:id="rIdowpssww85_m2ph7ym-38g">
+            <w:hyperlink w:history="1" r:id="rIdxpuhra2g5venh0mikhkts">
               <w:r>
                 <w:rPr>
                   <w:rFonts w:ascii="Arial" w:cs="Arial" w:eastAsia="Arial" w:hAnsi="Arial"/>
@@ -21951,7 +21951,7 @@
             <w:pPr>
               <w:spacing w:after="20" w:before="0"/>
             </w:pPr>
-            <w:hyperlink w:history="1" r:id="rIdzuf61s2nssrxcojo-l1m-">
+            <w:hyperlink w:history="1" r:id="rId4oqpy5iowgmfznkb53uet">
               <w:r>
                 <w:rPr>
                   <w:rFonts w:ascii="Arial" w:cs="Arial" w:eastAsia="Arial" w:hAnsi="Arial"/>
@@ -21984,7 +21984,7 @@
               <w:spacing w:after="10" w:before="0"/>
               <w:ind w:left="120"/>
             </w:pPr>
-            <w:hyperlink w:history="1" r:id="rIdurve5gkp7cshhxjr2xrl8">
+            <w:hyperlink w:history="1" r:id="rIdyrrmt3th9z9fndrsbh8de">
               <w:r>
                 <w:rPr>
                   <w:rFonts w:ascii="Arial" w:cs="Arial" w:eastAsia="Arial" w:hAnsi="Arial"/>
@@ -22179,7 +22179,7 @@
             <w:pPr>
               <w:spacing w:after="20" w:before="0"/>
             </w:pPr>
-            <w:hyperlink w:history="1" r:id="rIdyf7h-tffwekhwuugd8_a0">
+            <w:hyperlink w:history="1" r:id="rIdwvu8ry_4jlwyl7f06cp1q">
               <w:r>
                 <w:rPr>
                   <w:rFonts w:ascii="Arial" w:cs="Arial" w:eastAsia="Arial" w:hAnsi="Arial"/>
@@ -22212,7 +22212,7 @@
               <w:spacing w:after="10" w:before="0"/>
               <w:ind w:left="120"/>
             </w:pPr>
-            <w:hyperlink w:history="1" r:id="rIdqlo8wkfkxrzun-_wt-unq">
+            <w:hyperlink w:history="1" r:id="rIdhbhfrl2k-bmxa6gbcsbg0">
               <w:r>
                 <w:rPr>
                   <w:rFonts w:ascii="Arial" w:cs="Arial" w:eastAsia="Arial" w:hAnsi="Arial"/>
@@ -22257,7 +22257,7 @@
             <w:pPr>
               <w:spacing w:after="20" w:before="0"/>
             </w:pPr>
-            <w:hyperlink w:history="1" r:id="rIdbubwq01qyiu7k2uks1uqa">
+            <w:hyperlink w:history="1" r:id="rIdtu03_qzwbwfnxsnosvrfz">
               <w:r>
                 <w:rPr>
                   <w:rFonts w:ascii="Arial" w:cs="Arial" w:eastAsia="Arial" w:hAnsi="Arial"/>
@@ -22290,7 +22290,7 @@
               <w:spacing w:after="10" w:before="0"/>
               <w:ind w:left="120"/>
             </w:pPr>
-            <w:hyperlink w:history="1" r:id="rIdlftj6dpzsqqdntrab5q0u">
+            <w:hyperlink w:history="1" r:id="rIdqhipo028zudonwflxsxw8">
               <w:r>
                 <w:rPr>
                   <w:rFonts w:ascii="Arial" w:cs="Arial" w:eastAsia="Arial" w:hAnsi="Arial"/>
@@ -22897,7 +22897,7 @@
         </w:rPr>
         <w:t xml:space="preserve">© 2026 SeaVuria and ARES. Aligned with KICD objectives. Developed by SeaVuria; technical implementation by ARES (with AI assistance from Claude). Licensed under </w:t>
       </w:r>
-      <w:hyperlink w:history="1" r:id="rIdwwsbyc73j8wziziz7iks2">
+      <w:hyperlink w:history="1" r:id="rIdxz0ejcunbwttzsvbgejyd">
         <w:r>
           <w:rPr>
             <w:rFonts w:ascii="Arial" w:cs="Arial" w:eastAsia="Arial" w:hAnsi="Arial"/>
@@ -22918,7 +22918,7 @@
         </w:rPr>
         <w:t xml:space="preserve"> (</w:t>
       </w:r>
-      <w:hyperlink w:history="1" r:id="rIdng6-bwpsxnnxcfntdw24o">
+      <w:hyperlink w:history="1" r:id="rIdnbfhof4dlwhcolevdxxsj">
         <w:r>
           <w:rPr>
             <w:rFonts w:ascii="Arial" w:cs="Arial" w:eastAsia="Arial" w:hAnsi="Arial"/>
@@ -24071,7 +24071,7 @@
               <w:spacing w:after="10" w:before="0"/>
               <w:ind w:left="120"/>
             </w:pPr>
-            <w:hyperlink w:history="1" r:id="rIdnpjab1re6nd-4ph7vjndr">
+            <w:hyperlink w:history="1" r:id="rIdzai3r_nfbn_rbcu1wchwd">
               <w:r>
                 <w:rPr>
                   <w:rFonts w:ascii="Arial" w:cs="Arial" w:eastAsia="Arial" w:hAnsi="Arial"/>
@@ -24148,7 +24148,7 @@
               <w:spacing w:after="10" w:before="0"/>
               <w:ind w:left="120"/>
             </w:pPr>
-            <w:hyperlink w:history="1" r:id="rIdjcewier4npsenrt5p8ttp">
+            <w:hyperlink w:history="1" r:id="rIdzpg-rjhbcdakauwgvoys5">
               <w:r>
                 <w:rPr>
                   <w:rFonts w:ascii="Arial" w:cs="Arial" w:eastAsia="Arial" w:hAnsi="Arial"/>
@@ -24375,7 +24375,7 @@
               <w:spacing w:after="10" w:before="0"/>
               <w:ind w:left="120"/>
             </w:pPr>
-            <w:hyperlink w:history="1" r:id="rIdg5txdv6vx164ssy_f_d0v">
+            <w:hyperlink w:history="1" r:id="rIdwix5ibqur3qpj6aworfgg">
               <w:r>
                 <w:rPr>
                   <w:rFonts w:ascii="Arial" w:cs="Arial" w:eastAsia="Arial" w:hAnsi="Arial"/>
@@ -24452,7 +24452,7 @@
               <w:spacing w:after="10" w:before="0"/>
               <w:ind w:left="120"/>
             </w:pPr>
-            <w:hyperlink w:history="1" r:id="rIdddnevvei1f-5ras9kjdu-">
+            <w:hyperlink w:history="1" r:id="rIdmjg0yksj_rolw9xr7w4gm">
               <w:r>
                 <w:rPr>
                   <w:rFonts w:ascii="Arial" w:cs="Arial" w:eastAsia="Arial" w:hAnsi="Arial"/>
@@ -24679,7 +24679,7 @@
               <w:spacing w:after="10" w:before="0"/>
               <w:ind w:left="120"/>
             </w:pPr>
-            <w:hyperlink w:history="1" r:id="rIdxgyeiqqxbeojkd2krwja2">
+            <w:hyperlink w:history="1" r:id="rId433ftqigxszrszh3sdfkb">
               <w:r>
                 <w:rPr>
                   <w:rFonts w:ascii="Arial" w:cs="Arial" w:eastAsia="Arial" w:hAnsi="Arial"/>
@@ -24756,7 +24756,7 @@
               <w:spacing w:after="10" w:before="0"/>
               <w:ind w:left="120"/>
             </w:pPr>
-            <w:hyperlink w:history="1" r:id="rIds9zy1583fjaaonlsnhmpg">
+            <w:hyperlink w:history="1" r:id="rIdk1majs2pc2olj_qrmnvrx">
               <w:r>
                 <w:rPr>
                   <w:rFonts w:ascii="Arial" w:cs="Arial" w:eastAsia="Arial" w:hAnsi="Arial"/>
@@ -24983,7 +24983,7 @@
               <w:spacing w:after="10" w:before="0"/>
               <w:ind w:left="120"/>
             </w:pPr>
-            <w:hyperlink w:history="1" r:id="rId49zwcgxkwm_gejwmkeg6p">
+            <w:hyperlink w:history="1" r:id="rIds2npwwvqmrfh0s6poe0sk">
               <w:r>
                 <w:rPr>
                   <w:rFonts w:ascii="Arial" w:cs="Arial" w:eastAsia="Arial" w:hAnsi="Arial"/>
@@ -25060,7 +25060,7 @@
               <w:spacing w:after="10" w:before="0"/>
               <w:ind w:left="120"/>
             </w:pPr>
-            <w:hyperlink w:history="1" r:id="rIdsnlsx0ljvqzt4bexh83li">
+            <w:hyperlink w:history="1" r:id="rIdox3qq1jnsobtatvz9loqc">
               <w:r>
                 <w:rPr>
                   <w:rFonts w:ascii="Arial" w:cs="Arial" w:eastAsia="Arial" w:hAnsi="Arial"/>
@@ -25287,7 +25287,7 @@
               <w:spacing w:after="10" w:before="0"/>
               <w:ind w:left="120"/>
             </w:pPr>
-            <w:hyperlink w:history="1" r:id="rIddzcxax4jrwmbmwl3vxoi1">
+            <w:hyperlink w:history="1" r:id="rIdwnxm2g0udmqss1vxpwd1u">
               <w:r>
                 <w:rPr>
                   <w:rFonts w:ascii="Arial" w:cs="Arial" w:eastAsia="Arial" w:hAnsi="Arial"/>
@@ -25364,7 +25364,7 @@
               <w:spacing w:after="10" w:before="0"/>
               <w:ind w:left="120"/>
             </w:pPr>
-            <w:hyperlink w:history="1" r:id="rIdov42rdirzepcsjjqyvx06">
+            <w:hyperlink w:history="1" r:id="rIdxcxs6rhbreknjrp0fj0oc">
               <w:r>
                 <w:rPr>
                   <w:rFonts w:ascii="Arial" w:cs="Arial" w:eastAsia="Arial" w:hAnsi="Arial"/>
@@ -25891,7 +25891,7 @@
         </w:rPr>
         <w:t xml:space="preserve">© 2026 SeaVuria and ARES. Aligned with KICD objectives. Developed by SeaVuria; technical implementation by ARES (with AI assistance from Claude). Licensed under </w:t>
       </w:r>
-      <w:hyperlink w:history="1" r:id="rIdasj4jlyh0pg-o19y9pms8">
+      <w:hyperlink w:history="1" r:id="rIdjtoajsi7yfbehiwmq_kzx">
         <w:r>
           <w:rPr>
             <w:rFonts w:ascii="Arial" w:cs="Arial" w:eastAsia="Arial" w:hAnsi="Arial"/>
@@ -25912,7 +25912,7 @@
         </w:rPr>
         <w:t xml:space="preserve"> (</w:t>
       </w:r>
-      <w:hyperlink w:history="1" r:id="rIdodcbzrmkifhz6sbbgqqsl">
+      <w:hyperlink w:history="1" r:id="rId2s9srcc28gmf6s8wcqikq">
         <w:r>
           <w:rPr>
             <w:rFonts w:ascii="Arial" w:cs="Arial" w:eastAsia="Arial" w:hAnsi="Arial"/>

--- a/data/outputs/v2/Core_Mathematics/SS2.6_Area_of_a_Part_of_a_Circle/Core_Mathematics_Area_of_a_Part_of_a_Circle_CBE_LessonSequence.docx
+++ b/data/outputs/v2/Core_Mathematics/SS2.6_Area_of_a_Part_of_a_Circle/Core_Mathematics_Area_of_a_Part_of_a_Circle_CBE_LessonSequence.docx
@@ -2323,7 +2323,7 @@
         </w:rPr>
         <w:t xml:space="preserve">© 2026 SeaVuria and ARES. This work is licensed under a </w:t>
       </w:r>
-      <w:hyperlink w:history="1" r:id="rIdluplnm8yeu7x9o-eichxx">
+      <w:hyperlink w:history="1" r:id="rIdjkgrvibmbqrihssretzfc">
         <w:r>
           <w:rPr>
             <w:rFonts w:ascii="Arial" w:cs="Arial" w:eastAsia="Arial" w:hAnsi="Arial"/>
@@ -2343,7 +2343,7 @@
         </w:rPr>
         <w:t xml:space="preserve"> (</w:t>
       </w:r>
-      <w:hyperlink w:history="1" r:id="rIdma6ala6hla9ptx4jssonc">
+      <w:hyperlink w:history="1" r:id="rIdkt-cf3hafhtkaszkbvmuh">
         <w:r>
           <w:rPr>
             <w:rFonts w:ascii="Arial" w:cs="Arial" w:eastAsia="Arial" w:hAnsi="Arial"/>
@@ -2363,7 +2363,7 @@
         </w:rPr>
         <w:t xml:space="preserve">). To view a copy of this license, visit </w:t>
       </w:r>
-      <w:hyperlink w:history="1" r:id="rIddxx9uidfwvjukubk3cwr_">
+      <w:hyperlink w:history="1" r:id="rIdzq7znxvi33q7-yqotbhm7">
         <w:r>
           <w:rPr>
             <w:rFonts w:ascii="Arial" w:cs="Arial" w:eastAsia="Arial" w:hAnsi="Arial"/>
@@ -3375,7 +3375,7 @@
             <w:pPr>
               <w:spacing w:after="20" w:before="0"/>
             </w:pPr>
-            <w:hyperlink w:history="1" r:id="rIdeeqlsfg9ighxtiaxqrcgz">
+            <w:hyperlink w:history="1" r:id="rIdeasf-wsyvseqdbyyp3ixg">
               <w:r>
                 <w:rPr>
                   <w:rFonts w:ascii="Arial" w:cs="Arial" w:eastAsia="Arial" w:hAnsi="Arial"/>
@@ -3424,7 +3424,7 @@
               <w:spacing w:after="10" w:before="0"/>
               <w:ind w:left="120"/>
             </w:pPr>
-            <w:hyperlink w:history="1" r:id="rIduuzn-bwb0jgc1xdafnvoj">
+            <w:hyperlink w:history="1" r:id="rIdhlga5vtykyv1h_0ecq3rc">
               <w:r>
                 <w:rPr>
                   <w:rFonts w:ascii="Arial" w:cs="Arial" w:eastAsia="Arial" w:hAnsi="Arial"/>
@@ -3469,7 +3469,7 @@
             <w:pPr>
               <w:spacing w:after="20" w:before="0"/>
             </w:pPr>
-            <w:hyperlink w:history="1" r:id="rIdwexrihuib9e1ukdi3n9qb">
+            <w:hyperlink w:history="1" r:id="rIddld4llonprbfxuwvt3fqz">
               <w:r>
                 <w:rPr>
                   <w:rFonts w:ascii="Arial" w:cs="Arial" w:eastAsia="Arial" w:hAnsi="Arial"/>
@@ -3502,7 +3502,7 @@
               <w:spacing w:after="10" w:before="0"/>
               <w:ind w:left="120"/>
             </w:pPr>
-            <w:hyperlink w:history="1" r:id="rIdwc0ivjfeco2lb_gowhbsd">
+            <w:hyperlink w:history="1" r:id="rIdsijp0qstp92h-hyl4uuh2">
               <w:r>
                 <w:rPr>
                   <w:rFonts w:ascii="Arial" w:cs="Arial" w:eastAsia="Arial" w:hAnsi="Arial"/>
@@ -3697,7 +3697,7 @@
             <w:pPr>
               <w:spacing w:after="20" w:before="0"/>
             </w:pPr>
-            <w:hyperlink w:history="1" r:id="rIddpz_ppu8kcdflduu1zbaz">
+            <w:hyperlink w:history="1" r:id="rIdhr6o_1xqiolk4u_yll1eq">
               <w:r>
                 <w:rPr>
                   <w:rFonts w:ascii="Arial" w:cs="Arial" w:eastAsia="Arial" w:hAnsi="Arial"/>
@@ -3746,7 +3746,7 @@
               <w:spacing w:after="10" w:before="0"/>
               <w:ind w:left="120"/>
             </w:pPr>
-            <w:hyperlink w:history="1" r:id="rId3mjzwqa1fdnmnk6p3behu">
+            <w:hyperlink w:history="1" r:id="rId3t0ouj_qnebvhnls2xkpe">
               <w:r>
                 <w:rPr>
                   <w:rFonts w:ascii="Arial" w:cs="Arial" w:eastAsia="Arial" w:hAnsi="Arial"/>
@@ -3791,7 +3791,7 @@
             <w:pPr>
               <w:spacing w:after="20" w:before="0"/>
             </w:pPr>
-            <w:hyperlink w:history="1" r:id="rId4ypxmc1ftzegtaeick47o">
+            <w:hyperlink w:history="1" r:id="rId0jgmqqnpwola05zze-awi">
               <w:r>
                 <w:rPr>
                   <w:rFonts w:ascii="Arial" w:cs="Arial" w:eastAsia="Arial" w:hAnsi="Arial"/>
@@ -3824,7 +3824,7 @@
               <w:spacing w:after="10" w:before="0"/>
               <w:ind w:left="120"/>
             </w:pPr>
-            <w:hyperlink w:history="1" r:id="rIdb1zexw0tlbibwh6k7q-wc">
+            <w:hyperlink w:history="1" r:id="rId8oucv4zoisswiomiytzv5">
               <w:r>
                 <w:rPr>
                   <w:rFonts w:ascii="Arial" w:cs="Arial" w:eastAsia="Arial" w:hAnsi="Arial"/>
@@ -4019,7 +4019,7 @@
             <w:pPr>
               <w:spacing w:after="20" w:before="0"/>
             </w:pPr>
-            <w:hyperlink w:history="1" r:id="rIduqmavdq1yvjlm-qmrxpte">
+            <w:hyperlink w:history="1" r:id="rIdofmrys_rylyv7xmcpajv-">
               <w:r>
                 <w:rPr>
                   <w:rFonts w:ascii="Arial" w:cs="Arial" w:eastAsia="Arial" w:hAnsi="Arial"/>
@@ -4068,7 +4068,7 @@
               <w:spacing w:after="10" w:before="0"/>
               <w:ind w:left="120"/>
             </w:pPr>
-            <w:hyperlink w:history="1" r:id="rIdj07u8yqpo9gjliv2y_lxc">
+            <w:hyperlink w:history="1" r:id="rIdix3cl62lrf6y1kxgdrfb5">
               <w:r>
                 <w:rPr>
                   <w:rFonts w:ascii="Arial" w:cs="Arial" w:eastAsia="Arial" w:hAnsi="Arial"/>
@@ -4113,7 +4113,7 @@
             <w:pPr>
               <w:spacing w:after="20" w:before="0"/>
             </w:pPr>
-            <w:hyperlink w:history="1" r:id="rIdwmyexcmyc0zlh3x9t0icc">
+            <w:hyperlink w:history="1" r:id="rIdtb9uqhfspjmfdci8lsv2z">
               <w:r>
                 <w:rPr>
                   <w:rFonts w:ascii="Arial" w:cs="Arial" w:eastAsia="Arial" w:hAnsi="Arial"/>
@@ -4162,7 +4162,7 @@
               <w:spacing w:after="10" w:before="0"/>
               <w:ind w:left="120"/>
             </w:pPr>
-            <w:hyperlink w:history="1" r:id="rIdk3fxdjo37ps6i2c9quunj">
+            <w:hyperlink w:history="1" r:id="rIdkicvbe1ysl9-ck_rxak7u">
               <w:r>
                 <w:rPr>
                   <w:rFonts w:ascii="Arial" w:cs="Arial" w:eastAsia="Arial" w:hAnsi="Arial"/>
@@ -4357,7 +4357,7 @@
             <w:pPr>
               <w:spacing w:after="20" w:before="0"/>
             </w:pPr>
-            <w:hyperlink w:history="1" r:id="rIdpy6vzddxwkaii7zg4ejl3">
+            <w:hyperlink w:history="1" r:id="rIdo_v5qzwumrmj5oegtlgad">
               <w:r>
                 <w:rPr>
                   <w:rFonts w:ascii="Arial" w:cs="Arial" w:eastAsia="Arial" w:hAnsi="Arial"/>
@@ -4406,7 +4406,7 @@
               <w:spacing w:after="10" w:before="0"/>
               <w:ind w:left="120"/>
             </w:pPr>
-            <w:hyperlink w:history="1" r:id="rIdm3vunro_xnzkyysoap48d">
+            <w:hyperlink w:history="1" r:id="rIdfxkyrbtahoz2buhnur4uk">
               <w:r>
                 <w:rPr>
                   <w:rFonts w:ascii="Arial" w:cs="Arial" w:eastAsia="Arial" w:hAnsi="Arial"/>
@@ -4451,7 +4451,7 @@
             <w:pPr>
               <w:spacing w:after="20" w:before="0"/>
             </w:pPr>
-            <w:hyperlink w:history="1" r:id="rId8ib2vpdrmkhd-ozgegklr">
+            <w:hyperlink w:history="1" r:id="rIdwxxeibswa-gpi7rxgyssb">
               <w:r>
                 <w:rPr>
                   <w:rFonts w:ascii="Arial" w:cs="Arial" w:eastAsia="Arial" w:hAnsi="Arial"/>
@@ -4484,7 +4484,7 @@
               <w:spacing w:after="10" w:before="0"/>
               <w:ind w:left="120"/>
             </w:pPr>
-            <w:hyperlink w:history="1" r:id="rIdckovxawukktx0xvgrq6rt">
+            <w:hyperlink w:history="1" r:id="rIdaecw8hgykctbflsyuhpwy">
               <w:r>
                 <w:rPr>
                   <w:rFonts w:ascii="Arial" w:cs="Arial" w:eastAsia="Arial" w:hAnsi="Arial"/>
@@ -4679,7 +4679,7 @@
             <w:pPr>
               <w:spacing w:after="20" w:before="0"/>
             </w:pPr>
-            <w:hyperlink w:history="1" r:id="rIdn1owd26rvozbhoacwlr_m">
+            <w:hyperlink w:history="1" r:id="rIdncmjyiea0j3psc82llcb4">
               <w:r>
                 <w:rPr>
                   <w:rFonts w:ascii="Arial" w:cs="Arial" w:eastAsia="Arial" w:hAnsi="Arial"/>
@@ -4728,7 +4728,7 @@
               <w:spacing w:after="10" w:before="0"/>
               <w:ind w:left="120"/>
             </w:pPr>
-            <w:hyperlink w:history="1" r:id="rIdhezdkps50-rex41exq8gr">
+            <w:hyperlink w:history="1" r:id="rIdfueuk_9fwp7n4tjsvme4s">
               <w:r>
                 <w:rPr>
                   <w:rFonts w:ascii="Arial" w:cs="Arial" w:eastAsia="Arial" w:hAnsi="Arial"/>
@@ -4773,7 +4773,7 @@
             <w:pPr>
               <w:spacing w:after="20" w:before="0"/>
             </w:pPr>
-            <w:hyperlink w:history="1" r:id="rIdv8p-rjntocem2rznarohb">
+            <w:hyperlink w:history="1" r:id="rIdb_15rhkgpswdxvc_3uc0l">
               <w:r>
                 <w:rPr>
                   <w:rFonts w:ascii="Arial" w:cs="Arial" w:eastAsia="Arial" w:hAnsi="Arial"/>
@@ -4806,7 +4806,7 @@
               <w:spacing w:after="10" w:before="0"/>
               <w:ind w:left="120"/>
             </w:pPr>
-            <w:hyperlink w:history="1" r:id="rIdqmizfcaolr_-imoth8ybt">
+            <w:hyperlink w:history="1" r:id="rIdh7eclexdtdrlwllp0gmdc">
               <w:r>
                 <w:rPr>
                   <w:rFonts w:ascii="Arial" w:cs="Arial" w:eastAsia="Arial" w:hAnsi="Arial"/>
@@ -5318,7 +5318,7 @@
         </w:rPr>
         <w:t xml:space="preserve">© 2026 SeaVuria and ARES. Aligned with KICD objectives. Developed by SeaVuria; technical implementation by ARES (with AI assistance from Claude). Licensed under </w:t>
       </w:r>
-      <w:hyperlink w:history="1" r:id="rIddhrmydj1ewzdtit99spcx">
+      <w:hyperlink w:history="1" r:id="rIdjvomr_cskdum_cq7vjmou">
         <w:r>
           <w:rPr>
             <w:rFonts w:ascii="Arial" w:cs="Arial" w:eastAsia="Arial" w:hAnsi="Arial"/>
@@ -5339,7 +5339,7 @@
         </w:rPr>
         <w:t xml:space="preserve"> (</w:t>
       </w:r>
-      <w:hyperlink w:history="1" r:id="rIdy3hxnjjrmciuqznckme6d">
+      <w:hyperlink w:history="1" r:id="rIdr7ronygelvfs8fyf4frn4">
         <w:r>
           <w:rPr>
             <w:rFonts w:ascii="Arial" w:cs="Arial" w:eastAsia="Arial" w:hAnsi="Arial"/>
@@ -6352,7 +6352,7 @@
             <w:pPr>
               <w:spacing w:after="20" w:before="0"/>
             </w:pPr>
-            <w:hyperlink w:history="1" r:id="rIdfbxwetnt8rsck71c59x2r">
+            <w:hyperlink w:history="1" r:id="rId9pl1rifromtvtk5t6pdkw">
               <w:r>
                 <w:rPr>
                   <w:rFonts w:ascii="Arial" w:cs="Arial" w:eastAsia="Arial" w:hAnsi="Arial"/>
@@ -6385,7 +6385,7 @@
               <w:spacing w:after="10" w:before="0"/>
               <w:ind w:left="120"/>
             </w:pPr>
-            <w:hyperlink w:history="1" r:id="rIdvtu1bwjwuckspywy0t-5h">
+            <w:hyperlink w:history="1" r:id="rIdstp7zbwj2ft1wpawonxhi">
               <w:r>
                 <w:rPr>
                   <w:rFonts w:ascii="Arial" w:cs="Arial" w:eastAsia="Arial" w:hAnsi="Arial"/>
@@ -6430,7 +6430,7 @@
             <w:pPr>
               <w:spacing w:after="20" w:before="0"/>
             </w:pPr>
-            <w:hyperlink w:history="1" r:id="rIdyr4tyklvslygturehkksy">
+            <w:hyperlink w:history="1" r:id="rIdqjevxaaq_vg-hlbtj0y34">
               <w:r>
                 <w:rPr>
                   <w:rFonts w:ascii="Arial" w:cs="Arial" w:eastAsia="Arial" w:hAnsi="Arial"/>
@@ -6463,7 +6463,7 @@
               <w:spacing w:after="10" w:before="0"/>
               <w:ind w:left="120"/>
             </w:pPr>
-            <w:hyperlink w:history="1" r:id="rIduna4iofj-kxwag9ckks1o">
+            <w:hyperlink w:history="1" r:id="rIdsynwi2aa7cohs5pchr1jl">
               <w:r>
                 <w:rPr>
                   <w:rFonts w:ascii="Arial" w:cs="Arial" w:eastAsia="Arial" w:hAnsi="Arial"/>
@@ -6658,7 +6658,7 @@
             <w:pPr>
               <w:spacing w:after="20" w:before="0"/>
             </w:pPr>
-            <w:hyperlink w:history="1" r:id="rIdn6pljjsxk2opkrdt0s7wg">
+            <w:hyperlink w:history="1" r:id="rIdcjo0ijsbvjpozzt11qrhh">
               <w:r>
                 <w:rPr>
                   <w:rFonts w:ascii="Arial" w:cs="Arial" w:eastAsia="Arial" w:hAnsi="Arial"/>
@@ -6691,7 +6691,7 @@
               <w:spacing w:after="10" w:before="0"/>
               <w:ind w:left="120"/>
             </w:pPr>
-            <w:hyperlink w:history="1" r:id="rIdhluswh99ug3kfiuwo5icl">
+            <w:hyperlink w:history="1" r:id="rIdzvwqbjgtrqredqbqeewf9">
               <w:r>
                 <w:rPr>
                   <w:rFonts w:ascii="Arial" w:cs="Arial" w:eastAsia="Arial" w:hAnsi="Arial"/>
@@ -6736,7 +6736,7 @@
             <w:pPr>
               <w:spacing w:after="20" w:before="0"/>
             </w:pPr>
-            <w:hyperlink w:history="1" r:id="rId65xw2jam9xleoqqqo8s-m">
+            <w:hyperlink w:history="1" r:id="rIdkybrhnwihwgonlni2oiu6">
               <w:r>
                 <w:rPr>
                   <w:rFonts w:ascii="Arial" w:cs="Arial" w:eastAsia="Arial" w:hAnsi="Arial"/>
@@ -6769,7 +6769,7 @@
               <w:spacing w:after="10" w:before="0"/>
               <w:ind w:left="120"/>
             </w:pPr>
-            <w:hyperlink w:history="1" r:id="rId9ufnf2ktlzimtdtuqax9g">
+            <w:hyperlink w:history="1" r:id="rId_qciwzafdbjxlbqg75mxu">
               <w:r>
                 <w:rPr>
                   <w:rFonts w:ascii="Arial" w:cs="Arial" w:eastAsia="Arial" w:hAnsi="Arial"/>
@@ -6964,7 +6964,7 @@
             <w:pPr>
               <w:spacing w:after="20" w:before="0"/>
             </w:pPr>
-            <w:hyperlink w:history="1" r:id="rId-rqcwkmlyohissm7hljyg">
+            <w:hyperlink w:history="1" r:id="rIdksf_-xyiy6cgyj6ualyzj">
               <w:r>
                 <w:rPr>
                   <w:rFonts w:ascii="Arial" w:cs="Arial" w:eastAsia="Arial" w:hAnsi="Arial"/>
@@ -7013,7 +7013,7 @@
               <w:spacing w:after="10" w:before="0"/>
               <w:ind w:left="120"/>
             </w:pPr>
-            <w:hyperlink w:history="1" r:id="rIdta0en7usyattbdxbvuhvp">
+            <w:hyperlink w:history="1" r:id="rIdnohkkqqmjkyevhifo-obn">
               <w:r>
                 <w:rPr>
                   <w:rFonts w:ascii="Arial" w:cs="Arial" w:eastAsia="Arial" w:hAnsi="Arial"/>
@@ -7058,7 +7058,7 @@
             <w:pPr>
               <w:spacing w:after="20" w:before="0"/>
             </w:pPr>
-            <w:hyperlink w:history="1" r:id="rIdjkx9wiic-_jhe64_ynaek">
+            <w:hyperlink w:history="1" r:id="rIdnr1d3rdaclmg_-qwgvvqm">
               <w:r>
                 <w:rPr>
                   <w:rFonts w:ascii="Arial" w:cs="Arial" w:eastAsia="Arial" w:hAnsi="Arial"/>
@@ -7091,7 +7091,7 @@
               <w:spacing w:after="10" w:before="0"/>
               <w:ind w:left="120"/>
             </w:pPr>
-            <w:hyperlink w:history="1" r:id="rIdgohrzl4wmalfrq6mhqjqa">
+            <w:hyperlink w:history="1" r:id="rIdfl1ychnds63zkmf2jfmtv">
               <w:r>
                 <w:rPr>
                   <w:rFonts w:ascii="Arial" w:cs="Arial" w:eastAsia="Arial" w:hAnsi="Arial"/>
@@ -7286,7 +7286,7 @@
             <w:pPr>
               <w:spacing w:after="20" w:before="0"/>
             </w:pPr>
-            <w:hyperlink w:history="1" r:id="rId8we2zuqup5rjttvfwuo7l">
+            <w:hyperlink w:history="1" r:id="rIdgya0u5nhrkxaa0a4ysypq">
               <w:r>
                 <w:rPr>
                   <w:rFonts w:ascii="Arial" w:cs="Arial" w:eastAsia="Arial" w:hAnsi="Arial"/>
@@ -7319,7 +7319,7 @@
               <w:spacing w:after="10" w:before="0"/>
               <w:ind w:left="120"/>
             </w:pPr>
-            <w:hyperlink w:history="1" r:id="rIdrlc0wca1xiosgv6omeimo">
+            <w:hyperlink w:history="1" r:id="rIdvyu4vev0lfnheagsvvtvx">
               <w:r>
                 <w:rPr>
                   <w:rFonts w:ascii="Arial" w:cs="Arial" w:eastAsia="Arial" w:hAnsi="Arial"/>
@@ -7364,7 +7364,7 @@
             <w:pPr>
               <w:spacing w:after="20" w:before="0"/>
             </w:pPr>
-            <w:hyperlink w:history="1" r:id="rIdefak7rt-jxv_qvga5t9ef">
+            <w:hyperlink w:history="1" r:id="rIddd_mdhhbar51dq-sdzpyj">
               <w:r>
                 <w:rPr>
                   <w:rFonts w:ascii="Arial" w:cs="Arial" w:eastAsia="Arial" w:hAnsi="Arial"/>
@@ -7397,7 +7397,7 @@
               <w:spacing w:after="10" w:before="0"/>
               <w:ind w:left="120"/>
             </w:pPr>
-            <w:hyperlink w:history="1" r:id="rIdjry39clnkyk7foc8pjpqj">
+            <w:hyperlink w:history="1" r:id="rIdyeslczkunypfolcuroys_">
               <w:r>
                 <w:rPr>
                   <w:rFonts w:ascii="Arial" w:cs="Arial" w:eastAsia="Arial" w:hAnsi="Arial"/>
@@ -7592,7 +7592,7 @@
             <w:pPr>
               <w:spacing w:after="20" w:before="0"/>
             </w:pPr>
-            <w:hyperlink w:history="1" r:id="rIdkndfdjzq_tatfcqiojsl5">
+            <w:hyperlink w:history="1" r:id="rIdi3osgavlccjdviuhe1tli">
               <w:r>
                 <w:rPr>
                   <w:rFonts w:ascii="Arial" w:cs="Arial" w:eastAsia="Arial" w:hAnsi="Arial"/>
@@ -7625,7 +7625,7 @@
               <w:spacing w:after="10" w:before="0"/>
               <w:ind w:left="120"/>
             </w:pPr>
-            <w:hyperlink w:history="1" r:id="rIdtdlabsdfgo_6knt2cvqrd">
+            <w:hyperlink w:history="1" r:id="rId7-q-ci933lvoqqvar-wag">
               <w:r>
                 <w:rPr>
                   <w:rFonts w:ascii="Arial" w:cs="Arial" w:eastAsia="Arial" w:hAnsi="Arial"/>
@@ -7670,7 +7670,7 @@
             <w:pPr>
               <w:spacing w:after="20" w:before="0"/>
             </w:pPr>
-            <w:hyperlink w:history="1" r:id="rIdhkyi48ty0mwif3paromp5">
+            <w:hyperlink w:history="1" r:id="rId_6cmza2c4idkyeaubbz31">
               <w:r>
                 <w:rPr>
                   <w:rFonts w:ascii="Arial" w:cs="Arial" w:eastAsia="Arial" w:hAnsi="Arial"/>
@@ -7703,7 +7703,7 @@
               <w:spacing w:after="10" w:before="0"/>
               <w:ind w:left="120"/>
             </w:pPr>
-            <w:hyperlink w:history="1" r:id="rIdinrobzudp6rhd3kryzjr3">
+            <w:hyperlink w:history="1" r:id="rIdyrhsbw_yw_x36uq7nxooi">
               <w:r>
                 <w:rPr>
                   <w:rFonts w:ascii="Arial" w:cs="Arial" w:eastAsia="Arial" w:hAnsi="Arial"/>
@@ -8215,7 +8215,7 @@
         </w:rPr>
         <w:t xml:space="preserve">© 2026 SeaVuria and ARES. Aligned with KICD objectives. Developed by SeaVuria; technical implementation by ARES (with AI assistance from Claude). Licensed under </w:t>
       </w:r>
-      <w:hyperlink w:history="1" r:id="rIdyj14p3penn-osd9l2oyhk">
+      <w:hyperlink w:history="1" r:id="rId4iwuqnypqev5g_gggxq2u">
         <w:r>
           <w:rPr>
             <w:rFonts w:ascii="Arial" w:cs="Arial" w:eastAsia="Arial" w:hAnsi="Arial"/>
@@ -8236,7 +8236,7 @@
         </w:rPr>
         <w:t xml:space="preserve"> (</w:t>
       </w:r>
-      <w:hyperlink w:history="1" r:id="rIdwphg0zjp20mm8evtbqwoo">
+      <w:hyperlink w:history="1" r:id="rIdsgtbbqe9m8vlczhif8kfy">
         <w:r>
           <w:rPr>
             <w:rFonts w:ascii="Arial" w:cs="Arial" w:eastAsia="Arial" w:hAnsi="Arial"/>
@@ -9249,7 +9249,7 @@
             <w:pPr>
               <w:spacing w:after="20" w:before="0"/>
             </w:pPr>
-            <w:hyperlink w:history="1" r:id="rIdinnbej8siu_8mzp4t3p_j">
+            <w:hyperlink w:history="1" r:id="rId3h8ll1d6ubqjouepp3bhg">
               <w:r>
                 <w:rPr>
                   <w:rFonts w:ascii="Arial" w:cs="Arial" w:eastAsia="Arial" w:hAnsi="Arial"/>
@@ -9282,7 +9282,7 @@
               <w:spacing w:after="10" w:before="0"/>
               <w:ind w:left="120"/>
             </w:pPr>
-            <w:hyperlink w:history="1" r:id="rIdovkdapeabisxb9avyevbi">
+            <w:hyperlink w:history="1" r:id="rIdar8svp3brfwa-d0c_tmi-">
               <w:r>
                 <w:rPr>
                   <w:rFonts w:ascii="Arial" w:cs="Arial" w:eastAsia="Arial" w:hAnsi="Arial"/>
@@ -9327,7 +9327,7 @@
             <w:pPr>
               <w:spacing w:after="20" w:before="0"/>
             </w:pPr>
-            <w:hyperlink w:history="1" r:id="rIdpcwg0siayieenab74n7fu">
+            <w:hyperlink w:history="1" r:id="rId8ztdt8asy-rk-ltsrhqpu">
               <w:r>
                 <w:rPr>
                   <w:rFonts w:ascii="Arial" w:cs="Arial" w:eastAsia="Arial" w:hAnsi="Arial"/>
@@ -9360,7 +9360,7 @@
               <w:spacing w:after="10" w:before="0"/>
               <w:ind w:left="120"/>
             </w:pPr>
-            <w:hyperlink w:history="1" r:id="rIdtfekbxz77ezl1pgmwvqmg">
+            <w:hyperlink w:history="1" r:id="rIdgcbikbnpsht-3xlsd9paa">
               <w:r>
                 <w:rPr>
                   <w:rFonts w:ascii="Arial" w:cs="Arial" w:eastAsia="Arial" w:hAnsi="Arial"/>
@@ -9555,7 +9555,7 @@
             <w:pPr>
               <w:spacing w:after="20" w:before="0"/>
             </w:pPr>
-            <w:hyperlink w:history="1" r:id="rIdrflzvcz249eeysetebapc">
+            <w:hyperlink w:history="1" r:id="rIdlzrycty-z7oxqgu-eci-3">
               <w:r>
                 <w:rPr>
                   <w:rFonts w:ascii="Arial" w:cs="Arial" w:eastAsia="Arial" w:hAnsi="Arial"/>
@@ -9588,7 +9588,7 @@
               <w:spacing w:after="10" w:before="0"/>
               <w:ind w:left="120"/>
             </w:pPr>
-            <w:hyperlink w:history="1" r:id="rId3qhjrbinpwaohkostwwl8">
+            <w:hyperlink w:history="1" r:id="rIdzih4vmghbdju21wun8lvi">
               <w:r>
                 <w:rPr>
                   <w:rFonts w:ascii="Arial" w:cs="Arial" w:eastAsia="Arial" w:hAnsi="Arial"/>
@@ -9633,7 +9633,7 @@
             <w:pPr>
               <w:spacing w:after="20" w:before="0"/>
             </w:pPr>
-            <w:hyperlink w:history="1" r:id="rIdxldj5m2ihju-0ugeumow2">
+            <w:hyperlink w:history="1" r:id="rIdnwcwxdh1yrq7msmwy2xtn">
               <w:r>
                 <w:rPr>
                   <w:rFonts w:ascii="Arial" w:cs="Arial" w:eastAsia="Arial" w:hAnsi="Arial"/>
@@ -9666,7 +9666,7 @@
               <w:spacing w:after="10" w:before="0"/>
               <w:ind w:left="120"/>
             </w:pPr>
-            <w:hyperlink w:history="1" r:id="rIdrj8n1pwuvwqlcoub23i28">
+            <w:hyperlink w:history="1" r:id="rIdqdyecj6hkg5gvcowufwuj">
               <w:r>
                 <w:rPr>
                   <w:rFonts w:ascii="Arial" w:cs="Arial" w:eastAsia="Arial" w:hAnsi="Arial"/>
@@ -9861,7 +9861,7 @@
             <w:pPr>
               <w:spacing w:after="20" w:before="0"/>
             </w:pPr>
-            <w:hyperlink w:history="1" r:id="rIds0k9tk1rujy_zayr5rgsz">
+            <w:hyperlink w:history="1" r:id="rIdjiqr80blhfgbc2cuuwjdz">
               <w:r>
                 <w:rPr>
                   <w:rFonts w:ascii="Arial" w:cs="Arial" w:eastAsia="Arial" w:hAnsi="Arial"/>
@@ -9910,7 +9910,7 @@
               <w:spacing w:after="10" w:before="0"/>
               <w:ind w:left="120"/>
             </w:pPr>
-            <w:hyperlink w:history="1" r:id="rIdlzs3p9sloozkifgjkbu3q">
+            <w:hyperlink w:history="1" r:id="rIdaiuka5oxfctmxnemc1eib">
               <w:r>
                 <w:rPr>
                   <w:rFonts w:ascii="Arial" w:cs="Arial" w:eastAsia="Arial" w:hAnsi="Arial"/>
@@ -9955,7 +9955,7 @@
             <w:pPr>
               <w:spacing w:after="20" w:before="0"/>
             </w:pPr>
-            <w:hyperlink w:history="1" r:id="rIdizr6q9myrj4jke_i0tdsz">
+            <w:hyperlink w:history="1" r:id="rIdfo3v6rhxbpru8_39uvj8q">
               <w:r>
                 <w:rPr>
                   <w:rFonts w:ascii="Arial" w:cs="Arial" w:eastAsia="Arial" w:hAnsi="Arial"/>
@@ -10004,7 +10004,7 @@
               <w:spacing w:after="10" w:before="0"/>
               <w:ind w:left="120"/>
             </w:pPr>
-            <w:hyperlink w:history="1" r:id="rIdrsz95tzcuvewezt9o2vvs">
+            <w:hyperlink w:history="1" r:id="rIdaomux3seq0qx5fpiapig1">
               <w:r>
                 <w:rPr>
                   <w:rFonts w:ascii="Arial" w:cs="Arial" w:eastAsia="Arial" w:hAnsi="Arial"/>
@@ -10199,7 +10199,7 @@
             <w:pPr>
               <w:spacing w:after="20" w:before="0"/>
             </w:pPr>
-            <w:hyperlink w:history="1" r:id="rIdm294a1i1aoacpp9hnhxwn">
+            <w:hyperlink w:history="1" r:id="rIdwuiivg02equp3zcel7lvh">
               <w:r>
                 <w:rPr>
                   <w:rFonts w:ascii="Arial" w:cs="Arial" w:eastAsia="Arial" w:hAnsi="Arial"/>
@@ -10248,7 +10248,7 @@
               <w:spacing w:after="10" w:before="0"/>
               <w:ind w:left="120"/>
             </w:pPr>
-            <w:hyperlink w:history="1" r:id="rIdmzw55sx_eehydhi71fcvn">
+            <w:hyperlink w:history="1" r:id="rIdacxvnlaflwhunehefm2bh">
               <w:r>
                 <w:rPr>
                   <w:rFonts w:ascii="Arial" w:cs="Arial" w:eastAsia="Arial" w:hAnsi="Arial"/>
@@ -10293,7 +10293,7 @@
             <w:pPr>
               <w:spacing w:after="20" w:before="0"/>
             </w:pPr>
-            <w:hyperlink w:history="1" r:id="rId12fbgmykikjvx94wyqfxg">
+            <w:hyperlink w:history="1" r:id="rIdes4vbb6azdsltb12oc66a">
               <w:r>
                 <w:rPr>
                   <w:rFonts w:ascii="Arial" w:cs="Arial" w:eastAsia="Arial" w:hAnsi="Arial"/>
@@ -10342,7 +10342,7 @@
               <w:spacing w:after="10" w:before="0"/>
               <w:ind w:left="120"/>
             </w:pPr>
-            <w:hyperlink w:history="1" r:id="rIdz1uud6hmvmxz1-n4lhpqi">
+            <w:hyperlink w:history="1" r:id="rIdp17h1haeu0zkwlmbnguxi">
               <w:r>
                 <w:rPr>
                   <w:rFonts w:ascii="Arial" w:cs="Arial" w:eastAsia="Arial" w:hAnsi="Arial"/>
@@ -10537,7 +10537,7 @@
             <w:pPr>
               <w:spacing w:after="20" w:before="0"/>
             </w:pPr>
-            <w:hyperlink w:history="1" r:id="rIdewxvbp4fvn1h_fila_xiy">
+            <w:hyperlink w:history="1" r:id="rIdg0yepyscswiot-maocvo9">
               <w:r>
                 <w:rPr>
                   <w:rFonts w:ascii="Arial" w:cs="Arial" w:eastAsia="Arial" w:hAnsi="Arial"/>
@@ -10586,7 +10586,7 @@
               <w:spacing w:after="10" w:before="0"/>
               <w:ind w:left="120"/>
             </w:pPr>
-            <w:hyperlink w:history="1" r:id="rIdyspehmb204gvgvcxd33p5">
+            <w:hyperlink w:history="1" r:id="rIdklpntix4luzlwx6dqoqgw">
               <w:r>
                 <w:rPr>
                   <w:rFonts w:ascii="Arial" w:cs="Arial" w:eastAsia="Arial" w:hAnsi="Arial"/>
@@ -10631,7 +10631,7 @@
             <w:pPr>
               <w:spacing w:after="20" w:before="0"/>
             </w:pPr>
-            <w:hyperlink w:history="1" r:id="rIdbfuuvqmkjtwhbvmkqnlal">
+            <w:hyperlink w:history="1" r:id="rId_qvlxay-aieaevbvsvjbi">
               <w:r>
                 <w:rPr>
                   <w:rFonts w:ascii="Arial" w:cs="Arial" w:eastAsia="Arial" w:hAnsi="Arial"/>
@@ -10680,7 +10680,7 @@
               <w:spacing w:after="10" w:before="0"/>
               <w:ind w:left="120"/>
             </w:pPr>
-            <w:hyperlink w:history="1" r:id="rIdq_x0iyvi3velhzucea3mj">
+            <w:hyperlink w:history="1" r:id="rIdrhsbc1-52-n1mupli4so5">
               <w:r>
                 <w:rPr>
                   <w:rFonts w:ascii="Arial" w:cs="Arial" w:eastAsia="Arial" w:hAnsi="Arial"/>
@@ -11192,7 +11192,7 @@
         </w:rPr>
         <w:t xml:space="preserve">© 2026 SeaVuria and ARES. Aligned with KICD objectives. Developed by SeaVuria; technical implementation by ARES (with AI assistance from Claude). Licensed under </w:t>
       </w:r>
-      <w:hyperlink w:history="1" r:id="rIddfu0ip84xg0ev4yxu1due">
+      <w:hyperlink w:history="1" r:id="rId_vr2ccjkynfrgelu4f0fo">
         <w:r>
           <w:rPr>
             <w:rFonts w:ascii="Arial" w:cs="Arial" w:eastAsia="Arial" w:hAnsi="Arial"/>
@@ -11213,7 +11213,7 @@
         </w:rPr>
         <w:t xml:space="preserve"> (</w:t>
       </w:r>
-      <w:hyperlink w:history="1" r:id="rIdydom-5g-tlnh5ft3by6au">
+      <w:hyperlink w:history="1" r:id="rIdafld9gz7ugr-rxjwsccb4">
         <w:r>
           <w:rPr>
             <w:rFonts w:ascii="Arial" w:cs="Arial" w:eastAsia="Arial" w:hAnsi="Arial"/>
@@ -12226,7 +12226,7 @@
             <w:pPr>
               <w:spacing w:after="20" w:before="0"/>
             </w:pPr>
-            <w:hyperlink w:history="1" r:id="rIdmbhxoxxj50hlfs-rd6pwa">
+            <w:hyperlink w:history="1" r:id="rId960ddre13fexmeotzptou">
               <w:r>
                 <w:rPr>
                   <w:rFonts w:ascii="Arial" w:cs="Arial" w:eastAsia="Arial" w:hAnsi="Arial"/>
@@ -12275,7 +12275,7 @@
               <w:spacing w:after="10" w:before="0"/>
               <w:ind w:left="120"/>
             </w:pPr>
-            <w:hyperlink w:history="1" r:id="rIdmqok2e6knlrko8bmbcdnu">
+            <w:hyperlink w:history="1" r:id="rIdvrnf-qosrhbpptxyyown_">
               <w:r>
                 <w:rPr>
                   <w:rFonts w:ascii="Arial" w:cs="Arial" w:eastAsia="Arial" w:hAnsi="Arial"/>
@@ -12320,7 +12320,7 @@
             <w:pPr>
               <w:spacing w:after="20" w:before="0"/>
             </w:pPr>
-            <w:hyperlink w:history="1" r:id="rIdezf5pag1aw2wjrh3xj_98">
+            <w:hyperlink w:history="1" r:id="rIdaqswrpxh0nm7l2y0_wkz1">
               <w:r>
                 <w:rPr>
                   <w:rFonts w:ascii="Arial" w:cs="Arial" w:eastAsia="Arial" w:hAnsi="Arial"/>
@@ -12369,7 +12369,7 @@
               <w:spacing w:after="10" w:before="0"/>
               <w:ind w:left="120"/>
             </w:pPr>
-            <w:hyperlink w:history="1" r:id="rIdyfh1s_lcdlzykc-sbdes4">
+            <w:hyperlink w:history="1" r:id="rIdxrym0d3opekscsdtuhzhg">
               <w:r>
                 <w:rPr>
                   <w:rFonts w:ascii="Arial" w:cs="Arial" w:eastAsia="Arial" w:hAnsi="Arial"/>
@@ -12564,7 +12564,7 @@
             <w:pPr>
               <w:spacing w:after="20" w:before="0"/>
             </w:pPr>
-            <w:hyperlink w:history="1" r:id="rIdfouplfhwo8vmplhm_ieqx">
+            <w:hyperlink w:history="1" r:id="rIdojx8eetozgl6o53wtzk_l">
               <w:r>
                 <w:rPr>
                   <w:rFonts w:ascii="Arial" w:cs="Arial" w:eastAsia="Arial" w:hAnsi="Arial"/>
@@ -12613,7 +12613,7 @@
               <w:spacing w:after="10" w:before="0"/>
               <w:ind w:left="120"/>
             </w:pPr>
-            <w:hyperlink w:history="1" r:id="rIdtkr0djd_60dc3redakvsx">
+            <w:hyperlink w:history="1" r:id="rId2jddgqvfx3r2ehw-qejhs">
               <w:r>
                 <w:rPr>
                   <w:rFonts w:ascii="Arial" w:cs="Arial" w:eastAsia="Arial" w:hAnsi="Arial"/>
@@ -12658,7 +12658,7 @@
             <w:pPr>
               <w:spacing w:after="20" w:before="0"/>
             </w:pPr>
-            <w:hyperlink w:history="1" r:id="rIdpgjwdzbllkneodcqcbltd">
+            <w:hyperlink w:history="1" r:id="rIddvjtojoto5p5n0sbcwgqz">
               <w:r>
                 <w:rPr>
                   <w:rFonts w:ascii="Arial" w:cs="Arial" w:eastAsia="Arial" w:hAnsi="Arial"/>
@@ -12707,7 +12707,7 @@
               <w:spacing w:after="10" w:before="0"/>
               <w:ind w:left="120"/>
             </w:pPr>
-            <w:hyperlink w:history="1" r:id="rIdeokruhrscvunavozljohc">
+            <w:hyperlink w:history="1" r:id="rId8t_geian15fbz1ksmwqls">
               <w:r>
                 <w:rPr>
                   <w:rFonts w:ascii="Arial" w:cs="Arial" w:eastAsia="Arial" w:hAnsi="Arial"/>
@@ -12902,7 +12902,7 @@
             <w:pPr>
               <w:spacing w:after="20" w:before="0"/>
             </w:pPr>
-            <w:hyperlink w:history="1" r:id="rIdig4buhrhhg9muh87byn5t">
+            <w:hyperlink w:history="1" r:id="rIdocjwxsbcrcjmtlocesfmj">
               <w:r>
                 <w:rPr>
                   <w:rFonts w:ascii="Arial" w:cs="Arial" w:eastAsia="Arial" w:hAnsi="Arial"/>
@@ -12951,7 +12951,7 @@
               <w:spacing w:after="10" w:before="0"/>
               <w:ind w:left="120"/>
             </w:pPr>
-            <w:hyperlink w:history="1" r:id="rIdlhwystj1j5rbogwldcwmq">
+            <w:hyperlink w:history="1" r:id="rIdmx0tziund4jptwdjm5jjk">
               <w:r>
                 <w:rPr>
                   <w:rFonts w:ascii="Arial" w:cs="Arial" w:eastAsia="Arial" w:hAnsi="Arial"/>
@@ -12996,7 +12996,7 @@
             <w:pPr>
               <w:spacing w:after="20" w:before="0"/>
             </w:pPr>
-            <w:hyperlink w:history="1" r:id="rIdq0-d8vn-9--ismbyatbsk">
+            <w:hyperlink w:history="1" r:id="rIdkw9drnywkwfjsf5tkv7fr">
               <w:r>
                 <w:rPr>
                   <w:rFonts w:ascii="Arial" w:cs="Arial" w:eastAsia="Arial" w:hAnsi="Arial"/>
@@ -13045,7 +13045,7 @@
               <w:spacing w:after="10" w:before="0"/>
               <w:ind w:left="120"/>
             </w:pPr>
-            <w:hyperlink w:history="1" r:id="rIdtpg7vjof_66eer3ytsfur">
+            <w:hyperlink w:history="1" r:id="rIdor12-znksyxtvyctlujq5">
               <w:r>
                 <w:rPr>
                   <w:rFonts w:ascii="Arial" w:cs="Arial" w:eastAsia="Arial" w:hAnsi="Arial"/>
@@ -13240,7 +13240,7 @@
             <w:pPr>
               <w:spacing w:after="20" w:before="0"/>
             </w:pPr>
-            <w:hyperlink w:history="1" r:id="rIdacatimazkzuo2j4varohq">
+            <w:hyperlink w:history="1" r:id="rIdpksnaur-cu149zm5z9fp7">
               <w:r>
                 <w:rPr>
                   <w:rFonts w:ascii="Arial" w:cs="Arial" w:eastAsia="Arial" w:hAnsi="Arial"/>
@@ -13289,7 +13289,7 @@
               <w:spacing w:after="10" w:before="0"/>
               <w:ind w:left="120"/>
             </w:pPr>
-            <w:hyperlink w:history="1" r:id="rIdhmfbo2rcex1pne1b7i9z_">
+            <w:hyperlink w:history="1" r:id="rId1pct18rj5wpypstk4p9pu">
               <w:r>
                 <w:rPr>
                   <w:rFonts w:ascii="Arial" w:cs="Arial" w:eastAsia="Arial" w:hAnsi="Arial"/>
@@ -13334,7 +13334,7 @@
             <w:pPr>
               <w:spacing w:after="20" w:before="0"/>
             </w:pPr>
-            <w:hyperlink w:history="1" r:id="rIdip07kmoyysjq3ej8vn_i0">
+            <w:hyperlink w:history="1" r:id="rIducnuud1i4f_-odw2ahpy0">
               <w:r>
                 <w:rPr>
                   <w:rFonts w:ascii="Arial" w:cs="Arial" w:eastAsia="Arial" w:hAnsi="Arial"/>
@@ -13383,7 +13383,7 @@
               <w:spacing w:after="10" w:before="0"/>
               <w:ind w:left="120"/>
             </w:pPr>
-            <w:hyperlink w:history="1" r:id="rIdnztnzxnvkduh9m_sug2n6">
+            <w:hyperlink w:history="1" r:id="rId4wf2b3wgo7wpm0fg13we9">
               <w:r>
                 <w:rPr>
                   <w:rFonts w:ascii="Arial" w:cs="Arial" w:eastAsia="Arial" w:hAnsi="Arial"/>
@@ -13578,7 +13578,7 @@
             <w:pPr>
               <w:spacing w:after="20" w:before="0"/>
             </w:pPr>
-            <w:hyperlink w:history="1" r:id="rIdlxjx8maqjrpmfn1vdv_8t">
+            <w:hyperlink w:history="1" r:id="rIdoajpn5pmgljgujj3ixmde">
               <w:r>
                 <w:rPr>
                   <w:rFonts w:ascii="Arial" w:cs="Arial" w:eastAsia="Arial" w:hAnsi="Arial"/>
@@ -13627,7 +13627,7 @@
               <w:spacing w:after="10" w:before="0"/>
               <w:ind w:left="120"/>
             </w:pPr>
-            <w:hyperlink w:history="1" r:id="rIdcjwpvmyekpj76o5edk7ns">
+            <w:hyperlink w:history="1" r:id="rIdym2hxpdyh6ovnsspflo4_">
               <w:r>
                 <w:rPr>
                   <w:rFonts w:ascii="Arial" w:cs="Arial" w:eastAsia="Arial" w:hAnsi="Arial"/>
@@ -13672,7 +13672,7 @@
             <w:pPr>
               <w:spacing w:after="20" w:before="0"/>
             </w:pPr>
-            <w:hyperlink w:history="1" r:id="rId3uh88ablja-9oi_mebhv2">
+            <w:hyperlink w:history="1" r:id="rIdzmwtubvmbbao1sm8iav1k">
               <w:r>
                 <w:rPr>
                   <w:rFonts w:ascii="Arial" w:cs="Arial" w:eastAsia="Arial" w:hAnsi="Arial"/>
@@ -13721,7 +13721,7 @@
               <w:spacing w:after="10" w:before="0"/>
               <w:ind w:left="120"/>
             </w:pPr>
-            <w:hyperlink w:history="1" r:id="rIdjem7mh1sdr_i8a6z99tly">
+            <w:hyperlink w:history="1" r:id="rIdkjzrl4tv3yylzb9qh9kvr">
               <w:r>
                 <w:rPr>
                   <w:rFonts w:ascii="Arial" w:cs="Arial" w:eastAsia="Arial" w:hAnsi="Arial"/>
@@ -14233,7 +14233,7 @@
         </w:rPr>
         <w:t xml:space="preserve">© 2026 SeaVuria and ARES. Aligned with KICD objectives. Developed by SeaVuria; technical implementation by ARES (with AI assistance from Claude). Licensed under </w:t>
       </w:r>
-      <w:hyperlink w:history="1" r:id="rId3thi_zkjwb2c1ojdi_noq">
+      <w:hyperlink w:history="1" r:id="rId-sfrjxzk9zcgiefte9nok">
         <w:r>
           <w:rPr>
             <w:rFonts w:ascii="Arial" w:cs="Arial" w:eastAsia="Arial" w:hAnsi="Arial"/>
@@ -14254,7 +14254,7 @@
         </w:rPr>
         <w:t xml:space="preserve"> (</w:t>
       </w:r>
-      <w:hyperlink w:history="1" r:id="rIdat00oj4uty_zmoioflbgu">
+      <w:hyperlink w:history="1" r:id="rIde_kcvvpjodjysad0o7nbe">
         <w:r>
           <w:rPr>
             <w:rFonts w:ascii="Arial" w:cs="Arial" w:eastAsia="Arial" w:hAnsi="Arial"/>
@@ -14984,7 +14984,7 @@
                 <w:sz w:val="18"/>
                 <w:szCs w:val="18"/>
               </w:rPr>
-              <w:t xml:space="preserve">Learners begin by predicting how a chord divides a sector diagram of the Laikipia pivot field. Through a guided paper-folding and cut-out activity using circular discs, they physically separate a sector into a triangle and a curved segment, then measure and compare areas. Using their prior knowledge of sector area ((θ/360)πr²) and the triangle area formula (½r²sinθ) from Lesson 4 trigonometry connections, learners derive A_segment = (θ/360)πr² − ½r²sinθ. They then apply this formula to two Kenyan real-life contexts: (1) calculating the area of a circular hatch cover on a Turkana borehole that is cut by a straight locking bar (chord), and (2) finding the area of the curved region remaining when a straight cut is made across a sufuria lid of known diameter. The lesson closes with learners updating the Driving Question Board and revising their cumulative circle-decomposition model to include the segment.</w:t>
+              <w:t xml:space="preserve">Learners begin by predicting how a chord divides a sector diagram of the Laikipia pivot field. Through a guided paper-folding and cut-out activity using circular discs, they physically separate a sector into a triangle and a curved segment, then measure and compare areas. Using their prior knowledge of sector area ((θ/360)πr²) and the triangle area formula (½r²sinθ) from trigonometry, learners derive A_segment = (θ/360)πr² − ½r²sinθ. They then apply this formula to two Kenyan real-life contexts: (1) calculating the area of a circular hatch cover on a Turkana borehole that is cut by a straight locking bar (chord), and (2) finding the area of the curved region remaining when a straight cut is made across a sufuria lid of known diameter. The lesson closes with learners updating the Driving Question Board and revising their cumulative circle-decomposition model to include the segment.</w:t>
             </w:r>
           </w:p>
         </w:tc>
@@ -15267,7 +15267,7 @@
             <w:pPr>
               <w:spacing w:after="20" w:before="0"/>
             </w:pPr>
-            <w:hyperlink w:history="1" r:id="rIdmkzi3caxyj243j6rdssch">
+            <w:hyperlink w:history="1" r:id="rIda2bttwvzjixa7o4tndgme">
               <w:r>
                 <w:rPr>
                   <w:rFonts w:ascii="Arial" w:cs="Arial" w:eastAsia="Arial" w:hAnsi="Arial"/>
@@ -15300,7 +15300,7 @@
               <w:spacing w:after="10" w:before="0"/>
               <w:ind w:left="120"/>
             </w:pPr>
-            <w:hyperlink w:history="1" r:id="rId_d3bo5eecfgh80of8iv1j">
+            <w:hyperlink w:history="1" r:id="rIduulahaussldku8e2zbol1">
               <w:r>
                 <w:rPr>
                   <w:rFonts w:ascii="Arial" w:cs="Arial" w:eastAsia="Arial" w:hAnsi="Arial"/>
@@ -15345,7 +15345,7 @@
             <w:pPr>
               <w:spacing w:after="20" w:before="0"/>
             </w:pPr>
-            <w:hyperlink w:history="1" r:id="rId9dke683knkz_ukrquqv8b">
+            <w:hyperlink w:history="1" r:id="rIdzsrn2amt6kvxr0vsl1ctm">
               <w:r>
                 <w:rPr>
                   <w:rFonts w:ascii="Arial" w:cs="Arial" w:eastAsia="Arial" w:hAnsi="Arial"/>
@@ -15378,7 +15378,7 @@
               <w:spacing w:after="10" w:before="0"/>
               <w:ind w:left="120"/>
             </w:pPr>
-            <w:hyperlink w:history="1" r:id="rIdx_vq83_jg4wkna0hwhvzt">
+            <w:hyperlink w:history="1" r:id="rIdbo9eyltfeta3nmgux0tlf">
               <w:r>
                 <w:rPr>
                   <w:rFonts w:ascii="Arial" w:cs="Arial" w:eastAsia="Arial" w:hAnsi="Arial"/>
@@ -15573,7 +15573,7 @@
             <w:pPr>
               <w:spacing w:after="20" w:before="0"/>
             </w:pPr>
-            <w:hyperlink w:history="1" r:id="rIdntldhs7bl9wdvzetjsfnv">
+            <w:hyperlink w:history="1" r:id="rId5tvptbpfs4vxgdd2m1vel">
               <w:r>
                 <w:rPr>
                   <w:rFonts w:ascii="Arial" w:cs="Arial" w:eastAsia="Arial" w:hAnsi="Arial"/>
@@ -15606,7 +15606,7 @@
               <w:spacing w:after="10" w:before="0"/>
               <w:ind w:left="120"/>
             </w:pPr>
-            <w:hyperlink w:history="1" r:id="rIdio9xbrsubezu5tl2p0-gd">
+            <w:hyperlink w:history="1" r:id="rIdblkrsuem8519wlf9cmabn">
               <w:r>
                 <w:rPr>
                   <w:rFonts w:ascii="Arial" w:cs="Arial" w:eastAsia="Arial" w:hAnsi="Arial"/>
@@ -15651,7 +15651,7 @@
             <w:pPr>
               <w:spacing w:after="20" w:before="0"/>
             </w:pPr>
-            <w:hyperlink w:history="1" r:id="rIdft23eedldsrkspawach1c">
+            <w:hyperlink w:history="1" r:id="rId6i8qc35sd_v9gs9ncutzz">
               <w:r>
                 <w:rPr>
                   <w:rFonts w:ascii="Arial" w:cs="Arial" w:eastAsia="Arial" w:hAnsi="Arial"/>
@@ -15684,7 +15684,7 @@
               <w:spacing w:after="10" w:before="0"/>
               <w:ind w:left="120"/>
             </w:pPr>
-            <w:hyperlink w:history="1" r:id="rId41zzb3ozh9k6k5vq3bjgt">
+            <w:hyperlink w:history="1" r:id="rIdkf1oohygmxh0kfqtzvbtc">
               <w:r>
                 <w:rPr>
                   <w:rFonts w:ascii="Arial" w:cs="Arial" w:eastAsia="Arial" w:hAnsi="Arial"/>
@@ -15758,7 +15758,7 @@
                 <w:sz w:val="18"/>
                 <w:szCs w:val="18"/>
               </w:rPr>
-              <w:t xml:space="preserve">Before learners cut, display and read aloud: 'You are going to physically separate the sector into two pieces — a triangle and a curved segment — exactly the way the Laikipia farmer's fence separates the watered sector.' Demonstrate Step 1–2 on the board with a large paper disc. Ask: 'What formula did we use for sector area in Lesson 3?' (Cold-call 2 learners.) Ask: 'In Lesson 4 trigonometry, how did we find the area of a triangle when we know two sides and the included angle?' (Cold-call 2 learners; write ½ab sinC → ½r²sinθ on the board.) Then release pairs to work. During the activity, circulate and ask targeted questions: 'What do you notice about the sector area, the triangle area, and the segment area — how are the three numbers related?' (WAIT TIME: 12 seconds after asking, before accepting an answer.) If a pair finishes early, prompt: 'What would happen to the segment area if the angle were 120° instead of 80° — would the segment grow or shrink relative to the triangle?' After 20 minutes, bring the class together. Cold-call one pair to present their numbers on the board. Ask the class: 'Does the subtraction match your grid count? What does that tell us?' Pause 10 seconds. Then write the general formula: A_segment = (θ/360)πr² − ½r²sinθ and say: 'This is what the evidence just showed us — let's write it together.'</w:t>
+              <w:t xml:space="preserve">Before learners cut, display and read aloud: 'You are going to physically separate the sector into two pieces — a triangle and a curved segment — exactly the way the Laikipia farmer's fence separates the watered sector.' Demonstrate Step 1–2 on the board with a large paper disc. Ask: 'What formula did we use for sector area in Lesson 2?' (Cold-call 2 learners.) Ask: 'In trigonometry, how did we find the area of a triangle when we know two sides and the included angle?' (Cold-call 2 learners; write ½ab sinC → ½r²sinθ on the board.) Then release pairs to work. During the activity, circulate and ask targeted questions: 'What do you notice about the sector area, the triangle area, and the segment area — how are the three numbers related?' (WAIT TIME: 12 seconds after asking, before accepting an answer.) If a pair finishes early, prompt: 'What would happen to the segment area if the angle were 120° instead of 80° — would the segment grow or shrink relative to the triangle?' After 20 minutes, bring the class together. Cold-call one pair to present their numbers on the board. Ask the class: 'Does the subtraction match your grid count? What does that tell us?' Pause 10 seconds. Then write the general formula: A_segment = (θ/360)πr² − ½r²sinθ and say: 'This is what the evidence just showed us — let's write it together.'</w:t>
             </w:r>
           </w:p>
         </w:tc>
@@ -15879,7 +15879,7 @@
             <w:pPr>
               <w:spacing w:after="20" w:before="0"/>
             </w:pPr>
-            <w:hyperlink w:history="1" r:id="rIdm7pnr9ryf7y8jirrchmrx">
+            <w:hyperlink w:history="1" r:id="rIdwpv82maosoyhjqewifxyp">
               <w:r>
                 <w:rPr>
                   <w:rFonts w:ascii="Arial" w:cs="Arial" w:eastAsia="Arial" w:hAnsi="Arial"/>
@@ -15928,7 +15928,7 @@
               <w:spacing w:after="10" w:before="0"/>
               <w:ind w:left="120"/>
             </w:pPr>
-            <w:hyperlink w:history="1" r:id="rId32j9yeignteey9xnapcup">
+            <w:hyperlink w:history="1" r:id="rIdlxtx7p6fjmaxtgd-0ewem">
               <w:r>
                 <w:rPr>
                   <w:rFonts w:ascii="Arial" w:cs="Arial" w:eastAsia="Arial" w:hAnsi="Arial"/>
@@ -15973,7 +15973,7 @@
             <w:pPr>
               <w:spacing w:after="20" w:before="0"/>
             </w:pPr>
-            <w:hyperlink w:history="1" r:id="rIdx05nylbeg5el7gtpuffqg">
+            <w:hyperlink w:history="1" r:id="rId-jex6u6julqx1ghuzigeb">
               <w:r>
                 <w:rPr>
                   <w:rFonts w:ascii="Arial" w:cs="Arial" w:eastAsia="Arial" w:hAnsi="Arial"/>
@@ -16022,7 +16022,7 @@
               <w:spacing w:after="10" w:before="0"/>
               <w:ind w:left="120"/>
             </w:pPr>
-            <w:hyperlink w:history="1" r:id="rIddl_abwks_glgyvyf1jg8o">
+            <w:hyperlink w:history="1" r:id="rIdr9vsdcwnuiv6m9f6nlave">
               <w:r>
                 <w:rPr>
                   <w:rFonts w:ascii="Arial" w:cs="Arial" w:eastAsia="Arial" w:hAnsi="Arial"/>
@@ -16217,7 +16217,7 @@
             <w:pPr>
               <w:spacing w:after="20" w:before="0"/>
             </w:pPr>
-            <w:hyperlink w:history="1" r:id="rIddvlacrx6soeqrk4hfxb8k">
+            <w:hyperlink w:history="1" r:id="rIdeamn3nhep4rpgs8b-ed5h">
               <w:r>
                 <w:rPr>
                   <w:rFonts w:ascii="Arial" w:cs="Arial" w:eastAsia="Arial" w:hAnsi="Arial"/>
@@ -16266,7 +16266,7 @@
               <w:spacing w:after="10" w:before="0"/>
               <w:ind w:left="120"/>
             </w:pPr>
-            <w:hyperlink w:history="1" r:id="rIdqllsvimqoxshi99sfphq3">
+            <w:hyperlink w:history="1" r:id="rIdvrhyjbkaug2vjql4gcdfa">
               <w:r>
                 <w:rPr>
                   <w:rFonts w:ascii="Arial" w:cs="Arial" w:eastAsia="Arial" w:hAnsi="Arial"/>
@@ -16311,7 +16311,7 @@
             <w:pPr>
               <w:spacing w:after="20" w:before="0"/>
             </w:pPr>
-            <w:hyperlink w:history="1" r:id="rIdgz6qnm_e4ddorthttxsub">
+            <w:hyperlink w:history="1" r:id="rIdr7k5letxgelvckzusutd5">
               <w:r>
                 <w:rPr>
                   <w:rFonts w:ascii="Arial" w:cs="Arial" w:eastAsia="Arial" w:hAnsi="Arial"/>
@@ -16360,7 +16360,7 @@
               <w:spacing w:after="10" w:before="0"/>
               <w:ind w:left="120"/>
             </w:pPr>
-            <w:hyperlink w:history="1" r:id="rIddj8j0hn7xot6g5z-0mgrb">
+            <w:hyperlink w:history="1" r:id="rId1iiztugmayukgc7bgjb_c">
               <w:r>
                 <w:rPr>
                   <w:rFonts w:ascii="Arial" w:cs="Arial" w:eastAsia="Arial" w:hAnsi="Arial"/>
@@ -16555,7 +16555,7 @@
             <w:pPr>
               <w:spacing w:after="20" w:before="0"/>
             </w:pPr>
-            <w:hyperlink w:history="1" r:id="rId7y7sf38wrxukp6zuh0fwt">
+            <w:hyperlink w:history="1" r:id="rIdohxbnf2qjwzyvkbvevx2j">
               <w:r>
                 <w:rPr>
                   <w:rFonts w:ascii="Arial" w:cs="Arial" w:eastAsia="Arial" w:hAnsi="Arial"/>
@@ -16604,7 +16604,7 @@
               <w:spacing w:after="10" w:before="0"/>
               <w:ind w:left="120"/>
             </w:pPr>
-            <w:hyperlink w:history="1" r:id="rIdaz1efgkprxmd6ldth0-tw">
+            <w:hyperlink w:history="1" r:id="rIdk3k9qvf4ald8-v_62oeju">
               <w:r>
                 <w:rPr>
                   <w:rFonts w:ascii="Arial" w:cs="Arial" w:eastAsia="Arial" w:hAnsi="Arial"/>
@@ -16649,7 +16649,7 @@
             <w:pPr>
               <w:spacing w:after="20" w:before="0"/>
             </w:pPr>
-            <w:hyperlink w:history="1" r:id="rId29ilmqore3kwpmhflek5p">
+            <w:hyperlink w:history="1" r:id="rId5g0_yiehfo3wckumv9jl7">
               <w:r>
                 <w:rPr>
                   <w:rFonts w:ascii="Arial" w:cs="Arial" w:eastAsia="Arial" w:hAnsi="Arial"/>
@@ -16698,7 +16698,7 @@
               <w:spacing w:after="10" w:before="0"/>
               <w:ind w:left="120"/>
             </w:pPr>
-            <w:hyperlink w:history="1" r:id="rIdr7x-7-guka_6jl2t9ac5e">
+            <w:hyperlink w:history="1" r:id="rIdzi7pvwpfc3csyvnhzy5ue">
               <w:r>
                 <w:rPr>
                   <w:rFonts w:ascii="Arial" w:cs="Arial" w:eastAsia="Arial" w:hAnsi="Arial"/>
@@ -17210,7 +17210,7 @@
         </w:rPr>
         <w:t xml:space="preserve">© 2026 SeaVuria and ARES. Aligned with KICD objectives. Developed by SeaVuria; technical implementation by ARES (with AI assistance from Claude). Licensed under </w:t>
       </w:r>
-      <w:hyperlink w:history="1" r:id="rIdiabk1r9ov8uj9-fko3sfi">
+      <w:hyperlink w:history="1" r:id="rIduti0scgdqcviprrf2quyz">
         <w:r>
           <w:rPr>
             <w:rFonts w:ascii="Arial" w:cs="Arial" w:eastAsia="Arial" w:hAnsi="Arial"/>
@@ -17231,7 +17231,7 @@
         </w:rPr>
         <w:t xml:space="preserve"> (</w:t>
       </w:r>
-      <w:hyperlink w:history="1" r:id="rIdf0sc0gzsehpvrp4uidneo">
+      <w:hyperlink w:history="1" r:id="rIdxdis86-ulgrlzarbkqf44">
         <w:r>
           <w:rPr>
             <w:rFonts w:ascii="Arial" w:cs="Arial" w:eastAsia="Arial" w:hAnsi="Arial"/>
@@ -18244,7 +18244,7 @@
             <w:pPr>
               <w:spacing w:after="20" w:before="0"/>
             </w:pPr>
-            <w:hyperlink w:history="1" r:id="rIdjolkr5rbl4fe2ooxu6ddt">
+            <w:hyperlink w:history="1" r:id="rIdgkobcobeo9luodomlaicg">
               <w:r>
                 <w:rPr>
                   <w:rFonts w:ascii="Arial" w:cs="Arial" w:eastAsia="Arial" w:hAnsi="Arial"/>
@@ -18277,7 +18277,7 @@
               <w:spacing w:after="10" w:before="0"/>
               <w:ind w:left="120"/>
             </w:pPr>
-            <w:hyperlink w:history="1" r:id="rIdv95ji1rukx40b45ou1kzl">
+            <w:hyperlink w:history="1" r:id="rId-rszqizoax11bdfa6xlrp">
               <w:r>
                 <w:rPr>
                   <w:rFonts w:ascii="Arial" w:cs="Arial" w:eastAsia="Arial" w:hAnsi="Arial"/>
@@ -18322,7 +18322,7 @@
             <w:pPr>
               <w:spacing w:after="20" w:before="0"/>
             </w:pPr>
-            <w:hyperlink w:history="1" r:id="rIdvi9p3n9h81-3br8mdonrd">
+            <w:hyperlink w:history="1" r:id="rIdgrlocx9odwh8ecc9njpzp">
               <w:r>
                 <w:rPr>
                   <w:rFonts w:ascii="Arial" w:cs="Arial" w:eastAsia="Arial" w:hAnsi="Arial"/>
@@ -18355,7 +18355,7 @@
               <w:spacing w:after="10" w:before="0"/>
               <w:ind w:left="120"/>
             </w:pPr>
-            <w:hyperlink w:history="1" r:id="rId77p7ztt0ar7erpmrc11tz">
+            <w:hyperlink w:history="1" r:id="rIdvnct0jbzedvan6joi3bgl">
               <w:r>
                 <w:rPr>
                   <w:rFonts w:ascii="Arial" w:cs="Arial" w:eastAsia="Arial" w:hAnsi="Arial"/>
@@ -18550,7 +18550,7 @@
             <w:pPr>
               <w:spacing w:after="20" w:before="0"/>
             </w:pPr>
-            <w:hyperlink w:history="1" r:id="rIdmudygseucv58cbnxjhtqb">
+            <w:hyperlink w:history="1" r:id="rIdqe0lubqvpnx7jtdfvoetu">
               <w:r>
                 <w:rPr>
                   <w:rFonts w:ascii="Arial" w:cs="Arial" w:eastAsia="Arial" w:hAnsi="Arial"/>
@@ -18583,7 +18583,7 @@
               <w:spacing w:after="10" w:before="0"/>
               <w:ind w:left="120"/>
             </w:pPr>
-            <w:hyperlink w:history="1" r:id="rIdiy4hd8dhzadl9iiyijphz">
+            <w:hyperlink w:history="1" r:id="rIdyvvgrieznhzvv5cc-xaji">
               <w:r>
                 <w:rPr>
                   <w:rFonts w:ascii="Arial" w:cs="Arial" w:eastAsia="Arial" w:hAnsi="Arial"/>
@@ -18628,7 +18628,7 @@
             <w:pPr>
               <w:spacing w:after="20" w:before="0"/>
             </w:pPr>
-            <w:hyperlink w:history="1" r:id="rIdtkp2lakldy3ux9w6k8wys">
+            <w:hyperlink w:history="1" r:id="rIdwgrymmvyzyizir38zh61y">
               <w:r>
                 <w:rPr>
                   <w:rFonts w:ascii="Arial" w:cs="Arial" w:eastAsia="Arial" w:hAnsi="Arial"/>
@@ -18661,7 +18661,7 @@
               <w:spacing w:after="10" w:before="0"/>
               <w:ind w:left="120"/>
             </w:pPr>
-            <w:hyperlink w:history="1" r:id="rIdzqp4pnetdszf5c-0mupkb">
+            <w:hyperlink w:history="1" r:id="rId9t7ftjhkzcwxa0eiamswj">
               <w:r>
                 <w:rPr>
                   <w:rFonts w:ascii="Arial" w:cs="Arial" w:eastAsia="Arial" w:hAnsi="Arial"/>
@@ -18703,7 +18703,7 @@
                 <w:sz w:val="18"/>
                 <w:szCs w:val="18"/>
               </w:rPr>
-              <w:t xml:space="preserve">Groups of four receive: two circular card cut-outs per pair (pre-cut 'Kericho tea-tray stencils' — Circle A: radius 7 cm, Circle B: radius 5.5 cm, representing the 42 m and 35 m plots at 1 cm : 6 m scale), a ruler, a protractor, a pencil, and a plain A3 sheet. Activity steps (15 minutes): (1) Place Circle A on the A3 sheet and trace it. Mark centre A. (2) Measure 7 cm (scaled 42 m borehole-to-borehole distance becomes 49/6 ≈ 8.2 cm — teacher directs learners to use 8.2 cm) from centre A and mark centre B. (3) Overlap Circle B so its centre is at B and trace Circle B. Shade the lens region. (4) Mark the two intersection points P and Q. Draw chord PQ. (5) Use a ruler to measure AP, AQ, BP, BQ and the chord length PQ. Record all measurements in a results table with columns: [Measurement | Scaled value (cm) | Real-world value (m)]. (6) At the back of the sheet, learners write answers to three guided questions: 'What two shapes make up the lens?', 'Which previous lesson shape does each piece remind you of?', 'What extra information would you need to calculate the area of each piece?'</w:t>
+              <w:t xml:space="preserve">Groups of four receive: two circular card cut-outs per pair (pre-cut 'Kericho tea-tray stencils' — Circle A: radius 7 cm, Circle B: radius 5.8 cm, representing the 42 m and 35 m plots at 1 cm : 6 m scale), a ruler, a protractor, a pencil, and a plain A3 sheet. Activity steps (15 minutes): (1) Place Circle A on the A3 sheet and trace it. Mark centre A. (2) Measure 8.2 cm (the 49 m borehole-to-borehole distance scaled: 49/6 ≈ 8.2 cm) from centre A and mark centre B. (3) Overlap Circle B so its centre is at B and trace Circle B. Shade the lens region. (4) Mark the two intersection points P and Q. Draw chord PQ. (5) Use a ruler to measure AP, AQ, BP, BQ and the chord length PQ. Record all measurements in a results table with columns: [Measurement | Scaled value (cm) | Real-world value (m)]. (6) At the back of the sheet, learners write answers to three guided questions: 'What two shapes make up the lens?', 'Which previous lesson shape does each piece remind you of?', 'What extra information would you need to calculate the area of each piece?'</w:t>
             </w:r>
           </w:p>
         </w:tc>
@@ -18799,7 +18799,7 @@
                 <w:sz w:val="18"/>
                 <w:szCs w:val="18"/>
               </w:rPr>
-              <w:t xml:space="preserve">Check results tables for two key indicators: (i) learners correctly identify AP = AQ = 7 cm (radii of Circle A) and BP = BQ = 5.5 cm (radii of Circle B), confirming understanding that radii are equal; (ii) guided question 2 responses mention 'segment' — if fewer than half the groups write 'segment', pause instruction and briefly re-display the Lesson 5 segment diagram before proceeding to Explain. Listen for groups that describe the lens as 'two triangles' — redirect by asking them to look at the curved boundary.</w:t>
+              <w:t xml:space="preserve">Check results tables for two key indicators: (i) learners correctly identify AP = AQ = 7 cm (radii of Circle A) and BP = BQ = 5.8 cm (radii of Circle B), confirming understanding that radii are equal; (ii) guided question 2 responses mention 'segment' — if fewer than half the groups write 'segment', pause instruction and briefly re-display the Lesson 5 segment diagram before proceeding to Explain. Listen for groups that describe the lens as 'two triangles' — redirect by asking them to look at the curved boundary.</w:t>
             </w:r>
           </w:p>
         </w:tc>
@@ -18856,7 +18856,7 @@
             <w:pPr>
               <w:spacing w:after="20" w:before="0"/>
             </w:pPr>
-            <w:hyperlink w:history="1" r:id="rId1wlkacvnssda1fdknr89x">
+            <w:hyperlink w:history="1" r:id="rIdn4xrstcqxlv4urwvwyhjk">
               <w:r>
                 <w:rPr>
                   <w:rFonts w:ascii="Arial" w:cs="Arial" w:eastAsia="Arial" w:hAnsi="Arial"/>
@@ -18905,7 +18905,7 @@
               <w:spacing w:after="10" w:before="0"/>
               <w:ind w:left="120"/>
             </w:pPr>
-            <w:hyperlink w:history="1" r:id="rIdlhdrjy5ylm3sl42fm5xoo">
+            <w:hyperlink w:history="1" r:id="rIdkrq9njpjcjcdi3oy32ose">
               <w:r>
                 <w:rPr>
                   <w:rFonts w:ascii="Arial" w:cs="Arial" w:eastAsia="Arial" w:hAnsi="Arial"/>
@@ -18950,7 +18950,7 @@
             <w:pPr>
               <w:spacing w:after="20" w:before="0"/>
             </w:pPr>
-            <w:hyperlink w:history="1" r:id="rIdpxh02588ossiv_dccexkv">
+            <w:hyperlink w:history="1" r:id="rId9plwpmik3f4fwrbulf3w8">
               <w:r>
                 <w:rPr>
                   <w:rFonts w:ascii="Arial" w:cs="Arial" w:eastAsia="Arial" w:hAnsi="Arial"/>
@@ -18999,7 +18999,7 @@
               <w:spacing w:after="10" w:before="0"/>
               <w:ind w:left="120"/>
             </w:pPr>
-            <w:hyperlink w:history="1" r:id="rIdzfe9fprzkl1mejqf2ueca">
+            <w:hyperlink w:history="1" r:id="rIdobw2biogkmbgm7jjorhay">
               <w:r>
                 <w:rPr>
                   <w:rFonts w:ascii="Arial" w:cs="Arial" w:eastAsia="Arial" w:hAnsi="Arial"/>
@@ -19194,7 +19194,7 @@
             <w:pPr>
               <w:spacing w:after="20" w:before="0"/>
             </w:pPr>
-            <w:hyperlink w:history="1" r:id="rIda8t62-7zs0rub9pj6h4-k">
+            <w:hyperlink w:history="1" r:id="rIdxntfk_gt1t46wvd-cbg0g">
               <w:r>
                 <w:rPr>
                   <w:rFonts w:ascii="Arial" w:cs="Arial" w:eastAsia="Arial" w:hAnsi="Arial"/>
@@ -19243,7 +19243,7 @@
               <w:spacing w:after="10" w:before="0"/>
               <w:ind w:left="120"/>
             </w:pPr>
-            <w:hyperlink w:history="1" r:id="rId1trpuiwpusqyixewlpf-v">
+            <w:hyperlink w:history="1" r:id="rIdoxuqk7xhkuqajyyysy8ud">
               <w:r>
                 <w:rPr>
                   <w:rFonts w:ascii="Arial" w:cs="Arial" w:eastAsia="Arial" w:hAnsi="Arial"/>
@@ -19288,7 +19288,7 @@
             <w:pPr>
               <w:spacing w:after="20" w:before="0"/>
             </w:pPr>
-            <w:hyperlink w:history="1" r:id="rId4sx469_nzdesb9ji_penx">
+            <w:hyperlink w:history="1" r:id="rId0wc6i5mzth85tiodpeqxx">
               <w:r>
                 <w:rPr>
                   <w:rFonts w:ascii="Arial" w:cs="Arial" w:eastAsia="Arial" w:hAnsi="Arial"/>
@@ -19321,7 +19321,7 @@
               <w:spacing w:after="10" w:before="0"/>
               <w:ind w:left="120"/>
             </w:pPr>
-            <w:hyperlink w:history="1" r:id="rIdbqg8y91nbmcllw1ccg4en">
+            <w:hyperlink w:history="1" r:id="rIdso-0rbg9lgfxe2lxckujs">
               <w:r>
                 <w:rPr>
                   <w:rFonts w:ascii="Arial" w:cs="Arial" w:eastAsia="Arial" w:hAnsi="Arial"/>
@@ -19516,7 +19516,7 @@
             <w:pPr>
               <w:spacing w:after="20" w:before="0"/>
             </w:pPr>
-            <w:hyperlink w:history="1" r:id="rIda29oqrxeldjbqamvz-gwk">
+            <w:hyperlink w:history="1" r:id="rIddwfrrqrgw5s7ry9eisauc">
               <w:r>
                 <w:rPr>
                   <w:rFonts w:ascii="Arial" w:cs="Arial" w:eastAsia="Arial" w:hAnsi="Arial"/>
@@ -19565,7 +19565,7 @@
               <w:spacing w:after="10" w:before="0"/>
               <w:ind w:left="120"/>
             </w:pPr>
-            <w:hyperlink w:history="1" r:id="rIdixhnlf1xul3iushavrqb6">
+            <w:hyperlink w:history="1" r:id="rIdvdhz_biu19pvmyjzzdrub">
               <w:r>
                 <w:rPr>
                   <w:rFonts w:ascii="Arial" w:cs="Arial" w:eastAsia="Arial" w:hAnsi="Arial"/>
@@ -19610,7 +19610,7 @@
             <w:pPr>
               <w:spacing w:after="20" w:before="0"/>
             </w:pPr>
-            <w:hyperlink w:history="1" r:id="rIdky33e45cdoj6jjduieq1b">
+            <w:hyperlink w:history="1" r:id="rIdlpwbidwa30myeyqaujlvg">
               <w:r>
                 <w:rPr>
                   <w:rFonts w:ascii="Arial" w:cs="Arial" w:eastAsia="Arial" w:hAnsi="Arial"/>
@@ -19643,7 +19643,7 @@
               <w:spacing w:after="10" w:before="0"/>
               <w:ind w:left="120"/>
             </w:pPr>
-            <w:hyperlink w:history="1" r:id="rIdjxwobbu-hugoehfmhydqq">
+            <w:hyperlink w:history="1" r:id="rIdjza_suspjbjwdj_z2npfx">
               <w:r>
                 <w:rPr>
                   <w:rFonts w:ascii="Arial" w:cs="Arial" w:eastAsia="Arial" w:hAnsi="Arial"/>
@@ -20155,7 +20155,7 @@
         </w:rPr>
         <w:t xml:space="preserve">© 2026 SeaVuria and ARES. Aligned with KICD objectives. Developed by SeaVuria; technical implementation by ARES (with AI assistance from Claude). Licensed under </w:t>
       </w:r>
-      <w:hyperlink w:history="1" r:id="rIddf8hckvfopf8l8jjgpe9j">
+      <w:hyperlink w:history="1" r:id="rIdhkhibyrsmxqdrzc_zcvja">
         <w:r>
           <w:rPr>
             <w:rFonts w:ascii="Arial" w:cs="Arial" w:eastAsia="Arial" w:hAnsi="Arial"/>
@@ -20176,7 +20176,7 @@
         </w:rPr>
         <w:t xml:space="preserve"> (</w:t>
       </w:r>
-      <w:hyperlink w:history="1" r:id="rIdrb_i2__cxgusu0_dcedmz">
+      <w:hyperlink w:history="1" r:id="rIdx7yv1m3neid_4xuyp7kpr">
         <w:r>
           <w:rPr>
             <w:rFonts w:ascii="Arial" w:cs="Arial" w:eastAsia="Arial" w:hAnsi="Arial"/>
@@ -21189,7 +21189,7 @@
             <w:pPr>
               <w:spacing w:after="20" w:before="0"/>
             </w:pPr>
-            <w:hyperlink w:history="1" r:id="rIdyuj0xgrikp6yj2nqb5j3b">
+            <w:hyperlink w:history="1" r:id="rIdhcvsaclyu7meivfcqqufw">
               <w:r>
                 <w:rPr>
                   <w:rFonts w:ascii="Arial" w:cs="Arial" w:eastAsia="Arial" w:hAnsi="Arial"/>
@@ -21238,7 +21238,7 @@
               <w:spacing w:after="10" w:before="0"/>
               <w:ind w:left="120"/>
             </w:pPr>
-            <w:hyperlink w:history="1" r:id="rIdkg3abymeim0_awbknpjuc">
+            <w:hyperlink w:history="1" r:id="rIdjucu784f6gxgdpai9yboo">
               <w:r>
                 <w:rPr>
                   <w:rFonts w:ascii="Arial" w:cs="Arial" w:eastAsia="Arial" w:hAnsi="Arial"/>
@@ -21283,7 +21283,7 @@
             <w:pPr>
               <w:spacing w:after="20" w:before="0"/>
             </w:pPr>
-            <w:hyperlink w:history="1" r:id="rIdv6svmakeo3wnqd3t9lhvo">
+            <w:hyperlink w:history="1" r:id="rIdtfmsnsq0ttnmjebiedldi">
               <w:r>
                 <w:rPr>
                   <w:rFonts w:ascii="Arial" w:cs="Arial" w:eastAsia="Arial" w:hAnsi="Arial"/>
@@ -21316,7 +21316,7 @@
               <w:spacing w:after="10" w:before="0"/>
               <w:ind w:left="120"/>
             </w:pPr>
-            <w:hyperlink w:history="1" r:id="rIdm2lmsuepckqeh2hbebvzu">
+            <w:hyperlink w:history="1" r:id="rId1r7hcbvph8qxkgiqwxy1d">
               <w:r>
                 <w:rPr>
                   <w:rFonts w:ascii="Arial" w:cs="Arial" w:eastAsia="Arial" w:hAnsi="Arial"/>
@@ -21511,7 +21511,7 @@
             <w:pPr>
               <w:spacing w:after="20" w:before="0"/>
             </w:pPr>
-            <w:hyperlink w:history="1" r:id="rIdem8gdj2__mxukeptlzzic">
+            <w:hyperlink w:history="1" r:id="rIdholpdkeeawx6qjetocdjs">
               <w:r>
                 <w:rPr>
                   <w:rFonts w:ascii="Arial" w:cs="Arial" w:eastAsia="Arial" w:hAnsi="Arial"/>
@@ -21560,7 +21560,7 @@
               <w:spacing w:after="10" w:before="0"/>
               <w:ind w:left="120"/>
             </w:pPr>
-            <w:hyperlink w:history="1" r:id="rIdwotr7__bgvutkgemvlpdp">
+            <w:hyperlink w:history="1" r:id="rIdk8g59khxyhjg-aa4szher">
               <w:r>
                 <w:rPr>
                   <w:rFonts w:ascii="Arial" w:cs="Arial" w:eastAsia="Arial" w:hAnsi="Arial"/>
@@ -21605,7 +21605,7 @@
             <w:pPr>
               <w:spacing w:after="20" w:before="0"/>
             </w:pPr>
-            <w:hyperlink w:history="1" r:id="rIdv0ackfxfbvkdyx5ujuesr">
+            <w:hyperlink w:history="1" r:id="rId24q9lwrwhn3hse6lkk4kf">
               <w:r>
                 <w:rPr>
                   <w:rFonts w:ascii="Arial" w:cs="Arial" w:eastAsia="Arial" w:hAnsi="Arial"/>
@@ -21638,7 +21638,7 @@
               <w:spacing w:after="10" w:before="0"/>
               <w:ind w:left="120"/>
             </w:pPr>
-            <w:hyperlink w:history="1" r:id="rIdf4u-mjheie0-rgp-0tqux">
+            <w:hyperlink w:history="1" r:id="rIdybtpqwljqey8gar2_pdlm">
               <w:r>
                 <w:rPr>
                   <w:rFonts w:ascii="Arial" w:cs="Arial" w:eastAsia="Arial" w:hAnsi="Arial"/>
@@ -22099,7 +22099,7 @@
             <w:pPr>
               <w:spacing w:after="20" w:before="0"/>
             </w:pPr>
-            <w:hyperlink w:history="1" r:id="rIdzzf3m3w0ktbncqhmnesiu">
+            <w:hyperlink w:history="1" r:id="rId1wihkz7w3ojtmquqs2cj9">
               <w:r>
                 <w:rPr>
                   <w:rFonts w:ascii="Arial" w:cs="Arial" w:eastAsia="Arial" w:hAnsi="Arial"/>
@@ -22148,7 +22148,7 @@
               <w:spacing w:after="10" w:before="0"/>
               <w:ind w:left="120"/>
             </w:pPr>
-            <w:hyperlink w:history="1" r:id="rIdjnot1zsmuj3ukpzzfibx0">
+            <w:hyperlink w:history="1" r:id="rIdlsh03p5hbp2p3nu78i1tp">
               <w:r>
                 <w:rPr>
                   <w:rFonts w:ascii="Arial" w:cs="Arial" w:eastAsia="Arial" w:hAnsi="Arial"/>
@@ -22193,7 +22193,7 @@
             <w:pPr>
               <w:spacing w:after="20" w:before="0"/>
             </w:pPr>
-            <w:hyperlink w:history="1" r:id="rIdhsjr4sezqzrbkktgw529s">
+            <w:hyperlink w:history="1" r:id="rIdzxclirvva6w35us2pv2e8">
               <w:r>
                 <w:rPr>
                   <w:rFonts w:ascii="Arial" w:cs="Arial" w:eastAsia="Arial" w:hAnsi="Arial"/>
@@ -22242,7 +22242,7 @@
               <w:spacing w:after="10" w:before="0"/>
               <w:ind w:left="120"/>
             </w:pPr>
-            <w:hyperlink w:history="1" r:id="rIdib25qatvysk5_dv5bq7vq">
+            <w:hyperlink w:history="1" r:id="rIdeq8ptrtlkfeqip41h1xdn">
               <w:r>
                 <w:rPr>
                   <w:rFonts w:ascii="Arial" w:cs="Arial" w:eastAsia="Arial" w:hAnsi="Arial"/>
@@ -22475,7 +22475,7 @@
             <w:pPr>
               <w:spacing w:after="20" w:before="0"/>
             </w:pPr>
-            <w:hyperlink w:history="1" r:id="rIdvynfjb_wb0n5kp5mnsrgf">
+            <w:hyperlink w:history="1" r:id="rIdpc0wcegw9wk6jsynl0poo">
               <w:r>
                 <w:rPr>
                   <w:rFonts w:ascii="Arial" w:cs="Arial" w:eastAsia="Arial" w:hAnsi="Arial"/>
@@ -22524,7 +22524,7 @@
               <w:spacing w:after="10" w:before="0"/>
               <w:ind w:left="120"/>
             </w:pPr>
-            <w:hyperlink w:history="1" r:id="rIdldk3qrcm-7szs_7tm8m6y">
+            <w:hyperlink w:history="1" r:id="rIdio5zborwqmusnme7ho-d5">
               <w:r>
                 <w:rPr>
                   <w:rFonts w:ascii="Arial" w:cs="Arial" w:eastAsia="Arial" w:hAnsi="Arial"/>
@@ -22569,7 +22569,7 @@
             <w:pPr>
               <w:spacing w:after="20" w:before="0"/>
             </w:pPr>
-            <w:hyperlink w:history="1" r:id="rIdhg6uwjyv3njez45gxz5tl">
+            <w:hyperlink w:history="1" r:id="rIdukhnw2oruu5j7f_d-i6ur">
               <w:r>
                 <w:rPr>
                   <w:rFonts w:ascii="Arial" w:cs="Arial" w:eastAsia="Arial" w:hAnsi="Arial"/>
@@ -22618,7 +22618,7 @@
               <w:spacing w:after="10" w:before="0"/>
               <w:ind w:left="120"/>
             </w:pPr>
-            <w:hyperlink w:history="1" r:id="rIdy1hq9qdainpiaffqh4g6j">
+            <w:hyperlink w:history="1" r:id="rIdmzioacopclxf5s8bwrg91">
               <w:r>
                 <w:rPr>
                   <w:rFonts w:ascii="Arial" w:cs="Arial" w:eastAsia="Arial" w:hAnsi="Arial"/>
@@ -22813,7 +22813,7 @@
             <w:pPr>
               <w:spacing w:after="20" w:before="0"/>
             </w:pPr>
-            <w:hyperlink w:history="1" r:id="rIdwpzvyb_9pzckuuciqqe3f">
+            <w:hyperlink w:history="1" r:id="rIdh-wvex2wgldmtkdmxpswr">
               <w:r>
                 <w:rPr>
                   <w:rFonts w:ascii="Arial" w:cs="Arial" w:eastAsia="Arial" w:hAnsi="Arial"/>
@@ -22862,7 +22862,7 @@
               <w:spacing w:after="10" w:before="0"/>
               <w:ind w:left="120"/>
             </w:pPr>
-            <w:hyperlink w:history="1" r:id="rIdxr6jgvzznajch65idwro3">
+            <w:hyperlink w:history="1" r:id="rIdds4l_f2edbbpsiak8pxgl">
               <w:r>
                 <w:rPr>
                   <w:rFonts w:ascii="Arial" w:cs="Arial" w:eastAsia="Arial" w:hAnsi="Arial"/>
@@ -22907,7 +22907,7 @@
             <w:pPr>
               <w:spacing w:after="20" w:before="0"/>
             </w:pPr>
-            <w:hyperlink w:history="1" r:id="rIdtg36ytrc238coicqu5ise">
+            <w:hyperlink w:history="1" r:id="rIdj5v78guveywffz_uw7ukm">
               <w:r>
                 <w:rPr>
                   <w:rFonts w:ascii="Arial" w:cs="Arial" w:eastAsia="Arial" w:hAnsi="Arial"/>
@@ -22956,7 +22956,7 @@
               <w:spacing w:after="10" w:before="0"/>
               <w:ind w:left="120"/>
             </w:pPr>
-            <w:hyperlink w:history="1" r:id="rIdg3ihoolw1bwx0by1prcas">
+            <w:hyperlink w:history="1" r:id="rIdds5hmcjhsbjx_gg0-x9le">
               <w:r>
                 <w:rPr>
                   <w:rFonts w:ascii="Arial" w:cs="Arial" w:eastAsia="Arial" w:hAnsi="Arial"/>
@@ -23563,7 +23563,7 @@
         </w:rPr>
         <w:t xml:space="preserve">© 2026 SeaVuria and ARES. Aligned with KICD objectives. Developed by SeaVuria; technical implementation by ARES (with AI assistance from Claude). Licensed under </w:t>
       </w:r>
-      <w:hyperlink w:history="1" r:id="rIdl2ah9t2p-z6oo3_6-pbuo">
+      <w:hyperlink w:history="1" r:id="rIdlcslm_469qicb-u3sewpz">
         <w:r>
           <w:rPr>
             <w:rFonts w:ascii="Arial" w:cs="Arial" w:eastAsia="Arial" w:hAnsi="Arial"/>
@@ -23584,7 +23584,7 @@
         </w:rPr>
         <w:t xml:space="preserve"> (</w:t>
       </w:r>
-      <w:hyperlink w:history="1" r:id="rIdvhdexzyv3-s8ubqiiyfyn">
+      <w:hyperlink w:history="1" r:id="rIdvh0vkk5k20e-fu94nz1bf">
         <w:r>
           <w:rPr>
             <w:rFonts w:ascii="Arial" w:cs="Arial" w:eastAsia="Arial" w:hAnsi="Arial"/>
@@ -24720,7 +24720,7 @@
             <w:pPr>
               <w:spacing w:after="20" w:before="0"/>
             </w:pPr>
-            <w:hyperlink w:history="1" r:id="rIdcwe64xmkvwpuwv3pexxda">
+            <w:hyperlink w:history="1" r:id="rIdxylt0gdeabvwrmeyl7olo">
               <w:r>
                 <w:rPr>
                   <w:rFonts w:ascii="Arial" w:cs="Arial" w:eastAsia="Arial" w:hAnsi="Arial"/>
@@ -24753,7 +24753,7 @@
               <w:spacing w:after="10" w:before="0"/>
               <w:ind w:left="120"/>
             </w:pPr>
-            <w:hyperlink w:history="1" r:id="rIdvoim3jylkewari8_wbr1b">
+            <w:hyperlink w:history="1" r:id="rIdpyulcg5m0yfja_erbnrp6">
               <w:r>
                 <w:rPr>
                   <w:rFonts w:ascii="Arial" w:cs="Arial" w:eastAsia="Arial" w:hAnsi="Arial"/>
@@ -24798,7 +24798,7 @@
             <w:pPr>
               <w:spacing w:after="20" w:before="0"/>
             </w:pPr>
-            <w:hyperlink w:history="1" r:id="rIdtaqazru5tvfsrulqmmmpk">
+            <w:hyperlink w:history="1" r:id="rIdft7vcvxuirimwtbzbcqvz">
               <w:r>
                 <w:rPr>
                   <w:rFonts w:ascii="Arial" w:cs="Arial" w:eastAsia="Arial" w:hAnsi="Arial"/>
@@ -24831,7 +24831,7 @@
               <w:spacing w:after="10" w:before="0"/>
               <w:ind w:left="120"/>
             </w:pPr>
-            <w:hyperlink w:history="1" r:id="rIdblcg-acuh_e4dddzjqdci">
+            <w:hyperlink w:history="1" r:id="rIdfzwtwcdxszdse9kpoatyv">
               <w:r>
                 <w:rPr>
                   <w:rFonts w:ascii="Arial" w:cs="Arial" w:eastAsia="Arial" w:hAnsi="Arial"/>
@@ -25026,7 +25026,7 @@
             <w:pPr>
               <w:spacing w:after="20" w:before="0"/>
             </w:pPr>
-            <w:hyperlink w:history="1" r:id="rIdbgqhsfce90on449hl3gwt">
+            <w:hyperlink w:history="1" r:id="rIduvcdm5v8znynby58g7ofu">
               <w:r>
                 <w:rPr>
                   <w:rFonts w:ascii="Arial" w:cs="Arial" w:eastAsia="Arial" w:hAnsi="Arial"/>
@@ -25059,7 +25059,7 @@
               <w:spacing w:after="10" w:before="0"/>
               <w:ind w:left="120"/>
             </w:pPr>
-            <w:hyperlink w:history="1" r:id="rId7fau_lxkwj4qvunzwixo_">
+            <w:hyperlink w:history="1" r:id="rIdqmrsgcn2haq3-uhfnqakk">
               <w:r>
                 <w:rPr>
                   <w:rFonts w:ascii="Arial" w:cs="Arial" w:eastAsia="Arial" w:hAnsi="Arial"/>
@@ -25104,7 +25104,7 @@
             <w:pPr>
               <w:spacing w:after="20" w:before="0"/>
             </w:pPr>
-            <w:hyperlink w:history="1" r:id="rIds24bstkozmzozgrncvq4f">
+            <w:hyperlink w:history="1" r:id="rIdwiw2a92gzc-vcspjk3oov">
               <w:r>
                 <w:rPr>
                   <w:rFonts w:ascii="Arial" w:cs="Arial" w:eastAsia="Arial" w:hAnsi="Arial"/>
@@ -25137,7 +25137,7 @@
               <w:spacing w:after="10" w:before="0"/>
               <w:ind w:left="120"/>
             </w:pPr>
-            <w:hyperlink w:history="1" r:id="rIdr2xcbiyywtk_4sxxxxagf">
+            <w:hyperlink w:history="1" r:id="rIdlnctaa7adt2dwv1rqrx-2">
               <w:r>
                 <w:rPr>
                   <w:rFonts w:ascii="Arial" w:cs="Arial" w:eastAsia="Arial" w:hAnsi="Arial"/>
@@ -25332,7 +25332,7 @@
             <w:pPr>
               <w:spacing w:after="20" w:before="0"/>
             </w:pPr>
-            <w:hyperlink w:history="1" r:id="rIdbqejzmixeneumsb2vzf0i">
+            <w:hyperlink w:history="1" r:id="rId_n8xzetohu8jvzzuv26qe">
               <w:r>
                 <w:rPr>
                   <w:rFonts w:ascii="Arial" w:cs="Arial" w:eastAsia="Arial" w:hAnsi="Arial"/>
@@ -25381,7 +25381,7 @@
               <w:spacing w:after="10" w:before="0"/>
               <w:ind w:left="120"/>
             </w:pPr>
-            <w:hyperlink w:history="1" r:id="rIdpfif8ee983gexjlpuiyob">
+            <w:hyperlink w:history="1" r:id="rIdr3lvp_cwxitbduwx-3y22">
               <w:r>
                 <w:rPr>
                   <w:rFonts w:ascii="Arial" w:cs="Arial" w:eastAsia="Arial" w:hAnsi="Arial"/>
@@ -25426,7 +25426,7 @@
             <w:pPr>
               <w:spacing w:after="20" w:before="0"/>
             </w:pPr>
-            <w:hyperlink w:history="1" r:id="rIdkxhk9tkzwxijkhpz33kmt">
+            <w:hyperlink w:history="1" r:id="rIdr8bee5iwvyyccp8l9vvgt">
               <w:r>
                 <w:rPr>
                   <w:rFonts w:ascii="Arial" w:cs="Arial" w:eastAsia="Arial" w:hAnsi="Arial"/>
@@ -25459,7 +25459,7 @@
               <w:spacing w:after="10" w:before="0"/>
               <w:ind w:left="120"/>
             </w:pPr>
-            <w:hyperlink w:history="1" r:id="rIdkcmcyouxyikhtelfickod">
+            <w:hyperlink w:history="1" r:id="rIdjwuigseodyikx221nuryp">
               <w:r>
                 <w:rPr>
                   <w:rFonts w:ascii="Arial" w:cs="Arial" w:eastAsia="Arial" w:hAnsi="Arial"/>
@@ -25654,7 +25654,7 @@
             <w:pPr>
               <w:spacing w:after="20" w:before="0"/>
             </w:pPr>
-            <w:hyperlink w:history="1" r:id="rIdkk7icr1-vdr4aqtdikcem">
+            <w:hyperlink w:history="1" r:id="rId1aifio1y2jcb9ufghid7m">
               <w:r>
                 <w:rPr>
                   <w:rFonts w:ascii="Arial" w:cs="Arial" w:eastAsia="Arial" w:hAnsi="Arial"/>
@@ -25687,7 +25687,7 @@
               <w:spacing w:after="10" w:before="0"/>
               <w:ind w:left="120"/>
             </w:pPr>
-            <w:hyperlink w:history="1" r:id="rId9431evefbs6pnnuoizu0f">
+            <w:hyperlink w:history="1" r:id="rIdqexbuzfii-pvhrl5lkhmq">
               <w:r>
                 <w:rPr>
                   <w:rFonts w:ascii="Arial" w:cs="Arial" w:eastAsia="Arial" w:hAnsi="Arial"/>
@@ -25732,7 +25732,7 @@
             <w:pPr>
               <w:spacing w:after="20" w:before="0"/>
             </w:pPr>
-            <w:hyperlink w:history="1" r:id="rIdahjfn8gfodjawgn1cugiv">
+            <w:hyperlink w:history="1" r:id="rIdmmqqqpalldfsufzqzcv0b">
               <w:r>
                 <w:rPr>
                   <w:rFonts w:ascii="Arial" w:cs="Arial" w:eastAsia="Arial" w:hAnsi="Arial"/>
@@ -25765,7 +25765,7 @@
               <w:spacing w:after="10" w:before="0"/>
               <w:ind w:left="120"/>
             </w:pPr>
-            <w:hyperlink w:history="1" r:id="rIdgr_86mmwijwjh51grc-jp">
+            <w:hyperlink w:history="1" r:id="rIdznp5kiimsdcqna5i42gjq">
               <w:r>
                 <w:rPr>
                   <w:rFonts w:ascii="Arial" w:cs="Arial" w:eastAsia="Arial" w:hAnsi="Arial"/>
@@ -25960,7 +25960,7 @@
             <w:pPr>
               <w:spacing w:after="20" w:before="0"/>
             </w:pPr>
-            <w:hyperlink w:history="1" r:id="rIdax_taisqt3hsua3jibxjq">
+            <w:hyperlink w:history="1" r:id="rId9hf4ornopmqcca0vueeum">
               <w:r>
                 <w:rPr>
                   <w:rFonts w:ascii="Arial" w:cs="Arial" w:eastAsia="Arial" w:hAnsi="Arial"/>
@@ -25993,7 +25993,7 @@
               <w:spacing w:after="10" w:before="0"/>
               <w:ind w:left="120"/>
             </w:pPr>
-            <w:hyperlink w:history="1" r:id="rIdw0yuwr-7asvqoxswbdvzf">
+            <w:hyperlink w:history="1" r:id="rIdyjckgco--7enra5dxe41j">
               <w:r>
                 <w:rPr>
                   <w:rFonts w:ascii="Arial" w:cs="Arial" w:eastAsia="Arial" w:hAnsi="Arial"/>
@@ -26038,7 +26038,7 @@
             <w:pPr>
               <w:spacing w:after="20" w:before="0"/>
             </w:pPr>
-            <w:hyperlink w:history="1" r:id="rIdchlkz58u2ksmxhvfxyktc">
+            <w:hyperlink w:history="1" r:id="rId9topjsofvxmhkjkfi6mof">
               <w:r>
                 <w:rPr>
                   <w:rFonts w:ascii="Arial" w:cs="Arial" w:eastAsia="Arial" w:hAnsi="Arial"/>
@@ -26071,7 +26071,7 @@
               <w:spacing w:after="10" w:before="0"/>
               <w:ind w:left="120"/>
             </w:pPr>
-            <w:hyperlink w:history="1" r:id="rId690dcibrmis959x5ttaph">
+            <w:hyperlink w:history="1" r:id="rIdhtosnsucsjvw1gp25amnn">
               <w:r>
                 <w:rPr>
                   <w:rFonts w:ascii="Arial" w:cs="Arial" w:eastAsia="Arial" w:hAnsi="Arial"/>
@@ -26583,7 +26583,7 @@
         </w:rPr>
         <w:t xml:space="preserve">© 2026 SeaVuria and ARES. Aligned with KICD objectives. Developed by SeaVuria; technical implementation by ARES (with AI assistance from Claude). Licensed under </w:t>
       </w:r>
-      <w:hyperlink w:history="1" r:id="rId2uo5s7c-_clysu9xipq8p">
+      <w:hyperlink w:history="1" r:id="rId2yhwofemv0zcv3ymz9wgw">
         <w:r>
           <w:rPr>
             <w:rFonts w:ascii="Arial" w:cs="Arial" w:eastAsia="Arial" w:hAnsi="Arial"/>
@@ -26604,7 +26604,7 @@
         </w:rPr>
         <w:t xml:space="preserve"> (</w:t>
       </w:r>
-      <w:hyperlink w:history="1" r:id="rId4umublemewa5rixygghr0">
+      <w:hyperlink w:history="1" r:id="rIdvpyhiuc8imp9dn2rfxosy">
         <w:r>
           <w:rPr>
             <w:rFonts w:ascii="Arial" w:cs="Arial" w:eastAsia="Arial" w:hAnsi="Arial"/>

--- a/data/outputs/v2/Core_Mathematics/SS2.6_Area_of_a_Part_of_a_Circle/Core_Mathematics_Area_of_a_Part_of_a_Circle_CBE_LessonSequence.docx
+++ b/data/outputs/v2/Core_Mathematics/SS2.6_Area_of_a_Part_of_a_Circle/Core_Mathematics_Area_of_a_Part_of_a_Circle_CBE_LessonSequence.docx
@@ -2323,7 +2323,7 @@
         </w:rPr>
         <w:t xml:space="preserve">© 2026 SeaVuria and ARES. This work is licensed under a </w:t>
       </w:r>
-      <w:hyperlink w:history="1" r:id="rIdjkgrvibmbqrihssretzfc">
+      <w:hyperlink w:history="1" r:id="rId55ysbgwusbjheq9qbbrvs">
         <w:r>
           <w:rPr>
             <w:rFonts w:ascii="Arial" w:cs="Arial" w:eastAsia="Arial" w:hAnsi="Arial"/>
@@ -2343,7 +2343,7 @@
         </w:rPr>
         <w:t xml:space="preserve"> (</w:t>
       </w:r>
-      <w:hyperlink w:history="1" r:id="rIdkt-cf3hafhtkaszkbvmuh">
+      <w:hyperlink w:history="1" r:id="rIdajzebjt2fsfchxjf-jyyk">
         <w:r>
           <w:rPr>
             <w:rFonts w:ascii="Arial" w:cs="Arial" w:eastAsia="Arial" w:hAnsi="Arial"/>
@@ -2363,7 +2363,7 @@
         </w:rPr>
         <w:t xml:space="preserve">). To view a copy of this license, visit </w:t>
       </w:r>
-      <w:hyperlink w:history="1" r:id="rIdzq7znxvi33q7-yqotbhm7">
+      <w:hyperlink w:history="1" r:id="rIdbb-yzk5pbcljsslrjccrq">
         <w:r>
           <w:rPr>
             <w:rFonts w:ascii="Arial" w:cs="Arial" w:eastAsia="Arial" w:hAnsi="Arial"/>
@@ -3375,7 +3375,7 @@
             <w:pPr>
               <w:spacing w:after="20" w:before="0"/>
             </w:pPr>
-            <w:hyperlink w:history="1" r:id="rIdeasf-wsyvseqdbyyp3ixg">
+            <w:hyperlink w:history="1" r:id="rIdxvz7xqaspqktbjimy4fyc">
               <w:r>
                 <w:rPr>
                   <w:rFonts w:ascii="Arial" w:cs="Arial" w:eastAsia="Arial" w:hAnsi="Arial"/>
@@ -3424,7 +3424,7 @@
               <w:spacing w:after="10" w:before="0"/>
               <w:ind w:left="120"/>
             </w:pPr>
-            <w:hyperlink w:history="1" r:id="rIdhlga5vtykyv1h_0ecq3rc">
+            <w:hyperlink w:history="1" r:id="rIdn-xgzpm-0feb7hm4_xmah">
               <w:r>
                 <w:rPr>
                   <w:rFonts w:ascii="Arial" w:cs="Arial" w:eastAsia="Arial" w:hAnsi="Arial"/>
@@ -3469,7 +3469,7 @@
             <w:pPr>
               <w:spacing w:after="20" w:before="0"/>
             </w:pPr>
-            <w:hyperlink w:history="1" r:id="rIddld4llonprbfxuwvt3fqz">
+            <w:hyperlink w:history="1" r:id="rIdoewyanz3zva1qovhtmso8">
               <w:r>
                 <w:rPr>
                   <w:rFonts w:ascii="Arial" w:cs="Arial" w:eastAsia="Arial" w:hAnsi="Arial"/>
@@ -3502,7 +3502,7 @@
               <w:spacing w:after="10" w:before="0"/>
               <w:ind w:left="120"/>
             </w:pPr>
-            <w:hyperlink w:history="1" r:id="rIdsijp0qstp92h-hyl4uuh2">
+            <w:hyperlink w:history="1" r:id="rIdctrmrzm-_iplkltf_02xj">
               <w:r>
                 <w:rPr>
                   <w:rFonts w:ascii="Arial" w:cs="Arial" w:eastAsia="Arial" w:hAnsi="Arial"/>
@@ -3697,7 +3697,7 @@
             <w:pPr>
               <w:spacing w:after="20" w:before="0"/>
             </w:pPr>
-            <w:hyperlink w:history="1" r:id="rIdhr6o_1xqiolk4u_yll1eq">
+            <w:hyperlink w:history="1" r:id="rIdb9opwzp_m6uuj1drqpl4x">
               <w:r>
                 <w:rPr>
                   <w:rFonts w:ascii="Arial" w:cs="Arial" w:eastAsia="Arial" w:hAnsi="Arial"/>
@@ -3746,7 +3746,7 @@
               <w:spacing w:after="10" w:before="0"/>
               <w:ind w:left="120"/>
             </w:pPr>
-            <w:hyperlink w:history="1" r:id="rId3t0ouj_qnebvhnls2xkpe">
+            <w:hyperlink w:history="1" r:id="rId6-y9i2qfxwhbxu8ancvhc">
               <w:r>
                 <w:rPr>
                   <w:rFonts w:ascii="Arial" w:cs="Arial" w:eastAsia="Arial" w:hAnsi="Arial"/>
@@ -3791,7 +3791,7 @@
             <w:pPr>
               <w:spacing w:after="20" w:before="0"/>
             </w:pPr>
-            <w:hyperlink w:history="1" r:id="rId0jgmqqnpwola05zze-awi">
+            <w:hyperlink w:history="1" r:id="rIdaua40cgwzesq1isundhfp">
               <w:r>
                 <w:rPr>
                   <w:rFonts w:ascii="Arial" w:cs="Arial" w:eastAsia="Arial" w:hAnsi="Arial"/>
@@ -3824,7 +3824,7 @@
               <w:spacing w:after="10" w:before="0"/>
               <w:ind w:left="120"/>
             </w:pPr>
-            <w:hyperlink w:history="1" r:id="rId8oucv4zoisswiomiytzv5">
+            <w:hyperlink w:history="1" r:id="rIdqxibwf4oydqj5f6ggrqqx">
               <w:r>
                 <w:rPr>
                   <w:rFonts w:ascii="Arial" w:cs="Arial" w:eastAsia="Arial" w:hAnsi="Arial"/>
@@ -4019,7 +4019,7 @@
             <w:pPr>
               <w:spacing w:after="20" w:before="0"/>
             </w:pPr>
-            <w:hyperlink w:history="1" r:id="rIdofmrys_rylyv7xmcpajv-">
+            <w:hyperlink w:history="1" r:id="rIdcdghjnajmhww7ezwcmxdx">
               <w:r>
                 <w:rPr>
                   <w:rFonts w:ascii="Arial" w:cs="Arial" w:eastAsia="Arial" w:hAnsi="Arial"/>
@@ -4068,7 +4068,7 @@
               <w:spacing w:after="10" w:before="0"/>
               <w:ind w:left="120"/>
             </w:pPr>
-            <w:hyperlink w:history="1" r:id="rIdix3cl62lrf6y1kxgdrfb5">
+            <w:hyperlink w:history="1" r:id="rIdf5dpdu2qkkqvp67jr2i0e">
               <w:r>
                 <w:rPr>
                   <w:rFonts w:ascii="Arial" w:cs="Arial" w:eastAsia="Arial" w:hAnsi="Arial"/>
@@ -4113,7 +4113,7 @@
             <w:pPr>
               <w:spacing w:after="20" w:before="0"/>
             </w:pPr>
-            <w:hyperlink w:history="1" r:id="rIdtb9uqhfspjmfdci8lsv2z">
+            <w:hyperlink w:history="1" r:id="rIdc2cfgblxrhu-7rc2p4mah">
               <w:r>
                 <w:rPr>
                   <w:rFonts w:ascii="Arial" w:cs="Arial" w:eastAsia="Arial" w:hAnsi="Arial"/>
@@ -4162,7 +4162,7 @@
               <w:spacing w:after="10" w:before="0"/>
               <w:ind w:left="120"/>
             </w:pPr>
-            <w:hyperlink w:history="1" r:id="rIdkicvbe1ysl9-ck_rxak7u">
+            <w:hyperlink w:history="1" r:id="rIdxsl5xgzzblb4adkorxibk">
               <w:r>
                 <w:rPr>
                   <w:rFonts w:ascii="Arial" w:cs="Arial" w:eastAsia="Arial" w:hAnsi="Arial"/>
@@ -4357,7 +4357,7 @@
             <w:pPr>
               <w:spacing w:after="20" w:before="0"/>
             </w:pPr>
-            <w:hyperlink w:history="1" r:id="rIdo_v5qzwumrmj5oegtlgad">
+            <w:hyperlink w:history="1" r:id="rIdc8wbp3d-ysasegc28q_if">
               <w:r>
                 <w:rPr>
                   <w:rFonts w:ascii="Arial" w:cs="Arial" w:eastAsia="Arial" w:hAnsi="Arial"/>
@@ -4406,7 +4406,7 @@
               <w:spacing w:after="10" w:before="0"/>
               <w:ind w:left="120"/>
             </w:pPr>
-            <w:hyperlink w:history="1" r:id="rIdfxkyrbtahoz2buhnur4uk">
+            <w:hyperlink w:history="1" r:id="rIdbpb-2ovlxjm-42jhrz8ho">
               <w:r>
                 <w:rPr>
                   <w:rFonts w:ascii="Arial" w:cs="Arial" w:eastAsia="Arial" w:hAnsi="Arial"/>
@@ -4451,7 +4451,7 @@
             <w:pPr>
               <w:spacing w:after="20" w:before="0"/>
             </w:pPr>
-            <w:hyperlink w:history="1" r:id="rIdwxxeibswa-gpi7rxgyssb">
+            <w:hyperlink w:history="1" r:id="rIdk5eisen6dllklhnnazvaw">
               <w:r>
                 <w:rPr>
                   <w:rFonts w:ascii="Arial" w:cs="Arial" w:eastAsia="Arial" w:hAnsi="Arial"/>
@@ -4484,7 +4484,7 @@
               <w:spacing w:after="10" w:before="0"/>
               <w:ind w:left="120"/>
             </w:pPr>
-            <w:hyperlink w:history="1" r:id="rIdaecw8hgykctbflsyuhpwy">
+            <w:hyperlink w:history="1" r:id="rIdbvvum7gtyzl4whgf124wl">
               <w:r>
                 <w:rPr>
                   <w:rFonts w:ascii="Arial" w:cs="Arial" w:eastAsia="Arial" w:hAnsi="Arial"/>
@@ -4679,7 +4679,7 @@
             <w:pPr>
               <w:spacing w:after="20" w:before="0"/>
             </w:pPr>
-            <w:hyperlink w:history="1" r:id="rIdncmjyiea0j3psc82llcb4">
+            <w:hyperlink w:history="1" r:id="rIdyc-va51lqv36p2lcxswmb">
               <w:r>
                 <w:rPr>
                   <w:rFonts w:ascii="Arial" w:cs="Arial" w:eastAsia="Arial" w:hAnsi="Arial"/>
@@ -4728,7 +4728,7 @@
               <w:spacing w:after="10" w:before="0"/>
               <w:ind w:left="120"/>
             </w:pPr>
-            <w:hyperlink w:history="1" r:id="rIdfueuk_9fwp7n4tjsvme4s">
+            <w:hyperlink w:history="1" r:id="rId1pjnijnb5ww5ba9ptl29k">
               <w:r>
                 <w:rPr>
                   <w:rFonts w:ascii="Arial" w:cs="Arial" w:eastAsia="Arial" w:hAnsi="Arial"/>
@@ -4773,7 +4773,7 @@
             <w:pPr>
               <w:spacing w:after="20" w:before="0"/>
             </w:pPr>
-            <w:hyperlink w:history="1" r:id="rIdb_15rhkgpswdxvc_3uc0l">
+            <w:hyperlink w:history="1" r:id="rIdwzdvppzc99m36erc3dlpm">
               <w:r>
                 <w:rPr>
                   <w:rFonts w:ascii="Arial" w:cs="Arial" w:eastAsia="Arial" w:hAnsi="Arial"/>
@@ -4806,7 +4806,7 @@
               <w:spacing w:after="10" w:before="0"/>
               <w:ind w:left="120"/>
             </w:pPr>
-            <w:hyperlink w:history="1" r:id="rIdh7eclexdtdrlwllp0gmdc">
+            <w:hyperlink w:history="1" r:id="rId1a3vfwm9pjhvnct-hquon">
               <w:r>
                 <w:rPr>
                   <w:rFonts w:ascii="Arial" w:cs="Arial" w:eastAsia="Arial" w:hAnsi="Arial"/>
@@ -5318,7 +5318,7 @@
         </w:rPr>
         <w:t xml:space="preserve">© 2026 SeaVuria and ARES. Aligned with KICD objectives. Developed by SeaVuria; technical implementation by ARES (with AI assistance from Claude). Licensed under </w:t>
       </w:r>
-      <w:hyperlink w:history="1" r:id="rIdjvomr_cskdum_cq7vjmou">
+      <w:hyperlink w:history="1" r:id="rIdp50e1x_ykclzkg9pmjp-2">
         <w:r>
           <w:rPr>
             <w:rFonts w:ascii="Arial" w:cs="Arial" w:eastAsia="Arial" w:hAnsi="Arial"/>
@@ -5339,7 +5339,7 @@
         </w:rPr>
         <w:t xml:space="preserve"> (</w:t>
       </w:r>
-      <w:hyperlink w:history="1" r:id="rIdr7ronygelvfs8fyf4frn4">
+      <w:hyperlink w:history="1" r:id="rIdljftifbpsrjtvpfg5drii">
         <w:r>
           <w:rPr>
             <w:rFonts w:ascii="Arial" w:cs="Arial" w:eastAsia="Arial" w:hAnsi="Arial"/>
@@ -6352,7 +6352,7 @@
             <w:pPr>
               <w:spacing w:after="20" w:before="0"/>
             </w:pPr>
-            <w:hyperlink w:history="1" r:id="rId9pl1rifromtvtk5t6pdkw">
+            <w:hyperlink w:history="1" r:id="rIdk19e8wufzxr6wt3f2p-k1">
               <w:r>
                 <w:rPr>
                   <w:rFonts w:ascii="Arial" w:cs="Arial" w:eastAsia="Arial" w:hAnsi="Arial"/>
@@ -6385,7 +6385,7 @@
               <w:spacing w:after="10" w:before="0"/>
               <w:ind w:left="120"/>
             </w:pPr>
-            <w:hyperlink w:history="1" r:id="rIdstp7zbwj2ft1wpawonxhi">
+            <w:hyperlink w:history="1" r:id="rIdune50e5gmhhviow1z30rl">
               <w:r>
                 <w:rPr>
                   <w:rFonts w:ascii="Arial" w:cs="Arial" w:eastAsia="Arial" w:hAnsi="Arial"/>
@@ -6430,7 +6430,7 @@
             <w:pPr>
               <w:spacing w:after="20" w:before="0"/>
             </w:pPr>
-            <w:hyperlink w:history="1" r:id="rIdqjevxaaq_vg-hlbtj0y34">
+            <w:hyperlink w:history="1" r:id="rIdpsrl4ukb3fxfu0dkwzqdv">
               <w:r>
                 <w:rPr>
                   <w:rFonts w:ascii="Arial" w:cs="Arial" w:eastAsia="Arial" w:hAnsi="Arial"/>
@@ -6463,7 +6463,7 @@
               <w:spacing w:after="10" w:before="0"/>
               <w:ind w:left="120"/>
             </w:pPr>
-            <w:hyperlink w:history="1" r:id="rIdsynwi2aa7cohs5pchr1jl">
+            <w:hyperlink w:history="1" r:id="rIdwiximxkw5yi6yplm9dilx">
               <w:r>
                 <w:rPr>
                   <w:rFonts w:ascii="Arial" w:cs="Arial" w:eastAsia="Arial" w:hAnsi="Arial"/>
@@ -6658,7 +6658,7 @@
             <w:pPr>
               <w:spacing w:after="20" w:before="0"/>
             </w:pPr>
-            <w:hyperlink w:history="1" r:id="rIdcjo0ijsbvjpozzt11qrhh">
+            <w:hyperlink w:history="1" r:id="rIdqjlo7yiqpomz4grw-4s70">
               <w:r>
                 <w:rPr>
                   <w:rFonts w:ascii="Arial" w:cs="Arial" w:eastAsia="Arial" w:hAnsi="Arial"/>
@@ -6691,7 +6691,7 @@
               <w:spacing w:after="10" w:before="0"/>
               <w:ind w:left="120"/>
             </w:pPr>
-            <w:hyperlink w:history="1" r:id="rIdzvwqbjgtrqredqbqeewf9">
+            <w:hyperlink w:history="1" r:id="rId4ib16wgynxh5clrugquuf">
               <w:r>
                 <w:rPr>
                   <w:rFonts w:ascii="Arial" w:cs="Arial" w:eastAsia="Arial" w:hAnsi="Arial"/>
@@ -6736,7 +6736,7 @@
             <w:pPr>
               <w:spacing w:after="20" w:before="0"/>
             </w:pPr>
-            <w:hyperlink w:history="1" r:id="rIdkybrhnwihwgonlni2oiu6">
+            <w:hyperlink w:history="1" r:id="rIdfo5j9al8h0azbgwbwoqgc">
               <w:r>
                 <w:rPr>
                   <w:rFonts w:ascii="Arial" w:cs="Arial" w:eastAsia="Arial" w:hAnsi="Arial"/>
@@ -6769,7 +6769,7 @@
               <w:spacing w:after="10" w:before="0"/>
               <w:ind w:left="120"/>
             </w:pPr>
-            <w:hyperlink w:history="1" r:id="rId_qciwzafdbjxlbqg75mxu">
+            <w:hyperlink w:history="1" r:id="rIdc825a8pcyngqyp8l1hqqa">
               <w:r>
                 <w:rPr>
                   <w:rFonts w:ascii="Arial" w:cs="Arial" w:eastAsia="Arial" w:hAnsi="Arial"/>
@@ -6964,7 +6964,7 @@
             <w:pPr>
               <w:spacing w:after="20" w:before="0"/>
             </w:pPr>
-            <w:hyperlink w:history="1" r:id="rIdksf_-xyiy6cgyj6ualyzj">
+            <w:hyperlink w:history="1" r:id="rIdlfflg0lm6gdxa0hmsydwn">
               <w:r>
                 <w:rPr>
                   <w:rFonts w:ascii="Arial" w:cs="Arial" w:eastAsia="Arial" w:hAnsi="Arial"/>
@@ -7013,7 +7013,7 @@
               <w:spacing w:after="10" w:before="0"/>
               <w:ind w:left="120"/>
             </w:pPr>
-            <w:hyperlink w:history="1" r:id="rIdnohkkqqmjkyevhifo-obn">
+            <w:hyperlink w:history="1" r:id="rIdnqkn3hoqturdf2khbyiaa">
               <w:r>
                 <w:rPr>
                   <w:rFonts w:ascii="Arial" w:cs="Arial" w:eastAsia="Arial" w:hAnsi="Arial"/>
@@ -7058,7 +7058,7 @@
             <w:pPr>
               <w:spacing w:after="20" w:before="0"/>
             </w:pPr>
-            <w:hyperlink w:history="1" r:id="rIdnr1d3rdaclmg_-qwgvvqm">
+            <w:hyperlink w:history="1" r:id="rIdffljpq1qxtq9wthjdacr4">
               <w:r>
                 <w:rPr>
                   <w:rFonts w:ascii="Arial" w:cs="Arial" w:eastAsia="Arial" w:hAnsi="Arial"/>
@@ -7091,7 +7091,7 @@
               <w:spacing w:after="10" w:before="0"/>
               <w:ind w:left="120"/>
             </w:pPr>
-            <w:hyperlink w:history="1" r:id="rIdfl1ychnds63zkmf2jfmtv">
+            <w:hyperlink w:history="1" r:id="rIddfp6vy90prfkg2h_msfdf">
               <w:r>
                 <w:rPr>
                   <w:rFonts w:ascii="Arial" w:cs="Arial" w:eastAsia="Arial" w:hAnsi="Arial"/>
@@ -7286,7 +7286,7 @@
             <w:pPr>
               <w:spacing w:after="20" w:before="0"/>
             </w:pPr>
-            <w:hyperlink w:history="1" r:id="rIdgya0u5nhrkxaa0a4ysypq">
+            <w:hyperlink w:history="1" r:id="rIdgkkdhgkobu9jmg75p2t2k">
               <w:r>
                 <w:rPr>
                   <w:rFonts w:ascii="Arial" w:cs="Arial" w:eastAsia="Arial" w:hAnsi="Arial"/>
@@ -7319,7 +7319,7 @@
               <w:spacing w:after="10" w:before="0"/>
               <w:ind w:left="120"/>
             </w:pPr>
-            <w:hyperlink w:history="1" r:id="rIdvyu4vev0lfnheagsvvtvx">
+            <w:hyperlink w:history="1" r:id="rIdscqtrammghfz-fa00uc_m">
               <w:r>
                 <w:rPr>
                   <w:rFonts w:ascii="Arial" w:cs="Arial" w:eastAsia="Arial" w:hAnsi="Arial"/>
@@ -7364,7 +7364,7 @@
             <w:pPr>
               <w:spacing w:after="20" w:before="0"/>
             </w:pPr>
-            <w:hyperlink w:history="1" r:id="rIddd_mdhhbar51dq-sdzpyj">
+            <w:hyperlink w:history="1" r:id="rIdlg-7exne4y8_orw-vx5k0">
               <w:r>
                 <w:rPr>
                   <w:rFonts w:ascii="Arial" w:cs="Arial" w:eastAsia="Arial" w:hAnsi="Arial"/>
@@ -7397,7 +7397,7 @@
               <w:spacing w:after="10" w:before="0"/>
               <w:ind w:left="120"/>
             </w:pPr>
-            <w:hyperlink w:history="1" r:id="rIdyeslczkunypfolcuroys_">
+            <w:hyperlink w:history="1" r:id="rIdyupg7yy9tajcpfhjiyni5">
               <w:r>
                 <w:rPr>
                   <w:rFonts w:ascii="Arial" w:cs="Arial" w:eastAsia="Arial" w:hAnsi="Arial"/>
@@ -7592,7 +7592,7 @@
             <w:pPr>
               <w:spacing w:after="20" w:before="0"/>
             </w:pPr>
-            <w:hyperlink w:history="1" r:id="rIdi3osgavlccjdviuhe1tli">
+            <w:hyperlink w:history="1" r:id="rIdnu6dxlux7nx0lxnnxnunc">
               <w:r>
                 <w:rPr>
                   <w:rFonts w:ascii="Arial" w:cs="Arial" w:eastAsia="Arial" w:hAnsi="Arial"/>
@@ -7625,7 +7625,7 @@
               <w:spacing w:after="10" w:before="0"/>
               <w:ind w:left="120"/>
             </w:pPr>
-            <w:hyperlink w:history="1" r:id="rId7-q-ci933lvoqqvar-wag">
+            <w:hyperlink w:history="1" r:id="rIdacd2gimkfscfhugz7venc">
               <w:r>
                 <w:rPr>
                   <w:rFonts w:ascii="Arial" w:cs="Arial" w:eastAsia="Arial" w:hAnsi="Arial"/>
@@ -7670,7 +7670,7 @@
             <w:pPr>
               <w:spacing w:after="20" w:before="0"/>
             </w:pPr>
-            <w:hyperlink w:history="1" r:id="rId_6cmza2c4idkyeaubbz31">
+            <w:hyperlink w:history="1" r:id="rIdnjhhvelbvimxegvg5uqwu">
               <w:r>
                 <w:rPr>
                   <w:rFonts w:ascii="Arial" w:cs="Arial" w:eastAsia="Arial" w:hAnsi="Arial"/>
@@ -7703,7 +7703,7 @@
               <w:spacing w:after="10" w:before="0"/>
               <w:ind w:left="120"/>
             </w:pPr>
-            <w:hyperlink w:history="1" r:id="rIdyrhsbw_yw_x36uq7nxooi">
+            <w:hyperlink w:history="1" r:id="rIdp0_jc5qmsa8_1_gojuw_y">
               <w:r>
                 <w:rPr>
                   <w:rFonts w:ascii="Arial" w:cs="Arial" w:eastAsia="Arial" w:hAnsi="Arial"/>
@@ -8215,7 +8215,7 @@
         </w:rPr>
         <w:t xml:space="preserve">© 2026 SeaVuria and ARES. Aligned with KICD objectives. Developed by SeaVuria; technical implementation by ARES (with AI assistance from Claude). Licensed under </w:t>
       </w:r>
-      <w:hyperlink w:history="1" r:id="rId4iwuqnypqev5g_gggxq2u">
+      <w:hyperlink w:history="1" r:id="rIdlrbpwrqcpk6c5badi81_g">
         <w:r>
           <w:rPr>
             <w:rFonts w:ascii="Arial" w:cs="Arial" w:eastAsia="Arial" w:hAnsi="Arial"/>
@@ -8236,7 +8236,7 @@
         </w:rPr>
         <w:t xml:space="preserve"> (</w:t>
       </w:r>
-      <w:hyperlink w:history="1" r:id="rIdsgtbbqe9m8vlczhif8kfy">
+      <w:hyperlink w:history="1" r:id="rIdla-q_bx_neh41f43fgfhj">
         <w:r>
           <w:rPr>
             <w:rFonts w:ascii="Arial" w:cs="Arial" w:eastAsia="Arial" w:hAnsi="Arial"/>
@@ -9249,7 +9249,7 @@
             <w:pPr>
               <w:spacing w:after="20" w:before="0"/>
             </w:pPr>
-            <w:hyperlink w:history="1" r:id="rId3h8ll1d6ubqjouepp3bhg">
+            <w:hyperlink w:history="1" r:id="rIdeldpvftn2gfqgb6afmql1">
               <w:r>
                 <w:rPr>
                   <w:rFonts w:ascii="Arial" w:cs="Arial" w:eastAsia="Arial" w:hAnsi="Arial"/>
@@ -9282,7 +9282,7 @@
               <w:spacing w:after="10" w:before="0"/>
               <w:ind w:left="120"/>
             </w:pPr>
-            <w:hyperlink w:history="1" r:id="rIdar8svp3brfwa-d0c_tmi-">
+            <w:hyperlink w:history="1" r:id="rIdg5rmbp4d2zzqymfk2p8-t">
               <w:r>
                 <w:rPr>
                   <w:rFonts w:ascii="Arial" w:cs="Arial" w:eastAsia="Arial" w:hAnsi="Arial"/>
@@ -9327,7 +9327,7 @@
             <w:pPr>
               <w:spacing w:after="20" w:before="0"/>
             </w:pPr>
-            <w:hyperlink w:history="1" r:id="rId8ztdt8asy-rk-ltsrhqpu">
+            <w:hyperlink w:history="1" r:id="rIdva6axdbbee3-wkiukwyt4">
               <w:r>
                 <w:rPr>
                   <w:rFonts w:ascii="Arial" w:cs="Arial" w:eastAsia="Arial" w:hAnsi="Arial"/>
@@ -9360,7 +9360,7 @@
               <w:spacing w:after="10" w:before="0"/>
               <w:ind w:left="120"/>
             </w:pPr>
-            <w:hyperlink w:history="1" r:id="rIdgcbikbnpsht-3xlsd9paa">
+            <w:hyperlink w:history="1" r:id="rIdkxpaq9cab6rk1h6_y9eji">
               <w:r>
                 <w:rPr>
                   <w:rFonts w:ascii="Arial" w:cs="Arial" w:eastAsia="Arial" w:hAnsi="Arial"/>
@@ -9555,7 +9555,7 @@
             <w:pPr>
               <w:spacing w:after="20" w:before="0"/>
             </w:pPr>
-            <w:hyperlink w:history="1" r:id="rIdlzrycty-z7oxqgu-eci-3">
+            <w:hyperlink w:history="1" r:id="rIdr9vmek5nh1lanhruh_ltb">
               <w:r>
                 <w:rPr>
                   <w:rFonts w:ascii="Arial" w:cs="Arial" w:eastAsia="Arial" w:hAnsi="Arial"/>
@@ -9588,7 +9588,7 @@
               <w:spacing w:after="10" w:before="0"/>
               <w:ind w:left="120"/>
             </w:pPr>
-            <w:hyperlink w:history="1" r:id="rIdzih4vmghbdju21wun8lvi">
+            <w:hyperlink w:history="1" r:id="rIdwpuxyhqdbj-qvgpprzffw">
               <w:r>
                 <w:rPr>
                   <w:rFonts w:ascii="Arial" w:cs="Arial" w:eastAsia="Arial" w:hAnsi="Arial"/>
@@ -9633,7 +9633,7 @@
             <w:pPr>
               <w:spacing w:after="20" w:before="0"/>
             </w:pPr>
-            <w:hyperlink w:history="1" r:id="rIdnwcwxdh1yrq7msmwy2xtn">
+            <w:hyperlink w:history="1" r:id="rIdwzy27pebzk3r2z_duh3yl">
               <w:r>
                 <w:rPr>
                   <w:rFonts w:ascii="Arial" w:cs="Arial" w:eastAsia="Arial" w:hAnsi="Arial"/>
@@ -9666,7 +9666,7 @@
               <w:spacing w:after="10" w:before="0"/>
               <w:ind w:left="120"/>
             </w:pPr>
-            <w:hyperlink w:history="1" r:id="rIdqdyecj6hkg5gvcowufwuj">
+            <w:hyperlink w:history="1" r:id="rIdpkj8uftoposw1imdpcq4j">
               <w:r>
                 <w:rPr>
                   <w:rFonts w:ascii="Arial" w:cs="Arial" w:eastAsia="Arial" w:hAnsi="Arial"/>
@@ -9861,7 +9861,7 @@
             <w:pPr>
               <w:spacing w:after="20" w:before="0"/>
             </w:pPr>
-            <w:hyperlink w:history="1" r:id="rIdjiqr80blhfgbc2cuuwjdz">
+            <w:hyperlink w:history="1" r:id="rIdhkxe6ham_bpr2qoqokmk1">
               <w:r>
                 <w:rPr>
                   <w:rFonts w:ascii="Arial" w:cs="Arial" w:eastAsia="Arial" w:hAnsi="Arial"/>
@@ -9910,7 +9910,7 @@
               <w:spacing w:after="10" w:before="0"/>
               <w:ind w:left="120"/>
             </w:pPr>
-            <w:hyperlink w:history="1" r:id="rIdaiuka5oxfctmxnemc1eib">
+            <w:hyperlink w:history="1" r:id="rIdvonqudo0yjxpwb_sjgqda">
               <w:r>
                 <w:rPr>
                   <w:rFonts w:ascii="Arial" w:cs="Arial" w:eastAsia="Arial" w:hAnsi="Arial"/>
@@ -9955,7 +9955,7 @@
             <w:pPr>
               <w:spacing w:after="20" w:before="0"/>
             </w:pPr>
-            <w:hyperlink w:history="1" r:id="rIdfo3v6rhxbpru8_39uvj8q">
+            <w:hyperlink w:history="1" r:id="rIdhxdojw4tht0wcrqs4bfvs">
               <w:r>
                 <w:rPr>
                   <w:rFonts w:ascii="Arial" w:cs="Arial" w:eastAsia="Arial" w:hAnsi="Arial"/>
@@ -10004,7 +10004,7 @@
               <w:spacing w:after="10" w:before="0"/>
               <w:ind w:left="120"/>
             </w:pPr>
-            <w:hyperlink w:history="1" r:id="rIdaomux3seq0qx5fpiapig1">
+            <w:hyperlink w:history="1" r:id="rIdg5k-r5r3nrrcpx2n1tm19">
               <w:r>
                 <w:rPr>
                   <w:rFonts w:ascii="Arial" w:cs="Arial" w:eastAsia="Arial" w:hAnsi="Arial"/>
@@ -10199,7 +10199,7 @@
             <w:pPr>
               <w:spacing w:after="20" w:before="0"/>
             </w:pPr>
-            <w:hyperlink w:history="1" r:id="rIdwuiivg02equp3zcel7lvh">
+            <w:hyperlink w:history="1" r:id="rIdgksujijdqcesndmbp9zpg">
               <w:r>
                 <w:rPr>
                   <w:rFonts w:ascii="Arial" w:cs="Arial" w:eastAsia="Arial" w:hAnsi="Arial"/>
@@ -10248,7 +10248,7 @@
               <w:spacing w:after="10" w:before="0"/>
               <w:ind w:left="120"/>
             </w:pPr>
-            <w:hyperlink w:history="1" r:id="rIdacxvnlaflwhunehefm2bh">
+            <w:hyperlink w:history="1" r:id="rId_k-g59ctuo9yxluipztyz">
               <w:r>
                 <w:rPr>
                   <w:rFonts w:ascii="Arial" w:cs="Arial" w:eastAsia="Arial" w:hAnsi="Arial"/>
@@ -10293,7 +10293,7 @@
             <w:pPr>
               <w:spacing w:after="20" w:before="0"/>
             </w:pPr>
-            <w:hyperlink w:history="1" r:id="rIdes4vbb6azdsltb12oc66a">
+            <w:hyperlink w:history="1" r:id="rIdm8hkfhk5xmwyyzlczml3r">
               <w:r>
                 <w:rPr>
                   <w:rFonts w:ascii="Arial" w:cs="Arial" w:eastAsia="Arial" w:hAnsi="Arial"/>
@@ -10342,7 +10342,7 @@
               <w:spacing w:after="10" w:before="0"/>
               <w:ind w:left="120"/>
             </w:pPr>
-            <w:hyperlink w:history="1" r:id="rIdp17h1haeu0zkwlmbnguxi">
+            <w:hyperlink w:history="1" r:id="rIdlrzcv5gtmtecg0tptsolz">
               <w:r>
                 <w:rPr>
                   <w:rFonts w:ascii="Arial" w:cs="Arial" w:eastAsia="Arial" w:hAnsi="Arial"/>
@@ -10537,7 +10537,7 @@
             <w:pPr>
               <w:spacing w:after="20" w:before="0"/>
             </w:pPr>
-            <w:hyperlink w:history="1" r:id="rIdg0yepyscswiot-maocvo9">
+            <w:hyperlink w:history="1" r:id="rIdz15eadhfdfjqcfchmwn2s">
               <w:r>
                 <w:rPr>
                   <w:rFonts w:ascii="Arial" w:cs="Arial" w:eastAsia="Arial" w:hAnsi="Arial"/>
@@ -10586,7 +10586,7 @@
               <w:spacing w:after="10" w:before="0"/>
               <w:ind w:left="120"/>
             </w:pPr>
-            <w:hyperlink w:history="1" r:id="rIdklpntix4luzlwx6dqoqgw">
+            <w:hyperlink w:history="1" r:id="rId6irqk264fwfgxa7sukjjz">
               <w:r>
                 <w:rPr>
                   <w:rFonts w:ascii="Arial" w:cs="Arial" w:eastAsia="Arial" w:hAnsi="Arial"/>
@@ -10631,7 +10631,7 @@
             <w:pPr>
               <w:spacing w:after="20" w:before="0"/>
             </w:pPr>
-            <w:hyperlink w:history="1" r:id="rId_qvlxay-aieaevbvsvjbi">
+            <w:hyperlink w:history="1" r:id="rId0zb_671ttv4qnjl2wzsii">
               <w:r>
                 <w:rPr>
                   <w:rFonts w:ascii="Arial" w:cs="Arial" w:eastAsia="Arial" w:hAnsi="Arial"/>
@@ -10680,7 +10680,7 @@
               <w:spacing w:after="10" w:before="0"/>
               <w:ind w:left="120"/>
             </w:pPr>
-            <w:hyperlink w:history="1" r:id="rIdrhsbc1-52-n1mupli4so5">
+            <w:hyperlink w:history="1" r:id="rIdfyaq2a_b0rlxbhwprwwac">
               <w:r>
                 <w:rPr>
                   <w:rFonts w:ascii="Arial" w:cs="Arial" w:eastAsia="Arial" w:hAnsi="Arial"/>
@@ -11192,7 +11192,7 @@
         </w:rPr>
         <w:t xml:space="preserve">© 2026 SeaVuria and ARES. Aligned with KICD objectives. Developed by SeaVuria; technical implementation by ARES (with AI assistance from Claude). Licensed under </w:t>
       </w:r>
-      <w:hyperlink w:history="1" r:id="rId_vr2ccjkynfrgelu4f0fo">
+      <w:hyperlink w:history="1" r:id="rIdt8fxbizswfqvm9vqnas5b">
         <w:r>
           <w:rPr>
             <w:rFonts w:ascii="Arial" w:cs="Arial" w:eastAsia="Arial" w:hAnsi="Arial"/>
@@ -11213,7 +11213,7 @@
         </w:rPr>
         <w:t xml:space="preserve"> (</w:t>
       </w:r>
-      <w:hyperlink w:history="1" r:id="rIdafld9gz7ugr-rxjwsccb4">
+      <w:hyperlink w:history="1" r:id="rIdridcw3sljkb-cnd51qffx">
         <w:r>
           <w:rPr>
             <w:rFonts w:ascii="Arial" w:cs="Arial" w:eastAsia="Arial" w:hAnsi="Arial"/>
@@ -12226,7 +12226,7 @@
             <w:pPr>
               <w:spacing w:after="20" w:before="0"/>
             </w:pPr>
-            <w:hyperlink w:history="1" r:id="rId960ddre13fexmeotzptou">
+            <w:hyperlink w:history="1" r:id="rIdogdvdpcqanqkbhdfi2fay">
               <w:r>
                 <w:rPr>
                   <w:rFonts w:ascii="Arial" w:cs="Arial" w:eastAsia="Arial" w:hAnsi="Arial"/>
@@ -12275,7 +12275,7 @@
               <w:spacing w:after="10" w:before="0"/>
               <w:ind w:left="120"/>
             </w:pPr>
-            <w:hyperlink w:history="1" r:id="rIdvrnf-qosrhbpptxyyown_">
+            <w:hyperlink w:history="1" r:id="rIdanhfwsuhgpcdp07zhexa2">
               <w:r>
                 <w:rPr>
                   <w:rFonts w:ascii="Arial" w:cs="Arial" w:eastAsia="Arial" w:hAnsi="Arial"/>
@@ -12320,7 +12320,7 @@
             <w:pPr>
               <w:spacing w:after="20" w:before="0"/>
             </w:pPr>
-            <w:hyperlink w:history="1" r:id="rIdaqswrpxh0nm7l2y0_wkz1">
+            <w:hyperlink w:history="1" r:id="rId5ehup-ymgqjyr7py2jqry">
               <w:r>
                 <w:rPr>
                   <w:rFonts w:ascii="Arial" w:cs="Arial" w:eastAsia="Arial" w:hAnsi="Arial"/>
@@ -12369,7 +12369,7 @@
               <w:spacing w:after="10" w:before="0"/>
               <w:ind w:left="120"/>
             </w:pPr>
-            <w:hyperlink w:history="1" r:id="rIdxrym0d3opekscsdtuhzhg">
+            <w:hyperlink w:history="1" r:id="rIdpccd4n2is0ti_supysclr">
               <w:r>
                 <w:rPr>
                   <w:rFonts w:ascii="Arial" w:cs="Arial" w:eastAsia="Arial" w:hAnsi="Arial"/>
@@ -12564,7 +12564,7 @@
             <w:pPr>
               <w:spacing w:after="20" w:before="0"/>
             </w:pPr>
-            <w:hyperlink w:history="1" r:id="rIdojx8eetozgl6o53wtzk_l">
+            <w:hyperlink w:history="1" r:id="rIdojczubok5klygaxn_z1nt">
               <w:r>
                 <w:rPr>
                   <w:rFonts w:ascii="Arial" w:cs="Arial" w:eastAsia="Arial" w:hAnsi="Arial"/>
@@ -12613,7 +12613,7 @@
               <w:spacing w:after="10" w:before="0"/>
               <w:ind w:left="120"/>
             </w:pPr>
-            <w:hyperlink w:history="1" r:id="rId2jddgqvfx3r2ehw-qejhs">
+            <w:hyperlink w:history="1" r:id="rIdqg35efmi11ex8nzrvxav3">
               <w:r>
                 <w:rPr>
                   <w:rFonts w:ascii="Arial" w:cs="Arial" w:eastAsia="Arial" w:hAnsi="Arial"/>
@@ -12658,7 +12658,7 @@
             <w:pPr>
               <w:spacing w:after="20" w:before="0"/>
             </w:pPr>
-            <w:hyperlink w:history="1" r:id="rIddvjtojoto5p5n0sbcwgqz">
+            <w:hyperlink w:history="1" r:id="rId62u7xnhvmnc1uk5kqeavs">
               <w:r>
                 <w:rPr>
                   <w:rFonts w:ascii="Arial" w:cs="Arial" w:eastAsia="Arial" w:hAnsi="Arial"/>
@@ -12707,7 +12707,7 @@
               <w:spacing w:after="10" w:before="0"/>
               <w:ind w:left="120"/>
             </w:pPr>
-            <w:hyperlink w:history="1" r:id="rId8t_geian15fbz1ksmwqls">
+            <w:hyperlink w:history="1" r:id="rIdxfgtkg7rwmli0dw96mgni">
               <w:r>
                 <w:rPr>
                   <w:rFonts w:ascii="Arial" w:cs="Arial" w:eastAsia="Arial" w:hAnsi="Arial"/>
@@ -12902,7 +12902,7 @@
             <w:pPr>
               <w:spacing w:after="20" w:before="0"/>
             </w:pPr>
-            <w:hyperlink w:history="1" r:id="rIdocjwxsbcrcjmtlocesfmj">
+            <w:hyperlink w:history="1" r:id="rIdvcq4e6ywdcltdt0s1l53y">
               <w:r>
                 <w:rPr>
                   <w:rFonts w:ascii="Arial" w:cs="Arial" w:eastAsia="Arial" w:hAnsi="Arial"/>
@@ -12951,7 +12951,7 @@
               <w:spacing w:after="10" w:before="0"/>
               <w:ind w:left="120"/>
             </w:pPr>
-            <w:hyperlink w:history="1" r:id="rIdmx0tziund4jptwdjm5jjk">
+            <w:hyperlink w:history="1" r:id="rIdxfvvsnm1zk-v_jnjypfiw">
               <w:r>
                 <w:rPr>
                   <w:rFonts w:ascii="Arial" w:cs="Arial" w:eastAsia="Arial" w:hAnsi="Arial"/>
@@ -12996,7 +12996,7 @@
             <w:pPr>
               <w:spacing w:after="20" w:before="0"/>
             </w:pPr>
-            <w:hyperlink w:history="1" r:id="rIdkw9drnywkwfjsf5tkv7fr">
+            <w:hyperlink w:history="1" r:id="rIdayxhjbopivbv62irhnwpz">
               <w:r>
                 <w:rPr>
                   <w:rFonts w:ascii="Arial" w:cs="Arial" w:eastAsia="Arial" w:hAnsi="Arial"/>
@@ -13045,7 +13045,7 @@
               <w:spacing w:after="10" w:before="0"/>
               <w:ind w:left="120"/>
             </w:pPr>
-            <w:hyperlink w:history="1" r:id="rIdor12-znksyxtvyctlujq5">
+            <w:hyperlink w:history="1" r:id="rIdrfxq1jjdujepjml3ue39e">
               <w:r>
                 <w:rPr>
                   <w:rFonts w:ascii="Arial" w:cs="Arial" w:eastAsia="Arial" w:hAnsi="Arial"/>
@@ -13240,7 +13240,7 @@
             <w:pPr>
               <w:spacing w:after="20" w:before="0"/>
             </w:pPr>
-            <w:hyperlink w:history="1" r:id="rIdpksnaur-cu149zm5z9fp7">
+            <w:hyperlink w:history="1" r:id="rId75889d5zo9o1jbtby8x2t">
               <w:r>
                 <w:rPr>
                   <w:rFonts w:ascii="Arial" w:cs="Arial" w:eastAsia="Arial" w:hAnsi="Arial"/>
@@ -13289,7 +13289,7 @@
               <w:spacing w:after="10" w:before="0"/>
               <w:ind w:left="120"/>
             </w:pPr>
-            <w:hyperlink w:history="1" r:id="rId1pct18rj5wpypstk4p9pu">
+            <w:hyperlink w:history="1" r:id="rIdeap-u8pxhljqy8yhlv_4_">
               <w:r>
                 <w:rPr>
                   <w:rFonts w:ascii="Arial" w:cs="Arial" w:eastAsia="Arial" w:hAnsi="Arial"/>
@@ -13334,7 +13334,7 @@
             <w:pPr>
               <w:spacing w:after="20" w:before="0"/>
             </w:pPr>
-            <w:hyperlink w:history="1" r:id="rIducnuud1i4f_-odw2ahpy0">
+            <w:hyperlink w:history="1" r:id="rIdkah6a9tjfbf75dfieo6q4">
               <w:r>
                 <w:rPr>
                   <w:rFonts w:ascii="Arial" w:cs="Arial" w:eastAsia="Arial" w:hAnsi="Arial"/>
@@ -13383,7 +13383,7 @@
               <w:spacing w:after="10" w:before="0"/>
               <w:ind w:left="120"/>
             </w:pPr>
-            <w:hyperlink w:history="1" r:id="rId4wf2b3wgo7wpm0fg13we9">
+            <w:hyperlink w:history="1" r:id="rIdbxpd5s5memch5ydyz8rzz">
               <w:r>
                 <w:rPr>
                   <w:rFonts w:ascii="Arial" w:cs="Arial" w:eastAsia="Arial" w:hAnsi="Arial"/>
@@ -13578,7 +13578,7 @@
             <w:pPr>
               <w:spacing w:after="20" w:before="0"/>
             </w:pPr>
-            <w:hyperlink w:history="1" r:id="rIdoajpn5pmgljgujj3ixmde">
+            <w:hyperlink w:history="1" r:id="rIdop6bo6ezn2dyjw00c37qe">
               <w:r>
                 <w:rPr>
                   <w:rFonts w:ascii="Arial" w:cs="Arial" w:eastAsia="Arial" w:hAnsi="Arial"/>
@@ -13627,7 +13627,7 @@
               <w:spacing w:after="10" w:before="0"/>
               <w:ind w:left="120"/>
             </w:pPr>
-            <w:hyperlink w:history="1" r:id="rIdym2hxpdyh6ovnsspflo4_">
+            <w:hyperlink w:history="1" r:id="rIdn3vclpccjzxdjcozwe6ih">
               <w:r>
                 <w:rPr>
                   <w:rFonts w:ascii="Arial" w:cs="Arial" w:eastAsia="Arial" w:hAnsi="Arial"/>
@@ -13672,7 +13672,7 @@
             <w:pPr>
               <w:spacing w:after="20" w:before="0"/>
             </w:pPr>
-            <w:hyperlink w:history="1" r:id="rIdzmwtubvmbbao1sm8iav1k">
+            <w:hyperlink w:history="1" r:id="rIdm1g9ysav-bqvdev_gpivm">
               <w:r>
                 <w:rPr>
                   <w:rFonts w:ascii="Arial" w:cs="Arial" w:eastAsia="Arial" w:hAnsi="Arial"/>
@@ -13721,7 +13721,7 @@
               <w:spacing w:after="10" w:before="0"/>
               <w:ind w:left="120"/>
             </w:pPr>
-            <w:hyperlink w:history="1" r:id="rIdkjzrl4tv3yylzb9qh9kvr">
+            <w:hyperlink w:history="1" r:id="rIdzeaaat3brqh5eeydvns2e">
               <w:r>
                 <w:rPr>
                   <w:rFonts w:ascii="Arial" w:cs="Arial" w:eastAsia="Arial" w:hAnsi="Arial"/>
@@ -14233,7 +14233,7 @@
         </w:rPr>
         <w:t xml:space="preserve">© 2026 SeaVuria and ARES. Aligned with KICD objectives. Developed by SeaVuria; technical implementation by ARES (with AI assistance from Claude). Licensed under </w:t>
       </w:r>
-      <w:hyperlink w:history="1" r:id="rId-sfrjxzk9zcgiefte9nok">
+      <w:hyperlink w:history="1" r:id="rId9bifqchxymitszoxveiqg">
         <w:r>
           <w:rPr>
             <w:rFonts w:ascii="Arial" w:cs="Arial" w:eastAsia="Arial" w:hAnsi="Arial"/>
@@ -14254,7 +14254,7 @@
         </w:rPr>
         <w:t xml:space="preserve"> (</w:t>
       </w:r>
-      <w:hyperlink w:history="1" r:id="rIde_kcvvpjodjysad0o7nbe">
+      <w:hyperlink w:history="1" r:id="rIdqxutmxg7crxooke7izfgu">
         <w:r>
           <w:rPr>
             <w:rFonts w:ascii="Arial" w:cs="Arial" w:eastAsia="Arial" w:hAnsi="Arial"/>
@@ -15267,7 +15267,7 @@
             <w:pPr>
               <w:spacing w:after="20" w:before="0"/>
             </w:pPr>
-            <w:hyperlink w:history="1" r:id="rIda2bttwvzjixa7o4tndgme">
+            <w:hyperlink w:history="1" r:id="rIdyaqffwwd6928m5f5wcta_">
               <w:r>
                 <w:rPr>
                   <w:rFonts w:ascii="Arial" w:cs="Arial" w:eastAsia="Arial" w:hAnsi="Arial"/>
@@ -15300,7 +15300,7 @@
               <w:spacing w:after="10" w:before="0"/>
               <w:ind w:left="120"/>
             </w:pPr>
-            <w:hyperlink w:history="1" r:id="rIduulahaussldku8e2zbol1">
+            <w:hyperlink w:history="1" r:id="rIdcg2wappubdlx52rsdey8h">
               <w:r>
                 <w:rPr>
                   <w:rFonts w:ascii="Arial" w:cs="Arial" w:eastAsia="Arial" w:hAnsi="Arial"/>
@@ -15345,7 +15345,7 @@
             <w:pPr>
               <w:spacing w:after="20" w:before="0"/>
             </w:pPr>
-            <w:hyperlink w:history="1" r:id="rIdzsrn2amt6kvxr0vsl1ctm">
+            <w:hyperlink w:history="1" r:id="rIdzznzttel5yn_4iq18ou4b">
               <w:r>
                 <w:rPr>
                   <w:rFonts w:ascii="Arial" w:cs="Arial" w:eastAsia="Arial" w:hAnsi="Arial"/>
@@ -15378,7 +15378,7 @@
               <w:spacing w:after="10" w:before="0"/>
               <w:ind w:left="120"/>
             </w:pPr>
-            <w:hyperlink w:history="1" r:id="rIdbo9eyltfeta3nmgux0tlf">
+            <w:hyperlink w:history="1" r:id="rIdlu0shfj7apeb6otzkqtbn">
               <w:r>
                 <w:rPr>
                   <w:rFonts w:ascii="Arial" w:cs="Arial" w:eastAsia="Arial" w:hAnsi="Arial"/>
@@ -15573,7 +15573,7 @@
             <w:pPr>
               <w:spacing w:after="20" w:before="0"/>
             </w:pPr>
-            <w:hyperlink w:history="1" r:id="rId5tvptbpfs4vxgdd2m1vel">
+            <w:hyperlink w:history="1" r:id="rId4zvg0i3ix_x8ifk4pcfck">
               <w:r>
                 <w:rPr>
                   <w:rFonts w:ascii="Arial" w:cs="Arial" w:eastAsia="Arial" w:hAnsi="Arial"/>
@@ -15606,7 +15606,7 @@
               <w:spacing w:after="10" w:before="0"/>
               <w:ind w:left="120"/>
             </w:pPr>
-            <w:hyperlink w:history="1" r:id="rIdblkrsuem8519wlf9cmabn">
+            <w:hyperlink w:history="1" r:id="rIdyuq9x9rakafxpsce6v_ms">
               <w:r>
                 <w:rPr>
                   <w:rFonts w:ascii="Arial" w:cs="Arial" w:eastAsia="Arial" w:hAnsi="Arial"/>
@@ -15651,7 +15651,7 @@
             <w:pPr>
               <w:spacing w:after="20" w:before="0"/>
             </w:pPr>
-            <w:hyperlink w:history="1" r:id="rId6i8qc35sd_v9gs9ncutzz">
+            <w:hyperlink w:history="1" r:id="rIdp5dypbm48plyaaxo3gaof">
               <w:r>
                 <w:rPr>
                   <w:rFonts w:ascii="Arial" w:cs="Arial" w:eastAsia="Arial" w:hAnsi="Arial"/>
@@ -15684,7 +15684,7 @@
               <w:spacing w:after="10" w:before="0"/>
               <w:ind w:left="120"/>
             </w:pPr>
-            <w:hyperlink w:history="1" r:id="rIdkf1oohygmxh0kfqtzvbtc">
+            <w:hyperlink w:history="1" r:id="rIdj4eihtv_rjf5diwe3zdgs">
               <w:r>
                 <w:rPr>
                   <w:rFonts w:ascii="Arial" w:cs="Arial" w:eastAsia="Arial" w:hAnsi="Arial"/>
@@ -15879,7 +15879,7 @@
             <w:pPr>
               <w:spacing w:after="20" w:before="0"/>
             </w:pPr>
-            <w:hyperlink w:history="1" r:id="rIdwpv82maosoyhjqewifxyp">
+            <w:hyperlink w:history="1" r:id="rIdzq_-tpgxq_2dti16pvsvj">
               <w:r>
                 <w:rPr>
                   <w:rFonts w:ascii="Arial" w:cs="Arial" w:eastAsia="Arial" w:hAnsi="Arial"/>
@@ -15928,7 +15928,7 @@
               <w:spacing w:after="10" w:before="0"/>
               <w:ind w:left="120"/>
             </w:pPr>
-            <w:hyperlink w:history="1" r:id="rIdlxtx7p6fjmaxtgd-0ewem">
+            <w:hyperlink w:history="1" r:id="rIdu9xgy37yqgr06hfagponh">
               <w:r>
                 <w:rPr>
                   <w:rFonts w:ascii="Arial" w:cs="Arial" w:eastAsia="Arial" w:hAnsi="Arial"/>
@@ -15973,7 +15973,7 @@
             <w:pPr>
               <w:spacing w:after="20" w:before="0"/>
             </w:pPr>
-            <w:hyperlink w:history="1" r:id="rId-jex6u6julqx1ghuzigeb">
+            <w:hyperlink w:history="1" r:id="rIdkbt1xlaief-fkgdq3z7tu">
               <w:r>
                 <w:rPr>
                   <w:rFonts w:ascii="Arial" w:cs="Arial" w:eastAsia="Arial" w:hAnsi="Arial"/>
@@ -16022,7 +16022,7 @@
               <w:spacing w:after="10" w:before="0"/>
               <w:ind w:left="120"/>
             </w:pPr>
-            <w:hyperlink w:history="1" r:id="rIdr9vsdcwnuiv6m9f6nlave">
+            <w:hyperlink w:history="1" r:id="rIdksaeuyrparttshi6l1ipz">
               <w:r>
                 <w:rPr>
                   <w:rFonts w:ascii="Arial" w:cs="Arial" w:eastAsia="Arial" w:hAnsi="Arial"/>
@@ -16217,7 +16217,7 @@
             <w:pPr>
               <w:spacing w:after="20" w:before="0"/>
             </w:pPr>
-            <w:hyperlink w:history="1" r:id="rIdeamn3nhep4rpgs8b-ed5h">
+            <w:hyperlink w:history="1" r:id="rIdkubfcmd9shob28x2fcdxn">
               <w:r>
                 <w:rPr>
                   <w:rFonts w:ascii="Arial" w:cs="Arial" w:eastAsia="Arial" w:hAnsi="Arial"/>
@@ -16266,7 +16266,7 @@
               <w:spacing w:after="10" w:before="0"/>
               <w:ind w:left="120"/>
             </w:pPr>
-            <w:hyperlink w:history="1" r:id="rIdvrhyjbkaug2vjql4gcdfa">
+            <w:hyperlink w:history="1" r:id="rIdkjohimfgyr9sd3lqhsal1">
               <w:r>
                 <w:rPr>
                   <w:rFonts w:ascii="Arial" w:cs="Arial" w:eastAsia="Arial" w:hAnsi="Arial"/>
@@ -16311,7 +16311,7 @@
             <w:pPr>
               <w:spacing w:after="20" w:before="0"/>
             </w:pPr>
-            <w:hyperlink w:history="1" r:id="rIdr7k5letxgelvckzusutd5">
+            <w:hyperlink w:history="1" r:id="rIdp52jiqgmcm1q0nbhhyhyt">
               <w:r>
                 <w:rPr>
                   <w:rFonts w:ascii="Arial" w:cs="Arial" w:eastAsia="Arial" w:hAnsi="Arial"/>
@@ -16360,7 +16360,7 @@
               <w:spacing w:after="10" w:before="0"/>
               <w:ind w:left="120"/>
             </w:pPr>
-            <w:hyperlink w:history="1" r:id="rId1iiztugmayukgc7bgjb_c">
+            <w:hyperlink w:history="1" r:id="rIdrwvbo9om7ozl8nsp-b1p6">
               <w:r>
                 <w:rPr>
                   <w:rFonts w:ascii="Arial" w:cs="Arial" w:eastAsia="Arial" w:hAnsi="Arial"/>
@@ -16555,7 +16555,7 @@
             <w:pPr>
               <w:spacing w:after="20" w:before="0"/>
             </w:pPr>
-            <w:hyperlink w:history="1" r:id="rIdohxbnf2qjwzyvkbvevx2j">
+            <w:hyperlink w:history="1" r:id="rIdim_l_qxodnthebkibwj5u">
               <w:r>
                 <w:rPr>
                   <w:rFonts w:ascii="Arial" w:cs="Arial" w:eastAsia="Arial" w:hAnsi="Arial"/>
@@ -16604,7 +16604,7 @@
               <w:spacing w:after="10" w:before="0"/>
               <w:ind w:left="120"/>
             </w:pPr>
-            <w:hyperlink w:history="1" r:id="rIdk3k9qvf4ald8-v_62oeju">
+            <w:hyperlink w:history="1" r:id="rIdhvvtn6zbysasqy_amhbq6">
               <w:r>
                 <w:rPr>
                   <w:rFonts w:ascii="Arial" w:cs="Arial" w:eastAsia="Arial" w:hAnsi="Arial"/>
@@ -16649,7 +16649,7 @@
             <w:pPr>
               <w:spacing w:after="20" w:before="0"/>
             </w:pPr>
-            <w:hyperlink w:history="1" r:id="rId5g0_yiehfo3wckumv9jl7">
+            <w:hyperlink w:history="1" r:id="rIdy63ckzji3upduoz_lyvid">
               <w:r>
                 <w:rPr>
                   <w:rFonts w:ascii="Arial" w:cs="Arial" w:eastAsia="Arial" w:hAnsi="Arial"/>
@@ -16698,7 +16698,7 @@
               <w:spacing w:after="10" w:before="0"/>
               <w:ind w:left="120"/>
             </w:pPr>
-            <w:hyperlink w:history="1" r:id="rIdzi7pvwpfc3csyvnhzy5ue">
+            <w:hyperlink w:history="1" r:id="rId6pthverk9u9j6bkp5i-dg">
               <w:r>
                 <w:rPr>
                   <w:rFonts w:ascii="Arial" w:cs="Arial" w:eastAsia="Arial" w:hAnsi="Arial"/>
@@ -17210,7 +17210,7 @@
         </w:rPr>
         <w:t xml:space="preserve">© 2026 SeaVuria and ARES. Aligned with KICD objectives. Developed by SeaVuria; technical implementation by ARES (with AI assistance from Claude). Licensed under </w:t>
       </w:r>
-      <w:hyperlink w:history="1" r:id="rIduti0scgdqcviprrf2quyz">
+      <w:hyperlink w:history="1" r:id="rIdcilpsyqswfyumbltw17vq">
         <w:r>
           <w:rPr>
             <w:rFonts w:ascii="Arial" w:cs="Arial" w:eastAsia="Arial" w:hAnsi="Arial"/>
@@ -17231,7 +17231,7 @@
         </w:rPr>
         <w:t xml:space="preserve"> (</w:t>
       </w:r>
-      <w:hyperlink w:history="1" r:id="rIdxdis86-ulgrlzarbkqf44">
+      <w:hyperlink w:history="1" r:id="rIdpr9_g_2wwuimh7jw-flgs">
         <w:r>
           <w:rPr>
             <w:rFonts w:ascii="Arial" w:cs="Arial" w:eastAsia="Arial" w:hAnsi="Arial"/>
@@ -18244,7 +18244,7 @@
             <w:pPr>
               <w:spacing w:after="20" w:before="0"/>
             </w:pPr>
-            <w:hyperlink w:history="1" r:id="rIdgkobcobeo9luodomlaicg">
+            <w:hyperlink w:history="1" r:id="rIdyd2hxvsdugwc0fxmrsf3h">
               <w:r>
                 <w:rPr>
                   <w:rFonts w:ascii="Arial" w:cs="Arial" w:eastAsia="Arial" w:hAnsi="Arial"/>
@@ -18277,7 +18277,7 @@
               <w:spacing w:after="10" w:before="0"/>
               <w:ind w:left="120"/>
             </w:pPr>
-            <w:hyperlink w:history="1" r:id="rId-rszqizoax11bdfa6xlrp">
+            <w:hyperlink w:history="1" r:id="rIdpj_hieqtqhsmlnxtanm4_">
               <w:r>
                 <w:rPr>
                   <w:rFonts w:ascii="Arial" w:cs="Arial" w:eastAsia="Arial" w:hAnsi="Arial"/>
@@ -18322,7 +18322,7 @@
             <w:pPr>
               <w:spacing w:after="20" w:before="0"/>
             </w:pPr>
-            <w:hyperlink w:history="1" r:id="rIdgrlocx9odwh8ecc9njpzp">
+            <w:hyperlink w:history="1" r:id="rIdkwsiihb4p6vlklinvydld">
               <w:r>
                 <w:rPr>
                   <w:rFonts w:ascii="Arial" w:cs="Arial" w:eastAsia="Arial" w:hAnsi="Arial"/>
@@ -18355,7 +18355,7 @@
               <w:spacing w:after="10" w:before="0"/>
               <w:ind w:left="120"/>
             </w:pPr>
-            <w:hyperlink w:history="1" r:id="rIdvnct0jbzedvan6joi3bgl">
+            <w:hyperlink w:history="1" r:id="rId-wvvit9mxcjcxqaheu1-s">
               <w:r>
                 <w:rPr>
                   <w:rFonts w:ascii="Arial" w:cs="Arial" w:eastAsia="Arial" w:hAnsi="Arial"/>
@@ -18550,7 +18550,7 @@
             <w:pPr>
               <w:spacing w:after="20" w:before="0"/>
             </w:pPr>
-            <w:hyperlink w:history="1" r:id="rIdqe0lubqvpnx7jtdfvoetu">
+            <w:hyperlink w:history="1" r:id="rIduydkhy8p-d_mvniythcgq">
               <w:r>
                 <w:rPr>
                   <w:rFonts w:ascii="Arial" w:cs="Arial" w:eastAsia="Arial" w:hAnsi="Arial"/>
@@ -18583,7 +18583,7 @@
               <w:spacing w:after="10" w:before="0"/>
               <w:ind w:left="120"/>
             </w:pPr>
-            <w:hyperlink w:history="1" r:id="rIdyvvgrieznhzvv5cc-xaji">
+            <w:hyperlink w:history="1" r:id="rIdkuwuomqbqcdnj3w3x-emo">
               <w:r>
                 <w:rPr>
                   <w:rFonts w:ascii="Arial" w:cs="Arial" w:eastAsia="Arial" w:hAnsi="Arial"/>
@@ -18628,7 +18628,7 @@
             <w:pPr>
               <w:spacing w:after="20" w:before="0"/>
             </w:pPr>
-            <w:hyperlink w:history="1" r:id="rIdwgrymmvyzyizir38zh61y">
+            <w:hyperlink w:history="1" r:id="rIdbjtzz5axgengur8wjwfml">
               <w:r>
                 <w:rPr>
                   <w:rFonts w:ascii="Arial" w:cs="Arial" w:eastAsia="Arial" w:hAnsi="Arial"/>
@@ -18661,7 +18661,7 @@
               <w:spacing w:after="10" w:before="0"/>
               <w:ind w:left="120"/>
             </w:pPr>
-            <w:hyperlink w:history="1" r:id="rId9t7ftjhkzcwxa0eiamswj">
+            <w:hyperlink w:history="1" r:id="rIdq3a8xr_z_zv42uxylfgd3">
               <w:r>
                 <w:rPr>
                   <w:rFonts w:ascii="Arial" w:cs="Arial" w:eastAsia="Arial" w:hAnsi="Arial"/>
@@ -18856,7 +18856,7 @@
             <w:pPr>
               <w:spacing w:after="20" w:before="0"/>
             </w:pPr>
-            <w:hyperlink w:history="1" r:id="rIdn4xrstcqxlv4urwvwyhjk">
+            <w:hyperlink w:history="1" r:id="rIdkm2-mqscilxarlcf3oo5o">
               <w:r>
                 <w:rPr>
                   <w:rFonts w:ascii="Arial" w:cs="Arial" w:eastAsia="Arial" w:hAnsi="Arial"/>
@@ -18905,7 +18905,7 @@
               <w:spacing w:after="10" w:before="0"/>
               <w:ind w:left="120"/>
             </w:pPr>
-            <w:hyperlink w:history="1" r:id="rIdkrq9njpjcjcdi3oy32ose">
+            <w:hyperlink w:history="1" r:id="rIddvcpojiyxswghwtgzjm4i">
               <w:r>
                 <w:rPr>
                   <w:rFonts w:ascii="Arial" w:cs="Arial" w:eastAsia="Arial" w:hAnsi="Arial"/>
@@ -18950,7 +18950,7 @@
             <w:pPr>
               <w:spacing w:after="20" w:before="0"/>
             </w:pPr>
-            <w:hyperlink w:history="1" r:id="rId9plwpmik3f4fwrbulf3w8">
+            <w:hyperlink w:history="1" r:id="rIdcc-xzlvn_awkhryze1j0o">
               <w:r>
                 <w:rPr>
                   <w:rFonts w:ascii="Arial" w:cs="Arial" w:eastAsia="Arial" w:hAnsi="Arial"/>
@@ -18999,7 +18999,7 @@
               <w:spacing w:after="10" w:before="0"/>
               <w:ind w:left="120"/>
             </w:pPr>
-            <w:hyperlink w:history="1" r:id="rIdobw2biogkmbgm7jjorhay">
+            <w:hyperlink w:history="1" r:id="rIdqhheyr2_6mqt8ykvjlk9s">
               <w:r>
                 <w:rPr>
                   <w:rFonts w:ascii="Arial" w:cs="Arial" w:eastAsia="Arial" w:hAnsi="Arial"/>
@@ -19194,7 +19194,7 @@
             <w:pPr>
               <w:spacing w:after="20" w:before="0"/>
             </w:pPr>
-            <w:hyperlink w:history="1" r:id="rIdxntfk_gt1t46wvd-cbg0g">
+            <w:hyperlink w:history="1" r:id="rId6fhhzhpckn9xycgpum3m3">
               <w:r>
                 <w:rPr>
                   <w:rFonts w:ascii="Arial" w:cs="Arial" w:eastAsia="Arial" w:hAnsi="Arial"/>
@@ -19243,7 +19243,7 @@
               <w:spacing w:after="10" w:before="0"/>
               <w:ind w:left="120"/>
             </w:pPr>
-            <w:hyperlink w:history="1" r:id="rIdoxuqk7xhkuqajyyysy8ud">
+            <w:hyperlink w:history="1" r:id="rId0vb1t5-no5jfntg-xljna">
               <w:r>
                 <w:rPr>
                   <w:rFonts w:ascii="Arial" w:cs="Arial" w:eastAsia="Arial" w:hAnsi="Arial"/>
@@ -19288,7 +19288,7 @@
             <w:pPr>
               <w:spacing w:after="20" w:before="0"/>
             </w:pPr>
-            <w:hyperlink w:history="1" r:id="rId0wc6i5mzth85tiodpeqxx">
+            <w:hyperlink w:history="1" r:id="rIdibfnedo6uhy6bo0ehkr-7">
               <w:r>
                 <w:rPr>
                   <w:rFonts w:ascii="Arial" w:cs="Arial" w:eastAsia="Arial" w:hAnsi="Arial"/>
@@ -19321,7 +19321,7 @@
               <w:spacing w:after="10" w:before="0"/>
               <w:ind w:left="120"/>
             </w:pPr>
-            <w:hyperlink w:history="1" r:id="rIdso-0rbg9lgfxe2lxckujs">
+            <w:hyperlink w:history="1" r:id="rIdvwcwi1yrrg-eifsfuh6pf">
               <w:r>
                 <w:rPr>
                   <w:rFonts w:ascii="Arial" w:cs="Arial" w:eastAsia="Arial" w:hAnsi="Arial"/>
@@ -19516,7 +19516,7 @@
             <w:pPr>
               <w:spacing w:after="20" w:before="0"/>
             </w:pPr>
-            <w:hyperlink w:history="1" r:id="rIddwfrrqrgw5s7ry9eisauc">
+            <w:hyperlink w:history="1" r:id="rIdu0tqoaqyu5necoxdyngny">
               <w:r>
                 <w:rPr>
                   <w:rFonts w:ascii="Arial" w:cs="Arial" w:eastAsia="Arial" w:hAnsi="Arial"/>
@@ -19565,7 +19565,7 @@
               <w:spacing w:after="10" w:before="0"/>
               <w:ind w:left="120"/>
             </w:pPr>
-            <w:hyperlink w:history="1" r:id="rIdvdhz_biu19pvmyjzzdrub">
+            <w:hyperlink w:history="1" r:id="rIdp3ydxwvbcztnjuvtbpcnb">
               <w:r>
                 <w:rPr>
                   <w:rFonts w:ascii="Arial" w:cs="Arial" w:eastAsia="Arial" w:hAnsi="Arial"/>
@@ -19610,7 +19610,7 @@
             <w:pPr>
               <w:spacing w:after="20" w:before="0"/>
             </w:pPr>
-            <w:hyperlink w:history="1" r:id="rIdlpwbidwa30myeyqaujlvg">
+            <w:hyperlink w:history="1" r:id="rIdqom3n5ujgxe3gphvokh2d">
               <w:r>
                 <w:rPr>
                   <w:rFonts w:ascii="Arial" w:cs="Arial" w:eastAsia="Arial" w:hAnsi="Arial"/>
@@ -19643,7 +19643,7 @@
               <w:spacing w:after="10" w:before="0"/>
               <w:ind w:left="120"/>
             </w:pPr>
-            <w:hyperlink w:history="1" r:id="rIdjza_suspjbjwdj_z2npfx">
+            <w:hyperlink w:history="1" r:id="rIdm0jq707zsnhu_hivxrzuz">
               <w:r>
                 <w:rPr>
                   <w:rFonts w:ascii="Arial" w:cs="Arial" w:eastAsia="Arial" w:hAnsi="Arial"/>
@@ -20155,7 +20155,7 @@
         </w:rPr>
         <w:t xml:space="preserve">© 2026 SeaVuria and ARES. Aligned with KICD objectives. Developed by SeaVuria; technical implementation by ARES (with AI assistance from Claude). Licensed under </w:t>
       </w:r>
-      <w:hyperlink w:history="1" r:id="rIdhkhibyrsmxqdrzc_zcvja">
+      <w:hyperlink w:history="1" r:id="rIdqwe2_jffppjph3pdpjegz">
         <w:r>
           <w:rPr>
             <w:rFonts w:ascii="Arial" w:cs="Arial" w:eastAsia="Arial" w:hAnsi="Arial"/>
@@ -20176,7 +20176,7 @@
         </w:rPr>
         <w:t xml:space="preserve"> (</w:t>
       </w:r>
-      <w:hyperlink w:history="1" r:id="rIdx7yv1m3neid_4xuyp7kpr">
+      <w:hyperlink w:history="1" r:id="rIdovemitqscehvcb7xkrrzp">
         <w:r>
           <w:rPr>
             <w:rFonts w:ascii="Arial" w:cs="Arial" w:eastAsia="Arial" w:hAnsi="Arial"/>
@@ -21189,7 +21189,7 @@
             <w:pPr>
               <w:spacing w:after="20" w:before="0"/>
             </w:pPr>
-            <w:hyperlink w:history="1" r:id="rIdhcvsaclyu7meivfcqqufw">
+            <w:hyperlink w:history="1" r:id="rIdd6ukcwlyhy0jyqgyjg3wv">
               <w:r>
                 <w:rPr>
                   <w:rFonts w:ascii="Arial" w:cs="Arial" w:eastAsia="Arial" w:hAnsi="Arial"/>
@@ -21238,7 +21238,7 @@
               <w:spacing w:after="10" w:before="0"/>
               <w:ind w:left="120"/>
             </w:pPr>
-            <w:hyperlink w:history="1" r:id="rIdjucu784f6gxgdpai9yboo">
+            <w:hyperlink w:history="1" r:id="rIdi32yv7ybkokkmzk0haeu3">
               <w:r>
                 <w:rPr>
                   <w:rFonts w:ascii="Arial" w:cs="Arial" w:eastAsia="Arial" w:hAnsi="Arial"/>
@@ -21283,7 +21283,7 @@
             <w:pPr>
               <w:spacing w:after="20" w:before="0"/>
             </w:pPr>
-            <w:hyperlink w:history="1" r:id="rIdtfmsnsq0ttnmjebiedldi">
+            <w:hyperlink w:history="1" r:id="rIdt0chbaiefveimucct1-rt">
               <w:r>
                 <w:rPr>
                   <w:rFonts w:ascii="Arial" w:cs="Arial" w:eastAsia="Arial" w:hAnsi="Arial"/>
@@ -21316,7 +21316,7 @@
               <w:spacing w:after="10" w:before="0"/>
               <w:ind w:left="120"/>
             </w:pPr>
-            <w:hyperlink w:history="1" r:id="rId1r7hcbvph8qxkgiqwxy1d">
+            <w:hyperlink w:history="1" r:id="rId33pne1rlfbk3cbsmjoqbq">
               <w:r>
                 <w:rPr>
                   <w:rFonts w:ascii="Arial" w:cs="Arial" w:eastAsia="Arial" w:hAnsi="Arial"/>
@@ -21511,7 +21511,7 @@
             <w:pPr>
               <w:spacing w:after="20" w:before="0"/>
             </w:pPr>
-            <w:hyperlink w:history="1" r:id="rIdholpdkeeawx6qjetocdjs">
+            <w:hyperlink w:history="1" r:id="rIdoqjnkwbu04tcigyk0hvbz">
               <w:r>
                 <w:rPr>
                   <w:rFonts w:ascii="Arial" w:cs="Arial" w:eastAsia="Arial" w:hAnsi="Arial"/>
@@ -21560,7 +21560,7 @@
               <w:spacing w:after="10" w:before="0"/>
               <w:ind w:left="120"/>
             </w:pPr>
-            <w:hyperlink w:history="1" r:id="rIdk8g59khxyhjg-aa4szher">
+            <w:hyperlink w:history="1" r:id="rIdvvfuq9sixv1oh22rw2ajy">
               <w:r>
                 <w:rPr>
                   <w:rFonts w:ascii="Arial" w:cs="Arial" w:eastAsia="Arial" w:hAnsi="Arial"/>
@@ -21605,7 +21605,7 @@
             <w:pPr>
               <w:spacing w:after="20" w:before="0"/>
             </w:pPr>
-            <w:hyperlink w:history="1" r:id="rId24q9lwrwhn3hse6lkk4kf">
+            <w:hyperlink w:history="1" r:id="rIdber9vrlwhfqseuord_t2j">
               <w:r>
                 <w:rPr>
                   <w:rFonts w:ascii="Arial" w:cs="Arial" w:eastAsia="Arial" w:hAnsi="Arial"/>
@@ -21638,7 +21638,7 @@
               <w:spacing w:after="10" w:before="0"/>
               <w:ind w:left="120"/>
             </w:pPr>
-            <w:hyperlink w:history="1" r:id="rIdybtpqwljqey8gar2_pdlm">
+            <w:hyperlink w:history="1" r:id="rIdio0j-zmjsi4eper41ege8">
               <w:r>
                 <w:rPr>
                   <w:rFonts w:ascii="Arial" w:cs="Arial" w:eastAsia="Arial" w:hAnsi="Arial"/>
@@ -22099,7 +22099,7 @@
             <w:pPr>
               <w:spacing w:after="20" w:before="0"/>
             </w:pPr>
-            <w:hyperlink w:history="1" r:id="rId1wihkz7w3ojtmquqs2cj9">
+            <w:hyperlink w:history="1" r:id="rIdz2tuu4-znjmrvlmrstetd">
               <w:r>
                 <w:rPr>
                   <w:rFonts w:ascii="Arial" w:cs="Arial" w:eastAsia="Arial" w:hAnsi="Arial"/>
@@ -22148,7 +22148,7 @@
               <w:spacing w:after="10" w:before="0"/>
               <w:ind w:left="120"/>
             </w:pPr>
-            <w:hyperlink w:history="1" r:id="rIdlsh03p5hbp2p3nu78i1tp">
+            <w:hyperlink w:history="1" r:id="rId0sl3qxltz9xot8aewniee">
               <w:r>
                 <w:rPr>
                   <w:rFonts w:ascii="Arial" w:cs="Arial" w:eastAsia="Arial" w:hAnsi="Arial"/>
@@ -22193,7 +22193,7 @@
             <w:pPr>
               <w:spacing w:after="20" w:before="0"/>
             </w:pPr>
-            <w:hyperlink w:history="1" r:id="rIdzxclirvva6w35us2pv2e8">
+            <w:hyperlink w:history="1" r:id="rIdhfy9h0frlpilniki49szd">
               <w:r>
                 <w:rPr>
                   <w:rFonts w:ascii="Arial" w:cs="Arial" w:eastAsia="Arial" w:hAnsi="Arial"/>
@@ -22242,7 +22242,7 @@
               <w:spacing w:after="10" w:before="0"/>
               <w:ind w:left="120"/>
             </w:pPr>
-            <w:hyperlink w:history="1" r:id="rIdeq8ptrtlkfeqip41h1xdn">
+            <w:hyperlink w:history="1" r:id="rIdwrjm1iv8lcbspeyf0ru_j">
               <w:r>
                 <w:rPr>
                   <w:rFonts w:ascii="Arial" w:cs="Arial" w:eastAsia="Arial" w:hAnsi="Arial"/>
@@ -22475,7 +22475,7 @@
             <w:pPr>
               <w:spacing w:after="20" w:before="0"/>
             </w:pPr>
-            <w:hyperlink w:history="1" r:id="rIdpc0wcegw9wk6jsynl0poo">
+            <w:hyperlink w:history="1" r:id="rIdtyd5cuwtaancs6ztuohhz">
               <w:r>
                 <w:rPr>
                   <w:rFonts w:ascii="Arial" w:cs="Arial" w:eastAsia="Arial" w:hAnsi="Arial"/>
@@ -22524,7 +22524,7 @@
               <w:spacing w:after="10" w:before="0"/>
               <w:ind w:left="120"/>
             </w:pPr>
-            <w:hyperlink w:history="1" r:id="rIdio5zborwqmusnme7ho-d5">
+            <w:hyperlink w:history="1" r:id="rIdy6q-b_gm1wz76fh19q-tr">
               <w:r>
                 <w:rPr>
                   <w:rFonts w:ascii="Arial" w:cs="Arial" w:eastAsia="Arial" w:hAnsi="Arial"/>
@@ -22569,7 +22569,7 @@
             <w:pPr>
               <w:spacing w:after="20" w:before="0"/>
             </w:pPr>
-            <w:hyperlink w:history="1" r:id="rIdukhnw2oruu5j7f_d-i6ur">
+            <w:hyperlink w:history="1" r:id="rIdlhj9cpy6a4h7zce4hpxq9">
               <w:r>
                 <w:rPr>
                   <w:rFonts w:ascii="Arial" w:cs="Arial" w:eastAsia="Arial" w:hAnsi="Arial"/>
@@ -22618,7 +22618,7 @@
               <w:spacing w:after="10" w:before="0"/>
               <w:ind w:left="120"/>
             </w:pPr>
-            <w:hyperlink w:history="1" r:id="rIdmzioacopclxf5s8bwrg91">
+            <w:hyperlink w:history="1" r:id="rIdmpkuv5yj75mp0cko9obfp">
               <w:r>
                 <w:rPr>
                   <w:rFonts w:ascii="Arial" w:cs="Arial" w:eastAsia="Arial" w:hAnsi="Arial"/>
@@ -22813,7 +22813,7 @@
             <w:pPr>
               <w:spacing w:after="20" w:before="0"/>
             </w:pPr>
-            <w:hyperlink w:history="1" r:id="rIdh-wvex2wgldmtkdmxpswr">
+            <w:hyperlink w:history="1" r:id="rIdk6ixpwlhhnso53rlbuliy">
               <w:r>
                 <w:rPr>
                   <w:rFonts w:ascii="Arial" w:cs="Arial" w:eastAsia="Arial" w:hAnsi="Arial"/>
@@ -22862,7 +22862,7 @@
               <w:spacing w:after="10" w:before="0"/>
               <w:ind w:left="120"/>
             </w:pPr>
-            <w:hyperlink w:history="1" r:id="rIdds4l_f2edbbpsiak8pxgl">
+            <w:hyperlink w:history="1" r:id="rId_qayakards8lqk9jzgkeu">
               <w:r>
                 <w:rPr>
                   <w:rFonts w:ascii="Arial" w:cs="Arial" w:eastAsia="Arial" w:hAnsi="Arial"/>
@@ -22907,7 +22907,7 @@
             <w:pPr>
               <w:spacing w:after="20" w:before="0"/>
             </w:pPr>
-            <w:hyperlink w:history="1" r:id="rIdj5v78guveywffz_uw7ukm">
+            <w:hyperlink w:history="1" r:id="rIdq8pyn4eh8fcxuxoey7ezs">
               <w:r>
                 <w:rPr>
                   <w:rFonts w:ascii="Arial" w:cs="Arial" w:eastAsia="Arial" w:hAnsi="Arial"/>
@@ -22956,7 +22956,7 @@
               <w:spacing w:after="10" w:before="0"/>
               <w:ind w:left="120"/>
             </w:pPr>
-            <w:hyperlink w:history="1" r:id="rIdds5hmcjhsbjx_gg0-x9le">
+            <w:hyperlink w:history="1" r:id="rIdoujvq1eby_ykjyqbgbthb">
               <w:r>
                 <w:rPr>
                   <w:rFonts w:ascii="Arial" w:cs="Arial" w:eastAsia="Arial" w:hAnsi="Arial"/>
@@ -23563,7 +23563,7 @@
         </w:rPr>
         <w:t xml:space="preserve">© 2026 SeaVuria and ARES. Aligned with KICD objectives. Developed by SeaVuria; technical implementation by ARES (with AI assistance from Claude). Licensed under </w:t>
       </w:r>
-      <w:hyperlink w:history="1" r:id="rIdlcslm_469qicb-u3sewpz">
+      <w:hyperlink w:history="1" r:id="rIdexikgprkm2hgzn-lztwwv">
         <w:r>
           <w:rPr>
             <w:rFonts w:ascii="Arial" w:cs="Arial" w:eastAsia="Arial" w:hAnsi="Arial"/>
@@ -23584,7 +23584,7 @@
         </w:rPr>
         <w:t xml:space="preserve"> (</w:t>
       </w:r>
-      <w:hyperlink w:history="1" r:id="rIdvh0vkk5k20e-fu94nz1bf">
+      <w:hyperlink w:history="1" r:id="rIdckajsmpcrqjampdteesup">
         <w:r>
           <w:rPr>
             <w:rFonts w:ascii="Arial" w:cs="Arial" w:eastAsia="Arial" w:hAnsi="Arial"/>
@@ -24720,7 +24720,7 @@
             <w:pPr>
               <w:spacing w:after="20" w:before="0"/>
             </w:pPr>
-            <w:hyperlink w:history="1" r:id="rIdxylt0gdeabvwrmeyl7olo">
+            <w:hyperlink w:history="1" r:id="rIdolwqjyvr2_amvfk6lss4m">
               <w:r>
                 <w:rPr>
                   <w:rFonts w:ascii="Arial" w:cs="Arial" w:eastAsia="Arial" w:hAnsi="Arial"/>
@@ -24753,7 +24753,7 @@
               <w:spacing w:after="10" w:before="0"/>
               <w:ind w:left="120"/>
             </w:pPr>
-            <w:hyperlink w:history="1" r:id="rIdpyulcg5m0yfja_erbnrp6">
+            <w:hyperlink w:history="1" r:id="rIdplwpy3enxmxjomzzpgd-c">
               <w:r>
                 <w:rPr>
                   <w:rFonts w:ascii="Arial" w:cs="Arial" w:eastAsia="Arial" w:hAnsi="Arial"/>
@@ -24798,7 +24798,7 @@
             <w:pPr>
               <w:spacing w:after="20" w:before="0"/>
             </w:pPr>
-            <w:hyperlink w:history="1" r:id="rIdft7vcvxuirimwtbzbcqvz">
+            <w:hyperlink w:history="1" r:id="rIdcldv74njb4crjg4h_mfxe">
               <w:r>
                 <w:rPr>
                   <w:rFonts w:ascii="Arial" w:cs="Arial" w:eastAsia="Arial" w:hAnsi="Arial"/>
@@ -24831,7 +24831,7 @@
               <w:spacing w:after="10" w:before="0"/>
               <w:ind w:left="120"/>
             </w:pPr>
-            <w:hyperlink w:history="1" r:id="rIdfzwtwcdxszdse9kpoatyv">
+            <w:hyperlink w:history="1" r:id="rId2po2fr3tyem1mhh7eqrhl">
               <w:r>
                 <w:rPr>
                   <w:rFonts w:ascii="Arial" w:cs="Arial" w:eastAsia="Arial" w:hAnsi="Arial"/>
@@ -25026,7 +25026,7 @@
             <w:pPr>
               <w:spacing w:after="20" w:before="0"/>
             </w:pPr>
-            <w:hyperlink w:history="1" r:id="rIduvcdm5v8znynby58g7ofu">
+            <w:hyperlink w:history="1" r:id="rIde99ox3dzyga5gg_efuff0">
               <w:r>
                 <w:rPr>
                   <w:rFonts w:ascii="Arial" w:cs="Arial" w:eastAsia="Arial" w:hAnsi="Arial"/>
@@ -25059,7 +25059,7 @@
               <w:spacing w:after="10" w:before="0"/>
               <w:ind w:left="120"/>
             </w:pPr>
-            <w:hyperlink w:history="1" r:id="rIdqmrsgcn2haq3-uhfnqakk">
+            <w:hyperlink w:history="1" r:id="rIdiso8kdcmevfvydira7z5m">
               <w:r>
                 <w:rPr>
                   <w:rFonts w:ascii="Arial" w:cs="Arial" w:eastAsia="Arial" w:hAnsi="Arial"/>
@@ -25104,7 +25104,7 @@
             <w:pPr>
               <w:spacing w:after="20" w:before="0"/>
             </w:pPr>
-            <w:hyperlink w:history="1" r:id="rIdwiw2a92gzc-vcspjk3oov">
+            <w:hyperlink w:history="1" r:id="rIdfodkd6gezma0tpwk4x0t6">
               <w:r>
                 <w:rPr>
                   <w:rFonts w:ascii="Arial" w:cs="Arial" w:eastAsia="Arial" w:hAnsi="Arial"/>
@@ -25137,7 +25137,7 @@
               <w:spacing w:after="10" w:before="0"/>
               <w:ind w:left="120"/>
             </w:pPr>
-            <w:hyperlink w:history="1" r:id="rIdlnctaa7adt2dwv1rqrx-2">
+            <w:hyperlink w:history="1" r:id="rIdgjg-4kdoph4mhmh2tjm5_">
               <w:r>
                 <w:rPr>
                   <w:rFonts w:ascii="Arial" w:cs="Arial" w:eastAsia="Arial" w:hAnsi="Arial"/>
@@ -25332,7 +25332,7 @@
             <w:pPr>
               <w:spacing w:after="20" w:before="0"/>
             </w:pPr>
-            <w:hyperlink w:history="1" r:id="rId_n8xzetohu8jvzzuv26qe">
+            <w:hyperlink w:history="1" r:id="rIdpeskeued4jwb1siwlsrfa">
               <w:r>
                 <w:rPr>
                   <w:rFonts w:ascii="Arial" w:cs="Arial" w:eastAsia="Arial" w:hAnsi="Arial"/>
@@ -25381,7 +25381,7 @@
               <w:spacing w:after="10" w:before="0"/>
               <w:ind w:left="120"/>
             </w:pPr>
-            <w:hyperlink w:history="1" r:id="rIdr3lvp_cwxitbduwx-3y22">
+            <w:hyperlink w:history="1" r:id="rIdv3w800wyvla7myym4779o">
               <w:r>
                 <w:rPr>
                   <w:rFonts w:ascii="Arial" w:cs="Arial" w:eastAsia="Arial" w:hAnsi="Arial"/>
@@ -25426,7 +25426,7 @@
             <w:pPr>
               <w:spacing w:after="20" w:before="0"/>
             </w:pPr>
-            <w:hyperlink w:history="1" r:id="rIdr8bee5iwvyyccp8l9vvgt">
+            <w:hyperlink w:history="1" r:id="rIdb4a00_cmjneszon3kupqx">
               <w:r>
                 <w:rPr>
                   <w:rFonts w:ascii="Arial" w:cs="Arial" w:eastAsia="Arial" w:hAnsi="Arial"/>
@@ -25459,7 +25459,7 @@
               <w:spacing w:after="10" w:before="0"/>
               <w:ind w:left="120"/>
             </w:pPr>
-            <w:hyperlink w:history="1" r:id="rIdjwuigseodyikx221nuryp">
+            <w:hyperlink w:history="1" r:id="rIdljcovem-78jupsk_-6tri">
               <w:r>
                 <w:rPr>
                   <w:rFonts w:ascii="Arial" w:cs="Arial" w:eastAsia="Arial" w:hAnsi="Arial"/>
@@ -25654,7 +25654,7 @@
             <w:pPr>
               <w:spacing w:after="20" w:before="0"/>
             </w:pPr>
-            <w:hyperlink w:history="1" r:id="rId1aifio1y2jcb9ufghid7m">
+            <w:hyperlink w:history="1" r:id="rIdvju9-sanygeqxz89brcqe">
               <w:r>
                 <w:rPr>
                   <w:rFonts w:ascii="Arial" w:cs="Arial" w:eastAsia="Arial" w:hAnsi="Arial"/>
@@ -25687,7 +25687,7 @@
               <w:spacing w:after="10" w:before="0"/>
               <w:ind w:left="120"/>
             </w:pPr>
-            <w:hyperlink w:history="1" r:id="rIdqexbuzfii-pvhrl5lkhmq">
+            <w:hyperlink w:history="1" r:id="rIdg6lcpsr-zgpypc8lsxmx-">
               <w:r>
                 <w:rPr>
                   <w:rFonts w:ascii="Arial" w:cs="Arial" w:eastAsia="Arial" w:hAnsi="Arial"/>
@@ -25732,7 +25732,7 @@
             <w:pPr>
               <w:spacing w:after="20" w:before="0"/>
             </w:pPr>
-            <w:hyperlink w:history="1" r:id="rIdmmqqqpalldfsufzqzcv0b">
+            <w:hyperlink w:history="1" r:id="rIdtuqufp4g4hgnbur76g6fq">
               <w:r>
                 <w:rPr>
                   <w:rFonts w:ascii="Arial" w:cs="Arial" w:eastAsia="Arial" w:hAnsi="Arial"/>
@@ -25765,7 +25765,7 @@
               <w:spacing w:after="10" w:before="0"/>
               <w:ind w:left="120"/>
             </w:pPr>
-            <w:hyperlink w:history="1" r:id="rIdznp5kiimsdcqna5i42gjq">
+            <w:hyperlink w:history="1" r:id="rIdikjyqcntxlv0jid20fx7k">
               <w:r>
                 <w:rPr>
                   <w:rFonts w:ascii="Arial" w:cs="Arial" w:eastAsia="Arial" w:hAnsi="Arial"/>
@@ -25960,7 +25960,7 @@
             <w:pPr>
               <w:spacing w:after="20" w:before="0"/>
             </w:pPr>
-            <w:hyperlink w:history="1" r:id="rId9hf4ornopmqcca0vueeum">
+            <w:hyperlink w:history="1" r:id="rId6qf2l8rnoo6yxx1ybi0wi">
               <w:r>
                 <w:rPr>
                   <w:rFonts w:ascii="Arial" w:cs="Arial" w:eastAsia="Arial" w:hAnsi="Arial"/>
@@ -25993,7 +25993,7 @@
               <w:spacing w:after="10" w:before="0"/>
               <w:ind w:left="120"/>
             </w:pPr>
-            <w:hyperlink w:history="1" r:id="rIdyjckgco--7enra5dxe41j">
+            <w:hyperlink w:history="1" r:id="rId8kyixpjj0yv0vzglz1rt1">
               <w:r>
                 <w:rPr>
                   <w:rFonts w:ascii="Arial" w:cs="Arial" w:eastAsia="Arial" w:hAnsi="Arial"/>
@@ -26038,7 +26038,7 @@
             <w:pPr>
               <w:spacing w:after="20" w:before="0"/>
             </w:pPr>
-            <w:hyperlink w:history="1" r:id="rId9topjsofvxmhkjkfi6mof">
+            <w:hyperlink w:history="1" r:id="rIdxyyes1uern62xgv7mfpj3">
               <w:r>
                 <w:rPr>
                   <w:rFonts w:ascii="Arial" w:cs="Arial" w:eastAsia="Arial" w:hAnsi="Arial"/>
@@ -26071,7 +26071,7 @@
               <w:spacing w:after="10" w:before="0"/>
               <w:ind w:left="120"/>
             </w:pPr>
-            <w:hyperlink w:history="1" r:id="rIdhtosnsucsjvw1gp25amnn">
+            <w:hyperlink w:history="1" r:id="rIdstfb_k8hjcj6983ptsrm5">
               <w:r>
                 <w:rPr>
                   <w:rFonts w:ascii="Arial" w:cs="Arial" w:eastAsia="Arial" w:hAnsi="Arial"/>
@@ -26583,7 +26583,7 @@
         </w:rPr>
         <w:t xml:space="preserve">© 2026 SeaVuria and ARES. Aligned with KICD objectives. Developed by SeaVuria; technical implementation by ARES (with AI assistance from Claude). Licensed under </w:t>
       </w:r>
-      <w:hyperlink w:history="1" r:id="rId2yhwofemv0zcv3ymz9wgw">
+      <w:hyperlink w:history="1" r:id="rIdgvhd-iupym1rj6fjrltvi">
         <w:r>
           <w:rPr>
             <w:rFonts w:ascii="Arial" w:cs="Arial" w:eastAsia="Arial" w:hAnsi="Arial"/>
@@ -26604,7 +26604,7 @@
         </w:rPr>
         <w:t xml:space="preserve"> (</w:t>
       </w:r>
-      <w:hyperlink w:history="1" r:id="rIdvpyhiuc8imp9dn2rfxosy">
+      <w:hyperlink w:history="1" r:id="rIdgtgc3mfydz_tjqflul5r7">
         <w:r>
           <w:rPr>
             <w:rFonts w:ascii="Arial" w:cs="Arial" w:eastAsia="Arial" w:hAnsi="Arial"/>

--- a/data/outputs/v2/Core_Mathematics/SS2.6_Area_of_a_Part_of_a_Circle/Core_Mathematics_Area_of_a_Part_of_a_Circle_CBE_LessonSequence.docx
+++ b/data/outputs/v2/Core_Mathematics/SS2.6_Area_of_a_Part_of_a_Circle/Core_Mathematics_Area_of_a_Part_of_a_Circle_CBE_LessonSequence.docx
@@ -2323,7 +2323,7 @@
         </w:rPr>
         <w:t xml:space="preserve">© 2026 SeaVuria and ARES. This work is licensed under a </w:t>
       </w:r>
-      <w:hyperlink w:history="1" r:id="rId55ysbgwusbjheq9qbbrvs">
+      <w:hyperlink w:history="1" r:id="rIdbn7ndjwcns9mtpwtxp1jx">
         <w:r>
           <w:rPr>
             <w:rFonts w:ascii="Arial" w:cs="Arial" w:eastAsia="Arial" w:hAnsi="Arial"/>
@@ -2343,7 +2343,7 @@
         </w:rPr>
         <w:t xml:space="preserve"> (</w:t>
       </w:r>
-      <w:hyperlink w:history="1" r:id="rIdajzebjt2fsfchxjf-jyyk">
+      <w:hyperlink w:history="1" r:id="rIdwr4knf3n3hx2h7em-ynhs">
         <w:r>
           <w:rPr>
             <w:rFonts w:ascii="Arial" w:cs="Arial" w:eastAsia="Arial" w:hAnsi="Arial"/>
@@ -2363,7 +2363,7 @@
         </w:rPr>
         <w:t xml:space="preserve">). To view a copy of this license, visit </w:t>
       </w:r>
-      <w:hyperlink w:history="1" r:id="rIdbb-yzk5pbcljsslrjccrq">
+      <w:hyperlink w:history="1" r:id="rId3vs7o1x9x-uu9fg7ycgb9">
         <w:r>
           <w:rPr>
             <w:rFonts w:ascii="Arial" w:cs="Arial" w:eastAsia="Arial" w:hAnsi="Arial"/>
@@ -3375,7 +3375,7 @@
             <w:pPr>
               <w:spacing w:after="20" w:before="0"/>
             </w:pPr>
-            <w:hyperlink w:history="1" r:id="rIdxvz7xqaspqktbjimy4fyc">
+            <w:hyperlink w:history="1" r:id="rIdaib19rlxkuhbyz5h6zpqa">
               <w:r>
                 <w:rPr>
                   <w:rFonts w:ascii="Arial" w:cs="Arial" w:eastAsia="Arial" w:hAnsi="Arial"/>
@@ -3424,7 +3424,7 @@
               <w:spacing w:after="10" w:before="0"/>
               <w:ind w:left="120"/>
             </w:pPr>
-            <w:hyperlink w:history="1" r:id="rIdn-xgzpm-0feb7hm4_xmah">
+            <w:hyperlink w:history="1" r:id="rIdrgzmrgvgifelmil8bkqh7">
               <w:r>
                 <w:rPr>
                   <w:rFonts w:ascii="Arial" w:cs="Arial" w:eastAsia="Arial" w:hAnsi="Arial"/>
@@ -3469,7 +3469,7 @@
             <w:pPr>
               <w:spacing w:after="20" w:before="0"/>
             </w:pPr>
-            <w:hyperlink w:history="1" r:id="rIdoewyanz3zva1qovhtmso8">
+            <w:hyperlink w:history="1" r:id="rId7hgt-qzznxs36ovj2zhib">
               <w:r>
                 <w:rPr>
                   <w:rFonts w:ascii="Arial" w:cs="Arial" w:eastAsia="Arial" w:hAnsi="Arial"/>
@@ -3502,7 +3502,7 @@
               <w:spacing w:after="10" w:before="0"/>
               <w:ind w:left="120"/>
             </w:pPr>
-            <w:hyperlink w:history="1" r:id="rIdctrmrzm-_iplkltf_02xj">
+            <w:hyperlink w:history="1" r:id="rIdkgb1edh67xd7rjw7k1hev">
               <w:r>
                 <w:rPr>
                   <w:rFonts w:ascii="Arial" w:cs="Arial" w:eastAsia="Arial" w:hAnsi="Arial"/>
@@ -3697,7 +3697,7 @@
             <w:pPr>
               <w:spacing w:after="20" w:before="0"/>
             </w:pPr>
-            <w:hyperlink w:history="1" r:id="rIdb9opwzp_m6uuj1drqpl4x">
+            <w:hyperlink w:history="1" r:id="rIdumyglmksjrpmqstuwlxvg">
               <w:r>
                 <w:rPr>
                   <w:rFonts w:ascii="Arial" w:cs="Arial" w:eastAsia="Arial" w:hAnsi="Arial"/>
@@ -3746,7 +3746,7 @@
               <w:spacing w:after="10" w:before="0"/>
               <w:ind w:left="120"/>
             </w:pPr>
-            <w:hyperlink w:history="1" r:id="rId6-y9i2qfxwhbxu8ancvhc">
+            <w:hyperlink w:history="1" r:id="rIdpxkzdk6huuaioeevhq3vd">
               <w:r>
                 <w:rPr>
                   <w:rFonts w:ascii="Arial" w:cs="Arial" w:eastAsia="Arial" w:hAnsi="Arial"/>
@@ -3791,7 +3791,7 @@
             <w:pPr>
               <w:spacing w:after="20" w:before="0"/>
             </w:pPr>
-            <w:hyperlink w:history="1" r:id="rIdaua40cgwzesq1isundhfp">
+            <w:hyperlink w:history="1" r:id="rIdpvcfnj3_7puf6jkz1majz">
               <w:r>
                 <w:rPr>
                   <w:rFonts w:ascii="Arial" w:cs="Arial" w:eastAsia="Arial" w:hAnsi="Arial"/>
@@ -3824,7 +3824,7 @@
               <w:spacing w:after="10" w:before="0"/>
               <w:ind w:left="120"/>
             </w:pPr>
-            <w:hyperlink w:history="1" r:id="rIdqxibwf4oydqj5f6ggrqqx">
+            <w:hyperlink w:history="1" r:id="rIdhjgmyhawmeut0p6926eb8">
               <w:r>
                 <w:rPr>
                   <w:rFonts w:ascii="Arial" w:cs="Arial" w:eastAsia="Arial" w:hAnsi="Arial"/>
@@ -4019,7 +4019,7 @@
             <w:pPr>
               <w:spacing w:after="20" w:before="0"/>
             </w:pPr>
-            <w:hyperlink w:history="1" r:id="rIdcdghjnajmhww7ezwcmxdx">
+            <w:hyperlink w:history="1" r:id="rIdvt0rolbjxm8-9cuika1fc">
               <w:r>
                 <w:rPr>
                   <w:rFonts w:ascii="Arial" w:cs="Arial" w:eastAsia="Arial" w:hAnsi="Arial"/>
@@ -4068,7 +4068,7 @@
               <w:spacing w:after="10" w:before="0"/>
               <w:ind w:left="120"/>
             </w:pPr>
-            <w:hyperlink w:history="1" r:id="rIdf5dpdu2qkkqvp67jr2i0e">
+            <w:hyperlink w:history="1" r:id="rIdie-j3yfnopdid_kjbawui">
               <w:r>
                 <w:rPr>
                   <w:rFonts w:ascii="Arial" w:cs="Arial" w:eastAsia="Arial" w:hAnsi="Arial"/>
@@ -4113,7 +4113,7 @@
             <w:pPr>
               <w:spacing w:after="20" w:before="0"/>
             </w:pPr>
-            <w:hyperlink w:history="1" r:id="rIdc2cfgblxrhu-7rc2p4mah">
+            <w:hyperlink w:history="1" r:id="rIdjqtdq4cewnkaxmp6r8skn">
               <w:r>
                 <w:rPr>
                   <w:rFonts w:ascii="Arial" w:cs="Arial" w:eastAsia="Arial" w:hAnsi="Arial"/>
@@ -4162,7 +4162,7 @@
               <w:spacing w:after="10" w:before="0"/>
               <w:ind w:left="120"/>
             </w:pPr>
-            <w:hyperlink w:history="1" r:id="rIdxsl5xgzzblb4adkorxibk">
+            <w:hyperlink w:history="1" r:id="rIdpmhcervkmdt85neobpaer">
               <w:r>
                 <w:rPr>
                   <w:rFonts w:ascii="Arial" w:cs="Arial" w:eastAsia="Arial" w:hAnsi="Arial"/>
@@ -4357,7 +4357,7 @@
             <w:pPr>
               <w:spacing w:after="20" w:before="0"/>
             </w:pPr>
-            <w:hyperlink w:history="1" r:id="rIdc8wbp3d-ysasegc28q_if">
+            <w:hyperlink w:history="1" r:id="rIdvgx4jizrdwfaxewyd-gsu">
               <w:r>
                 <w:rPr>
                   <w:rFonts w:ascii="Arial" w:cs="Arial" w:eastAsia="Arial" w:hAnsi="Arial"/>
@@ -4406,7 +4406,7 @@
               <w:spacing w:after="10" w:before="0"/>
               <w:ind w:left="120"/>
             </w:pPr>
-            <w:hyperlink w:history="1" r:id="rIdbpb-2ovlxjm-42jhrz8ho">
+            <w:hyperlink w:history="1" r:id="rIdsog7q1gnwoysopvvzj2ek">
               <w:r>
                 <w:rPr>
                   <w:rFonts w:ascii="Arial" w:cs="Arial" w:eastAsia="Arial" w:hAnsi="Arial"/>
@@ -4451,7 +4451,7 @@
             <w:pPr>
               <w:spacing w:after="20" w:before="0"/>
             </w:pPr>
-            <w:hyperlink w:history="1" r:id="rIdk5eisen6dllklhnnazvaw">
+            <w:hyperlink w:history="1" r:id="rIdunfvehhlreglw2__anrtq">
               <w:r>
                 <w:rPr>
                   <w:rFonts w:ascii="Arial" w:cs="Arial" w:eastAsia="Arial" w:hAnsi="Arial"/>
@@ -4484,7 +4484,7 @@
               <w:spacing w:after="10" w:before="0"/>
               <w:ind w:left="120"/>
             </w:pPr>
-            <w:hyperlink w:history="1" r:id="rIdbvvum7gtyzl4whgf124wl">
+            <w:hyperlink w:history="1" r:id="rIdcm1n0yzvncddzsyvi3wcu">
               <w:r>
                 <w:rPr>
                   <w:rFonts w:ascii="Arial" w:cs="Arial" w:eastAsia="Arial" w:hAnsi="Arial"/>
@@ -4679,7 +4679,7 @@
             <w:pPr>
               <w:spacing w:after="20" w:before="0"/>
             </w:pPr>
-            <w:hyperlink w:history="1" r:id="rIdyc-va51lqv36p2lcxswmb">
+            <w:hyperlink w:history="1" r:id="rIdgcyvn01qdt-o1ngdiskpc">
               <w:r>
                 <w:rPr>
                   <w:rFonts w:ascii="Arial" w:cs="Arial" w:eastAsia="Arial" w:hAnsi="Arial"/>
@@ -4728,7 +4728,7 @@
               <w:spacing w:after="10" w:before="0"/>
               <w:ind w:left="120"/>
             </w:pPr>
-            <w:hyperlink w:history="1" r:id="rId1pjnijnb5ww5ba9ptl29k">
+            <w:hyperlink w:history="1" r:id="rIdabavauqx7n-vm8zecyip5">
               <w:r>
                 <w:rPr>
                   <w:rFonts w:ascii="Arial" w:cs="Arial" w:eastAsia="Arial" w:hAnsi="Arial"/>
@@ -4773,7 +4773,7 @@
             <w:pPr>
               <w:spacing w:after="20" w:before="0"/>
             </w:pPr>
-            <w:hyperlink w:history="1" r:id="rIdwzdvppzc99m36erc3dlpm">
+            <w:hyperlink w:history="1" r:id="rIdkcfg-hnvtwjtgaugp5pv8">
               <w:r>
                 <w:rPr>
                   <w:rFonts w:ascii="Arial" w:cs="Arial" w:eastAsia="Arial" w:hAnsi="Arial"/>
@@ -4806,7 +4806,7 @@
               <w:spacing w:after="10" w:before="0"/>
               <w:ind w:left="120"/>
             </w:pPr>
-            <w:hyperlink w:history="1" r:id="rId1a3vfwm9pjhvnct-hquon">
+            <w:hyperlink w:history="1" r:id="rIdxcmbbph2abky5lktxmmqs">
               <w:r>
                 <w:rPr>
                   <w:rFonts w:ascii="Arial" w:cs="Arial" w:eastAsia="Arial" w:hAnsi="Arial"/>
@@ -5318,7 +5318,7 @@
         </w:rPr>
         <w:t xml:space="preserve">© 2026 SeaVuria and ARES. Aligned with KICD objectives. Developed by SeaVuria; technical implementation by ARES (with AI assistance from Claude). Licensed under </w:t>
       </w:r>
-      <w:hyperlink w:history="1" r:id="rIdp50e1x_ykclzkg9pmjp-2">
+      <w:hyperlink w:history="1" r:id="rIdmd2pcnzfprqnvzhigmeix">
         <w:r>
           <w:rPr>
             <w:rFonts w:ascii="Arial" w:cs="Arial" w:eastAsia="Arial" w:hAnsi="Arial"/>
@@ -5339,7 +5339,7 @@
         </w:rPr>
         <w:t xml:space="preserve"> (</w:t>
       </w:r>
-      <w:hyperlink w:history="1" r:id="rIdljftifbpsrjtvpfg5drii">
+      <w:hyperlink w:history="1" r:id="rIdt60jymzg7w2nc2uvmtn65">
         <w:r>
           <w:rPr>
             <w:rFonts w:ascii="Arial" w:cs="Arial" w:eastAsia="Arial" w:hAnsi="Arial"/>
@@ -6352,7 +6352,7 @@
             <w:pPr>
               <w:spacing w:after="20" w:before="0"/>
             </w:pPr>
-            <w:hyperlink w:history="1" r:id="rIdk19e8wufzxr6wt3f2p-k1">
+            <w:hyperlink w:history="1" r:id="rIdyij264ilxitbp76e8t52e">
               <w:r>
                 <w:rPr>
                   <w:rFonts w:ascii="Arial" w:cs="Arial" w:eastAsia="Arial" w:hAnsi="Arial"/>
@@ -6385,7 +6385,7 @@
               <w:spacing w:after="10" w:before="0"/>
               <w:ind w:left="120"/>
             </w:pPr>
-            <w:hyperlink w:history="1" r:id="rIdune50e5gmhhviow1z30rl">
+            <w:hyperlink w:history="1" r:id="rIdxc2byach-mqnqbkmhtlui">
               <w:r>
                 <w:rPr>
                   <w:rFonts w:ascii="Arial" w:cs="Arial" w:eastAsia="Arial" w:hAnsi="Arial"/>
@@ -6430,7 +6430,7 @@
             <w:pPr>
               <w:spacing w:after="20" w:before="0"/>
             </w:pPr>
-            <w:hyperlink w:history="1" r:id="rIdpsrl4ukb3fxfu0dkwzqdv">
+            <w:hyperlink w:history="1" r:id="rId-igokrpuontmtin41hmba">
               <w:r>
                 <w:rPr>
                   <w:rFonts w:ascii="Arial" w:cs="Arial" w:eastAsia="Arial" w:hAnsi="Arial"/>
@@ -6463,7 +6463,7 @@
               <w:spacing w:after="10" w:before="0"/>
               <w:ind w:left="120"/>
             </w:pPr>
-            <w:hyperlink w:history="1" r:id="rIdwiximxkw5yi6yplm9dilx">
+            <w:hyperlink w:history="1" r:id="rIdce3gqxye5n6cx6anndv2q">
               <w:r>
                 <w:rPr>
                   <w:rFonts w:ascii="Arial" w:cs="Arial" w:eastAsia="Arial" w:hAnsi="Arial"/>
@@ -6658,7 +6658,7 @@
             <w:pPr>
               <w:spacing w:after="20" w:before="0"/>
             </w:pPr>
-            <w:hyperlink w:history="1" r:id="rIdqjlo7yiqpomz4grw-4s70">
+            <w:hyperlink w:history="1" r:id="rIdfgd5mg-6iqpd8hhlptp_o">
               <w:r>
                 <w:rPr>
                   <w:rFonts w:ascii="Arial" w:cs="Arial" w:eastAsia="Arial" w:hAnsi="Arial"/>
@@ -6691,7 +6691,7 @@
               <w:spacing w:after="10" w:before="0"/>
               <w:ind w:left="120"/>
             </w:pPr>
-            <w:hyperlink w:history="1" r:id="rId4ib16wgynxh5clrugquuf">
+            <w:hyperlink w:history="1" r:id="rIdjufcs6y5qvaour9iqlroz">
               <w:r>
                 <w:rPr>
                   <w:rFonts w:ascii="Arial" w:cs="Arial" w:eastAsia="Arial" w:hAnsi="Arial"/>
@@ -6736,7 +6736,7 @@
             <w:pPr>
               <w:spacing w:after="20" w:before="0"/>
             </w:pPr>
-            <w:hyperlink w:history="1" r:id="rIdfo5j9al8h0azbgwbwoqgc">
+            <w:hyperlink w:history="1" r:id="rIdj7tzqa3ryc95nwshekeps">
               <w:r>
                 <w:rPr>
                   <w:rFonts w:ascii="Arial" w:cs="Arial" w:eastAsia="Arial" w:hAnsi="Arial"/>
@@ -6769,7 +6769,7 @@
               <w:spacing w:after="10" w:before="0"/>
               <w:ind w:left="120"/>
             </w:pPr>
-            <w:hyperlink w:history="1" r:id="rIdc825a8pcyngqyp8l1hqqa">
+            <w:hyperlink w:history="1" r:id="rIdqxldx3p5qc7ufbsabqy42">
               <w:r>
                 <w:rPr>
                   <w:rFonts w:ascii="Arial" w:cs="Arial" w:eastAsia="Arial" w:hAnsi="Arial"/>
@@ -6964,7 +6964,7 @@
             <w:pPr>
               <w:spacing w:after="20" w:before="0"/>
             </w:pPr>
-            <w:hyperlink w:history="1" r:id="rIdlfflg0lm6gdxa0hmsydwn">
+            <w:hyperlink w:history="1" r:id="rId96jcybaabilpytyws3uzf">
               <w:r>
                 <w:rPr>
                   <w:rFonts w:ascii="Arial" w:cs="Arial" w:eastAsia="Arial" w:hAnsi="Arial"/>
@@ -7013,7 +7013,7 @@
               <w:spacing w:after="10" w:before="0"/>
               <w:ind w:left="120"/>
             </w:pPr>
-            <w:hyperlink w:history="1" r:id="rIdnqkn3hoqturdf2khbyiaa">
+            <w:hyperlink w:history="1" r:id="rIdncmaxwygzt9l2ln6ywznv">
               <w:r>
                 <w:rPr>
                   <w:rFonts w:ascii="Arial" w:cs="Arial" w:eastAsia="Arial" w:hAnsi="Arial"/>
@@ -7058,7 +7058,7 @@
             <w:pPr>
               <w:spacing w:after="20" w:before="0"/>
             </w:pPr>
-            <w:hyperlink w:history="1" r:id="rIdffljpq1qxtq9wthjdacr4">
+            <w:hyperlink w:history="1" r:id="rIddnqlgjjqsbiovnqmyd0lk">
               <w:r>
                 <w:rPr>
                   <w:rFonts w:ascii="Arial" w:cs="Arial" w:eastAsia="Arial" w:hAnsi="Arial"/>
@@ -7091,7 +7091,7 @@
               <w:spacing w:after="10" w:before="0"/>
               <w:ind w:left="120"/>
             </w:pPr>
-            <w:hyperlink w:history="1" r:id="rIddfp6vy90prfkg2h_msfdf">
+            <w:hyperlink w:history="1" r:id="rIdmr8g86fb4qco-jp6q3qt6">
               <w:r>
                 <w:rPr>
                   <w:rFonts w:ascii="Arial" w:cs="Arial" w:eastAsia="Arial" w:hAnsi="Arial"/>
@@ -7286,7 +7286,7 @@
             <w:pPr>
               <w:spacing w:after="20" w:before="0"/>
             </w:pPr>
-            <w:hyperlink w:history="1" r:id="rIdgkkdhgkobu9jmg75p2t2k">
+            <w:hyperlink w:history="1" r:id="rIdls1ckzawp1brosfou77he">
               <w:r>
                 <w:rPr>
                   <w:rFonts w:ascii="Arial" w:cs="Arial" w:eastAsia="Arial" w:hAnsi="Arial"/>
@@ -7319,7 +7319,7 @@
               <w:spacing w:after="10" w:before="0"/>
               <w:ind w:left="120"/>
             </w:pPr>
-            <w:hyperlink w:history="1" r:id="rIdscqtrammghfz-fa00uc_m">
+            <w:hyperlink w:history="1" r:id="rIdxqb_4m74fcudolozozd7m">
               <w:r>
                 <w:rPr>
                   <w:rFonts w:ascii="Arial" w:cs="Arial" w:eastAsia="Arial" w:hAnsi="Arial"/>
@@ -7364,7 +7364,7 @@
             <w:pPr>
               <w:spacing w:after="20" w:before="0"/>
             </w:pPr>
-            <w:hyperlink w:history="1" r:id="rIdlg-7exne4y8_orw-vx5k0">
+            <w:hyperlink w:history="1" r:id="rId06ffhr41agwdjfyi5tcdi">
               <w:r>
                 <w:rPr>
                   <w:rFonts w:ascii="Arial" w:cs="Arial" w:eastAsia="Arial" w:hAnsi="Arial"/>
@@ -7397,7 +7397,7 @@
               <w:spacing w:after="10" w:before="0"/>
               <w:ind w:left="120"/>
             </w:pPr>
-            <w:hyperlink w:history="1" r:id="rIdyupg7yy9tajcpfhjiyni5">
+            <w:hyperlink w:history="1" r:id="rIdaemcegkaocy9oie4n9sth">
               <w:r>
                 <w:rPr>
                   <w:rFonts w:ascii="Arial" w:cs="Arial" w:eastAsia="Arial" w:hAnsi="Arial"/>
@@ -7592,7 +7592,7 @@
             <w:pPr>
               <w:spacing w:after="20" w:before="0"/>
             </w:pPr>
-            <w:hyperlink w:history="1" r:id="rIdnu6dxlux7nx0lxnnxnunc">
+            <w:hyperlink w:history="1" r:id="rIdxnqjy82hz2plgeipg6a8z">
               <w:r>
                 <w:rPr>
                   <w:rFonts w:ascii="Arial" w:cs="Arial" w:eastAsia="Arial" w:hAnsi="Arial"/>
@@ -7625,7 +7625,7 @@
               <w:spacing w:after="10" w:before="0"/>
               <w:ind w:left="120"/>
             </w:pPr>
-            <w:hyperlink w:history="1" r:id="rIdacd2gimkfscfhugz7venc">
+            <w:hyperlink w:history="1" r:id="rIdcy2vx81p8w1asf3mdz9ki">
               <w:r>
                 <w:rPr>
                   <w:rFonts w:ascii="Arial" w:cs="Arial" w:eastAsia="Arial" w:hAnsi="Arial"/>
@@ -7670,7 +7670,7 @@
             <w:pPr>
               <w:spacing w:after="20" w:before="0"/>
             </w:pPr>
-            <w:hyperlink w:history="1" r:id="rIdnjhhvelbvimxegvg5uqwu">
+            <w:hyperlink w:history="1" r:id="rIdyy5hz0-pqbbj8qujmu23s">
               <w:r>
                 <w:rPr>
                   <w:rFonts w:ascii="Arial" w:cs="Arial" w:eastAsia="Arial" w:hAnsi="Arial"/>
@@ -7703,7 +7703,7 @@
               <w:spacing w:after="10" w:before="0"/>
               <w:ind w:left="120"/>
             </w:pPr>
-            <w:hyperlink w:history="1" r:id="rIdp0_jc5qmsa8_1_gojuw_y">
+            <w:hyperlink w:history="1" r:id="rIdbarbwf9f9pncgd4ymif4d">
               <w:r>
                 <w:rPr>
                   <w:rFonts w:ascii="Arial" w:cs="Arial" w:eastAsia="Arial" w:hAnsi="Arial"/>
@@ -8215,7 +8215,7 @@
         </w:rPr>
         <w:t xml:space="preserve">© 2026 SeaVuria and ARES. Aligned with KICD objectives. Developed by SeaVuria; technical implementation by ARES (with AI assistance from Claude). Licensed under </w:t>
       </w:r>
-      <w:hyperlink w:history="1" r:id="rIdlrbpwrqcpk6c5badi81_g">
+      <w:hyperlink w:history="1" r:id="rIdknjh7g5y0dmlw2dukuarr">
         <w:r>
           <w:rPr>
             <w:rFonts w:ascii="Arial" w:cs="Arial" w:eastAsia="Arial" w:hAnsi="Arial"/>
@@ -8236,7 +8236,7 @@
         </w:rPr>
         <w:t xml:space="preserve"> (</w:t>
       </w:r>
-      <w:hyperlink w:history="1" r:id="rIdla-q_bx_neh41f43fgfhj">
+      <w:hyperlink w:history="1" r:id="rIdh8gzsgbgf4galkgivjsqy">
         <w:r>
           <w:rPr>
             <w:rFonts w:ascii="Arial" w:cs="Arial" w:eastAsia="Arial" w:hAnsi="Arial"/>
@@ -9249,7 +9249,7 @@
             <w:pPr>
               <w:spacing w:after="20" w:before="0"/>
             </w:pPr>
-            <w:hyperlink w:history="1" r:id="rIdeldpvftn2gfqgb6afmql1">
+            <w:hyperlink w:history="1" r:id="rIdnlvb8le_boz6xz9tptrnr">
               <w:r>
                 <w:rPr>
                   <w:rFonts w:ascii="Arial" w:cs="Arial" w:eastAsia="Arial" w:hAnsi="Arial"/>
@@ -9282,7 +9282,7 @@
               <w:spacing w:after="10" w:before="0"/>
               <w:ind w:left="120"/>
             </w:pPr>
-            <w:hyperlink w:history="1" r:id="rIdg5rmbp4d2zzqymfk2p8-t">
+            <w:hyperlink w:history="1" r:id="rIdacn4bgmwlkvo97he7c9fq">
               <w:r>
                 <w:rPr>
                   <w:rFonts w:ascii="Arial" w:cs="Arial" w:eastAsia="Arial" w:hAnsi="Arial"/>
@@ -9327,7 +9327,7 @@
             <w:pPr>
               <w:spacing w:after="20" w:before="0"/>
             </w:pPr>
-            <w:hyperlink w:history="1" r:id="rIdva6axdbbee3-wkiukwyt4">
+            <w:hyperlink w:history="1" r:id="rIdo4tqzux8pawhbjlcedb_6">
               <w:r>
                 <w:rPr>
                   <w:rFonts w:ascii="Arial" w:cs="Arial" w:eastAsia="Arial" w:hAnsi="Arial"/>
@@ -9360,7 +9360,7 @@
               <w:spacing w:after="10" w:before="0"/>
               <w:ind w:left="120"/>
             </w:pPr>
-            <w:hyperlink w:history="1" r:id="rIdkxpaq9cab6rk1h6_y9eji">
+            <w:hyperlink w:history="1" r:id="rIdjsqaaz9r3b4ixpwqizeji">
               <w:r>
                 <w:rPr>
                   <w:rFonts w:ascii="Arial" w:cs="Arial" w:eastAsia="Arial" w:hAnsi="Arial"/>
@@ -9555,7 +9555,7 @@
             <w:pPr>
               <w:spacing w:after="20" w:before="0"/>
             </w:pPr>
-            <w:hyperlink w:history="1" r:id="rIdr9vmek5nh1lanhruh_ltb">
+            <w:hyperlink w:history="1" r:id="rIdazkegao93sboyyrridpti">
               <w:r>
                 <w:rPr>
                   <w:rFonts w:ascii="Arial" w:cs="Arial" w:eastAsia="Arial" w:hAnsi="Arial"/>
@@ -9588,7 +9588,7 @@
               <w:spacing w:after="10" w:before="0"/>
               <w:ind w:left="120"/>
             </w:pPr>
-            <w:hyperlink w:history="1" r:id="rIdwpuxyhqdbj-qvgpprzffw">
+            <w:hyperlink w:history="1" r:id="rIdlfdgvk35pojp3q9mtew29">
               <w:r>
                 <w:rPr>
                   <w:rFonts w:ascii="Arial" w:cs="Arial" w:eastAsia="Arial" w:hAnsi="Arial"/>
@@ -9633,7 +9633,7 @@
             <w:pPr>
               <w:spacing w:after="20" w:before="0"/>
             </w:pPr>
-            <w:hyperlink w:history="1" r:id="rIdwzy27pebzk3r2z_duh3yl">
+            <w:hyperlink w:history="1" r:id="rIdqy8pck5okddldbewsw4eb">
               <w:r>
                 <w:rPr>
                   <w:rFonts w:ascii="Arial" w:cs="Arial" w:eastAsia="Arial" w:hAnsi="Arial"/>
@@ -9666,7 +9666,7 @@
               <w:spacing w:after="10" w:before="0"/>
               <w:ind w:left="120"/>
             </w:pPr>
-            <w:hyperlink w:history="1" r:id="rIdpkj8uftoposw1imdpcq4j">
+            <w:hyperlink w:history="1" r:id="rIdgr1wiqufjxvlgvypdaetn">
               <w:r>
                 <w:rPr>
                   <w:rFonts w:ascii="Arial" w:cs="Arial" w:eastAsia="Arial" w:hAnsi="Arial"/>
@@ -9861,7 +9861,7 @@
             <w:pPr>
               <w:spacing w:after="20" w:before="0"/>
             </w:pPr>
-            <w:hyperlink w:history="1" r:id="rIdhkxe6ham_bpr2qoqokmk1">
+            <w:hyperlink w:history="1" r:id="rId1fogpydhwjqlcsvgojkwt">
               <w:r>
                 <w:rPr>
                   <w:rFonts w:ascii="Arial" w:cs="Arial" w:eastAsia="Arial" w:hAnsi="Arial"/>
@@ -9910,7 +9910,7 @@
               <w:spacing w:after="10" w:before="0"/>
               <w:ind w:left="120"/>
             </w:pPr>
-            <w:hyperlink w:history="1" r:id="rIdvonqudo0yjxpwb_sjgqda">
+            <w:hyperlink w:history="1" r:id="rId3mqwdhizvhybfylou0trw">
               <w:r>
                 <w:rPr>
                   <w:rFonts w:ascii="Arial" w:cs="Arial" w:eastAsia="Arial" w:hAnsi="Arial"/>
@@ -9955,7 +9955,7 @@
             <w:pPr>
               <w:spacing w:after="20" w:before="0"/>
             </w:pPr>
-            <w:hyperlink w:history="1" r:id="rIdhxdojw4tht0wcrqs4bfvs">
+            <w:hyperlink w:history="1" r:id="rIdzgyq4odhokgrqozkg3o7c">
               <w:r>
                 <w:rPr>
                   <w:rFonts w:ascii="Arial" w:cs="Arial" w:eastAsia="Arial" w:hAnsi="Arial"/>
@@ -10004,7 +10004,7 @@
               <w:spacing w:after="10" w:before="0"/>
               <w:ind w:left="120"/>
             </w:pPr>
-            <w:hyperlink w:history="1" r:id="rIdg5k-r5r3nrrcpx2n1tm19">
+            <w:hyperlink w:history="1" r:id="rIduieuvgldibybpai5-yklw">
               <w:r>
                 <w:rPr>
                   <w:rFonts w:ascii="Arial" w:cs="Arial" w:eastAsia="Arial" w:hAnsi="Arial"/>
@@ -10199,7 +10199,7 @@
             <w:pPr>
               <w:spacing w:after="20" w:before="0"/>
             </w:pPr>
-            <w:hyperlink w:history="1" r:id="rIdgksujijdqcesndmbp9zpg">
+            <w:hyperlink w:history="1" r:id="rIdajb6qkcwcab4mwgqkg9e0">
               <w:r>
                 <w:rPr>
                   <w:rFonts w:ascii="Arial" w:cs="Arial" w:eastAsia="Arial" w:hAnsi="Arial"/>
@@ -10248,7 +10248,7 @@
               <w:spacing w:after="10" w:before="0"/>
               <w:ind w:left="120"/>
             </w:pPr>
-            <w:hyperlink w:history="1" r:id="rId_k-g59ctuo9yxluipztyz">
+            <w:hyperlink w:history="1" r:id="rIdey0do4i12qpmd7jermhjq">
               <w:r>
                 <w:rPr>
                   <w:rFonts w:ascii="Arial" w:cs="Arial" w:eastAsia="Arial" w:hAnsi="Arial"/>
@@ -10293,7 +10293,7 @@
             <w:pPr>
               <w:spacing w:after="20" w:before="0"/>
             </w:pPr>
-            <w:hyperlink w:history="1" r:id="rIdm8hkfhk5xmwyyzlczml3r">
+            <w:hyperlink w:history="1" r:id="rIdwn3ihena8zvxovex7pvow">
               <w:r>
                 <w:rPr>
                   <w:rFonts w:ascii="Arial" w:cs="Arial" w:eastAsia="Arial" w:hAnsi="Arial"/>
@@ -10342,7 +10342,7 @@
               <w:spacing w:after="10" w:before="0"/>
               <w:ind w:left="120"/>
             </w:pPr>
-            <w:hyperlink w:history="1" r:id="rIdlrzcv5gtmtecg0tptsolz">
+            <w:hyperlink w:history="1" r:id="rIdb_3uy-srb_ztauobnn-x0">
               <w:r>
                 <w:rPr>
                   <w:rFonts w:ascii="Arial" w:cs="Arial" w:eastAsia="Arial" w:hAnsi="Arial"/>
@@ -10537,7 +10537,7 @@
             <w:pPr>
               <w:spacing w:after="20" w:before="0"/>
             </w:pPr>
-            <w:hyperlink w:history="1" r:id="rIdz15eadhfdfjqcfchmwn2s">
+            <w:hyperlink w:history="1" r:id="rIdpzckfvagna9d7xenhxz2p">
               <w:r>
                 <w:rPr>
                   <w:rFonts w:ascii="Arial" w:cs="Arial" w:eastAsia="Arial" w:hAnsi="Arial"/>
@@ -10586,7 +10586,7 @@
               <w:spacing w:after="10" w:before="0"/>
               <w:ind w:left="120"/>
             </w:pPr>
-            <w:hyperlink w:history="1" r:id="rId6irqk264fwfgxa7sukjjz">
+            <w:hyperlink w:history="1" r:id="rIdateauksdb4t1lbkqjyhzb">
               <w:r>
                 <w:rPr>
                   <w:rFonts w:ascii="Arial" w:cs="Arial" w:eastAsia="Arial" w:hAnsi="Arial"/>
@@ -10631,7 +10631,7 @@
             <w:pPr>
               <w:spacing w:after="20" w:before="0"/>
             </w:pPr>
-            <w:hyperlink w:history="1" r:id="rId0zb_671ttv4qnjl2wzsii">
+            <w:hyperlink w:history="1" r:id="rIdpgely17iqviiie9wjvuff">
               <w:r>
                 <w:rPr>
                   <w:rFonts w:ascii="Arial" w:cs="Arial" w:eastAsia="Arial" w:hAnsi="Arial"/>
@@ -10680,7 +10680,7 @@
               <w:spacing w:after="10" w:before="0"/>
               <w:ind w:left="120"/>
             </w:pPr>
-            <w:hyperlink w:history="1" r:id="rIdfyaq2a_b0rlxbhwprwwac">
+            <w:hyperlink w:history="1" r:id="rIdvszrdasdjtfylggvejysn">
               <w:r>
                 <w:rPr>
                   <w:rFonts w:ascii="Arial" w:cs="Arial" w:eastAsia="Arial" w:hAnsi="Arial"/>
@@ -11192,7 +11192,7 @@
         </w:rPr>
         <w:t xml:space="preserve">© 2026 SeaVuria and ARES. Aligned with KICD objectives. Developed by SeaVuria; technical implementation by ARES (with AI assistance from Claude). Licensed under </w:t>
       </w:r>
-      <w:hyperlink w:history="1" r:id="rIdt8fxbizswfqvm9vqnas5b">
+      <w:hyperlink w:history="1" r:id="rId-jqkabcamjmieyd0a0uf6">
         <w:r>
           <w:rPr>
             <w:rFonts w:ascii="Arial" w:cs="Arial" w:eastAsia="Arial" w:hAnsi="Arial"/>
@@ -11213,7 +11213,7 @@
         </w:rPr>
         <w:t xml:space="preserve"> (</w:t>
       </w:r>
-      <w:hyperlink w:history="1" r:id="rIdridcw3sljkb-cnd51qffx">
+      <w:hyperlink w:history="1" r:id="rIdsdukbpgideau1-7mk850p">
         <w:r>
           <w:rPr>
             <w:rFonts w:ascii="Arial" w:cs="Arial" w:eastAsia="Arial" w:hAnsi="Arial"/>
@@ -12226,7 +12226,7 @@
             <w:pPr>
               <w:spacing w:after="20" w:before="0"/>
             </w:pPr>
-            <w:hyperlink w:history="1" r:id="rIdogdvdpcqanqkbhdfi2fay">
+            <w:hyperlink w:history="1" r:id="rIdywibmuhjm_6rulflqs0kc">
               <w:r>
                 <w:rPr>
                   <w:rFonts w:ascii="Arial" w:cs="Arial" w:eastAsia="Arial" w:hAnsi="Arial"/>
@@ -12275,7 +12275,7 @@
               <w:spacing w:after="10" w:before="0"/>
               <w:ind w:left="120"/>
             </w:pPr>
-            <w:hyperlink w:history="1" r:id="rIdanhfwsuhgpcdp07zhexa2">
+            <w:hyperlink w:history="1" r:id="rIda9z9erfmm0tvgg8ynle6g">
               <w:r>
                 <w:rPr>
                   <w:rFonts w:ascii="Arial" w:cs="Arial" w:eastAsia="Arial" w:hAnsi="Arial"/>
@@ -12320,7 +12320,7 @@
             <w:pPr>
               <w:spacing w:after="20" w:before="0"/>
             </w:pPr>
-            <w:hyperlink w:history="1" r:id="rId5ehup-ymgqjyr7py2jqry">
+            <w:hyperlink w:history="1" r:id="rIddysczmeajt_xrjwz9ersj">
               <w:r>
                 <w:rPr>
                   <w:rFonts w:ascii="Arial" w:cs="Arial" w:eastAsia="Arial" w:hAnsi="Arial"/>
@@ -12369,7 +12369,7 @@
               <w:spacing w:after="10" w:before="0"/>
               <w:ind w:left="120"/>
             </w:pPr>
-            <w:hyperlink w:history="1" r:id="rIdpccd4n2is0ti_supysclr">
+            <w:hyperlink w:history="1" r:id="rIde8kadw9zr8mugd2jx6zvy">
               <w:r>
                 <w:rPr>
                   <w:rFonts w:ascii="Arial" w:cs="Arial" w:eastAsia="Arial" w:hAnsi="Arial"/>
@@ -12564,7 +12564,7 @@
             <w:pPr>
               <w:spacing w:after="20" w:before="0"/>
             </w:pPr>
-            <w:hyperlink w:history="1" r:id="rIdojczubok5klygaxn_z1nt">
+            <w:hyperlink w:history="1" r:id="rIdnq54bq92v2cgaelzyzzsv">
               <w:r>
                 <w:rPr>
                   <w:rFonts w:ascii="Arial" w:cs="Arial" w:eastAsia="Arial" w:hAnsi="Arial"/>
@@ -12613,7 +12613,7 @@
               <w:spacing w:after="10" w:before="0"/>
               <w:ind w:left="120"/>
             </w:pPr>
-            <w:hyperlink w:history="1" r:id="rIdqg35efmi11ex8nzrvxav3">
+            <w:hyperlink w:history="1" r:id="rIdornv2f9isgcjpl9wpotle">
               <w:r>
                 <w:rPr>
                   <w:rFonts w:ascii="Arial" w:cs="Arial" w:eastAsia="Arial" w:hAnsi="Arial"/>
@@ -12658,7 +12658,7 @@
             <w:pPr>
               <w:spacing w:after="20" w:before="0"/>
             </w:pPr>
-            <w:hyperlink w:history="1" r:id="rId62u7xnhvmnc1uk5kqeavs">
+            <w:hyperlink w:history="1" r:id="rIdwocrgj69moacyjtkt8ef0">
               <w:r>
                 <w:rPr>
                   <w:rFonts w:ascii="Arial" w:cs="Arial" w:eastAsia="Arial" w:hAnsi="Arial"/>
@@ -12707,7 +12707,7 @@
               <w:spacing w:after="10" w:before="0"/>
               <w:ind w:left="120"/>
             </w:pPr>
-            <w:hyperlink w:history="1" r:id="rIdxfgtkg7rwmli0dw96mgni">
+            <w:hyperlink w:history="1" r:id="rIdu7qs4xmn5xqvzy5qnsxhv">
               <w:r>
                 <w:rPr>
                   <w:rFonts w:ascii="Arial" w:cs="Arial" w:eastAsia="Arial" w:hAnsi="Arial"/>
@@ -12902,7 +12902,7 @@
             <w:pPr>
               <w:spacing w:after="20" w:before="0"/>
             </w:pPr>
-            <w:hyperlink w:history="1" r:id="rIdvcq4e6ywdcltdt0s1l53y">
+            <w:hyperlink w:history="1" r:id="rId-vmevi-dqas0hqml5xl9p">
               <w:r>
                 <w:rPr>
                   <w:rFonts w:ascii="Arial" w:cs="Arial" w:eastAsia="Arial" w:hAnsi="Arial"/>
@@ -12951,7 +12951,7 @@
               <w:spacing w:after="10" w:before="0"/>
               <w:ind w:left="120"/>
             </w:pPr>
-            <w:hyperlink w:history="1" r:id="rIdxfvvsnm1zk-v_jnjypfiw">
+            <w:hyperlink w:history="1" r:id="rId1om6fo0a_t3rzdvrnhilc">
               <w:r>
                 <w:rPr>
                   <w:rFonts w:ascii="Arial" w:cs="Arial" w:eastAsia="Arial" w:hAnsi="Arial"/>
@@ -12996,7 +12996,7 @@
             <w:pPr>
               <w:spacing w:after="20" w:before="0"/>
             </w:pPr>
-            <w:hyperlink w:history="1" r:id="rIdayxhjbopivbv62irhnwpz">
+            <w:hyperlink w:history="1" r:id="rIdvq5hghayutvy01-envy_3">
               <w:r>
                 <w:rPr>
                   <w:rFonts w:ascii="Arial" w:cs="Arial" w:eastAsia="Arial" w:hAnsi="Arial"/>
@@ -13045,7 +13045,7 @@
               <w:spacing w:after="10" w:before="0"/>
               <w:ind w:left="120"/>
             </w:pPr>
-            <w:hyperlink w:history="1" r:id="rIdrfxq1jjdujepjml3ue39e">
+            <w:hyperlink w:history="1" r:id="rIdeh5pxobagfmbupe20rin5">
               <w:r>
                 <w:rPr>
                   <w:rFonts w:ascii="Arial" w:cs="Arial" w:eastAsia="Arial" w:hAnsi="Arial"/>
@@ -13240,7 +13240,7 @@
             <w:pPr>
               <w:spacing w:after="20" w:before="0"/>
             </w:pPr>
-            <w:hyperlink w:history="1" r:id="rId75889d5zo9o1jbtby8x2t">
+            <w:hyperlink w:history="1" r:id="rIdqkmx2hweujekfgzusfr5o">
               <w:r>
                 <w:rPr>
                   <w:rFonts w:ascii="Arial" w:cs="Arial" w:eastAsia="Arial" w:hAnsi="Arial"/>
@@ -13289,7 +13289,7 @@
               <w:spacing w:after="10" w:before="0"/>
               <w:ind w:left="120"/>
             </w:pPr>
-            <w:hyperlink w:history="1" r:id="rIdeap-u8pxhljqy8yhlv_4_">
+            <w:hyperlink w:history="1" r:id="rIdsd559u1r0yfo9obeqjiuq">
               <w:r>
                 <w:rPr>
                   <w:rFonts w:ascii="Arial" w:cs="Arial" w:eastAsia="Arial" w:hAnsi="Arial"/>
@@ -13334,7 +13334,7 @@
             <w:pPr>
               <w:spacing w:after="20" w:before="0"/>
             </w:pPr>
-            <w:hyperlink w:history="1" r:id="rIdkah6a9tjfbf75dfieo6q4">
+            <w:hyperlink w:history="1" r:id="rIdrvh6qbjetpc-52sgyawdc">
               <w:r>
                 <w:rPr>
                   <w:rFonts w:ascii="Arial" w:cs="Arial" w:eastAsia="Arial" w:hAnsi="Arial"/>
@@ -13383,7 +13383,7 @@
               <w:spacing w:after="10" w:before="0"/>
               <w:ind w:left="120"/>
             </w:pPr>
-            <w:hyperlink w:history="1" r:id="rIdbxpd5s5memch5ydyz8rzz">
+            <w:hyperlink w:history="1" r:id="rIdmm84e-po-4evzovu51neo">
               <w:r>
                 <w:rPr>
                   <w:rFonts w:ascii="Arial" w:cs="Arial" w:eastAsia="Arial" w:hAnsi="Arial"/>
@@ -13578,7 +13578,7 @@
             <w:pPr>
               <w:spacing w:after="20" w:before="0"/>
             </w:pPr>
-            <w:hyperlink w:history="1" r:id="rIdop6bo6ezn2dyjw00c37qe">
+            <w:hyperlink w:history="1" r:id="rIdjnojou2427dlc0uvora2t">
               <w:r>
                 <w:rPr>
                   <w:rFonts w:ascii="Arial" w:cs="Arial" w:eastAsia="Arial" w:hAnsi="Arial"/>
@@ -13627,7 +13627,7 @@
               <w:spacing w:after="10" w:before="0"/>
               <w:ind w:left="120"/>
             </w:pPr>
-            <w:hyperlink w:history="1" r:id="rIdn3vclpccjzxdjcozwe6ih">
+            <w:hyperlink w:history="1" r:id="rId68eno8vycayp8beqmmo8y">
               <w:r>
                 <w:rPr>
                   <w:rFonts w:ascii="Arial" w:cs="Arial" w:eastAsia="Arial" w:hAnsi="Arial"/>
@@ -13672,7 +13672,7 @@
             <w:pPr>
               <w:spacing w:after="20" w:before="0"/>
             </w:pPr>
-            <w:hyperlink w:history="1" r:id="rIdm1g9ysav-bqvdev_gpivm">
+            <w:hyperlink w:history="1" r:id="rIdtgod0isy07fxbit7irha0">
               <w:r>
                 <w:rPr>
                   <w:rFonts w:ascii="Arial" w:cs="Arial" w:eastAsia="Arial" w:hAnsi="Arial"/>
@@ -13721,7 +13721,7 @@
               <w:spacing w:after="10" w:before="0"/>
               <w:ind w:left="120"/>
             </w:pPr>
-            <w:hyperlink w:history="1" r:id="rIdzeaaat3brqh5eeydvns2e">
+            <w:hyperlink w:history="1" r:id="rIdsfa6bk5kqxwyc9iqwdnyn">
               <w:r>
                 <w:rPr>
                   <w:rFonts w:ascii="Arial" w:cs="Arial" w:eastAsia="Arial" w:hAnsi="Arial"/>
@@ -14233,7 +14233,7 @@
         </w:rPr>
         <w:t xml:space="preserve">© 2026 SeaVuria and ARES. Aligned with KICD objectives. Developed by SeaVuria; technical implementation by ARES (with AI assistance from Claude). Licensed under </w:t>
       </w:r>
-      <w:hyperlink w:history="1" r:id="rId9bifqchxymitszoxveiqg">
+      <w:hyperlink w:history="1" r:id="rIdfzvl3csjvk4nxj6cyeans">
         <w:r>
           <w:rPr>
             <w:rFonts w:ascii="Arial" w:cs="Arial" w:eastAsia="Arial" w:hAnsi="Arial"/>
@@ -14254,7 +14254,7 @@
         </w:rPr>
         <w:t xml:space="preserve"> (</w:t>
       </w:r>
-      <w:hyperlink w:history="1" r:id="rIdqxutmxg7crxooke7izfgu">
+      <w:hyperlink w:history="1" r:id="rId8bbdecl7guhynpl8hwmfh">
         <w:r>
           <w:rPr>
             <w:rFonts w:ascii="Arial" w:cs="Arial" w:eastAsia="Arial" w:hAnsi="Arial"/>
@@ -15267,7 +15267,7 @@
             <w:pPr>
               <w:spacing w:after="20" w:before="0"/>
             </w:pPr>
-            <w:hyperlink w:history="1" r:id="rIdyaqffwwd6928m5f5wcta_">
+            <w:hyperlink w:history="1" r:id="rIdfmr4jtxd2at549bhubpk9">
               <w:r>
                 <w:rPr>
                   <w:rFonts w:ascii="Arial" w:cs="Arial" w:eastAsia="Arial" w:hAnsi="Arial"/>
@@ -15300,7 +15300,7 @@
               <w:spacing w:after="10" w:before="0"/>
               <w:ind w:left="120"/>
             </w:pPr>
-            <w:hyperlink w:history="1" r:id="rIdcg2wappubdlx52rsdey8h">
+            <w:hyperlink w:history="1" r:id="rIdmc0pxfgbnfltxdzt1lquj">
               <w:r>
                 <w:rPr>
                   <w:rFonts w:ascii="Arial" w:cs="Arial" w:eastAsia="Arial" w:hAnsi="Arial"/>
@@ -15345,7 +15345,7 @@
             <w:pPr>
               <w:spacing w:after="20" w:before="0"/>
             </w:pPr>
-            <w:hyperlink w:history="1" r:id="rIdzznzttel5yn_4iq18ou4b">
+            <w:hyperlink w:history="1" r:id="rIdtpzabtjseszoa70h4idxd">
               <w:r>
                 <w:rPr>
                   <w:rFonts w:ascii="Arial" w:cs="Arial" w:eastAsia="Arial" w:hAnsi="Arial"/>
@@ -15378,7 +15378,7 @@
               <w:spacing w:after="10" w:before="0"/>
               <w:ind w:left="120"/>
             </w:pPr>
-            <w:hyperlink w:history="1" r:id="rIdlu0shfj7apeb6otzkqtbn">
+            <w:hyperlink w:history="1" r:id="rIdsrdebd7welfjkurel6sv2">
               <w:r>
                 <w:rPr>
                   <w:rFonts w:ascii="Arial" w:cs="Arial" w:eastAsia="Arial" w:hAnsi="Arial"/>
@@ -15573,7 +15573,7 @@
             <w:pPr>
               <w:spacing w:after="20" w:before="0"/>
             </w:pPr>
-            <w:hyperlink w:history="1" r:id="rId4zvg0i3ix_x8ifk4pcfck">
+            <w:hyperlink w:history="1" r:id="rIdvdoxh81g5x9y30bxg0lki">
               <w:r>
                 <w:rPr>
                   <w:rFonts w:ascii="Arial" w:cs="Arial" w:eastAsia="Arial" w:hAnsi="Arial"/>
@@ -15606,7 +15606,7 @@
               <w:spacing w:after="10" w:before="0"/>
               <w:ind w:left="120"/>
             </w:pPr>
-            <w:hyperlink w:history="1" r:id="rIdyuq9x9rakafxpsce6v_ms">
+            <w:hyperlink w:history="1" r:id="rIddyxue83md33_h_qprucyg">
               <w:r>
                 <w:rPr>
                   <w:rFonts w:ascii="Arial" w:cs="Arial" w:eastAsia="Arial" w:hAnsi="Arial"/>
@@ -15651,7 +15651,7 @@
             <w:pPr>
               <w:spacing w:after="20" w:before="0"/>
             </w:pPr>
-            <w:hyperlink w:history="1" r:id="rIdp5dypbm48plyaaxo3gaof">
+            <w:hyperlink w:history="1" r:id="rIdrj8auuvl8qzbq70eitmoe">
               <w:r>
                 <w:rPr>
                   <w:rFonts w:ascii="Arial" w:cs="Arial" w:eastAsia="Arial" w:hAnsi="Arial"/>
@@ -15684,7 +15684,7 @@
               <w:spacing w:after="10" w:before="0"/>
               <w:ind w:left="120"/>
             </w:pPr>
-            <w:hyperlink w:history="1" r:id="rIdj4eihtv_rjf5diwe3zdgs">
+            <w:hyperlink w:history="1" r:id="rIdrfnuxpimakjg-s2ethnkg">
               <w:r>
                 <w:rPr>
                   <w:rFonts w:ascii="Arial" w:cs="Arial" w:eastAsia="Arial" w:hAnsi="Arial"/>
@@ -15879,7 +15879,7 @@
             <w:pPr>
               <w:spacing w:after="20" w:before="0"/>
             </w:pPr>
-            <w:hyperlink w:history="1" r:id="rIdzq_-tpgxq_2dti16pvsvj">
+            <w:hyperlink w:history="1" r:id="rIdvumcaobxkstb3zfus5ak_">
               <w:r>
                 <w:rPr>
                   <w:rFonts w:ascii="Arial" w:cs="Arial" w:eastAsia="Arial" w:hAnsi="Arial"/>
@@ -15928,7 +15928,7 @@
               <w:spacing w:after="10" w:before="0"/>
               <w:ind w:left="120"/>
             </w:pPr>
-            <w:hyperlink w:history="1" r:id="rIdu9xgy37yqgr06hfagponh">
+            <w:hyperlink w:history="1" r:id="rIdyj-kixbd9vwwz27iksdl2">
               <w:r>
                 <w:rPr>
                   <w:rFonts w:ascii="Arial" w:cs="Arial" w:eastAsia="Arial" w:hAnsi="Arial"/>
@@ -15973,7 +15973,7 @@
             <w:pPr>
               <w:spacing w:after="20" w:before="0"/>
             </w:pPr>
-            <w:hyperlink w:history="1" r:id="rIdkbt1xlaief-fkgdq3z7tu">
+            <w:hyperlink w:history="1" r:id="rIdl9nv6wctwyrukykseiuze">
               <w:r>
                 <w:rPr>
                   <w:rFonts w:ascii="Arial" w:cs="Arial" w:eastAsia="Arial" w:hAnsi="Arial"/>
@@ -16022,7 +16022,7 @@
               <w:spacing w:after="10" w:before="0"/>
               <w:ind w:left="120"/>
             </w:pPr>
-            <w:hyperlink w:history="1" r:id="rIdksaeuyrparttshi6l1ipz">
+            <w:hyperlink w:history="1" r:id="rIdrohjcvg_00g6o4ek1v_x5">
               <w:r>
                 <w:rPr>
                   <w:rFonts w:ascii="Arial" w:cs="Arial" w:eastAsia="Arial" w:hAnsi="Arial"/>
@@ -16217,7 +16217,7 @@
             <w:pPr>
               <w:spacing w:after="20" w:before="0"/>
             </w:pPr>
-            <w:hyperlink w:history="1" r:id="rIdkubfcmd9shob28x2fcdxn">
+            <w:hyperlink w:history="1" r:id="rIdw45kfvo2dnvelnvtrrhwu">
               <w:r>
                 <w:rPr>
                   <w:rFonts w:ascii="Arial" w:cs="Arial" w:eastAsia="Arial" w:hAnsi="Arial"/>
@@ -16266,7 +16266,7 @@
               <w:spacing w:after="10" w:before="0"/>
               <w:ind w:left="120"/>
             </w:pPr>
-            <w:hyperlink w:history="1" r:id="rIdkjohimfgyr9sd3lqhsal1">
+            <w:hyperlink w:history="1" r:id="rIdvlkpuvwg3hgmmtndxdppk">
               <w:r>
                 <w:rPr>
                   <w:rFonts w:ascii="Arial" w:cs="Arial" w:eastAsia="Arial" w:hAnsi="Arial"/>
@@ -16311,7 +16311,7 @@
             <w:pPr>
               <w:spacing w:after="20" w:before="0"/>
             </w:pPr>
-            <w:hyperlink w:history="1" r:id="rIdp52jiqgmcm1q0nbhhyhyt">
+            <w:hyperlink w:history="1" r:id="rIdfiwpdd0dyarutrjw8ybko">
               <w:r>
                 <w:rPr>
                   <w:rFonts w:ascii="Arial" w:cs="Arial" w:eastAsia="Arial" w:hAnsi="Arial"/>
@@ -16360,7 +16360,7 @@
               <w:spacing w:after="10" w:before="0"/>
               <w:ind w:left="120"/>
             </w:pPr>
-            <w:hyperlink w:history="1" r:id="rIdrwvbo9om7ozl8nsp-b1p6">
+            <w:hyperlink w:history="1" r:id="rIddml_lky2jtuppeku2j6rc">
               <w:r>
                 <w:rPr>
                   <w:rFonts w:ascii="Arial" w:cs="Arial" w:eastAsia="Arial" w:hAnsi="Arial"/>
@@ -16555,7 +16555,7 @@
             <w:pPr>
               <w:spacing w:after="20" w:before="0"/>
             </w:pPr>
-            <w:hyperlink w:history="1" r:id="rIdim_l_qxodnthebkibwj5u">
+            <w:hyperlink w:history="1" r:id="rIdubhczcgfkytyp4zzpesvs">
               <w:r>
                 <w:rPr>
                   <w:rFonts w:ascii="Arial" w:cs="Arial" w:eastAsia="Arial" w:hAnsi="Arial"/>
@@ -16604,7 +16604,7 @@
               <w:spacing w:after="10" w:before="0"/>
               <w:ind w:left="120"/>
             </w:pPr>
-            <w:hyperlink w:history="1" r:id="rIdhvvtn6zbysasqy_amhbq6">
+            <w:hyperlink w:history="1" r:id="rId2wd5kj6wiwa6is479gidr">
               <w:r>
                 <w:rPr>
                   <w:rFonts w:ascii="Arial" w:cs="Arial" w:eastAsia="Arial" w:hAnsi="Arial"/>
@@ -16649,7 +16649,7 @@
             <w:pPr>
               <w:spacing w:after="20" w:before="0"/>
             </w:pPr>
-            <w:hyperlink w:history="1" r:id="rIdy63ckzji3upduoz_lyvid">
+            <w:hyperlink w:history="1" r:id="rId6kkowwkpxxpwmd2rtj8tg">
               <w:r>
                 <w:rPr>
                   <w:rFonts w:ascii="Arial" w:cs="Arial" w:eastAsia="Arial" w:hAnsi="Arial"/>
@@ -16698,7 +16698,7 @@
               <w:spacing w:after="10" w:before="0"/>
               <w:ind w:left="120"/>
             </w:pPr>
-            <w:hyperlink w:history="1" r:id="rId6pthverk9u9j6bkp5i-dg">
+            <w:hyperlink w:history="1" r:id="rIdnfqrmawgbfkybwmrocwa5">
               <w:r>
                 <w:rPr>
                   <w:rFonts w:ascii="Arial" w:cs="Arial" w:eastAsia="Arial" w:hAnsi="Arial"/>
@@ -17210,7 +17210,7 @@
         </w:rPr>
         <w:t xml:space="preserve">© 2026 SeaVuria and ARES. Aligned with KICD objectives. Developed by SeaVuria; technical implementation by ARES (with AI assistance from Claude). Licensed under </w:t>
       </w:r>
-      <w:hyperlink w:history="1" r:id="rIdcilpsyqswfyumbltw17vq">
+      <w:hyperlink w:history="1" r:id="rIdel-biscxntnsgjwjbpker">
         <w:r>
           <w:rPr>
             <w:rFonts w:ascii="Arial" w:cs="Arial" w:eastAsia="Arial" w:hAnsi="Arial"/>
@@ -17231,7 +17231,7 @@
         </w:rPr>
         <w:t xml:space="preserve"> (</w:t>
       </w:r>
-      <w:hyperlink w:history="1" r:id="rIdpr9_g_2wwuimh7jw-flgs">
+      <w:hyperlink w:history="1" r:id="rIdn99cynqb12xwxwjoi4wfp">
         <w:r>
           <w:rPr>
             <w:rFonts w:ascii="Arial" w:cs="Arial" w:eastAsia="Arial" w:hAnsi="Arial"/>
@@ -18244,7 +18244,7 @@
             <w:pPr>
               <w:spacing w:after="20" w:before="0"/>
             </w:pPr>
-            <w:hyperlink w:history="1" r:id="rIdyd2hxvsdugwc0fxmrsf3h">
+            <w:hyperlink w:history="1" r:id="rIdqbuxyis1mniiaqoytjmgc">
               <w:r>
                 <w:rPr>
                   <w:rFonts w:ascii="Arial" w:cs="Arial" w:eastAsia="Arial" w:hAnsi="Arial"/>
@@ -18277,7 +18277,7 @@
               <w:spacing w:after="10" w:before="0"/>
               <w:ind w:left="120"/>
             </w:pPr>
-            <w:hyperlink w:history="1" r:id="rIdpj_hieqtqhsmlnxtanm4_">
+            <w:hyperlink w:history="1" r:id="rIdqo9cwiubigd1wbccrvrje">
               <w:r>
                 <w:rPr>
                   <w:rFonts w:ascii="Arial" w:cs="Arial" w:eastAsia="Arial" w:hAnsi="Arial"/>
@@ -18322,7 +18322,7 @@
             <w:pPr>
               <w:spacing w:after="20" w:before="0"/>
             </w:pPr>
-            <w:hyperlink w:history="1" r:id="rIdkwsiihb4p6vlklinvydld">
+            <w:hyperlink w:history="1" r:id="rIdcwriqrzzimslylwt68hzw">
               <w:r>
                 <w:rPr>
                   <w:rFonts w:ascii="Arial" w:cs="Arial" w:eastAsia="Arial" w:hAnsi="Arial"/>
@@ -18355,7 +18355,7 @@
               <w:spacing w:after="10" w:before="0"/>
               <w:ind w:left="120"/>
             </w:pPr>
-            <w:hyperlink w:history="1" r:id="rId-wvvit9mxcjcxqaheu1-s">
+            <w:hyperlink w:history="1" r:id="rIdlermzuo5mlenue6oabhxs">
               <w:r>
                 <w:rPr>
                   <w:rFonts w:ascii="Arial" w:cs="Arial" w:eastAsia="Arial" w:hAnsi="Arial"/>
@@ -18550,7 +18550,7 @@
             <w:pPr>
               <w:spacing w:after="20" w:before="0"/>
             </w:pPr>
-            <w:hyperlink w:history="1" r:id="rIduydkhy8p-d_mvniythcgq">
+            <w:hyperlink w:history="1" r:id="rIdsnls96piizujm2fqrt747">
               <w:r>
                 <w:rPr>
                   <w:rFonts w:ascii="Arial" w:cs="Arial" w:eastAsia="Arial" w:hAnsi="Arial"/>
@@ -18583,7 +18583,7 @@
               <w:spacing w:after="10" w:before="0"/>
               <w:ind w:left="120"/>
             </w:pPr>
-            <w:hyperlink w:history="1" r:id="rIdkuwuomqbqcdnj3w3x-emo">
+            <w:hyperlink w:history="1" r:id="rId8wvoa6jwa1ulp-gkqbvqx">
               <w:r>
                 <w:rPr>
                   <w:rFonts w:ascii="Arial" w:cs="Arial" w:eastAsia="Arial" w:hAnsi="Arial"/>
@@ -18628,7 +18628,7 @@
             <w:pPr>
               <w:spacing w:after="20" w:before="0"/>
             </w:pPr>
-            <w:hyperlink w:history="1" r:id="rIdbjtzz5axgengur8wjwfml">
+            <w:hyperlink w:history="1" r:id="rIdnpno483natl-dokdd4dpj">
               <w:r>
                 <w:rPr>
                   <w:rFonts w:ascii="Arial" w:cs="Arial" w:eastAsia="Arial" w:hAnsi="Arial"/>
@@ -18661,7 +18661,7 @@
               <w:spacing w:after="10" w:before="0"/>
               <w:ind w:left="120"/>
             </w:pPr>
-            <w:hyperlink w:history="1" r:id="rIdq3a8xr_z_zv42uxylfgd3">
+            <w:hyperlink w:history="1" r:id="rId6atu51jnd-vvwlzf3xjsx">
               <w:r>
                 <w:rPr>
                   <w:rFonts w:ascii="Arial" w:cs="Arial" w:eastAsia="Arial" w:hAnsi="Arial"/>
@@ -18856,7 +18856,7 @@
             <w:pPr>
               <w:spacing w:after="20" w:before="0"/>
             </w:pPr>
-            <w:hyperlink w:history="1" r:id="rIdkm2-mqscilxarlcf3oo5o">
+            <w:hyperlink w:history="1" r:id="rIdyletcc3bvhjf71dykwqj9">
               <w:r>
                 <w:rPr>
                   <w:rFonts w:ascii="Arial" w:cs="Arial" w:eastAsia="Arial" w:hAnsi="Arial"/>
@@ -18905,7 +18905,7 @@
               <w:spacing w:after="10" w:before="0"/>
               <w:ind w:left="120"/>
             </w:pPr>
-            <w:hyperlink w:history="1" r:id="rIddvcpojiyxswghwtgzjm4i">
+            <w:hyperlink w:history="1" r:id="rIdyee4zsa2qnczyf9ty0cwg">
               <w:r>
                 <w:rPr>
                   <w:rFonts w:ascii="Arial" w:cs="Arial" w:eastAsia="Arial" w:hAnsi="Arial"/>
@@ -18950,7 +18950,7 @@
             <w:pPr>
               <w:spacing w:after="20" w:before="0"/>
             </w:pPr>
-            <w:hyperlink w:history="1" r:id="rIdcc-xzlvn_awkhryze1j0o">
+            <w:hyperlink w:history="1" r:id="rIdwehfzsmvefbqffneq2lth">
               <w:r>
                 <w:rPr>
                   <w:rFonts w:ascii="Arial" w:cs="Arial" w:eastAsia="Arial" w:hAnsi="Arial"/>
@@ -18999,7 +18999,7 @@
               <w:spacing w:after="10" w:before="0"/>
               <w:ind w:left="120"/>
             </w:pPr>
-            <w:hyperlink w:history="1" r:id="rIdqhheyr2_6mqt8ykvjlk9s">
+            <w:hyperlink w:history="1" r:id="rIdhbcnhwrvy5o8bwnhlcj3l">
               <w:r>
                 <w:rPr>
                   <w:rFonts w:ascii="Arial" w:cs="Arial" w:eastAsia="Arial" w:hAnsi="Arial"/>
@@ -19194,7 +19194,7 @@
             <w:pPr>
               <w:spacing w:after="20" w:before="0"/>
             </w:pPr>
-            <w:hyperlink w:history="1" r:id="rId6fhhzhpckn9xycgpum3m3">
+            <w:hyperlink w:history="1" r:id="rIdzj7e5s6tgf9wsfpk5w7t3">
               <w:r>
                 <w:rPr>
                   <w:rFonts w:ascii="Arial" w:cs="Arial" w:eastAsia="Arial" w:hAnsi="Arial"/>
@@ -19243,7 +19243,7 @@
               <w:spacing w:after="10" w:before="0"/>
               <w:ind w:left="120"/>
             </w:pPr>
-            <w:hyperlink w:history="1" r:id="rId0vb1t5-no5jfntg-xljna">
+            <w:hyperlink w:history="1" r:id="rIdakfy4bcaudhkmhh0bp8cv">
               <w:r>
                 <w:rPr>
                   <w:rFonts w:ascii="Arial" w:cs="Arial" w:eastAsia="Arial" w:hAnsi="Arial"/>
@@ -19288,7 +19288,7 @@
             <w:pPr>
               <w:spacing w:after="20" w:before="0"/>
             </w:pPr>
-            <w:hyperlink w:history="1" r:id="rIdibfnedo6uhy6bo0ehkr-7">
+            <w:hyperlink w:history="1" r:id="rIdvfxfq4hwbq0tkhyvnhhsz">
               <w:r>
                 <w:rPr>
                   <w:rFonts w:ascii="Arial" w:cs="Arial" w:eastAsia="Arial" w:hAnsi="Arial"/>
@@ -19321,7 +19321,7 @@
               <w:spacing w:after="10" w:before="0"/>
               <w:ind w:left="120"/>
             </w:pPr>
-            <w:hyperlink w:history="1" r:id="rIdvwcwi1yrrg-eifsfuh6pf">
+            <w:hyperlink w:history="1" r:id="rId7j5rjesc5i8vxh-ojjrrl">
               <w:r>
                 <w:rPr>
                   <w:rFonts w:ascii="Arial" w:cs="Arial" w:eastAsia="Arial" w:hAnsi="Arial"/>
@@ -19516,7 +19516,7 @@
             <w:pPr>
               <w:spacing w:after="20" w:before="0"/>
             </w:pPr>
-            <w:hyperlink w:history="1" r:id="rIdu0tqoaqyu5necoxdyngny">
+            <w:hyperlink w:history="1" r:id="rIdrfubolx_k_-c5n-h4sa8c">
               <w:r>
                 <w:rPr>
                   <w:rFonts w:ascii="Arial" w:cs="Arial" w:eastAsia="Arial" w:hAnsi="Arial"/>
@@ -19565,7 +19565,7 @@
               <w:spacing w:after="10" w:before="0"/>
               <w:ind w:left="120"/>
             </w:pPr>
-            <w:hyperlink w:history="1" r:id="rIdp3ydxwvbcztnjuvtbpcnb">
+            <w:hyperlink w:history="1" r:id="rIdridscmraakahxiva4kzzs">
               <w:r>
                 <w:rPr>
                   <w:rFonts w:ascii="Arial" w:cs="Arial" w:eastAsia="Arial" w:hAnsi="Arial"/>
@@ -19610,7 +19610,7 @@
             <w:pPr>
               <w:spacing w:after="20" w:before="0"/>
             </w:pPr>
-            <w:hyperlink w:history="1" r:id="rIdqom3n5ujgxe3gphvokh2d">
+            <w:hyperlink w:history="1" r:id="rIdeueq6y7sqhkc7pmwx-wf7">
               <w:r>
                 <w:rPr>
                   <w:rFonts w:ascii="Arial" w:cs="Arial" w:eastAsia="Arial" w:hAnsi="Arial"/>
@@ -19643,7 +19643,7 @@
               <w:spacing w:after="10" w:before="0"/>
               <w:ind w:left="120"/>
             </w:pPr>
-            <w:hyperlink w:history="1" r:id="rIdm0jq707zsnhu_hivxrzuz">
+            <w:hyperlink w:history="1" r:id="rIdjbhcxvfep10dz-tno17ex">
               <w:r>
                 <w:rPr>
                   <w:rFonts w:ascii="Arial" w:cs="Arial" w:eastAsia="Arial" w:hAnsi="Arial"/>
@@ -20155,7 +20155,7 @@
         </w:rPr>
         <w:t xml:space="preserve">© 2026 SeaVuria and ARES. Aligned with KICD objectives. Developed by SeaVuria; technical implementation by ARES (with AI assistance from Claude). Licensed under </w:t>
       </w:r>
-      <w:hyperlink w:history="1" r:id="rIdqwe2_jffppjph3pdpjegz">
+      <w:hyperlink w:history="1" r:id="rId4licxfqglyqwp0fea0ccn">
         <w:r>
           <w:rPr>
             <w:rFonts w:ascii="Arial" w:cs="Arial" w:eastAsia="Arial" w:hAnsi="Arial"/>
@@ -20176,7 +20176,7 @@
         </w:rPr>
         <w:t xml:space="preserve"> (</w:t>
       </w:r>
-      <w:hyperlink w:history="1" r:id="rIdovemitqscehvcb7xkrrzp">
+      <w:hyperlink w:history="1" r:id="rIdwv0244lmz15uxooeh5nhq">
         <w:r>
           <w:rPr>
             <w:rFonts w:ascii="Arial" w:cs="Arial" w:eastAsia="Arial" w:hAnsi="Arial"/>
@@ -21189,7 +21189,7 @@
             <w:pPr>
               <w:spacing w:after="20" w:before="0"/>
             </w:pPr>
-            <w:hyperlink w:history="1" r:id="rIdd6ukcwlyhy0jyqgyjg3wv">
+            <w:hyperlink w:history="1" r:id="rId6unp6frtvgnmstbcgj7wj">
               <w:r>
                 <w:rPr>
                   <w:rFonts w:ascii="Arial" w:cs="Arial" w:eastAsia="Arial" w:hAnsi="Arial"/>
@@ -21238,7 +21238,7 @@
               <w:spacing w:after="10" w:before="0"/>
               <w:ind w:left="120"/>
             </w:pPr>
-            <w:hyperlink w:history="1" r:id="rIdi32yv7ybkokkmzk0haeu3">
+            <w:hyperlink w:history="1" r:id="rId9xuyuw25almsnbqp8mf_c">
               <w:r>
                 <w:rPr>
                   <w:rFonts w:ascii="Arial" w:cs="Arial" w:eastAsia="Arial" w:hAnsi="Arial"/>
@@ -21283,7 +21283,7 @@
             <w:pPr>
               <w:spacing w:after="20" w:before="0"/>
             </w:pPr>
-            <w:hyperlink w:history="1" r:id="rIdt0chbaiefveimucct1-rt">
+            <w:hyperlink w:history="1" r:id="rIdrpuupsrapafd8w7opqp2n">
               <w:r>
                 <w:rPr>
                   <w:rFonts w:ascii="Arial" w:cs="Arial" w:eastAsia="Arial" w:hAnsi="Arial"/>
@@ -21316,7 +21316,7 @@
               <w:spacing w:after="10" w:before="0"/>
               <w:ind w:left="120"/>
             </w:pPr>
-            <w:hyperlink w:history="1" r:id="rId33pne1rlfbk3cbsmjoqbq">
+            <w:hyperlink w:history="1" r:id="rIdqly_l-22d2zovulmzeusr">
               <w:r>
                 <w:rPr>
                   <w:rFonts w:ascii="Arial" w:cs="Arial" w:eastAsia="Arial" w:hAnsi="Arial"/>
@@ -21511,7 +21511,7 @@
             <w:pPr>
               <w:spacing w:after="20" w:before="0"/>
             </w:pPr>
-            <w:hyperlink w:history="1" r:id="rIdoqjnkwbu04tcigyk0hvbz">
+            <w:hyperlink w:history="1" r:id="rIdxi0dtkzosquc6uuyd7iq1">
               <w:r>
                 <w:rPr>
                   <w:rFonts w:ascii="Arial" w:cs="Arial" w:eastAsia="Arial" w:hAnsi="Arial"/>
@@ -21560,7 +21560,7 @@
               <w:spacing w:after="10" w:before="0"/>
               <w:ind w:left="120"/>
             </w:pPr>
-            <w:hyperlink w:history="1" r:id="rIdvvfuq9sixv1oh22rw2ajy">
+            <w:hyperlink w:history="1" r:id="rIdheczamxmaoq71usuggeks">
               <w:r>
                 <w:rPr>
                   <w:rFonts w:ascii="Arial" w:cs="Arial" w:eastAsia="Arial" w:hAnsi="Arial"/>
@@ -21605,7 +21605,7 @@
             <w:pPr>
               <w:spacing w:after="20" w:before="0"/>
             </w:pPr>
-            <w:hyperlink w:history="1" r:id="rIdber9vrlwhfqseuord_t2j">
+            <w:hyperlink w:history="1" r:id="rIdsnhmdz5kwtm-qu5afj4l0">
               <w:r>
                 <w:rPr>
                   <w:rFonts w:ascii="Arial" w:cs="Arial" w:eastAsia="Arial" w:hAnsi="Arial"/>
@@ -21638,7 +21638,7 @@
               <w:spacing w:after="10" w:before="0"/>
               <w:ind w:left="120"/>
             </w:pPr>
-            <w:hyperlink w:history="1" r:id="rIdio0j-zmjsi4eper41ege8">
+            <w:hyperlink w:history="1" r:id="rIdobvuyekkt5ulahw9yavlj">
               <w:r>
                 <w:rPr>
                   <w:rFonts w:ascii="Arial" w:cs="Arial" w:eastAsia="Arial" w:hAnsi="Arial"/>
@@ -22099,7 +22099,7 @@
             <w:pPr>
               <w:spacing w:after="20" w:before="0"/>
             </w:pPr>
-            <w:hyperlink w:history="1" r:id="rIdz2tuu4-znjmrvlmrstetd">
+            <w:hyperlink w:history="1" r:id="rId8fugf9ggqafzjumv-hju9">
               <w:r>
                 <w:rPr>
                   <w:rFonts w:ascii="Arial" w:cs="Arial" w:eastAsia="Arial" w:hAnsi="Arial"/>
@@ -22148,7 +22148,7 @@
               <w:spacing w:after="10" w:before="0"/>
               <w:ind w:left="120"/>
             </w:pPr>
-            <w:hyperlink w:history="1" r:id="rId0sl3qxltz9xot8aewniee">
+            <w:hyperlink w:history="1" r:id="rIdzv0dwaizx_imu9qdnidet">
               <w:r>
                 <w:rPr>
                   <w:rFonts w:ascii="Arial" w:cs="Arial" w:eastAsia="Arial" w:hAnsi="Arial"/>
@@ -22193,7 +22193,7 @@
             <w:pPr>
               <w:spacing w:after="20" w:before="0"/>
             </w:pPr>
-            <w:hyperlink w:history="1" r:id="rIdhfy9h0frlpilniki49szd">
+            <w:hyperlink w:history="1" r:id="rIdioch6oepjp_9onzf1faje">
               <w:r>
                 <w:rPr>
                   <w:rFonts w:ascii="Arial" w:cs="Arial" w:eastAsia="Arial" w:hAnsi="Arial"/>
@@ -22242,7 +22242,7 @@
               <w:spacing w:after="10" w:before="0"/>
               <w:ind w:left="120"/>
             </w:pPr>
-            <w:hyperlink w:history="1" r:id="rIdwrjm1iv8lcbspeyf0ru_j">
+            <w:hyperlink w:history="1" r:id="rIdejf6wv8x9howqcbkz3oth">
               <w:r>
                 <w:rPr>
                   <w:rFonts w:ascii="Arial" w:cs="Arial" w:eastAsia="Arial" w:hAnsi="Arial"/>
@@ -22475,7 +22475,7 @@
             <w:pPr>
               <w:spacing w:after="20" w:before="0"/>
             </w:pPr>
-            <w:hyperlink w:history="1" r:id="rIdtyd5cuwtaancs6ztuohhz">
+            <w:hyperlink w:history="1" r:id="rId_bxumdirf79gp99y3dagu">
               <w:r>
                 <w:rPr>
                   <w:rFonts w:ascii="Arial" w:cs="Arial" w:eastAsia="Arial" w:hAnsi="Arial"/>
@@ -22524,7 +22524,7 @@
               <w:spacing w:after="10" w:before="0"/>
               <w:ind w:left="120"/>
             </w:pPr>
-            <w:hyperlink w:history="1" r:id="rIdy6q-b_gm1wz76fh19q-tr">
+            <w:hyperlink w:history="1" r:id="rIdqgkj3p3dmsknwuiksfmie">
               <w:r>
                 <w:rPr>
                   <w:rFonts w:ascii="Arial" w:cs="Arial" w:eastAsia="Arial" w:hAnsi="Arial"/>
@@ -22569,7 +22569,7 @@
             <w:pPr>
               <w:spacing w:after="20" w:before="0"/>
             </w:pPr>
-            <w:hyperlink w:history="1" r:id="rIdlhj9cpy6a4h7zce4hpxq9">
+            <w:hyperlink w:history="1" r:id="rId6tuzas4qcimdrmp3eobpa">
               <w:r>
                 <w:rPr>
                   <w:rFonts w:ascii="Arial" w:cs="Arial" w:eastAsia="Arial" w:hAnsi="Arial"/>
@@ -22618,7 +22618,7 @@
               <w:spacing w:after="10" w:before="0"/>
               <w:ind w:left="120"/>
             </w:pPr>
-            <w:hyperlink w:history="1" r:id="rIdmpkuv5yj75mp0cko9obfp">
+            <w:hyperlink w:history="1" r:id="rId3xxpjgfwkynihkrcp47fn">
               <w:r>
                 <w:rPr>
                   <w:rFonts w:ascii="Arial" w:cs="Arial" w:eastAsia="Arial" w:hAnsi="Arial"/>
@@ -22813,7 +22813,7 @@
             <w:pPr>
               <w:spacing w:after="20" w:before="0"/>
             </w:pPr>
-            <w:hyperlink w:history="1" r:id="rIdk6ixpwlhhnso53rlbuliy">
+            <w:hyperlink w:history="1" r:id="rIdbrdo4pratpczsli7-yrch">
               <w:r>
                 <w:rPr>
                   <w:rFonts w:ascii="Arial" w:cs="Arial" w:eastAsia="Arial" w:hAnsi="Arial"/>
@@ -22862,7 +22862,7 @@
               <w:spacing w:after="10" w:before="0"/>
               <w:ind w:left="120"/>
             </w:pPr>
-            <w:hyperlink w:history="1" r:id="rId_qayakards8lqk9jzgkeu">
+            <w:hyperlink w:history="1" r:id="rId35erltnvham5m_q5feb7w">
               <w:r>
                 <w:rPr>
                   <w:rFonts w:ascii="Arial" w:cs="Arial" w:eastAsia="Arial" w:hAnsi="Arial"/>
@@ -22907,7 +22907,7 @@
             <w:pPr>
               <w:spacing w:after="20" w:before="0"/>
             </w:pPr>
-            <w:hyperlink w:history="1" r:id="rIdq8pyn4eh8fcxuxoey7ezs">
+            <w:hyperlink w:history="1" r:id="rIdbqhcue8xwdemlkiu2ngb0">
               <w:r>
                 <w:rPr>
                   <w:rFonts w:ascii="Arial" w:cs="Arial" w:eastAsia="Arial" w:hAnsi="Arial"/>
@@ -22956,7 +22956,7 @@
               <w:spacing w:after="10" w:before="0"/>
               <w:ind w:left="120"/>
             </w:pPr>
-            <w:hyperlink w:history="1" r:id="rIdoujvq1eby_ykjyqbgbthb">
+            <w:hyperlink w:history="1" r:id="rIdvyrwnvznsndjlkwekcpif">
               <w:r>
                 <w:rPr>
                   <w:rFonts w:ascii="Arial" w:cs="Arial" w:eastAsia="Arial" w:hAnsi="Arial"/>
@@ -23563,7 +23563,7 @@
         </w:rPr>
         <w:t xml:space="preserve">© 2026 SeaVuria and ARES. Aligned with KICD objectives. Developed by SeaVuria; technical implementation by ARES (with AI assistance from Claude). Licensed under </w:t>
       </w:r>
-      <w:hyperlink w:history="1" r:id="rIdexikgprkm2hgzn-lztwwv">
+      <w:hyperlink w:history="1" r:id="rIdfr-pjb84ifpsl2kd0lros">
         <w:r>
           <w:rPr>
             <w:rFonts w:ascii="Arial" w:cs="Arial" w:eastAsia="Arial" w:hAnsi="Arial"/>
@@ -23584,7 +23584,7 @@
         </w:rPr>
         <w:t xml:space="preserve"> (</w:t>
       </w:r>
-      <w:hyperlink w:history="1" r:id="rIdckajsmpcrqjampdteesup">
+      <w:hyperlink w:history="1" r:id="rId9q226cm0gtpihjhshsy_4">
         <w:r>
           <w:rPr>
             <w:rFonts w:ascii="Arial" w:cs="Arial" w:eastAsia="Arial" w:hAnsi="Arial"/>
@@ -24720,7 +24720,7 @@
             <w:pPr>
               <w:spacing w:after="20" w:before="0"/>
             </w:pPr>
-            <w:hyperlink w:history="1" r:id="rIdolwqjyvr2_amvfk6lss4m">
+            <w:hyperlink w:history="1" r:id="rIdeyrk4loswqximx5p9dcrn">
               <w:r>
                 <w:rPr>
                   <w:rFonts w:ascii="Arial" w:cs="Arial" w:eastAsia="Arial" w:hAnsi="Arial"/>
@@ -24753,7 +24753,7 @@
               <w:spacing w:after="10" w:before="0"/>
               <w:ind w:left="120"/>
             </w:pPr>
-            <w:hyperlink w:history="1" r:id="rIdplwpy3enxmxjomzzpgd-c">
+            <w:hyperlink w:history="1" r:id="rIdr7ejvphttzudiho4swrp_">
               <w:r>
                 <w:rPr>
                   <w:rFonts w:ascii="Arial" w:cs="Arial" w:eastAsia="Arial" w:hAnsi="Arial"/>
@@ -24798,7 +24798,7 @@
             <w:pPr>
               <w:spacing w:after="20" w:before="0"/>
             </w:pPr>
-            <w:hyperlink w:history="1" r:id="rIdcldv74njb4crjg4h_mfxe">
+            <w:hyperlink w:history="1" r:id="rId7nmvo33lifg1rpvtfygb1">
               <w:r>
                 <w:rPr>
                   <w:rFonts w:ascii="Arial" w:cs="Arial" w:eastAsia="Arial" w:hAnsi="Arial"/>
@@ -24831,7 +24831,7 @@
               <w:spacing w:after="10" w:before="0"/>
               <w:ind w:left="120"/>
             </w:pPr>
-            <w:hyperlink w:history="1" r:id="rId2po2fr3tyem1mhh7eqrhl">
+            <w:hyperlink w:history="1" r:id="rIdkbm2thmvt9yopcgqs2n5e">
               <w:r>
                 <w:rPr>
                   <w:rFonts w:ascii="Arial" w:cs="Arial" w:eastAsia="Arial" w:hAnsi="Arial"/>
@@ -25026,7 +25026,7 @@
             <w:pPr>
               <w:spacing w:after="20" w:before="0"/>
             </w:pPr>
-            <w:hyperlink w:history="1" r:id="rIde99ox3dzyga5gg_efuff0">
+            <w:hyperlink w:history="1" r:id="rIdhjcz_oijaqz-vbci8dpl1">
               <w:r>
                 <w:rPr>
                   <w:rFonts w:ascii="Arial" w:cs="Arial" w:eastAsia="Arial" w:hAnsi="Arial"/>
@@ -25059,7 +25059,7 @@
               <w:spacing w:after="10" w:before="0"/>
               <w:ind w:left="120"/>
             </w:pPr>
-            <w:hyperlink w:history="1" r:id="rIdiso8kdcmevfvydira7z5m">
+            <w:hyperlink w:history="1" r:id="rIdicxp9w7i7lsxjgtkrv1dw">
               <w:r>
                 <w:rPr>
                   <w:rFonts w:ascii="Arial" w:cs="Arial" w:eastAsia="Arial" w:hAnsi="Arial"/>
@@ -25104,7 +25104,7 @@
             <w:pPr>
               <w:spacing w:after="20" w:before="0"/>
             </w:pPr>
-            <w:hyperlink w:history="1" r:id="rIdfodkd6gezma0tpwk4x0t6">
+            <w:hyperlink w:history="1" r:id="rIdwu9zludbacqjhxpp66osk">
               <w:r>
                 <w:rPr>
                   <w:rFonts w:ascii="Arial" w:cs="Arial" w:eastAsia="Arial" w:hAnsi="Arial"/>
@@ -25137,7 +25137,7 @@
               <w:spacing w:after="10" w:before="0"/>
               <w:ind w:left="120"/>
             </w:pPr>
-            <w:hyperlink w:history="1" r:id="rIdgjg-4kdoph4mhmh2tjm5_">
+            <w:hyperlink w:history="1" r:id="rIddbjczmfdf9hzdbuphenks">
               <w:r>
                 <w:rPr>
                   <w:rFonts w:ascii="Arial" w:cs="Arial" w:eastAsia="Arial" w:hAnsi="Arial"/>
@@ -25332,7 +25332,7 @@
             <w:pPr>
               <w:spacing w:after="20" w:before="0"/>
             </w:pPr>
-            <w:hyperlink w:history="1" r:id="rIdpeskeued4jwb1siwlsrfa">
+            <w:hyperlink w:history="1" r:id="rIdr7r6rcy0bmootkrovc7hh">
               <w:r>
                 <w:rPr>
                   <w:rFonts w:ascii="Arial" w:cs="Arial" w:eastAsia="Arial" w:hAnsi="Arial"/>
@@ -25381,7 +25381,7 @@
               <w:spacing w:after="10" w:before="0"/>
               <w:ind w:left="120"/>
             </w:pPr>
-            <w:hyperlink w:history="1" r:id="rIdv3w800wyvla7myym4779o">
+            <w:hyperlink w:history="1" r:id="rIdbbxaavhd_fxlvqbqd8p99">
               <w:r>
                 <w:rPr>
                   <w:rFonts w:ascii="Arial" w:cs="Arial" w:eastAsia="Arial" w:hAnsi="Arial"/>
@@ -25426,7 +25426,7 @@
             <w:pPr>
               <w:spacing w:after="20" w:before="0"/>
             </w:pPr>
-            <w:hyperlink w:history="1" r:id="rIdb4a00_cmjneszon3kupqx">
+            <w:hyperlink w:history="1" r:id="rIdjaikhdd2hrz6qnvo8bxn6">
               <w:r>
                 <w:rPr>
                   <w:rFonts w:ascii="Arial" w:cs="Arial" w:eastAsia="Arial" w:hAnsi="Arial"/>
@@ -25459,7 +25459,7 @@
               <w:spacing w:after="10" w:before="0"/>
               <w:ind w:left="120"/>
             </w:pPr>
-            <w:hyperlink w:history="1" r:id="rIdljcovem-78jupsk_-6tri">
+            <w:hyperlink w:history="1" r:id="rIdpej_o0i9miedexw9o9b7d">
               <w:r>
                 <w:rPr>
                   <w:rFonts w:ascii="Arial" w:cs="Arial" w:eastAsia="Arial" w:hAnsi="Arial"/>
@@ -25654,7 +25654,7 @@
             <w:pPr>
               <w:spacing w:after="20" w:before="0"/>
             </w:pPr>
-            <w:hyperlink w:history="1" r:id="rIdvju9-sanygeqxz89brcqe">
+            <w:hyperlink w:history="1" r:id="rId6eqx0fwhq09fholkdnyln">
               <w:r>
                 <w:rPr>
                   <w:rFonts w:ascii="Arial" w:cs="Arial" w:eastAsia="Arial" w:hAnsi="Arial"/>
@@ -25687,7 +25687,7 @@
               <w:spacing w:after="10" w:before="0"/>
               <w:ind w:left="120"/>
             </w:pPr>
-            <w:hyperlink w:history="1" r:id="rIdg6lcpsr-zgpypc8lsxmx-">
+            <w:hyperlink w:history="1" r:id="rIdowxlizgn-vsjsfgakf-oz">
               <w:r>
                 <w:rPr>
                   <w:rFonts w:ascii="Arial" w:cs="Arial" w:eastAsia="Arial" w:hAnsi="Arial"/>
@@ -25732,7 +25732,7 @@
             <w:pPr>
               <w:spacing w:after="20" w:before="0"/>
             </w:pPr>
-            <w:hyperlink w:history="1" r:id="rIdtuqufp4g4hgnbur76g6fq">
+            <w:hyperlink w:history="1" r:id="rIdo038_cwbpja-mwpymhztf">
               <w:r>
                 <w:rPr>
                   <w:rFonts w:ascii="Arial" w:cs="Arial" w:eastAsia="Arial" w:hAnsi="Arial"/>
@@ -25765,7 +25765,7 @@
               <w:spacing w:after="10" w:before="0"/>
               <w:ind w:left="120"/>
             </w:pPr>
-            <w:hyperlink w:history="1" r:id="rIdikjyqcntxlv0jid20fx7k">
+            <w:hyperlink w:history="1" r:id="rIdkazbtdf930dxc4pzk4fih">
               <w:r>
                 <w:rPr>
                   <w:rFonts w:ascii="Arial" w:cs="Arial" w:eastAsia="Arial" w:hAnsi="Arial"/>
@@ -25960,7 +25960,7 @@
             <w:pPr>
               <w:spacing w:after="20" w:before="0"/>
             </w:pPr>
-            <w:hyperlink w:history="1" r:id="rId6qf2l8rnoo6yxx1ybi0wi">
+            <w:hyperlink w:history="1" r:id="rIdjkyk9hzbraykinyu_asfc">
               <w:r>
                 <w:rPr>
                   <w:rFonts w:ascii="Arial" w:cs="Arial" w:eastAsia="Arial" w:hAnsi="Arial"/>
@@ -25993,7 +25993,7 @@
               <w:spacing w:after="10" w:before="0"/>
               <w:ind w:left="120"/>
             </w:pPr>
-            <w:hyperlink w:history="1" r:id="rId8kyixpjj0yv0vzglz1rt1">
+            <w:hyperlink w:history="1" r:id="rIdkpapx6uu7tf-swbzqihkp">
               <w:r>
                 <w:rPr>
                   <w:rFonts w:ascii="Arial" w:cs="Arial" w:eastAsia="Arial" w:hAnsi="Arial"/>
@@ -26038,7 +26038,7 @@
             <w:pPr>
               <w:spacing w:after="20" w:before="0"/>
             </w:pPr>
-            <w:hyperlink w:history="1" r:id="rIdxyyes1uern62xgv7mfpj3">
+            <w:hyperlink w:history="1" r:id="rIdbta3xh3aoggp6sr3r811h">
               <w:r>
                 <w:rPr>
                   <w:rFonts w:ascii="Arial" w:cs="Arial" w:eastAsia="Arial" w:hAnsi="Arial"/>
@@ -26071,7 +26071,7 @@
               <w:spacing w:after="10" w:before="0"/>
               <w:ind w:left="120"/>
             </w:pPr>
-            <w:hyperlink w:history="1" r:id="rIdstfb_k8hjcj6983ptsrm5">
+            <w:hyperlink w:history="1" r:id="rId1ddixxe1jgxm6er3aar0r">
               <w:r>
                 <w:rPr>
                   <w:rFonts w:ascii="Arial" w:cs="Arial" w:eastAsia="Arial" w:hAnsi="Arial"/>
@@ -26583,7 +26583,7 @@
         </w:rPr>
         <w:t xml:space="preserve">© 2026 SeaVuria and ARES. Aligned with KICD objectives. Developed by SeaVuria; technical implementation by ARES (with AI assistance from Claude). Licensed under </w:t>
       </w:r>
-      <w:hyperlink w:history="1" r:id="rIdgvhd-iupym1rj6fjrltvi">
+      <w:hyperlink w:history="1" r:id="rIdiesey0ej4djmyaqplr2mn">
         <w:r>
           <w:rPr>
             <w:rFonts w:ascii="Arial" w:cs="Arial" w:eastAsia="Arial" w:hAnsi="Arial"/>
@@ -26604,7 +26604,7 @@
         </w:rPr>
         <w:t xml:space="preserve"> (</w:t>
       </w:r>
-      <w:hyperlink w:history="1" r:id="rIdgtgc3mfydz_tjqflul5r7">
+      <w:hyperlink w:history="1" r:id="rIdocxd58kp2psk8qcah5uy3">
         <w:r>
           <w:rPr>
             <w:rFonts w:ascii="Arial" w:cs="Arial" w:eastAsia="Arial" w:hAnsi="Arial"/>

--- a/data/outputs/v2/Core_Mathematics/SS2.6_Area_of_a_Part_of_a_Circle/Core_Mathematics_Area_of_a_Part_of_a_Circle_CBE_LessonSequence.docx
+++ b/data/outputs/v2/Core_Mathematics/SS2.6_Area_of_a_Part_of_a_Circle/Core_Mathematics_Area_of_a_Part_of_a_Circle_CBE_LessonSequence.docx
@@ -2323,7 +2323,7 @@
         </w:rPr>
         <w:t xml:space="preserve">© 2026 SeaVuria and ARES. This work is licensed under a </w:t>
       </w:r>
-      <w:hyperlink w:history="1" r:id="rIdbn7ndjwcns9mtpwtxp1jx">
+      <w:hyperlink w:history="1" r:id="rIdbwfsjwpjmpoekkb_dmgy8">
         <w:r>
           <w:rPr>
             <w:rFonts w:ascii="Arial" w:cs="Arial" w:eastAsia="Arial" w:hAnsi="Arial"/>
@@ -2343,7 +2343,7 @@
         </w:rPr>
         <w:t xml:space="preserve"> (</w:t>
       </w:r>
-      <w:hyperlink w:history="1" r:id="rIdwr4knf3n3hx2h7em-ynhs">
+      <w:hyperlink w:history="1" r:id="rId76iwo3gpwoxl0jfeecjcd">
         <w:r>
           <w:rPr>
             <w:rFonts w:ascii="Arial" w:cs="Arial" w:eastAsia="Arial" w:hAnsi="Arial"/>
@@ -2363,7 +2363,7 @@
         </w:rPr>
         <w:t xml:space="preserve">). To view a copy of this license, visit </w:t>
       </w:r>
-      <w:hyperlink w:history="1" r:id="rId3vs7o1x9x-uu9fg7ycgb9">
+      <w:hyperlink w:history="1" r:id="rIdnouw2ubc9uj4keccx9tjq">
         <w:r>
           <w:rPr>
             <w:rFonts w:ascii="Arial" w:cs="Arial" w:eastAsia="Arial" w:hAnsi="Arial"/>
@@ -3375,7 +3375,7 @@
             <w:pPr>
               <w:spacing w:after="20" w:before="0"/>
             </w:pPr>
-            <w:hyperlink w:history="1" r:id="rIdaib19rlxkuhbyz5h6zpqa">
+            <w:hyperlink w:history="1" r:id="rId6jfzyntt57cqj_rvfzkr6">
               <w:r>
                 <w:rPr>
                   <w:rFonts w:ascii="Arial" w:cs="Arial" w:eastAsia="Arial" w:hAnsi="Arial"/>
@@ -3424,7 +3424,7 @@
               <w:spacing w:after="10" w:before="0"/>
               <w:ind w:left="120"/>
             </w:pPr>
-            <w:hyperlink w:history="1" r:id="rIdrgzmrgvgifelmil8bkqh7">
+            <w:hyperlink w:history="1" r:id="rIdgjmxvv_pbaw3raipxzzup">
               <w:r>
                 <w:rPr>
                   <w:rFonts w:ascii="Arial" w:cs="Arial" w:eastAsia="Arial" w:hAnsi="Arial"/>
@@ -3469,7 +3469,7 @@
             <w:pPr>
               <w:spacing w:after="20" w:before="0"/>
             </w:pPr>
-            <w:hyperlink w:history="1" r:id="rId7hgt-qzznxs36ovj2zhib">
+            <w:hyperlink w:history="1" r:id="rId_infun-vofhsfdka_-dzi">
               <w:r>
                 <w:rPr>
                   <w:rFonts w:ascii="Arial" w:cs="Arial" w:eastAsia="Arial" w:hAnsi="Arial"/>
@@ -3502,7 +3502,7 @@
               <w:spacing w:after="10" w:before="0"/>
               <w:ind w:left="120"/>
             </w:pPr>
-            <w:hyperlink w:history="1" r:id="rIdkgb1edh67xd7rjw7k1hev">
+            <w:hyperlink w:history="1" r:id="rIdnukhxrguomnre7jf-xvvj">
               <w:r>
                 <w:rPr>
                   <w:rFonts w:ascii="Arial" w:cs="Arial" w:eastAsia="Arial" w:hAnsi="Arial"/>
@@ -3697,7 +3697,7 @@
             <w:pPr>
               <w:spacing w:after="20" w:before="0"/>
             </w:pPr>
-            <w:hyperlink w:history="1" r:id="rIdumyglmksjrpmqstuwlxvg">
+            <w:hyperlink w:history="1" r:id="rIdpbmbn4uzoas3gesg15irq">
               <w:r>
                 <w:rPr>
                   <w:rFonts w:ascii="Arial" w:cs="Arial" w:eastAsia="Arial" w:hAnsi="Arial"/>
@@ -3746,7 +3746,7 @@
               <w:spacing w:after="10" w:before="0"/>
               <w:ind w:left="120"/>
             </w:pPr>
-            <w:hyperlink w:history="1" r:id="rIdpxkzdk6huuaioeevhq3vd">
+            <w:hyperlink w:history="1" r:id="rIdc9cxdwmxuh1ff5zkkokdk">
               <w:r>
                 <w:rPr>
                   <w:rFonts w:ascii="Arial" w:cs="Arial" w:eastAsia="Arial" w:hAnsi="Arial"/>
@@ -3791,7 +3791,7 @@
             <w:pPr>
               <w:spacing w:after="20" w:before="0"/>
             </w:pPr>
-            <w:hyperlink w:history="1" r:id="rIdpvcfnj3_7puf6jkz1majz">
+            <w:hyperlink w:history="1" r:id="rId3ylkwwpmwohhizbth5sfa">
               <w:r>
                 <w:rPr>
                   <w:rFonts w:ascii="Arial" w:cs="Arial" w:eastAsia="Arial" w:hAnsi="Arial"/>
@@ -3824,7 +3824,7 @@
               <w:spacing w:after="10" w:before="0"/>
               <w:ind w:left="120"/>
             </w:pPr>
-            <w:hyperlink w:history="1" r:id="rIdhjgmyhawmeut0p6926eb8">
+            <w:hyperlink w:history="1" r:id="rIdthpqhfxowsr0q0iksk69j">
               <w:r>
                 <w:rPr>
                   <w:rFonts w:ascii="Arial" w:cs="Arial" w:eastAsia="Arial" w:hAnsi="Arial"/>
@@ -4019,7 +4019,7 @@
             <w:pPr>
               <w:spacing w:after="20" w:before="0"/>
             </w:pPr>
-            <w:hyperlink w:history="1" r:id="rIdvt0rolbjxm8-9cuika1fc">
+            <w:hyperlink w:history="1" r:id="rIdc05jwgl_9on8ldqlfkfov">
               <w:r>
                 <w:rPr>
                   <w:rFonts w:ascii="Arial" w:cs="Arial" w:eastAsia="Arial" w:hAnsi="Arial"/>
@@ -4068,7 +4068,7 @@
               <w:spacing w:after="10" w:before="0"/>
               <w:ind w:left="120"/>
             </w:pPr>
-            <w:hyperlink w:history="1" r:id="rIdie-j3yfnopdid_kjbawui">
+            <w:hyperlink w:history="1" r:id="rIdkywj8secll1fwruo3mlxw">
               <w:r>
                 <w:rPr>
                   <w:rFonts w:ascii="Arial" w:cs="Arial" w:eastAsia="Arial" w:hAnsi="Arial"/>
@@ -4113,7 +4113,7 @@
             <w:pPr>
               <w:spacing w:after="20" w:before="0"/>
             </w:pPr>
-            <w:hyperlink w:history="1" r:id="rIdjqtdq4cewnkaxmp6r8skn">
+            <w:hyperlink w:history="1" r:id="rIdselgbikxrgqgjpc1oaj_k">
               <w:r>
                 <w:rPr>
                   <w:rFonts w:ascii="Arial" w:cs="Arial" w:eastAsia="Arial" w:hAnsi="Arial"/>
@@ -4162,7 +4162,7 @@
               <w:spacing w:after="10" w:before="0"/>
               <w:ind w:left="120"/>
             </w:pPr>
-            <w:hyperlink w:history="1" r:id="rIdpmhcervkmdt85neobpaer">
+            <w:hyperlink w:history="1" r:id="rIdkztevkccnen8kxufufzup">
               <w:r>
                 <w:rPr>
                   <w:rFonts w:ascii="Arial" w:cs="Arial" w:eastAsia="Arial" w:hAnsi="Arial"/>
@@ -4357,7 +4357,7 @@
             <w:pPr>
               <w:spacing w:after="20" w:before="0"/>
             </w:pPr>
-            <w:hyperlink w:history="1" r:id="rIdvgx4jizrdwfaxewyd-gsu">
+            <w:hyperlink w:history="1" r:id="rIdzgbflcwcjlxjcfebt1jcq">
               <w:r>
                 <w:rPr>
                   <w:rFonts w:ascii="Arial" w:cs="Arial" w:eastAsia="Arial" w:hAnsi="Arial"/>
@@ -4406,7 +4406,7 @@
               <w:spacing w:after="10" w:before="0"/>
               <w:ind w:left="120"/>
             </w:pPr>
-            <w:hyperlink w:history="1" r:id="rIdsog7q1gnwoysopvvzj2ek">
+            <w:hyperlink w:history="1" r:id="rIdruehplssgz_kyykx3mcdv">
               <w:r>
                 <w:rPr>
                   <w:rFonts w:ascii="Arial" w:cs="Arial" w:eastAsia="Arial" w:hAnsi="Arial"/>
@@ -4451,7 +4451,7 @@
             <w:pPr>
               <w:spacing w:after="20" w:before="0"/>
             </w:pPr>
-            <w:hyperlink w:history="1" r:id="rIdunfvehhlreglw2__anrtq">
+            <w:hyperlink w:history="1" r:id="rIdzw3aayqzhat4kpwzxz6sl">
               <w:r>
                 <w:rPr>
                   <w:rFonts w:ascii="Arial" w:cs="Arial" w:eastAsia="Arial" w:hAnsi="Arial"/>
@@ -4484,7 +4484,7 @@
               <w:spacing w:after="10" w:before="0"/>
               <w:ind w:left="120"/>
             </w:pPr>
-            <w:hyperlink w:history="1" r:id="rIdcm1n0yzvncddzsyvi3wcu">
+            <w:hyperlink w:history="1" r:id="rIdzrii7crbacidvt8bgp79m">
               <w:r>
                 <w:rPr>
                   <w:rFonts w:ascii="Arial" w:cs="Arial" w:eastAsia="Arial" w:hAnsi="Arial"/>
@@ -4679,7 +4679,7 @@
             <w:pPr>
               <w:spacing w:after="20" w:before="0"/>
             </w:pPr>
-            <w:hyperlink w:history="1" r:id="rIdgcyvn01qdt-o1ngdiskpc">
+            <w:hyperlink w:history="1" r:id="rId9oxup9rwizqwjv9-usds-">
               <w:r>
                 <w:rPr>
                   <w:rFonts w:ascii="Arial" w:cs="Arial" w:eastAsia="Arial" w:hAnsi="Arial"/>
@@ -4728,7 +4728,7 @@
               <w:spacing w:after="10" w:before="0"/>
               <w:ind w:left="120"/>
             </w:pPr>
-            <w:hyperlink w:history="1" r:id="rIdabavauqx7n-vm8zecyip5">
+            <w:hyperlink w:history="1" r:id="rIdvrx3o05l6ber27c-y_0hc">
               <w:r>
                 <w:rPr>
                   <w:rFonts w:ascii="Arial" w:cs="Arial" w:eastAsia="Arial" w:hAnsi="Arial"/>
@@ -4773,7 +4773,7 @@
             <w:pPr>
               <w:spacing w:after="20" w:before="0"/>
             </w:pPr>
-            <w:hyperlink w:history="1" r:id="rIdkcfg-hnvtwjtgaugp5pv8">
+            <w:hyperlink w:history="1" r:id="rIdrisqmby7xdhkomgwkze3u">
               <w:r>
                 <w:rPr>
                   <w:rFonts w:ascii="Arial" w:cs="Arial" w:eastAsia="Arial" w:hAnsi="Arial"/>
@@ -4806,7 +4806,7 @@
               <w:spacing w:after="10" w:before="0"/>
               <w:ind w:left="120"/>
             </w:pPr>
-            <w:hyperlink w:history="1" r:id="rIdxcmbbph2abky5lktxmmqs">
+            <w:hyperlink w:history="1" r:id="rIdfl3def_fnanlch0qiqvsy">
               <w:r>
                 <w:rPr>
                   <w:rFonts w:ascii="Arial" w:cs="Arial" w:eastAsia="Arial" w:hAnsi="Arial"/>
@@ -5318,7 +5318,7 @@
         </w:rPr>
         <w:t xml:space="preserve">© 2026 SeaVuria and ARES. Aligned with KICD objectives. Developed by SeaVuria; technical implementation by ARES (with AI assistance from Claude). Licensed under </w:t>
       </w:r>
-      <w:hyperlink w:history="1" r:id="rIdmd2pcnzfprqnvzhigmeix">
+      <w:hyperlink w:history="1" r:id="rIdb2vg5hlsn33zkoj2taxh-">
         <w:r>
           <w:rPr>
             <w:rFonts w:ascii="Arial" w:cs="Arial" w:eastAsia="Arial" w:hAnsi="Arial"/>
@@ -5339,7 +5339,7 @@
         </w:rPr>
         <w:t xml:space="preserve"> (</w:t>
       </w:r>
-      <w:hyperlink w:history="1" r:id="rIdt60jymzg7w2nc2uvmtn65">
+      <w:hyperlink w:history="1" r:id="rId0gg28w5zyjhxqzwaaeo7h">
         <w:r>
           <w:rPr>
             <w:rFonts w:ascii="Arial" w:cs="Arial" w:eastAsia="Arial" w:hAnsi="Arial"/>
@@ -6352,7 +6352,7 @@
             <w:pPr>
               <w:spacing w:after="20" w:before="0"/>
             </w:pPr>
-            <w:hyperlink w:history="1" r:id="rIdyij264ilxitbp76e8t52e">
+            <w:hyperlink w:history="1" r:id="rIdqj6nzx2mjtincejjqqqz5">
               <w:r>
                 <w:rPr>
                   <w:rFonts w:ascii="Arial" w:cs="Arial" w:eastAsia="Arial" w:hAnsi="Arial"/>
@@ -6385,7 +6385,7 @@
               <w:spacing w:after="10" w:before="0"/>
               <w:ind w:left="120"/>
             </w:pPr>
-            <w:hyperlink w:history="1" r:id="rIdxc2byach-mqnqbkmhtlui">
+            <w:hyperlink w:history="1" r:id="rIdaswkprw7fag4w9f7yaawn">
               <w:r>
                 <w:rPr>
                   <w:rFonts w:ascii="Arial" w:cs="Arial" w:eastAsia="Arial" w:hAnsi="Arial"/>
@@ -6430,7 +6430,7 @@
             <w:pPr>
               <w:spacing w:after="20" w:before="0"/>
             </w:pPr>
-            <w:hyperlink w:history="1" r:id="rId-igokrpuontmtin41hmba">
+            <w:hyperlink w:history="1" r:id="rIdiqhunpampcpdvc22chr6m">
               <w:r>
                 <w:rPr>
                   <w:rFonts w:ascii="Arial" w:cs="Arial" w:eastAsia="Arial" w:hAnsi="Arial"/>
@@ -6463,7 +6463,7 @@
               <w:spacing w:after="10" w:before="0"/>
               <w:ind w:left="120"/>
             </w:pPr>
-            <w:hyperlink w:history="1" r:id="rIdce3gqxye5n6cx6anndv2q">
+            <w:hyperlink w:history="1" r:id="rIdkzjyhc-nibdvzjtbpkoal">
               <w:r>
                 <w:rPr>
                   <w:rFonts w:ascii="Arial" w:cs="Arial" w:eastAsia="Arial" w:hAnsi="Arial"/>
@@ -6658,7 +6658,7 @@
             <w:pPr>
               <w:spacing w:after="20" w:before="0"/>
             </w:pPr>
-            <w:hyperlink w:history="1" r:id="rIdfgd5mg-6iqpd8hhlptp_o">
+            <w:hyperlink w:history="1" r:id="rId-sfwo5izt2h7prprrkwgg">
               <w:r>
                 <w:rPr>
                   <w:rFonts w:ascii="Arial" w:cs="Arial" w:eastAsia="Arial" w:hAnsi="Arial"/>
@@ -6691,7 +6691,7 @@
               <w:spacing w:after="10" w:before="0"/>
               <w:ind w:left="120"/>
             </w:pPr>
-            <w:hyperlink w:history="1" r:id="rIdjufcs6y5qvaour9iqlroz">
+            <w:hyperlink w:history="1" r:id="rIda7odk9cyeu5qqrbrmczxu">
               <w:r>
                 <w:rPr>
                   <w:rFonts w:ascii="Arial" w:cs="Arial" w:eastAsia="Arial" w:hAnsi="Arial"/>
@@ -6736,7 +6736,7 @@
             <w:pPr>
               <w:spacing w:after="20" w:before="0"/>
             </w:pPr>
-            <w:hyperlink w:history="1" r:id="rIdj7tzqa3ryc95nwshekeps">
+            <w:hyperlink w:history="1" r:id="rId5cc1_q4t5xnvb7a3vjyos">
               <w:r>
                 <w:rPr>
                   <w:rFonts w:ascii="Arial" w:cs="Arial" w:eastAsia="Arial" w:hAnsi="Arial"/>
@@ -6769,7 +6769,7 @@
               <w:spacing w:after="10" w:before="0"/>
               <w:ind w:left="120"/>
             </w:pPr>
-            <w:hyperlink w:history="1" r:id="rIdqxldx3p5qc7ufbsabqy42">
+            <w:hyperlink w:history="1" r:id="rIdspfri5zajf7twzcvgxxpu">
               <w:r>
                 <w:rPr>
                   <w:rFonts w:ascii="Arial" w:cs="Arial" w:eastAsia="Arial" w:hAnsi="Arial"/>
@@ -6964,7 +6964,7 @@
             <w:pPr>
               <w:spacing w:after="20" w:before="0"/>
             </w:pPr>
-            <w:hyperlink w:history="1" r:id="rId96jcybaabilpytyws3uzf">
+            <w:hyperlink w:history="1" r:id="rIdapceosw5osq1gf6ednagv">
               <w:r>
                 <w:rPr>
                   <w:rFonts w:ascii="Arial" w:cs="Arial" w:eastAsia="Arial" w:hAnsi="Arial"/>
@@ -7013,7 +7013,7 @@
               <w:spacing w:after="10" w:before="0"/>
               <w:ind w:left="120"/>
             </w:pPr>
-            <w:hyperlink w:history="1" r:id="rIdncmaxwygzt9l2ln6ywznv">
+            <w:hyperlink w:history="1" r:id="rIdueczta9tdnpxl3c3fxvuo">
               <w:r>
                 <w:rPr>
                   <w:rFonts w:ascii="Arial" w:cs="Arial" w:eastAsia="Arial" w:hAnsi="Arial"/>
@@ -7058,7 +7058,7 @@
             <w:pPr>
               <w:spacing w:after="20" w:before="0"/>
             </w:pPr>
-            <w:hyperlink w:history="1" r:id="rIddnqlgjjqsbiovnqmyd0lk">
+            <w:hyperlink w:history="1" r:id="rIdyffspqavscoyyvso4bric">
               <w:r>
                 <w:rPr>
                   <w:rFonts w:ascii="Arial" w:cs="Arial" w:eastAsia="Arial" w:hAnsi="Arial"/>
@@ -7091,7 +7091,7 @@
               <w:spacing w:after="10" w:before="0"/>
               <w:ind w:left="120"/>
             </w:pPr>
-            <w:hyperlink w:history="1" r:id="rIdmr8g86fb4qco-jp6q3qt6">
+            <w:hyperlink w:history="1" r:id="rIdpoyu-0_zlw11q_6oresxh">
               <w:r>
                 <w:rPr>
                   <w:rFonts w:ascii="Arial" w:cs="Arial" w:eastAsia="Arial" w:hAnsi="Arial"/>
@@ -7286,7 +7286,7 @@
             <w:pPr>
               <w:spacing w:after="20" w:before="0"/>
             </w:pPr>
-            <w:hyperlink w:history="1" r:id="rIdls1ckzawp1brosfou77he">
+            <w:hyperlink w:history="1" r:id="rId3xoxjp_tk432-wodpheam">
               <w:r>
                 <w:rPr>
                   <w:rFonts w:ascii="Arial" w:cs="Arial" w:eastAsia="Arial" w:hAnsi="Arial"/>
@@ -7319,7 +7319,7 @@
               <w:spacing w:after="10" w:before="0"/>
               <w:ind w:left="120"/>
             </w:pPr>
-            <w:hyperlink w:history="1" r:id="rIdxqb_4m74fcudolozozd7m">
+            <w:hyperlink w:history="1" r:id="rIdta5l1cxrd3lfvsncv_be5">
               <w:r>
                 <w:rPr>
                   <w:rFonts w:ascii="Arial" w:cs="Arial" w:eastAsia="Arial" w:hAnsi="Arial"/>
@@ -7364,7 +7364,7 @@
             <w:pPr>
               <w:spacing w:after="20" w:before="0"/>
             </w:pPr>
-            <w:hyperlink w:history="1" r:id="rId06ffhr41agwdjfyi5tcdi">
+            <w:hyperlink w:history="1" r:id="rIdaa7axep5i3uhecn5cfw8s">
               <w:r>
                 <w:rPr>
                   <w:rFonts w:ascii="Arial" w:cs="Arial" w:eastAsia="Arial" w:hAnsi="Arial"/>
@@ -7397,7 +7397,7 @@
               <w:spacing w:after="10" w:before="0"/>
               <w:ind w:left="120"/>
             </w:pPr>
-            <w:hyperlink w:history="1" r:id="rIdaemcegkaocy9oie4n9sth">
+            <w:hyperlink w:history="1" r:id="rIdqtoqcsbflwycxw3_u4hfu">
               <w:r>
                 <w:rPr>
                   <w:rFonts w:ascii="Arial" w:cs="Arial" w:eastAsia="Arial" w:hAnsi="Arial"/>
@@ -7592,7 +7592,7 @@
             <w:pPr>
               <w:spacing w:after="20" w:before="0"/>
             </w:pPr>
-            <w:hyperlink w:history="1" r:id="rIdxnqjy82hz2plgeipg6a8z">
+            <w:hyperlink w:history="1" r:id="rId6akuhbyvq6iuticncwqkb">
               <w:r>
                 <w:rPr>
                   <w:rFonts w:ascii="Arial" w:cs="Arial" w:eastAsia="Arial" w:hAnsi="Arial"/>
@@ -7625,7 +7625,7 @@
               <w:spacing w:after="10" w:before="0"/>
               <w:ind w:left="120"/>
             </w:pPr>
-            <w:hyperlink w:history="1" r:id="rIdcy2vx81p8w1asf3mdz9ki">
+            <w:hyperlink w:history="1" r:id="rIdsgbqt8hhrkgixqvlrkepw">
               <w:r>
                 <w:rPr>
                   <w:rFonts w:ascii="Arial" w:cs="Arial" w:eastAsia="Arial" w:hAnsi="Arial"/>
@@ -7670,7 +7670,7 @@
             <w:pPr>
               <w:spacing w:after="20" w:before="0"/>
             </w:pPr>
-            <w:hyperlink w:history="1" r:id="rIdyy5hz0-pqbbj8qujmu23s">
+            <w:hyperlink w:history="1" r:id="rIdeqwbc7y0xzfbqgnci9gr4">
               <w:r>
                 <w:rPr>
                   <w:rFonts w:ascii="Arial" w:cs="Arial" w:eastAsia="Arial" w:hAnsi="Arial"/>
@@ -7703,7 +7703,7 @@
               <w:spacing w:after="10" w:before="0"/>
               <w:ind w:left="120"/>
             </w:pPr>
-            <w:hyperlink w:history="1" r:id="rIdbarbwf9f9pncgd4ymif4d">
+            <w:hyperlink w:history="1" r:id="rIdcs57gt3nuurs2qll9bsfu">
               <w:r>
                 <w:rPr>
                   <w:rFonts w:ascii="Arial" w:cs="Arial" w:eastAsia="Arial" w:hAnsi="Arial"/>
@@ -8215,7 +8215,7 @@
         </w:rPr>
         <w:t xml:space="preserve">© 2026 SeaVuria and ARES. Aligned with KICD objectives. Developed by SeaVuria; technical implementation by ARES (with AI assistance from Claude). Licensed under </w:t>
       </w:r>
-      <w:hyperlink w:history="1" r:id="rIdknjh7g5y0dmlw2dukuarr">
+      <w:hyperlink w:history="1" r:id="rIdblggqusgvvdnd2ttchi2s">
         <w:r>
           <w:rPr>
             <w:rFonts w:ascii="Arial" w:cs="Arial" w:eastAsia="Arial" w:hAnsi="Arial"/>
@@ -8236,7 +8236,7 @@
         </w:rPr>
         <w:t xml:space="preserve"> (</w:t>
       </w:r>
-      <w:hyperlink w:history="1" r:id="rIdh8gzsgbgf4galkgivjsqy">
+      <w:hyperlink w:history="1" r:id="rIdrnrde8ypn-tvjuqapeqdf">
         <w:r>
           <w:rPr>
             <w:rFonts w:ascii="Arial" w:cs="Arial" w:eastAsia="Arial" w:hAnsi="Arial"/>
@@ -9249,7 +9249,7 @@
             <w:pPr>
               <w:spacing w:after="20" w:before="0"/>
             </w:pPr>
-            <w:hyperlink w:history="1" r:id="rIdnlvb8le_boz6xz9tptrnr">
+            <w:hyperlink w:history="1" r:id="rIdfrf_4zfuabrq1gbkaamw6">
               <w:r>
                 <w:rPr>
                   <w:rFonts w:ascii="Arial" w:cs="Arial" w:eastAsia="Arial" w:hAnsi="Arial"/>
@@ -9282,7 +9282,7 @@
               <w:spacing w:after="10" w:before="0"/>
               <w:ind w:left="120"/>
             </w:pPr>
-            <w:hyperlink w:history="1" r:id="rIdacn4bgmwlkvo97he7c9fq">
+            <w:hyperlink w:history="1" r:id="rIdlk0pki9eilebnjhqddg2d">
               <w:r>
                 <w:rPr>
                   <w:rFonts w:ascii="Arial" w:cs="Arial" w:eastAsia="Arial" w:hAnsi="Arial"/>
@@ -9327,7 +9327,7 @@
             <w:pPr>
               <w:spacing w:after="20" w:before="0"/>
             </w:pPr>
-            <w:hyperlink w:history="1" r:id="rIdo4tqzux8pawhbjlcedb_6">
+            <w:hyperlink w:history="1" r:id="rIdgv4d0bx4oixgwjfn3hem7">
               <w:r>
                 <w:rPr>
                   <w:rFonts w:ascii="Arial" w:cs="Arial" w:eastAsia="Arial" w:hAnsi="Arial"/>
@@ -9360,7 +9360,7 @@
               <w:spacing w:after="10" w:before="0"/>
               <w:ind w:left="120"/>
             </w:pPr>
-            <w:hyperlink w:history="1" r:id="rIdjsqaaz9r3b4ixpwqizeji">
+            <w:hyperlink w:history="1" r:id="rId1yxfuqpirmkbp25awkt6z">
               <w:r>
                 <w:rPr>
                   <w:rFonts w:ascii="Arial" w:cs="Arial" w:eastAsia="Arial" w:hAnsi="Arial"/>
@@ -9555,7 +9555,7 @@
             <w:pPr>
               <w:spacing w:after="20" w:before="0"/>
             </w:pPr>
-            <w:hyperlink w:history="1" r:id="rIdazkegao93sboyyrridpti">
+            <w:hyperlink w:history="1" r:id="rIdvkzzfsppokbq7h5azf12h">
               <w:r>
                 <w:rPr>
                   <w:rFonts w:ascii="Arial" w:cs="Arial" w:eastAsia="Arial" w:hAnsi="Arial"/>
@@ -9588,7 +9588,7 @@
               <w:spacing w:after="10" w:before="0"/>
               <w:ind w:left="120"/>
             </w:pPr>
-            <w:hyperlink w:history="1" r:id="rIdlfdgvk35pojp3q9mtew29">
+            <w:hyperlink w:history="1" r:id="rIdr3v-uojpygwxyscwqgml_">
               <w:r>
                 <w:rPr>
                   <w:rFonts w:ascii="Arial" w:cs="Arial" w:eastAsia="Arial" w:hAnsi="Arial"/>
@@ -9633,7 +9633,7 @@
             <w:pPr>
               <w:spacing w:after="20" w:before="0"/>
             </w:pPr>
-            <w:hyperlink w:history="1" r:id="rIdqy8pck5okddldbewsw4eb">
+            <w:hyperlink w:history="1" r:id="rIdgoar8cdj4vfi2vmh2qgwv">
               <w:r>
                 <w:rPr>
                   <w:rFonts w:ascii="Arial" w:cs="Arial" w:eastAsia="Arial" w:hAnsi="Arial"/>
@@ -9666,7 +9666,7 @@
               <w:spacing w:after="10" w:before="0"/>
               <w:ind w:left="120"/>
             </w:pPr>
-            <w:hyperlink w:history="1" r:id="rIdgr1wiqufjxvlgvypdaetn">
+            <w:hyperlink w:history="1" r:id="rIdvbglz8nxvkf0akpprx2eo">
               <w:r>
                 <w:rPr>
                   <w:rFonts w:ascii="Arial" w:cs="Arial" w:eastAsia="Arial" w:hAnsi="Arial"/>
@@ -9861,7 +9861,7 @@
             <w:pPr>
               <w:spacing w:after="20" w:before="0"/>
             </w:pPr>
-            <w:hyperlink w:history="1" r:id="rId1fogpydhwjqlcsvgojkwt">
+            <w:hyperlink w:history="1" r:id="rIdcljzg1sbg7renl-agi5cu">
               <w:r>
                 <w:rPr>
                   <w:rFonts w:ascii="Arial" w:cs="Arial" w:eastAsia="Arial" w:hAnsi="Arial"/>
@@ -9910,7 +9910,7 @@
               <w:spacing w:after="10" w:before="0"/>
               <w:ind w:left="120"/>
             </w:pPr>
-            <w:hyperlink w:history="1" r:id="rId3mqwdhizvhybfylou0trw">
+            <w:hyperlink w:history="1" r:id="rIdgmxd38lq7twemkvfkqboa">
               <w:r>
                 <w:rPr>
                   <w:rFonts w:ascii="Arial" w:cs="Arial" w:eastAsia="Arial" w:hAnsi="Arial"/>
@@ -9955,7 +9955,7 @@
             <w:pPr>
               <w:spacing w:after="20" w:before="0"/>
             </w:pPr>
-            <w:hyperlink w:history="1" r:id="rIdzgyq4odhokgrqozkg3o7c">
+            <w:hyperlink w:history="1" r:id="rIdb6imnbnf8i_ibthplqjrw">
               <w:r>
                 <w:rPr>
                   <w:rFonts w:ascii="Arial" w:cs="Arial" w:eastAsia="Arial" w:hAnsi="Arial"/>
@@ -10004,7 +10004,7 @@
               <w:spacing w:after="10" w:before="0"/>
               <w:ind w:left="120"/>
             </w:pPr>
-            <w:hyperlink w:history="1" r:id="rIduieuvgldibybpai5-yklw">
+            <w:hyperlink w:history="1" r:id="rIdmwuii2syd2bnt1ys6j0ag">
               <w:r>
                 <w:rPr>
                   <w:rFonts w:ascii="Arial" w:cs="Arial" w:eastAsia="Arial" w:hAnsi="Arial"/>
@@ -10199,7 +10199,7 @@
             <w:pPr>
               <w:spacing w:after="20" w:before="0"/>
             </w:pPr>
-            <w:hyperlink w:history="1" r:id="rIdajb6qkcwcab4mwgqkg9e0">
+            <w:hyperlink w:history="1" r:id="rIdw-zkl2zk9hdssgo9cpiuj">
               <w:r>
                 <w:rPr>
                   <w:rFonts w:ascii="Arial" w:cs="Arial" w:eastAsia="Arial" w:hAnsi="Arial"/>
@@ -10248,7 +10248,7 @@
               <w:spacing w:after="10" w:before="0"/>
               <w:ind w:left="120"/>
             </w:pPr>
-            <w:hyperlink w:history="1" r:id="rIdey0do4i12qpmd7jermhjq">
+            <w:hyperlink w:history="1" r:id="rIdc5h9mumvle-frx0yw9div">
               <w:r>
                 <w:rPr>
                   <w:rFonts w:ascii="Arial" w:cs="Arial" w:eastAsia="Arial" w:hAnsi="Arial"/>
@@ -10293,7 +10293,7 @@
             <w:pPr>
               <w:spacing w:after="20" w:before="0"/>
             </w:pPr>
-            <w:hyperlink w:history="1" r:id="rIdwn3ihena8zvxovex7pvow">
+            <w:hyperlink w:history="1" r:id="rIdy-oo5xcr2m63k3nkaooyx">
               <w:r>
                 <w:rPr>
                   <w:rFonts w:ascii="Arial" w:cs="Arial" w:eastAsia="Arial" w:hAnsi="Arial"/>
@@ -10342,7 +10342,7 @@
               <w:spacing w:after="10" w:before="0"/>
               <w:ind w:left="120"/>
             </w:pPr>
-            <w:hyperlink w:history="1" r:id="rIdb_3uy-srb_ztauobnn-x0">
+            <w:hyperlink w:history="1" r:id="rId-dyxnhvxqwf1g-a5iy98b">
               <w:r>
                 <w:rPr>
                   <w:rFonts w:ascii="Arial" w:cs="Arial" w:eastAsia="Arial" w:hAnsi="Arial"/>
@@ -10537,7 +10537,7 @@
             <w:pPr>
               <w:spacing w:after="20" w:before="0"/>
             </w:pPr>
-            <w:hyperlink w:history="1" r:id="rIdpzckfvagna9d7xenhxz2p">
+            <w:hyperlink w:history="1" r:id="rIdsedlkavzca526gkk6jpxj">
               <w:r>
                 <w:rPr>
                   <w:rFonts w:ascii="Arial" w:cs="Arial" w:eastAsia="Arial" w:hAnsi="Arial"/>
@@ -10586,7 +10586,7 @@
               <w:spacing w:after="10" w:before="0"/>
               <w:ind w:left="120"/>
             </w:pPr>
-            <w:hyperlink w:history="1" r:id="rIdateauksdb4t1lbkqjyhzb">
+            <w:hyperlink w:history="1" r:id="rIdmk9o6x5bllhc5ccvfvbwy">
               <w:r>
                 <w:rPr>
                   <w:rFonts w:ascii="Arial" w:cs="Arial" w:eastAsia="Arial" w:hAnsi="Arial"/>
@@ -10631,7 +10631,7 @@
             <w:pPr>
               <w:spacing w:after="20" w:before="0"/>
             </w:pPr>
-            <w:hyperlink w:history="1" r:id="rIdpgely17iqviiie9wjvuff">
+            <w:hyperlink w:history="1" r:id="rIdybolr-22b6_8tc18ypnch">
               <w:r>
                 <w:rPr>
                   <w:rFonts w:ascii="Arial" w:cs="Arial" w:eastAsia="Arial" w:hAnsi="Arial"/>
@@ -10680,7 +10680,7 @@
               <w:spacing w:after="10" w:before="0"/>
               <w:ind w:left="120"/>
             </w:pPr>
-            <w:hyperlink w:history="1" r:id="rIdvszrdasdjtfylggvejysn">
+            <w:hyperlink w:history="1" r:id="rId9zhmhkelgh6vh3ahibjuf">
               <w:r>
                 <w:rPr>
                   <w:rFonts w:ascii="Arial" w:cs="Arial" w:eastAsia="Arial" w:hAnsi="Arial"/>
@@ -11192,7 +11192,7 @@
         </w:rPr>
         <w:t xml:space="preserve">© 2026 SeaVuria and ARES. Aligned with KICD objectives. Developed by SeaVuria; technical implementation by ARES (with AI assistance from Claude). Licensed under </w:t>
       </w:r>
-      <w:hyperlink w:history="1" r:id="rId-jqkabcamjmieyd0a0uf6">
+      <w:hyperlink w:history="1" r:id="rId2v-97l_qfbg9mkfdnsoh0">
         <w:r>
           <w:rPr>
             <w:rFonts w:ascii="Arial" w:cs="Arial" w:eastAsia="Arial" w:hAnsi="Arial"/>
@@ -11213,7 +11213,7 @@
         </w:rPr>
         <w:t xml:space="preserve"> (</w:t>
       </w:r>
-      <w:hyperlink w:history="1" r:id="rIdsdukbpgideau1-7mk850p">
+      <w:hyperlink w:history="1" r:id="rIdnv_pzxzrttw3sxma5x-cm">
         <w:r>
           <w:rPr>
             <w:rFonts w:ascii="Arial" w:cs="Arial" w:eastAsia="Arial" w:hAnsi="Arial"/>
@@ -12226,7 +12226,7 @@
             <w:pPr>
               <w:spacing w:after="20" w:before="0"/>
             </w:pPr>
-            <w:hyperlink w:history="1" r:id="rIdywibmuhjm_6rulflqs0kc">
+            <w:hyperlink w:history="1" r:id="rIdxfafo9qr0dryyfm8tznqc">
               <w:r>
                 <w:rPr>
                   <w:rFonts w:ascii="Arial" w:cs="Arial" w:eastAsia="Arial" w:hAnsi="Arial"/>
@@ -12275,7 +12275,7 @@
               <w:spacing w:after="10" w:before="0"/>
               <w:ind w:left="120"/>
             </w:pPr>
-            <w:hyperlink w:history="1" r:id="rIda9z9erfmm0tvgg8ynle6g">
+            <w:hyperlink w:history="1" r:id="rIdjo8pvyleydohi1mwvf3-y">
               <w:r>
                 <w:rPr>
                   <w:rFonts w:ascii="Arial" w:cs="Arial" w:eastAsia="Arial" w:hAnsi="Arial"/>
@@ -12320,7 +12320,7 @@
             <w:pPr>
               <w:spacing w:after="20" w:before="0"/>
             </w:pPr>
-            <w:hyperlink w:history="1" r:id="rIddysczmeajt_xrjwz9ersj">
+            <w:hyperlink w:history="1" r:id="rIdcyzxpkoejh-e1crepfcox">
               <w:r>
                 <w:rPr>
                   <w:rFonts w:ascii="Arial" w:cs="Arial" w:eastAsia="Arial" w:hAnsi="Arial"/>
@@ -12369,7 +12369,7 @@
               <w:spacing w:after="10" w:before="0"/>
               <w:ind w:left="120"/>
             </w:pPr>
-            <w:hyperlink w:history="1" r:id="rIde8kadw9zr8mugd2jx6zvy">
+            <w:hyperlink w:history="1" r:id="rIdi91pnkxtdsvipi0xavm_z">
               <w:r>
                 <w:rPr>
                   <w:rFonts w:ascii="Arial" w:cs="Arial" w:eastAsia="Arial" w:hAnsi="Arial"/>
@@ -12564,7 +12564,7 @@
             <w:pPr>
               <w:spacing w:after="20" w:before="0"/>
             </w:pPr>
-            <w:hyperlink w:history="1" r:id="rIdnq54bq92v2cgaelzyzzsv">
+            <w:hyperlink w:history="1" r:id="rId98vadbnp2agi8cd1u4mxa">
               <w:r>
                 <w:rPr>
                   <w:rFonts w:ascii="Arial" w:cs="Arial" w:eastAsia="Arial" w:hAnsi="Arial"/>
@@ -12613,7 +12613,7 @@
               <w:spacing w:after="10" w:before="0"/>
               <w:ind w:left="120"/>
             </w:pPr>
-            <w:hyperlink w:history="1" r:id="rIdornv2f9isgcjpl9wpotle">
+            <w:hyperlink w:history="1" r:id="rIdk5qpmi5e4eoama_pgeuue">
               <w:r>
                 <w:rPr>
                   <w:rFonts w:ascii="Arial" w:cs="Arial" w:eastAsia="Arial" w:hAnsi="Arial"/>
@@ -12658,7 +12658,7 @@
             <w:pPr>
               <w:spacing w:after="20" w:before="0"/>
             </w:pPr>
-            <w:hyperlink w:history="1" r:id="rIdwocrgj69moacyjtkt8ef0">
+            <w:hyperlink w:history="1" r:id="rIdhwo7muzijodkt73typlh6">
               <w:r>
                 <w:rPr>
                   <w:rFonts w:ascii="Arial" w:cs="Arial" w:eastAsia="Arial" w:hAnsi="Arial"/>
@@ -12707,7 +12707,7 @@
               <w:spacing w:after="10" w:before="0"/>
               <w:ind w:left="120"/>
             </w:pPr>
-            <w:hyperlink w:history="1" r:id="rIdu7qs4xmn5xqvzy5qnsxhv">
+            <w:hyperlink w:history="1" r:id="rIdzvpmfjfimurysghnw5gd_">
               <w:r>
                 <w:rPr>
                   <w:rFonts w:ascii="Arial" w:cs="Arial" w:eastAsia="Arial" w:hAnsi="Arial"/>
@@ -12902,7 +12902,7 @@
             <w:pPr>
               <w:spacing w:after="20" w:before="0"/>
             </w:pPr>
-            <w:hyperlink w:history="1" r:id="rId-vmevi-dqas0hqml5xl9p">
+            <w:hyperlink w:history="1" r:id="rIdssexwfhd1hbjndld8xrmo">
               <w:r>
                 <w:rPr>
                   <w:rFonts w:ascii="Arial" w:cs="Arial" w:eastAsia="Arial" w:hAnsi="Arial"/>
@@ -12951,7 +12951,7 @@
               <w:spacing w:after="10" w:before="0"/>
               <w:ind w:left="120"/>
             </w:pPr>
-            <w:hyperlink w:history="1" r:id="rId1om6fo0a_t3rzdvrnhilc">
+            <w:hyperlink w:history="1" r:id="rIddh6zacst271apy0kyd7tz">
               <w:r>
                 <w:rPr>
                   <w:rFonts w:ascii="Arial" w:cs="Arial" w:eastAsia="Arial" w:hAnsi="Arial"/>
@@ -12996,7 +12996,7 @@
             <w:pPr>
               <w:spacing w:after="20" w:before="0"/>
             </w:pPr>
-            <w:hyperlink w:history="1" r:id="rIdvq5hghayutvy01-envy_3">
+            <w:hyperlink w:history="1" r:id="rIdmo7t-bbs-xjhdedzrtjg-">
               <w:r>
                 <w:rPr>
                   <w:rFonts w:ascii="Arial" w:cs="Arial" w:eastAsia="Arial" w:hAnsi="Arial"/>
@@ -13045,7 +13045,7 @@
               <w:spacing w:after="10" w:before="0"/>
               <w:ind w:left="120"/>
             </w:pPr>
-            <w:hyperlink w:history="1" r:id="rIdeh5pxobagfmbupe20rin5">
+            <w:hyperlink w:history="1" r:id="rIdtf32iyg37f0y6ionbjlmq">
               <w:r>
                 <w:rPr>
                   <w:rFonts w:ascii="Arial" w:cs="Arial" w:eastAsia="Arial" w:hAnsi="Arial"/>
@@ -13240,7 +13240,7 @@
             <w:pPr>
               <w:spacing w:after="20" w:before="0"/>
             </w:pPr>
-            <w:hyperlink w:history="1" r:id="rIdqkmx2hweujekfgzusfr5o">
+            <w:hyperlink w:history="1" r:id="rId9xtaovgeh4cuyaaykhkc_">
               <w:r>
                 <w:rPr>
                   <w:rFonts w:ascii="Arial" w:cs="Arial" w:eastAsia="Arial" w:hAnsi="Arial"/>
@@ -13289,7 +13289,7 @@
               <w:spacing w:after="10" w:before="0"/>
               <w:ind w:left="120"/>
             </w:pPr>
-            <w:hyperlink w:history="1" r:id="rIdsd559u1r0yfo9obeqjiuq">
+            <w:hyperlink w:history="1" r:id="rIdzdkaoyp7b658bdurtikme">
               <w:r>
                 <w:rPr>
                   <w:rFonts w:ascii="Arial" w:cs="Arial" w:eastAsia="Arial" w:hAnsi="Arial"/>
@@ -13334,7 +13334,7 @@
             <w:pPr>
               <w:spacing w:after="20" w:before="0"/>
             </w:pPr>
-            <w:hyperlink w:history="1" r:id="rIdrvh6qbjetpc-52sgyawdc">
+            <w:hyperlink w:history="1" r:id="rIdeagdyq--f3-urf91hejij">
               <w:r>
                 <w:rPr>
                   <w:rFonts w:ascii="Arial" w:cs="Arial" w:eastAsia="Arial" w:hAnsi="Arial"/>
@@ -13383,7 +13383,7 @@
               <w:spacing w:after="10" w:before="0"/>
               <w:ind w:left="120"/>
             </w:pPr>
-            <w:hyperlink w:history="1" r:id="rIdmm84e-po-4evzovu51neo">
+            <w:hyperlink w:history="1" r:id="rIdhc0zbe78gtnzgetaxtw-q">
               <w:r>
                 <w:rPr>
                   <w:rFonts w:ascii="Arial" w:cs="Arial" w:eastAsia="Arial" w:hAnsi="Arial"/>
@@ -13578,7 +13578,7 @@
             <w:pPr>
               <w:spacing w:after="20" w:before="0"/>
             </w:pPr>
-            <w:hyperlink w:history="1" r:id="rIdjnojou2427dlc0uvora2t">
+            <w:hyperlink w:history="1" r:id="rIdyc1-8h4hlw97sx5bu-ga_">
               <w:r>
                 <w:rPr>
                   <w:rFonts w:ascii="Arial" w:cs="Arial" w:eastAsia="Arial" w:hAnsi="Arial"/>
@@ -13627,7 +13627,7 @@
               <w:spacing w:after="10" w:before="0"/>
               <w:ind w:left="120"/>
             </w:pPr>
-            <w:hyperlink w:history="1" r:id="rId68eno8vycayp8beqmmo8y">
+            <w:hyperlink w:history="1" r:id="rIdctpzeemolwbpcqazfzvhs">
               <w:r>
                 <w:rPr>
                   <w:rFonts w:ascii="Arial" w:cs="Arial" w:eastAsia="Arial" w:hAnsi="Arial"/>
@@ -13672,7 +13672,7 @@
             <w:pPr>
               <w:spacing w:after="20" w:before="0"/>
             </w:pPr>
-            <w:hyperlink w:history="1" r:id="rIdtgod0isy07fxbit7irha0">
+            <w:hyperlink w:history="1" r:id="rId52xhlqfcpleeyx0jmbvyq">
               <w:r>
                 <w:rPr>
                   <w:rFonts w:ascii="Arial" w:cs="Arial" w:eastAsia="Arial" w:hAnsi="Arial"/>
@@ -13721,7 +13721,7 @@
               <w:spacing w:after="10" w:before="0"/>
               <w:ind w:left="120"/>
             </w:pPr>
-            <w:hyperlink w:history="1" r:id="rIdsfa6bk5kqxwyc9iqwdnyn">
+            <w:hyperlink w:history="1" r:id="rIdf0q-2ttnbfm4ap0rc7ycd">
               <w:r>
                 <w:rPr>
                   <w:rFonts w:ascii="Arial" w:cs="Arial" w:eastAsia="Arial" w:hAnsi="Arial"/>
@@ -14233,7 +14233,7 @@
         </w:rPr>
         <w:t xml:space="preserve">© 2026 SeaVuria and ARES. Aligned with KICD objectives. Developed by SeaVuria; technical implementation by ARES (with AI assistance from Claude). Licensed under </w:t>
       </w:r>
-      <w:hyperlink w:history="1" r:id="rIdfzvl3csjvk4nxj6cyeans">
+      <w:hyperlink w:history="1" r:id="rIdhcsjyuecr-lnlmdwiuqac">
         <w:r>
           <w:rPr>
             <w:rFonts w:ascii="Arial" w:cs="Arial" w:eastAsia="Arial" w:hAnsi="Arial"/>
@@ -14254,7 +14254,7 @@
         </w:rPr>
         <w:t xml:space="preserve"> (</w:t>
       </w:r>
-      <w:hyperlink w:history="1" r:id="rId8bbdecl7guhynpl8hwmfh">
+      <w:hyperlink w:history="1" r:id="rIdj_tgp6v_8isuyfwfxwp5h">
         <w:r>
           <w:rPr>
             <w:rFonts w:ascii="Arial" w:cs="Arial" w:eastAsia="Arial" w:hAnsi="Arial"/>
@@ -15267,7 +15267,7 @@
             <w:pPr>
               <w:spacing w:after="20" w:before="0"/>
             </w:pPr>
-            <w:hyperlink w:history="1" r:id="rIdfmr4jtxd2at549bhubpk9">
+            <w:hyperlink w:history="1" r:id="rId1h5wagcenuchumjma4qzr">
               <w:r>
                 <w:rPr>
                   <w:rFonts w:ascii="Arial" w:cs="Arial" w:eastAsia="Arial" w:hAnsi="Arial"/>
@@ -15300,7 +15300,7 @@
               <w:spacing w:after="10" w:before="0"/>
               <w:ind w:left="120"/>
             </w:pPr>
-            <w:hyperlink w:history="1" r:id="rIdmc0pxfgbnfltxdzt1lquj">
+            <w:hyperlink w:history="1" r:id="rIdoyhsgbasxtfzcptlfi7ch">
               <w:r>
                 <w:rPr>
                   <w:rFonts w:ascii="Arial" w:cs="Arial" w:eastAsia="Arial" w:hAnsi="Arial"/>
@@ -15345,7 +15345,7 @@
             <w:pPr>
               <w:spacing w:after="20" w:before="0"/>
             </w:pPr>
-            <w:hyperlink w:history="1" r:id="rIdtpzabtjseszoa70h4idxd">
+            <w:hyperlink w:history="1" r:id="rIdr3d6mdrobv7jkh47hawmo">
               <w:r>
                 <w:rPr>
                   <w:rFonts w:ascii="Arial" w:cs="Arial" w:eastAsia="Arial" w:hAnsi="Arial"/>
@@ -15378,7 +15378,7 @@
               <w:spacing w:after="10" w:before="0"/>
               <w:ind w:left="120"/>
             </w:pPr>
-            <w:hyperlink w:history="1" r:id="rIdsrdebd7welfjkurel6sv2">
+            <w:hyperlink w:history="1" r:id="rIdygridgkg2b704bbdhqmyx">
               <w:r>
                 <w:rPr>
                   <w:rFonts w:ascii="Arial" w:cs="Arial" w:eastAsia="Arial" w:hAnsi="Arial"/>
@@ -15573,7 +15573,7 @@
             <w:pPr>
               <w:spacing w:after="20" w:before="0"/>
             </w:pPr>
-            <w:hyperlink w:history="1" r:id="rIdvdoxh81g5x9y30bxg0lki">
+            <w:hyperlink w:history="1" r:id="rIdiuqgavwa8u8-vhfypjdwd">
               <w:r>
                 <w:rPr>
                   <w:rFonts w:ascii="Arial" w:cs="Arial" w:eastAsia="Arial" w:hAnsi="Arial"/>
@@ -15606,7 +15606,7 @@
               <w:spacing w:after="10" w:before="0"/>
               <w:ind w:left="120"/>
             </w:pPr>
-            <w:hyperlink w:history="1" r:id="rIddyxue83md33_h_qprucyg">
+            <w:hyperlink w:history="1" r:id="rIdh-ae0bjk5mdehuwbvh7iu">
               <w:r>
                 <w:rPr>
                   <w:rFonts w:ascii="Arial" w:cs="Arial" w:eastAsia="Arial" w:hAnsi="Arial"/>
@@ -15651,7 +15651,7 @@
             <w:pPr>
               <w:spacing w:after="20" w:before="0"/>
             </w:pPr>
-            <w:hyperlink w:history="1" r:id="rIdrj8auuvl8qzbq70eitmoe">
+            <w:hyperlink w:history="1" r:id="rId3gixz4d2gzdi9fwv4kz56">
               <w:r>
                 <w:rPr>
                   <w:rFonts w:ascii="Arial" w:cs="Arial" w:eastAsia="Arial" w:hAnsi="Arial"/>
@@ -15684,7 +15684,7 @@
               <w:spacing w:after="10" w:before="0"/>
               <w:ind w:left="120"/>
             </w:pPr>
-            <w:hyperlink w:history="1" r:id="rIdrfnuxpimakjg-s2ethnkg">
+            <w:hyperlink w:history="1" r:id="rIdc30pu5deetbgir9mvunk0">
               <w:r>
                 <w:rPr>
                   <w:rFonts w:ascii="Arial" w:cs="Arial" w:eastAsia="Arial" w:hAnsi="Arial"/>
@@ -15879,7 +15879,7 @@
             <w:pPr>
               <w:spacing w:after="20" w:before="0"/>
             </w:pPr>
-            <w:hyperlink w:history="1" r:id="rIdvumcaobxkstb3zfus5ak_">
+            <w:hyperlink w:history="1" r:id="rIdj2hs6klxbdjssjwvjr4d4">
               <w:r>
                 <w:rPr>
                   <w:rFonts w:ascii="Arial" w:cs="Arial" w:eastAsia="Arial" w:hAnsi="Arial"/>
@@ -15928,7 +15928,7 @@
               <w:spacing w:after="10" w:before="0"/>
               <w:ind w:left="120"/>
             </w:pPr>
-            <w:hyperlink w:history="1" r:id="rIdyj-kixbd9vwwz27iksdl2">
+            <w:hyperlink w:history="1" r:id="rIdl-mp1hfmnpac-a4cs8vh4">
               <w:r>
                 <w:rPr>
                   <w:rFonts w:ascii="Arial" w:cs="Arial" w:eastAsia="Arial" w:hAnsi="Arial"/>
@@ -15973,7 +15973,7 @@
             <w:pPr>
               <w:spacing w:after="20" w:before="0"/>
             </w:pPr>
-            <w:hyperlink w:history="1" r:id="rIdl9nv6wctwyrukykseiuze">
+            <w:hyperlink w:history="1" r:id="rIdcwngx5cgd1od6qqtpwrnc">
               <w:r>
                 <w:rPr>
                   <w:rFonts w:ascii="Arial" w:cs="Arial" w:eastAsia="Arial" w:hAnsi="Arial"/>
@@ -16022,7 +16022,7 @@
               <w:spacing w:after="10" w:before="0"/>
               <w:ind w:left="120"/>
             </w:pPr>
-            <w:hyperlink w:history="1" r:id="rIdrohjcvg_00g6o4ek1v_x5">
+            <w:hyperlink w:history="1" r:id="rIdkyz0mnhe_ahkhu0excnox">
               <w:r>
                 <w:rPr>
                   <w:rFonts w:ascii="Arial" w:cs="Arial" w:eastAsia="Arial" w:hAnsi="Arial"/>
@@ -16217,7 +16217,7 @@
             <w:pPr>
               <w:spacing w:after="20" w:before="0"/>
             </w:pPr>
-            <w:hyperlink w:history="1" r:id="rIdw45kfvo2dnvelnvtrrhwu">
+            <w:hyperlink w:history="1" r:id="rIdpftu_vs-scbbeqaiynatd">
               <w:r>
                 <w:rPr>
                   <w:rFonts w:ascii="Arial" w:cs="Arial" w:eastAsia="Arial" w:hAnsi="Arial"/>
@@ -16266,7 +16266,7 @@
               <w:spacing w:after="10" w:before="0"/>
               <w:ind w:left="120"/>
             </w:pPr>
-            <w:hyperlink w:history="1" r:id="rIdvlkpuvwg3hgmmtndxdppk">
+            <w:hyperlink w:history="1" r:id="rIdvvhvxidesfdbfhzi8breg">
               <w:r>
                 <w:rPr>
                   <w:rFonts w:ascii="Arial" w:cs="Arial" w:eastAsia="Arial" w:hAnsi="Arial"/>
@@ -16311,7 +16311,7 @@
             <w:pPr>
               <w:spacing w:after="20" w:before="0"/>
             </w:pPr>
-            <w:hyperlink w:history="1" r:id="rIdfiwpdd0dyarutrjw8ybko">
+            <w:hyperlink w:history="1" r:id="rIdgiad7c_lmandlkoozasro">
               <w:r>
                 <w:rPr>
                   <w:rFonts w:ascii="Arial" w:cs="Arial" w:eastAsia="Arial" w:hAnsi="Arial"/>
@@ -16360,7 +16360,7 @@
               <w:spacing w:after="10" w:before="0"/>
               <w:ind w:left="120"/>
             </w:pPr>
-            <w:hyperlink w:history="1" r:id="rIddml_lky2jtuppeku2j6rc">
+            <w:hyperlink w:history="1" r:id="rIdyiccc-opygylr7o7dhi5g">
               <w:r>
                 <w:rPr>
                   <w:rFonts w:ascii="Arial" w:cs="Arial" w:eastAsia="Arial" w:hAnsi="Arial"/>
@@ -16555,7 +16555,7 @@
             <w:pPr>
               <w:spacing w:after="20" w:before="0"/>
             </w:pPr>
-            <w:hyperlink w:history="1" r:id="rIdubhczcgfkytyp4zzpesvs">
+            <w:hyperlink w:history="1" r:id="rIdofkks_1rlz90q_as5lqx0">
               <w:r>
                 <w:rPr>
                   <w:rFonts w:ascii="Arial" w:cs="Arial" w:eastAsia="Arial" w:hAnsi="Arial"/>
@@ -16604,7 +16604,7 @@
               <w:spacing w:after="10" w:before="0"/>
               <w:ind w:left="120"/>
             </w:pPr>
-            <w:hyperlink w:history="1" r:id="rId2wd5kj6wiwa6is479gidr">
+            <w:hyperlink w:history="1" r:id="rIdgl92e9j3gzxxr8mgmb-ns">
               <w:r>
                 <w:rPr>
                   <w:rFonts w:ascii="Arial" w:cs="Arial" w:eastAsia="Arial" w:hAnsi="Arial"/>
@@ -16649,7 +16649,7 @@
             <w:pPr>
               <w:spacing w:after="20" w:before="0"/>
             </w:pPr>
-            <w:hyperlink w:history="1" r:id="rId6kkowwkpxxpwmd2rtj8tg">
+            <w:hyperlink w:history="1" r:id="rIdgfn2osw_jr5jritght7bm">
               <w:r>
                 <w:rPr>
                   <w:rFonts w:ascii="Arial" w:cs="Arial" w:eastAsia="Arial" w:hAnsi="Arial"/>
@@ -16698,7 +16698,7 @@
               <w:spacing w:after="10" w:before="0"/>
               <w:ind w:left="120"/>
             </w:pPr>
-            <w:hyperlink w:history="1" r:id="rIdnfqrmawgbfkybwmrocwa5">
+            <w:hyperlink w:history="1" r:id="rIdowknimbjce_kdiiw_m-dl">
               <w:r>
                 <w:rPr>
                   <w:rFonts w:ascii="Arial" w:cs="Arial" w:eastAsia="Arial" w:hAnsi="Arial"/>
@@ -17210,7 +17210,7 @@
         </w:rPr>
         <w:t xml:space="preserve">© 2026 SeaVuria and ARES. Aligned with KICD objectives. Developed by SeaVuria; technical implementation by ARES (with AI assistance from Claude). Licensed under </w:t>
       </w:r>
-      <w:hyperlink w:history="1" r:id="rIdel-biscxntnsgjwjbpker">
+      <w:hyperlink w:history="1" r:id="rIdswvx5lmz66cglwfz_srtk">
         <w:r>
           <w:rPr>
             <w:rFonts w:ascii="Arial" w:cs="Arial" w:eastAsia="Arial" w:hAnsi="Arial"/>
@@ -17231,7 +17231,7 @@
         </w:rPr>
         <w:t xml:space="preserve"> (</w:t>
       </w:r>
-      <w:hyperlink w:history="1" r:id="rIdn99cynqb12xwxwjoi4wfp">
+      <w:hyperlink w:history="1" r:id="rIdhlegr6lnpcs6oyqrddvkn">
         <w:r>
           <w:rPr>
             <w:rFonts w:ascii="Arial" w:cs="Arial" w:eastAsia="Arial" w:hAnsi="Arial"/>
@@ -18244,7 +18244,7 @@
             <w:pPr>
               <w:spacing w:after="20" w:before="0"/>
             </w:pPr>
-            <w:hyperlink w:history="1" r:id="rIdqbuxyis1mniiaqoytjmgc">
+            <w:hyperlink w:history="1" r:id="rIdbsezi-_ptijtvoseh5vwy">
               <w:r>
                 <w:rPr>
                   <w:rFonts w:ascii="Arial" w:cs="Arial" w:eastAsia="Arial" w:hAnsi="Arial"/>
@@ -18277,7 +18277,7 @@
               <w:spacing w:after="10" w:before="0"/>
               <w:ind w:left="120"/>
             </w:pPr>
-            <w:hyperlink w:history="1" r:id="rIdqo9cwiubigd1wbccrvrje">
+            <w:hyperlink w:history="1" r:id="rIdgnoujkuvf2ds6ycp2qtxi">
               <w:r>
                 <w:rPr>
                   <w:rFonts w:ascii="Arial" w:cs="Arial" w:eastAsia="Arial" w:hAnsi="Arial"/>
@@ -18322,7 +18322,7 @@
             <w:pPr>
               <w:spacing w:after="20" w:before="0"/>
             </w:pPr>
-            <w:hyperlink w:history="1" r:id="rIdcwriqrzzimslylwt68hzw">
+            <w:hyperlink w:history="1" r:id="rId0gjypesomuynkqbpeuvae">
               <w:r>
                 <w:rPr>
                   <w:rFonts w:ascii="Arial" w:cs="Arial" w:eastAsia="Arial" w:hAnsi="Arial"/>
@@ -18355,7 +18355,7 @@
               <w:spacing w:after="10" w:before="0"/>
               <w:ind w:left="120"/>
             </w:pPr>
-            <w:hyperlink w:history="1" r:id="rIdlermzuo5mlenue6oabhxs">
+            <w:hyperlink w:history="1" r:id="rIdaeceynwarlclpajpcqjak">
               <w:r>
                 <w:rPr>
                   <w:rFonts w:ascii="Arial" w:cs="Arial" w:eastAsia="Arial" w:hAnsi="Arial"/>
@@ -18550,7 +18550,7 @@
             <w:pPr>
               <w:spacing w:after="20" w:before="0"/>
             </w:pPr>
-            <w:hyperlink w:history="1" r:id="rIdsnls96piizujm2fqrt747">
+            <w:hyperlink w:history="1" r:id="rIdkhg79v79yjwhf9g-8s8eb">
               <w:r>
                 <w:rPr>
                   <w:rFonts w:ascii="Arial" w:cs="Arial" w:eastAsia="Arial" w:hAnsi="Arial"/>
@@ -18583,7 +18583,7 @@
               <w:spacing w:after="10" w:before="0"/>
               <w:ind w:left="120"/>
             </w:pPr>
-            <w:hyperlink w:history="1" r:id="rId8wvoa6jwa1ulp-gkqbvqx">
+            <w:hyperlink w:history="1" r:id="rId4r4p4iz7mtq9qy8nfrunp">
               <w:r>
                 <w:rPr>
                   <w:rFonts w:ascii="Arial" w:cs="Arial" w:eastAsia="Arial" w:hAnsi="Arial"/>
@@ -18628,7 +18628,7 @@
             <w:pPr>
               <w:spacing w:after="20" w:before="0"/>
             </w:pPr>
-            <w:hyperlink w:history="1" r:id="rIdnpno483natl-dokdd4dpj">
+            <w:hyperlink w:history="1" r:id="rIdsbuen_h6w-hrckurfz2p4">
               <w:r>
                 <w:rPr>
                   <w:rFonts w:ascii="Arial" w:cs="Arial" w:eastAsia="Arial" w:hAnsi="Arial"/>
@@ -18661,7 +18661,7 @@
               <w:spacing w:after="10" w:before="0"/>
               <w:ind w:left="120"/>
             </w:pPr>
-            <w:hyperlink w:history="1" r:id="rId6atu51jnd-vvwlzf3xjsx">
+            <w:hyperlink w:history="1" r:id="rIdmsdjjny4rxnz4sphzsr4e">
               <w:r>
                 <w:rPr>
                   <w:rFonts w:ascii="Arial" w:cs="Arial" w:eastAsia="Arial" w:hAnsi="Arial"/>
@@ -18856,7 +18856,7 @@
             <w:pPr>
               <w:spacing w:after="20" w:before="0"/>
             </w:pPr>
-            <w:hyperlink w:history="1" r:id="rIdyletcc3bvhjf71dykwqj9">
+            <w:hyperlink w:history="1" r:id="rId4du9min3ss5rn7cghsdgb">
               <w:r>
                 <w:rPr>
                   <w:rFonts w:ascii="Arial" w:cs="Arial" w:eastAsia="Arial" w:hAnsi="Arial"/>
@@ -18905,7 +18905,7 @@
               <w:spacing w:after="10" w:before="0"/>
               <w:ind w:left="120"/>
             </w:pPr>
-            <w:hyperlink w:history="1" r:id="rIdyee4zsa2qnczyf9ty0cwg">
+            <w:hyperlink w:history="1" r:id="rIdixygyd_8tcfiy5ruvfpvg">
               <w:r>
                 <w:rPr>
                   <w:rFonts w:ascii="Arial" w:cs="Arial" w:eastAsia="Arial" w:hAnsi="Arial"/>
@@ -18950,7 +18950,7 @@
             <w:pPr>
               <w:spacing w:after="20" w:before="0"/>
             </w:pPr>
-            <w:hyperlink w:history="1" r:id="rIdwehfzsmvefbqffneq2lth">
+            <w:hyperlink w:history="1" r:id="rId8qahhupivmbnrekj4xq8n">
               <w:r>
                 <w:rPr>
                   <w:rFonts w:ascii="Arial" w:cs="Arial" w:eastAsia="Arial" w:hAnsi="Arial"/>
@@ -18999,7 +18999,7 @@
               <w:spacing w:after="10" w:before="0"/>
               <w:ind w:left="120"/>
             </w:pPr>
-            <w:hyperlink w:history="1" r:id="rIdhbcnhwrvy5o8bwnhlcj3l">
+            <w:hyperlink w:history="1" r:id="rId8xrpuayn99glycjw9kcla">
               <w:r>
                 <w:rPr>
                   <w:rFonts w:ascii="Arial" w:cs="Arial" w:eastAsia="Arial" w:hAnsi="Arial"/>
@@ -19194,7 +19194,7 @@
             <w:pPr>
               <w:spacing w:after="20" w:before="0"/>
             </w:pPr>
-            <w:hyperlink w:history="1" r:id="rIdzj7e5s6tgf9wsfpk5w7t3">
+            <w:hyperlink w:history="1" r:id="rIdmp-9iwiuleqjs6nxyrlsg">
               <w:r>
                 <w:rPr>
                   <w:rFonts w:ascii="Arial" w:cs="Arial" w:eastAsia="Arial" w:hAnsi="Arial"/>
@@ -19243,7 +19243,7 @@
               <w:spacing w:after="10" w:before="0"/>
               <w:ind w:left="120"/>
             </w:pPr>
-            <w:hyperlink w:history="1" r:id="rIdakfy4bcaudhkmhh0bp8cv">
+            <w:hyperlink w:history="1" r:id="rIdui1jtut8bfbq1demtj9vq">
               <w:r>
                 <w:rPr>
                   <w:rFonts w:ascii="Arial" w:cs="Arial" w:eastAsia="Arial" w:hAnsi="Arial"/>
@@ -19288,7 +19288,7 @@
             <w:pPr>
               <w:spacing w:after="20" w:before="0"/>
             </w:pPr>
-            <w:hyperlink w:history="1" r:id="rIdvfxfq4hwbq0tkhyvnhhsz">
+            <w:hyperlink w:history="1" r:id="rId1jseuhbar-guh5b_vac2v">
               <w:r>
                 <w:rPr>
                   <w:rFonts w:ascii="Arial" w:cs="Arial" w:eastAsia="Arial" w:hAnsi="Arial"/>
@@ -19321,7 +19321,7 @@
               <w:spacing w:after="10" w:before="0"/>
               <w:ind w:left="120"/>
             </w:pPr>
-            <w:hyperlink w:history="1" r:id="rId7j5rjesc5i8vxh-ojjrrl">
+            <w:hyperlink w:history="1" r:id="rIdyjamwqs1cgalbhive3uz9">
               <w:r>
                 <w:rPr>
                   <w:rFonts w:ascii="Arial" w:cs="Arial" w:eastAsia="Arial" w:hAnsi="Arial"/>
@@ -19516,7 +19516,7 @@
             <w:pPr>
               <w:spacing w:after="20" w:before="0"/>
             </w:pPr>
-            <w:hyperlink w:history="1" r:id="rIdrfubolx_k_-c5n-h4sa8c">
+            <w:hyperlink w:history="1" r:id="rIdta1j3iuvhjkdaenrgz0vg">
               <w:r>
                 <w:rPr>
                   <w:rFonts w:ascii="Arial" w:cs="Arial" w:eastAsia="Arial" w:hAnsi="Arial"/>
@@ -19565,7 +19565,7 @@
               <w:spacing w:after="10" w:before="0"/>
               <w:ind w:left="120"/>
             </w:pPr>
-            <w:hyperlink w:history="1" r:id="rIdridscmraakahxiva4kzzs">
+            <w:hyperlink w:history="1" r:id="rIddokata5oi--4wqfxumkey">
               <w:r>
                 <w:rPr>
                   <w:rFonts w:ascii="Arial" w:cs="Arial" w:eastAsia="Arial" w:hAnsi="Arial"/>
@@ -19610,7 +19610,7 @@
             <w:pPr>
               <w:spacing w:after="20" w:before="0"/>
             </w:pPr>
-            <w:hyperlink w:history="1" r:id="rIdeueq6y7sqhkc7pmwx-wf7">
+            <w:hyperlink w:history="1" r:id="rIdsmjceenx-ezmlhkjjxpxu">
               <w:r>
                 <w:rPr>
                   <w:rFonts w:ascii="Arial" w:cs="Arial" w:eastAsia="Arial" w:hAnsi="Arial"/>
@@ -19643,7 +19643,7 @@
               <w:spacing w:after="10" w:before="0"/>
               <w:ind w:left="120"/>
             </w:pPr>
-            <w:hyperlink w:history="1" r:id="rIdjbhcxvfep10dz-tno17ex">
+            <w:hyperlink w:history="1" r:id="rIdqqzpatxxgq1hydz6knm4k">
               <w:r>
                 <w:rPr>
                   <w:rFonts w:ascii="Arial" w:cs="Arial" w:eastAsia="Arial" w:hAnsi="Arial"/>
@@ -20155,7 +20155,7 @@
         </w:rPr>
         <w:t xml:space="preserve">© 2026 SeaVuria and ARES. Aligned with KICD objectives. Developed by SeaVuria; technical implementation by ARES (with AI assistance from Claude). Licensed under </w:t>
       </w:r>
-      <w:hyperlink w:history="1" r:id="rId4licxfqglyqwp0fea0ccn">
+      <w:hyperlink w:history="1" r:id="rIdhia2zr4aiw9hkk5ld8b3r">
         <w:r>
           <w:rPr>
             <w:rFonts w:ascii="Arial" w:cs="Arial" w:eastAsia="Arial" w:hAnsi="Arial"/>
@@ -20176,7 +20176,7 @@
         </w:rPr>
         <w:t xml:space="preserve"> (</w:t>
       </w:r>
-      <w:hyperlink w:history="1" r:id="rIdwv0244lmz15uxooeh5nhq">
+      <w:hyperlink w:history="1" r:id="rId4o-dgp7703d1fuzbck2gq">
         <w:r>
           <w:rPr>
             <w:rFonts w:ascii="Arial" w:cs="Arial" w:eastAsia="Arial" w:hAnsi="Arial"/>
@@ -21189,7 +21189,7 @@
             <w:pPr>
               <w:spacing w:after="20" w:before="0"/>
             </w:pPr>
-            <w:hyperlink w:history="1" r:id="rId6unp6frtvgnmstbcgj7wj">
+            <w:hyperlink w:history="1" r:id="rIdjme3w-z8xo-fowo8ckc5i">
               <w:r>
                 <w:rPr>
                   <w:rFonts w:ascii="Arial" w:cs="Arial" w:eastAsia="Arial" w:hAnsi="Arial"/>
@@ -21238,7 +21238,7 @@
               <w:spacing w:after="10" w:before="0"/>
               <w:ind w:left="120"/>
             </w:pPr>
-            <w:hyperlink w:history="1" r:id="rId9xuyuw25almsnbqp8mf_c">
+            <w:hyperlink w:history="1" r:id="rIdthpp5-ctvk35jvhotvq0f">
               <w:r>
                 <w:rPr>
                   <w:rFonts w:ascii="Arial" w:cs="Arial" w:eastAsia="Arial" w:hAnsi="Arial"/>
@@ -21283,7 +21283,7 @@
             <w:pPr>
               <w:spacing w:after="20" w:before="0"/>
             </w:pPr>
-            <w:hyperlink w:history="1" r:id="rIdrpuupsrapafd8w7opqp2n">
+            <w:hyperlink w:history="1" r:id="rIdhuxsntah2_axnpiqydons">
               <w:r>
                 <w:rPr>
                   <w:rFonts w:ascii="Arial" w:cs="Arial" w:eastAsia="Arial" w:hAnsi="Arial"/>
@@ -21316,7 +21316,7 @@
               <w:spacing w:after="10" w:before="0"/>
               <w:ind w:left="120"/>
             </w:pPr>
-            <w:hyperlink w:history="1" r:id="rIdqly_l-22d2zovulmzeusr">
+            <w:hyperlink w:history="1" r:id="rIdrjv_qihv1-irgr8uigmpi">
               <w:r>
                 <w:rPr>
                   <w:rFonts w:ascii="Arial" w:cs="Arial" w:eastAsia="Arial" w:hAnsi="Arial"/>
@@ -21511,7 +21511,7 @@
             <w:pPr>
               <w:spacing w:after="20" w:before="0"/>
             </w:pPr>
-            <w:hyperlink w:history="1" r:id="rIdxi0dtkzosquc6uuyd7iq1">
+            <w:hyperlink w:history="1" r:id="rIdyrqjgdydlgegshkorbdaf">
               <w:r>
                 <w:rPr>
                   <w:rFonts w:ascii="Arial" w:cs="Arial" w:eastAsia="Arial" w:hAnsi="Arial"/>
@@ -21560,7 +21560,7 @@
               <w:spacing w:after="10" w:before="0"/>
               <w:ind w:left="120"/>
             </w:pPr>
-            <w:hyperlink w:history="1" r:id="rIdheczamxmaoq71usuggeks">
+            <w:hyperlink w:history="1" r:id="rId5_i2vww0bnjiircs3gf0m">
               <w:r>
                 <w:rPr>
                   <w:rFonts w:ascii="Arial" w:cs="Arial" w:eastAsia="Arial" w:hAnsi="Arial"/>
@@ -21605,7 +21605,7 @@
             <w:pPr>
               <w:spacing w:after="20" w:before="0"/>
             </w:pPr>
-            <w:hyperlink w:history="1" r:id="rIdsnhmdz5kwtm-qu5afj4l0">
+            <w:hyperlink w:history="1" r:id="rIduwqmgwaoba2dkakxornpa">
               <w:r>
                 <w:rPr>
                   <w:rFonts w:ascii="Arial" w:cs="Arial" w:eastAsia="Arial" w:hAnsi="Arial"/>
@@ -21638,7 +21638,7 @@
               <w:spacing w:after="10" w:before="0"/>
               <w:ind w:left="120"/>
             </w:pPr>
-            <w:hyperlink w:history="1" r:id="rIdobvuyekkt5ulahw9yavlj">
+            <w:hyperlink w:history="1" r:id="rIdbic0g9s9n891w1ogtetmo">
               <w:r>
                 <w:rPr>
                   <w:rFonts w:ascii="Arial" w:cs="Arial" w:eastAsia="Arial" w:hAnsi="Arial"/>
@@ -22099,7 +22099,7 @@
             <w:pPr>
               <w:spacing w:after="20" w:before="0"/>
             </w:pPr>
-            <w:hyperlink w:history="1" r:id="rId8fugf9ggqafzjumv-hju9">
+            <w:hyperlink w:history="1" r:id="rIdgy9wc9ewwgavzpjnvc3td">
               <w:r>
                 <w:rPr>
                   <w:rFonts w:ascii="Arial" w:cs="Arial" w:eastAsia="Arial" w:hAnsi="Arial"/>
@@ -22148,7 +22148,7 @@
               <w:spacing w:after="10" w:before="0"/>
               <w:ind w:left="120"/>
             </w:pPr>
-            <w:hyperlink w:history="1" r:id="rIdzv0dwaizx_imu9qdnidet">
+            <w:hyperlink w:history="1" r:id="rIdjm8ohnuurcxfcaemre4kq">
               <w:r>
                 <w:rPr>
                   <w:rFonts w:ascii="Arial" w:cs="Arial" w:eastAsia="Arial" w:hAnsi="Arial"/>
@@ -22193,7 +22193,7 @@
             <w:pPr>
               <w:spacing w:after="20" w:before="0"/>
             </w:pPr>
-            <w:hyperlink w:history="1" r:id="rIdioch6oepjp_9onzf1faje">
+            <w:hyperlink w:history="1" r:id="rId3qhbwotha8yeldsp0iivi">
               <w:r>
                 <w:rPr>
                   <w:rFonts w:ascii="Arial" w:cs="Arial" w:eastAsia="Arial" w:hAnsi="Arial"/>
@@ -22242,7 +22242,7 @@
               <w:spacing w:after="10" w:before="0"/>
               <w:ind w:left="120"/>
             </w:pPr>
-            <w:hyperlink w:history="1" r:id="rIdejf6wv8x9howqcbkz3oth">
+            <w:hyperlink w:history="1" r:id="rIdh09-n5jzufcame6vct2ou">
               <w:r>
                 <w:rPr>
                   <w:rFonts w:ascii="Arial" w:cs="Arial" w:eastAsia="Arial" w:hAnsi="Arial"/>
@@ -22475,7 +22475,7 @@
             <w:pPr>
               <w:spacing w:after="20" w:before="0"/>
             </w:pPr>
-            <w:hyperlink w:history="1" r:id="rId_bxumdirf79gp99y3dagu">
+            <w:hyperlink w:history="1" r:id="rId1fgxhxs52ah1g9hp1lvla">
               <w:r>
                 <w:rPr>
                   <w:rFonts w:ascii="Arial" w:cs="Arial" w:eastAsia="Arial" w:hAnsi="Arial"/>
@@ -22524,7 +22524,7 @@
               <w:spacing w:after="10" w:before="0"/>
               <w:ind w:left="120"/>
             </w:pPr>
-            <w:hyperlink w:history="1" r:id="rIdqgkj3p3dmsknwuiksfmie">
+            <w:hyperlink w:history="1" r:id="rIdgvzi9dm5-deukd7c4yids">
               <w:r>
                 <w:rPr>
                   <w:rFonts w:ascii="Arial" w:cs="Arial" w:eastAsia="Arial" w:hAnsi="Arial"/>
@@ -22569,7 +22569,7 @@
             <w:pPr>
               <w:spacing w:after="20" w:before="0"/>
             </w:pPr>
-            <w:hyperlink w:history="1" r:id="rId6tuzas4qcimdrmp3eobpa">
+            <w:hyperlink w:history="1" r:id="rIdmf1ujiiw0t0apeuc3w5eg">
               <w:r>
                 <w:rPr>
                   <w:rFonts w:ascii="Arial" w:cs="Arial" w:eastAsia="Arial" w:hAnsi="Arial"/>
@@ -22618,7 +22618,7 @@
               <w:spacing w:after="10" w:before="0"/>
               <w:ind w:left="120"/>
             </w:pPr>
-            <w:hyperlink w:history="1" r:id="rId3xxpjgfwkynihkrcp47fn">
+            <w:hyperlink w:history="1" r:id="rIdcuc9-3fmujuavrixguwfv">
               <w:r>
                 <w:rPr>
                   <w:rFonts w:ascii="Arial" w:cs="Arial" w:eastAsia="Arial" w:hAnsi="Arial"/>
@@ -22813,7 +22813,7 @@
             <w:pPr>
               <w:spacing w:after="20" w:before="0"/>
             </w:pPr>
-            <w:hyperlink w:history="1" r:id="rIdbrdo4pratpczsli7-yrch">
+            <w:hyperlink w:history="1" r:id="rIdx4e2li2cmdsfifznuetwd">
               <w:r>
                 <w:rPr>
                   <w:rFonts w:ascii="Arial" w:cs="Arial" w:eastAsia="Arial" w:hAnsi="Arial"/>
@@ -22862,7 +22862,7 @@
               <w:spacing w:after="10" w:before="0"/>
               <w:ind w:left="120"/>
             </w:pPr>
-            <w:hyperlink w:history="1" r:id="rId35erltnvham5m_q5feb7w">
+            <w:hyperlink w:history="1" r:id="rIdosmajmkspaib-ktose6dd">
               <w:r>
                 <w:rPr>
                   <w:rFonts w:ascii="Arial" w:cs="Arial" w:eastAsia="Arial" w:hAnsi="Arial"/>
@@ -22907,7 +22907,7 @@
             <w:pPr>
               <w:spacing w:after="20" w:before="0"/>
             </w:pPr>
-            <w:hyperlink w:history="1" r:id="rIdbqhcue8xwdemlkiu2ngb0">
+            <w:hyperlink w:history="1" r:id="rIdf3xmphmtnlpza3pxf3epp">
               <w:r>
                 <w:rPr>
                   <w:rFonts w:ascii="Arial" w:cs="Arial" w:eastAsia="Arial" w:hAnsi="Arial"/>
@@ -22956,7 +22956,7 @@
               <w:spacing w:after="10" w:before="0"/>
               <w:ind w:left="120"/>
             </w:pPr>
-            <w:hyperlink w:history="1" r:id="rIdvyrwnvznsndjlkwekcpif">
+            <w:hyperlink w:history="1" r:id="rIdbanel0rzrkrladomyvchq">
               <w:r>
                 <w:rPr>
                   <w:rFonts w:ascii="Arial" w:cs="Arial" w:eastAsia="Arial" w:hAnsi="Arial"/>
@@ -23563,7 +23563,7 @@
         </w:rPr>
         <w:t xml:space="preserve">© 2026 SeaVuria and ARES. Aligned with KICD objectives. Developed by SeaVuria; technical implementation by ARES (with AI assistance from Claude). Licensed under </w:t>
       </w:r>
-      <w:hyperlink w:history="1" r:id="rIdfr-pjb84ifpsl2kd0lros">
+      <w:hyperlink w:history="1" r:id="rIdj2z4gqbqthvnj09ityibs">
         <w:r>
           <w:rPr>
             <w:rFonts w:ascii="Arial" w:cs="Arial" w:eastAsia="Arial" w:hAnsi="Arial"/>
@@ -23584,7 +23584,7 @@
         </w:rPr>
         <w:t xml:space="preserve"> (</w:t>
       </w:r>
-      <w:hyperlink w:history="1" r:id="rId9q226cm0gtpihjhshsy_4">
+      <w:hyperlink w:history="1" r:id="rIdzduldmujbjuv7xiyma3cf">
         <w:r>
           <w:rPr>
             <w:rFonts w:ascii="Arial" w:cs="Arial" w:eastAsia="Arial" w:hAnsi="Arial"/>
@@ -24720,7 +24720,7 @@
             <w:pPr>
               <w:spacing w:after="20" w:before="0"/>
             </w:pPr>
-            <w:hyperlink w:history="1" r:id="rIdeyrk4loswqximx5p9dcrn">
+            <w:hyperlink w:history="1" r:id="rIdfcptyprbdzapojw1oka57">
               <w:r>
                 <w:rPr>
                   <w:rFonts w:ascii="Arial" w:cs="Arial" w:eastAsia="Arial" w:hAnsi="Arial"/>
@@ -24753,7 +24753,7 @@
               <w:spacing w:after="10" w:before="0"/>
               <w:ind w:left="120"/>
             </w:pPr>
-            <w:hyperlink w:history="1" r:id="rIdr7ejvphttzudiho4swrp_">
+            <w:hyperlink w:history="1" r:id="rIdus7elaikptn0ds_lum_xc">
               <w:r>
                 <w:rPr>
                   <w:rFonts w:ascii="Arial" w:cs="Arial" w:eastAsia="Arial" w:hAnsi="Arial"/>
@@ -24798,7 +24798,7 @@
             <w:pPr>
               <w:spacing w:after="20" w:before="0"/>
             </w:pPr>
-            <w:hyperlink w:history="1" r:id="rId7nmvo33lifg1rpvtfygb1">
+            <w:hyperlink w:history="1" r:id="rIdxux-alclyl8woybkfqidu">
               <w:r>
                 <w:rPr>
                   <w:rFonts w:ascii="Arial" w:cs="Arial" w:eastAsia="Arial" w:hAnsi="Arial"/>
@@ -24831,7 +24831,7 @@
               <w:spacing w:after="10" w:before="0"/>
               <w:ind w:left="120"/>
             </w:pPr>
-            <w:hyperlink w:history="1" r:id="rIdkbm2thmvt9yopcgqs2n5e">
+            <w:hyperlink w:history="1" r:id="rIdmrvnrg3pkcobla-kzedhu">
               <w:r>
                 <w:rPr>
                   <w:rFonts w:ascii="Arial" w:cs="Arial" w:eastAsia="Arial" w:hAnsi="Arial"/>
@@ -25026,7 +25026,7 @@
             <w:pPr>
               <w:spacing w:after="20" w:before="0"/>
             </w:pPr>
-            <w:hyperlink w:history="1" r:id="rIdhjcz_oijaqz-vbci8dpl1">
+            <w:hyperlink w:history="1" r:id="rIdh6smpvmucnxahbv5iwtpn">
               <w:r>
                 <w:rPr>
                   <w:rFonts w:ascii="Arial" w:cs="Arial" w:eastAsia="Arial" w:hAnsi="Arial"/>
@@ -25059,7 +25059,7 @@
               <w:spacing w:after="10" w:before="0"/>
               <w:ind w:left="120"/>
             </w:pPr>
-            <w:hyperlink w:history="1" r:id="rIdicxp9w7i7lsxjgtkrv1dw">
+            <w:hyperlink w:history="1" r:id="rIdz0rwjyp2n47xwyh15q86d">
               <w:r>
                 <w:rPr>
                   <w:rFonts w:ascii="Arial" w:cs="Arial" w:eastAsia="Arial" w:hAnsi="Arial"/>
@@ -25104,7 +25104,7 @@
             <w:pPr>
               <w:spacing w:after="20" w:before="0"/>
             </w:pPr>
-            <w:hyperlink w:history="1" r:id="rIdwu9zludbacqjhxpp66osk">
+            <w:hyperlink w:history="1" r:id="rIdwfrjylzrrlylkx46fgj3l">
               <w:r>
                 <w:rPr>
                   <w:rFonts w:ascii="Arial" w:cs="Arial" w:eastAsia="Arial" w:hAnsi="Arial"/>
@@ -25137,7 +25137,7 @@
               <w:spacing w:after="10" w:before="0"/>
               <w:ind w:left="120"/>
             </w:pPr>
-            <w:hyperlink w:history="1" r:id="rIddbjczmfdf9hzdbuphenks">
+            <w:hyperlink w:history="1" r:id="rIdm8ymbxximhkivdj_u6dzs">
               <w:r>
                 <w:rPr>
                   <w:rFonts w:ascii="Arial" w:cs="Arial" w:eastAsia="Arial" w:hAnsi="Arial"/>
@@ -25332,7 +25332,7 @@
             <w:pPr>
               <w:spacing w:after="20" w:before="0"/>
             </w:pPr>
-            <w:hyperlink w:history="1" r:id="rIdr7r6rcy0bmootkrovc7hh">
+            <w:hyperlink w:history="1" r:id="rId4ma5lqfxo7dszcuz101ma">
               <w:r>
                 <w:rPr>
                   <w:rFonts w:ascii="Arial" w:cs="Arial" w:eastAsia="Arial" w:hAnsi="Arial"/>
@@ -25381,7 +25381,7 @@
               <w:spacing w:after="10" w:before="0"/>
               <w:ind w:left="120"/>
             </w:pPr>
-            <w:hyperlink w:history="1" r:id="rIdbbxaavhd_fxlvqbqd8p99">
+            <w:hyperlink w:history="1" r:id="rIdsonlsuyo4zrbcwuwpihln">
               <w:r>
                 <w:rPr>
                   <w:rFonts w:ascii="Arial" w:cs="Arial" w:eastAsia="Arial" w:hAnsi="Arial"/>
@@ -25426,7 +25426,7 @@
             <w:pPr>
               <w:spacing w:after="20" w:before="0"/>
             </w:pPr>
-            <w:hyperlink w:history="1" r:id="rIdjaikhdd2hrz6qnvo8bxn6">
+            <w:hyperlink w:history="1" r:id="rId07u7tdlhnqhult-mcogx2">
               <w:r>
                 <w:rPr>
                   <w:rFonts w:ascii="Arial" w:cs="Arial" w:eastAsia="Arial" w:hAnsi="Arial"/>
@@ -25459,7 +25459,7 @@
               <w:spacing w:after="10" w:before="0"/>
               <w:ind w:left="120"/>
             </w:pPr>
-            <w:hyperlink w:history="1" r:id="rIdpej_o0i9miedexw9o9b7d">
+            <w:hyperlink w:history="1" r:id="rIdarq0wxci7wyqhiplqos7p">
               <w:r>
                 <w:rPr>
                   <w:rFonts w:ascii="Arial" w:cs="Arial" w:eastAsia="Arial" w:hAnsi="Arial"/>
@@ -25654,7 +25654,7 @@
             <w:pPr>
               <w:spacing w:after="20" w:before="0"/>
             </w:pPr>
-            <w:hyperlink w:history="1" r:id="rId6eqx0fwhq09fholkdnyln">
+            <w:hyperlink w:history="1" r:id="rIdv_ynhedhmympwgqjajoxy">
               <w:r>
                 <w:rPr>
                   <w:rFonts w:ascii="Arial" w:cs="Arial" w:eastAsia="Arial" w:hAnsi="Arial"/>
@@ -25687,7 +25687,7 @@
               <w:spacing w:after="10" w:before="0"/>
               <w:ind w:left="120"/>
             </w:pPr>
-            <w:hyperlink w:history="1" r:id="rIdowxlizgn-vsjsfgakf-oz">
+            <w:hyperlink w:history="1" r:id="rIdzcfllkwznc1xm4a4tb0tw">
               <w:r>
                 <w:rPr>
                   <w:rFonts w:ascii="Arial" w:cs="Arial" w:eastAsia="Arial" w:hAnsi="Arial"/>
@@ -25732,7 +25732,7 @@
             <w:pPr>
               <w:spacing w:after="20" w:before="0"/>
             </w:pPr>
-            <w:hyperlink w:history="1" r:id="rIdo038_cwbpja-mwpymhztf">
+            <w:hyperlink w:history="1" r:id="rIdw6mjpcy_u1gqgqwl5txmc">
               <w:r>
                 <w:rPr>
                   <w:rFonts w:ascii="Arial" w:cs="Arial" w:eastAsia="Arial" w:hAnsi="Arial"/>
@@ -25765,7 +25765,7 @@
               <w:spacing w:after="10" w:before="0"/>
               <w:ind w:left="120"/>
             </w:pPr>
-            <w:hyperlink w:history="1" r:id="rIdkazbtdf930dxc4pzk4fih">
+            <w:hyperlink w:history="1" r:id="rIdkknm8jyoks1afpuymfulk">
               <w:r>
                 <w:rPr>
                   <w:rFonts w:ascii="Arial" w:cs="Arial" w:eastAsia="Arial" w:hAnsi="Arial"/>
@@ -25960,7 +25960,7 @@
             <w:pPr>
               <w:spacing w:after="20" w:before="0"/>
             </w:pPr>
-            <w:hyperlink w:history="1" r:id="rIdjkyk9hzbraykinyu_asfc">
+            <w:hyperlink w:history="1" r:id="rIdok6jms0gfq-twttyibztj">
               <w:r>
                 <w:rPr>
                   <w:rFonts w:ascii="Arial" w:cs="Arial" w:eastAsia="Arial" w:hAnsi="Arial"/>
@@ -25993,7 +25993,7 @@
               <w:spacing w:after="10" w:before="0"/>
               <w:ind w:left="120"/>
             </w:pPr>
-            <w:hyperlink w:history="1" r:id="rIdkpapx6uu7tf-swbzqihkp">
+            <w:hyperlink w:history="1" r:id="rIdpitrcy86fwkvkj62qpu-_">
               <w:r>
                 <w:rPr>
                   <w:rFonts w:ascii="Arial" w:cs="Arial" w:eastAsia="Arial" w:hAnsi="Arial"/>
@@ -26038,7 +26038,7 @@
             <w:pPr>
               <w:spacing w:after="20" w:before="0"/>
             </w:pPr>
-            <w:hyperlink w:history="1" r:id="rIdbta3xh3aoggp6sr3r811h">
+            <w:hyperlink w:history="1" r:id="rIdkhsar6lb1loyxdpgo-a6g">
               <w:r>
                 <w:rPr>
                   <w:rFonts w:ascii="Arial" w:cs="Arial" w:eastAsia="Arial" w:hAnsi="Arial"/>
@@ -26071,7 +26071,7 @@
               <w:spacing w:after="10" w:before="0"/>
               <w:ind w:left="120"/>
             </w:pPr>
-            <w:hyperlink w:history="1" r:id="rId1ddixxe1jgxm6er3aar0r">
+            <w:hyperlink w:history="1" r:id="rId5nkswpndrvkvlbfilqbag">
               <w:r>
                 <w:rPr>
                   <w:rFonts w:ascii="Arial" w:cs="Arial" w:eastAsia="Arial" w:hAnsi="Arial"/>
@@ -26583,7 +26583,7 @@
         </w:rPr>
         <w:t xml:space="preserve">© 2026 SeaVuria and ARES. Aligned with KICD objectives. Developed by SeaVuria; technical implementation by ARES (with AI assistance from Claude). Licensed under </w:t>
       </w:r>
-      <w:hyperlink w:history="1" r:id="rIdiesey0ej4djmyaqplr2mn">
+      <w:hyperlink w:history="1" r:id="rIdya15nw_jn4zdjbemjic8v">
         <w:r>
           <w:rPr>
             <w:rFonts w:ascii="Arial" w:cs="Arial" w:eastAsia="Arial" w:hAnsi="Arial"/>
@@ -26604,7 +26604,7 @@
         </w:rPr>
         <w:t xml:space="preserve"> (</w:t>
       </w:r>
-      <w:hyperlink w:history="1" r:id="rIdocxd58kp2psk8qcah5uy3">
+      <w:hyperlink w:history="1" r:id="rIdknvy34gbxmb07ccpnnnaq">
         <w:r>
           <w:rPr>
             <w:rFonts w:ascii="Arial" w:cs="Arial" w:eastAsia="Arial" w:hAnsi="Arial"/>

--- a/data/outputs/v2/Core_Mathematics/SS2.6_Area_of_a_Part_of_a_Circle/Core_Mathematics_Area_of_a_Part_of_a_Circle_CBE_LessonSequence.docx
+++ b/data/outputs/v2/Core_Mathematics/SS2.6_Area_of_a_Part_of_a_Circle/Core_Mathematics_Area_of_a_Part_of_a_Circle_CBE_LessonSequence.docx
@@ -4,6 +4,7 @@
   <w:body>
     <w:p>
       <w:pPr>
+        <w:keepNext w:val="false"/>
         <w:spacing w:after="30" w:before="0"/>
         <w:jc w:val="center"/>
       </w:pPr>
@@ -23,6 +24,7 @@
     </w:p>
     <w:p>
       <w:pPr>
+        <w:keepNext w:val="false"/>
         <w:spacing w:after="60" w:before="0"/>
         <w:jc w:val="center"/>
       </w:pPr>
@@ -81,6 +83,7 @@
           </w:tcPr>
           <w:p>
             <w:pPr>
+              <w:keepNext w:val="false"/>
               <w:spacing w:after="40" w:before="0"/>
               <w:jc w:val="center"/>
             </w:pPr>
@@ -115,6 +118,7 @@
           </w:tcPr>
           <w:p>
             <w:pPr>
+              <w:keepNext w:val="false"/>
               <w:spacing w:after="40" w:before="0"/>
               <w:jc w:val="left"/>
             </w:pPr>
@@ -147,6 +151,7 @@
           </w:tcPr>
           <w:p>
             <w:pPr>
+              <w:keepNext w:val="false"/>
               <w:spacing w:after="40" w:before="0"/>
               <w:jc w:val="left"/>
             </w:pPr>
@@ -181,6 +186,7 @@
           </w:tcPr>
           <w:p>
             <w:pPr>
+              <w:keepNext w:val="false"/>
               <w:spacing w:after="40" w:before="0"/>
               <w:jc w:val="left"/>
             </w:pPr>
@@ -213,6 +219,7 @@
           </w:tcPr>
           <w:p>
             <w:pPr>
+              <w:keepNext w:val="false"/>
               <w:spacing w:after="40" w:before="0"/>
               <w:jc w:val="left"/>
             </w:pPr>
@@ -247,6 +254,7 @@
           </w:tcPr>
           <w:p>
             <w:pPr>
+              <w:keepNext w:val="false"/>
               <w:spacing w:after="40" w:before="0"/>
               <w:jc w:val="left"/>
             </w:pPr>
@@ -279,6 +287,7 @@
           </w:tcPr>
           <w:p>
             <w:pPr>
+              <w:keepNext w:val="false"/>
               <w:spacing w:after="40" w:before="0"/>
               <w:jc w:val="left"/>
             </w:pPr>
@@ -313,6 +322,7 @@
           </w:tcPr>
           <w:p>
             <w:pPr>
+              <w:keepNext w:val="false"/>
               <w:spacing w:after="40" w:before="0"/>
               <w:jc w:val="left"/>
             </w:pPr>
@@ -345,6 +355,7 @@
           </w:tcPr>
           <w:p>
             <w:pPr>
+              <w:keepNext w:val="false"/>
               <w:spacing w:after="40" w:before="0"/>
               <w:jc w:val="left"/>
             </w:pPr>
@@ -379,6 +390,7 @@
           </w:tcPr>
           <w:p>
             <w:pPr>
+              <w:keepNext w:val="false"/>
               <w:spacing w:after="40" w:before="0"/>
               <w:jc w:val="left"/>
             </w:pPr>
@@ -411,6 +423,7 @@
           </w:tcPr>
           <w:p>
             <w:pPr>
+              <w:keepNext w:val="false"/>
               <w:spacing w:after="40" w:before="0"/>
               <w:jc w:val="left"/>
             </w:pPr>
@@ -445,6 +458,7 @@
           </w:tcPr>
           <w:p>
             <w:pPr>
+              <w:keepNext w:val="false"/>
               <w:spacing w:after="40" w:before="0"/>
               <w:jc w:val="left"/>
             </w:pPr>
@@ -632,6 +646,7 @@
           </w:tcPr>
           <w:p>
             <w:pPr>
+              <w:keepNext w:val="false"/>
               <w:spacing w:after="40" w:before="0"/>
               <w:jc w:val="left"/>
             </w:pPr>
@@ -664,6 +679,7 @@
           </w:tcPr>
           <w:p>
             <w:pPr>
+              <w:keepNext w:val="false"/>
               <w:spacing w:after="40" w:before="0"/>
               <w:jc w:val="left"/>
             </w:pPr>
@@ -683,6 +699,7 @@
           </w:p>
           <w:p>
             <w:pPr>
+              <w:keepNext w:val="false"/>
               <w:spacing w:after="40" w:before="0"/>
               <w:jc w:val="left"/>
             </w:pPr>
@@ -702,6 +719,7 @@
           </w:p>
           <w:p>
             <w:pPr>
+              <w:keepNext w:val="false"/>
               <w:spacing w:after="40" w:before="0"/>
               <w:jc w:val="left"/>
             </w:pPr>
@@ -721,6 +739,7 @@
           </w:p>
           <w:p>
             <w:pPr>
+              <w:keepNext w:val="false"/>
               <w:spacing w:after="40" w:before="0"/>
               <w:jc w:val="left"/>
             </w:pPr>
@@ -740,6 +759,7 @@
           </w:p>
           <w:p>
             <w:pPr>
+              <w:keepNext w:val="false"/>
               <w:spacing w:after="40" w:before="0"/>
               <w:jc w:val="left"/>
             </w:pPr>
@@ -759,6 +779,7 @@
           </w:p>
           <w:p>
             <w:pPr>
+              <w:keepNext w:val="false"/>
               <w:spacing w:after="40" w:before="0"/>
               <w:jc w:val="left"/>
             </w:pPr>
@@ -778,6 +799,7 @@
           </w:p>
           <w:p>
             <w:pPr>
+              <w:keepNext w:val="false"/>
               <w:spacing w:after="40" w:before="0"/>
               <w:jc w:val="left"/>
             </w:pPr>
@@ -797,6 +819,7 @@
           </w:p>
           <w:p>
             <w:pPr>
+              <w:keepNext w:val="false"/>
               <w:spacing w:after="40" w:before="0"/>
               <w:jc w:val="left"/>
             </w:pPr>
@@ -831,6 +854,7 @@
           </w:tcPr>
           <w:p>
             <w:pPr>
+              <w:keepNext w:val="false"/>
               <w:spacing w:after="40" w:before="0"/>
               <w:jc w:val="left"/>
             </w:pPr>
@@ -958,6 +982,7 @@
           </w:tcPr>
           <w:p>
             <w:pPr>
+              <w:keepNext w:val="false"/>
               <w:spacing w:after="40" w:before="0"/>
               <w:jc w:val="left"/>
             </w:pPr>
@@ -1065,6 +1090,7 @@
           </w:tcPr>
           <w:p>
             <w:pPr>
+              <w:keepNext w:val="false"/>
               <w:spacing w:after="40" w:before="0"/>
               <w:jc w:val="left"/>
             </w:pPr>
@@ -1192,6 +1218,7 @@
           </w:tcPr>
           <w:p>
             <w:pPr>
+              <w:keepNext w:val="false"/>
               <w:spacing w:after="40" w:before="0"/>
               <w:jc w:val="left"/>
             </w:pPr>
@@ -1319,6 +1346,7 @@
           </w:tcPr>
           <w:p>
             <w:pPr>
+              <w:keepNext w:val="false"/>
               <w:spacing w:after="40" w:before="0"/>
               <w:jc w:val="left"/>
             </w:pPr>
@@ -1486,6 +1514,7 @@
           </w:tcPr>
           <w:p>
             <w:pPr>
+              <w:keepNext w:val="false"/>
               <w:spacing w:after="40" w:before="0"/>
               <w:jc w:val="left"/>
             </w:pPr>
@@ -1518,6 +1547,7 @@
           </w:tcPr>
           <w:p>
             <w:pPr>
+              <w:keepNext w:val="false"/>
               <w:spacing w:after="40" w:before="0"/>
               <w:jc w:val="left"/>
             </w:pPr>
@@ -1552,6 +1582,7 @@
           </w:tcPr>
           <w:p>
             <w:pPr>
+              <w:keepNext w:val="false"/>
               <w:spacing w:after="40" w:before="0"/>
               <w:jc w:val="left"/>
             </w:pPr>
@@ -1584,6 +1615,7 @@
           </w:tcPr>
           <w:p>
             <w:pPr>
+              <w:keepNext w:val="false"/>
               <w:spacing w:after="40" w:before="0"/>
               <w:jc w:val="left"/>
             </w:pPr>
@@ -1603,6 +1635,7 @@
           </w:p>
           <w:p>
             <w:pPr>
+              <w:keepNext w:val="false"/>
               <w:spacing w:after="40" w:before="0"/>
               <w:jc w:val="left"/>
             </w:pPr>
@@ -1622,6 +1655,7 @@
           </w:p>
           <w:p>
             <w:pPr>
+              <w:keepNext w:val="false"/>
               <w:spacing w:after="40" w:before="0"/>
               <w:jc w:val="left"/>
             </w:pPr>
@@ -1641,6 +1675,7 @@
           </w:p>
           <w:p>
             <w:pPr>
+              <w:keepNext w:val="false"/>
               <w:spacing w:after="40" w:before="0"/>
               <w:jc w:val="left"/>
             </w:pPr>
@@ -1660,6 +1695,7 @@
           </w:p>
           <w:p>
             <w:pPr>
+              <w:keepNext w:val="false"/>
               <w:spacing w:after="40" w:before="0"/>
               <w:jc w:val="left"/>
             </w:pPr>
@@ -1694,6 +1730,7 @@
           </w:tcPr>
           <w:p>
             <w:pPr>
+              <w:keepNext w:val="false"/>
               <w:spacing w:after="40" w:before="0"/>
               <w:jc w:val="left"/>
             </w:pPr>
@@ -1726,6 +1763,7 @@
           </w:tcPr>
           <w:p>
             <w:pPr>
+              <w:keepNext w:val="false"/>
               <w:spacing w:after="40" w:before="0"/>
               <w:jc w:val="left"/>
             </w:pPr>
@@ -1760,6 +1798,7 @@
           </w:tcPr>
           <w:p>
             <w:pPr>
+              <w:keepNext w:val="false"/>
               <w:spacing w:after="40" w:before="0"/>
               <w:jc w:val="left"/>
             </w:pPr>
@@ -1792,6 +1831,7 @@
           </w:tcPr>
           <w:p>
             <w:pPr>
+              <w:keepNext w:val="false"/>
               <w:spacing w:after="40" w:before="0"/>
               <w:jc w:val="left"/>
             </w:pPr>
@@ -1811,6 +1851,7 @@
           </w:p>
           <w:p>
             <w:pPr>
+              <w:keepNext w:val="false"/>
               <w:spacing w:after="40" w:before="0"/>
               <w:jc w:val="left"/>
             </w:pPr>
@@ -1830,6 +1871,7 @@
           </w:p>
           <w:p>
             <w:pPr>
+              <w:keepNext w:val="false"/>
               <w:spacing w:after="40" w:before="0"/>
               <w:jc w:val="left"/>
             </w:pPr>
@@ -1849,6 +1891,7 @@
           </w:p>
           <w:p>
             <w:pPr>
+              <w:keepNext w:val="false"/>
               <w:spacing w:after="40" w:before="0"/>
               <w:jc w:val="left"/>
             </w:pPr>
@@ -1868,6 +1911,7 @@
           </w:p>
           <w:p>
             <w:pPr>
+              <w:keepNext w:val="false"/>
               <w:spacing w:after="40" w:before="0"/>
               <w:jc w:val="left"/>
             </w:pPr>
@@ -1887,6 +1931,7 @@
           </w:p>
           <w:p>
             <w:pPr>
+              <w:keepNext w:val="false"/>
               <w:spacing w:after="40" w:before="0"/>
               <w:jc w:val="left"/>
             </w:pPr>
@@ -1906,6 +1951,7 @@
           </w:p>
           <w:p>
             <w:pPr>
+              <w:keepNext w:val="false"/>
               <w:spacing w:after="40" w:before="0"/>
               <w:jc w:val="left"/>
             </w:pPr>
@@ -1925,6 +1971,7 @@
           </w:p>
           <w:p>
             <w:pPr>
+              <w:keepNext w:val="false"/>
               <w:spacing w:after="40" w:before="0"/>
               <w:jc w:val="left"/>
             </w:pPr>
@@ -1944,6 +1991,7 @@
           </w:p>
           <w:p>
             <w:pPr>
+              <w:keepNext w:val="false"/>
               <w:spacing w:after="40" w:before="0"/>
               <w:jc w:val="left"/>
             </w:pPr>
@@ -1963,6 +2011,7 @@
           </w:p>
           <w:p>
             <w:pPr>
+              <w:keepNext w:val="false"/>
               <w:spacing w:after="40" w:before="0"/>
               <w:jc w:val="left"/>
             </w:pPr>
@@ -1982,6 +2031,7 @@
           </w:p>
           <w:p>
             <w:pPr>
+              <w:keepNext w:val="false"/>
               <w:spacing w:after="40" w:before="0"/>
               <w:jc w:val="left"/>
             </w:pPr>
@@ -2001,6 +2051,7 @@
           </w:p>
           <w:p>
             <w:pPr>
+              <w:keepNext w:val="false"/>
               <w:spacing w:after="40" w:before="0"/>
               <w:jc w:val="left"/>
             </w:pPr>
@@ -2020,6 +2071,7 @@
           </w:p>
           <w:p>
             <w:pPr>
+              <w:keepNext w:val="false"/>
               <w:spacing w:after="40" w:before="0"/>
               <w:jc w:val="left"/>
             </w:pPr>
@@ -2039,6 +2091,7 @@
           </w:p>
           <w:p>
             <w:pPr>
+              <w:keepNext w:val="false"/>
               <w:spacing w:after="40" w:before="0"/>
               <w:jc w:val="left"/>
             </w:pPr>
@@ -2058,6 +2111,7 @@
           </w:p>
           <w:p>
             <w:pPr>
+              <w:keepNext w:val="false"/>
               <w:spacing w:after="40" w:before="0"/>
               <w:jc w:val="left"/>
             </w:pPr>
@@ -2092,6 +2146,7 @@
           </w:tcPr>
           <w:p>
             <w:pPr>
+              <w:keepNext w:val="false"/>
               <w:spacing w:after="40" w:before="0"/>
               <w:jc w:val="left"/>
             </w:pPr>
@@ -2323,7 +2378,7 @@
         </w:rPr>
         <w:t xml:space="preserve">© 2026 SeaVuria and ARES. This work is licensed under a </w:t>
       </w:r>
-      <w:hyperlink w:history="1" r:id="rIdbwfsjwpjmpoekkb_dmgy8">
+      <w:hyperlink w:history="1" r:id="rId9lz_wgmlk4if3jdyjhcfm">
         <w:r>
           <w:rPr>
             <w:rFonts w:ascii="Arial" w:cs="Arial" w:eastAsia="Arial" w:hAnsi="Arial"/>
@@ -2343,7 +2398,7 @@
         </w:rPr>
         <w:t xml:space="preserve"> (</w:t>
       </w:r>
-      <w:hyperlink w:history="1" r:id="rId76iwo3gpwoxl0jfeecjcd">
+      <w:hyperlink w:history="1" r:id="rIdspva7g_xbn19ijt5wwmd7">
         <w:r>
           <w:rPr>
             <w:rFonts w:ascii="Arial" w:cs="Arial" w:eastAsia="Arial" w:hAnsi="Arial"/>
@@ -2363,7 +2418,7 @@
         </w:rPr>
         <w:t xml:space="preserve">). To view a copy of this license, visit </w:t>
       </w:r>
-      <w:hyperlink w:history="1" r:id="rIdnouw2ubc9uj4keccx9tjq">
+      <w:hyperlink w:history="1" r:id="rIde-uh7imboicpsz2c_3mc6">
         <w:r>
           <w:rPr>
             <w:rFonts w:ascii="Arial" w:cs="Arial" w:eastAsia="Arial" w:hAnsi="Arial"/>
@@ -2422,6 +2477,7 @@
           </w:tcPr>
           <w:p>
             <w:pPr>
+              <w:keepNext w:val="false"/>
               <w:spacing w:after="40" w:before="0"/>
               <w:jc w:val="center"/>
             </w:pPr>
@@ -2457,6 +2513,7 @@
           </w:tcPr>
           <w:p>
             <w:pPr>
+              <w:keepNext w:val="false"/>
               <w:spacing w:after="40" w:before="0"/>
               <w:jc w:val="center"/>
             </w:pPr>
@@ -2491,6 +2548,7 @@
           </w:tcPr>
           <w:p>
             <w:pPr>
+              <w:keepNext w:val="false"/>
               <w:spacing w:after="40" w:before="0"/>
               <w:jc w:val="left"/>
             </w:pPr>
@@ -2523,6 +2581,7 @@
           </w:tcPr>
           <w:p>
             <w:pPr>
+              <w:keepNext w:val="false"/>
               <w:spacing w:after="40" w:before="0"/>
               <w:jc w:val="left"/>
             </w:pPr>
@@ -2557,6 +2616,7 @@
           </w:tcPr>
           <w:p>
             <w:pPr>
+              <w:keepNext w:val="false"/>
               <w:spacing w:after="40" w:before="0"/>
               <w:jc w:val="left"/>
             </w:pPr>
@@ -2589,6 +2649,7 @@
           </w:tcPr>
           <w:p>
             <w:pPr>
+              <w:keepNext w:val="false"/>
               <w:spacing w:after="40" w:before="0"/>
               <w:jc w:val="left"/>
             </w:pPr>
@@ -2623,6 +2684,7 @@
           </w:tcPr>
           <w:p>
             <w:pPr>
+              <w:keepNext w:val="false"/>
               <w:spacing w:after="40" w:before="0"/>
               <w:jc w:val="left"/>
             </w:pPr>
@@ -2655,6 +2717,7 @@
           </w:tcPr>
           <w:p>
             <w:pPr>
+              <w:keepNext w:val="false"/>
               <w:spacing w:after="40" w:before="0"/>
               <w:jc w:val="left"/>
             </w:pPr>
@@ -2689,6 +2752,7 @@
           </w:tcPr>
           <w:p>
             <w:pPr>
+              <w:keepNext w:val="false"/>
               <w:spacing w:after="40" w:before="0"/>
               <w:jc w:val="left"/>
             </w:pPr>
@@ -2721,6 +2785,7 @@
           </w:tcPr>
           <w:p>
             <w:pPr>
+              <w:keepNext w:val="false"/>
               <w:spacing w:after="40" w:before="0"/>
               <w:jc w:val="left"/>
             </w:pPr>
@@ -2755,6 +2820,7 @@
           </w:tcPr>
           <w:p>
             <w:pPr>
+              <w:keepNext w:val="false"/>
               <w:spacing w:after="40" w:before="0"/>
               <w:jc w:val="left"/>
             </w:pPr>
@@ -2787,6 +2853,7 @@
           </w:tcPr>
           <w:p>
             <w:pPr>
+              <w:keepNext w:val="false"/>
               <w:spacing w:after="40" w:before="0"/>
               <w:jc w:val="left"/>
             </w:pPr>
@@ -2821,6 +2888,7 @@
           </w:tcPr>
           <w:p>
             <w:pPr>
+              <w:keepNext w:val="false"/>
               <w:spacing w:after="40" w:before="0"/>
               <w:jc w:val="left"/>
             </w:pPr>
@@ -2853,6 +2921,7 @@
           </w:tcPr>
           <w:p>
             <w:pPr>
+              <w:keepNext w:val="false"/>
               <w:spacing w:after="40" w:before="0"/>
               <w:jc w:val="left"/>
             </w:pPr>
@@ -2887,6 +2956,7 @@
           </w:tcPr>
           <w:p>
             <w:pPr>
+              <w:keepNext w:val="false"/>
               <w:spacing w:after="40" w:before="0"/>
               <w:jc w:val="left"/>
             </w:pPr>
@@ -2919,6 +2989,7 @@
           </w:tcPr>
           <w:p>
             <w:pPr>
+              <w:keepNext w:val="false"/>
               <w:spacing w:after="40" w:before="0"/>
               <w:jc w:val="left"/>
             </w:pPr>
@@ -2953,6 +3024,7 @@
           </w:tcPr>
           <w:p>
             <w:pPr>
+              <w:keepNext w:val="false"/>
               <w:spacing w:after="40" w:before="0"/>
               <w:jc w:val="left"/>
             </w:pPr>
@@ -2985,6 +3057,7 @@
           </w:tcPr>
           <w:p>
             <w:pPr>
+              <w:keepNext w:val="false"/>
               <w:spacing w:after="40" w:before="0"/>
               <w:jc w:val="left"/>
             </w:pPr>
@@ -3044,6 +3117,7 @@
           </w:tcPr>
           <w:p>
             <w:pPr>
+              <w:keepNext w:val="false"/>
               <w:spacing w:after="40" w:before="0"/>
               <w:jc w:val="center"/>
             </w:pPr>
@@ -3078,6 +3152,7 @@
           </w:tcPr>
           <w:p>
             <w:pPr>
+              <w:keepNext w:val="false"/>
               <w:spacing w:after="40" w:before="0"/>
               <w:jc w:val="left"/>
             </w:pPr>
@@ -3142,6 +3217,7 @@
           </w:tcPr>
           <w:p>
             <w:pPr>
+              <w:keepNext w:val="false"/>
               <w:spacing w:after="40" w:before="0"/>
               <w:jc w:val="center"/>
             </w:pPr>
@@ -3176,6 +3252,7 @@
           </w:tcPr>
           <w:p>
             <w:pPr>
+              <w:keepNext w:val="false"/>
               <w:spacing w:after="40" w:before="0"/>
               <w:jc w:val="left"/>
             </w:pPr>
@@ -3208,6 +3285,7 @@
           </w:tcPr>
           <w:p>
             <w:pPr>
+              <w:keepNext w:val="false"/>
               <w:spacing w:after="40" w:before="0"/>
               <w:jc w:val="left"/>
             </w:pPr>
@@ -3240,6 +3318,7 @@
           </w:tcPr>
           <w:p>
             <w:pPr>
+              <w:keepNext w:val="false"/>
               <w:spacing w:after="40" w:before="0"/>
               <w:jc w:val="left"/>
             </w:pPr>
@@ -3272,6 +3351,7 @@
           </w:tcPr>
           <w:p>
             <w:pPr>
+              <w:keepNext w:val="false"/>
               <w:spacing w:after="40" w:before="0"/>
               <w:jc w:val="left"/>
             </w:pPr>
@@ -3304,6 +3384,7 @@
           </w:tcPr>
           <w:p>
             <w:pPr>
+              <w:keepNext w:val="false"/>
               <w:spacing w:after="40" w:before="0"/>
               <w:jc w:val="left"/>
             </w:pPr>
@@ -3338,6 +3419,7 @@
           </w:tcPr>
           <w:p>
             <w:pPr>
+              <w:keepNext w:val="false"/>
               <w:spacing w:after="40" w:before="0"/>
               <w:jc w:val="left"/>
             </w:pPr>
@@ -3375,7 +3457,7 @@
             <w:pPr>
               <w:spacing w:after="20" w:before="0"/>
             </w:pPr>
-            <w:hyperlink w:history="1" r:id="rId6jfzyntt57cqj_rvfzkr6">
+            <w:hyperlink w:history="1" r:id="rIdvlceczeiisaiyqtjlgs_m">
               <w:r>
                 <w:rPr>
                   <w:rFonts w:ascii="Arial" w:cs="Arial" w:eastAsia="Arial" w:hAnsi="Arial"/>
@@ -3424,7 +3506,7 @@
               <w:spacing w:after="10" w:before="0"/>
               <w:ind w:left="120"/>
             </w:pPr>
-            <w:hyperlink w:history="1" r:id="rIdgjmxvv_pbaw3raipxzzup">
+            <w:hyperlink w:history="1" r:id="rIdq0rqtdl86sjjxr_nwfjnn">
               <w:r>
                 <w:rPr>
                   <w:rFonts w:ascii="Arial" w:cs="Arial" w:eastAsia="Arial" w:hAnsi="Arial"/>
@@ -3469,7 +3551,7 @@
             <w:pPr>
               <w:spacing w:after="20" w:before="0"/>
             </w:pPr>
-            <w:hyperlink w:history="1" r:id="rId_infun-vofhsfdka_-dzi">
+            <w:hyperlink w:history="1" r:id="rIdxymwphqtawxequa2yoazy">
               <w:r>
                 <w:rPr>
                   <w:rFonts w:ascii="Arial" w:cs="Arial" w:eastAsia="Arial" w:hAnsi="Arial"/>
@@ -3502,7 +3584,7 @@
               <w:spacing w:after="10" w:before="0"/>
               <w:ind w:left="120"/>
             </w:pPr>
-            <w:hyperlink w:history="1" r:id="rIdnukhxrguomnre7jf-xvvj">
+            <w:hyperlink w:history="1" r:id="rIdfxgbfks6mruqlaupnkgml">
               <w:r>
                 <w:rPr>
                   <w:rFonts w:ascii="Arial" w:cs="Arial" w:eastAsia="Arial" w:hAnsi="Arial"/>
@@ -3530,6 +3612,7 @@
           </w:tcPr>
           <w:p>
             <w:pPr>
+              <w:keepNext w:val="false"/>
               <w:spacing w:after="40" w:before="0"/>
               <w:jc w:val="left"/>
             </w:pPr>
@@ -3562,6 +3645,7 @@
           </w:tcPr>
           <w:p>
             <w:pPr>
+              <w:keepNext w:val="false"/>
               <w:spacing w:after="40" w:before="0"/>
               <w:jc w:val="left"/>
             </w:pPr>
@@ -3594,6 +3678,7 @@
           </w:tcPr>
           <w:p>
             <w:pPr>
+              <w:keepNext w:val="false"/>
               <w:spacing w:after="40" w:before="0"/>
               <w:jc w:val="left"/>
             </w:pPr>
@@ -3626,6 +3711,7 @@
           </w:tcPr>
           <w:p>
             <w:pPr>
+              <w:keepNext w:val="false"/>
               <w:spacing w:after="40" w:before="0"/>
               <w:jc w:val="left"/>
             </w:pPr>
@@ -3660,6 +3746,7 @@
           </w:tcPr>
           <w:p>
             <w:pPr>
+              <w:keepNext w:val="false"/>
               <w:spacing w:after="40" w:before="0"/>
               <w:jc w:val="left"/>
             </w:pPr>
@@ -3697,7 +3784,7 @@
             <w:pPr>
               <w:spacing w:after="20" w:before="0"/>
             </w:pPr>
-            <w:hyperlink w:history="1" r:id="rIdpbmbn4uzoas3gesg15irq">
+            <w:hyperlink w:history="1" r:id="rIdfgrunm5r0cbgxobrwcqof">
               <w:r>
                 <w:rPr>
                   <w:rFonts w:ascii="Arial" w:cs="Arial" w:eastAsia="Arial" w:hAnsi="Arial"/>
@@ -3746,7 +3833,7 @@
               <w:spacing w:after="10" w:before="0"/>
               <w:ind w:left="120"/>
             </w:pPr>
-            <w:hyperlink w:history="1" r:id="rIdc9cxdwmxuh1ff5zkkokdk">
+            <w:hyperlink w:history="1" r:id="rIdwypeeyiozswi4h-qwplon">
               <w:r>
                 <w:rPr>
                   <w:rFonts w:ascii="Arial" w:cs="Arial" w:eastAsia="Arial" w:hAnsi="Arial"/>
@@ -3791,7 +3878,7 @@
             <w:pPr>
               <w:spacing w:after="20" w:before="0"/>
             </w:pPr>
-            <w:hyperlink w:history="1" r:id="rId3ylkwwpmwohhizbth5sfa">
+            <w:hyperlink w:history="1" r:id="rIdhil8eadxbovsvurkenucp">
               <w:r>
                 <w:rPr>
                   <w:rFonts w:ascii="Arial" w:cs="Arial" w:eastAsia="Arial" w:hAnsi="Arial"/>
@@ -3824,7 +3911,7 @@
               <w:spacing w:after="10" w:before="0"/>
               <w:ind w:left="120"/>
             </w:pPr>
-            <w:hyperlink w:history="1" r:id="rIdthpqhfxowsr0q0iksk69j">
+            <w:hyperlink w:history="1" r:id="rIdcsf5xx6ctpaytuglkcm75">
               <w:r>
                 <w:rPr>
                   <w:rFonts w:ascii="Arial" w:cs="Arial" w:eastAsia="Arial" w:hAnsi="Arial"/>
@@ -3852,6 +3939,7 @@
           </w:tcPr>
           <w:p>
             <w:pPr>
+              <w:keepNext w:val="false"/>
               <w:spacing w:after="40" w:before="0"/>
               <w:jc w:val="left"/>
             </w:pPr>
@@ -3884,6 +3972,7 @@
           </w:tcPr>
           <w:p>
             <w:pPr>
+              <w:keepNext w:val="false"/>
               <w:spacing w:after="40" w:before="0"/>
               <w:jc w:val="left"/>
             </w:pPr>
@@ -3916,6 +4005,7 @@
           </w:tcPr>
           <w:p>
             <w:pPr>
+              <w:keepNext w:val="false"/>
               <w:spacing w:after="40" w:before="0"/>
               <w:jc w:val="left"/>
             </w:pPr>
@@ -3948,6 +4038,7 @@
           </w:tcPr>
           <w:p>
             <w:pPr>
+              <w:keepNext w:val="false"/>
               <w:spacing w:after="40" w:before="0"/>
               <w:jc w:val="left"/>
             </w:pPr>
@@ -3982,6 +4073,7 @@
           </w:tcPr>
           <w:p>
             <w:pPr>
+              <w:keepNext w:val="false"/>
               <w:spacing w:after="40" w:before="0"/>
               <w:jc w:val="left"/>
             </w:pPr>
@@ -4019,7 +4111,7 @@
             <w:pPr>
               <w:spacing w:after="20" w:before="0"/>
             </w:pPr>
-            <w:hyperlink w:history="1" r:id="rIdc05jwgl_9on8ldqlfkfov">
+            <w:hyperlink w:history="1" r:id="rIdu7_jbjthq_uxz2upvetio">
               <w:r>
                 <w:rPr>
                   <w:rFonts w:ascii="Arial" w:cs="Arial" w:eastAsia="Arial" w:hAnsi="Arial"/>
@@ -4068,7 +4160,7 @@
               <w:spacing w:after="10" w:before="0"/>
               <w:ind w:left="120"/>
             </w:pPr>
-            <w:hyperlink w:history="1" r:id="rIdkywj8secll1fwruo3mlxw">
+            <w:hyperlink w:history="1" r:id="rIdnsh0ot9yi95dlijnik9mq">
               <w:r>
                 <w:rPr>
                   <w:rFonts w:ascii="Arial" w:cs="Arial" w:eastAsia="Arial" w:hAnsi="Arial"/>
@@ -4113,7 +4205,7 @@
             <w:pPr>
               <w:spacing w:after="20" w:before="0"/>
             </w:pPr>
-            <w:hyperlink w:history="1" r:id="rIdselgbikxrgqgjpc1oaj_k">
+            <w:hyperlink w:history="1" r:id="rId3kfmcel1zmxh0rwjolufv">
               <w:r>
                 <w:rPr>
                   <w:rFonts w:ascii="Arial" w:cs="Arial" w:eastAsia="Arial" w:hAnsi="Arial"/>
@@ -4162,7 +4254,7 @@
               <w:spacing w:after="10" w:before="0"/>
               <w:ind w:left="120"/>
             </w:pPr>
-            <w:hyperlink w:history="1" r:id="rIdkztevkccnen8kxufufzup">
+            <w:hyperlink w:history="1" r:id="rIdkg8epxersyjthinyvxm73">
               <w:r>
                 <w:rPr>
                   <w:rFonts w:ascii="Arial" w:cs="Arial" w:eastAsia="Arial" w:hAnsi="Arial"/>
@@ -4190,6 +4282,7 @@
           </w:tcPr>
           <w:p>
             <w:pPr>
+              <w:keepNext w:val="false"/>
               <w:spacing w:after="40" w:before="0"/>
               <w:jc w:val="left"/>
             </w:pPr>
@@ -4222,6 +4315,7 @@
           </w:tcPr>
           <w:p>
             <w:pPr>
+              <w:keepNext w:val="false"/>
               <w:spacing w:after="40" w:before="0"/>
               <w:jc w:val="left"/>
             </w:pPr>
@@ -4254,6 +4348,7 @@
           </w:tcPr>
           <w:p>
             <w:pPr>
+              <w:keepNext w:val="false"/>
               <w:spacing w:after="40" w:before="0"/>
               <w:jc w:val="left"/>
             </w:pPr>
@@ -4286,6 +4381,7 @@
           </w:tcPr>
           <w:p>
             <w:pPr>
+              <w:keepNext w:val="false"/>
               <w:spacing w:after="40" w:before="0"/>
               <w:jc w:val="left"/>
             </w:pPr>
@@ -4320,6 +4416,7 @@
           </w:tcPr>
           <w:p>
             <w:pPr>
+              <w:keepNext w:val="false"/>
               <w:spacing w:after="40" w:before="0"/>
               <w:jc w:val="left"/>
             </w:pPr>
@@ -4357,7 +4454,7 @@
             <w:pPr>
               <w:spacing w:after="20" w:before="0"/>
             </w:pPr>
-            <w:hyperlink w:history="1" r:id="rIdzgbflcwcjlxjcfebt1jcq">
+            <w:hyperlink w:history="1" r:id="rIdxh7r4aqfcixh3gacn4m0d">
               <w:r>
                 <w:rPr>
                   <w:rFonts w:ascii="Arial" w:cs="Arial" w:eastAsia="Arial" w:hAnsi="Arial"/>
@@ -4406,7 +4503,7 @@
               <w:spacing w:after="10" w:before="0"/>
               <w:ind w:left="120"/>
             </w:pPr>
-            <w:hyperlink w:history="1" r:id="rIdruehplssgz_kyykx3mcdv">
+            <w:hyperlink w:history="1" r:id="rId68iorwdlfijg0pd3uktie">
               <w:r>
                 <w:rPr>
                   <w:rFonts w:ascii="Arial" w:cs="Arial" w:eastAsia="Arial" w:hAnsi="Arial"/>
@@ -4451,7 +4548,7 @@
             <w:pPr>
               <w:spacing w:after="20" w:before="0"/>
             </w:pPr>
-            <w:hyperlink w:history="1" r:id="rIdzw3aayqzhat4kpwzxz6sl">
+            <w:hyperlink w:history="1" r:id="rIdqtlz20f9avhxq6abct3pw">
               <w:r>
                 <w:rPr>
                   <w:rFonts w:ascii="Arial" w:cs="Arial" w:eastAsia="Arial" w:hAnsi="Arial"/>
@@ -4484,7 +4581,7 @@
               <w:spacing w:after="10" w:before="0"/>
               <w:ind w:left="120"/>
             </w:pPr>
-            <w:hyperlink w:history="1" r:id="rIdzrii7crbacidvt8bgp79m">
+            <w:hyperlink w:history="1" r:id="rIdielf6bycg4fh_ua7zt_p1">
               <w:r>
                 <w:rPr>
                   <w:rFonts w:ascii="Arial" w:cs="Arial" w:eastAsia="Arial" w:hAnsi="Arial"/>
@@ -4512,6 +4609,7 @@
           </w:tcPr>
           <w:p>
             <w:pPr>
+              <w:keepNext w:val="false"/>
               <w:spacing w:after="40" w:before="0"/>
               <w:jc w:val="left"/>
             </w:pPr>
@@ -4544,6 +4642,7 @@
           </w:tcPr>
           <w:p>
             <w:pPr>
+              <w:keepNext w:val="false"/>
               <w:spacing w:after="40" w:before="0"/>
               <w:jc w:val="left"/>
             </w:pPr>
@@ -4576,6 +4675,7 @@
           </w:tcPr>
           <w:p>
             <w:pPr>
+              <w:keepNext w:val="false"/>
               <w:spacing w:after="40" w:before="0"/>
               <w:jc w:val="left"/>
             </w:pPr>
@@ -4608,6 +4708,7 @@
           </w:tcPr>
           <w:p>
             <w:pPr>
+              <w:keepNext w:val="false"/>
               <w:spacing w:after="40" w:before="0"/>
               <w:jc w:val="left"/>
             </w:pPr>
@@ -4642,6 +4743,7 @@
           </w:tcPr>
           <w:p>
             <w:pPr>
+              <w:keepNext w:val="false"/>
               <w:spacing w:after="40" w:before="0"/>
               <w:jc w:val="left"/>
             </w:pPr>
@@ -4679,7 +4781,7 @@
             <w:pPr>
               <w:spacing w:after="20" w:before="0"/>
             </w:pPr>
-            <w:hyperlink w:history="1" r:id="rId9oxup9rwizqwjv9-usds-">
+            <w:hyperlink w:history="1" r:id="rIdp55xqnt4xfsw8_zlw9mm1">
               <w:r>
                 <w:rPr>
                   <w:rFonts w:ascii="Arial" w:cs="Arial" w:eastAsia="Arial" w:hAnsi="Arial"/>
@@ -4728,7 +4830,7 @@
               <w:spacing w:after="10" w:before="0"/>
               <w:ind w:left="120"/>
             </w:pPr>
-            <w:hyperlink w:history="1" r:id="rIdvrx3o05l6ber27c-y_0hc">
+            <w:hyperlink w:history="1" r:id="rIdmsqxjfqkedkfxnmnno06s">
               <w:r>
                 <w:rPr>
                   <w:rFonts w:ascii="Arial" w:cs="Arial" w:eastAsia="Arial" w:hAnsi="Arial"/>
@@ -4773,7 +4875,7 @@
             <w:pPr>
               <w:spacing w:after="20" w:before="0"/>
             </w:pPr>
-            <w:hyperlink w:history="1" r:id="rIdrisqmby7xdhkomgwkze3u">
+            <w:hyperlink w:history="1" r:id="rIdf6xxbdjj1tl1asptkbrku">
               <w:r>
                 <w:rPr>
                   <w:rFonts w:ascii="Arial" w:cs="Arial" w:eastAsia="Arial" w:hAnsi="Arial"/>
@@ -4806,7 +4908,7 @@
               <w:spacing w:after="10" w:before="0"/>
               <w:ind w:left="120"/>
             </w:pPr>
-            <w:hyperlink w:history="1" r:id="rIdfl3def_fnanlch0qiqvsy">
+            <w:hyperlink w:history="1" r:id="rIdgnm4rhkmkqa7gnw08h4zl">
               <w:r>
                 <w:rPr>
                   <w:rFonts w:ascii="Arial" w:cs="Arial" w:eastAsia="Arial" w:hAnsi="Arial"/>
@@ -4834,6 +4936,7 @@
           </w:tcPr>
           <w:p>
             <w:pPr>
+              <w:keepNext w:val="false"/>
               <w:spacing w:after="40" w:before="0"/>
               <w:jc w:val="left"/>
             </w:pPr>
@@ -4866,6 +4969,7 @@
           </w:tcPr>
           <w:p>
             <w:pPr>
+              <w:keepNext w:val="false"/>
               <w:spacing w:after="40" w:before="0"/>
               <w:jc w:val="left"/>
             </w:pPr>
@@ -4898,6 +5002,7 @@
           </w:tcPr>
           <w:p>
             <w:pPr>
+              <w:keepNext w:val="false"/>
               <w:spacing w:after="40" w:before="0"/>
               <w:jc w:val="left"/>
             </w:pPr>
@@ -4930,6 +5035,7 @@
           </w:tcPr>
           <w:p>
             <w:pPr>
+              <w:keepNext w:val="false"/>
               <w:spacing w:after="40" w:before="0"/>
               <w:jc w:val="left"/>
             </w:pPr>
@@ -4989,6 +5095,7 @@
           </w:tcPr>
           <w:p>
             <w:pPr>
+              <w:keepNext w:val="false"/>
               <w:spacing w:after="40" w:before="0"/>
               <w:jc w:val="center"/>
             </w:pPr>
@@ -5023,6 +5130,7 @@
           </w:tcPr>
           <w:p>
             <w:pPr>
+              <w:keepNext w:val="false"/>
               <w:spacing w:after="40" w:before="0"/>
               <w:jc w:val="left"/>
             </w:pPr>
@@ -5084,6 +5192,7 @@
           </w:tcPr>
           <w:p>
             <w:pPr>
+              <w:keepNext w:val="false"/>
               <w:spacing w:after="40" w:before="0"/>
               <w:jc w:val="center"/>
             </w:pPr>
@@ -5118,6 +5227,7 @@
           </w:tcPr>
           <w:p>
             <w:pPr>
+              <w:keepNext w:val="false"/>
               <w:spacing w:after="40" w:before="0"/>
               <w:jc w:val="left"/>
             </w:pPr>
@@ -5150,6 +5260,7 @@
           </w:tcPr>
           <w:p>
             <w:pPr>
+              <w:keepNext w:val="false"/>
               <w:spacing w:after="40" w:before="0"/>
               <w:jc w:val="left"/>
             </w:pPr>
@@ -5184,6 +5295,7 @@
           </w:tcPr>
           <w:p>
             <w:pPr>
+              <w:keepNext w:val="false"/>
               <w:spacing w:after="40" w:before="0"/>
               <w:jc w:val="left"/>
             </w:pPr>
@@ -5216,6 +5328,7 @@
           </w:tcPr>
           <w:p>
             <w:pPr>
+              <w:keepNext w:val="false"/>
               <w:spacing w:after="40" w:before="0"/>
               <w:jc w:val="left"/>
             </w:pPr>
@@ -5250,6 +5363,7 @@
           </w:tcPr>
           <w:p>
             <w:pPr>
+              <w:keepNext w:val="false"/>
               <w:spacing w:after="40" w:before="0"/>
               <w:jc w:val="left"/>
             </w:pPr>
@@ -5282,6 +5396,7 @@
           </w:tcPr>
           <w:p>
             <w:pPr>
+              <w:keepNext w:val="false"/>
               <w:spacing w:after="40" w:before="0"/>
               <w:jc w:val="left"/>
             </w:pPr>
@@ -5318,7 +5433,7 @@
         </w:rPr>
         <w:t xml:space="preserve">© 2026 SeaVuria and ARES. Aligned with KICD objectives. Developed by SeaVuria; technical implementation by ARES (with AI assistance from Claude). Licensed under </w:t>
       </w:r>
-      <w:hyperlink w:history="1" r:id="rIdb2vg5hlsn33zkoj2taxh-">
+      <w:hyperlink w:history="1" r:id="rIdqrhnwjr5zunbzwdybxvqy">
         <w:r>
           <w:rPr>
             <w:rFonts w:ascii="Arial" w:cs="Arial" w:eastAsia="Arial" w:hAnsi="Arial"/>
@@ -5339,7 +5454,7 @@
         </w:rPr>
         <w:t xml:space="preserve"> (</w:t>
       </w:r>
-      <w:hyperlink w:history="1" r:id="rId0gg28w5zyjhxqzwaaeo7h">
+      <w:hyperlink w:history="1" r:id="rIdm6pzq4-w90spbt0bxypne">
         <w:r>
           <w:rPr>
             <w:rFonts w:ascii="Arial" w:cs="Arial" w:eastAsia="Arial" w:hAnsi="Arial"/>
@@ -5399,6 +5514,7 @@
           </w:tcPr>
           <w:p>
             <w:pPr>
+              <w:keepNext w:val="false"/>
               <w:spacing w:after="40" w:before="0"/>
               <w:jc w:val="center"/>
             </w:pPr>
@@ -5434,6 +5550,7 @@
           </w:tcPr>
           <w:p>
             <w:pPr>
+              <w:keepNext w:val="false"/>
               <w:spacing w:after="40" w:before="0"/>
               <w:jc w:val="center"/>
             </w:pPr>
@@ -5468,6 +5585,7 @@
           </w:tcPr>
           <w:p>
             <w:pPr>
+              <w:keepNext w:val="false"/>
               <w:spacing w:after="40" w:before="0"/>
               <w:jc w:val="left"/>
             </w:pPr>
@@ -5500,6 +5618,7 @@
           </w:tcPr>
           <w:p>
             <w:pPr>
+              <w:keepNext w:val="false"/>
               <w:spacing w:after="40" w:before="0"/>
               <w:jc w:val="left"/>
             </w:pPr>
@@ -5534,6 +5653,7 @@
           </w:tcPr>
           <w:p>
             <w:pPr>
+              <w:keepNext w:val="false"/>
               <w:spacing w:after="40" w:before="0"/>
               <w:jc w:val="left"/>
             </w:pPr>
@@ -5566,6 +5686,7 @@
           </w:tcPr>
           <w:p>
             <w:pPr>
+              <w:keepNext w:val="false"/>
               <w:spacing w:after="40" w:before="0"/>
               <w:jc w:val="left"/>
             </w:pPr>
@@ -5600,6 +5721,7 @@
           </w:tcPr>
           <w:p>
             <w:pPr>
+              <w:keepNext w:val="false"/>
               <w:spacing w:after="40" w:before="0"/>
               <w:jc w:val="left"/>
             </w:pPr>
@@ -5632,6 +5754,7 @@
           </w:tcPr>
           <w:p>
             <w:pPr>
+              <w:keepNext w:val="false"/>
               <w:spacing w:after="40" w:before="0"/>
               <w:jc w:val="left"/>
             </w:pPr>
@@ -5666,6 +5789,7 @@
           </w:tcPr>
           <w:p>
             <w:pPr>
+              <w:keepNext w:val="false"/>
               <w:spacing w:after="40" w:before="0"/>
               <w:jc w:val="left"/>
             </w:pPr>
@@ -5698,6 +5822,7 @@
           </w:tcPr>
           <w:p>
             <w:pPr>
+              <w:keepNext w:val="false"/>
               <w:spacing w:after="40" w:before="0"/>
               <w:jc w:val="left"/>
             </w:pPr>
@@ -5732,6 +5857,7 @@
           </w:tcPr>
           <w:p>
             <w:pPr>
+              <w:keepNext w:val="false"/>
               <w:spacing w:after="40" w:before="0"/>
               <w:jc w:val="left"/>
             </w:pPr>
@@ -5764,6 +5890,7 @@
           </w:tcPr>
           <w:p>
             <w:pPr>
+              <w:keepNext w:val="false"/>
               <w:spacing w:after="40" w:before="0"/>
               <w:jc w:val="left"/>
             </w:pPr>
@@ -5798,6 +5925,7 @@
           </w:tcPr>
           <w:p>
             <w:pPr>
+              <w:keepNext w:val="false"/>
               <w:spacing w:after="40" w:before="0"/>
               <w:jc w:val="left"/>
             </w:pPr>
@@ -5830,6 +5958,7 @@
           </w:tcPr>
           <w:p>
             <w:pPr>
+              <w:keepNext w:val="false"/>
               <w:spacing w:after="40" w:before="0"/>
               <w:jc w:val="left"/>
             </w:pPr>
@@ -5864,6 +5993,7 @@
           </w:tcPr>
           <w:p>
             <w:pPr>
+              <w:keepNext w:val="false"/>
               <w:spacing w:after="40" w:before="0"/>
               <w:jc w:val="left"/>
             </w:pPr>
@@ -5896,6 +6026,7 @@
           </w:tcPr>
           <w:p>
             <w:pPr>
+              <w:keepNext w:val="false"/>
               <w:spacing w:after="40" w:before="0"/>
               <w:jc w:val="left"/>
             </w:pPr>
@@ -5930,6 +6061,7 @@
           </w:tcPr>
           <w:p>
             <w:pPr>
+              <w:keepNext w:val="false"/>
               <w:spacing w:after="40" w:before="0"/>
               <w:jc w:val="left"/>
             </w:pPr>
@@ -5962,6 +6094,7 @@
           </w:tcPr>
           <w:p>
             <w:pPr>
+              <w:keepNext w:val="false"/>
               <w:spacing w:after="40" w:before="0"/>
               <w:jc w:val="left"/>
             </w:pPr>
@@ -6021,6 +6154,7 @@
           </w:tcPr>
           <w:p>
             <w:pPr>
+              <w:keepNext w:val="false"/>
               <w:spacing w:after="40" w:before="0"/>
               <w:jc w:val="center"/>
             </w:pPr>
@@ -6055,6 +6189,7 @@
           </w:tcPr>
           <w:p>
             <w:pPr>
+              <w:keepNext w:val="false"/>
               <w:spacing w:after="40" w:before="0"/>
               <w:jc w:val="left"/>
             </w:pPr>
@@ -6119,6 +6254,7 @@
           </w:tcPr>
           <w:p>
             <w:pPr>
+              <w:keepNext w:val="false"/>
               <w:spacing w:after="40" w:before="0"/>
               <w:jc w:val="center"/>
             </w:pPr>
@@ -6153,6 +6289,7 @@
           </w:tcPr>
           <w:p>
             <w:pPr>
+              <w:keepNext w:val="false"/>
               <w:spacing w:after="40" w:before="0"/>
               <w:jc w:val="left"/>
             </w:pPr>
@@ -6185,6 +6322,7 @@
           </w:tcPr>
           <w:p>
             <w:pPr>
+              <w:keepNext w:val="false"/>
               <w:spacing w:after="40" w:before="0"/>
               <w:jc w:val="left"/>
             </w:pPr>
@@ -6217,6 +6355,7 @@
           </w:tcPr>
           <w:p>
             <w:pPr>
+              <w:keepNext w:val="false"/>
               <w:spacing w:after="40" w:before="0"/>
               <w:jc w:val="left"/>
             </w:pPr>
@@ -6249,6 +6388,7 @@
           </w:tcPr>
           <w:p>
             <w:pPr>
+              <w:keepNext w:val="false"/>
               <w:spacing w:after="40" w:before="0"/>
               <w:jc w:val="left"/>
             </w:pPr>
@@ -6281,6 +6421,7 @@
           </w:tcPr>
           <w:p>
             <w:pPr>
+              <w:keepNext w:val="false"/>
               <w:spacing w:after="40" w:before="0"/>
               <w:jc w:val="left"/>
             </w:pPr>
@@ -6315,6 +6456,7 @@
           </w:tcPr>
           <w:p>
             <w:pPr>
+              <w:keepNext w:val="false"/>
               <w:spacing w:after="40" w:before="0"/>
               <w:jc w:val="left"/>
             </w:pPr>
@@ -6352,7 +6494,7 @@
             <w:pPr>
               <w:spacing w:after="20" w:before="0"/>
             </w:pPr>
-            <w:hyperlink w:history="1" r:id="rIdqj6nzx2mjtincejjqqqz5">
+            <w:hyperlink w:history="1" r:id="rIds5ktublbistxpedv_4vsz">
               <w:r>
                 <w:rPr>
                   <w:rFonts w:ascii="Arial" w:cs="Arial" w:eastAsia="Arial" w:hAnsi="Arial"/>
@@ -6385,7 +6527,7 @@
               <w:spacing w:after="10" w:before="0"/>
               <w:ind w:left="120"/>
             </w:pPr>
-            <w:hyperlink w:history="1" r:id="rIdaswkprw7fag4w9f7yaawn">
+            <w:hyperlink w:history="1" r:id="rIddjuihrk4yla25zkdkc693">
               <w:r>
                 <w:rPr>
                   <w:rFonts w:ascii="Arial" w:cs="Arial" w:eastAsia="Arial" w:hAnsi="Arial"/>
@@ -6430,7 +6572,7 @@
             <w:pPr>
               <w:spacing w:after="20" w:before="0"/>
             </w:pPr>
-            <w:hyperlink w:history="1" r:id="rIdiqhunpampcpdvc22chr6m">
+            <w:hyperlink w:history="1" r:id="rIdvtwmrafvcylkpcjajgzpi">
               <w:r>
                 <w:rPr>
                   <w:rFonts w:ascii="Arial" w:cs="Arial" w:eastAsia="Arial" w:hAnsi="Arial"/>
@@ -6463,7 +6605,7 @@
               <w:spacing w:after="10" w:before="0"/>
               <w:ind w:left="120"/>
             </w:pPr>
-            <w:hyperlink w:history="1" r:id="rIdkzjyhc-nibdvzjtbpkoal">
+            <w:hyperlink w:history="1" r:id="rIdoethjeptdhyzush8tgzpz">
               <w:r>
                 <w:rPr>
                   <w:rFonts w:ascii="Arial" w:cs="Arial" w:eastAsia="Arial" w:hAnsi="Arial"/>
@@ -6491,6 +6633,7 @@
           </w:tcPr>
           <w:p>
             <w:pPr>
+              <w:keepNext w:val="false"/>
               <w:spacing w:after="40" w:before="0"/>
               <w:jc w:val="left"/>
             </w:pPr>
@@ -6523,6 +6666,7 @@
           </w:tcPr>
           <w:p>
             <w:pPr>
+              <w:keepNext w:val="false"/>
               <w:spacing w:after="40" w:before="0"/>
               <w:jc w:val="left"/>
             </w:pPr>
@@ -6555,6 +6699,7 @@
           </w:tcPr>
           <w:p>
             <w:pPr>
+              <w:keepNext w:val="false"/>
               <w:spacing w:after="40" w:before="0"/>
               <w:jc w:val="left"/>
             </w:pPr>
@@ -6587,6 +6732,7 @@
           </w:tcPr>
           <w:p>
             <w:pPr>
+              <w:keepNext w:val="false"/>
               <w:spacing w:after="40" w:before="0"/>
               <w:jc w:val="left"/>
             </w:pPr>
@@ -6621,6 +6767,7 @@
           </w:tcPr>
           <w:p>
             <w:pPr>
+              <w:keepNext w:val="false"/>
               <w:spacing w:after="40" w:before="0"/>
               <w:jc w:val="left"/>
             </w:pPr>
@@ -6658,7 +6805,7 @@
             <w:pPr>
               <w:spacing w:after="20" w:before="0"/>
             </w:pPr>
-            <w:hyperlink w:history="1" r:id="rId-sfwo5izt2h7prprrkwgg">
+            <w:hyperlink w:history="1" r:id="rIdgiw2uiqrspqh2xgx4a8rd">
               <w:r>
                 <w:rPr>
                   <w:rFonts w:ascii="Arial" w:cs="Arial" w:eastAsia="Arial" w:hAnsi="Arial"/>
@@ -6691,7 +6838,7 @@
               <w:spacing w:after="10" w:before="0"/>
               <w:ind w:left="120"/>
             </w:pPr>
-            <w:hyperlink w:history="1" r:id="rIda7odk9cyeu5qqrbrmczxu">
+            <w:hyperlink w:history="1" r:id="rIdg4hmltmyfie4haos5wqli">
               <w:r>
                 <w:rPr>
                   <w:rFonts w:ascii="Arial" w:cs="Arial" w:eastAsia="Arial" w:hAnsi="Arial"/>
@@ -6736,7 +6883,7 @@
             <w:pPr>
               <w:spacing w:after="20" w:before="0"/>
             </w:pPr>
-            <w:hyperlink w:history="1" r:id="rId5cc1_q4t5xnvb7a3vjyos">
+            <w:hyperlink w:history="1" r:id="rIdonezwst6o_iexxw-ue05n">
               <w:r>
                 <w:rPr>
                   <w:rFonts w:ascii="Arial" w:cs="Arial" w:eastAsia="Arial" w:hAnsi="Arial"/>
@@ -6769,7 +6916,7 @@
               <w:spacing w:after="10" w:before="0"/>
               <w:ind w:left="120"/>
             </w:pPr>
-            <w:hyperlink w:history="1" r:id="rIdspfri5zajf7twzcvgxxpu">
+            <w:hyperlink w:history="1" r:id="rId35mlncroj_bhs5dl2zze4">
               <w:r>
                 <w:rPr>
                   <w:rFonts w:ascii="Arial" w:cs="Arial" w:eastAsia="Arial" w:hAnsi="Arial"/>
@@ -6797,6 +6944,7 @@
           </w:tcPr>
           <w:p>
             <w:pPr>
+              <w:keepNext w:val="false"/>
               <w:spacing w:after="40" w:before="0"/>
               <w:jc w:val="left"/>
             </w:pPr>
@@ -6829,6 +6977,7 @@
           </w:tcPr>
           <w:p>
             <w:pPr>
+              <w:keepNext w:val="false"/>
               <w:spacing w:after="40" w:before="0"/>
               <w:jc w:val="left"/>
             </w:pPr>
@@ -6861,6 +7010,7 @@
           </w:tcPr>
           <w:p>
             <w:pPr>
+              <w:keepNext w:val="false"/>
               <w:spacing w:after="40" w:before="0"/>
               <w:jc w:val="left"/>
             </w:pPr>
@@ -6893,6 +7043,7 @@
           </w:tcPr>
           <w:p>
             <w:pPr>
+              <w:keepNext w:val="false"/>
               <w:spacing w:after="40" w:before="0"/>
               <w:jc w:val="left"/>
             </w:pPr>
@@ -6927,6 +7078,7 @@
           </w:tcPr>
           <w:p>
             <w:pPr>
+              <w:keepNext w:val="false"/>
               <w:spacing w:after="40" w:before="0"/>
               <w:jc w:val="left"/>
             </w:pPr>
@@ -6964,7 +7116,7 @@
             <w:pPr>
               <w:spacing w:after="20" w:before="0"/>
             </w:pPr>
-            <w:hyperlink w:history="1" r:id="rIdapceosw5osq1gf6ednagv">
+            <w:hyperlink w:history="1" r:id="rIdcva72nu20hdaqjvpxcmqk">
               <w:r>
                 <w:rPr>
                   <w:rFonts w:ascii="Arial" w:cs="Arial" w:eastAsia="Arial" w:hAnsi="Arial"/>
@@ -7013,7 +7165,7 @@
               <w:spacing w:after="10" w:before="0"/>
               <w:ind w:left="120"/>
             </w:pPr>
-            <w:hyperlink w:history="1" r:id="rIdueczta9tdnpxl3c3fxvuo">
+            <w:hyperlink w:history="1" r:id="rIdntt2kialklamma_hm1boz">
               <w:r>
                 <w:rPr>
                   <w:rFonts w:ascii="Arial" w:cs="Arial" w:eastAsia="Arial" w:hAnsi="Arial"/>
@@ -7058,7 +7210,7 @@
             <w:pPr>
               <w:spacing w:after="20" w:before="0"/>
             </w:pPr>
-            <w:hyperlink w:history="1" r:id="rIdyffspqavscoyyvso4bric">
+            <w:hyperlink w:history="1" r:id="rIddmvrgrwrufmnbjxz7syw3">
               <w:r>
                 <w:rPr>
                   <w:rFonts w:ascii="Arial" w:cs="Arial" w:eastAsia="Arial" w:hAnsi="Arial"/>
@@ -7091,7 +7243,7 @@
               <w:spacing w:after="10" w:before="0"/>
               <w:ind w:left="120"/>
             </w:pPr>
-            <w:hyperlink w:history="1" r:id="rIdpoyu-0_zlw11q_6oresxh">
+            <w:hyperlink w:history="1" r:id="rIdc-qrianeh4-werl93x2mq">
               <w:r>
                 <w:rPr>
                   <w:rFonts w:ascii="Arial" w:cs="Arial" w:eastAsia="Arial" w:hAnsi="Arial"/>
@@ -7119,6 +7271,7 @@
           </w:tcPr>
           <w:p>
             <w:pPr>
+              <w:keepNext w:val="false"/>
               <w:spacing w:after="40" w:before="0"/>
               <w:jc w:val="left"/>
             </w:pPr>
@@ -7151,6 +7304,7 @@
           </w:tcPr>
           <w:p>
             <w:pPr>
+              <w:keepNext w:val="false"/>
               <w:spacing w:after="40" w:before="0"/>
               <w:jc w:val="left"/>
             </w:pPr>
@@ -7183,6 +7337,7 @@
           </w:tcPr>
           <w:p>
             <w:pPr>
+              <w:keepNext w:val="false"/>
               <w:spacing w:after="40" w:before="0"/>
               <w:jc w:val="left"/>
             </w:pPr>
@@ -7215,6 +7370,7 @@
           </w:tcPr>
           <w:p>
             <w:pPr>
+              <w:keepNext w:val="false"/>
               <w:spacing w:after="40" w:before="0"/>
               <w:jc w:val="left"/>
             </w:pPr>
@@ -7249,6 +7405,7 @@
           </w:tcPr>
           <w:p>
             <w:pPr>
+              <w:keepNext w:val="false"/>
               <w:spacing w:after="40" w:before="0"/>
               <w:jc w:val="left"/>
             </w:pPr>
@@ -7286,7 +7443,7 @@
             <w:pPr>
               <w:spacing w:after="20" w:before="0"/>
             </w:pPr>
-            <w:hyperlink w:history="1" r:id="rId3xoxjp_tk432-wodpheam">
+            <w:hyperlink w:history="1" r:id="rIdtb86oerwzdjefbjurvz0v">
               <w:r>
                 <w:rPr>
                   <w:rFonts w:ascii="Arial" w:cs="Arial" w:eastAsia="Arial" w:hAnsi="Arial"/>
@@ -7319,7 +7476,7 @@
               <w:spacing w:after="10" w:before="0"/>
               <w:ind w:left="120"/>
             </w:pPr>
-            <w:hyperlink w:history="1" r:id="rIdta5l1cxrd3lfvsncv_be5">
+            <w:hyperlink w:history="1" r:id="rId8focwk35aq7cuvex8-645">
               <w:r>
                 <w:rPr>
                   <w:rFonts w:ascii="Arial" w:cs="Arial" w:eastAsia="Arial" w:hAnsi="Arial"/>
@@ -7364,7 +7521,7 @@
             <w:pPr>
               <w:spacing w:after="20" w:before="0"/>
             </w:pPr>
-            <w:hyperlink w:history="1" r:id="rIdaa7axep5i3uhecn5cfw8s">
+            <w:hyperlink w:history="1" r:id="rId4fxlyv-x2186bycbl227m">
               <w:r>
                 <w:rPr>
                   <w:rFonts w:ascii="Arial" w:cs="Arial" w:eastAsia="Arial" w:hAnsi="Arial"/>
@@ -7397,7 +7554,7 @@
               <w:spacing w:after="10" w:before="0"/>
               <w:ind w:left="120"/>
             </w:pPr>
-            <w:hyperlink w:history="1" r:id="rIdqtoqcsbflwycxw3_u4hfu">
+            <w:hyperlink w:history="1" r:id="rIduta5x7t8vhryzudvlim7e">
               <w:r>
                 <w:rPr>
                   <w:rFonts w:ascii="Arial" w:cs="Arial" w:eastAsia="Arial" w:hAnsi="Arial"/>
@@ -7425,6 +7582,7 @@
           </w:tcPr>
           <w:p>
             <w:pPr>
+              <w:keepNext w:val="false"/>
               <w:spacing w:after="40" w:before="0"/>
               <w:jc w:val="left"/>
             </w:pPr>
@@ -7457,6 +7615,7 @@
           </w:tcPr>
           <w:p>
             <w:pPr>
+              <w:keepNext w:val="false"/>
               <w:spacing w:after="40" w:before="0"/>
               <w:jc w:val="left"/>
             </w:pPr>
@@ -7489,6 +7648,7 @@
           </w:tcPr>
           <w:p>
             <w:pPr>
+              <w:keepNext w:val="false"/>
               <w:spacing w:after="40" w:before="0"/>
               <w:jc w:val="left"/>
             </w:pPr>
@@ -7521,6 +7681,7 @@
           </w:tcPr>
           <w:p>
             <w:pPr>
+              <w:keepNext w:val="false"/>
               <w:spacing w:after="40" w:before="0"/>
               <w:jc w:val="left"/>
             </w:pPr>
@@ -7555,6 +7716,7 @@
           </w:tcPr>
           <w:p>
             <w:pPr>
+              <w:keepNext w:val="false"/>
               <w:spacing w:after="40" w:before="0"/>
               <w:jc w:val="left"/>
             </w:pPr>
@@ -7592,7 +7754,7 @@
             <w:pPr>
               <w:spacing w:after="20" w:before="0"/>
             </w:pPr>
-            <w:hyperlink w:history="1" r:id="rId6akuhbyvq6iuticncwqkb">
+            <w:hyperlink w:history="1" r:id="rIdecumik9mak8vboaeca0vt">
               <w:r>
                 <w:rPr>
                   <w:rFonts w:ascii="Arial" w:cs="Arial" w:eastAsia="Arial" w:hAnsi="Arial"/>
@@ -7625,7 +7787,7 @@
               <w:spacing w:after="10" w:before="0"/>
               <w:ind w:left="120"/>
             </w:pPr>
-            <w:hyperlink w:history="1" r:id="rIdsgbqt8hhrkgixqvlrkepw">
+            <w:hyperlink w:history="1" r:id="rIdblyxgnpbrka5exajweozl">
               <w:r>
                 <w:rPr>
                   <w:rFonts w:ascii="Arial" w:cs="Arial" w:eastAsia="Arial" w:hAnsi="Arial"/>
@@ -7670,7 +7832,7 @@
             <w:pPr>
               <w:spacing w:after="20" w:before="0"/>
             </w:pPr>
-            <w:hyperlink w:history="1" r:id="rIdeqwbc7y0xzfbqgnci9gr4">
+            <w:hyperlink w:history="1" r:id="rIdxftaaegtfpqyazwhuv8mn">
               <w:r>
                 <w:rPr>
                   <w:rFonts w:ascii="Arial" w:cs="Arial" w:eastAsia="Arial" w:hAnsi="Arial"/>
@@ -7703,7 +7865,7 @@
               <w:spacing w:after="10" w:before="0"/>
               <w:ind w:left="120"/>
             </w:pPr>
-            <w:hyperlink w:history="1" r:id="rIdcs57gt3nuurs2qll9bsfu">
+            <w:hyperlink w:history="1" r:id="rId9v3atjksh3rpqn-bcxl5s">
               <w:r>
                 <w:rPr>
                   <w:rFonts w:ascii="Arial" w:cs="Arial" w:eastAsia="Arial" w:hAnsi="Arial"/>
@@ -7731,6 +7893,7 @@
           </w:tcPr>
           <w:p>
             <w:pPr>
+              <w:keepNext w:val="false"/>
               <w:spacing w:after="40" w:before="0"/>
               <w:jc w:val="left"/>
             </w:pPr>
@@ -7763,6 +7926,7 @@
           </w:tcPr>
           <w:p>
             <w:pPr>
+              <w:keepNext w:val="false"/>
               <w:spacing w:after="40" w:before="0"/>
               <w:jc w:val="left"/>
             </w:pPr>
@@ -7795,6 +7959,7 @@
           </w:tcPr>
           <w:p>
             <w:pPr>
+              <w:keepNext w:val="false"/>
               <w:spacing w:after="40" w:before="0"/>
               <w:jc w:val="left"/>
             </w:pPr>
@@ -7827,6 +7992,7 @@
           </w:tcPr>
           <w:p>
             <w:pPr>
+              <w:keepNext w:val="false"/>
               <w:spacing w:after="40" w:before="0"/>
               <w:jc w:val="left"/>
             </w:pPr>
@@ -7886,6 +8052,7 @@
           </w:tcPr>
           <w:p>
             <w:pPr>
+              <w:keepNext w:val="false"/>
               <w:spacing w:after="40" w:before="0"/>
               <w:jc w:val="center"/>
             </w:pPr>
@@ -7920,6 +8087,7 @@
           </w:tcPr>
           <w:p>
             <w:pPr>
+              <w:keepNext w:val="false"/>
               <w:spacing w:after="40" w:before="0"/>
               <w:jc w:val="left"/>
             </w:pPr>
@@ -7981,6 +8149,7 @@
           </w:tcPr>
           <w:p>
             <w:pPr>
+              <w:keepNext w:val="false"/>
               <w:spacing w:after="40" w:before="0"/>
               <w:jc w:val="center"/>
             </w:pPr>
@@ -8015,6 +8184,7 @@
           </w:tcPr>
           <w:p>
             <w:pPr>
+              <w:keepNext w:val="false"/>
               <w:spacing w:after="40" w:before="0"/>
               <w:jc w:val="left"/>
             </w:pPr>
@@ -8047,6 +8217,7 @@
           </w:tcPr>
           <w:p>
             <w:pPr>
+              <w:keepNext w:val="false"/>
               <w:spacing w:after="40" w:before="0"/>
               <w:jc w:val="left"/>
             </w:pPr>
@@ -8081,6 +8252,7 @@
           </w:tcPr>
           <w:p>
             <w:pPr>
+              <w:keepNext w:val="false"/>
               <w:spacing w:after="40" w:before="0"/>
               <w:jc w:val="left"/>
             </w:pPr>
@@ -8113,6 +8285,7 @@
           </w:tcPr>
           <w:p>
             <w:pPr>
+              <w:keepNext w:val="false"/>
               <w:spacing w:after="40" w:before="0"/>
               <w:jc w:val="left"/>
             </w:pPr>
@@ -8147,6 +8320,7 @@
           </w:tcPr>
           <w:p>
             <w:pPr>
+              <w:keepNext w:val="false"/>
               <w:spacing w:after="40" w:before="0"/>
               <w:jc w:val="left"/>
             </w:pPr>
@@ -8179,6 +8353,7 @@
           </w:tcPr>
           <w:p>
             <w:pPr>
+              <w:keepNext w:val="false"/>
               <w:spacing w:after="40" w:before="0"/>
               <w:jc w:val="left"/>
             </w:pPr>
@@ -8215,7 +8390,7 @@
         </w:rPr>
         <w:t xml:space="preserve">© 2026 SeaVuria and ARES. Aligned with KICD objectives. Developed by SeaVuria; technical implementation by ARES (with AI assistance from Claude). Licensed under </w:t>
       </w:r>
-      <w:hyperlink w:history="1" r:id="rIdblggqusgvvdnd2ttchi2s">
+      <w:hyperlink w:history="1" r:id="rIddzt0ghcj2kpphmhm8ysv9">
         <w:r>
           <w:rPr>
             <w:rFonts w:ascii="Arial" w:cs="Arial" w:eastAsia="Arial" w:hAnsi="Arial"/>
@@ -8236,7 +8411,7 @@
         </w:rPr>
         <w:t xml:space="preserve"> (</w:t>
       </w:r>
-      <w:hyperlink w:history="1" r:id="rIdrnrde8ypn-tvjuqapeqdf">
+      <w:hyperlink w:history="1" r:id="rIdv-7oqpf7r5rsdwagw8uvp">
         <w:r>
           <w:rPr>
             <w:rFonts w:ascii="Arial" w:cs="Arial" w:eastAsia="Arial" w:hAnsi="Arial"/>
@@ -8296,6 +8471,7 @@
           </w:tcPr>
           <w:p>
             <w:pPr>
+              <w:keepNext w:val="false"/>
               <w:spacing w:after="40" w:before="0"/>
               <w:jc w:val="center"/>
             </w:pPr>
@@ -8331,6 +8507,7 @@
           </w:tcPr>
           <w:p>
             <w:pPr>
+              <w:keepNext w:val="false"/>
               <w:spacing w:after="40" w:before="0"/>
               <w:jc w:val="center"/>
             </w:pPr>
@@ -8365,6 +8542,7 @@
           </w:tcPr>
           <w:p>
             <w:pPr>
+              <w:keepNext w:val="false"/>
               <w:spacing w:after="40" w:before="0"/>
               <w:jc w:val="left"/>
             </w:pPr>
@@ -8397,6 +8575,7 @@
           </w:tcPr>
           <w:p>
             <w:pPr>
+              <w:keepNext w:val="false"/>
               <w:spacing w:after="40" w:before="0"/>
               <w:jc w:val="left"/>
             </w:pPr>
@@ -8431,6 +8610,7 @@
           </w:tcPr>
           <w:p>
             <w:pPr>
+              <w:keepNext w:val="false"/>
               <w:spacing w:after="40" w:before="0"/>
               <w:jc w:val="left"/>
             </w:pPr>
@@ -8463,6 +8643,7 @@
           </w:tcPr>
           <w:p>
             <w:pPr>
+              <w:keepNext w:val="false"/>
               <w:spacing w:after="40" w:before="0"/>
               <w:jc w:val="left"/>
             </w:pPr>
@@ -8497,6 +8678,7 @@
           </w:tcPr>
           <w:p>
             <w:pPr>
+              <w:keepNext w:val="false"/>
               <w:spacing w:after="40" w:before="0"/>
               <w:jc w:val="left"/>
             </w:pPr>
@@ -8529,6 +8711,7 @@
           </w:tcPr>
           <w:p>
             <w:pPr>
+              <w:keepNext w:val="false"/>
               <w:spacing w:after="40" w:before="0"/>
               <w:jc w:val="left"/>
             </w:pPr>
@@ -8563,6 +8746,7 @@
           </w:tcPr>
           <w:p>
             <w:pPr>
+              <w:keepNext w:val="false"/>
               <w:spacing w:after="40" w:before="0"/>
               <w:jc w:val="left"/>
             </w:pPr>
@@ -8595,6 +8779,7 @@
           </w:tcPr>
           <w:p>
             <w:pPr>
+              <w:keepNext w:val="false"/>
               <w:spacing w:after="40" w:before="0"/>
               <w:jc w:val="left"/>
             </w:pPr>
@@ -8629,6 +8814,7 @@
           </w:tcPr>
           <w:p>
             <w:pPr>
+              <w:keepNext w:val="false"/>
               <w:spacing w:after="40" w:before="0"/>
               <w:jc w:val="left"/>
             </w:pPr>
@@ -8661,6 +8847,7 @@
           </w:tcPr>
           <w:p>
             <w:pPr>
+              <w:keepNext w:val="false"/>
               <w:spacing w:after="40" w:before="0"/>
               <w:jc w:val="left"/>
             </w:pPr>
@@ -8695,6 +8882,7 @@
           </w:tcPr>
           <w:p>
             <w:pPr>
+              <w:keepNext w:val="false"/>
               <w:spacing w:after="40" w:before="0"/>
               <w:jc w:val="left"/>
             </w:pPr>
@@ -8727,6 +8915,7 @@
           </w:tcPr>
           <w:p>
             <w:pPr>
+              <w:keepNext w:val="false"/>
               <w:spacing w:after="40" w:before="0"/>
               <w:jc w:val="left"/>
             </w:pPr>
@@ -8761,6 +8950,7 @@
           </w:tcPr>
           <w:p>
             <w:pPr>
+              <w:keepNext w:val="false"/>
               <w:spacing w:after="40" w:before="0"/>
               <w:jc w:val="left"/>
             </w:pPr>
@@ -8793,6 +8983,7 @@
           </w:tcPr>
           <w:p>
             <w:pPr>
+              <w:keepNext w:val="false"/>
               <w:spacing w:after="40" w:before="0"/>
               <w:jc w:val="left"/>
             </w:pPr>
@@ -8827,6 +9018,7 @@
           </w:tcPr>
           <w:p>
             <w:pPr>
+              <w:keepNext w:val="false"/>
               <w:spacing w:after="40" w:before="0"/>
               <w:jc w:val="left"/>
             </w:pPr>
@@ -8859,6 +9051,7 @@
           </w:tcPr>
           <w:p>
             <w:pPr>
+              <w:keepNext w:val="false"/>
               <w:spacing w:after="40" w:before="0"/>
               <w:jc w:val="left"/>
             </w:pPr>
@@ -8918,6 +9111,7 @@
           </w:tcPr>
           <w:p>
             <w:pPr>
+              <w:keepNext w:val="false"/>
               <w:spacing w:after="40" w:before="0"/>
               <w:jc w:val="center"/>
             </w:pPr>
@@ -8952,6 +9146,7 @@
           </w:tcPr>
           <w:p>
             <w:pPr>
+              <w:keepNext w:val="false"/>
               <w:spacing w:after="40" w:before="0"/>
               <w:jc w:val="left"/>
             </w:pPr>
@@ -9016,6 +9211,7 @@
           </w:tcPr>
           <w:p>
             <w:pPr>
+              <w:keepNext w:val="false"/>
               <w:spacing w:after="40" w:before="0"/>
               <w:jc w:val="center"/>
             </w:pPr>
@@ -9050,6 +9246,7 @@
           </w:tcPr>
           <w:p>
             <w:pPr>
+              <w:keepNext w:val="false"/>
               <w:spacing w:after="40" w:before="0"/>
               <w:jc w:val="left"/>
             </w:pPr>
@@ -9082,6 +9279,7 @@
           </w:tcPr>
           <w:p>
             <w:pPr>
+              <w:keepNext w:val="false"/>
               <w:spacing w:after="40" w:before="0"/>
               <w:jc w:val="left"/>
             </w:pPr>
@@ -9114,6 +9312,7 @@
           </w:tcPr>
           <w:p>
             <w:pPr>
+              <w:keepNext w:val="false"/>
               <w:spacing w:after="40" w:before="0"/>
               <w:jc w:val="left"/>
             </w:pPr>
@@ -9146,6 +9345,7 @@
           </w:tcPr>
           <w:p>
             <w:pPr>
+              <w:keepNext w:val="false"/>
               <w:spacing w:after="40" w:before="0"/>
               <w:jc w:val="left"/>
             </w:pPr>
@@ -9178,6 +9378,7 @@
           </w:tcPr>
           <w:p>
             <w:pPr>
+              <w:keepNext w:val="false"/>
               <w:spacing w:after="40" w:before="0"/>
               <w:jc w:val="left"/>
             </w:pPr>
@@ -9212,6 +9413,7 @@
           </w:tcPr>
           <w:p>
             <w:pPr>
+              <w:keepNext w:val="false"/>
               <w:spacing w:after="40" w:before="0"/>
               <w:jc w:val="left"/>
             </w:pPr>
@@ -9249,7 +9451,7 @@
             <w:pPr>
               <w:spacing w:after="20" w:before="0"/>
             </w:pPr>
-            <w:hyperlink w:history="1" r:id="rIdfrf_4zfuabrq1gbkaamw6">
+            <w:hyperlink w:history="1" r:id="rIdnazt1fyr7w6yhixjwcjaw">
               <w:r>
                 <w:rPr>
                   <w:rFonts w:ascii="Arial" w:cs="Arial" w:eastAsia="Arial" w:hAnsi="Arial"/>
@@ -9282,7 +9484,7 @@
               <w:spacing w:after="10" w:before="0"/>
               <w:ind w:left="120"/>
             </w:pPr>
-            <w:hyperlink w:history="1" r:id="rIdlk0pki9eilebnjhqddg2d">
+            <w:hyperlink w:history="1" r:id="rIdiamutngpxp36q3wbktpbh">
               <w:r>
                 <w:rPr>
                   <w:rFonts w:ascii="Arial" w:cs="Arial" w:eastAsia="Arial" w:hAnsi="Arial"/>
@@ -9327,7 +9529,7 @@
             <w:pPr>
               <w:spacing w:after="20" w:before="0"/>
             </w:pPr>
-            <w:hyperlink w:history="1" r:id="rIdgv4d0bx4oixgwjfn3hem7">
+            <w:hyperlink w:history="1" r:id="rIdt_j2xqbnhbqhu7q4ik9n9">
               <w:r>
                 <w:rPr>
                   <w:rFonts w:ascii="Arial" w:cs="Arial" w:eastAsia="Arial" w:hAnsi="Arial"/>
@@ -9360,7 +9562,7 @@
               <w:spacing w:after="10" w:before="0"/>
               <w:ind w:left="120"/>
             </w:pPr>
-            <w:hyperlink w:history="1" r:id="rId1yxfuqpirmkbp25awkt6z">
+            <w:hyperlink w:history="1" r:id="rIdc6zm4c53oh2etkld3k9uj">
               <w:r>
                 <w:rPr>
                   <w:rFonts w:ascii="Arial" w:cs="Arial" w:eastAsia="Arial" w:hAnsi="Arial"/>
@@ -9388,6 +9590,7 @@
           </w:tcPr>
           <w:p>
             <w:pPr>
+              <w:keepNext w:val="false"/>
               <w:spacing w:after="40" w:before="0"/>
               <w:jc w:val="left"/>
             </w:pPr>
@@ -9420,6 +9623,7 @@
           </w:tcPr>
           <w:p>
             <w:pPr>
+              <w:keepNext w:val="false"/>
               <w:spacing w:after="40" w:before="0"/>
               <w:jc w:val="left"/>
             </w:pPr>
@@ -9452,6 +9656,7 @@
           </w:tcPr>
           <w:p>
             <w:pPr>
+              <w:keepNext w:val="false"/>
               <w:spacing w:after="40" w:before="0"/>
               <w:jc w:val="left"/>
             </w:pPr>
@@ -9484,6 +9689,7 @@
           </w:tcPr>
           <w:p>
             <w:pPr>
+              <w:keepNext w:val="false"/>
               <w:spacing w:after="40" w:before="0"/>
               <w:jc w:val="left"/>
             </w:pPr>
@@ -9518,6 +9724,7 @@
           </w:tcPr>
           <w:p>
             <w:pPr>
+              <w:keepNext w:val="false"/>
               <w:spacing w:after="40" w:before="0"/>
               <w:jc w:val="left"/>
             </w:pPr>
@@ -9555,7 +9762,7 @@
             <w:pPr>
               <w:spacing w:after="20" w:before="0"/>
             </w:pPr>
-            <w:hyperlink w:history="1" r:id="rIdvkzzfsppokbq7h5azf12h">
+            <w:hyperlink w:history="1" r:id="rIdswwehodz0yi5zsushs4ks">
               <w:r>
                 <w:rPr>
                   <w:rFonts w:ascii="Arial" w:cs="Arial" w:eastAsia="Arial" w:hAnsi="Arial"/>
@@ -9588,7 +9795,7 @@
               <w:spacing w:after="10" w:before="0"/>
               <w:ind w:left="120"/>
             </w:pPr>
-            <w:hyperlink w:history="1" r:id="rIdr3v-uojpygwxyscwqgml_">
+            <w:hyperlink w:history="1" r:id="rIdjconfo-vlepvrr_n9kn0w">
               <w:r>
                 <w:rPr>
                   <w:rFonts w:ascii="Arial" w:cs="Arial" w:eastAsia="Arial" w:hAnsi="Arial"/>
@@ -9633,7 +9840,7 @@
             <w:pPr>
               <w:spacing w:after="20" w:before="0"/>
             </w:pPr>
-            <w:hyperlink w:history="1" r:id="rIdgoar8cdj4vfi2vmh2qgwv">
+            <w:hyperlink w:history="1" r:id="rIdo2d6jsrtk0ffbo4mkwenv">
               <w:r>
                 <w:rPr>
                   <w:rFonts w:ascii="Arial" w:cs="Arial" w:eastAsia="Arial" w:hAnsi="Arial"/>
@@ -9666,7 +9873,7 @@
               <w:spacing w:after="10" w:before="0"/>
               <w:ind w:left="120"/>
             </w:pPr>
-            <w:hyperlink w:history="1" r:id="rIdvbglz8nxvkf0akpprx2eo">
+            <w:hyperlink w:history="1" r:id="rIdnb-sudkhq9xmk_k4udixm">
               <w:r>
                 <w:rPr>
                   <w:rFonts w:ascii="Arial" w:cs="Arial" w:eastAsia="Arial" w:hAnsi="Arial"/>
@@ -9694,6 +9901,7 @@
           </w:tcPr>
           <w:p>
             <w:pPr>
+              <w:keepNext w:val="false"/>
               <w:spacing w:after="40" w:before="0"/>
               <w:jc w:val="left"/>
             </w:pPr>
@@ -9726,6 +9934,7 @@
           </w:tcPr>
           <w:p>
             <w:pPr>
+              <w:keepNext w:val="false"/>
               <w:spacing w:after="40" w:before="0"/>
               <w:jc w:val="left"/>
             </w:pPr>
@@ -9758,6 +9967,7 @@
           </w:tcPr>
           <w:p>
             <w:pPr>
+              <w:keepNext w:val="false"/>
               <w:spacing w:after="40" w:before="0"/>
               <w:jc w:val="left"/>
             </w:pPr>
@@ -9790,6 +10000,7 @@
           </w:tcPr>
           <w:p>
             <w:pPr>
+              <w:keepNext w:val="false"/>
               <w:spacing w:after="40" w:before="0"/>
               <w:jc w:val="left"/>
             </w:pPr>
@@ -9824,6 +10035,7 @@
           </w:tcPr>
           <w:p>
             <w:pPr>
+              <w:keepNext w:val="false"/>
               <w:spacing w:after="40" w:before="0"/>
               <w:jc w:val="left"/>
             </w:pPr>
@@ -9861,7 +10073,7 @@
             <w:pPr>
               <w:spacing w:after="20" w:before="0"/>
             </w:pPr>
-            <w:hyperlink w:history="1" r:id="rIdcljzg1sbg7renl-agi5cu">
+            <w:hyperlink w:history="1" r:id="rId8z1_hfwlor1d0x8oxsqto">
               <w:r>
                 <w:rPr>
                   <w:rFonts w:ascii="Arial" w:cs="Arial" w:eastAsia="Arial" w:hAnsi="Arial"/>
@@ -9910,7 +10122,7 @@
               <w:spacing w:after="10" w:before="0"/>
               <w:ind w:left="120"/>
             </w:pPr>
-            <w:hyperlink w:history="1" r:id="rIdgmxd38lq7twemkvfkqboa">
+            <w:hyperlink w:history="1" r:id="rIdk6ncaxm0rtrlurhz61n1o">
               <w:r>
                 <w:rPr>
                   <w:rFonts w:ascii="Arial" w:cs="Arial" w:eastAsia="Arial" w:hAnsi="Arial"/>
@@ -9955,7 +10167,7 @@
             <w:pPr>
               <w:spacing w:after="20" w:before="0"/>
             </w:pPr>
-            <w:hyperlink w:history="1" r:id="rIdb6imnbnf8i_ibthplqjrw">
+            <w:hyperlink w:history="1" r:id="rIdswwiezi_favfpnetzbpuy">
               <w:r>
                 <w:rPr>
                   <w:rFonts w:ascii="Arial" w:cs="Arial" w:eastAsia="Arial" w:hAnsi="Arial"/>
@@ -10004,7 +10216,7 @@
               <w:spacing w:after="10" w:before="0"/>
               <w:ind w:left="120"/>
             </w:pPr>
-            <w:hyperlink w:history="1" r:id="rIdmwuii2syd2bnt1ys6j0ag">
+            <w:hyperlink w:history="1" r:id="rIdpogewhrl-c48q_n1ofm8g">
               <w:r>
                 <w:rPr>
                   <w:rFonts w:ascii="Arial" w:cs="Arial" w:eastAsia="Arial" w:hAnsi="Arial"/>
@@ -10032,6 +10244,7 @@
           </w:tcPr>
           <w:p>
             <w:pPr>
+              <w:keepNext w:val="false"/>
               <w:spacing w:after="40" w:before="0"/>
               <w:jc w:val="left"/>
             </w:pPr>
@@ -10064,6 +10277,7 @@
           </w:tcPr>
           <w:p>
             <w:pPr>
+              <w:keepNext w:val="false"/>
               <w:spacing w:after="40" w:before="0"/>
               <w:jc w:val="left"/>
             </w:pPr>
@@ -10096,6 +10310,7 @@
           </w:tcPr>
           <w:p>
             <w:pPr>
+              <w:keepNext w:val="false"/>
               <w:spacing w:after="40" w:before="0"/>
               <w:jc w:val="left"/>
             </w:pPr>
@@ -10128,6 +10343,7 @@
           </w:tcPr>
           <w:p>
             <w:pPr>
+              <w:keepNext w:val="false"/>
               <w:spacing w:after="40" w:before="0"/>
               <w:jc w:val="left"/>
             </w:pPr>
@@ -10162,6 +10378,7 @@
           </w:tcPr>
           <w:p>
             <w:pPr>
+              <w:keepNext w:val="false"/>
               <w:spacing w:after="40" w:before="0"/>
               <w:jc w:val="left"/>
             </w:pPr>
@@ -10199,7 +10416,7 @@
             <w:pPr>
               <w:spacing w:after="20" w:before="0"/>
             </w:pPr>
-            <w:hyperlink w:history="1" r:id="rIdw-zkl2zk9hdssgo9cpiuj">
+            <w:hyperlink w:history="1" r:id="rIdyobyjlbrmqyjww9emuqz-">
               <w:r>
                 <w:rPr>
                   <w:rFonts w:ascii="Arial" w:cs="Arial" w:eastAsia="Arial" w:hAnsi="Arial"/>
@@ -10248,7 +10465,7 @@
               <w:spacing w:after="10" w:before="0"/>
               <w:ind w:left="120"/>
             </w:pPr>
-            <w:hyperlink w:history="1" r:id="rIdc5h9mumvle-frx0yw9div">
+            <w:hyperlink w:history="1" r:id="rIdt50tv1lcgpbqeotsftgsr">
               <w:r>
                 <w:rPr>
                   <w:rFonts w:ascii="Arial" w:cs="Arial" w:eastAsia="Arial" w:hAnsi="Arial"/>
@@ -10293,7 +10510,7 @@
             <w:pPr>
               <w:spacing w:after="20" w:before="0"/>
             </w:pPr>
-            <w:hyperlink w:history="1" r:id="rIdy-oo5xcr2m63k3nkaooyx">
+            <w:hyperlink w:history="1" r:id="rIdnt2t40qy5qnhg-c_3unno">
               <w:r>
                 <w:rPr>
                   <w:rFonts w:ascii="Arial" w:cs="Arial" w:eastAsia="Arial" w:hAnsi="Arial"/>
@@ -10342,7 +10559,7 @@
               <w:spacing w:after="10" w:before="0"/>
               <w:ind w:left="120"/>
             </w:pPr>
-            <w:hyperlink w:history="1" r:id="rId-dyxnhvxqwf1g-a5iy98b">
+            <w:hyperlink w:history="1" r:id="rIddnbaf6dvczv0gv_l0qrzs">
               <w:r>
                 <w:rPr>
                   <w:rFonts w:ascii="Arial" w:cs="Arial" w:eastAsia="Arial" w:hAnsi="Arial"/>
@@ -10370,6 +10587,7 @@
           </w:tcPr>
           <w:p>
             <w:pPr>
+              <w:keepNext w:val="false"/>
               <w:spacing w:after="40" w:before="0"/>
               <w:jc w:val="left"/>
             </w:pPr>
@@ -10402,6 +10620,7 @@
           </w:tcPr>
           <w:p>
             <w:pPr>
+              <w:keepNext w:val="false"/>
               <w:spacing w:after="40" w:before="0"/>
               <w:jc w:val="left"/>
             </w:pPr>
@@ -10434,6 +10653,7 @@
           </w:tcPr>
           <w:p>
             <w:pPr>
+              <w:keepNext w:val="false"/>
               <w:spacing w:after="40" w:before="0"/>
               <w:jc w:val="left"/>
             </w:pPr>
@@ -10466,6 +10686,7 @@
           </w:tcPr>
           <w:p>
             <w:pPr>
+              <w:keepNext w:val="false"/>
               <w:spacing w:after="40" w:before="0"/>
               <w:jc w:val="left"/>
             </w:pPr>
@@ -10500,6 +10721,7 @@
           </w:tcPr>
           <w:p>
             <w:pPr>
+              <w:keepNext w:val="false"/>
               <w:spacing w:after="40" w:before="0"/>
               <w:jc w:val="left"/>
             </w:pPr>
@@ -10537,7 +10759,7 @@
             <w:pPr>
               <w:spacing w:after="20" w:before="0"/>
             </w:pPr>
-            <w:hyperlink w:history="1" r:id="rIdsedlkavzca526gkk6jpxj">
+            <w:hyperlink w:history="1" r:id="rIdmddudrfzl7sn-c3mrduth">
               <w:r>
                 <w:rPr>
                   <w:rFonts w:ascii="Arial" w:cs="Arial" w:eastAsia="Arial" w:hAnsi="Arial"/>
@@ -10586,7 +10808,7 @@
               <w:spacing w:after="10" w:before="0"/>
               <w:ind w:left="120"/>
             </w:pPr>
-            <w:hyperlink w:history="1" r:id="rIdmk9o6x5bllhc5ccvfvbwy">
+            <w:hyperlink w:history="1" r:id="rId-v5m1yoztruilfp0eble7">
               <w:r>
                 <w:rPr>
                   <w:rFonts w:ascii="Arial" w:cs="Arial" w:eastAsia="Arial" w:hAnsi="Arial"/>
@@ -10631,7 +10853,7 @@
             <w:pPr>
               <w:spacing w:after="20" w:before="0"/>
             </w:pPr>
-            <w:hyperlink w:history="1" r:id="rIdybolr-22b6_8tc18ypnch">
+            <w:hyperlink w:history="1" r:id="rIdaotw45nv4mx-nwq35jllp">
               <w:r>
                 <w:rPr>
                   <w:rFonts w:ascii="Arial" w:cs="Arial" w:eastAsia="Arial" w:hAnsi="Arial"/>
@@ -10680,7 +10902,7 @@
               <w:spacing w:after="10" w:before="0"/>
               <w:ind w:left="120"/>
             </w:pPr>
-            <w:hyperlink w:history="1" r:id="rId9zhmhkelgh6vh3ahibjuf">
+            <w:hyperlink w:history="1" r:id="rIdonzefn1znntcc18xrkkm5">
               <w:r>
                 <w:rPr>
                   <w:rFonts w:ascii="Arial" w:cs="Arial" w:eastAsia="Arial" w:hAnsi="Arial"/>
@@ -10708,6 +10930,7 @@
           </w:tcPr>
           <w:p>
             <w:pPr>
+              <w:keepNext w:val="false"/>
               <w:spacing w:after="40" w:before="0"/>
               <w:jc w:val="left"/>
             </w:pPr>
@@ -10740,6 +10963,7 @@
           </w:tcPr>
           <w:p>
             <w:pPr>
+              <w:keepNext w:val="false"/>
               <w:spacing w:after="40" w:before="0"/>
               <w:jc w:val="left"/>
             </w:pPr>
@@ -10772,6 +10996,7 @@
           </w:tcPr>
           <w:p>
             <w:pPr>
+              <w:keepNext w:val="false"/>
               <w:spacing w:after="40" w:before="0"/>
               <w:jc w:val="left"/>
             </w:pPr>
@@ -10804,6 +11029,7 @@
           </w:tcPr>
           <w:p>
             <w:pPr>
+              <w:keepNext w:val="false"/>
               <w:spacing w:after="40" w:before="0"/>
               <w:jc w:val="left"/>
             </w:pPr>
@@ -10863,6 +11089,7 @@
           </w:tcPr>
           <w:p>
             <w:pPr>
+              <w:keepNext w:val="false"/>
               <w:spacing w:after="40" w:before="0"/>
               <w:jc w:val="center"/>
             </w:pPr>
@@ -10897,6 +11124,7 @@
           </w:tcPr>
           <w:p>
             <w:pPr>
+              <w:keepNext w:val="false"/>
               <w:spacing w:after="40" w:before="0"/>
               <w:jc w:val="left"/>
             </w:pPr>
@@ -10958,6 +11186,7 @@
           </w:tcPr>
           <w:p>
             <w:pPr>
+              <w:keepNext w:val="false"/>
               <w:spacing w:after="40" w:before="0"/>
               <w:jc w:val="center"/>
             </w:pPr>
@@ -10992,6 +11221,7 @@
           </w:tcPr>
           <w:p>
             <w:pPr>
+              <w:keepNext w:val="false"/>
               <w:spacing w:after="40" w:before="0"/>
               <w:jc w:val="left"/>
             </w:pPr>
@@ -11024,6 +11254,7 @@
           </w:tcPr>
           <w:p>
             <w:pPr>
+              <w:keepNext w:val="false"/>
               <w:spacing w:after="40" w:before="0"/>
               <w:jc w:val="left"/>
             </w:pPr>
@@ -11058,6 +11289,7 @@
           </w:tcPr>
           <w:p>
             <w:pPr>
+              <w:keepNext w:val="false"/>
               <w:spacing w:after="40" w:before="0"/>
               <w:jc w:val="left"/>
             </w:pPr>
@@ -11090,6 +11322,7 @@
           </w:tcPr>
           <w:p>
             <w:pPr>
+              <w:keepNext w:val="false"/>
               <w:spacing w:after="40" w:before="0"/>
               <w:jc w:val="left"/>
             </w:pPr>
@@ -11124,6 +11357,7 @@
           </w:tcPr>
           <w:p>
             <w:pPr>
+              <w:keepNext w:val="false"/>
               <w:spacing w:after="40" w:before="0"/>
               <w:jc w:val="left"/>
             </w:pPr>
@@ -11156,6 +11390,7 @@
           </w:tcPr>
           <w:p>
             <w:pPr>
+              <w:keepNext w:val="false"/>
               <w:spacing w:after="40" w:before="0"/>
               <w:jc w:val="left"/>
             </w:pPr>
@@ -11192,7 +11427,7 @@
         </w:rPr>
         <w:t xml:space="preserve">© 2026 SeaVuria and ARES. Aligned with KICD objectives. Developed by SeaVuria; technical implementation by ARES (with AI assistance from Claude). Licensed under </w:t>
       </w:r>
-      <w:hyperlink w:history="1" r:id="rId2v-97l_qfbg9mkfdnsoh0">
+      <w:hyperlink w:history="1" r:id="rIdn4uernelrn5kgxsev-rrh">
         <w:r>
           <w:rPr>
             <w:rFonts w:ascii="Arial" w:cs="Arial" w:eastAsia="Arial" w:hAnsi="Arial"/>
@@ -11213,7 +11448,7 @@
         </w:rPr>
         <w:t xml:space="preserve"> (</w:t>
       </w:r>
-      <w:hyperlink w:history="1" r:id="rIdnv_pzxzrttw3sxma5x-cm">
+      <w:hyperlink w:history="1" r:id="rIdzpdtv13bzj9ofuh3olfgb">
         <w:r>
           <w:rPr>
             <w:rFonts w:ascii="Arial" w:cs="Arial" w:eastAsia="Arial" w:hAnsi="Arial"/>
@@ -11273,6 +11508,7 @@
           </w:tcPr>
           <w:p>
             <w:pPr>
+              <w:keepNext w:val="false"/>
               <w:spacing w:after="40" w:before="0"/>
               <w:jc w:val="center"/>
             </w:pPr>
@@ -11308,6 +11544,7 @@
           </w:tcPr>
           <w:p>
             <w:pPr>
+              <w:keepNext w:val="false"/>
               <w:spacing w:after="40" w:before="0"/>
               <w:jc w:val="center"/>
             </w:pPr>
@@ -11342,6 +11579,7 @@
           </w:tcPr>
           <w:p>
             <w:pPr>
+              <w:keepNext w:val="false"/>
               <w:spacing w:after="40" w:before="0"/>
               <w:jc w:val="left"/>
             </w:pPr>
@@ -11374,6 +11612,7 @@
           </w:tcPr>
           <w:p>
             <w:pPr>
+              <w:keepNext w:val="false"/>
               <w:spacing w:after="40" w:before="0"/>
               <w:jc w:val="left"/>
             </w:pPr>
@@ -11408,6 +11647,7 @@
           </w:tcPr>
           <w:p>
             <w:pPr>
+              <w:keepNext w:val="false"/>
               <w:spacing w:after="40" w:before="0"/>
               <w:jc w:val="left"/>
             </w:pPr>
@@ -11440,6 +11680,7 @@
           </w:tcPr>
           <w:p>
             <w:pPr>
+              <w:keepNext w:val="false"/>
               <w:spacing w:after="40" w:before="0"/>
               <w:jc w:val="left"/>
             </w:pPr>
@@ -11474,6 +11715,7 @@
           </w:tcPr>
           <w:p>
             <w:pPr>
+              <w:keepNext w:val="false"/>
               <w:spacing w:after="40" w:before="0"/>
               <w:jc w:val="left"/>
             </w:pPr>
@@ -11506,6 +11748,7 @@
           </w:tcPr>
           <w:p>
             <w:pPr>
+              <w:keepNext w:val="false"/>
               <w:spacing w:after="40" w:before="0"/>
               <w:jc w:val="left"/>
             </w:pPr>
@@ -11540,6 +11783,7 @@
           </w:tcPr>
           <w:p>
             <w:pPr>
+              <w:keepNext w:val="false"/>
               <w:spacing w:after="40" w:before="0"/>
               <w:jc w:val="left"/>
             </w:pPr>
@@ -11572,6 +11816,7 @@
           </w:tcPr>
           <w:p>
             <w:pPr>
+              <w:keepNext w:val="false"/>
               <w:spacing w:after="40" w:before="0"/>
               <w:jc w:val="left"/>
             </w:pPr>
@@ -11606,6 +11851,7 @@
           </w:tcPr>
           <w:p>
             <w:pPr>
+              <w:keepNext w:val="false"/>
               <w:spacing w:after="40" w:before="0"/>
               <w:jc w:val="left"/>
             </w:pPr>
@@ -11638,6 +11884,7 @@
           </w:tcPr>
           <w:p>
             <w:pPr>
+              <w:keepNext w:val="false"/>
               <w:spacing w:after="40" w:before="0"/>
               <w:jc w:val="left"/>
             </w:pPr>
@@ -11672,6 +11919,7 @@
           </w:tcPr>
           <w:p>
             <w:pPr>
+              <w:keepNext w:val="false"/>
               <w:spacing w:after="40" w:before="0"/>
               <w:jc w:val="left"/>
             </w:pPr>
@@ -11704,6 +11952,7 @@
           </w:tcPr>
           <w:p>
             <w:pPr>
+              <w:keepNext w:val="false"/>
               <w:spacing w:after="40" w:before="0"/>
               <w:jc w:val="left"/>
             </w:pPr>
@@ -11738,6 +11987,7 @@
           </w:tcPr>
           <w:p>
             <w:pPr>
+              <w:keepNext w:val="false"/>
               <w:spacing w:after="40" w:before="0"/>
               <w:jc w:val="left"/>
             </w:pPr>
@@ -11770,6 +12020,7 @@
           </w:tcPr>
           <w:p>
             <w:pPr>
+              <w:keepNext w:val="false"/>
               <w:spacing w:after="40" w:before="0"/>
               <w:jc w:val="left"/>
             </w:pPr>
@@ -11804,6 +12055,7 @@
           </w:tcPr>
           <w:p>
             <w:pPr>
+              <w:keepNext w:val="false"/>
               <w:spacing w:after="40" w:before="0"/>
               <w:jc w:val="left"/>
             </w:pPr>
@@ -11836,6 +12088,7 @@
           </w:tcPr>
           <w:p>
             <w:pPr>
+              <w:keepNext w:val="false"/>
               <w:spacing w:after="40" w:before="0"/>
               <w:jc w:val="left"/>
             </w:pPr>
@@ -11895,6 +12148,7 @@
           </w:tcPr>
           <w:p>
             <w:pPr>
+              <w:keepNext w:val="false"/>
               <w:spacing w:after="40" w:before="0"/>
               <w:jc w:val="center"/>
             </w:pPr>
@@ -11929,6 +12183,7 @@
           </w:tcPr>
           <w:p>
             <w:pPr>
+              <w:keepNext w:val="false"/>
               <w:spacing w:after="40" w:before="0"/>
               <w:jc w:val="left"/>
             </w:pPr>
@@ -11993,6 +12248,7 @@
           </w:tcPr>
           <w:p>
             <w:pPr>
+              <w:keepNext w:val="false"/>
               <w:spacing w:after="40" w:before="0"/>
               <w:jc w:val="center"/>
             </w:pPr>
@@ -12027,6 +12283,7 @@
           </w:tcPr>
           <w:p>
             <w:pPr>
+              <w:keepNext w:val="false"/>
               <w:spacing w:after="40" w:before="0"/>
               <w:jc w:val="left"/>
             </w:pPr>
@@ -12059,6 +12316,7 @@
           </w:tcPr>
           <w:p>
             <w:pPr>
+              <w:keepNext w:val="false"/>
               <w:spacing w:after="40" w:before="0"/>
               <w:jc w:val="left"/>
             </w:pPr>
@@ -12091,6 +12349,7 @@
           </w:tcPr>
           <w:p>
             <w:pPr>
+              <w:keepNext w:val="false"/>
               <w:spacing w:after="40" w:before="0"/>
               <w:jc w:val="left"/>
             </w:pPr>
@@ -12123,6 +12382,7 @@
           </w:tcPr>
           <w:p>
             <w:pPr>
+              <w:keepNext w:val="false"/>
               <w:spacing w:after="40" w:before="0"/>
               <w:jc w:val="left"/>
             </w:pPr>
@@ -12155,6 +12415,7 @@
           </w:tcPr>
           <w:p>
             <w:pPr>
+              <w:keepNext w:val="false"/>
               <w:spacing w:after="40" w:before="0"/>
               <w:jc w:val="left"/>
             </w:pPr>
@@ -12189,6 +12450,7 @@
           </w:tcPr>
           <w:p>
             <w:pPr>
+              <w:keepNext w:val="false"/>
               <w:spacing w:after="40" w:before="0"/>
               <w:jc w:val="left"/>
             </w:pPr>
@@ -12226,7 +12488,7 @@
             <w:pPr>
               <w:spacing w:after="20" w:before="0"/>
             </w:pPr>
-            <w:hyperlink w:history="1" r:id="rIdxfafo9qr0dryyfm8tznqc">
+            <w:hyperlink w:history="1" r:id="rIdglymopjbocvntrp2sh8pn">
               <w:r>
                 <w:rPr>
                   <w:rFonts w:ascii="Arial" w:cs="Arial" w:eastAsia="Arial" w:hAnsi="Arial"/>
@@ -12275,7 +12537,7 @@
               <w:spacing w:after="10" w:before="0"/>
               <w:ind w:left="120"/>
             </w:pPr>
-            <w:hyperlink w:history="1" r:id="rIdjo8pvyleydohi1mwvf3-y">
+            <w:hyperlink w:history="1" r:id="rIdzgm547n5divzrc5fixroy">
               <w:r>
                 <w:rPr>
                   <w:rFonts w:ascii="Arial" w:cs="Arial" w:eastAsia="Arial" w:hAnsi="Arial"/>
@@ -12320,7 +12582,7 @@
             <w:pPr>
               <w:spacing w:after="20" w:before="0"/>
             </w:pPr>
-            <w:hyperlink w:history="1" r:id="rIdcyzxpkoejh-e1crepfcox">
+            <w:hyperlink w:history="1" r:id="rIdkxmi8az-znbaghxysnf8h">
               <w:r>
                 <w:rPr>
                   <w:rFonts w:ascii="Arial" w:cs="Arial" w:eastAsia="Arial" w:hAnsi="Arial"/>
@@ -12369,7 +12631,7 @@
               <w:spacing w:after="10" w:before="0"/>
               <w:ind w:left="120"/>
             </w:pPr>
-            <w:hyperlink w:history="1" r:id="rIdi91pnkxtdsvipi0xavm_z">
+            <w:hyperlink w:history="1" r:id="rIdcdssxmzugjujenpgove5o">
               <w:r>
                 <w:rPr>
                   <w:rFonts w:ascii="Arial" w:cs="Arial" w:eastAsia="Arial" w:hAnsi="Arial"/>
@@ -12397,6 +12659,7 @@
           </w:tcPr>
           <w:p>
             <w:pPr>
+              <w:keepNext w:val="false"/>
               <w:spacing w:after="40" w:before="0"/>
               <w:jc w:val="left"/>
             </w:pPr>
@@ -12429,6 +12692,7 @@
           </w:tcPr>
           <w:p>
             <w:pPr>
+              <w:keepNext w:val="false"/>
               <w:spacing w:after="40" w:before="0"/>
               <w:jc w:val="left"/>
             </w:pPr>
@@ -12461,6 +12725,7 @@
           </w:tcPr>
           <w:p>
             <w:pPr>
+              <w:keepNext w:val="false"/>
               <w:spacing w:after="40" w:before="0"/>
               <w:jc w:val="left"/>
             </w:pPr>
@@ -12493,6 +12758,7 @@
           </w:tcPr>
           <w:p>
             <w:pPr>
+              <w:keepNext w:val="false"/>
               <w:spacing w:after="40" w:before="0"/>
               <w:jc w:val="left"/>
             </w:pPr>
@@ -12527,6 +12793,7 @@
           </w:tcPr>
           <w:p>
             <w:pPr>
+              <w:keepNext w:val="false"/>
               <w:spacing w:after="40" w:before="0"/>
               <w:jc w:val="left"/>
             </w:pPr>
@@ -12564,7 +12831,7 @@
             <w:pPr>
               <w:spacing w:after="20" w:before="0"/>
             </w:pPr>
-            <w:hyperlink w:history="1" r:id="rId98vadbnp2agi8cd1u4mxa">
+            <w:hyperlink w:history="1" r:id="rIdo4iwm3yns2gboiaibdb0w">
               <w:r>
                 <w:rPr>
                   <w:rFonts w:ascii="Arial" w:cs="Arial" w:eastAsia="Arial" w:hAnsi="Arial"/>
@@ -12613,7 +12880,7 @@
               <w:spacing w:after="10" w:before="0"/>
               <w:ind w:left="120"/>
             </w:pPr>
-            <w:hyperlink w:history="1" r:id="rIdk5qpmi5e4eoama_pgeuue">
+            <w:hyperlink w:history="1" r:id="rIdfjpm__914gl-rgp_kukj6">
               <w:r>
                 <w:rPr>
                   <w:rFonts w:ascii="Arial" w:cs="Arial" w:eastAsia="Arial" w:hAnsi="Arial"/>
@@ -12658,7 +12925,7 @@
             <w:pPr>
               <w:spacing w:after="20" w:before="0"/>
             </w:pPr>
-            <w:hyperlink w:history="1" r:id="rIdhwo7muzijodkt73typlh6">
+            <w:hyperlink w:history="1" r:id="rIdkw6b4ie0c1q0d37zs0he1">
               <w:r>
                 <w:rPr>
                   <w:rFonts w:ascii="Arial" w:cs="Arial" w:eastAsia="Arial" w:hAnsi="Arial"/>
@@ -12707,7 +12974,7 @@
               <w:spacing w:after="10" w:before="0"/>
               <w:ind w:left="120"/>
             </w:pPr>
-            <w:hyperlink w:history="1" r:id="rIdzvpmfjfimurysghnw5gd_">
+            <w:hyperlink w:history="1" r:id="rId85nmmzkknznuo-oavwcct">
               <w:r>
                 <w:rPr>
                   <w:rFonts w:ascii="Arial" w:cs="Arial" w:eastAsia="Arial" w:hAnsi="Arial"/>
@@ -12735,6 +13002,7 @@
           </w:tcPr>
           <w:p>
             <w:pPr>
+              <w:keepNext w:val="false"/>
               <w:spacing w:after="40" w:before="0"/>
               <w:jc w:val="left"/>
             </w:pPr>
@@ -12767,6 +13035,7 @@
           </w:tcPr>
           <w:p>
             <w:pPr>
+              <w:keepNext w:val="false"/>
               <w:spacing w:after="40" w:before="0"/>
               <w:jc w:val="left"/>
             </w:pPr>
@@ -12799,6 +13068,7 @@
           </w:tcPr>
           <w:p>
             <w:pPr>
+              <w:keepNext w:val="false"/>
               <w:spacing w:after="40" w:before="0"/>
               <w:jc w:val="left"/>
             </w:pPr>
@@ -12831,6 +13101,7 @@
           </w:tcPr>
           <w:p>
             <w:pPr>
+              <w:keepNext w:val="false"/>
               <w:spacing w:after="40" w:before="0"/>
               <w:jc w:val="left"/>
             </w:pPr>
@@ -12865,6 +13136,7 @@
           </w:tcPr>
           <w:p>
             <w:pPr>
+              <w:keepNext w:val="false"/>
               <w:spacing w:after="40" w:before="0"/>
               <w:jc w:val="left"/>
             </w:pPr>
@@ -12902,7 +13174,7 @@
             <w:pPr>
               <w:spacing w:after="20" w:before="0"/>
             </w:pPr>
-            <w:hyperlink w:history="1" r:id="rIdssexwfhd1hbjndld8xrmo">
+            <w:hyperlink w:history="1" r:id="rIduddzwswcy9dze3ulzzufc">
               <w:r>
                 <w:rPr>
                   <w:rFonts w:ascii="Arial" w:cs="Arial" w:eastAsia="Arial" w:hAnsi="Arial"/>
@@ -12951,7 +13223,7 @@
               <w:spacing w:after="10" w:before="0"/>
               <w:ind w:left="120"/>
             </w:pPr>
-            <w:hyperlink w:history="1" r:id="rIddh6zacst271apy0kyd7tz">
+            <w:hyperlink w:history="1" r:id="rIdwk6rpaqvep3vdw082_nz-">
               <w:r>
                 <w:rPr>
                   <w:rFonts w:ascii="Arial" w:cs="Arial" w:eastAsia="Arial" w:hAnsi="Arial"/>
@@ -12996,7 +13268,7 @@
             <w:pPr>
               <w:spacing w:after="20" w:before="0"/>
             </w:pPr>
-            <w:hyperlink w:history="1" r:id="rIdmo7t-bbs-xjhdedzrtjg-">
+            <w:hyperlink w:history="1" r:id="rIdsdnmz4zwche_my1rlya2i">
               <w:r>
                 <w:rPr>
                   <w:rFonts w:ascii="Arial" w:cs="Arial" w:eastAsia="Arial" w:hAnsi="Arial"/>
@@ -13045,7 +13317,7 @@
               <w:spacing w:after="10" w:before="0"/>
               <w:ind w:left="120"/>
             </w:pPr>
-            <w:hyperlink w:history="1" r:id="rIdtf32iyg37f0y6ionbjlmq">
+            <w:hyperlink w:history="1" r:id="rId5r75e6lrz_4vcc3l1x_uw">
               <w:r>
                 <w:rPr>
                   <w:rFonts w:ascii="Arial" w:cs="Arial" w:eastAsia="Arial" w:hAnsi="Arial"/>
@@ -13073,6 +13345,7 @@
           </w:tcPr>
           <w:p>
             <w:pPr>
+              <w:keepNext w:val="false"/>
               <w:spacing w:after="40" w:before="0"/>
               <w:jc w:val="left"/>
             </w:pPr>
@@ -13105,6 +13378,7 @@
           </w:tcPr>
           <w:p>
             <w:pPr>
+              <w:keepNext w:val="false"/>
               <w:spacing w:after="40" w:before="0"/>
               <w:jc w:val="left"/>
             </w:pPr>
@@ -13137,6 +13411,7 @@
           </w:tcPr>
           <w:p>
             <w:pPr>
+              <w:keepNext w:val="false"/>
               <w:spacing w:after="40" w:before="0"/>
               <w:jc w:val="left"/>
             </w:pPr>
@@ -13169,6 +13444,7 @@
           </w:tcPr>
           <w:p>
             <w:pPr>
+              <w:keepNext w:val="false"/>
               <w:spacing w:after="40" w:before="0"/>
               <w:jc w:val="left"/>
             </w:pPr>
@@ -13203,6 +13479,7 @@
           </w:tcPr>
           <w:p>
             <w:pPr>
+              <w:keepNext w:val="false"/>
               <w:spacing w:after="40" w:before="0"/>
               <w:jc w:val="left"/>
             </w:pPr>
@@ -13240,7 +13517,7 @@
             <w:pPr>
               <w:spacing w:after="20" w:before="0"/>
             </w:pPr>
-            <w:hyperlink w:history="1" r:id="rId9xtaovgeh4cuyaaykhkc_">
+            <w:hyperlink w:history="1" r:id="rId_6swtpfuesfmnvyyuch5k">
               <w:r>
                 <w:rPr>
                   <w:rFonts w:ascii="Arial" w:cs="Arial" w:eastAsia="Arial" w:hAnsi="Arial"/>
@@ -13289,7 +13566,7 @@
               <w:spacing w:after="10" w:before="0"/>
               <w:ind w:left="120"/>
             </w:pPr>
-            <w:hyperlink w:history="1" r:id="rIdzdkaoyp7b658bdurtikme">
+            <w:hyperlink w:history="1" r:id="rIdcnd4nehgi1e7gwoiejvzr">
               <w:r>
                 <w:rPr>
                   <w:rFonts w:ascii="Arial" w:cs="Arial" w:eastAsia="Arial" w:hAnsi="Arial"/>
@@ -13334,7 +13611,7 @@
             <w:pPr>
               <w:spacing w:after="20" w:before="0"/>
             </w:pPr>
-            <w:hyperlink w:history="1" r:id="rIdeagdyq--f3-urf91hejij">
+            <w:hyperlink w:history="1" r:id="rIdzy7ijav6l-rzuoertmcf7">
               <w:r>
                 <w:rPr>
                   <w:rFonts w:ascii="Arial" w:cs="Arial" w:eastAsia="Arial" w:hAnsi="Arial"/>
@@ -13383,7 +13660,7 @@
               <w:spacing w:after="10" w:before="0"/>
               <w:ind w:left="120"/>
             </w:pPr>
-            <w:hyperlink w:history="1" r:id="rIdhc0zbe78gtnzgetaxtw-q">
+            <w:hyperlink w:history="1" r:id="rIdr7ztlxicdcjv31x84wqxt">
               <w:r>
                 <w:rPr>
                   <w:rFonts w:ascii="Arial" w:cs="Arial" w:eastAsia="Arial" w:hAnsi="Arial"/>
@@ -13411,6 +13688,7 @@
           </w:tcPr>
           <w:p>
             <w:pPr>
+              <w:keepNext w:val="false"/>
               <w:spacing w:after="40" w:before="0"/>
               <w:jc w:val="left"/>
             </w:pPr>
@@ -13443,6 +13721,7 @@
           </w:tcPr>
           <w:p>
             <w:pPr>
+              <w:keepNext w:val="false"/>
               <w:spacing w:after="40" w:before="0"/>
               <w:jc w:val="left"/>
             </w:pPr>
@@ -13475,6 +13754,7 @@
           </w:tcPr>
           <w:p>
             <w:pPr>
+              <w:keepNext w:val="false"/>
               <w:spacing w:after="40" w:before="0"/>
               <w:jc w:val="left"/>
             </w:pPr>
@@ -13507,6 +13787,7 @@
           </w:tcPr>
           <w:p>
             <w:pPr>
+              <w:keepNext w:val="false"/>
               <w:spacing w:after="40" w:before="0"/>
               <w:jc w:val="left"/>
             </w:pPr>
@@ -13541,6 +13822,7 @@
           </w:tcPr>
           <w:p>
             <w:pPr>
+              <w:keepNext w:val="false"/>
               <w:spacing w:after="40" w:before="0"/>
               <w:jc w:val="left"/>
             </w:pPr>
@@ -13578,7 +13860,7 @@
             <w:pPr>
               <w:spacing w:after="20" w:before="0"/>
             </w:pPr>
-            <w:hyperlink w:history="1" r:id="rIdyc1-8h4hlw97sx5bu-ga_">
+            <w:hyperlink w:history="1" r:id="rId0kyyfmob_7wuufkn0njpd">
               <w:r>
                 <w:rPr>
                   <w:rFonts w:ascii="Arial" w:cs="Arial" w:eastAsia="Arial" w:hAnsi="Arial"/>
@@ -13627,7 +13909,7 @@
               <w:spacing w:after="10" w:before="0"/>
               <w:ind w:left="120"/>
             </w:pPr>
-            <w:hyperlink w:history="1" r:id="rIdctpzeemolwbpcqazfzvhs">
+            <w:hyperlink w:history="1" r:id="rId4zbeek5embnk4qbqbdtvi">
               <w:r>
                 <w:rPr>
                   <w:rFonts w:ascii="Arial" w:cs="Arial" w:eastAsia="Arial" w:hAnsi="Arial"/>
@@ -13672,7 +13954,7 @@
             <w:pPr>
               <w:spacing w:after="20" w:before="0"/>
             </w:pPr>
-            <w:hyperlink w:history="1" r:id="rId52xhlqfcpleeyx0jmbvyq">
+            <w:hyperlink w:history="1" r:id="rIdnhzdl1gbotop5acjrpzsq">
               <w:r>
                 <w:rPr>
                   <w:rFonts w:ascii="Arial" w:cs="Arial" w:eastAsia="Arial" w:hAnsi="Arial"/>
@@ -13721,7 +14003,7 @@
               <w:spacing w:after="10" w:before="0"/>
               <w:ind w:left="120"/>
             </w:pPr>
-            <w:hyperlink w:history="1" r:id="rIdf0q-2ttnbfm4ap0rc7ycd">
+            <w:hyperlink w:history="1" r:id="rIdd5whayk-9f2jv5b8yjkxc">
               <w:r>
                 <w:rPr>
                   <w:rFonts w:ascii="Arial" w:cs="Arial" w:eastAsia="Arial" w:hAnsi="Arial"/>
@@ -13749,6 +14031,7 @@
           </w:tcPr>
           <w:p>
             <w:pPr>
+              <w:keepNext w:val="false"/>
               <w:spacing w:after="40" w:before="0"/>
               <w:jc w:val="left"/>
             </w:pPr>
@@ -13781,6 +14064,7 @@
           </w:tcPr>
           <w:p>
             <w:pPr>
+              <w:keepNext w:val="false"/>
               <w:spacing w:after="40" w:before="0"/>
               <w:jc w:val="left"/>
             </w:pPr>
@@ -13813,6 +14097,7 @@
           </w:tcPr>
           <w:p>
             <w:pPr>
+              <w:keepNext w:val="false"/>
               <w:spacing w:after="40" w:before="0"/>
               <w:jc w:val="left"/>
             </w:pPr>
@@ -13845,6 +14130,7 @@
           </w:tcPr>
           <w:p>
             <w:pPr>
+              <w:keepNext w:val="false"/>
               <w:spacing w:after="40" w:before="0"/>
               <w:jc w:val="left"/>
             </w:pPr>
@@ -13904,6 +14190,7 @@
           </w:tcPr>
           <w:p>
             <w:pPr>
+              <w:keepNext w:val="false"/>
               <w:spacing w:after="40" w:before="0"/>
               <w:jc w:val="center"/>
             </w:pPr>
@@ -13938,6 +14225,7 @@
           </w:tcPr>
           <w:p>
             <w:pPr>
+              <w:keepNext w:val="false"/>
               <w:spacing w:after="40" w:before="0"/>
               <w:jc w:val="left"/>
             </w:pPr>
@@ -13999,6 +14287,7 @@
           </w:tcPr>
           <w:p>
             <w:pPr>
+              <w:keepNext w:val="false"/>
               <w:spacing w:after="40" w:before="0"/>
               <w:jc w:val="center"/>
             </w:pPr>
@@ -14033,6 +14322,7 @@
           </w:tcPr>
           <w:p>
             <w:pPr>
+              <w:keepNext w:val="false"/>
               <w:spacing w:after="40" w:before="0"/>
               <w:jc w:val="left"/>
             </w:pPr>
@@ -14065,6 +14355,7 @@
           </w:tcPr>
           <w:p>
             <w:pPr>
+              <w:keepNext w:val="false"/>
               <w:spacing w:after="40" w:before="0"/>
               <w:jc w:val="left"/>
             </w:pPr>
@@ -14099,6 +14390,7 @@
           </w:tcPr>
           <w:p>
             <w:pPr>
+              <w:keepNext w:val="false"/>
               <w:spacing w:after="40" w:before="0"/>
               <w:jc w:val="left"/>
             </w:pPr>
@@ -14131,6 +14423,7 @@
           </w:tcPr>
           <w:p>
             <w:pPr>
+              <w:keepNext w:val="false"/>
               <w:spacing w:after="40" w:before="0"/>
               <w:jc w:val="left"/>
             </w:pPr>
@@ -14165,6 +14458,7 @@
           </w:tcPr>
           <w:p>
             <w:pPr>
+              <w:keepNext w:val="false"/>
               <w:spacing w:after="40" w:before="0"/>
               <w:jc w:val="left"/>
             </w:pPr>
@@ -14197,6 +14491,7 @@
           </w:tcPr>
           <w:p>
             <w:pPr>
+              <w:keepNext w:val="false"/>
               <w:spacing w:after="40" w:before="0"/>
               <w:jc w:val="left"/>
             </w:pPr>
@@ -14233,7 +14528,7 @@
         </w:rPr>
         <w:t xml:space="preserve">© 2026 SeaVuria and ARES. Aligned with KICD objectives. Developed by SeaVuria; technical implementation by ARES (with AI assistance from Claude). Licensed under </w:t>
       </w:r>
-      <w:hyperlink w:history="1" r:id="rIdhcsjyuecr-lnlmdwiuqac">
+      <w:hyperlink w:history="1" r:id="rIdkykzgjzbhahrzi2uugoou">
         <w:r>
           <w:rPr>
             <w:rFonts w:ascii="Arial" w:cs="Arial" w:eastAsia="Arial" w:hAnsi="Arial"/>
@@ -14254,7 +14549,7 @@
         </w:rPr>
         <w:t xml:space="preserve"> (</w:t>
       </w:r>
-      <w:hyperlink w:history="1" r:id="rIdj_tgp6v_8isuyfwfxwp5h">
+      <w:hyperlink w:history="1" r:id="rIdo_asd4hkmpppi1ekxvgwl">
         <w:r>
           <w:rPr>
             <w:rFonts w:ascii="Arial" w:cs="Arial" w:eastAsia="Arial" w:hAnsi="Arial"/>
@@ -14314,6 +14609,7 @@
           </w:tcPr>
           <w:p>
             <w:pPr>
+              <w:keepNext w:val="false"/>
               <w:spacing w:after="40" w:before="0"/>
               <w:jc w:val="center"/>
             </w:pPr>
@@ -14349,6 +14645,7 @@
           </w:tcPr>
           <w:p>
             <w:pPr>
+              <w:keepNext w:val="false"/>
               <w:spacing w:after="40" w:before="0"/>
               <w:jc w:val="center"/>
             </w:pPr>
@@ -14383,6 +14680,7 @@
           </w:tcPr>
           <w:p>
             <w:pPr>
+              <w:keepNext w:val="false"/>
               <w:spacing w:after="40" w:before="0"/>
               <w:jc w:val="left"/>
             </w:pPr>
@@ -14415,6 +14713,7 @@
           </w:tcPr>
           <w:p>
             <w:pPr>
+              <w:keepNext w:val="false"/>
               <w:spacing w:after="40" w:before="0"/>
               <w:jc w:val="left"/>
             </w:pPr>
@@ -14449,6 +14748,7 @@
           </w:tcPr>
           <w:p>
             <w:pPr>
+              <w:keepNext w:val="false"/>
               <w:spacing w:after="40" w:before="0"/>
               <w:jc w:val="left"/>
             </w:pPr>
@@ -14481,6 +14781,7 @@
           </w:tcPr>
           <w:p>
             <w:pPr>
+              <w:keepNext w:val="false"/>
               <w:spacing w:after="40" w:before="0"/>
               <w:jc w:val="left"/>
             </w:pPr>
@@ -14515,6 +14816,7 @@
           </w:tcPr>
           <w:p>
             <w:pPr>
+              <w:keepNext w:val="false"/>
               <w:spacing w:after="40" w:before="0"/>
               <w:jc w:val="left"/>
             </w:pPr>
@@ -14547,6 +14849,7 @@
           </w:tcPr>
           <w:p>
             <w:pPr>
+              <w:keepNext w:val="false"/>
               <w:spacing w:after="40" w:before="0"/>
               <w:jc w:val="left"/>
             </w:pPr>
@@ -14581,6 +14884,7 @@
           </w:tcPr>
           <w:p>
             <w:pPr>
+              <w:keepNext w:val="false"/>
               <w:spacing w:after="40" w:before="0"/>
               <w:jc w:val="left"/>
             </w:pPr>
@@ -14613,6 +14917,7 @@
           </w:tcPr>
           <w:p>
             <w:pPr>
+              <w:keepNext w:val="false"/>
               <w:spacing w:after="40" w:before="0"/>
               <w:jc w:val="left"/>
             </w:pPr>
@@ -14647,6 +14952,7 @@
           </w:tcPr>
           <w:p>
             <w:pPr>
+              <w:keepNext w:val="false"/>
               <w:spacing w:after="40" w:before="0"/>
               <w:jc w:val="left"/>
             </w:pPr>
@@ -14679,6 +14985,7 @@
           </w:tcPr>
           <w:p>
             <w:pPr>
+              <w:keepNext w:val="false"/>
               <w:spacing w:after="40" w:before="0"/>
               <w:jc w:val="left"/>
             </w:pPr>
@@ -14713,6 +15020,7 @@
           </w:tcPr>
           <w:p>
             <w:pPr>
+              <w:keepNext w:val="false"/>
               <w:spacing w:after="40" w:before="0"/>
               <w:jc w:val="left"/>
             </w:pPr>
@@ -14745,6 +15053,7 @@
           </w:tcPr>
           <w:p>
             <w:pPr>
+              <w:keepNext w:val="false"/>
               <w:spacing w:after="40" w:before="0"/>
               <w:jc w:val="left"/>
             </w:pPr>
@@ -14779,6 +15088,7 @@
           </w:tcPr>
           <w:p>
             <w:pPr>
+              <w:keepNext w:val="false"/>
               <w:spacing w:after="40" w:before="0"/>
               <w:jc w:val="left"/>
             </w:pPr>
@@ -14811,6 +15121,7 @@
           </w:tcPr>
           <w:p>
             <w:pPr>
+              <w:keepNext w:val="false"/>
               <w:spacing w:after="40" w:before="0"/>
               <w:jc w:val="left"/>
             </w:pPr>
@@ -14845,6 +15156,7 @@
           </w:tcPr>
           <w:p>
             <w:pPr>
+              <w:keepNext w:val="false"/>
               <w:spacing w:after="40" w:before="0"/>
               <w:jc w:val="left"/>
             </w:pPr>
@@ -14877,6 +15189,7 @@
           </w:tcPr>
           <w:p>
             <w:pPr>
+              <w:keepNext w:val="false"/>
               <w:spacing w:after="40" w:before="0"/>
               <w:jc w:val="left"/>
             </w:pPr>
@@ -14936,6 +15249,7 @@
           </w:tcPr>
           <w:p>
             <w:pPr>
+              <w:keepNext w:val="false"/>
               <w:spacing w:after="40" w:before="0"/>
               <w:jc w:val="center"/>
             </w:pPr>
@@ -14970,6 +15284,7 @@
           </w:tcPr>
           <w:p>
             <w:pPr>
+              <w:keepNext w:val="false"/>
               <w:spacing w:after="40" w:before="0"/>
               <w:jc w:val="left"/>
             </w:pPr>
@@ -15034,6 +15349,7 @@
           </w:tcPr>
           <w:p>
             <w:pPr>
+              <w:keepNext w:val="false"/>
               <w:spacing w:after="40" w:before="0"/>
               <w:jc w:val="center"/>
             </w:pPr>
@@ -15068,6 +15384,7 @@
           </w:tcPr>
           <w:p>
             <w:pPr>
+              <w:keepNext w:val="false"/>
               <w:spacing w:after="40" w:before="0"/>
               <w:jc w:val="left"/>
             </w:pPr>
@@ -15100,6 +15417,7 @@
           </w:tcPr>
           <w:p>
             <w:pPr>
+              <w:keepNext w:val="false"/>
               <w:spacing w:after="40" w:before="0"/>
               <w:jc w:val="left"/>
             </w:pPr>
@@ -15132,6 +15450,7 @@
           </w:tcPr>
           <w:p>
             <w:pPr>
+              <w:keepNext w:val="false"/>
               <w:spacing w:after="40" w:before="0"/>
               <w:jc w:val="left"/>
             </w:pPr>
@@ -15164,6 +15483,7 @@
           </w:tcPr>
           <w:p>
             <w:pPr>
+              <w:keepNext w:val="false"/>
               <w:spacing w:after="40" w:before="0"/>
               <w:jc w:val="left"/>
             </w:pPr>
@@ -15196,6 +15516,7 @@
           </w:tcPr>
           <w:p>
             <w:pPr>
+              <w:keepNext w:val="false"/>
               <w:spacing w:after="40" w:before="0"/>
               <w:jc w:val="left"/>
             </w:pPr>
@@ -15230,6 +15551,7 @@
           </w:tcPr>
           <w:p>
             <w:pPr>
+              <w:keepNext w:val="false"/>
               <w:spacing w:after="40" w:before="0"/>
               <w:jc w:val="left"/>
             </w:pPr>
@@ -15267,7 +15589,7 @@
             <w:pPr>
               <w:spacing w:after="20" w:before="0"/>
             </w:pPr>
-            <w:hyperlink w:history="1" r:id="rId1h5wagcenuchumjma4qzr">
+            <w:hyperlink w:history="1" r:id="rIdndwr3vohjmx-ci-qnvido">
               <w:r>
                 <w:rPr>
                   <w:rFonts w:ascii="Arial" w:cs="Arial" w:eastAsia="Arial" w:hAnsi="Arial"/>
@@ -15300,7 +15622,7 @@
               <w:spacing w:after="10" w:before="0"/>
               <w:ind w:left="120"/>
             </w:pPr>
-            <w:hyperlink w:history="1" r:id="rIdoyhsgbasxtfzcptlfi7ch">
+            <w:hyperlink w:history="1" r:id="rIdbsvqmthzlxomphrtrlfut">
               <w:r>
                 <w:rPr>
                   <w:rFonts w:ascii="Arial" w:cs="Arial" w:eastAsia="Arial" w:hAnsi="Arial"/>
@@ -15345,7 +15667,7 @@
             <w:pPr>
               <w:spacing w:after="20" w:before="0"/>
             </w:pPr>
-            <w:hyperlink w:history="1" r:id="rIdr3d6mdrobv7jkh47hawmo">
+            <w:hyperlink w:history="1" r:id="rIdao0hbydlk3tapp2kghant">
               <w:r>
                 <w:rPr>
                   <w:rFonts w:ascii="Arial" w:cs="Arial" w:eastAsia="Arial" w:hAnsi="Arial"/>
@@ -15378,7 +15700,7 @@
               <w:spacing w:after="10" w:before="0"/>
               <w:ind w:left="120"/>
             </w:pPr>
-            <w:hyperlink w:history="1" r:id="rIdygridgkg2b704bbdhqmyx">
+            <w:hyperlink w:history="1" r:id="rId8gv3lthzdwn8eejfs9psu">
               <w:r>
                 <w:rPr>
                   <w:rFonts w:ascii="Arial" w:cs="Arial" w:eastAsia="Arial" w:hAnsi="Arial"/>
@@ -15406,6 +15728,7 @@
           </w:tcPr>
           <w:p>
             <w:pPr>
+              <w:keepNext w:val="false"/>
               <w:spacing w:after="40" w:before="0"/>
               <w:jc w:val="left"/>
             </w:pPr>
@@ -15438,6 +15761,7 @@
           </w:tcPr>
           <w:p>
             <w:pPr>
+              <w:keepNext w:val="false"/>
               <w:spacing w:after="40" w:before="0"/>
               <w:jc w:val="left"/>
             </w:pPr>
@@ -15470,6 +15794,7 @@
           </w:tcPr>
           <w:p>
             <w:pPr>
+              <w:keepNext w:val="false"/>
               <w:spacing w:after="40" w:before="0"/>
               <w:jc w:val="left"/>
             </w:pPr>
@@ -15502,6 +15827,7 @@
           </w:tcPr>
           <w:p>
             <w:pPr>
+              <w:keepNext w:val="false"/>
               <w:spacing w:after="40" w:before="0"/>
               <w:jc w:val="left"/>
             </w:pPr>
@@ -15536,6 +15862,7 @@
           </w:tcPr>
           <w:p>
             <w:pPr>
+              <w:keepNext w:val="false"/>
               <w:spacing w:after="40" w:before="0"/>
               <w:jc w:val="left"/>
             </w:pPr>
@@ -15573,7 +15900,7 @@
             <w:pPr>
               <w:spacing w:after="20" w:before="0"/>
             </w:pPr>
-            <w:hyperlink w:history="1" r:id="rIdiuqgavwa8u8-vhfypjdwd">
+            <w:hyperlink w:history="1" r:id="rIdxcyfzkn0nloendobm-qnd">
               <w:r>
                 <w:rPr>
                   <w:rFonts w:ascii="Arial" w:cs="Arial" w:eastAsia="Arial" w:hAnsi="Arial"/>
@@ -15606,7 +15933,7 @@
               <w:spacing w:after="10" w:before="0"/>
               <w:ind w:left="120"/>
             </w:pPr>
-            <w:hyperlink w:history="1" r:id="rIdh-ae0bjk5mdehuwbvh7iu">
+            <w:hyperlink w:history="1" r:id="rIdfnjighehqsmdt-n2j39mf">
               <w:r>
                 <w:rPr>
                   <w:rFonts w:ascii="Arial" w:cs="Arial" w:eastAsia="Arial" w:hAnsi="Arial"/>
@@ -15651,7 +15978,7 @@
             <w:pPr>
               <w:spacing w:after="20" w:before="0"/>
             </w:pPr>
-            <w:hyperlink w:history="1" r:id="rId3gixz4d2gzdi9fwv4kz56">
+            <w:hyperlink w:history="1" r:id="rIdlprrxjn0fjyfjj0aof4vr">
               <w:r>
                 <w:rPr>
                   <w:rFonts w:ascii="Arial" w:cs="Arial" w:eastAsia="Arial" w:hAnsi="Arial"/>
@@ -15684,7 +16011,7 @@
               <w:spacing w:after="10" w:before="0"/>
               <w:ind w:left="120"/>
             </w:pPr>
-            <w:hyperlink w:history="1" r:id="rIdc30pu5deetbgir9mvunk0">
+            <w:hyperlink w:history="1" r:id="rIdhfrbfkukcaqoanjago-h1">
               <w:r>
                 <w:rPr>
                   <w:rFonts w:ascii="Arial" w:cs="Arial" w:eastAsia="Arial" w:hAnsi="Arial"/>
@@ -15712,6 +16039,7 @@
           </w:tcPr>
           <w:p>
             <w:pPr>
+              <w:keepNext w:val="false"/>
               <w:spacing w:after="40" w:before="0"/>
               <w:jc w:val="left"/>
             </w:pPr>
@@ -15744,6 +16072,7 @@
           </w:tcPr>
           <w:p>
             <w:pPr>
+              <w:keepNext w:val="false"/>
               <w:spacing w:after="40" w:before="0"/>
               <w:jc w:val="left"/>
             </w:pPr>
@@ -15776,6 +16105,7 @@
           </w:tcPr>
           <w:p>
             <w:pPr>
+              <w:keepNext w:val="false"/>
               <w:spacing w:after="40" w:before="0"/>
               <w:jc w:val="left"/>
             </w:pPr>
@@ -15808,6 +16138,7 @@
           </w:tcPr>
           <w:p>
             <w:pPr>
+              <w:keepNext w:val="false"/>
               <w:spacing w:after="40" w:before="0"/>
               <w:jc w:val="left"/>
             </w:pPr>
@@ -15842,6 +16173,7 @@
           </w:tcPr>
           <w:p>
             <w:pPr>
+              <w:keepNext w:val="false"/>
               <w:spacing w:after="40" w:before="0"/>
               <w:jc w:val="left"/>
             </w:pPr>
@@ -15879,7 +16211,7 @@
             <w:pPr>
               <w:spacing w:after="20" w:before="0"/>
             </w:pPr>
-            <w:hyperlink w:history="1" r:id="rIdj2hs6klxbdjssjwvjr4d4">
+            <w:hyperlink w:history="1" r:id="rIdq0pbx54-mbi-ljop-27tc">
               <w:r>
                 <w:rPr>
                   <w:rFonts w:ascii="Arial" w:cs="Arial" w:eastAsia="Arial" w:hAnsi="Arial"/>
@@ -15928,7 +16260,7 @@
               <w:spacing w:after="10" w:before="0"/>
               <w:ind w:left="120"/>
             </w:pPr>
-            <w:hyperlink w:history="1" r:id="rIdl-mp1hfmnpac-a4cs8vh4">
+            <w:hyperlink w:history="1" r:id="rIdmuger3hmx4krdz-p4xx_s">
               <w:r>
                 <w:rPr>
                   <w:rFonts w:ascii="Arial" w:cs="Arial" w:eastAsia="Arial" w:hAnsi="Arial"/>
@@ -15973,7 +16305,7 @@
             <w:pPr>
               <w:spacing w:after="20" w:before="0"/>
             </w:pPr>
-            <w:hyperlink w:history="1" r:id="rIdcwngx5cgd1od6qqtpwrnc">
+            <w:hyperlink w:history="1" r:id="rIdwomh2zckh6gu562ssirfw">
               <w:r>
                 <w:rPr>
                   <w:rFonts w:ascii="Arial" w:cs="Arial" w:eastAsia="Arial" w:hAnsi="Arial"/>
@@ -16022,7 +16354,7 @@
               <w:spacing w:after="10" w:before="0"/>
               <w:ind w:left="120"/>
             </w:pPr>
-            <w:hyperlink w:history="1" r:id="rIdkyz0mnhe_ahkhu0excnox">
+            <w:hyperlink w:history="1" r:id="rIduoe7okzngxwjqzmwof2cw">
               <w:r>
                 <w:rPr>
                   <w:rFonts w:ascii="Arial" w:cs="Arial" w:eastAsia="Arial" w:hAnsi="Arial"/>
@@ -16050,6 +16382,7 @@
           </w:tcPr>
           <w:p>
             <w:pPr>
+              <w:keepNext w:val="false"/>
               <w:spacing w:after="40" w:before="0"/>
               <w:jc w:val="left"/>
             </w:pPr>
@@ -16082,6 +16415,7 @@
           </w:tcPr>
           <w:p>
             <w:pPr>
+              <w:keepNext w:val="false"/>
               <w:spacing w:after="40" w:before="0"/>
               <w:jc w:val="left"/>
             </w:pPr>
@@ -16114,6 +16448,7 @@
           </w:tcPr>
           <w:p>
             <w:pPr>
+              <w:keepNext w:val="false"/>
               <w:spacing w:after="40" w:before="0"/>
               <w:jc w:val="left"/>
             </w:pPr>
@@ -16146,6 +16481,7 @@
           </w:tcPr>
           <w:p>
             <w:pPr>
+              <w:keepNext w:val="false"/>
               <w:spacing w:after="40" w:before="0"/>
               <w:jc w:val="left"/>
             </w:pPr>
@@ -16180,6 +16516,7 @@
           </w:tcPr>
           <w:p>
             <w:pPr>
+              <w:keepNext w:val="false"/>
               <w:spacing w:after="40" w:before="0"/>
               <w:jc w:val="left"/>
             </w:pPr>
@@ -16217,7 +16554,7 @@
             <w:pPr>
               <w:spacing w:after="20" w:before="0"/>
             </w:pPr>
-            <w:hyperlink w:history="1" r:id="rIdpftu_vs-scbbeqaiynatd">
+            <w:hyperlink w:history="1" r:id="rIdt3lekvxa0adzaxfimlrzy">
               <w:r>
                 <w:rPr>
                   <w:rFonts w:ascii="Arial" w:cs="Arial" w:eastAsia="Arial" w:hAnsi="Arial"/>
@@ -16266,7 +16603,7 @@
               <w:spacing w:after="10" w:before="0"/>
               <w:ind w:left="120"/>
             </w:pPr>
-            <w:hyperlink w:history="1" r:id="rIdvvhvxidesfdbfhzi8breg">
+            <w:hyperlink w:history="1" r:id="rIdouzrq1zkdm8ajq5aqaaiz">
               <w:r>
                 <w:rPr>
                   <w:rFonts w:ascii="Arial" w:cs="Arial" w:eastAsia="Arial" w:hAnsi="Arial"/>
@@ -16311,7 +16648,7 @@
             <w:pPr>
               <w:spacing w:after="20" w:before="0"/>
             </w:pPr>
-            <w:hyperlink w:history="1" r:id="rIdgiad7c_lmandlkoozasro">
+            <w:hyperlink w:history="1" r:id="rIdh8peplwkavml7vzfvqvat">
               <w:r>
                 <w:rPr>
                   <w:rFonts w:ascii="Arial" w:cs="Arial" w:eastAsia="Arial" w:hAnsi="Arial"/>
@@ -16360,7 +16697,7 @@
               <w:spacing w:after="10" w:before="0"/>
               <w:ind w:left="120"/>
             </w:pPr>
-            <w:hyperlink w:history="1" r:id="rIdyiccc-opygylr7o7dhi5g">
+            <w:hyperlink w:history="1" r:id="rIdmkor0j7tbltdcj_gj-7fn">
               <w:r>
                 <w:rPr>
                   <w:rFonts w:ascii="Arial" w:cs="Arial" w:eastAsia="Arial" w:hAnsi="Arial"/>
@@ -16388,6 +16725,7 @@
           </w:tcPr>
           <w:p>
             <w:pPr>
+              <w:keepNext w:val="false"/>
               <w:spacing w:after="40" w:before="0"/>
               <w:jc w:val="left"/>
             </w:pPr>
@@ -16420,6 +16758,7 @@
           </w:tcPr>
           <w:p>
             <w:pPr>
+              <w:keepNext w:val="false"/>
               <w:spacing w:after="40" w:before="0"/>
               <w:jc w:val="left"/>
             </w:pPr>
@@ -16452,6 +16791,7 @@
           </w:tcPr>
           <w:p>
             <w:pPr>
+              <w:keepNext w:val="false"/>
               <w:spacing w:after="40" w:before="0"/>
               <w:jc w:val="left"/>
             </w:pPr>
@@ -16484,6 +16824,7 @@
           </w:tcPr>
           <w:p>
             <w:pPr>
+              <w:keepNext w:val="false"/>
               <w:spacing w:after="40" w:before="0"/>
               <w:jc w:val="left"/>
             </w:pPr>
@@ -16518,6 +16859,7 @@
           </w:tcPr>
           <w:p>
             <w:pPr>
+              <w:keepNext w:val="false"/>
               <w:spacing w:after="40" w:before="0"/>
               <w:jc w:val="left"/>
             </w:pPr>
@@ -16555,7 +16897,7 @@
             <w:pPr>
               <w:spacing w:after="20" w:before="0"/>
             </w:pPr>
-            <w:hyperlink w:history="1" r:id="rIdofkks_1rlz90q_as5lqx0">
+            <w:hyperlink w:history="1" r:id="rIdejavuwvrp9aez67uykn1m">
               <w:r>
                 <w:rPr>
                   <w:rFonts w:ascii="Arial" w:cs="Arial" w:eastAsia="Arial" w:hAnsi="Arial"/>
@@ -16604,7 +16946,7 @@
               <w:spacing w:after="10" w:before="0"/>
               <w:ind w:left="120"/>
             </w:pPr>
-            <w:hyperlink w:history="1" r:id="rIdgl92e9j3gzxxr8mgmb-ns">
+            <w:hyperlink w:history="1" r:id="rIdnquqvbngga7xkl-fsmmci">
               <w:r>
                 <w:rPr>
                   <w:rFonts w:ascii="Arial" w:cs="Arial" w:eastAsia="Arial" w:hAnsi="Arial"/>
@@ -16649,7 +16991,7 @@
             <w:pPr>
               <w:spacing w:after="20" w:before="0"/>
             </w:pPr>
-            <w:hyperlink w:history="1" r:id="rIdgfn2osw_jr5jritght7bm">
+            <w:hyperlink w:history="1" r:id="rIdxgrxxeqwwfjhxxrym9vq-">
               <w:r>
                 <w:rPr>
                   <w:rFonts w:ascii="Arial" w:cs="Arial" w:eastAsia="Arial" w:hAnsi="Arial"/>
@@ -16698,7 +17040,7 @@
               <w:spacing w:after="10" w:before="0"/>
               <w:ind w:left="120"/>
             </w:pPr>
-            <w:hyperlink w:history="1" r:id="rIdowknimbjce_kdiiw_m-dl">
+            <w:hyperlink w:history="1" r:id="rId1oibf6xsbtsbdjh9wnxnw">
               <w:r>
                 <w:rPr>
                   <w:rFonts w:ascii="Arial" w:cs="Arial" w:eastAsia="Arial" w:hAnsi="Arial"/>
@@ -16726,6 +17068,7 @@
           </w:tcPr>
           <w:p>
             <w:pPr>
+              <w:keepNext w:val="false"/>
               <w:spacing w:after="40" w:before="0"/>
               <w:jc w:val="left"/>
             </w:pPr>
@@ -16758,6 +17101,7 @@
           </w:tcPr>
           <w:p>
             <w:pPr>
+              <w:keepNext w:val="false"/>
               <w:spacing w:after="40" w:before="0"/>
               <w:jc w:val="left"/>
             </w:pPr>
@@ -16790,6 +17134,7 @@
           </w:tcPr>
           <w:p>
             <w:pPr>
+              <w:keepNext w:val="false"/>
               <w:spacing w:after="40" w:before="0"/>
               <w:jc w:val="left"/>
             </w:pPr>
@@ -16822,6 +17167,7 @@
           </w:tcPr>
           <w:p>
             <w:pPr>
+              <w:keepNext w:val="false"/>
               <w:spacing w:after="40" w:before="0"/>
               <w:jc w:val="left"/>
             </w:pPr>
@@ -16881,6 +17227,7 @@
           </w:tcPr>
           <w:p>
             <w:pPr>
+              <w:keepNext w:val="false"/>
               <w:spacing w:after="40" w:before="0"/>
               <w:jc w:val="center"/>
             </w:pPr>
@@ -16915,6 +17262,7 @@
           </w:tcPr>
           <w:p>
             <w:pPr>
+              <w:keepNext w:val="false"/>
               <w:spacing w:after="40" w:before="0"/>
               <w:jc w:val="left"/>
             </w:pPr>
@@ -16976,6 +17324,7 @@
           </w:tcPr>
           <w:p>
             <w:pPr>
+              <w:keepNext w:val="false"/>
               <w:spacing w:after="40" w:before="0"/>
               <w:jc w:val="center"/>
             </w:pPr>
@@ -17010,6 +17359,7 @@
           </w:tcPr>
           <w:p>
             <w:pPr>
+              <w:keepNext w:val="false"/>
               <w:spacing w:after="40" w:before="0"/>
               <w:jc w:val="left"/>
             </w:pPr>
@@ -17042,6 +17392,7 @@
           </w:tcPr>
           <w:p>
             <w:pPr>
+              <w:keepNext w:val="false"/>
               <w:spacing w:after="40" w:before="0"/>
               <w:jc w:val="left"/>
             </w:pPr>
@@ -17076,6 +17427,7 @@
           </w:tcPr>
           <w:p>
             <w:pPr>
+              <w:keepNext w:val="false"/>
               <w:spacing w:after="40" w:before="0"/>
               <w:jc w:val="left"/>
             </w:pPr>
@@ -17108,6 +17460,7 @@
           </w:tcPr>
           <w:p>
             <w:pPr>
+              <w:keepNext w:val="false"/>
               <w:spacing w:after="40" w:before="0"/>
               <w:jc w:val="left"/>
             </w:pPr>
@@ -17142,6 +17495,7 @@
           </w:tcPr>
           <w:p>
             <w:pPr>
+              <w:keepNext w:val="false"/>
               <w:spacing w:after="40" w:before="0"/>
               <w:jc w:val="left"/>
             </w:pPr>
@@ -17174,6 +17528,7 @@
           </w:tcPr>
           <w:p>
             <w:pPr>
+              <w:keepNext w:val="false"/>
               <w:spacing w:after="40" w:before="0"/>
               <w:jc w:val="left"/>
             </w:pPr>
@@ -17210,7 +17565,7 @@
         </w:rPr>
         <w:t xml:space="preserve">© 2026 SeaVuria and ARES. Aligned with KICD objectives. Developed by SeaVuria; technical implementation by ARES (with AI assistance from Claude). Licensed under </w:t>
       </w:r>
-      <w:hyperlink w:history="1" r:id="rIdswvx5lmz66cglwfz_srtk">
+      <w:hyperlink w:history="1" r:id="rId0vyhl1os0a2257cwpublj">
         <w:r>
           <w:rPr>
             <w:rFonts w:ascii="Arial" w:cs="Arial" w:eastAsia="Arial" w:hAnsi="Arial"/>
@@ -17231,7 +17586,7 @@
         </w:rPr>
         <w:t xml:space="preserve"> (</w:t>
       </w:r>
-      <w:hyperlink w:history="1" r:id="rIdhlegr6lnpcs6oyqrddvkn">
+      <w:hyperlink w:history="1" r:id="rIdumfb84unsjgbxcip9fgyw">
         <w:r>
           <w:rPr>
             <w:rFonts w:ascii="Arial" w:cs="Arial" w:eastAsia="Arial" w:hAnsi="Arial"/>
@@ -17291,6 +17646,7 @@
           </w:tcPr>
           <w:p>
             <w:pPr>
+              <w:keepNext w:val="false"/>
               <w:spacing w:after="40" w:before="0"/>
               <w:jc w:val="center"/>
             </w:pPr>
@@ -17326,6 +17682,7 @@
           </w:tcPr>
           <w:p>
             <w:pPr>
+              <w:keepNext w:val="false"/>
               <w:spacing w:after="40" w:before="0"/>
               <w:jc w:val="center"/>
             </w:pPr>
@@ -17360,6 +17717,7 @@
           </w:tcPr>
           <w:p>
             <w:pPr>
+              <w:keepNext w:val="false"/>
               <w:spacing w:after="40" w:before="0"/>
               <w:jc w:val="left"/>
             </w:pPr>
@@ -17392,6 +17750,7 @@
           </w:tcPr>
           <w:p>
             <w:pPr>
+              <w:keepNext w:val="false"/>
               <w:spacing w:after="40" w:before="0"/>
               <w:jc w:val="left"/>
             </w:pPr>
@@ -17426,6 +17785,7 @@
           </w:tcPr>
           <w:p>
             <w:pPr>
+              <w:keepNext w:val="false"/>
               <w:spacing w:after="40" w:before="0"/>
               <w:jc w:val="left"/>
             </w:pPr>
@@ -17458,6 +17818,7 @@
           </w:tcPr>
           <w:p>
             <w:pPr>
+              <w:keepNext w:val="false"/>
               <w:spacing w:after="40" w:before="0"/>
               <w:jc w:val="left"/>
             </w:pPr>
@@ -17492,6 +17853,7 @@
           </w:tcPr>
           <w:p>
             <w:pPr>
+              <w:keepNext w:val="false"/>
               <w:spacing w:after="40" w:before="0"/>
               <w:jc w:val="left"/>
             </w:pPr>
@@ -17524,6 +17886,7 @@
           </w:tcPr>
           <w:p>
             <w:pPr>
+              <w:keepNext w:val="false"/>
               <w:spacing w:after="40" w:before="0"/>
               <w:jc w:val="left"/>
             </w:pPr>
@@ -17558,6 +17921,7 @@
           </w:tcPr>
           <w:p>
             <w:pPr>
+              <w:keepNext w:val="false"/>
               <w:spacing w:after="40" w:before="0"/>
               <w:jc w:val="left"/>
             </w:pPr>
@@ -17590,6 +17954,7 @@
           </w:tcPr>
           <w:p>
             <w:pPr>
+              <w:keepNext w:val="false"/>
               <w:spacing w:after="40" w:before="0"/>
               <w:jc w:val="left"/>
             </w:pPr>
@@ -17624,6 +17989,7 @@
           </w:tcPr>
           <w:p>
             <w:pPr>
+              <w:keepNext w:val="false"/>
               <w:spacing w:after="40" w:before="0"/>
               <w:jc w:val="left"/>
             </w:pPr>
@@ -17656,6 +18022,7 @@
           </w:tcPr>
           <w:p>
             <w:pPr>
+              <w:keepNext w:val="false"/>
               <w:spacing w:after="40" w:before="0"/>
               <w:jc w:val="left"/>
             </w:pPr>
@@ -17690,6 +18057,7 @@
           </w:tcPr>
           <w:p>
             <w:pPr>
+              <w:keepNext w:val="false"/>
               <w:spacing w:after="40" w:before="0"/>
               <w:jc w:val="left"/>
             </w:pPr>
@@ -17722,6 +18090,7 @@
           </w:tcPr>
           <w:p>
             <w:pPr>
+              <w:keepNext w:val="false"/>
               <w:spacing w:after="40" w:before="0"/>
               <w:jc w:val="left"/>
             </w:pPr>
@@ -17756,6 +18125,7 @@
           </w:tcPr>
           <w:p>
             <w:pPr>
+              <w:keepNext w:val="false"/>
               <w:spacing w:after="40" w:before="0"/>
               <w:jc w:val="left"/>
             </w:pPr>
@@ -17788,6 +18158,7 @@
           </w:tcPr>
           <w:p>
             <w:pPr>
+              <w:keepNext w:val="false"/>
               <w:spacing w:after="40" w:before="0"/>
               <w:jc w:val="left"/>
             </w:pPr>
@@ -17822,6 +18193,7 @@
           </w:tcPr>
           <w:p>
             <w:pPr>
+              <w:keepNext w:val="false"/>
               <w:spacing w:after="40" w:before="0"/>
               <w:jc w:val="left"/>
             </w:pPr>
@@ -17854,6 +18226,7 @@
           </w:tcPr>
           <w:p>
             <w:pPr>
+              <w:keepNext w:val="false"/>
               <w:spacing w:after="40" w:before="0"/>
               <w:jc w:val="left"/>
             </w:pPr>
@@ -17913,6 +18286,7 @@
           </w:tcPr>
           <w:p>
             <w:pPr>
+              <w:keepNext w:val="false"/>
               <w:spacing w:after="40" w:before="0"/>
               <w:jc w:val="center"/>
             </w:pPr>
@@ -17947,6 +18321,7 @@
           </w:tcPr>
           <w:p>
             <w:pPr>
+              <w:keepNext w:val="false"/>
               <w:spacing w:after="40" w:before="0"/>
               <w:jc w:val="left"/>
             </w:pPr>
@@ -18011,6 +18386,7 @@
           </w:tcPr>
           <w:p>
             <w:pPr>
+              <w:keepNext w:val="false"/>
               <w:spacing w:after="40" w:before="0"/>
               <w:jc w:val="center"/>
             </w:pPr>
@@ -18045,6 +18421,7 @@
           </w:tcPr>
           <w:p>
             <w:pPr>
+              <w:keepNext w:val="false"/>
               <w:spacing w:after="40" w:before="0"/>
               <w:jc w:val="left"/>
             </w:pPr>
@@ -18077,6 +18454,7 @@
           </w:tcPr>
           <w:p>
             <w:pPr>
+              <w:keepNext w:val="false"/>
               <w:spacing w:after="40" w:before="0"/>
               <w:jc w:val="left"/>
             </w:pPr>
@@ -18109,6 +18487,7 @@
           </w:tcPr>
           <w:p>
             <w:pPr>
+              <w:keepNext w:val="false"/>
               <w:spacing w:after="40" w:before="0"/>
               <w:jc w:val="left"/>
             </w:pPr>
@@ -18141,6 +18520,7 @@
           </w:tcPr>
           <w:p>
             <w:pPr>
+              <w:keepNext w:val="false"/>
               <w:spacing w:after="40" w:before="0"/>
               <w:jc w:val="left"/>
             </w:pPr>
@@ -18173,6 +18553,7 @@
           </w:tcPr>
           <w:p>
             <w:pPr>
+              <w:keepNext w:val="false"/>
               <w:spacing w:after="40" w:before="0"/>
               <w:jc w:val="left"/>
             </w:pPr>
@@ -18207,6 +18588,7 @@
           </w:tcPr>
           <w:p>
             <w:pPr>
+              <w:keepNext w:val="false"/>
               <w:spacing w:after="40" w:before="0"/>
               <w:jc w:val="left"/>
             </w:pPr>
@@ -18244,7 +18626,7 @@
             <w:pPr>
               <w:spacing w:after="20" w:before="0"/>
             </w:pPr>
-            <w:hyperlink w:history="1" r:id="rIdbsezi-_ptijtvoseh5vwy">
+            <w:hyperlink w:history="1" r:id="rIdp4vku5awdsdakbvzoeosg">
               <w:r>
                 <w:rPr>
                   <w:rFonts w:ascii="Arial" w:cs="Arial" w:eastAsia="Arial" w:hAnsi="Arial"/>
@@ -18277,7 +18659,7 @@
               <w:spacing w:after="10" w:before="0"/>
               <w:ind w:left="120"/>
             </w:pPr>
-            <w:hyperlink w:history="1" r:id="rIdgnoujkuvf2ds6ycp2qtxi">
+            <w:hyperlink w:history="1" r:id="rId6auhfwbtyiqceonplsitc">
               <w:r>
                 <w:rPr>
                   <w:rFonts w:ascii="Arial" w:cs="Arial" w:eastAsia="Arial" w:hAnsi="Arial"/>
@@ -18322,7 +18704,7 @@
             <w:pPr>
               <w:spacing w:after="20" w:before="0"/>
             </w:pPr>
-            <w:hyperlink w:history="1" r:id="rId0gjypesomuynkqbpeuvae">
+            <w:hyperlink w:history="1" r:id="rIdckm6kct7xwih3wuc4mqle">
               <w:r>
                 <w:rPr>
                   <w:rFonts w:ascii="Arial" w:cs="Arial" w:eastAsia="Arial" w:hAnsi="Arial"/>
@@ -18355,7 +18737,7 @@
               <w:spacing w:after="10" w:before="0"/>
               <w:ind w:left="120"/>
             </w:pPr>
-            <w:hyperlink w:history="1" r:id="rIdaeceynwarlclpajpcqjak">
+            <w:hyperlink w:history="1" r:id="rId0kmjqiilmydkx32k7cind">
               <w:r>
                 <w:rPr>
                   <w:rFonts w:ascii="Arial" w:cs="Arial" w:eastAsia="Arial" w:hAnsi="Arial"/>
@@ -18383,6 +18765,7 @@
           </w:tcPr>
           <w:p>
             <w:pPr>
+              <w:keepNext w:val="false"/>
               <w:spacing w:after="40" w:before="0"/>
               <w:jc w:val="left"/>
             </w:pPr>
@@ -18415,6 +18798,7 @@
           </w:tcPr>
           <w:p>
             <w:pPr>
+              <w:keepNext w:val="false"/>
               <w:spacing w:after="40" w:before="0"/>
               <w:jc w:val="left"/>
             </w:pPr>
@@ -18447,6 +18831,7 @@
           </w:tcPr>
           <w:p>
             <w:pPr>
+              <w:keepNext w:val="false"/>
               <w:spacing w:after="40" w:before="0"/>
               <w:jc w:val="left"/>
             </w:pPr>
@@ -18479,6 +18864,7 @@
           </w:tcPr>
           <w:p>
             <w:pPr>
+              <w:keepNext w:val="false"/>
               <w:spacing w:after="40" w:before="0"/>
               <w:jc w:val="left"/>
             </w:pPr>
@@ -18513,6 +18899,7 @@
           </w:tcPr>
           <w:p>
             <w:pPr>
+              <w:keepNext w:val="false"/>
               <w:spacing w:after="40" w:before="0"/>
               <w:jc w:val="left"/>
             </w:pPr>
@@ -18550,7 +18937,7 @@
             <w:pPr>
               <w:spacing w:after="20" w:before="0"/>
             </w:pPr>
-            <w:hyperlink w:history="1" r:id="rIdkhg79v79yjwhf9g-8s8eb">
+            <w:hyperlink w:history="1" r:id="rIdjanftsjnnip_8f284tzad">
               <w:r>
                 <w:rPr>
                   <w:rFonts w:ascii="Arial" w:cs="Arial" w:eastAsia="Arial" w:hAnsi="Arial"/>
@@ -18583,7 +18970,7 @@
               <w:spacing w:after="10" w:before="0"/>
               <w:ind w:left="120"/>
             </w:pPr>
-            <w:hyperlink w:history="1" r:id="rId4r4p4iz7mtq9qy8nfrunp">
+            <w:hyperlink w:history="1" r:id="rIdvficyyz95pqc_sx7h8ix_">
               <w:r>
                 <w:rPr>
                   <w:rFonts w:ascii="Arial" w:cs="Arial" w:eastAsia="Arial" w:hAnsi="Arial"/>
@@ -18628,7 +19015,7 @@
             <w:pPr>
               <w:spacing w:after="20" w:before="0"/>
             </w:pPr>
-            <w:hyperlink w:history="1" r:id="rIdsbuen_h6w-hrckurfz2p4">
+            <w:hyperlink w:history="1" r:id="rIdzyco5qkfigjh2zldjovn9">
               <w:r>
                 <w:rPr>
                   <w:rFonts w:ascii="Arial" w:cs="Arial" w:eastAsia="Arial" w:hAnsi="Arial"/>
@@ -18661,7 +19048,7 @@
               <w:spacing w:after="10" w:before="0"/>
               <w:ind w:left="120"/>
             </w:pPr>
-            <w:hyperlink w:history="1" r:id="rIdmsdjjny4rxnz4sphzsr4e">
+            <w:hyperlink w:history="1" r:id="rId4dvbiuodoywojgludsgx_">
               <w:r>
                 <w:rPr>
                   <w:rFonts w:ascii="Arial" w:cs="Arial" w:eastAsia="Arial" w:hAnsi="Arial"/>
@@ -18689,6 +19076,7 @@
           </w:tcPr>
           <w:p>
             <w:pPr>
+              <w:keepNext w:val="false"/>
               <w:spacing w:after="40" w:before="0"/>
               <w:jc w:val="left"/>
             </w:pPr>
@@ -18721,6 +19109,7 @@
           </w:tcPr>
           <w:p>
             <w:pPr>
+              <w:keepNext w:val="false"/>
               <w:spacing w:after="40" w:before="0"/>
               <w:jc w:val="left"/>
             </w:pPr>
@@ -18753,6 +19142,7 @@
           </w:tcPr>
           <w:p>
             <w:pPr>
+              <w:keepNext w:val="false"/>
               <w:spacing w:after="40" w:before="0"/>
               <w:jc w:val="left"/>
             </w:pPr>
@@ -18785,6 +19175,7 @@
           </w:tcPr>
           <w:p>
             <w:pPr>
+              <w:keepNext w:val="false"/>
               <w:spacing w:after="40" w:before="0"/>
               <w:jc w:val="left"/>
             </w:pPr>
@@ -18819,6 +19210,7 @@
           </w:tcPr>
           <w:p>
             <w:pPr>
+              <w:keepNext w:val="false"/>
               <w:spacing w:after="40" w:before="0"/>
               <w:jc w:val="left"/>
             </w:pPr>
@@ -18856,7 +19248,7 @@
             <w:pPr>
               <w:spacing w:after="20" w:before="0"/>
             </w:pPr>
-            <w:hyperlink w:history="1" r:id="rId4du9min3ss5rn7cghsdgb">
+            <w:hyperlink w:history="1" r:id="rId5d_n-z9fwyxwnok4qx4ek">
               <w:r>
                 <w:rPr>
                   <w:rFonts w:ascii="Arial" w:cs="Arial" w:eastAsia="Arial" w:hAnsi="Arial"/>
@@ -18905,7 +19297,7 @@
               <w:spacing w:after="10" w:before="0"/>
               <w:ind w:left="120"/>
             </w:pPr>
-            <w:hyperlink w:history="1" r:id="rIdixygyd_8tcfiy5ruvfpvg">
+            <w:hyperlink w:history="1" r:id="rId3ho8qcuzxukr12feyigrh">
               <w:r>
                 <w:rPr>
                   <w:rFonts w:ascii="Arial" w:cs="Arial" w:eastAsia="Arial" w:hAnsi="Arial"/>
@@ -18950,7 +19342,7 @@
             <w:pPr>
               <w:spacing w:after="20" w:before="0"/>
             </w:pPr>
-            <w:hyperlink w:history="1" r:id="rId8qahhupivmbnrekj4xq8n">
+            <w:hyperlink w:history="1" r:id="rIdp_phatrqld5gpjic91krl">
               <w:r>
                 <w:rPr>
                   <w:rFonts w:ascii="Arial" w:cs="Arial" w:eastAsia="Arial" w:hAnsi="Arial"/>
@@ -18999,7 +19391,7 @@
               <w:spacing w:after="10" w:before="0"/>
               <w:ind w:left="120"/>
             </w:pPr>
-            <w:hyperlink w:history="1" r:id="rId8xrpuayn99glycjw9kcla">
+            <w:hyperlink w:history="1" r:id="rId_fst4yrim3i4dxnso2qye">
               <w:r>
                 <w:rPr>
                   <w:rFonts w:ascii="Arial" w:cs="Arial" w:eastAsia="Arial" w:hAnsi="Arial"/>
@@ -19027,6 +19419,7 @@
           </w:tcPr>
           <w:p>
             <w:pPr>
+              <w:keepNext w:val="false"/>
               <w:spacing w:after="40" w:before="0"/>
               <w:jc w:val="left"/>
             </w:pPr>
@@ -19059,6 +19452,7 @@
           </w:tcPr>
           <w:p>
             <w:pPr>
+              <w:keepNext w:val="false"/>
               <w:spacing w:after="40" w:before="0"/>
               <w:jc w:val="left"/>
             </w:pPr>
@@ -19091,6 +19485,7 @@
           </w:tcPr>
           <w:p>
             <w:pPr>
+              <w:keepNext w:val="false"/>
               <w:spacing w:after="40" w:before="0"/>
               <w:jc w:val="left"/>
             </w:pPr>
@@ -19123,6 +19518,7 @@
           </w:tcPr>
           <w:p>
             <w:pPr>
+              <w:keepNext w:val="false"/>
               <w:spacing w:after="40" w:before="0"/>
               <w:jc w:val="left"/>
             </w:pPr>
@@ -19157,6 +19553,7 @@
           </w:tcPr>
           <w:p>
             <w:pPr>
+              <w:keepNext w:val="false"/>
               <w:spacing w:after="40" w:before="0"/>
               <w:jc w:val="left"/>
             </w:pPr>
@@ -19194,7 +19591,7 @@
             <w:pPr>
               <w:spacing w:after="20" w:before="0"/>
             </w:pPr>
-            <w:hyperlink w:history="1" r:id="rIdmp-9iwiuleqjs6nxyrlsg">
+            <w:hyperlink w:history="1" r:id="rIdp7mnwyht3hxfdly61nbai">
               <w:r>
                 <w:rPr>
                   <w:rFonts w:ascii="Arial" w:cs="Arial" w:eastAsia="Arial" w:hAnsi="Arial"/>
@@ -19243,7 +19640,7 @@
               <w:spacing w:after="10" w:before="0"/>
               <w:ind w:left="120"/>
             </w:pPr>
-            <w:hyperlink w:history="1" r:id="rIdui1jtut8bfbq1demtj9vq">
+            <w:hyperlink w:history="1" r:id="rIdrfyipgbx3kjfrt2nrbcnn">
               <w:r>
                 <w:rPr>
                   <w:rFonts w:ascii="Arial" w:cs="Arial" w:eastAsia="Arial" w:hAnsi="Arial"/>
@@ -19288,7 +19685,7 @@
             <w:pPr>
               <w:spacing w:after="20" w:before="0"/>
             </w:pPr>
-            <w:hyperlink w:history="1" r:id="rId1jseuhbar-guh5b_vac2v">
+            <w:hyperlink w:history="1" r:id="rIdh_ztf0v3gnao4owaoxtch">
               <w:r>
                 <w:rPr>
                   <w:rFonts w:ascii="Arial" w:cs="Arial" w:eastAsia="Arial" w:hAnsi="Arial"/>
@@ -19321,7 +19718,7 @@
               <w:spacing w:after="10" w:before="0"/>
               <w:ind w:left="120"/>
             </w:pPr>
-            <w:hyperlink w:history="1" r:id="rIdyjamwqs1cgalbhive3uz9">
+            <w:hyperlink w:history="1" r:id="rId1kvek0i_yhmbg6tpv-deh">
               <w:r>
                 <w:rPr>
                   <w:rFonts w:ascii="Arial" w:cs="Arial" w:eastAsia="Arial" w:hAnsi="Arial"/>
@@ -19349,6 +19746,7 @@
           </w:tcPr>
           <w:p>
             <w:pPr>
+              <w:keepNext w:val="false"/>
               <w:spacing w:after="40" w:before="0"/>
               <w:jc w:val="left"/>
             </w:pPr>
@@ -19381,6 +19779,7 @@
           </w:tcPr>
           <w:p>
             <w:pPr>
+              <w:keepNext w:val="false"/>
               <w:spacing w:after="40" w:before="0"/>
               <w:jc w:val="left"/>
             </w:pPr>
@@ -19413,6 +19812,7 @@
           </w:tcPr>
           <w:p>
             <w:pPr>
+              <w:keepNext w:val="false"/>
               <w:spacing w:after="40" w:before="0"/>
               <w:jc w:val="left"/>
             </w:pPr>
@@ -19445,6 +19845,7 @@
           </w:tcPr>
           <w:p>
             <w:pPr>
+              <w:keepNext w:val="false"/>
               <w:spacing w:after="40" w:before="0"/>
               <w:jc w:val="left"/>
             </w:pPr>
@@ -19479,6 +19880,7 @@
           </w:tcPr>
           <w:p>
             <w:pPr>
+              <w:keepNext w:val="false"/>
               <w:spacing w:after="40" w:before="0"/>
               <w:jc w:val="left"/>
             </w:pPr>
@@ -19516,7 +19918,7 @@
             <w:pPr>
               <w:spacing w:after="20" w:before="0"/>
             </w:pPr>
-            <w:hyperlink w:history="1" r:id="rIdta1j3iuvhjkdaenrgz0vg">
+            <w:hyperlink w:history="1" r:id="rIdwp4nujkfwzkadg9i7xcjf">
               <w:r>
                 <w:rPr>
                   <w:rFonts w:ascii="Arial" w:cs="Arial" w:eastAsia="Arial" w:hAnsi="Arial"/>
@@ -19565,7 +19967,7 @@
               <w:spacing w:after="10" w:before="0"/>
               <w:ind w:left="120"/>
             </w:pPr>
-            <w:hyperlink w:history="1" r:id="rIddokata5oi--4wqfxumkey">
+            <w:hyperlink w:history="1" r:id="rIdu_axcs1umofxrgi7gd7jg">
               <w:r>
                 <w:rPr>
                   <w:rFonts w:ascii="Arial" w:cs="Arial" w:eastAsia="Arial" w:hAnsi="Arial"/>
@@ -19610,7 +20012,7 @@
             <w:pPr>
               <w:spacing w:after="20" w:before="0"/>
             </w:pPr>
-            <w:hyperlink w:history="1" r:id="rIdsmjceenx-ezmlhkjjxpxu">
+            <w:hyperlink w:history="1" r:id="rIdai5dtkjldtfdmhuvf9hmj">
               <w:r>
                 <w:rPr>
                   <w:rFonts w:ascii="Arial" w:cs="Arial" w:eastAsia="Arial" w:hAnsi="Arial"/>
@@ -19643,7 +20045,7 @@
               <w:spacing w:after="10" w:before="0"/>
               <w:ind w:left="120"/>
             </w:pPr>
-            <w:hyperlink w:history="1" r:id="rIdqqzpatxxgq1hydz6knm4k">
+            <w:hyperlink w:history="1" r:id="rIdgyzxeoudhuv_b4xtm18sf">
               <w:r>
                 <w:rPr>
                   <w:rFonts w:ascii="Arial" w:cs="Arial" w:eastAsia="Arial" w:hAnsi="Arial"/>
@@ -19671,6 +20073,7 @@
           </w:tcPr>
           <w:p>
             <w:pPr>
+              <w:keepNext w:val="false"/>
               <w:spacing w:after="40" w:before="0"/>
               <w:jc w:val="left"/>
             </w:pPr>
@@ -19703,6 +20106,7 @@
           </w:tcPr>
           <w:p>
             <w:pPr>
+              <w:keepNext w:val="false"/>
               <w:spacing w:after="40" w:before="0"/>
               <w:jc w:val="left"/>
             </w:pPr>
@@ -19735,6 +20139,7 @@
           </w:tcPr>
           <w:p>
             <w:pPr>
+              <w:keepNext w:val="false"/>
               <w:spacing w:after="40" w:before="0"/>
               <w:jc w:val="left"/>
             </w:pPr>
@@ -19767,6 +20172,7 @@
           </w:tcPr>
           <w:p>
             <w:pPr>
+              <w:keepNext w:val="false"/>
               <w:spacing w:after="40" w:before="0"/>
               <w:jc w:val="left"/>
             </w:pPr>
@@ -19826,6 +20232,7 @@
           </w:tcPr>
           <w:p>
             <w:pPr>
+              <w:keepNext w:val="false"/>
               <w:spacing w:after="40" w:before="0"/>
               <w:jc w:val="center"/>
             </w:pPr>
@@ -19860,6 +20267,7 @@
           </w:tcPr>
           <w:p>
             <w:pPr>
+              <w:keepNext w:val="false"/>
               <w:spacing w:after="40" w:before="0"/>
               <w:jc w:val="left"/>
             </w:pPr>
@@ -19921,6 +20329,7 @@
           </w:tcPr>
           <w:p>
             <w:pPr>
+              <w:keepNext w:val="false"/>
               <w:spacing w:after="40" w:before="0"/>
               <w:jc w:val="center"/>
             </w:pPr>
@@ -19955,6 +20364,7 @@
           </w:tcPr>
           <w:p>
             <w:pPr>
+              <w:keepNext w:val="false"/>
               <w:spacing w:after="40" w:before="0"/>
               <w:jc w:val="left"/>
             </w:pPr>
@@ -19987,6 +20397,7 @@
           </w:tcPr>
           <w:p>
             <w:pPr>
+              <w:keepNext w:val="false"/>
               <w:spacing w:after="40" w:before="0"/>
               <w:jc w:val="left"/>
             </w:pPr>
@@ -20021,6 +20432,7 @@
           </w:tcPr>
           <w:p>
             <w:pPr>
+              <w:keepNext w:val="false"/>
               <w:spacing w:after="40" w:before="0"/>
               <w:jc w:val="left"/>
             </w:pPr>
@@ -20053,6 +20465,7 @@
           </w:tcPr>
           <w:p>
             <w:pPr>
+              <w:keepNext w:val="false"/>
               <w:spacing w:after="40" w:before="0"/>
               <w:jc w:val="left"/>
             </w:pPr>
@@ -20087,6 +20500,7 @@
           </w:tcPr>
           <w:p>
             <w:pPr>
+              <w:keepNext w:val="false"/>
               <w:spacing w:after="40" w:before="0"/>
               <w:jc w:val="left"/>
             </w:pPr>
@@ -20119,6 +20533,7 @@
           </w:tcPr>
           <w:p>
             <w:pPr>
+              <w:keepNext w:val="false"/>
               <w:spacing w:after="40" w:before="0"/>
               <w:jc w:val="left"/>
             </w:pPr>
@@ -20155,7 +20570,7 @@
         </w:rPr>
         <w:t xml:space="preserve">© 2026 SeaVuria and ARES. Aligned with KICD objectives. Developed by SeaVuria; technical implementation by ARES (with AI assistance from Claude). Licensed under </w:t>
       </w:r>
-      <w:hyperlink w:history="1" r:id="rIdhia2zr4aiw9hkk5ld8b3r">
+      <w:hyperlink w:history="1" r:id="rIddqvqfkjsxbvn0rqonrxgr">
         <w:r>
           <w:rPr>
             <w:rFonts w:ascii="Arial" w:cs="Arial" w:eastAsia="Arial" w:hAnsi="Arial"/>
@@ -20176,7 +20591,7 @@
         </w:rPr>
         <w:t xml:space="preserve"> (</w:t>
       </w:r>
-      <w:hyperlink w:history="1" r:id="rId4o-dgp7703d1fuzbck2gq">
+      <w:hyperlink w:history="1" r:id="rId5we_s2sfba65zpatmgnxq">
         <w:r>
           <w:rPr>
             <w:rFonts w:ascii="Arial" w:cs="Arial" w:eastAsia="Arial" w:hAnsi="Arial"/>
@@ -20236,6 +20651,7 @@
           </w:tcPr>
           <w:p>
             <w:pPr>
+              <w:keepNext w:val="false"/>
               <w:spacing w:after="40" w:before="0"/>
               <w:jc w:val="center"/>
             </w:pPr>
@@ -20271,6 +20687,7 @@
           </w:tcPr>
           <w:p>
             <w:pPr>
+              <w:keepNext w:val="false"/>
               <w:spacing w:after="40" w:before="0"/>
               <w:jc w:val="center"/>
             </w:pPr>
@@ -20305,6 +20722,7 @@
           </w:tcPr>
           <w:p>
             <w:pPr>
+              <w:keepNext w:val="false"/>
               <w:spacing w:after="40" w:before="0"/>
               <w:jc w:val="left"/>
             </w:pPr>
@@ -20337,6 +20755,7 @@
           </w:tcPr>
           <w:p>
             <w:pPr>
+              <w:keepNext w:val="false"/>
               <w:spacing w:after="40" w:before="0"/>
               <w:jc w:val="left"/>
             </w:pPr>
@@ -20371,6 +20790,7 @@
           </w:tcPr>
           <w:p>
             <w:pPr>
+              <w:keepNext w:val="false"/>
               <w:spacing w:after="40" w:before="0"/>
               <w:jc w:val="left"/>
             </w:pPr>
@@ -20403,6 +20823,7 @@
           </w:tcPr>
           <w:p>
             <w:pPr>
+              <w:keepNext w:val="false"/>
               <w:spacing w:after="40" w:before="0"/>
               <w:jc w:val="left"/>
             </w:pPr>
@@ -20437,6 +20858,7 @@
           </w:tcPr>
           <w:p>
             <w:pPr>
+              <w:keepNext w:val="false"/>
               <w:spacing w:after="40" w:before="0"/>
               <w:jc w:val="left"/>
             </w:pPr>
@@ -20469,6 +20891,7 @@
           </w:tcPr>
           <w:p>
             <w:pPr>
+              <w:keepNext w:val="false"/>
               <w:spacing w:after="40" w:before="0"/>
               <w:jc w:val="left"/>
             </w:pPr>
@@ -20503,6 +20926,7 @@
           </w:tcPr>
           <w:p>
             <w:pPr>
+              <w:keepNext w:val="false"/>
               <w:spacing w:after="40" w:before="0"/>
               <w:jc w:val="left"/>
             </w:pPr>
@@ -20535,6 +20959,7 @@
           </w:tcPr>
           <w:p>
             <w:pPr>
+              <w:keepNext w:val="false"/>
               <w:spacing w:after="40" w:before="0"/>
               <w:jc w:val="left"/>
             </w:pPr>
@@ -20569,6 +20994,7 @@
           </w:tcPr>
           <w:p>
             <w:pPr>
+              <w:keepNext w:val="false"/>
               <w:spacing w:after="40" w:before="0"/>
               <w:jc w:val="left"/>
             </w:pPr>
@@ -20601,6 +21027,7 @@
           </w:tcPr>
           <w:p>
             <w:pPr>
+              <w:keepNext w:val="false"/>
               <w:spacing w:after="40" w:before="0"/>
               <w:jc w:val="left"/>
             </w:pPr>
@@ -20635,6 +21062,7 @@
           </w:tcPr>
           <w:p>
             <w:pPr>
+              <w:keepNext w:val="false"/>
               <w:spacing w:after="40" w:before="0"/>
               <w:jc w:val="left"/>
             </w:pPr>
@@ -20667,6 +21095,7 @@
           </w:tcPr>
           <w:p>
             <w:pPr>
+              <w:keepNext w:val="false"/>
               <w:spacing w:after="40" w:before="0"/>
               <w:jc w:val="left"/>
             </w:pPr>
@@ -20701,6 +21130,7 @@
           </w:tcPr>
           <w:p>
             <w:pPr>
+              <w:keepNext w:val="false"/>
               <w:spacing w:after="40" w:before="0"/>
               <w:jc w:val="left"/>
             </w:pPr>
@@ -20733,6 +21163,7 @@
           </w:tcPr>
           <w:p>
             <w:pPr>
+              <w:keepNext w:val="false"/>
               <w:spacing w:after="40" w:before="0"/>
               <w:jc w:val="left"/>
             </w:pPr>
@@ -20767,6 +21198,7 @@
           </w:tcPr>
           <w:p>
             <w:pPr>
+              <w:keepNext w:val="false"/>
               <w:spacing w:after="40" w:before="0"/>
               <w:jc w:val="left"/>
             </w:pPr>
@@ -20799,6 +21231,7 @@
           </w:tcPr>
           <w:p>
             <w:pPr>
+              <w:keepNext w:val="false"/>
               <w:spacing w:after="40" w:before="0"/>
               <w:jc w:val="left"/>
             </w:pPr>
@@ -20858,6 +21291,7 @@
           </w:tcPr>
           <w:p>
             <w:pPr>
+              <w:keepNext w:val="false"/>
               <w:spacing w:after="40" w:before="0"/>
               <w:jc w:val="center"/>
             </w:pPr>
@@ -20892,6 +21326,7 @@
           </w:tcPr>
           <w:p>
             <w:pPr>
+              <w:keepNext w:val="false"/>
               <w:spacing w:after="40" w:before="0"/>
               <w:jc w:val="left"/>
             </w:pPr>
@@ -20956,6 +21391,7 @@
           </w:tcPr>
           <w:p>
             <w:pPr>
+              <w:keepNext w:val="false"/>
               <w:spacing w:after="40" w:before="0"/>
               <w:jc w:val="center"/>
             </w:pPr>
@@ -20990,6 +21426,7 @@
           </w:tcPr>
           <w:p>
             <w:pPr>
+              <w:keepNext w:val="false"/>
               <w:spacing w:after="40" w:before="0"/>
               <w:jc w:val="left"/>
             </w:pPr>
@@ -21022,6 +21459,7 @@
           </w:tcPr>
           <w:p>
             <w:pPr>
+              <w:keepNext w:val="false"/>
               <w:spacing w:after="40" w:before="0"/>
               <w:jc w:val="left"/>
             </w:pPr>
@@ -21054,6 +21492,7 @@
           </w:tcPr>
           <w:p>
             <w:pPr>
+              <w:keepNext w:val="false"/>
               <w:spacing w:after="40" w:before="0"/>
               <w:jc w:val="left"/>
             </w:pPr>
@@ -21086,6 +21525,7 @@
           </w:tcPr>
           <w:p>
             <w:pPr>
+              <w:keepNext w:val="false"/>
               <w:spacing w:after="40" w:before="0"/>
               <w:jc w:val="left"/>
             </w:pPr>
@@ -21118,6 +21558,7 @@
           </w:tcPr>
           <w:p>
             <w:pPr>
+              <w:keepNext w:val="false"/>
               <w:spacing w:after="40" w:before="0"/>
               <w:jc w:val="left"/>
             </w:pPr>
@@ -21152,6 +21593,7 @@
           </w:tcPr>
           <w:p>
             <w:pPr>
+              <w:keepNext w:val="false"/>
               <w:spacing w:after="40" w:before="0"/>
               <w:jc w:val="left"/>
             </w:pPr>
@@ -21189,7 +21631,7 @@
             <w:pPr>
               <w:spacing w:after="20" w:before="0"/>
             </w:pPr>
-            <w:hyperlink w:history="1" r:id="rIdjme3w-z8xo-fowo8ckc5i">
+            <w:hyperlink w:history="1" r:id="rIdmemmiuxozvsqjvwtmsk6l">
               <w:r>
                 <w:rPr>
                   <w:rFonts w:ascii="Arial" w:cs="Arial" w:eastAsia="Arial" w:hAnsi="Arial"/>
@@ -21238,7 +21680,7 @@
               <w:spacing w:after="10" w:before="0"/>
               <w:ind w:left="120"/>
             </w:pPr>
-            <w:hyperlink w:history="1" r:id="rIdthpp5-ctvk35jvhotvq0f">
+            <w:hyperlink w:history="1" r:id="rIdwpfsiga3uvk74l0oxw8n3">
               <w:r>
                 <w:rPr>
                   <w:rFonts w:ascii="Arial" w:cs="Arial" w:eastAsia="Arial" w:hAnsi="Arial"/>
@@ -21283,7 +21725,7 @@
             <w:pPr>
               <w:spacing w:after="20" w:before="0"/>
             </w:pPr>
-            <w:hyperlink w:history="1" r:id="rIdhuxsntah2_axnpiqydons">
+            <w:hyperlink w:history="1" r:id="rIdlqw9_sabyaiqvulretgl6">
               <w:r>
                 <w:rPr>
                   <w:rFonts w:ascii="Arial" w:cs="Arial" w:eastAsia="Arial" w:hAnsi="Arial"/>
@@ -21316,7 +21758,7 @@
               <w:spacing w:after="10" w:before="0"/>
               <w:ind w:left="120"/>
             </w:pPr>
-            <w:hyperlink w:history="1" r:id="rIdrjv_qihv1-irgr8uigmpi">
+            <w:hyperlink w:history="1" r:id="rId6imueiqhqhi-sqpxzd6hi">
               <w:r>
                 <w:rPr>
                   <w:rFonts w:ascii="Arial" w:cs="Arial" w:eastAsia="Arial" w:hAnsi="Arial"/>
@@ -21344,6 +21786,7 @@
           </w:tcPr>
           <w:p>
             <w:pPr>
+              <w:keepNext w:val="false"/>
               <w:spacing w:after="40" w:before="0"/>
               <w:jc w:val="left"/>
             </w:pPr>
@@ -21376,6 +21819,7 @@
           </w:tcPr>
           <w:p>
             <w:pPr>
+              <w:keepNext w:val="false"/>
               <w:spacing w:after="40" w:before="0"/>
               <w:jc w:val="left"/>
             </w:pPr>
@@ -21408,6 +21852,7 @@
           </w:tcPr>
           <w:p>
             <w:pPr>
+              <w:keepNext w:val="false"/>
               <w:spacing w:after="40" w:before="0"/>
               <w:jc w:val="left"/>
             </w:pPr>
@@ -21440,6 +21885,7 @@
           </w:tcPr>
           <w:p>
             <w:pPr>
+              <w:keepNext w:val="false"/>
               <w:spacing w:after="40" w:before="0"/>
               <w:jc w:val="left"/>
             </w:pPr>
@@ -21474,6 +21920,7 @@
           </w:tcPr>
           <w:p>
             <w:pPr>
+              <w:keepNext w:val="false"/>
               <w:spacing w:after="40" w:before="0"/>
               <w:jc w:val="left"/>
             </w:pPr>
@@ -21511,7 +21958,7 @@
             <w:pPr>
               <w:spacing w:after="20" w:before="0"/>
             </w:pPr>
-            <w:hyperlink w:history="1" r:id="rIdyrqjgdydlgegshkorbdaf">
+            <w:hyperlink w:history="1" r:id="rId9iiybib637lww9c2zq320">
               <w:r>
                 <w:rPr>
                   <w:rFonts w:ascii="Arial" w:cs="Arial" w:eastAsia="Arial" w:hAnsi="Arial"/>
@@ -21560,7 +22007,7 @@
               <w:spacing w:after="10" w:before="0"/>
               <w:ind w:left="120"/>
             </w:pPr>
-            <w:hyperlink w:history="1" r:id="rId5_i2vww0bnjiircs3gf0m">
+            <w:hyperlink w:history="1" r:id="rIdaj5n09sqvpxdhmnezdkky">
               <w:r>
                 <w:rPr>
                   <w:rFonts w:ascii="Arial" w:cs="Arial" w:eastAsia="Arial" w:hAnsi="Arial"/>
@@ -21605,7 +22052,7 @@
             <w:pPr>
               <w:spacing w:after="20" w:before="0"/>
             </w:pPr>
-            <w:hyperlink w:history="1" r:id="rIduwqmgwaoba2dkakxornpa">
+            <w:hyperlink w:history="1" r:id="rId6op-t50tq11iwf9hooakq">
               <w:r>
                 <w:rPr>
                   <w:rFonts w:ascii="Arial" w:cs="Arial" w:eastAsia="Arial" w:hAnsi="Arial"/>
@@ -21638,7 +22085,7 @@
               <w:spacing w:after="10" w:before="0"/>
               <w:ind w:left="120"/>
             </w:pPr>
-            <w:hyperlink w:history="1" r:id="rIdbic0g9s9n891w1ogtetmo">
+            <w:hyperlink w:history="1" r:id="rIdx_4d7zmp6k6vekwhfd37q">
               <w:r>
                 <w:rPr>
                   <w:rFonts w:ascii="Arial" w:cs="Arial" w:eastAsia="Arial" w:hAnsi="Arial"/>
@@ -21666,6 +22113,7 @@
           </w:tcPr>
           <w:p>
             <w:pPr>
+              <w:keepNext w:val="false"/>
               <w:spacing w:after="40" w:before="0"/>
               <w:jc w:val="left"/>
             </w:pPr>
@@ -21685,6 +22133,7 @@
           </w:p>
           <w:p>
             <w:pPr>
+              <w:keepNext w:val="false"/>
               <w:spacing w:after="40" w:before="0"/>
               <w:jc w:val="left"/>
             </w:pPr>
@@ -21704,6 +22153,7 @@
           </w:p>
           <w:p>
             <w:pPr>
+              <w:keepNext w:val="false"/>
               <w:spacing w:after="40" w:before="0"/>
               <w:jc w:val="left"/>
             </w:pPr>
@@ -21723,6 +22173,7 @@
           </w:p>
           <w:p>
             <w:pPr>
+              <w:keepNext w:val="false"/>
               <w:spacing w:after="40" w:before="0"/>
               <w:jc w:val="left"/>
             </w:pPr>
@@ -21742,6 +22193,7 @@
           </w:p>
           <w:p>
             <w:pPr>
+              <w:keepNext w:val="false"/>
               <w:spacing w:after="40" w:before="0"/>
               <w:jc w:val="left"/>
             </w:pPr>
@@ -21761,6 +22213,7 @@
           </w:p>
           <w:p>
             <w:pPr>
+              <w:keepNext w:val="false"/>
               <w:spacing w:after="40" w:before="0"/>
               <w:jc w:val="left"/>
             </w:pPr>
@@ -21780,6 +22233,7 @@
           </w:p>
           <w:p>
             <w:pPr>
+              <w:keepNext w:val="false"/>
               <w:spacing w:after="40" w:before="0"/>
               <w:jc w:val="left"/>
             </w:pPr>
@@ -21799,6 +22253,7 @@
           </w:p>
           <w:p>
             <w:pPr>
+              <w:keepNext w:val="false"/>
               <w:spacing w:after="40" w:before="0"/>
               <w:jc w:val="left"/>
             </w:pPr>
@@ -21818,6 +22273,7 @@
           </w:p>
           <w:p>
             <w:pPr>
+              <w:keepNext w:val="false"/>
               <w:spacing w:after="40" w:before="0"/>
               <w:jc w:val="left"/>
             </w:pPr>
@@ -21837,6 +22293,7 @@
           </w:p>
           <w:p>
             <w:pPr>
+              <w:keepNext w:val="false"/>
               <w:spacing w:after="40" w:before="0"/>
               <w:jc w:val="left"/>
             </w:pPr>
@@ -21856,6 +22313,7 @@
           </w:p>
           <w:p>
             <w:pPr>
+              <w:keepNext w:val="false"/>
               <w:spacing w:after="40" w:before="0"/>
               <w:jc w:val="left"/>
             </w:pPr>
@@ -21888,6 +22346,7 @@
           </w:tcPr>
           <w:p>
             <w:pPr>
+              <w:keepNext w:val="false"/>
               <w:spacing w:after="40" w:before="0"/>
               <w:jc w:val="left"/>
             </w:pPr>
@@ -21907,6 +22366,7 @@
           </w:p>
           <w:p>
             <w:pPr>
+              <w:keepNext w:val="false"/>
               <w:spacing w:after="40" w:before="0"/>
               <w:jc w:val="left"/>
             </w:pPr>
@@ -21926,6 +22386,7 @@
           </w:p>
           <w:p>
             <w:pPr>
+              <w:keepNext w:val="false"/>
               <w:spacing w:after="40" w:before="0"/>
               <w:jc w:val="left"/>
             </w:pPr>
@@ -21945,6 +22406,7 @@
           </w:p>
           <w:p>
             <w:pPr>
+              <w:keepNext w:val="false"/>
               <w:spacing w:after="40" w:before="0"/>
               <w:jc w:val="left"/>
             </w:pPr>
@@ -21964,6 +22426,7 @@
           </w:p>
           <w:p>
             <w:pPr>
+              <w:keepNext w:val="false"/>
               <w:spacing w:after="40" w:before="0"/>
               <w:jc w:val="left"/>
             </w:pPr>
@@ -21996,6 +22459,7 @@
           </w:tcPr>
           <w:p>
             <w:pPr>
+              <w:keepNext w:val="false"/>
               <w:spacing w:after="40" w:before="0"/>
               <w:jc w:val="left"/>
             </w:pPr>
@@ -22028,6 +22492,7 @@
           </w:tcPr>
           <w:p>
             <w:pPr>
+              <w:keepNext w:val="false"/>
               <w:spacing w:after="40" w:before="0"/>
               <w:jc w:val="left"/>
             </w:pPr>
@@ -22062,6 +22527,7 @@
           </w:tcPr>
           <w:p>
             <w:pPr>
+              <w:keepNext w:val="false"/>
               <w:spacing w:after="40" w:before="0"/>
               <w:jc w:val="left"/>
             </w:pPr>
@@ -22099,7 +22565,7 @@
             <w:pPr>
               <w:spacing w:after="20" w:before="0"/>
             </w:pPr>
-            <w:hyperlink w:history="1" r:id="rIdgy9wc9ewwgavzpjnvc3td">
+            <w:hyperlink w:history="1" r:id="rIdxwgjzgvykwp8ksm5s0b5t">
               <w:r>
                 <w:rPr>
                   <w:rFonts w:ascii="Arial" w:cs="Arial" w:eastAsia="Arial" w:hAnsi="Arial"/>
@@ -22148,7 +22614,7 @@
               <w:spacing w:after="10" w:before="0"/>
               <w:ind w:left="120"/>
             </w:pPr>
-            <w:hyperlink w:history="1" r:id="rIdjm8ohnuurcxfcaemre4kq">
+            <w:hyperlink w:history="1" r:id="rIdvzbw3wedjws8ks9lib6we">
               <w:r>
                 <w:rPr>
                   <w:rFonts w:ascii="Arial" w:cs="Arial" w:eastAsia="Arial" w:hAnsi="Arial"/>
@@ -22193,7 +22659,7 @@
             <w:pPr>
               <w:spacing w:after="20" w:before="0"/>
             </w:pPr>
-            <w:hyperlink w:history="1" r:id="rId3qhbwotha8yeldsp0iivi">
+            <w:hyperlink w:history="1" r:id="rIdykg7cno7bfl9ca-ucrhsa">
               <w:r>
                 <w:rPr>
                   <w:rFonts w:ascii="Arial" w:cs="Arial" w:eastAsia="Arial" w:hAnsi="Arial"/>
@@ -22242,7 +22708,7 @@
               <w:spacing w:after="10" w:before="0"/>
               <w:ind w:left="120"/>
             </w:pPr>
-            <w:hyperlink w:history="1" r:id="rIdh09-n5jzufcame6vct2ou">
+            <w:hyperlink w:history="1" r:id="rId5pckighqtjzyjv1u2yyhk">
               <w:r>
                 <w:rPr>
                   <w:rFonts w:ascii="Arial" w:cs="Arial" w:eastAsia="Arial" w:hAnsi="Arial"/>
@@ -22270,6 +22736,7 @@
           </w:tcPr>
           <w:p>
             <w:pPr>
+              <w:keepNext w:val="false"/>
               <w:spacing w:after="40" w:before="0"/>
               <w:jc w:val="left"/>
             </w:pPr>
@@ -22302,6 +22769,7 @@
           </w:tcPr>
           <w:p>
             <w:pPr>
+              <w:keepNext w:val="false"/>
               <w:spacing w:after="40" w:before="0"/>
               <w:jc w:val="left"/>
             </w:pPr>
@@ -22321,6 +22789,7 @@
           </w:p>
           <w:p>
             <w:pPr>
+              <w:keepNext w:val="false"/>
               <w:spacing w:after="40" w:before="0"/>
               <w:jc w:val="left"/>
             </w:pPr>
@@ -22340,6 +22809,7 @@
           </w:p>
           <w:p>
             <w:pPr>
+              <w:keepNext w:val="false"/>
               <w:spacing w:after="40" w:before="0"/>
               <w:jc w:val="left"/>
             </w:pPr>
@@ -22372,6 +22842,7 @@
           </w:tcPr>
           <w:p>
             <w:pPr>
+              <w:keepNext w:val="false"/>
               <w:spacing w:after="40" w:before="0"/>
               <w:jc w:val="left"/>
             </w:pPr>
@@ -22404,6 +22875,7 @@
           </w:tcPr>
           <w:p>
             <w:pPr>
+              <w:keepNext w:val="false"/>
               <w:spacing w:after="40" w:before="0"/>
               <w:jc w:val="left"/>
             </w:pPr>
@@ -22438,6 +22910,7 @@
           </w:tcPr>
           <w:p>
             <w:pPr>
+              <w:keepNext w:val="false"/>
               <w:spacing w:after="40" w:before="0"/>
               <w:jc w:val="left"/>
             </w:pPr>
@@ -22475,7 +22948,7 @@
             <w:pPr>
               <w:spacing w:after="20" w:before="0"/>
             </w:pPr>
-            <w:hyperlink w:history="1" r:id="rId1fgxhxs52ah1g9hp1lvla">
+            <w:hyperlink w:history="1" r:id="rId2iyfydaaaprflttsjz-0r">
               <w:r>
                 <w:rPr>
                   <w:rFonts w:ascii="Arial" w:cs="Arial" w:eastAsia="Arial" w:hAnsi="Arial"/>
@@ -22524,7 +22997,7 @@
               <w:spacing w:after="10" w:before="0"/>
               <w:ind w:left="120"/>
             </w:pPr>
-            <w:hyperlink w:history="1" r:id="rIdgvzi9dm5-deukd7c4yids">
+            <w:hyperlink w:history="1" r:id="rIdcisotj3foj5duk-2j5sxv">
               <w:r>
                 <w:rPr>
                   <w:rFonts w:ascii="Arial" w:cs="Arial" w:eastAsia="Arial" w:hAnsi="Arial"/>
@@ -22569,7 +23042,7 @@
             <w:pPr>
               <w:spacing w:after="20" w:before="0"/>
             </w:pPr>
-            <w:hyperlink w:history="1" r:id="rIdmf1ujiiw0t0apeuc3w5eg">
+            <w:hyperlink w:history="1" r:id="rId6--ayst6x5eeefx-xbv7y">
               <w:r>
                 <w:rPr>
                   <w:rFonts w:ascii="Arial" w:cs="Arial" w:eastAsia="Arial" w:hAnsi="Arial"/>
@@ -22618,7 +23091,7 @@
               <w:spacing w:after="10" w:before="0"/>
               <w:ind w:left="120"/>
             </w:pPr>
-            <w:hyperlink w:history="1" r:id="rIdcuc9-3fmujuavrixguwfv">
+            <w:hyperlink w:history="1" r:id="rIdamwme-epesa3a22rzgwbh">
               <w:r>
                 <w:rPr>
                   <w:rFonts w:ascii="Arial" w:cs="Arial" w:eastAsia="Arial" w:hAnsi="Arial"/>
@@ -22646,6 +23119,7 @@
           </w:tcPr>
           <w:p>
             <w:pPr>
+              <w:keepNext w:val="false"/>
               <w:spacing w:after="40" w:before="0"/>
               <w:jc w:val="left"/>
             </w:pPr>
@@ -22678,6 +23152,7 @@
           </w:tcPr>
           <w:p>
             <w:pPr>
+              <w:keepNext w:val="false"/>
               <w:spacing w:after="40" w:before="0"/>
               <w:jc w:val="left"/>
             </w:pPr>
@@ -22710,6 +23185,7 @@
           </w:tcPr>
           <w:p>
             <w:pPr>
+              <w:keepNext w:val="false"/>
               <w:spacing w:after="40" w:before="0"/>
               <w:jc w:val="left"/>
             </w:pPr>
@@ -22742,6 +23218,7 @@
           </w:tcPr>
           <w:p>
             <w:pPr>
+              <w:keepNext w:val="false"/>
               <w:spacing w:after="40" w:before="0"/>
               <w:jc w:val="left"/>
             </w:pPr>
@@ -22776,6 +23253,7 @@
           </w:tcPr>
           <w:p>
             <w:pPr>
+              <w:keepNext w:val="false"/>
               <w:spacing w:after="40" w:before="0"/>
               <w:jc w:val="left"/>
             </w:pPr>
@@ -22813,7 +23291,7 @@
             <w:pPr>
               <w:spacing w:after="20" w:before="0"/>
             </w:pPr>
-            <w:hyperlink w:history="1" r:id="rIdx4e2li2cmdsfifznuetwd">
+            <w:hyperlink w:history="1" r:id="rIdxoodyljvausi9fsc7dv79">
               <w:r>
                 <w:rPr>
                   <w:rFonts w:ascii="Arial" w:cs="Arial" w:eastAsia="Arial" w:hAnsi="Arial"/>
@@ -22862,7 +23340,7 @@
               <w:spacing w:after="10" w:before="0"/>
               <w:ind w:left="120"/>
             </w:pPr>
-            <w:hyperlink w:history="1" r:id="rIdosmajmkspaib-ktose6dd">
+            <w:hyperlink w:history="1" r:id="rIdcfrmjw9lybkwdl5gybrqx">
               <w:r>
                 <w:rPr>
                   <w:rFonts w:ascii="Arial" w:cs="Arial" w:eastAsia="Arial" w:hAnsi="Arial"/>
@@ -22907,7 +23385,7 @@
             <w:pPr>
               <w:spacing w:after="20" w:before="0"/>
             </w:pPr>
-            <w:hyperlink w:history="1" r:id="rIdf3xmphmtnlpza3pxf3epp">
+            <w:hyperlink w:history="1" r:id="rIdnsd37b0nskdt5ug9nqty1">
               <w:r>
                 <w:rPr>
                   <w:rFonts w:ascii="Arial" w:cs="Arial" w:eastAsia="Arial" w:hAnsi="Arial"/>
@@ -22956,7 +23434,7 @@
               <w:spacing w:after="10" w:before="0"/>
               <w:ind w:left="120"/>
             </w:pPr>
-            <w:hyperlink w:history="1" r:id="rIdbanel0rzrkrladomyvchq">
+            <w:hyperlink w:history="1" r:id="rId4ezhofndv4mfjpputdmw3">
               <w:r>
                 <w:rPr>
                   <w:rFonts w:ascii="Arial" w:cs="Arial" w:eastAsia="Arial" w:hAnsi="Arial"/>
@@ -22984,6 +23462,7 @@
           </w:tcPr>
           <w:p>
             <w:pPr>
+              <w:keepNext w:val="false"/>
               <w:spacing w:after="40" w:before="0"/>
               <w:jc w:val="left"/>
             </w:pPr>
@@ -23016,6 +23495,7 @@
           </w:tcPr>
           <w:p>
             <w:pPr>
+              <w:keepNext w:val="false"/>
               <w:spacing w:after="40" w:before="0"/>
               <w:jc w:val="left"/>
             </w:pPr>
@@ -23048,6 +23528,7 @@
           </w:tcPr>
           <w:p>
             <w:pPr>
+              <w:keepNext w:val="false"/>
               <w:spacing w:after="40" w:before="0"/>
               <w:jc w:val="left"/>
             </w:pPr>
@@ -23080,6 +23561,7 @@
           </w:tcPr>
           <w:p>
             <w:pPr>
+              <w:keepNext w:val="false"/>
               <w:spacing w:after="40" w:before="0"/>
               <w:jc w:val="left"/>
             </w:pPr>
@@ -23139,6 +23621,7 @@
           </w:tcPr>
           <w:p>
             <w:pPr>
+              <w:keepNext w:val="false"/>
               <w:spacing w:after="40" w:before="0"/>
               <w:jc w:val="center"/>
             </w:pPr>
@@ -23173,6 +23656,7 @@
           </w:tcPr>
           <w:p>
             <w:pPr>
+              <w:keepNext w:val="false"/>
               <w:spacing w:after="40" w:before="0"/>
               <w:jc w:val="left"/>
             </w:pPr>
@@ -23192,6 +23676,7 @@
           </w:p>
           <w:p>
             <w:pPr>
+              <w:keepNext w:val="false"/>
               <w:spacing w:after="40" w:before="0"/>
               <w:jc w:val="left"/>
             </w:pPr>
@@ -23211,6 +23696,7 @@
           </w:p>
           <w:p>
             <w:pPr>
+              <w:keepNext w:val="false"/>
               <w:spacing w:after="40" w:before="0"/>
               <w:jc w:val="left"/>
             </w:pPr>
@@ -23230,6 +23716,7 @@
           </w:p>
           <w:p>
             <w:pPr>
+              <w:keepNext w:val="false"/>
               <w:spacing w:after="40" w:before="0"/>
               <w:jc w:val="left"/>
             </w:pPr>
@@ -23249,6 +23736,7 @@
           </w:p>
           <w:p>
             <w:pPr>
+              <w:keepNext w:val="false"/>
               <w:spacing w:after="40" w:before="0"/>
               <w:jc w:val="left"/>
             </w:pPr>
@@ -23268,6 +23756,7 @@
           </w:p>
           <w:p>
             <w:pPr>
+              <w:keepNext w:val="false"/>
               <w:spacing w:after="40" w:before="0"/>
               <w:jc w:val="left"/>
             </w:pPr>
@@ -23329,6 +23818,7 @@
           </w:tcPr>
           <w:p>
             <w:pPr>
+              <w:keepNext w:val="false"/>
               <w:spacing w:after="40" w:before="0"/>
               <w:jc w:val="center"/>
             </w:pPr>
@@ -23363,6 +23853,7 @@
           </w:tcPr>
           <w:p>
             <w:pPr>
+              <w:keepNext w:val="false"/>
               <w:spacing w:after="40" w:before="0"/>
               <w:jc w:val="left"/>
             </w:pPr>
@@ -23395,6 +23886,7 @@
           </w:tcPr>
           <w:p>
             <w:pPr>
+              <w:keepNext w:val="false"/>
               <w:spacing w:after="40" w:before="0"/>
               <w:jc w:val="left"/>
             </w:pPr>
@@ -23429,6 +23921,7 @@
           </w:tcPr>
           <w:p>
             <w:pPr>
+              <w:keepNext w:val="false"/>
               <w:spacing w:after="40" w:before="0"/>
               <w:jc w:val="left"/>
             </w:pPr>
@@ -23461,6 +23954,7 @@
           </w:tcPr>
           <w:p>
             <w:pPr>
+              <w:keepNext w:val="false"/>
               <w:spacing w:after="40" w:before="0"/>
               <w:jc w:val="left"/>
             </w:pPr>
@@ -23495,6 +23989,7 @@
           </w:tcPr>
           <w:p>
             <w:pPr>
+              <w:keepNext w:val="false"/>
               <w:spacing w:after="40" w:before="0"/>
               <w:jc w:val="left"/>
             </w:pPr>
@@ -23527,6 +24022,7 @@
           </w:tcPr>
           <w:p>
             <w:pPr>
+              <w:keepNext w:val="false"/>
               <w:spacing w:after="40" w:before="0"/>
               <w:jc w:val="left"/>
             </w:pPr>
@@ -23563,7 +24059,7 @@
         </w:rPr>
         <w:t xml:space="preserve">© 2026 SeaVuria and ARES. Aligned with KICD objectives. Developed by SeaVuria; technical implementation by ARES (with AI assistance from Claude). Licensed under </w:t>
       </w:r>
-      <w:hyperlink w:history="1" r:id="rIdj2z4gqbqthvnj09ityibs">
+      <w:hyperlink w:history="1" r:id="rIdflenlolzzwo-j9quura6d">
         <w:r>
           <w:rPr>
             <w:rFonts w:ascii="Arial" w:cs="Arial" w:eastAsia="Arial" w:hAnsi="Arial"/>
@@ -23584,7 +24080,7 @@
         </w:rPr>
         <w:t xml:space="preserve"> (</w:t>
       </w:r>
-      <w:hyperlink w:history="1" r:id="rIdzduldmujbjuv7xiyma3cf">
+      <w:hyperlink w:history="1" r:id="rIdxzgmu8g9f82ixen8bkafm">
         <w:r>
           <w:rPr>
             <w:rFonts w:ascii="Arial" w:cs="Arial" w:eastAsia="Arial" w:hAnsi="Arial"/>
@@ -23644,6 +24140,7 @@
           </w:tcPr>
           <w:p>
             <w:pPr>
+              <w:keepNext w:val="false"/>
               <w:spacing w:after="40" w:before="0"/>
               <w:jc w:val="center"/>
             </w:pPr>
@@ -23679,6 +24176,7 @@
           </w:tcPr>
           <w:p>
             <w:pPr>
+              <w:keepNext w:val="false"/>
               <w:spacing w:after="40" w:before="0"/>
               <w:jc w:val="center"/>
             </w:pPr>
@@ -23713,6 +24211,7 @@
           </w:tcPr>
           <w:p>
             <w:pPr>
+              <w:keepNext w:val="false"/>
               <w:spacing w:after="40" w:before="0"/>
               <w:jc w:val="left"/>
             </w:pPr>
@@ -23745,6 +24244,7 @@
           </w:tcPr>
           <w:p>
             <w:pPr>
+              <w:keepNext w:val="false"/>
               <w:spacing w:after="40" w:before="0"/>
               <w:jc w:val="left"/>
             </w:pPr>
@@ -23779,6 +24279,7 @@
           </w:tcPr>
           <w:p>
             <w:pPr>
+              <w:keepNext w:val="false"/>
               <w:spacing w:after="40" w:before="0"/>
               <w:jc w:val="left"/>
             </w:pPr>
@@ -23811,6 +24312,7 @@
           </w:tcPr>
           <w:p>
             <w:pPr>
+              <w:keepNext w:val="false"/>
               <w:spacing w:after="40" w:before="0"/>
               <w:jc w:val="left"/>
             </w:pPr>
@@ -23845,6 +24347,7 @@
           </w:tcPr>
           <w:p>
             <w:pPr>
+              <w:keepNext w:val="false"/>
               <w:spacing w:after="40" w:before="0"/>
               <w:jc w:val="left"/>
             </w:pPr>
@@ -23952,6 +24455,7 @@
           </w:tcPr>
           <w:p>
             <w:pPr>
+              <w:keepNext w:val="false"/>
               <w:spacing w:after="40" w:before="0"/>
               <w:jc w:val="left"/>
             </w:pPr>
@@ -24059,6 +24563,7 @@
           </w:tcPr>
           <w:p>
             <w:pPr>
+              <w:keepNext w:val="false"/>
               <w:spacing w:after="40" w:before="0"/>
               <w:jc w:val="left"/>
             </w:pPr>
@@ -24166,6 +24671,7 @@
           </w:tcPr>
           <w:p>
             <w:pPr>
+              <w:keepNext w:val="false"/>
               <w:spacing w:after="40" w:before="0"/>
               <w:jc w:val="left"/>
             </w:pPr>
@@ -24198,6 +24704,7 @@
           </w:tcPr>
           <w:p>
             <w:pPr>
+              <w:keepNext w:val="false"/>
               <w:spacing w:after="40" w:before="0"/>
               <w:jc w:val="left"/>
             </w:pPr>
@@ -24232,6 +24739,7 @@
           </w:tcPr>
           <w:p>
             <w:pPr>
+              <w:keepNext w:val="false"/>
               <w:spacing w:after="40" w:before="0"/>
               <w:jc w:val="left"/>
             </w:pPr>
@@ -24264,6 +24772,7 @@
           </w:tcPr>
           <w:p>
             <w:pPr>
+              <w:keepNext w:val="false"/>
               <w:spacing w:after="40" w:before="0"/>
               <w:jc w:val="left"/>
             </w:pPr>
@@ -24298,6 +24807,7 @@
           </w:tcPr>
           <w:p>
             <w:pPr>
+              <w:keepNext w:val="false"/>
               <w:spacing w:after="40" w:before="0"/>
               <w:jc w:val="left"/>
             </w:pPr>
@@ -24330,6 +24840,7 @@
           </w:tcPr>
           <w:p>
             <w:pPr>
+              <w:keepNext w:val="false"/>
               <w:spacing w:after="40" w:before="0"/>
               <w:jc w:val="left"/>
             </w:pPr>
@@ -24389,6 +24900,7 @@
           </w:tcPr>
           <w:p>
             <w:pPr>
+              <w:keepNext w:val="false"/>
               <w:spacing w:after="40" w:before="0"/>
               <w:jc w:val="center"/>
             </w:pPr>
@@ -24423,6 +24935,7 @@
           </w:tcPr>
           <w:p>
             <w:pPr>
+              <w:keepNext w:val="false"/>
               <w:spacing w:after="40" w:before="0"/>
               <w:jc w:val="left"/>
             </w:pPr>
@@ -24487,6 +25000,7 @@
           </w:tcPr>
           <w:p>
             <w:pPr>
+              <w:keepNext w:val="false"/>
               <w:spacing w:after="40" w:before="0"/>
               <w:jc w:val="center"/>
             </w:pPr>
@@ -24521,6 +25035,7 @@
           </w:tcPr>
           <w:p>
             <w:pPr>
+              <w:keepNext w:val="false"/>
               <w:spacing w:after="40" w:before="0"/>
               <w:jc w:val="left"/>
             </w:pPr>
@@ -24553,6 +25068,7 @@
           </w:tcPr>
           <w:p>
             <w:pPr>
+              <w:keepNext w:val="false"/>
               <w:spacing w:after="40" w:before="0"/>
               <w:jc w:val="left"/>
             </w:pPr>
@@ -24585,6 +25101,7 @@
           </w:tcPr>
           <w:p>
             <w:pPr>
+              <w:keepNext w:val="false"/>
               <w:spacing w:after="40" w:before="0"/>
               <w:jc w:val="left"/>
             </w:pPr>
@@ -24617,6 +25134,7 @@
           </w:tcPr>
           <w:p>
             <w:pPr>
+              <w:keepNext w:val="false"/>
               <w:spacing w:after="40" w:before="0"/>
               <w:jc w:val="left"/>
             </w:pPr>
@@ -24649,6 +25167,7 @@
           </w:tcPr>
           <w:p>
             <w:pPr>
+              <w:keepNext w:val="false"/>
               <w:spacing w:after="40" w:before="0"/>
               <w:jc w:val="left"/>
             </w:pPr>
@@ -24683,6 +25202,7 @@
           </w:tcPr>
           <w:p>
             <w:pPr>
+              <w:keepNext w:val="false"/>
               <w:spacing w:after="40" w:before="0"/>
               <w:jc w:val="left"/>
             </w:pPr>
@@ -24720,7 +25240,7 @@
             <w:pPr>
               <w:spacing w:after="20" w:before="0"/>
             </w:pPr>
-            <w:hyperlink w:history="1" r:id="rIdfcptyprbdzapojw1oka57">
+            <w:hyperlink w:history="1" r:id="rId0jrhkmvuuh8ahahamfnjz">
               <w:r>
                 <w:rPr>
                   <w:rFonts w:ascii="Arial" w:cs="Arial" w:eastAsia="Arial" w:hAnsi="Arial"/>
@@ -24753,7 +25273,7 @@
               <w:spacing w:after="10" w:before="0"/>
               <w:ind w:left="120"/>
             </w:pPr>
-            <w:hyperlink w:history="1" r:id="rIdus7elaikptn0ds_lum_xc">
+            <w:hyperlink w:history="1" r:id="rIdzsykl8cwgnhxjeowthnu6">
               <w:r>
                 <w:rPr>
                   <w:rFonts w:ascii="Arial" w:cs="Arial" w:eastAsia="Arial" w:hAnsi="Arial"/>
@@ -24798,7 +25318,7 @@
             <w:pPr>
               <w:spacing w:after="20" w:before="0"/>
             </w:pPr>
-            <w:hyperlink w:history="1" r:id="rIdxux-alclyl8woybkfqidu">
+            <w:hyperlink w:history="1" r:id="rIdeszzh3xtrdridozezo_yh">
               <w:r>
                 <w:rPr>
                   <w:rFonts w:ascii="Arial" w:cs="Arial" w:eastAsia="Arial" w:hAnsi="Arial"/>
@@ -24831,7 +25351,7 @@
               <w:spacing w:after="10" w:before="0"/>
               <w:ind w:left="120"/>
             </w:pPr>
-            <w:hyperlink w:history="1" r:id="rIdmrvnrg3pkcobla-kzedhu">
+            <w:hyperlink w:history="1" r:id="rIdz5ym3cn2xrolngk_s5iez">
               <w:r>
                 <w:rPr>
                   <w:rFonts w:ascii="Arial" w:cs="Arial" w:eastAsia="Arial" w:hAnsi="Arial"/>
@@ -24859,6 +25379,7 @@
           </w:tcPr>
           <w:p>
             <w:pPr>
+              <w:keepNext w:val="false"/>
               <w:spacing w:after="40" w:before="0"/>
               <w:jc w:val="left"/>
             </w:pPr>
@@ -24891,6 +25412,7 @@
           </w:tcPr>
           <w:p>
             <w:pPr>
+              <w:keepNext w:val="false"/>
               <w:spacing w:after="40" w:before="0"/>
               <w:jc w:val="left"/>
             </w:pPr>
@@ -24923,6 +25445,7 @@
           </w:tcPr>
           <w:p>
             <w:pPr>
+              <w:keepNext w:val="false"/>
               <w:spacing w:after="40" w:before="0"/>
               <w:jc w:val="left"/>
             </w:pPr>
@@ -24955,6 +25478,7 @@
           </w:tcPr>
           <w:p>
             <w:pPr>
+              <w:keepNext w:val="false"/>
               <w:spacing w:after="40" w:before="0"/>
               <w:jc w:val="left"/>
             </w:pPr>
@@ -24989,6 +25513,7 @@
           </w:tcPr>
           <w:p>
             <w:pPr>
+              <w:keepNext w:val="false"/>
               <w:spacing w:after="40" w:before="0"/>
               <w:jc w:val="left"/>
             </w:pPr>
@@ -25026,7 +25551,7 @@
             <w:pPr>
               <w:spacing w:after="20" w:before="0"/>
             </w:pPr>
-            <w:hyperlink w:history="1" r:id="rIdh6smpvmucnxahbv5iwtpn">
+            <w:hyperlink w:history="1" r:id="rId5kokvig2fhcmdncedkf08">
               <w:r>
                 <w:rPr>
                   <w:rFonts w:ascii="Arial" w:cs="Arial" w:eastAsia="Arial" w:hAnsi="Arial"/>
@@ -25059,7 +25584,7 @@
               <w:spacing w:after="10" w:before="0"/>
               <w:ind w:left="120"/>
             </w:pPr>
-            <w:hyperlink w:history="1" r:id="rIdz0rwjyp2n47xwyh15q86d">
+            <w:hyperlink w:history="1" r:id="rIdqhlky4bqfmukpdak6fkt0">
               <w:r>
                 <w:rPr>
                   <w:rFonts w:ascii="Arial" w:cs="Arial" w:eastAsia="Arial" w:hAnsi="Arial"/>
@@ -25104,7 +25629,7 @@
             <w:pPr>
               <w:spacing w:after="20" w:before="0"/>
             </w:pPr>
-            <w:hyperlink w:history="1" r:id="rIdwfrjylzrrlylkx46fgj3l">
+            <w:hyperlink w:history="1" r:id="rId602qmswgcvw2t14loay7u">
               <w:r>
                 <w:rPr>
                   <w:rFonts w:ascii="Arial" w:cs="Arial" w:eastAsia="Arial" w:hAnsi="Arial"/>
@@ -25137,7 +25662,7 @@
               <w:spacing w:after="10" w:before="0"/>
               <w:ind w:left="120"/>
             </w:pPr>
-            <w:hyperlink w:history="1" r:id="rIdm8ymbxximhkivdj_u6dzs">
+            <w:hyperlink w:history="1" r:id="rIddpuarxerqojqwwft6dimq">
               <w:r>
                 <w:rPr>
                   <w:rFonts w:ascii="Arial" w:cs="Arial" w:eastAsia="Arial" w:hAnsi="Arial"/>
@@ -25165,6 +25690,7 @@
           </w:tcPr>
           <w:p>
             <w:pPr>
+              <w:keepNext w:val="false"/>
               <w:spacing w:after="40" w:before="0"/>
               <w:jc w:val="left"/>
             </w:pPr>
@@ -25197,6 +25723,7 @@
           </w:tcPr>
           <w:p>
             <w:pPr>
+              <w:keepNext w:val="false"/>
               <w:spacing w:after="40" w:before="0"/>
               <w:jc w:val="left"/>
             </w:pPr>
@@ -25229,6 +25756,7 @@
           </w:tcPr>
           <w:p>
             <w:pPr>
+              <w:keepNext w:val="false"/>
               <w:spacing w:after="40" w:before="0"/>
               <w:jc w:val="left"/>
             </w:pPr>
@@ -25261,6 +25789,7 @@
           </w:tcPr>
           <w:p>
             <w:pPr>
+              <w:keepNext w:val="false"/>
               <w:spacing w:after="40" w:before="0"/>
               <w:jc w:val="left"/>
             </w:pPr>
@@ -25295,6 +25824,7 @@
           </w:tcPr>
           <w:p>
             <w:pPr>
+              <w:keepNext w:val="false"/>
               <w:spacing w:after="40" w:before="0"/>
               <w:jc w:val="left"/>
             </w:pPr>
@@ -25332,7 +25862,7 @@
             <w:pPr>
               <w:spacing w:after="20" w:before="0"/>
             </w:pPr>
-            <w:hyperlink w:history="1" r:id="rId4ma5lqfxo7dszcuz101ma">
+            <w:hyperlink w:history="1" r:id="rId0d9jcmp0c3u_towit0izl">
               <w:r>
                 <w:rPr>
                   <w:rFonts w:ascii="Arial" w:cs="Arial" w:eastAsia="Arial" w:hAnsi="Arial"/>
@@ -25381,7 +25911,7 @@
               <w:spacing w:after="10" w:before="0"/>
               <w:ind w:left="120"/>
             </w:pPr>
-            <w:hyperlink w:history="1" r:id="rIdsonlsuyo4zrbcwuwpihln">
+            <w:hyperlink w:history="1" r:id="rId3bpo4tigwewyycckz_eos">
               <w:r>
                 <w:rPr>
                   <w:rFonts w:ascii="Arial" w:cs="Arial" w:eastAsia="Arial" w:hAnsi="Arial"/>
@@ -25426,7 +25956,7 @@
             <w:pPr>
               <w:spacing w:after="20" w:before="0"/>
             </w:pPr>
-            <w:hyperlink w:history="1" r:id="rId07u7tdlhnqhult-mcogx2">
+            <w:hyperlink w:history="1" r:id="rId28fqz9gz-lzxhhorhmluf">
               <w:r>
                 <w:rPr>
                   <w:rFonts w:ascii="Arial" w:cs="Arial" w:eastAsia="Arial" w:hAnsi="Arial"/>
@@ -25459,7 +25989,7 @@
               <w:spacing w:after="10" w:before="0"/>
               <w:ind w:left="120"/>
             </w:pPr>
-            <w:hyperlink w:history="1" r:id="rIdarq0wxci7wyqhiplqos7p">
+            <w:hyperlink w:history="1" r:id="rIdee4egbqofvp_yl5fpxuib">
               <w:r>
                 <w:rPr>
                   <w:rFonts w:ascii="Arial" w:cs="Arial" w:eastAsia="Arial" w:hAnsi="Arial"/>
@@ -25487,6 +26017,7 @@
           </w:tcPr>
           <w:p>
             <w:pPr>
+              <w:keepNext w:val="false"/>
               <w:spacing w:after="40" w:before="0"/>
               <w:jc w:val="left"/>
             </w:pPr>
@@ -25519,6 +26050,7 @@
           </w:tcPr>
           <w:p>
             <w:pPr>
+              <w:keepNext w:val="false"/>
               <w:spacing w:after="40" w:before="0"/>
               <w:jc w:val="left"/>
             </w:pPr>
@@ -25551,6 +26083,7 @@
           </w:tcPr>
           <w:p>
             <w:pPr>
+              <w:keepNext w:val="false"/>
               <w:spacing w:after="40" w:before="0"/>
               <w:jc w:val="left"/>
             </w:pPr>
@@ -25583,6 +26116,7 @@
           </w:tcPr>
           <w:p>
             <w:pPr>
+              <w:keepNext w:val="false"/>
               <w:spacing w:after="40" w:before="0"/>
               <w:jc w:val="left"/>
             </w:pPr>
@@ -25617,6 +26151,7 @@
           </w:tcPr>
           <w:p>
             <w:pPr>
+              <w:keepNext w:val="false"/>
               <w:spacing w:after="40" w:before="0"/>
               <w:jc w:val="left"/>
             </w:pPr>
@@ -25654,7 +26189,7 @@
             <w:pPr>
               <w:spacing w:after="20" w:before="0"/>
             </w:pPr>
-            <w:hyperlink w:history="1" r:id="rIdv_ynhedhmympwgqjajoxy">
+            <w:hyperlink w:history="1" r:id="rIdn4jopbu5sk7ybezgddiik">
               <w:r>
                 <w:rPr>
                   <w:rFonts w:ascii="Arial" w:cs="Arial" w:eastAsia="Arial" w:hAnsi="Arial"/>
@@ -25687,7 +26222,7 @@
               <w:spacing w:after="10" w:before="0"/>
               <w:ind w:left="120"/>
             </w:pPr>
-            <w:hyperlink w:history="1" r:id="rIdzcfllkwznc1xm4a4tb0tw">
+            <w:hyperlink w:history="1" r:id="rId62ofwpkcyi9mqpvkmmxhe">
               <w:r>
                 <w:rPr>
                   <w:rFonts w:ascii="Arial" w:cs="Arial" w:eastAsia="Arial" w:hAnsi="Arial"/>
@@ -25732,7 +26267,7 @@
             <w:pPr>
               <w:spacing w:after="20" w:before="0"/>
             </w:pPr>
-            <w:hyperlink w:history="1" r:id="rIdw6mjpcy_u1gqgqwl5txmc">
+            <w:hyperlink w:history="1" r:id="rIdfaf9uipaykn4vck8hcud0">
               <w:r>
                 <w:rPr>
                   <w:rFonts w:ascii="Arial" w:cs="Arial" w:eastAsia="Arial" w:hAnsi="Arial"/>
@@ -25765,7 +26300,7 @@
               <w:spacing w:after="10" w:before="0"/>
               <w:ind w:left="120"/>
             </w:pPr>
-            <w:hyperlink w:history="1" r:id="rIdkknm8jyoks1afpuymfulk">
+            <w:hyperlink w:history="1" r:id="rId8czukwtssyejo4osfj_ml">
               <w:r>
                 <w:rPr>
                   <w:rFonts w:ascii="Arial" w:cs="Arial" w:eastAsia="Arial" w:hAnsi="Arial"/>
@@ -25793,6 +26328,7 @@
           </w:tcPr>
           <w:p>
             <w:pPr>
+              <w:keepNext w:val="false"/>
               <w:spacing w:after="40" w:before="0"/>
               <w:jc w:val="left"/>
             </w:pPr>
@@ -25825,6 +26361,7 @@
           </w:tcPr>
           <w:p>
             <w:pPr>
+              <w:keepNext w:val="false"/>
               <w:spacing w:after="40" w:before="0"/>
               <w:jc w:val="left"/>
             </w:pPr>
@@ -25857,6 +26394,7 @@
           </w:tcPr>
           <w:p>
             <w:pPr>
+              <w:keepNext w:val="false"/>
               <w:spacing w:after="40" w:before="0"/>
               <w:jc w:val="left"/>
             </w:pPr>
@@ -25889,6 +26427,7 @@
           </w:tcPr>
           <w:p>
             <w:pPr>
+              <w:keepNext w:val="false"/>
               <w:spacing w:after="40" w:before="0"/>
               <w:jc w:val="left"/>
             </w:pPr>
@@ -25923,6 +26462,7 @@
           </w:tcPr>
           <w:p>
             <w:pPr>
+              <w:keepNext w:val="false"/>
               <w:spacing w:after="40" w:before="0"/>
               <w:jc w:val="left"/>
             </w:pPr>
@@ -25960,7 +26500,7 @@
             <w:pPr>
               <w:spacing w:after="20" w:before="0"/>
             </w:pPr>
-            <w:hyperlink w:history="1" r:id="rIdok6jms0gfq-twttyibztj">
+            <w:hyperlink w:history="1" r:id="rIdcum7fecsqoii6egihoa2u">
               <w:r>
                 <w:rPr>
                   <w:rFonts w:ascii="Arial" w:cs="Arial" w:eastAsia="Arial" w:hAnsi="Arial"/>
@@ -25993,7 +26533,7 @@
               <w:spacing w:after="10" w:before="0"/>
               <w:ind w:left="120"/>
             </w:pPr>
-            <w:hyperlink w:history="1" r:id="rIdpitrcy86fwkvkj62qpu-_">
+            <w:hyperlink w:history="1" r:id="rIdnf8ynjlfcohr-_lhdgb1w">
               <w:r>
                 <w:rPr>
                   <w:rFonts w:ascii="Arial" w:cs="Arial" w:eastAsia="Arial" w:hAnsi="Arial"/>
@@ -26038,7 +26578,7 @@
             <w:pPr>
               <w:spacing w:after="20" w:before="0"/>
             </w:pPr>
-            <w:hyperlink w:history="1" r:id="rIdkhsar6lb1loyxdpgo-a6g">
+            <w:hyperlink w:history="1" r:id="rIdzd8yvlwseywcrjb46fbrm">
               <w:r>
                 <w:rPr>
                   <w:rFonts w:ascii="Arial" w:cs="Arial" w:eastAsia="Arial" w:hAnsi="Arial"/>
@@ -26071,7 +26611,7 @@
               <w:spacing w:after="10" w:before="0"/>
               <w:ind w:left="120"/>
             </w:pPr>
-            <w:hyperlink w:history="1" r:id="rId5nkswpndrvkvlbfilqbag">
+            <w:hyperlink w:history="1" r:id="rIdhzqndybw4oikhxmfu1gbc">
               <w:r>
                 <w:rPr>
                   <w:rFonts w:ascii="Arial" w:cs="Arial" w:eastAsia="Arial" w:hAnsi="Arial"/>
@@ -26099,6 +26639,7 @@
           </w:tcPr>
           <w:p>
             <w:pPr>
+              <w:keepNext w:val="false"/>
               <w:spacing w:after="40" w:before="0"/>
               <w:jc w:val="left"/>
             </w:pPr>
@@ -26131,6 +26672,7 @@
           </w:tcPr>
           <w:p>
             <w:pPr>
+              <w:keepNext w:val="false"/>
               <w:spacing w:after="40" w:before="0"/>
               <w:jc w:val="left"/>
             </w:pPr>
@@ -26163,6 +26705,7 @@
           </w:tcPr>
           <w:p>
             <w:pPr>
+              <w:keepNext w:val="false"/>
               <w:spacing w:after="40" w:before="0"/>
               <w:jc w:val="left"/>
             </w:pPr>
@@ -26195,6 +26738,7 @@
           </w:tcPr>
           <w:p>
             <w:pPr>
+              <w:keepNext w:val="false"/>
               <w:spacing w:after="40" w:before="0"/>
               <w:jc w:val="left"/>
             </w:pPr>
@@ -26254,6 +26798,7 @@
           </w:tcPr>
           <w:p>
             <w:pPr>
+              <w:keepNext w:val="false"/>
               <w:spacing w:after="40" w:before="0"/>
               <w:jc w:val="center"/>
             </w:pPr>
@@ -26288,6 +26833,7 @@
           </w:tcPr>
           <w:p>
             <w:pPr>
+              <w:keepNext w:val="false"/>
               <w:spacing w:after="40" w:before="0"/>
               <w:jc w:val="left"/>
             </w:pPr>
@@ -26349,6 +26895,7 @@
           </w:tcPr>
           <w:p>
             <w:pPr>
+              <w:keepNext w:val="false"/>
               <w:spacing w:after="40" w:before="0"/>
               <w:jc w:val="center"/>
             </w:pPr>
@@ -26383,6 +26930,7 @@
           </w:tcPr>
           <w:p>
             <w:pPr>
+              <w:keepNext w:val="false"/>
               <w:spacing w:after="40" w:before="0"/>
               <w:jc w:val="left"/>
             </w:pPr>
@@ -26415,6 +26963,7 @@
           </w:tcPr>
           <w:p>
             <w:pPr>
+              <w:keepNext w:val="false"/>
               <w:spacing w:after="40" w:before="0"/>
               <w:jc w:val="left"/>
             </w:pPr>
@@ -26449,6 +26998,7 @@
           </w:tcPr>
           <w:p>
             <w:pPr>
+              <w:keepNext w:val="false"/>
               <w:spacing w:after="40" w:before="0"/>
               <w:jc w:val="left"/>
             </w:pPr>
@@ -26481,6 +27031,7 @@
           </w:tcPr>
           <w:p>
             <w:pPr>
+              <w:keepNext w:val="false"/>
               <w:spacing w:after="40" w:before="0"/>
               <w:jc w:val="left"/>
             </w:pPr>
@@ -26515,6 +27066,7 @@
           </w:tcPr>
           <w:p>
             <w:pPr>
+              <w:keepNext w:val="false"/>
               <w:spacing w:after="40" w:before="0"/>
               <w:jc w:val="left"/>
             </w:pPr>
@@ -26547,6 +27099,7 @@
           </w:tcPr>
           <w:p>
             <w:pPr>
+              <w:keepNext w:val="false"/>
               <w:spacing w:after="40" w:before="0"/>
               <w:jc w:val="left"/>
             </w:pPr>
@@ -26583,7 +27136,7 @@
         </w:rPr>
         <w:t xml:space="preserve">© 2026 SeaVuria and ARES. Aligned with KICD objectives. Developed by SeaVuria; technical implementation by ARES (with AI assistance from Claude). Licensed under </w:t>
       </w:r>
-      <w:hyperlink w:history="1" r:id="rIdya15nw_jn4zdjbemjic8v">
+      <w:hyperlink w:history="1" r:id="rId7inp07rogqngwoawjvgsm">
         <w:r>
           <w:rPr>
             <w:rFonts w:ascii="Arial" w:cs="Arial" w:eastAsia="Arial" w:hAnsi="Arial"/>
@@ -26604,7 +27157,7 @@
         </w:rPr>
         <w:t xml:space="preserve"> (</w:t>
       </w:r>
-      <w:hyperlink w:history="1" r:id="rIdknvy34gbxmb07ccpnnnaq">
+      <w:hyperlink w:history="1" r:id="rId8rd0mvr_rwq2zbn3q9ajd">
         <w:r>
           <w:rPr>
             <w:rFonts w:ascii="Arial" w:cs="Arial" w:eastAsia="Arial" w:hAnsi="Arial"/>
@@ -26665,6 +27218,7 @@
           </w:tcPr>
           <w:p>
             <w:pPr>
+              <w:keepNext w:val="false"/>
               <w:spacing w:after="40" w:before="0"/>
               <w:jc w:val="center"/>
             </w:pPr>
@@ -26699,6 +27253,7 @@
           </w:tcPr>
           <w:p>
             <w:pPr>
+              <w:keepNext w:val="false"/>
               <w:spacing w:after="40" w:before="0"/>
               <w:jc w:val="left"/>
             </w:pPr>
@@ -26731,6 +27286,7 @@
           </w:tcPr>
           <w:p>
             <w:pPr>
+              <w:keepNext w:val="false"/>
               <w:spacing w:after="40" w:before="0"/>
               <w:jc w:val="left"/>
             </w:pPr>
@@ -26763,6 +27319,7 @@
           </w:tcPr>
           <w:p>
             <w:pPr>
+              <w:keepNext w:val="false"/>
               <w:spacing w:after="40" w:before="0"/>
               <w:jc w:val="left"/>
             </w:pPr>
@@ -26797,6 +27354,7 @@
           </w:tcPr>
           <w:p>
             <w:pPr>
+              <w:keepNext w:val="false"/>
               <w:spacing w:after="40" w:before="0"/>
               <w:jc w:val="left"/>
             </w:pPr>
@@ -26829,6 +27387,7 @@
           </w:tcPr>
           <w:p>
             <w:pPr>
+              <w:keepNext w:val="false"/>
               <w:spacing w:after="40" w:before="0"/>
               <w:jc w:val="left"/>
             </w:pPr>
@@ -26861,6 +27420,7 @@
           </w:tcPr>
           <w:p>
             <w:pPr>
+              <w:keepNext w:val="false"/>
               <w:spacing w:after="40" w:before="0"/>
               <w:jc w:val="left"/>
             </w:pPr>
@@ -26895,6 +27455,7 @@
           </w:tcPr>
           <w:p>
             <w:pPr>
+              <w:keepNext w:val="false"/>
               <w:spacing w:after="40" w:before="0"/>
               <w:jc w:val="left"/>
             </w:pPr>
@@ -26927,6 +27488,7 @@
           </w:tcPr>
           <w:p>
             <w:pPr>
+              <w:keepNext w:val="false"/>
               <w:spacing w:after="40" w:before="0"/>
               <w:jc w:val="left"/>
             </w:pPr>
@@ -26959,6 +27521,7 @@
           </w:tcPr>
           <w:p>
             <w:pPr>
+              <w:keepNext w:val="false"/>
               <w:spacing w:after="40" w:before="0"/>
               <w:jc w:val="left"/>
             </w:pPr>
@@ -26993,6 +27556,7 @@
           </w:tcPr>
           <w:p>
             <w:pPr>
+              <w:keepNext w:val="false"/>
               <w:spacing w:after="40" w:before="0"/>
               <w:jc w:val="left"/>
             </w:pPr>
@@ -27025,6 +27589,7 @@
           </w:tcPr>
           <w:p>
             <w:pPr>
+              <w:keepNext w:val="false"/>
               <w:spacing w:after="40" w:before="0"/>
               <w:jc w:val="left"/>
             </w:pPr>
@@ -27057,6 +27622,7 @@
           </w:tcPr>
           <w:p>
             <w:pPr>
+              <w:keepNext w:val="false"/>
               <w:spacing w:after="40" w:before="0"/>
               <w:jc w:val="left"/>
             </w:pPr>

--- a/data/outputs/v2/Core_Mathematics/SS2.6_Area_of_a_Part_of_a_Circle/Core_Mathematics_Area_of_a_Part_of_a_Circle_CBE_LessonSequence.docx
+++ b/data/outputs/v2/Core_Mathematics/SS2.6_Area_of_a_Part_of_a_Circle/Core_Mathematics_Area_of_a_Part_of_a_Circle_CBE_LessonSequence.docx
@@ -2378,7 +2378,7 @@
         </w:rPr>
         <w:t xml:space="preserve">© 2026 SeaVuria and ARES. This work is licensed under a </w:t>
       </w:r>
-      <w:hyperlink w:history="1" r:id="rId9lz_wgmlk4if3jdyjhcfm">
+      <w:hyperlink w:history="1" r:id="rIdmrxpb_bamr-cyenhq6hj4">
         <w:r>
           <w:rPr>
             <w:rFonts w:ascii="Arial" w:cs="Arial" w:eastAsia="Arial" w:hAnsi="Arial"/>
@@ -2398,7 +2398,7 @@
         </w:rPr>
         <w:t xml:space="preserve"> (</w:t>
       </w:r>
-      <w:hyperlink w:history="1" r:id="rIdspva7g_xbn19ijt5wwmd7">
+      <w:hyperlink w:history="1" r:id="rId_dxahnxas8k4yqkwctwfq">
         <w:r>
           <w:rPr>
             <w:rFonts w:ascii="Arial" w:cs="Arial" w:eastAsia="Arial" w:hAnsi="Arial"/>
@@ -2418,7 +2418,7 @@
         </w:rPr>
         <w:t xml:space="preserve">). To view a copy of this license, visit </w:t>
       </w:r>
-      <w:hyperlink w:history="1" r:id="rIde-uh7imboicpsz2c_3mc6">
+      <w:hyperlink w:history="1" r:id="rIdywfblnb9motkai4pq9l0c">
         <w:r>
           <w:rPr>
             <w:rFonts w:ascii="Arial" w:cs="Arial" w:eastAsia="Arial" w:hAnsi="Arial"/>
@@ -3457,7 +3457,7 @@
             <w:pPr>
               <w:spacing w:after="20" w:before="0"/>
             </w:pPr>
-            <w:hyperlink w:history="1" r:id="rIdvlceczeiisaiyqtjlgs_m">
+            <w:hyperlink w:history="1" r:id="rId5v47q9fqkihjgjhk_agdf">
               <w:r>
                 <w:rPr>
                   <w:rFonts w:ascii="Arial" w:cs="Arial" w:eastAsia="Arial" w:hAnsi="Arial"/>
@@ -3506,7 +3506,7 @@
               <w:spacing w:after="10" w:before="0"/>
               <w:ind w:left="120"/>
             </w:pPr>
-            <w:hyperlink w:history="1" r:id="rIdq0rqtdl86sjjxr_nwfjnn">
+            <w:hyperlink w:history="1" r:id="rIdfy-v_oxxkbuzy7xm5dnqg">
               <w:r>
                 <w:rPr>
                   <w:rFonts w:ascii="Arial" w:cs="Arial" w:eastAsia="Arial" w:hAnsi="Arial"/>
@@ -3551,7 +3551,7 @@
             <w:pPr>
               <w:spacing w:after="20" w:before="0"/>
             </w:pPr>
-            <w:hyperlink w:history="1" r:id="rIdxymwphqtawxequa2yoazy">
+            <w:hyperlink w:history="1" r:id="rId7b90pwwkab4gkeu0ijom1">
               <w:r>
                 <w:rPr>
                   <w:rFonts w:ascii="Arial" w:cs="Arial" w:eastAsia="Arial" w:hAnsi="Arial"/>
@@ -3584,7 +3584,7 @@
               <w:spacing w:after="10" w:before="0"/>
               <w:ind w:left="120"/>
             </w:pPr>
-            <w:hyperlink w:history="1" r:id="rIdfxgbfks6mruqlaupnkgml">
+            <w:hyperlink w:history="1" r:id="rIdzdlf5c1-ktucg2pgl5oq-">
               <w:r>
                 <w:rPr>
                   <w:rFonts w:ascii="Arial" w:cs="Arial" w:eastAsia="Arial" w:hAnsi="Arial"/>
@@ -3784,7 +3784,7 @@
             <w:pPr>
               <w:spacing w:after="20" w:before="0"/>
             </w:pPr>
-            <w:hyperlink w:history="1" r:id="rIdfgrunm5r0cbgxobrwcqof">
+            <w:hyperlink w:history="1" r:id="rIdxgplhmr_neef4sahe3bun">
               <w:r>
                 <w:rPr>
                   <w:rFonts w:ascii="Arial" w:cs="Arial" w:eastAsia="Arial" w:hAnsi="Arial"/>
@@ -3833,7 +3833,7 @@
               <w:spacing w:after="10" w:before="0"/>
               <w:ind w:left="120"/>
             </w:pPr>
-            <w:hyperlink w:history="1" r:id="rIdwypeeyiozswi4h-qwplon">
+            <w:hyperlink w:history="1" r:id="rIdxstlnuoebr3wyvapp4krh">
               <w:r>
                 <w:rPr>
                   <w:rFonts w:ascii="Arial" w:cs="Arial" w:eastAsia="Arial" w:hAnsi="Arial"/>
@@ -3878,7 +3878,7 @@
             <w:pPr>
               <w:spacing w:after="20" w:before="0"/>
             </w:pPr>
-            <w:hyperlink w:history="1" r:id="rIdhil8eadxbovsvurkenucp">
+            <w:hyperlink w:history="1" r:id="rId27vilos2vbsf1dhq-rwfu">
               <w:r>
                 <w:rPr>
                   <w:rFonts w:ascii="Arial" w:cs="Arial" w:eastAsia="Arial" w:hAnsi="Arial"/>
@@ -3911,7 +3911,7 @@
               <w:spacing w:after="10" w:before="0"/>
               <w:ind w:left="120"/>
             </w:pPr>
-            <w:hyperlink w:history="1" r:id="rIdcsf5xx6ctpaytuglkcm75">
+            <w:hyperlink w:history="1" r:id="rIdaszucwlyknog77ldctsjj">
               <w:r>
                 <w:rPr>
                   <w:rFonts w:ascii="Arial" w:cs="Arial" w:eastAsia="Arial" w:hAnsi="Arial"/>
@@ -4111,7 +4111,7 @@
             <w:pPr>
               <w:spacing w:after="20" w:before="0"/>
             </w:pPr>
-            <w:hyperlink w:history="1" r:id="rIdu7_jbjthq_uxz2upvetio">
+            <w:hyperlink w:history="1" r:id="rId2cyitpitrvblvuib5fhvd">
               <w:r>
                 <w:rPr>
                   <w:rFonts w:ascii="Arial" w:cs="Arial" w:eastAsia="Arial" w:hAnsi="Arial"/>
@@ -4160,7 +4160,7 @@
               <w:spacing w:after="10" w:before="0"/>
               <w:ind w:left="120"/>
             </w:pPr>
-            <w:hyperlink w:history="1" r:id="rIdnsh0ot9yi95dlijnik9mq">
+            <w:hyperlink w:history="1" r:id="rIdgj6qgi74hfxw6i1grzhrl">
               <w:r>
                 <w:rPr>
                   <w:rFonts w:ascii="Arial" w:cs="Arial" w:eastAsia="Arial" w:hAnsi="Arial"/>
@@ -4205,7 +4205,7 @@
             <w:pPr>
               <w:spacing w:after="20" w:before="0"/>
             </w:pPr>
-            <w:hyperlink w:history="1" r:id="rId3kfmcel1zmxh0rwjolufv">
+            <w:hyperlink w:history="1" r:id="rIdinqnv_msvlrozo6itlxxu">
               <w:r>
                 <w:rPr>
                   <w:rFonts w:ascii="Arial" w:cs="Arial" w:eastAsia="Arial" w:hAnsi="Arial"/>
@@ -4254,7 +4254,7 @@
               <w:spacing w:after="10" w:before="0"/>
               <w:ind w:left="120"/>
             </w:pPr>
-            <w:hyperlink w:history="1" r:id="rIdkg8epxersyjthinyvxm73">
+            <w:hyperlink w:history="1" r:id="rIdyfyfnwpcvrecxunrrdjmg">
               <w:r>
                 <w:rPr>
                   <w:rFonts w:ascii="Arial" w:cs="Arial" w:eastAsia="Arial" w:hAnsi="Arial"/>
@@ -4454,7 +4454,7 @@
             <w:pPr>
               <w:spacing w:after="20" w:before="0"/>
             </w:pPr>
-            <w:hyperlink w:history="1" r:id="rIdxh7r4aqfcixh3gacn4m0d">
+            <w:hyperlink w:history="1" r:id="rIdmmfj-h7p4dk0zqhwoy-l1">
               <w:r>
                 <w:rPr>
                   <w:rFonts w:ascii="Arial" w:cs="Arial" w:eastAsia="Arial" w:hAnsi="Arial"/>
@@ -4503,7 +4503,7 @@
               <w:spacing w:after="10" w:before="0"/>
               <w:ind w:left="120"/>
             </w:pPr>
-            <w:hyperlink w:history="1" r:id="rId68iorwdlfijg0pd3uktie">
+            <w:hyperlink w:history="1" r:id="rIdqhflyxxoe46fpfiwl13al">
               <w:r>
                 <w:rPr>
                   <w:rFonts w:ascii="Arial" w:cs="Arial" w:eastAsia="Arial" w:hAnsi="Arial"/>
@@ -4548,7 +4548,7 @@
             <w:pPr>
               <w:spacing w:after="20" w:before="0"/>
             </w:pPr>
-            <w:hyperlink w:history="1" r:id="rIdqtlz20f9avhxq6abct3pw">
+            <w:hyperlink w:history="1" r:id="rIdmmrt-hymfsxojfehx6x6q">
               <w:r>
                 <w:rPr>
                   <w:rFonts w:ascii="Arial" w:cs="Arial" w:eastAsia="Arial" w:hAnsi="Arial"/>
@@ -4581,7 +4581,7 @@
               <w:spacing w:after="10" w:before="0"/>
               <w:ind w:left="120"/>
             </w:pPr>
-            <w:hyperlink w:history="1" r:id="rIdielf6bycg4fh_ua7zt_p1">
+            <w:hyperlink w:history="1" r:id="rIdmkf634i2fcfwbppqj4zhq">
               <w:r>
                 <w:rPr>
                   <w:rFonts w:ascii="Arial" w:cs="Arial" w:eastAsia="Arial" w:hAnsi="Arial"/>
@@ -4781,7 +4781,7 @@
             <w:pPr>
               <w:spacing w:after="20" w:before="0"/>
             </w:pPr>
-            <w:hyperlink w:history="1" r:id="rIdp55xqnt4xfsw8_zlw9mm1">
+            <w:hyperlink w:history="1" r:id="rIdnwqk_atnx66sf6l8obzq4">
               <w:r>
                 <w:rPr>
                   <w:rFonts w:ascii="Arial" w:cs="Arial" w:eastAsia="Arial" w:hAnsi="Arial"/>
@@ -4830,7 +4830,7 @@
               <w:spacing w:after="10" w:before="0"/>
               <w:ind w:left="120"/>
             </w:pPr>
-            <w:hyperlink w:history="1" r:id="rIdmsqxjfqkedkfxnmnno06s">
+            <w:hyperlink w:history="1" r:id="rIdtl9va9v6cf1z7gd8eg8ob">
               <w:r>
                 <w:rPr>
                   <w:rFonts w:ascii="Arial" w:cs="Arial" w:eastAsia="Arial" w:hAnsi="Arial"/>
@@ -4875,7 +4875,7 @@
             <w:pPr>
               <w:spacing w:after="20" w:before="0"/>
             </w:pPr>
-            <w:hyperlink w:history="1" r:id="rIdf6xxbdjj1tl1asptkbrku">
+            <w:hyperlink w:history="1" r:id="rIdppm6vvhoc-npxip8-5_rf">
               <w:r>
                 <w:rPr>
                   <w:rFonts w:ascii="Arial" w:cs="Arial" w:eastAsia="Arial" w:hAnsi="Arial"/>
@@ -4908,7 +4908,7 @@
               <w:spacing w:after="10" w:before="0"/>
               <w:ind w:left="120"/>
             </w:pPr>
-            <w:hyperlink w:history="1" r:id="rIdgnm4rhkmkqa7gnw08h4zl">
+            <w:hyperlink w:history="1" r:id="rIdv-h4hhjghgtsjvlgv6ly0">
               <w:r>
                 <w:rPr>
                   <w:rFonts w:ascii="Arial" w:cs="Arial" w:eastAsia="Arial" w:hAnsi="Arial"/>
@@ -5433,7 +5433,7 @@
         </w:rPr>
         <w:t xml:space="preserve">© 2026 SeaVuria and ARES. Aligned with KICD objectives. Developed by SeaVuria; technical implementation by ARES (with AI assistance from Claude). Licensed under </w:t>
       </w:r>
-      <w:hyperlink w:history="1" r:id="rIdqrhnwjr5zunbzwdybxvqy">
+      <w:hyperlink w:history="1" r:id="rIdtr9kzn-c1upvsyesqwzvu">
         <w:r>
           <w:rPr>
             <w:rFonts w:ascii="Arial" w:cs="Arial" w:eastAsia="Arial" w:hAnsi="Arial"/>
@@ -5454,7 +5454,7 @@
         </w:rPr>
         <w:t xml:space="preserve"> (</w:t>
       </w:r>
-      <w:hyperlink w:history="1" r:id="rIdm6pzq4-w90spbt0bxypne">
+      <w:hyperlink w:history="1" r:id="rIdfyexwonvkbcl0is3irrj9">
         <w:r>
           <w:rPr>
             <w:rFonts w:ascii="Arial" w:cs="Arial" w:eastAsia="Arial" w:hAnsi="Arial"/>
@@ -6494,7 +6494,7 @@
             <w:pPr>
               <w:spacing w:after="20" w:before="0"/>
             </w:pPr>
-            <w:hyperlink w:history="1" r:id="rIds5ktublbistxpedv_4vsz">
+            <w:hyperlink w:history="1" r:id="rIdjxo30gyjhyafsii2ouwgn">
               <w:r>
                 <w:rPr>
                   <w:rFonts w:ascii="Arial" w:cs="Arial" w:eastAsia="Arial" w:hAnsi="Arial"/>
@@ -6527,7 +6527,7 @@
               <w:spacing w:after="10" w:before="0"/>
               <w:ind w:left="120"/>
             </w:pPr>
-            <w:hyperlink w:history="1" r:id="rIddjuihrk4yla25zkdkc693">
+            <w:hyperlink w:history="1" r:id="rIdtbuibmfni7eja2qz0qrac">
               <w:r>
                 <w:rPr>
                   <w:rFonts w:ascii="Arial" w:cs="Arial" w:eastAsia="Arial" w:hAnsi="Arial"/>
@@ -6572,7 +6572,7 @@
             <w:pPr>
               <w:spacing w:after="20" w:before="0"/>
             </w:pPr>
-            <w:hyperlink w:history="1" r:id="rIdvtwmrafvcylkpcjajgzpi">
+            <w:hyperlink w:history="1" r:id="rIdmouw9kzmjqfxlxbvxicj8">
               <w:r>
                 <w:rPr>
                   <w:rFonts w:ascii="Arial" w:cs="Arial" w:eastAsia="Arial" w:hAnsi="Arial"/>
@@ -6605,7 +6605,7 @@
               <w:spacing w:after="10" w:before="0"/>
               <w:ind w:left="120"/>
             </w:pPr>
-            <w:hyperlink w:history="1" r:id="rIdoethjeptdhyzush8tgzpz">
+            <w:hyperlink w:history="1" r:id="rIdaezwnod0yuxrlryhvcvvc">
               <w:r>
                 <w:rPr>
                   <w:rFonts w:ascii="Arial" w:cs="Arial" w:eastAsia="Arial" w:hAnsi="Arial"/>
@@ -6805,7 +6805,7 @@
             <w:pPr>
               <w:spacing w:after="20" w:before="0"/>
             </w:pPr>
-            <w:hyperlink w:history="1" r:id="rIdgiw2uiqrspqh2xgx4a8rd">
+            <w:hyperlink w:history="1" r:id="rIdburyxlevoruxlsucy_a6h">
               <w:r>
                 <w:rPr>
                   <w:rFonts w:ascii="Arial" w:cs="Arial" w:eastAsia="Arial" w:hAnsi="Arial"/>
@@ -6838,7 +6838,7 @@
               <w:spacing w:after="10" w:before="0"/>
               <w:ind w:left="120"/>
             </w:pPr>
-            <w:hyperlink w:history="1" r:id="rIdg4hmltmyfie4haos5wqli">
+            <w:hyperlink w:history="1" r:id="rId-huy0kr2enzem8wfmtf7g">
               <w:r>
                 <w:rPr>
                   <w:rFonts w:ascii="Arial" w:cs="Arial" w:eastAsia="Arial" w:hAnsi="Arial"/>
@@ -6883,7 +6883,7 @@
             <w:pPr>
               <w:spacing w:after="20" w:before="0"/>
             </w:pPr>
-            <w:hyperlink w:history="1" r:id="rIdonezwst6o_iexxw-ue05n">
+            <w:hyperlink w:history="1" r:id="rIdoc-njiykwfpun-ds5n7fa">
               <w:r>
                 <w:rPr>
                   <w:rFonts w:ascii="Arial" w:cs="Arial" w:eastAsia="Arial" w:hAnsi="Arial"/>
@@ -6916,7 +6916,7 @@
               <w:spacing w:after="10" w:before="0"/>
               <w:ind w:left="120"/>
             </w:pPr>
-            <w:hyperlink w:history="1" r:id="rId35mlncroj_bhs5dl2zze4">
+            <w:hyperlink w:history="1" r:id="rId4okl9ao6cm9w6qmml1kol">
               <w:r>
                 <w:rPr>
                   <w:rFonts w:ascii="Arial" w:cs="Arial" w:eastAsia="Arial" w:hAnsi="Arial"/>
@@ -7116,7 +7116,7 @@
             <w:pPr>
               <w:spacing w:after="20" w:before="0"/>
             </w:pPr>
-            <w:hyperlink w:history="1" r:id="rIdcva72nu20hdaqjvpxcmqk">
+            <w:hyperlink w:history="1" r:id="rIdefrrwjfaqkjgk5_cvbitu">
               <w:r>
                 <w:rPr>
                   <w:rFonts w:ascii="Arial" w:cs="Arial" w:eastAsia="Arial" w:hAnsi="Arial"/>
@@ -7165,7 +7165,7 @@
               <w:spacing w:after="10" w:before="0"/>
               <w:ind w:left="120"/>
             </w:pPr>
-            <w:hyperlink w:history="1" r:id="rIdntt2kialklamma_hm1boz">
+            <w:hyperlink w:history="1" r:id="rIdgsswsnexiaat9ligcf4an">
               <w:r>
                 <w:rPr>
                   <w:rFonts w:ascii="Arial" w:cs="Arial" w:eastAsia="Arial" w:hAnsi="Arial"/>
@@ -7210,7 +7210,7 @@
             <w:pPr>
               <w:spacing w:after="20" w:before="0"/>
             </w:pPr>
-            <w:hyperlink w:history="1" r:id="rIddmvrgrwrufmnbjxz7syw3">
+            <w:hyperlink w:history="1" r:id="rIdu1lnueyeu8bwf7yjj4ngv">
               <w:r>
                 <w:rPr>
                   <w:rFonts w:ascii="Arial" w:cs="Arial" w:eastAsia="Arial" w:hAnsi="Arial"/>
@@ -7243,7 +7243,7 @@
               <w:spacing w:after="10" w:before="0"/>
               <w:ind w:left="120"/>
             </w:pPr>
-            <w:hyperlink w:history="1" r:id="rIdc-qrianeh4-werl93x2mq">
+            <w:hyperlink w:history="1" r:id="rIdzgdjmoozp0n8ewv0bemzn">
               <w:r>
                 <w:rPr>
                   <w:rFonts w:ascii="Arial" w:cs="Arial" w:eastAsia="Arial" w:hAnsi="Arial"/>
@@ -7443,7 +7443,7 @@
             <w:pPr>
               <w:spacing w:after="20" w:before="0"/>
             </w:pPr>
-            <w:hyperlink w:history="1" r:id="rIdtb86oerwzdjefbjurvz0v">
+            <w:hyperlink w:history="1" r:id="rIdz9q06n6c8-wzgauzecbhl">
               <w:r>
                 <w:rPr>
                   <w:rFonts w:ascii="Arial" w:cs="Arial" w:eastAsia="Arial" w:hAnsi="Arial"/>
@@ -7476,7 +7476,7 @@
               <w:spacing w:after="10" w:before="0"/>
               <w:ind w:left="120"/>
             </w:pPr>
-            <w:hyperlink w:history="1" r:id="rId8focwk35aq7cuvex8-645">
+            <w:hyperlink w:history="1" r:id="rIdn_f5xy4jwv8dpehta9sdr">
               <w:r>
                 <w:rPr>
                   <w:rFonts w:ascii="Arial" w:cs="Arial" w:eastAsia="Arial" w:hAnsi="Arial"/>
@@ -7521,7 +7521,7 @@
             <w:pPr>
               <w:spacing w:after="20" w:before="0"/>
             </w:pPr>
-            <w:hyperlink w:history="1" r:id="rId4fxlyv-x2186bycbl227m">
+            <w:hyperlink w:history="1" r:id="rIdahps1aaovn9oai5uzcuxk">
               <w:r>
                 <w:rPr>
                   <w:rFonts w:ascii="Arial" w:cs="Arial" w:eastAsia="Arial" w:hAnsi="Arial"/>
@@ -7554,7 +7554,7 @@
               <w:spacing w:after="10" w:before="0"/>
               <w:ind w:left="120"/>
             </w:pPr>
-            <w:hyperlink w:history="1" r:id="rIduta5x7t8vhryzudvlim7e">
+            <w:hyperlink w:history="1" r:id="rIdbu2snpuulndv0_b9jrqe4">
               <w:r>
                 <w:rPr>
                   <w:rFonts w:ascii="Arial" w:cs="Arial" w:eastAsia="Arial" w:hAnsi="Arial"/>
@@ -7754,7 +7754,7 @@
             <w:pPr>
               <w:spacing w:after="20" w:before="0"/>
             </w:pPr>
-            <w:hyperlink w:history="1" r:id="rIdecumik9mak8vboaeca0vt">
+            <w:hyperlink w:history="1" r:id="rIdp6y_unl_hqvlsdjyil_tz">
               <w:r>
                 <w:rPr>
                   <w:rFonts w:ascii="Arial" w:cs="Arial" w:eastAsia="Arial" w:hAnsi="Arial"/>
@@ -7787,7 +7787,7 @@
               <w:spacing w:after="10" w:before="0"/>
               <w:ind w:left="120"/>
             </w:pPr>
-            <w:hyperlink w:history="1" r:id="rIdblyxgnpbrka5exajweozl">
+            <w:hyperlink w:history="1" r:id="rIdczomph-hznjjldwk2budr">
               <w:r>
                 <w:rPr>
                   <w:rFonts w:ascii="Arial" w:cs="Arial" w:eastAsia="Arial" w:hAnsi="Arial"/>
@@ -7832,7 +7832,7 @@
             <w:pPr>
               <w:spacing w:after="20" w:before="0"/>
             </w:pPr>
-            <w:hyperlink w:history="1" r:id="rIdxftaaegtfpqyazwhuv8mn">
+            <w:hyperlink w:history="1" r:id="rIdbftqihtpdh0idowvsz1eu">
               <w:r>
                 <w:rPr>
                   <w:rFonts w:ascii="Arial" w:cs="Arial" w:eastAsia="Arial" w:hAnsi="Arial"/>
@@ -7865,7 +7865,7 @@
               <w:spacing w:after="10" w:before="0"/>
               <w:ind w:left="120"/>
             </w:pPr>
-            <w:hyperlink w:history="1" r:id="rId9v3atjksh3rpqn-bcxl5s">
+            <w:hyperlink w:history="1" r:id="rIdxkqergzxni9i3ztm2qips">
               <w:r>
                 <w:rPr>
                   <w:rFonts w:ascii="Arial" w:cs="Arial" w:eastAsia="Arial" w:hAnsi="Arial"/>
@@ -8390,7 +8390,7 @@
         </w:rPr>
         <w:t xml:space="preserve">© 2026 SeaVuria and ARES. Aligned with KICD objectives. Developed by SeaVuria; technical implementation by ARES (with AI assistance from Claude). Licensed under </w:t>
       </w:r>
-      <w:hyperlink w:history="1" r:id="rIddzt0ghcj2kpphmhm8ysv9">
+      <w:hyperlink w:history="1" r:id="rId5kskcf5yckuwjulioms33">
         <w:r>
           <w:rPr>
             <w:rFonts w:ascii="Arial" w:cs="Arial" w:eastAsia="Arial" w:hAnsi="Arial"/>
@@ -8411,7 +8411,7 @@
         </w:rPr>
         <w:t xml:space="preserve"> (</w:t>
       </w:r>
-      <w:hyperlink w:history="1" r:id="rIdv-7oqpf7r5rsdwagw8uvp">
+      <w:hyperlink w:history="1" r:id="rIdejtjmzqwjocab78odypaw">
         <w:r>
           <w:rPr>
             <w:rFonts w:ascii="Arial" w:cs="Arial" w:eastAsia="Arial" w:hAnsi="Arial"/>
@@ -9451,7 +9451,7 @@
             <w:pPr>
               <w:spacing w:after="20" w:before="0"/>
             </w:pPr>
-            <w:hyperlink w:history="1" r:id="rIdnazt1fyr7w6yhixjwcjaw">
+            <w:hyperlink w:history="1" r:id="rIdl6brzjwtfi68ktrysi3rp">
               <w:r>
                 <w:rPr>
                   <w:rFonts w:ascii="Arial" w:cs="Arial" w:eastAsia="Arial" w:hAnsi="Arial"/>
@@ -9484,7 +9484,7 @@
               <w:spacing w:after="10" w:before="0"/>
               <w:ind w:left="120"/>
             </w:pPr>
-            <w:hyperlink w:history="1" r:id="rIdiamutngpxp36q3wbktpbh">
+            <w:hyperlink w:history="1" r:id="rIdup3-5gohb8ryzdb9xxoyy">
               <w:r>
                 <w:rPr>
                   <w:rFonts w:ascii="Arial" w:cs="Arial" w:eastAsia="Arial" w:hAnsi="Arial"/>
@@ -9529,7 +9529,7 @@
             <w:pPr>
               <w:spacing w:after="20" w:before="0"/>
             </w:pPr>
-            <w:hyperlink w:history="1" r:id="rIdt_j2xqbnhbqhu7q4ik9n9">
+            <w:hyperlink w:history="1" r:id="rIdfxr-pym4uqak0uhsgqnss">
               <w:r>
                 <w:rPr>
                   <w:rFonts w:ascii="Arial" w:cs="Arial" w:eastAsia="Arial" w:hAnsi="Arial"/>
@@ -9562,7 +9562,7 @@
               <w:spacing w:after="10" w:before="0"/>
               <w:ind w:left="120"/>
             </w:pPr>
-            <w:hyperlink w:history="1" r:id="rIdc6zm4c53oh2etkld3k9uj">
+            <w:hyperlink w:history="1" r:id="rIdhqsmlrqzhkgxlrmvhlfjp">
               <w:r>
                 <w:rPr>
                   <w:rFonts w:ascii="Arial" w:cs="Arial" w:eastAsia="Arial" w:hAnsi="Arial"/>
@@ -9762,7 +9762,7 @@
             <w:pPr>
               <w:spacing w:after="20" w:before="0"/>
             </w:pPr>
-            <w:hyperlink w:history="1" r:id="rIdswwehodz0yi5zsushs4ks">
+            <w:hyperlink w:history="1" r:id="rIdtmmpnffahz86fq21kg_pn">
               <w:r>
                 <w:rPr>
                   <w:rFonts w:ascii="Arial" w:cs="Arial" w:eastAsia="Arial" w:hAnsi="Arial"/>
@@ -9795,7 +9795,7 @@
               <w:spacing w:after="10" w:before="0"/>
               <w:ind w:left="120"/>
             </w:pPr>
-            <w:hyperlink w:history="1" r:id="rIdjconfo-vlepvrr_n9kn0w">
+            <w:hyperlink w:history="1" r:id="rIdg2_lw4rsll0cmlkgocqsj">
               <w:r>
                 <w:rPr>
                   <w:rFonts w:ascii="Arial" w:cs="Arial" w:eastAsia="Arial" w:hAnsi="Arial"/>
@@ -9840,7 +9840,7 @@
             <w:pPr>
               <w:spacing w:after="20" w:before="0"/>
             </w:pPr>
-            <w:hyperlink w:history="1" r:id="rIdo2d6jsrtk0ffbo4mkwenv">
+            <w:hyperlink w:history="1" r:id="rIdghwgacmyckt3zi5oy_uav">
               <w:r>
                 <w:rPr>
                   <w:rFonts w:ascii="Arial" w:cs="Arial" w:eastAsia="Arial" w:hAnsi="Arial"/>
@@ -9873,7 +9873,7 @@
               <w:spacing w:after="10" w:before="0"/>
               <w:ind w:left="120"/>
             </w:pPr>
-            <w:hyperlink w:history="1" r:id="rIdnb-sudkhq9xmk_k4udixm">
+            <w:hyperlink w:history="1" r:id="rIdqgvjowblz37ukdim5kqxb">
               <w:r>
                 <w:rPr>
                   <w:rFonts w:ascii="Arial" w:cs="Arial" w:eastAsia="Arial" w:hAnsi="Arial"/>
@@ -10073,7 +10073,7 @@
             <w:pPr>
               <w:spacing w:after="20" w:before="0"/>
             </w:pPr>
-            <w:hyperlink w:history="1" r:id="rId8z1_hfwlor1d0x8oxsqto">
+            <w:hyperlink w:history="1" r:id="rId6iveyigthkemx9zpifwtc">
               <w:r>
                 <w:rPr>
                   <w:rFonts w:ascii="Arial" w:cs="Arial" w:eastAsia="Arial" w:hAnsi="Arial"/>
@@ -10122,7 +10122,7 @@
               <w:spacing w:after="10" w:before="0"/>
               <w:ind w:left="120"/>
             </w:pPr>
-            <w:hyperlink w:history="1" r:id="rIdk6ncaxm0rtrlurhz61n1o">
+            <w:hyperlink w:history="1" r:id="rIdzybiyai8-anedpyhtyq9p">
               <w:r>
                 <w:rPr>
                   <w:rFonts w:ascii="Arial" w:cs="Arial" w:eastAsia="Arial" w:hAnsi="Arial"/>
@@ -10167,7 +10167,7 @@
             <w:pPr>
               <w:spacing w:after="20" w:before="0"/>
             </w:pPr>
-            <w:hyperlink w:history="1" r:id="rIdswwiezi_favfpnetzbpuy">
+            <w:hyperlink w:history="1" r:id="rIdqodfwubsjml5x7cp4movc">
               <w:r>
                 <w:rPr>
                   <w:rFonts w:ascii="Arial" w:cs="Arial" w:eastAsia="Arial" w:hAnsi="Arial"/>
@@ -10216,7 +10216,7 @@
               <w:spacing w:after="10" w:before="0"/>
               <w:ind w:left="120"/>
             </w:pPr>
-            <w:hyperlink w:history="1" r:id="rIdpogewhrl-c48q_n1ofm8g">
+            <w:hyperlink w:history="1" r:id="rId-xscqo4tz9euvkdnbclx9">
               <w:r>
                 <w:rPr>
                   <w:rFonts w:ascii="Arial" w:cs="Arial" w:eastAsia="Arial" w:hAnsi="Arial"/>
@@ -10416,7 +10416,7 @@
             <w:pPr>
               <w:spacing w:after="20" w:before="0"/>
             </w:pPr>
-            <w:hyperlink w:history="1" r:id="rIdyobyjlbrmqyjww9emuqz-">
+            <w:hyperlink w:history="1" r:id="rIdj7ijw-nfaj24iysikldnv">
               <w:r>
                 <w:rPr>
                   <w:rFonts w:ascii="Arial" w:cs="Arial" w:eastAsia="Arial" w:hAnsi="Arial"/>
@@ -10465,7 +10465,7 @@
               <w:spacing w:after="10" w:before="0"/>
               <w:ind w:left="120"/>
             </w:pPr>
-            <w:hyperlink w:history="1" r:id="rIdt50tv1lcgpbqeotsftgsr">
+            <w:hyperlink w:history="1" r:id="rIdqyohqyrkak0rbsiuuwxru">
               <w:r>
                 <w:rPr>
                   <w:rFonts w:ascii="Arial" w:cs="Arial" w:eastAsia="Arial" w:hAnsi="Arial"/>
@@ -10510,7 +10510,7 @@
             <w:pPr>
               <w:spacing w:after="20" w:before="0"/>
             </w:pPr>
-            <w:hyperlink w:history="1" r:id="rIdnt2t40qy5qnhg-c_3unno">
+            <w:hyperlink w:history="1" r:id="rIdcdw4m2xx0jzd0ydxiucrt">
               <w:r>
                 <w:rPr>
                   <w:rFonts w:ascii="Arial" w:cs="Arial" w:eastAsia="Arial" w:hAnsi="Arial"/>
@@ -10559,7 +10559,7 @@
               <w:spacing w:after="10" w:before="0"/>
               <w:ind w:left="120"/>
             </w:pPr>
-            <w:hyperlink w:history="1" r:id="rIddnbaf6dvczv0gv_l0qrzs">
+            <w:hyperlink w:history="1" r:id="rId3dzeqew4_mebfvrtcnple">
               <w:r>
                 <w:rPr>
                   <w:rFonts w:ascii="Arial" w:cs="Arial" w:eastAsia="Arial" w:hAnsi="Arial"/>
@@ -10759,7 +10759,7 @@
             <w:pPr>
               <w:spacing w:after="20" w:before="0"/>
             </w:pPr>
-            <w:hyperlink w:history="1" r:id="rIdmddudrfzl7sn-c3mrduth">
+            <w:hyperlink w:history="1" r:id="rIdh9r_ffhi768l9wt9dh035">
               <w:r>
                 <w:rPr>
                   <w:rFonts w:ascii="Arial" w:cs="Arial" w:eastAsia="Arial" w:hAnsi="Arial"/>
@@ -10808,7 +10808,7 @@
               <w:spacing w:after="10" w:before="0"/>
               <w:ind w:left="120"/>
             </w:pPr>
-            <w:hyperlink w:history="1" r:id="rId-v5m1yoztruilfp0eble7">
+            <w:hyperlink w:history="1" r:id="rIdeieprdfugbavsibpxwykw">
               <w:r>
                 <w:rPr>
                   <w:rFonts w:ascii="Arial" w:cs="Arial" w:eastAsia="Arial" w:hAnsi="Arial"/>
@@ -10853,7 +10853,7 @@
             <w:pPr>
               <w:spacing w:after="20" w:before="0"/>
             </w:pPr>
-            <w:hyperlink w:history="1" r:id="rIdaotw45nv4mx-nwq35jllp">
+            <w:hyperlink w:history="1" r:id="rIdrfvon9fn9gp54i-jk4c74">
               <w:r>
                 <w:rPr>
                   <w:rFonts w:ascii="Arial" w:cs="Arial" w:eastAsia="Arial" w:hAnsi="Arial"/>
@@ -10902,7 +10902,7 @@
               <w:spacing w:after="10" w:before="0"/>
               <w:ind w:left="120"/>
             </w:pPr>
-            <w:hyperlink w:history="1" r:id="rIdonzefn1znntcc18xrkkm5">
+            <w:hyperlink w:history="1" r:id="rIdngnbawd6fcxr9efrmbegk">
               <w:r>
                 <w:rPr>
                   <w:rFonts w:ascii="Arial" w:cs="Arial" w:eastAsia="Arial" w:hAnsi="Arial"/>
@@ -11427,7 +11427,7 @@
         </w:rPr>
         <w:t xml:space="preserve">© 2026 SeaVuria and ARES. Aligned with KICD objectives. Developed by SeaVuria; technical implementation by ARES (with AI assistance from Claude). Licensed under </w:t>
       </w:r>
-      <w:hyperlink w:history="1" r:id="rIdn4uernelrn5kgxsev-rrh">
+      <w:hyperlink w:history="1" r:id="rIdobfszayhblqfopmdqh4vv">
         <w:r>
           <w:rPr>
             <w:rFonts w:ascii="Arial" w:cs="Arial" w:eastAsia="Arial" w:hAnsi="Arial"/>
@@ -11448,7 +11448,7 @@
         </w:rPr>
         <w:t xml:space="preserve"> (</w:t>
       </w:r>
-      <w:hyperlink w:history="1" r:id="rIdzpdtv13bzj9ofuh3olfgb">
+      <w:hyperlink w:history="1" r:id="rIdnwdg2nz5ymgwtojn2f1_6">
         <w:r>
           <w:rPr>
             <w:rFonts w:ascii="Arial" w:cs="Arial" w:eastAsia="Arial" w:hAnsi="Arial"/>
@@ -12488,7 +12488,7 @@
             <w:pPr>
               <w:spacing w:after="20" w:before="0"/>
             </w:pPr>
-            <w:hyperlink w:history="1" r:id="rIdglymopjbocvntrp2sh8pn">
+            <w:hyperlink w:history="1" r:id="rIdvcdezar2kfy0g4bahtrqu">
               <w:r>
                 <w:rPr>
                   <w:rFonts w:ascii="Arial" w:cs="Arial" w:eastAsia="Arial" w:hAnsi="Arial"/>
@@ -12537,7 +12537,7 @@
               <w:spacing w:after="10" w:before="0"/>
               <w:ind w:left="120"/>
             </w:pPr>
-            <w:hyperlink w:history="1" r:id="rIdzgm547n5divzrc5fixroy">
+            <w:hyperlink w:history="1" r:id="rIdx983pdwbgkmuqpvdyuncc">
               <w:r>
                 <w:rPr>
                   <w:rFonts w:ascii="Arial" w:cs="Arial" w:eastAsia="Arial" w:hAnsi="Arial"/>
@@ -12582,7 +12582,7 @@
             <w:pPr>
               <w:spacing w:after="20" w:before="0"/>
             </w:pPr>
-            <w:hyperlink w:history="1" r:id="rIdkxmi8az-znbaghxysnf8h">
+            <w:hyperlink w:history="1" r:id="rId6y2nyszhfrd0tl2tm3a48">
               <w:r>
                 <w:rPr>
                   <w:rFonts w:ascii="Arial" w:cs="Arial" w:eastAsia="Arial" w:hAnsi="Arial"/>
@@ -12631,7 +12631,7 @@
               <w:spacing w:after="10" w:before="0"/>
               <w:ind w:left="120"/>
             </w:pPr>
-            <w:hyperlink w:history="1" r:id="rIdcdssxmzugjujenpgove5o">
+            <w:hyperlink w:history="1" r:id="rIdek2ikewb7fkdervdoyb6b">
               <w:r>
                 <w:rPr>
                   <w:rFonts w:ascii="Arial" w:cs="Arial" w:eastAsia="Arial" w:hAnsi="Arial"/>
@@ -12831,7 +12831,7 @@
             <w:pPr>
               <w:spacing w:after="20" w:before="0"/>
             </w:pPr>
-            <w:hyperlink w:history="1" r:id="rIdo4iwm3yns2gboiaibdb0w">
+            <w:hyperlink w:history="1" r:id="rIdbgmp1zxpdd7v-l-1oevjr">
               <w:r>
                 <w:rPr>
                   <w:rFonts w:ascii="Arial" w:cs="Arial" w:eastAsia="Arial" w:hAnsi="Arial"/>
@@ -12880,7 +12880,7 @@
               <w:spacing w:after="10" w:before="0"/>
               <w:ind w:left="120"/>
             </w:pPr>
-            <w:hyperlink w:history="1" r:id="rIdfjpm__914gl-rgp_kukj6">
+            <w:hyperlink w:history="1" r:id="rIdp1x0gzi38bmybxcm3iml7">
               <w:r>
                 <w:rPr>
                   <w:rFonts w:ascii="Arial" w:cs="Arial" w:eastAsia="Arial" w:hAnsi="Arial"/>
@@ -12925,7 +12925,7 @@
             <w:pPr>
               <w:spacing w:after="20" w:before="0"/>
             </w:pPr>
-            <w:hyperlink w:history="1" r:id="rIdkw6b4ie0c1q0d37zs0he1">
+            <w:hyperlink w:history="1" r:id="rIdxn9lqqukwqczede1uboag">
               <w:r>
                 <w:rPr>
                   <w:rFonts w:ascii="Arial" w:cs="Arial" w:eastAsia="Arial" w:hAnsi="Arial"/>
@@ -12974,7 +12974,7 @@
               <w:spacing w:after="10" w:before="0"/>
               <w:ind w:left="120"/>
             </w:pPr>
-            <w:hyperlink w:history="1" r:id="rId85nmmzkknznuo-oavwcct">
+            <w:hyperlink w:history="1" r:id="rIdjwbpu57f9bwox0s5mao1k">
               <w:r>
                 <w:rPr>
                   <w:rFonts w:ascii="Arial" w:cs="Arial" w:eastAsia="Arial" w:hAnsi="Arial"/>
@@ -13174,7 +13174,7 @@
             <w:pPr>
               <w:spacing w:after="20" w:before="0"/>
             </w:pPr>
-            <w:hyperlink w:history="1" r:id="rIduddzwswcy9dze3ulzzufc">
+            <w:hyperlink w:history="1" r:id="rId7pj_g6hsmsehmqs5enoo3">
               <w:r>
                 <w:rPr>
                   <w:rFonts w:ascii="Arial" w:cs="Arial" w:eastAsia="Arial" w:hAnsi="Arial"/>
@@ -13223,7 +13223,7 @@
               <w:spacing w:after="10" w:before="0"/>
               <w:ind w:left="120"/>
             </w:pPr>
-            <w:hyperlink w:history="1" r:id="rIdwk6rpaqvep3vdw082_nz-">
+            <w:hyperlink w:history="1" r:id="rIdvaubf2bed-ezspjs5tcam">
               <w:r>
                 <w:rPr>
                   <w:rFonts w:ascii="Arial" w:cs="Arial" w:eastAsia="Arial" w:hAnsi="Arial"/>
@@ -13268,7 +13268,7 @@
             <w:pPr>
               <w:spacing w:after="20" w:before="0"/>
             </w:pPr>
-            <w:hyperlink w:history="1" r:id="rIdsdnmz4zwche_my1rlya2i">
+            <w:hyperlink w:history="1" r:id="rIdfrjpfzrcuzdfaab_px6d-">
               <w:r>
                 <w:rPr>
                   <w:rFonts w:ascii="Arial" w:cs="Arial" w:eastAsia="Arial" w:hAnsi="Arial"/>
@@ -13317,7 +13317,7 @@
               <w:spacing w:after="10" w:before="0"/>
               <w:ind w:left="120"/>
             </w:pPr>
-            <w:hyperlink w:history="1" r:id="rId5r75e6lrz_4vcc3l1x_uw">
+            <w:hyperlink w:history="1" r:id="rIdgeqy-vlbpjd_eelqpk5ia">
               <w:r>
                 <w:rPr>
                   <w:rFonts w:ascii="Arial" w:cs="Arial" w:eastAsia="Arial" w:hAnsi="Arial"/>
@@ -13517,7 +13517,7 @@
             <w:pPr>
               <w:spacing w:after="20" w:before="0"/>
             </w:pPr>
-            <w:hyperlink w:history="1" r:id="rId_6swtpfuesfmnvyyuch5k">
+            <w:hyperlink w:history="1" r:id="rIdeixipcz4ffwckjo0lefze">
               <w:r>
                 <w:rPr>
                   <w:rFonts w:ascii="Arial" w:cs="Arial" w:eastAsia="Arial" w:hAnsi="Arial"/>
@@ -13566,7 +13566,7 @@
               <w:spacing w:after="10" w:before="0"/>
               <w:ind w:left="120"/>
             </w:pPr>
-            <w:hyperlink w:history="1" r:id="rIdcnd4nehgi1e7gwoiejvzr">
+            <w:hyperlink w:history="1" r:id="rIds-pxybceqalxixxbvpshx">
               <w:r>
                 <w:rPr>
                   <w:rFonts w:ascii="Arial" w:cs="Arial" w:eastAsia="Arial" w:hAnsi="Arial"/>
@@ -13611,7 +13611,7 @@
             <w:pPr>
               <w:spacing w:after="20" w:before="0"/>
             </w:pPr>
-            <w:hyperlink w:history="1" r:id="rIdzy7ijav6l-rzuoertmcf7">
+            <w:hyperlink w:history="1" r:id="rIdycxkyoj9qrnwokscaihsq">
               <w:r>
                 <w:rPr>
                   <w:rFonts w:ascii="Arial" w:cs="Arial" w:eastAsia="Arial" w:hAnsi="Arial"/>
@@ -13660,7 +13660,7 @@
               <w:spacing w:after="10" w:before="0"/>
               <w:ind w:left="120"/>
             </w:pPr>
-            <w:hyperlink w:history="1" r:id="rIdr7ztlxicdcjv31x84wqxt">
+            <w:hyperlink w:history="1" r:id="rIdogmublnwc6ijn4r2dq1bx">
               <w:r>
                 <w:rPr>
                   <w:rFonts w:ascii="Arial" w:cs="Arial" w:eastAsia="Arial" w:hAnsi="Arial"/>
@@ -13860,7 +13860,7 @@
             <w:pPr>
               <w:spacing w:after="20" w:before="0"/>
             </w:pPr>
-            <w:hyperlink w:history="1" r:id="rId0kyyfmob_7wuufkn0njpd">
+            <w:hyperlink w:history="1" r:id="rId2sfur52uo-zlcbcfnlpha">
               <w:r>
                 <w:rPr>
                   <w:rFonts w:ascii="Arial" w:cs="Arial" w:eastAsia="Arial" w:hAnsi="Arial"/>
@@ -13909,7 +13909,7 @@
               <w:spacing w:after="10" w:before="0"/>
               <w:ind w:left="120"/>
             </w:pPr>
-            <w:hyperlink w:history="1" r:id="rId4zbeek5embnk4qbqbdtvi">
+            <w:hyperlink w:history="1" r:id="rId65_p1bsq2ecxgchthjmop">
               <w:r>
                 <w:rPr>
                   <w:rFonts w:ascii="Arial" w:cs="Arial" w:eastAsia="Arial" w:hAnsi="Arial"/>
@@ -13954,7 +13954,7 @@
             <w:pPr>
               <w:spacing w:after="20" w:before="0"/>
             </w:pPr>
-            <w:hyperlink w:history="1" r:id="rIdnhzdl1gbotop5acjrpzsq">
+            <w:hyperlink w:history="1" r:id="rId5djzihyoks3eefnh9be2g">
               <w:r>
                 <w:rPr>
                   <w:rFonts w:ascii="Arial" w:cs="Arial" w:eastAsia="Arial" w:hAnsi="Arial"/>
@@ -14003,7 +14003,7 @@
               <w:spacing w:after="10" w:before="0"/>
               <w:ind w:left="120"/>
             </w:pPr>
-            <w:hyperlink w:history="1" r:id="rIdd5whayk-9f2jv5b8yjkxc">
+            <w:hyperlink w:history="1" r:id="rIdrxie5ib4zkfp2h0jdyry3">
               <w:r>
                 <w:rPr>
                   <w:rFonts w:ascii="Arial" w:cs="Arial" w:eastAsia="Arial" w:hAnsi="Arial"/>
@@ -14528,7 +14528,7 @@
         </w:rPr>
         <w:t xml:space="preserve">© 2026 SeaVuria and ARES. Aligned with KICD objectives. Developed by SeaVuria; technical implementation by ARES (with AI assistance from Claude). Licensed under </w:t>
       </w:r>
-      <w:hyperlink w:history="1" r:id="rIdkykzgjzbhahrzi2uugoou">
+      <w:hyperlink w:history="1" r:id="rId7ig2vtgyy1uxmdrh4uyhl">
         <w:r>
           <w:rPr>
             <w:rFonts w:ascii="Arial" w:cs="Arial" w:eastAsia="Arial" w:hAnsi="Arial"/>
@@ -14549,7 +14549,7 @@
         </w:rPr>
         <w:t xml:space="preserve"> (</w:t>
       </w:r>
-      <w:hyperlink w:history="1" r:id="rIdo_asd4hkmpppi1ekxvgwl">
+      <w:hyperlink w:history="1" r:id="rIdlp55gsadhz-d8xdppdh5w">
         <w:r>
           <w:rPr>
             <w:rFonts w:ascii="Arial" w:cs="Arial" w:eastAsia="Arial" w:hAnsi="Arial"/>
@@ -15589,7 +15589,7 @@
             <w:pPr>
               <w:spacing w:after="20" w:before="0"/>
             </w:pPr>
-            <w:hyperlink w:history="1" r:id="rIdndwr3vohjmx-ci-qnvido">
+            <w:hyperlink w:history="1" r:id="rIdtyca2a_2sowbcifh_gswz">
               <w:r>
                 <w:rPr>
                   <w:rFonts w:ascii="Arial" w:cs="Arial" w:eastAsia="Arial" w:hAnsi="Arial"/>
@@ -15622,7 +15622,7 @@
               <w:spacing w:after="10" w:before="0"/>
               <w:ind w:left="120"/>
             </w:pPr>
-            <w:hyperlink w:history="1" r:id="rIdbsvqmthzlxomphrtrlfut">
+            <w:hyperlink w:history="1" r:id="rId5szlh78vd0-acgdteag70">
               <w:r>
                 <w:rPr>
                   <w:rFonts w:ascii="Arial" w:cs="Arial" w:eastAsia="Arial" w:hAnsi="Arial"/>
@@ -15667,7 +15667,7 @@
             <w:pPr>
               <w:spacing w:after="20" w:before="0"/>
             </w:pPr>
-            <w:hyperlink w:history="1" r:id="rIdao0hbydlk3tapp2kghant">
+            <w:hyperlink w:history="1" r:id="rIddp175unv-rcogoihjimpl">
               <w:r>
                 <w:rPr>
                   <w:rFonts w:ascii="Arial" w:cs="Arial" w:eastAsia="Arial" w:hAnsi="Arial"/>
@@ -15700,7 +15700,7 @@
               <w:spacing w:after="10" w:before="0"/>
               <w:ind w:left="120"/>
             </w:pPr>
-            <w:hyperlink w:history="1" r:id="rId8gv3lthzdwn8eejfs9psu">
+            <w:hyperlink w:history="1" r:id="rId9uk9sgglmmzcmcli0eo5k">
               <w:r>
                 <w:rPr>
                   <w:rFonts w:ascii="Arial" w:cs="Arial" w:eastAsia="Arial" w:hAnsi="Arial"/>
@@ -15900,7 +15900,7 @@
             <w:pPr>
               <w:spacing w:after="20" w:before="0"/>
             </w:pPr>
-            <w:hyperlink w:history="1" r:id="rIdxcyfzkn0nloendobm-qnd">
+            <w:hyperlink w:history="1" r:id="rIdcub41sm_c8znucyj2msdj">
               <w:r>
                 <w:rPr>
                   <w:rFonts w:ascii="Arial" w:cs="Arial" w:eastAsia="Arial" w:hAnsi="Arial"/>
@@ -15933,7 +15933,7 @@
               <w:spacing w:after="10" w:before="0"/>
               <w:ind w:left="120"/>
             </w:pPr>
-            <w:hyperlink w:history="1" r:id="rIdfnjighehqsmdt-n2j39mf">
+            <w:hyperlink w:history="1" r:id="rId--hb12bxmux0sbdbdt5qs">
               <w:r>
                 <w:rPr>
                   <w:rFonts w:ascii="Arial" w:cs="Arial" w:eastAsia="Arial" w:hAnsi="Arial"/>
@@ -15978,7 +15978,7 @@
             <w:pPr>
               <w:spacing w:after="20" w:before="0"/>
             </w:pPr>
-            <w:hyperlink w:history="1" r:id="rIdlprrxjn0fjyfjj0aof4vr">
+            <w:hyperlink w:history="1" r:id="rIdx-9_t46zpi9lfzbu5srda">
               <w:r>
                 <w:rPr>
                   <w:rFonts w:ascii="Arial" w:cs="Arial" w:eastAsia="Arial" w:hAnsi="Arial"/>
@@ -16011,7 +16011,7 @@
               <w:spacing w:after="10" w:before="0"/>
               <w:ind w:left="120"/>
             </w:pPr>
-            <w:hyperlink w:history="1" r:id="rIdhfrbfkukcaqoanjago-h1">
+            <w:hyperlink w:history="1" r:id="rIduhs3km4zdoupymrp16jzs">
               <w:r>
                 <w:rPr>
                   <w:rFonts w:ascii="Arial" w:cs="Arial" w:eastAsia="Arial" w:hAnsi="Arial"/>
@@ -16211,7 +16211,7 @@
             <w:pPr>
               <w:spacing w:after="20" w:before="0"/>
             </w:pPr>
-            <w:hyperlink w:history="1" r:id="rIdq0pbx54-mbi-ljop-27tc">
+            <w:hyperlink w:history="1" r:id="rIdokmqcfro_gq-q1nnh73o2">
               <w:r>
                 <w:rPr>
                   <w:rFonts w:ascii="Arial" w:cs="Arial" w:eastAsia="Arial" w:hAnsi="Arial"/>
@@ -16260,7 +16260,7 @@
               <w:spacing w:after="10" w:before="0"/>
               <w:ind w:left="120"/>
             </w:pPr>
-            <w:hyperlink w:history="1" r:id="rIdmuger3hmx4krdz-p4xx_s">
+            <w:hyperlink w:history="1" r:id="rId9vrcslyroxq6qc-l1y1qd">
               <w:r>
                 <w:rPr>
                   <w:rFonts w:ascii="Arial" w:cs="Arial" w:eastAsia="Arial" w:hAnsi="Arial"/>
@@ -16305,7 +16305,7 @@
             <w:pPr>
               <w:spacing w:after="20" w:before="0"/>
             </w:pPr>
-            <w:hyperlink w:history="1" r:id="rIdwomh2zckh6gu562ssirfw">
+            <w:hyperlink w:history="1" r:id="rId87h1df60igtwtgpl6j2yo">
               <w:r>
                 <w:rPr>
                   <w:rFonts w:ascii="Arial" w:cs="Arial" w:eastAsia="Arial" w:hAnsi="Arial"/>
@@ -16354,7 +16354,7 @@
               <w:spacing w:after="10" w:before="0"/>
               <w:ind w:left="120"/>
             </w:pPr>
-            <w:hyperlink w:history="1" r:id="rIduoe7okzngxwjqzmwof2cw">
+            <w:hyperlink w:history="1" r:id="rId-ahucyl0zod4ql7rvvier">
               <w:r>
                 <w:rPr>
                   <w:rFonts w:ascii="Arial" w:cs="Arial" w:eastAsia="Arial" w:hAnsi="Arial"/>
@@ -16554,7 +16554,7 @@
             <w:pPr>
               <w:spacing w:after="20" w:before="0"/>
             </w:pPr>
-            <w:hyperlink w:history="1" r:id="rIdt3lekvxa0adzaxfimlrzy">
+            <w:hyperlink w:history="1" r:id="rId_udui8o7o8ksozn0-ekva">
               <w:r>
                 <w:rPr>
                   <w:rFonts w:ascii="Arial" w:cs="Arial" w:eastAsia="Arial" w:hAnsi="Arial"/>
@@ -16603,7 +16603,7 @@
               <w:spacing w:after="10" w:before="0"/>
               <w:ind w:left="120"/>
             </w:pPr>
-            <w:hyperlink w:history="1" r:id="rIdouzrq1zkdm8ajq5aqaaiz">
+            <w:hyperlink w:history="1" r:id="rId5adekmvmeasb2bt_9ah2j">
               <w:r>
                 <w:rPr>
                   <w:rFonts w:ascii="Arial" w:cs="Arial" w:eastAsia="Arial" w:hAnsi="Arial"/>
@@ -16648,7 +16648,7 @@
             <w:pPr>
               <w:spacing w:after="20" w:before="0"/>
             </w:pPr>
-            <w:hyperlink w:history="1" r:id="rIdh8peplwkavml7vzfvqvat">
+            <w:hyperlink w:history="1" r:id="rId4yyommmxbugul5-sdvq1r">
               <w:r>
                 <w:rPr>
                   <w:rFonts w:ascii="Arial" w:cs="Arial" w:eastAsia="Arial" w:hAnsi="Arial"/>
@@ -16697,7 +16697,7 @@
               <w:spacing w:after="10" w:before="0"/>
               <w:ind w:left="120"/>
             </w:pPr>
-            <w:hyperlink w:history="1" r:id="rIdmkor0j7tbltdcj_gj-7fn">
+            <w:hyperlink w:history="1" r:id="rIdz6o3n_xgmszmycvulelxl">
               <w:r>
                 <w:rPr>
                   <w:rFonts w:ascii="Arial" w:cs="Arial" w:eastAsia="Arial" w:hAnsi="Arial"/>
@@ -16897,7 +16897,7 @@
             <w:pPr>
               <w:spacing w:after="20" w:before="0"/>
             </w:pPr>
-            <w:hyperlink w:history="1" r:id="rIdejavuwvrp9aez67uykn1m">
+            <w:hyperlink w:history="1" r:id="rIdrfcqixv4veh1yxdp5r7xw">
               <w:r>
                 <w:rPr>
                   <w:rFonts w:ascii="Arial" w:cs="Arial" w:eastAsia="Arial" w:hAnsi="Arial"/>
@@ -16946,7 +16946,7 @@
               <w:spacing w:after="10" w:before="0"/>
               <w:ind w:left="120"/>
             </w:pPr>
-            <w:hyperlink w:history="1" r:id="rIdnquqvbngga7xkl-fsmmci">
+            <w:hyperlink w:history="1" r:id="rIdpc-tmqvw7prc1l4ceypfa">
               <w:r>
                 <w:rPr>
                   <w:rFonts w:ascii="Arial" w:cs="Arial" w:eastAsia="Arial" w:hAnsi="Arial"/>
@@ -16991,7 +16991,7 @@
             <w:pPr>
               <w:spacing w:after="20" w:before="0"/>
             </w:pPr>
-            <w:hyperlink w:history="1" r:id="rIdxgrxxeqwwfjhxxrym9vq-">
+            <w:hyperlink w:history="1" r:id="rIdyl9g-5meyepf578rce1zt">
               <w:r>
                 <w:rPr>
                   <w:rFonts w:ascii="Arial" w:cs="Arial" w:eastAsia="Arial" w:hAnsi="Arial"/>
@@ -17040,7 +17040,7 @@
               <w:spacing w:after="10" w:before="0"/>
               <w:ind w:left="120"/>
             </w:pPr>
-            <w:hyperlink w:history="1" r:id="rId1oibf6xsbtsbdjh9wnxnw">
+            <w:hyperlink w:history="1" r:id="rIdsynfpwhwcxuqvw7jz8dmo">
               <w:r>
                 <w:rPr>
                   <w:rFonts w:ascii="Arial" w:cs="Arial" w:eastAsia="Arial" w:hAnsi="Arial"/>
@@ -17565,7 +17565,7 @@
         </w:rPr>
         <w:t xml:space="preserve">© 2026 SeaVuria and ARES. Aligned with KICD objectives. Developed by SeaVuria; technical implementation by ARES (with AI assistance from Claude). Licensed under </w:t>
       </w:r>
-      <w:hyperlink w:history="1" r:id="rId0vyhl1os0a2257cwpublj">
+      <w:hyperlink w:history="1" r:id="rIduf1vmevoygegifo5ojvfd">
         <w:r>
           <w:rPr>
             <w:rFonts w:ascii="Arial" w:cs="Arial" w:eastAsia="Arial" w:hAnsi="Arial"/>
@@ -17586,7 +17586,7 @@
         </w:rPr>
         <w:t xml:space="preserve"> (</w:t>
       </w:r>
-      <w:hyperlink w:history="1" r:id="rIdumfb84unsjgbxcip9fgyw">
+      <w:hyperlink w:history="1" r:id="rIdmebn6echtta4s7_rzjuxo">
         <w:r>
           <w:rPr>
             <w:rFonts w:ascii="Arial" w:cs="Arial" w:eastAsia="Arial" w:hAnsi="Arial"/>
@@ -18626,7 +18626,7 @@
             <w:pPr>
               <w:spacing w:after="20" w:before="0"/>
             </w:pPr>
-            <w:hyperlink w:history="1" r:id="rIdp4vku5awdsdakbvzoeosg">
+            <w:hyperlink w:history="1" r:id="rIdibslzm1akr4grz3b-8pma">
               <w:r>
                 <w:rPr>
                   <w:rFonts w:ascii="Arial" w:cs="Arial" w:eastAsia="Arial" w:hAnsi="Arial"/>
@@ -18659,7 +18659,7 @@
               <w:spacing w:after="10" w:before="0"/>
               <w:ind w:left="120"/>
             </w:pPr>
-            <w:hyperlink w:history="1" r:id="rId6auhfwbtyiqceonplsitc">
+            <w:hyperlink w:history="1" r:id="rIdyxiaahxrqzctupibcng3d">
               <w:r>
                 <w:rPr>
                   <w:rFonts w:ascii="Arial" w:cs="Arial" w:eastAsia="Arial" w:hAnsi="Arial"/>
@@ -18704,7 +18704,7 @@
             <w:pPr>
               <w:spacing w:after="20" w:before="0"/>
             </w:pPr>
-            <w:hyperlink w:history="1" r:id="rIdckm6kct7xwih3wuc4mqle">
+            <w:hyperlink w:history="1" r:id="rId7jvztyj1gu5x7ab7qmivc">
               <w:r>
                 <w:rPr>
                   <w:rFonts w:ascii="Arial" w:cs="Arial" w:eastAsia="Arial" w:hAnsi="Arial"/>
@@ -18737,7 +18737,7 @@
               <w:spacing w:after="10" w:before="0"/>
               <w:ind w:left="120"/>
             </w:pPr>
-            <w:hyperlink w:history="1" r:id="rId0kmjqiilmydkx32k7cind">
+            <w:hyperlink w:history="1" r:id="rIdiwuuekl4xyq8f9ups9bwe">
               <w:r>
                 <w:rPr>
                   <w:rFonts w:ascii="Arial" w:cs="Arial" w:eastAsia="Arial" w:hAnsi="Arial"/>
@@ -18937,7 +18937,7 @@
             <w:pPr>
               <w:spacing w:after="20" w:before="0"/>
             </w:pPr>
-            <w:hyperlink w:history="1" r:id="rIdjanftsjnnip_8f284tzad">
+            <w:hyperlink w:history="1" r:id="rId-efv0idwj_kpsn9qk7xej">
               <w:r>
                 <w:rPr>
                   <w:rFonts w:ascii="Arial" w:cs="Arial" w:eastAsia="Arial" w:hAnsi="Arial"/>
@@ -18970,7 +18970,7 @@
               <w:spacing w:after="10" w:before="0"/>
               <w:ind w:left="120"/>
             </w:pPr>
-            <w:hyperlink w:history="1" r:id="rIdvficyyz95pqc_sx7h8ix_">
+            <w:hyperlink w:history="1" r:id="rIdpoeye7piesnce-vzddwxj">
               <w:r>
                 <w:rPr>
                   <w:rFonts w:ascii="Arial" w:cs="Arial" w:eastAsia="Arial" w:hAnsi="Arial"/>
@@ -19015,7 +19015,7 @@
             <w:pPr>
               <w:spacing w:after="20" w:before="0"/>
             </w:pPr>
-            <w:hyperlink w:history="1" r:id="rIdzyco5qkfigjh2zldjovn9">
+            <w:hyperlink w:history="1" r:id="rIdcdsdss5sza9kb49t9gz2q">
               <w:r>
                 <w:rPr>
                   <w:rFonts w:ascii="Arial" w:cs="Arial" w:eastAsia="Arial" w:hAnsi="Arial"/>
@@ -19048,7 +19048,7 @@
               <w:spacing w:after="10" w:before="0"/>
               <w:ind w:left="120"/>
             </w:pPr>
-            <w:hyperlink w:history="1" r:id="rId4dvbiuodoywojgludsgx_">
+            <w:hyperlink w:history="1" r:id="rIdx2rqfm3x5kj8pht892oje">
               <w:r>
                 <w:rPr>
                   <w:rFonts w:ascii="Arial" w:cs="Arial" w:eastAsia="Arial" w:hAnsi="Arial"/>
@@ -19248,7 +19248,7 @@
             <w:pPr>
               <w:spacing w:after="20" w:before="0"/>
             </w:pPr>
-            <w:hyperlink w:history="1" r:id="rId5d_n-z9fwyxwnok4qx4ek">
+            <w:hyperlink w:history="1" r:id="rIdhq6bz1hqh2kj6x04b6i1_">
               <w:r>
                 <w:rPr>
                   <w:rFonts w:ascii="Arial" w:cs="Arial" w:eastAsia="Arial" w:hAnsi="Arial"/>
@@ -19297,7 +19297,7 @@
               <w:spacing w:after="10" w:before="0"/>
               <w:ind w:left="120"/>
             </w:pPr>
-            <w:hyperlink w:history="1" r:id="rId3ho8qcuzxukr12feyigrh">
+            <w:hyperlink w:history="1" r:id="rIdd7xtfnmk3yo1y-69imkud">
               <w:r>
                 <w:rPr>
                   <w:rFonts w:ascii="Arial" w:cs="Arial" w:eastAsia="Arial" w:hAnsi="Arial"/>
@@ -19342,7 +19342,7 @@
             <w:pPr>
               <w:spacing w:after="20" w:before="0"/>
             </w:pPr>
-            <w:hyperlink w:history="1" r:id="rIdp_phatrqld5gpjic91krl">
+            <w:hyperlink w:history="1" r:id="rIdkneqpv7xewip3prtfxns4">
               <w:r>
                 <w:rPr>
                   <w:rFonts w:ascii="Arial" w:cs="Arial" w:eastAsia="Arial" w:hAnsi="Arial"/>
@@ -19391,7 +19391,7 @@
               <w:spacing w:after="10" w:before="0"/>
               <w:ind w:left="120"/>
             </w:pPr>
-            <w:hyperlink w:history="1" r:id="rId_fst4yrim3i4dxnso2qye">
+            <w:hyperlink w:history="1" r:id="rIdd-pnxc0i7bndxeqpxopgv">
               <w:r>
                 <w:rPr>
                   <w:rFonts w:ascii="Arial" w:cs="Arial" w:eastAsia="Arial" w:hAnsi="Arial"/>
@@ -19591,7 +19591,7 @@
             <w:pPr>
               <w:spacing w:after="20" w:before="0"/>
             </w:pPr>
-            <w:hyperlink w:history="1" r:id="rIdp7mnwyht3hxfdly61nbai">
+            <w:hyperlink w:history="1" r:id="rIdgdbawbucd2qvrby5zx9mp">
               <w:r>
                 <w:rPr>
                   <w:rFonts w:ascii="Arial" w:cs="Arial" w:eastAsia="Arial" w:hAnsi="Arial"/>
@@ -19640,7 +19640,7 @@
               <w:spacing w:after="10" w:before="0"/>
               <w:ind w:left="120"/>
             </w:pPr>
-            <w:hyperlink w:history="1" r:id="rIdrfyipgbx3kjfrt2nrbcnn">
+            <w:hyperlink w:history="1" r:id="rIdhcxfjaghkxxmy3wccuomt">
               <w:r>
                 <w:rPr>
                   <w:rFonts w:ascii="Arial" w:cs="Arial" w:eastAsia="Arial" w:hAnsi="Arial"/>
@@ -19685,7 +19685,7 @@
             <w:pPr>
               <w:spacing w:after="20" w:before="0"/>
             </w:pPr>
-            <w:hyperlink w:history="1" r:id="rIdh_ztf0v3gnao4owaoxtch">
+            <w:hyperlink w:history="1" r:id="rIdlmkmzgbp46xsw99y8uq_e">
               <w:r>
                 <w:rPr>
                   <w:rFonts w:ascii="Arial" w:cs="Arial" w:eastAsia="Arial" w:hAnsi="Arial"/>
@@ -19718,7 +19718,7 @@
               <w:spacing w:after="10" w:before="0"/>
               <w:ind w:left="120"/>
             </w:pPr>
-            <w:hyperlink w:history="1" r:id="rId1kvek0i_yhmbg6tpv-deh">
+            <w:hyperlink w:history="1" r:id="rIdchha0vrqx_ukoxecz61vl">
               <w:r>
                 <w:rPr>
                   <w:rFonts w:ascii="Arial" w:cs="Arial" w:eastAsia="Arial" w:hAnsi="Arial"/>
@@ -19918,7 +19918,7 @@
             <w:pPr>
               <w:spacing w:after="20" w:before="0"/>
             </w:pPr>
-            <w:hyperlink w:history="1" r:id="rIdwp4nujkfwzkadg9i7xcjf">
+            <w:hyperlink w:history="1" r:id="rIdkdgtzxumqsoh7jcyuth1q">
               <w:r>
                 <w:rPr>
                   <w:rFonts w:ascii="Arial" w:cs="Arial" w:eastAsia="Arial" w:hAnsi="Arial"/>
@@ -19967,7 +19967,7 @@
               <w:spacing w:after="10" w:before="0"/>
               <w:ind w:left="120"/>
             </w:pPr>
-            <w:hyperlink w:history="1" r:id="rIdu_axcs1umofxrgi7gd7jg">
+            <w:hyperlink w:history="1" r:id="rId-aiqrsdbllckj7t5wjfhz">
               <w:r>
                 <w:rPr>
                   <w:rFonts w:ascii="Arial" w:cs="Arial" w:eastAsia="Arial" w:hAnsi="Arial"/>
@@ -20012,7 +20012,7 @@
             <w:pPr>
               <w:spacing w:after="20" w:before="0"/>
             </w:pPr>
-            <w:hyperlink w:history="1" r:id="rIdai5dtkjldtfdmhuvf9hmj">
+            <w:hyperlink w:history="1" r:id="rIdrrfztaptsfw3wzyt6kpqs">
               <w:r>
                 <w:rPr>
                   <w:rFonts w:ascii="Arial" w:cs="Arial" w:eastAsia="Arial" w:hAnsi="Arial"/>
@@ -20045,7 +20045,7 @@
               <w:spacing w:after="10" w:before="0"/>
               <w:ind w:left="120"/>
             </w:pPr>
-            <w:hyperlink w:history="1" r:id="rIdgyzxeoudhuv_b4xtm18sf">
+            <w:hyperlink w:history="1" r:id="rId0rdchfun4zetm_sws732p">
               <w:r>
                 <w:rPr>
                   <w:rFonts w:ascii="Arial" w:cs="Arial" w:eastAsia="Arial" w:hAnsi="Arial"/>
@@ -20570,7 +20570,7 @@
         </w:rPr>
         <w:t xml:space="preserve">© 2026 SeaVuria and ARES. Aligned with KICD objectives. Developed by SeaVuria; technical implementation by ARES (with AI assistance from Claude). Licensed under </w:t>
       </w:r>
-      <w:hyperlink w:history="1" r:id="rIddqvqfkjsxbvn0rqonrxgr">
+      <w:hyperlink w:history="1" r:id="rIdapgxw-q63nswv7esy4yqu">
         <w:r>
           <w:rPr>
             <w:rFonts w:ascii="Arial" w:cs="Arial" w:eastAsia="Arial" w:hAnsi="Arial"/>
@@ -20591,7 +20591,7 @@
         </w:rPr>
         <w:t xml:space="preserve"> (</w:t>
       </w:r>
-      <w:hyperlink w:history="1" r:id="rId5we_s2sfba65zpatmgnxq">
+      <w:hyperlink w:history="1" r:id="rIdcvxln8ctb1ikkzv8preeh">
         <w:r>
           <w:rPr>
             <w:rFonts w:ascii="Arial" w:cs="Arial" w:eastAsia="Arial" w:hAnsi="Arial"/>
@@ -21631,7 +21631,7 @@
             <w:pPr>
               <w:spacing w:after="20" w:before="0"/>
             </w:pPr>
-            <w:hyperlink w:history="1" r:id="rIdmemmiuxozvsqjvwtmsk6l">
+            <w:hyperlink w:history="1" r:id="rId5uebvwx5su-k3wt-k2mew">
               <w:r>
                 <w:rPr>
                   <w:rFonts w:ascii="Arial" w:cs="Arial" w:eastAsia="Arial" w:hAnsi="Arial"/>
@@ -21680,7 +21680,7 @@
               <w:spacing w:after="10" w:before="0"/>
               <w:ind w:left="120"/>
             </w:pPr>
-            <w:hyperlink w:history="1" r:id="rIdwpfsiga3uvk74l0oxw8n3">
+            <w:hyperlink w:history="1" r:id="rIdct4fi7bwlj1c_a_knpcqs">
               <w:r>
                 <w:rPr>
                   <w:rFonts w:ascii="Arial" w:cs="Arial" w:eastAsia="Arial" w:hAnsi="Arial"/>
@@ -21725,7 +21725,7 @@
             <w:pPr>
               <w:spacing w:after="20" w:before="0"/>
             </w:pPr>
-            <w:hyperlink w:history="1" r:id="rIdlqw9_sabyaiqvulretgl6">
+            <w:hyperlink w:history="1" r:id="rId3w8rfdieym70-8tv_lw_-">
               <w:r>
                 <w:rPr>
                   <w:rFonts w:ascii="Arial" w:cs="Arial" w:eastAsia="Arial" w:hAnsi="Arial"/>
@@ -21758,7 +21758,7 @@
               <w:spacing w:after="10" w:before="0"/>
               <w:ind w:left="120"/>
             </w:pPr>
-            <w:hyperlink w:history="1" r:id="rId6imueiqhqhi-sqpxzd6hi">
+            <w:hyperlink w:history="1" r:id="rIdtx6cf452ediioru0c-hig">
               <w:r>
                 <w:rPr>
                   <w:rFonts w:ascii="Arial" w:cs="Arial" w:eastAsia="Arial" w:hAnsi="Arial"/>
@@ -21958,7 +21958,7 @@
             <w:pPr>
               <w:spacing w:after="20" w:before="0"/>
             </w:pPr>
-            <w:hyperlink w:history="1" r:id="rId9iiybib637lww9c2zq320">
+            <w:hyperlink w:history="1" r:id="rIdo_hqurqigydu34gljll6h">
               <w:r>
                 <w:rPr>
                   <w:rFonts w:ascii="Arial" w:cs="Arial" w:eastAsia="Arial" w:hAnsi="Arial"/>
@@ -22007,7 +22007,7 @@
               <w:spacing w:after="10" w:before="0"/>
               <w:ind w:left="120"/>
             </w:pPr>
-            <w:hyperlink w:history="1" r:id="rIdaj5n09sqvpxdhmnezdkky">
+            <w:hyperlink w:history="1" r:id="rIdhbowsvqlis-smzufdldoh">
               <w:r>
                 <w:rPr>
                   <w:rFonts w:ascii="Arial" w:cs="Arial" w:eastAsia="Arial" w:hAnsi="Arial"/>
@@ -22052,7 +22052,7 @@
             <w:pPr>
               <w:spacing w:after="20" w:before="0"/>
             </w:pPr>
-            <w:hyperlink w:history="1" r:id="rId6op-t50tq11iwf9hooakq">
+            <w:hyperlink w:history="1" r:id="rId-syur56awzdftphtidh-l">
               <w:r>
                 <w:rPr>
                   <w:rFonts w:ascii="Arial" w:cs="Arial" w:eastAsia="Arial" w:hAnsi="Arial"/>
@@ -22085,7 +22085,7 @@
               <w:spacing w:after="10" w:before="0"/>
               <w:ind w:left="120"/>
             </w:pPr>
-            <w:hyperlink w:history="1" r:id="rIdx_4d7zmp6k6vekwhfd37q">
+            <w:hyperlink w:history="1" r:id="rIdyw4dvueyuhzyrnjlechro">
               <w:r>
                 <w:rPr>
                   <w:rFonts w:ascii="Arial" w:cs="Arial" w:eastAsia="Arial" w:hAnsi="Arial"/>
@@ -22565,7 +22565,7 @@
             <w:pPr>
               <w:spacing w:after="20" w:before="0"/>
             </w:pPr>
-            <w:hyperlink w:history="1" r:id="rIdxwgjzgvykwp8ksm5s0b5t">
+            <w:hyperlink w:history="1" r:id="rIdf0udw-yl7fgv0qi0yni_c">
               <w:r>
                 <w:rPr>
                   <w:rFonts w:ascii="Arial" w:cs="Arial" w:eastAsia="Arial" w:hAnsi="Arial"/>
@@ -22614,7 +22614,7 @@
               <w:spacing w:after="10" w:before="0"/>
               <w:ind w:left="120"/>
             </w:pPr>
-            <w:hyperlink w:history="1" r:id="rIdvzbw3wedjws8ks9lib6we">
+            <w:hyperlink w:history="1" r:id="rIddgreeif3dtdxn5g0ei4wz">
               <w:r>
                 <w:rPr>
                   <w:rFonts w:ascii="Arial" w:cs="Arial" w:eastAsia="Arial" w:hAnsi="Arial"/>
@@ -22659,7 +22659,7 @@
             <w:pPr>
               <w:spacing w:after="20" w:before="0"/>
             </w:pPr>
-            <w:hyperlink w:history="1" r:id="rIdykg7cno7bfl9ca-ucrhsa">
+            <w:hyperlink w:history="1" r:id="rIdu8z7omeopaiwowfgptvzy">
               <w:r>
                 <w:rPr>
                   <w:rFonts w:ascii="Arial" w:cs="Arial" w:eastAsia="Arial" w:hAnsi="Arial"/>
@@ -22708,7 +22708,7 @@
               <w:spacing w:after="10" w:before="0"/>
               <w:ind w:left="120"/>
             </w:pPr>
-            <w:hyperlink w:history="1" r:id="rId5pckighqtjzyjv1u2yyhk">
+            <w:hyperlink w:history="1" r:id="rId2rbprq-_ydwap2wukvzrs">
               <w:r>
                 <w:rPr>
                   <w:rFonts w:ascii="Arial" w:cs="Arial" w:eastAsia="Arial" w:hAnsi="Arial"/>
@@ -22948,7 +22948,7 @@
             <w:pPr>
               <w:spacing w:after="20" w:before="0"/>
             </w:pPr>
-            <w:hyperlink w:history="1" r:id="rId2iyfydaaaprflttsjz-0r">
+            <w:hyperlink w:history="1" r:id="rIdbmy3hlj3cabhpslznnige">
               <w:r>
                 <w:rPr>
                   <w:rFonts w:ascii="Arial" w:cs="Arial" w:eastAsia="Arial" w:hAnsi="Arial"/>
@@ -22997,7 +22997,7 @@
               <w:spacing w:after="10" w:before="0"/>
               <w:ind w:left="120"/>
             </w:pPr>
-            <w:hyperlink w:history="1" r:id="rIdcisotj3foj5duk-2j5sxv">
+            <w:hyperlink w:history="1" r:id="rIdwlcweghrpq1ws49doxnwk">
               <w:r>
                 <w:rPr>
                   <w:rFonts w:ascii="Arial" w:cs="Arial" w:eastAsia="Arial" w:hAnsi="Arial"/>
@@ -23042,7 +23042,7 @@
             <w:pPr>
               <w:spacing w:after="20" w:before="0"/>
             </w:pPr>
-            <w:hyperlink w:history="1" r:id="rId6--ayst6x5eeefx-xbv7y">
+            <w:hyperlink w:history="1" r:id="rId0l63cb7knnkvtspr9ezjk">
               <w:r>
                 <w:rPr>
                   <w:rFonts w:ascii="Arial" w:cs="Arial" w:eastAsia="Arial" w:hAnsi="Arial"/>
@@ -23091,7 +23091,7 @@
               <w:spacing w:after="10" w:before="0"/>
               <w:ind w:left="120"/>
             </w:pPr>
-            <w:hyperlink w:history="1" r:id="rIdamwme-epesa3a22rzgwbh">
+            <w:hyperlink w:history="1" r:id="rIdnviebir6bddi-4epezsti">
               <w:r>
                 <w:rPr>
                   <w:rFonts w:ascii="Arial" w:cs="Arial" w:eastAsia="Arial" w:hAnsi="Arial"/>
@@ -23291,7 +23291,7 @@
             <w:pPr>
               <w:spacing w:after="20" w:before="0"/>
             </w:pPr>
-            <w:hyperlink w:history="1" r:id="rIdxoodyljvausi9fsc7dv79">
+            <w:hyperlink w:history="1" r:id="rIdvgva9fvn_s9-wsxbnkonq">
               <w:r>
                 <w:rPr>
                   <w:rFonts w:ascii="Arial" w:cs="Arial" w:eastAsia="Arial" w:hAnsi="Arial"/>
@@ -23340,7 +23340,7 @@
               <w:spacing w:after="10" w:before="0"/>
               <w:ind w:left="120"/>
             </w:pPr>
-            <w:hyperlink w:history="1" r:id="rIdcfrmjw9lybkwdl5gybrqx">
+            <w:hyperlink w:history="1" r:id="rIdxovycpoplfyl33iddwu3f">
               <w:r>
                 <w:rPr>
                   <w:rFonts w:ascii="Arial" w:cs="Arial" w:eastAsia="Arial" w:hAnsi="Arial"/>
@@ -23385,7 +23385,7 @@
             <w:pPr>
               <w:spacing w:after="20" w:before="0"/>
             </w:pPr>
-            <w:hyperlink w:history="1" r:id="rIdnsd37b0nskdt5ug9nqty1">
+            <w:hyperlink w:history="1" r:id="rIdwfynjtm54igt1jtm0rxb4">
               <w:r>
                 <w:rPr>
                   <w:rFonts w:ascii="Arial" w:cs="Arial" w:eastAsia="Arial" w:hAnsi="Arial"/>
@@ -23434,7 +23434,7 @@
               <w:spacing w:after="10" w:before="0"/>
               <w:ind w:left="120"/>
             </w:pPr>
-            <w:hyperlink w:history="1" r:id="rId4ezhofndv4mfjpputdmw3">
+            <w:hyperlink w:history="1" r:id="rId8xwjqczkvj1w4ltlfvojv">
               <w:r>
                 <w:rPr>
                   <w:rFonts w:ascii="Arial" w:cs="Arial" w:eastAsia="Arial" w:hAnsi="Arial"/>
@@ -24059,7 +24059,7 @@
         </w:rPr>
         <w:t xml:space="preserve">© 2026 SeaVuria and ARES. Aligned with KICD objectives. Developed by SeaVuria; technical implementation by ARES (with AI assistance from Claude). Licensed under </w:t>
       </w:r>
-      <w:hyperlink w:history="1" r:id="rIdflenlolzzwo-j9quura6d">
+      <w:hyperlink w:history="1" r:id="rIdwna5xjjjlldic_0c7_gtx">
         <w:r>
           <w:rPr>
             <w:rFonts w:ascii="Arial" w:cs="Arial" w:eastAsia="Arial" w:hAnsi="Arial"/>
@@ -24080,7 +24080,7 @@
         </w:rPr>
         <w:t xml:space="preserve"> (</w:t>
       </w:r>
-      <w:hyperlink w:history="1" r:id="rIdxzgmu8g9f82ixen8bkafm">
+      <w:hyperlink w:history="1" r:id="rIdyiqxspy3iyegtoeq8gqwo">
         <w:r>
           <w:rPr>
             <w:rFonts w:ascii="Arial" w:cs="Arial" w:eastAsia="Arial" w:hAnsi="Arial"/>
@@ -25240,7 +25240,7 @@
             <w:pPr>
               <w:spacing w:after="20" w:before="0"/>
             </w:pPr>
-            <w:hyperlink w:history="1" r:id="rId0jrhkmvuuh8ahahamfnjz">
+            <w:hyperlink w:history="1" r:id="rIdetfulmrhuplg5o8qolq38">
               <w:r>
                 <w:rPr>
                   <w:rFonts w:ascii="Arial" w:cs="Arial" w:eastAsia="Arial" w:hAnsi="Arial"/>
@@ -25273,7 +25273,7 @@
               <w:spacing w:after="10" w:before="0"/>
               <w:ind w:left="120"/>
             </w:pPr>
-            <w:hyperlink w:history="1" r:id="rIdzsykl8cwgnhxjeowthnu6">
+            <w:hyperlink w:history="1" r:id="rIdfzlwwmxsjlnndpcqcfm2q">
               <w:r>
                 <w:rPr>
                   <w:rFonts w:ascii="Arial" w:cs="Arial" w:eastAsia="Arial" w:hAnsi="Arial"/>
@@ -25318,7 +25318,7 @@
             <w:pPr>
               <w:spacing w:after="20" w:before="0"/>
             </w:pPr>
-            <w:hyperlink w:history="1" r:id="rIdeszzh3xtrdridozezo_yh">
+            <w:hyperlink w:history="1" r:id="rIdnxadtsf-8q3wduorlvilo">
               <w:r>
                 <w:rPr>
                   <w:rFonts w:ascii="Arial" w:cs="Arial" w:eastAsia="Arial" w:hAnsi="Arial"/>
@@ -25351,7 +25351,7 @@
               <w:spacing w:after="10" w:before="0"/>
               <w:ind w:left="120"/>
             </w:pPr>
-            <w:hyperlink w:history="1" r:id="rIdz5ym3cn2xrolngk_s5iez">
+            <w:hyperlink w:history="1" r:id="rIdl7nqzfdzlsbfju5a4w7q7">
               <w:r>
                 <w:rPr>
                   <w:rFonts w:ascii="Arial" w:cs="Arial" w:eastAsia="Arial" w:hAnsi="Arial"/>
@@ -25551,7 +25551,7 @@
             <w:pPr>
               <w:spacing w:after="20" w:before="0"/>
             </w:pPr>
-            <w:hyperlink w:history="1" r:id="rId5kokvig2fhcmdncedkf08">
+            <w:hyperlink w:history="1" r:id="rIdsp0-0rliy4yxzgduhf5_9">
               <w:r>
                 <w:rPr>
                   <w:rFonts w:ascii="Arial" w:cs="Arial" w:eastAsia="Arial" w:hAnsi="Arial"/>
@@ -25584,7 +25584,7 @@
               <w:spacing w:after="10" w:before="0"/>
               <w:ind w:left="120"/>
             </w:pPr>
-            <w:hyperlink w:history="1" r:id="rIdqhlky4bqfmukpdak6fkt0">
+            <w:hyperlink w:history="1" r:id="rIdu8jfsgeeqpi73x_4uj1ct">
               <w:r>
                 <w:rPr>
                   <w:rFonts w:ascii="Arial" w:cs="Arial" w:eastAsia="Arial" w:hAnsi="Arial"/>
@@ -25629,7 +25629,7 @@
             <w:pPr>
               <w:spacing w:after="20" w:before="0"/>
             </w:pPr>
-            <w:hyperlink w:history="1" r:id="rId602qmswgcvw2t14loay7u">
+            <w:hyperlink w:history="1" r:id="rIdw0psxl4l8ju-euddrbsak">
               <w:r>
                 <w:rPr>
                   <w:rFonts w:ascii="Arial" w:cs="Arial" w:eastAsia="Arial" w:hAnsi="Arial"/>
@@ -25662,7 +25662,7 @@
               <w:spacing w:after="10" w:before="0"/>
               <w:ind w:left="120"/>
             </w:pPr>
-            <w:hyperlink w:history="1" r:id="rIddpuarxerqojqwwft6dimq">
+            <w:hyperlink w:history="1" r:id="rId3mwcibkhy7wioy21be4-7">
               <w:r>
                 <w:rPr>
                   <w:rFonts w:ascii="Arial" w:cs="Arial" w:eastAsia="Arial" w:hAnsi="Arial"/>
@@ -25862,7 +25862,7 @@
             <w:pPr>
               <w:spacing w:after="20" w:before="0"/>
             </w:pPr>
-            <w:hyperlink w:history="1" r:id="rId0d9jcmp0c3u_towit0izl">
+            <w:hyperlink w:history="1" r:id="rId8kfn1uiwuuiv2osfoiwcg">
               <w:r>
                 <w:rPr>
                   <w:rFonts w:ascii="Arial" w:cs="Arial" w:eastAsia="Arial" w:hAnsi="Arial"/>
@@ -25911,7 +25911,7 @@
               <w:spacing w:after="10" w:before="0"/>
               <w:ind w:left="120"/>
             </w:pPr>
-            <w:hyperlink w:history="1" r:id="rId3bpo4tigwewyycckz_eos">
+            <w:hyperlink w:history="1" r:id="rId2yl3odwezr6sgals2tnmc">
               <w:r>
                 <w:rPr>
                   <w:rFonts w:ascii="Arial" w:cs="Arial" w:eastAsia="Arial" w:hAnsi="Arial"/>
@@ -25956,7 +25956,7 @@
             <w:pPr>
               <w:spacing w:after="20" w:before="0"/>
             </w:pPr>
-            <w:hyperlink w:history="1" r:id="rId28fqz9gz-lzxhhorhmluf">
+            <w:hyperlink w:history="1" r:id="rIdb0_zhkd7c37bxznv26iqr">
               <w:r>
                 <w:rPr>
                   <w:rFonts w:ascii="Arial" w:cs="Arial" w:eastAsia="Arial" w:hAnsi="Arial"/>
@@ -25989,7 +25989,7 @@
               <w:spacing w:after="10" w:before="0"/>
               <w:ind w:left="120"/>
             </w:pPr>
-            <w:hyperlink w:history="1" r:id="rIdee4egbqofvp_yl5fpxuib">
+            <w:hyperlink w:history="1" r:id="rId_vbcp7i0tpeeubmbgglyz">
               <w:r>
                 <w:rPr>
                   <w:rFonts w:ascii="Arial" w:cs="Arial" w:eastAsia="Arial" w:hAnsi="Arial"/>
@@ -26189,7 +26189,7 @@
             <w:pPr>
               <w:spacing w:after="20" w:before="0"/>
             </w:pPr>
-            <w:hyperlink w:history="1" r:id="rIdn4jopbu5sk7ybezgddiik">
+            <w:hyperlink w:history="1" r:id="rIde41dk_frvwtp3k8qbizs0">
               <w:r>
                 <w:rPr>
                   <w:rFonts w:ascii="Arial" w:cs="Arial" w:eastAsia="Arial" w:hAnsi="Arial"/>
@@ -26222,7 +26222,7 @@
               <w:spacing w:after="10" w:before="0"/>
               <w:ind w:left="120"/>
             </w:pPr>
-            <w:hyperlink w:history="1" r:id="rId62ofwpkcyi9mqpvkmmxhe">
+            <w:hyperlink w:history="1" r:id="rIdbl3gmhmw5-pa68uqeisp-">
               <w:r>
                 <w:rPr>
                   <w:rFonts w:ascii="Arial" w:cs="Arial" w:eastAsia="Arial" w:hAnsi="Arial"/>
@@ -26267,7 +26267,7 @@
             <w:pPr>
               <w:spacing w:after="20" w:before="0"/>
             </w:pPr>
-            <w:hyperlink w:history="1" r:id="rIdfaf9uipaykn4vck8hcud0">
+            <w:hyperlink w:history="1" r:id="rIdd7enwzzqebwr1sxuoysii">
               <w:r>
                 <w:rPr>
                   <w:rFonts w:ascii="Arial" w:cs="Arial" w:eastAsia="Arial" w:hAnsi="Arial"/>
@@ -26300,7 +26300,7 @@
               <w:spacing w:after="10" w:before="0"/>
               <w:ind w:left="120"/>
             </w:pPr>
-            <w:hyperlink w:history="1" r:id="rId8czukwtssyejo4osfj_ml">
+            <w:hyperlink w:history="1" r:id="rIdwoc-mde4qd8caa4neu0yc">
               <w:r>
                 <w:rPr>
                   <w:rFonts w:ascii="Arial" w:cs="Arial" w:eastAsia="Arial" w:hAnsi="Arial"/>
@@ -26500,7 +26500,7 @@
             <w:pPr>
               <w:spacing w:after="20" w:before="0"/>
             </w:pPr>
-            <w:hyperlink w:history="1" r:id="rIdcum7fecsqoii6egihoa2u">
+            <w:hyperlink w:history="1" r:id="rIdv0djwrgtbgmdbaw81ljo-">
               <w:r>
                 <w:rPr>
                   <w:rFonts w:ascii="Arial" w:cs="Arial" w:eastAsia="Arial" w:hAnsi="Arial"/>
@@ -26533,7 +26533,7 @@
               <w:spacing w:after="10" w:before="0"/>
               <w:ind w:left="120"/>
             </w:pPr>
-            <w:hyperlink w:history="1" r:id="rIdnf8ynjlfcohr-_lhdgb1w">
+            <w:hyperlink w:history="1" r:id="rIdw7nfjbwlhjxrpyaqa8ncn">
               <w:r>
                 <w:rPr>
                   <w:rFonts w:ascii="Arial" w:cs="Arial" w:eastAsia="Arial" w:hAnsi="Arial"/>
@@ -26578,7 +26578,7 @@
             <w:pPr>
               <w:spacing w:after="20" w:before="0"/>
             </w:pPr>
-            <w:hyperlink w:history="1" r:id="rIdzd8yvlwseywcrjb46fbrm">
+            <w:hyperlink w:history="1" r:id="rIdqizuaveuib4cnuawts5xo">
               <w:r>
                 <w:rPr>
                   <w:rFonts w:ascii="Arial" w:cs="Arial" w:eastAsia="Arial" w:hAnsi="Arial"/>
@@ -26611,7 +26611,7 @@
               <w:spacing w:after="10" w:before="0"/>
               <w:ind w:left="120"/>
             </w:pPr>
-            <w:hyperlink w:history="1" r:id="rIdhzqndybw4oikhxmfu1gbc">
+            <w:hyperlink w:history="1" r:id="rIdu6kopcapwegkgbrjyw_mo">
               <w:r>
                 <w:rPr>
                   <w:rFonts w:ascii="Arial" w:cs="Arial" w:eastAsia="Arial" w:hAnsi="Arial"/>
@@ -27136,7 +27136,7 @@
         </w:rPr>
         <w:t xml:space="preserve">© 2026 SeaVuria and ARES. Aligned with KICD objectives. Developed by SeaVuria; technical implementation by ARES (with AI assistance from Claude). Licensed under </w:t>
       </w:r>
-      <w:hyperlink w:history="1" r:id="rId7inp07rogqngwoawjvgsm">
+      <w:hyperlink w:history="1" r:id="rIdgxwrjbgcrzqihumbjczkh">
         <w:r>
           <w:rPr>
             <w:rFonts w:ascii="Arial" w:cs="Arial" w:eastAsia="Arial" w:hAnsi="Arial"/>
@@ -27157,7 +27157,7 @@
         </w:rPr>
         <w:t xml:space="preserve"> (</w:t>
       </w:r>
-      <w:hyperlink w:history="1" r:id="rId8rd0mvr_rwq2zbn3q9ajd">
+      <w:hyperlink w:history="1" r:id="rIdmcoz9tvaoxwvllkwg-lf8">
         <w:r>
           <w:rPr>
             <w:rFonts w:ascii="Arial" w:cs="Arial" w:eastAsia="Arial" w:hAnsi="Arial"/>
